--- a/paper/bmjqs_v2_overtime/submission/manuscript.docx
+++ b/paper/bmjqs_v2_overtime/submission/manuscript.docx
@@ -13,7 +13,7 @@
           <w:b/>
           <w:sz w:val="28"/>
         </w:rPr>
-        <w:t>Where does operating-room overtime come from, and who pays for it? A 79,352-case analysis of one tertiary centre</w:t>
+        <w:t>Where does operating-room overtime come from? A 79,352-case retrospective analysis</w:t>
       </w:r>
     </w:p>
     <w:p>
@@ -89,7 +89,7 @@
           <w:i w:val="0"/>
           <w:sz w:val="24"/>
         </w:rPr>
-        <w:t xml:space="preserve"> ~3,500 (body text)</w:t>
+        <w:t xml:space="preserve"> ~3,400 (body text)</w:t>
       </w:r>
     </w:p>
     <w:p>
@@ -147,7 +147,7 @@
           <w:rFonts w:ascii="Times New Roman" w:hAnsi="Times New Roman"/>
           <w:sz w:val="24"/>
         </w:rPr>
-        <w:t xml:space="preserve"> To characterise where operating-room overtime originates within a high-volume tertiary hospital and to connect the operational pattern to published evidence on staff and patient harms.</w:t>
+        <w:t xml:space="preserve"> To characterise operating-room overtime within a high-volume tertiary hospital: its distribution across rooms and the operational factors associated with it.</w:t>
       </w:r>
     </w:p>
     <w:p>
@@ -189,7 +189,7 @@
           <w:rFonts w:ascii="Times New Roman" w:hAnsi="Times New Roman"/>
           <w:sz w:val="24"/>
         </w:rPr>
-        <w:t xml:space="preserve"> Campus Genk of the Ziekenhuis Oost-Limburg network, Belgium, a 24/7 tertiary hospital running 18 surgical operating rooms.</w:t>
+        <w:t xml:space="preserve"> A 24/7 tertiary hospital in Belgium running 18 surgical operating rooms.</w:t>
       </w:r>
     </w:p>
     <w:p>
@@ -231,7 +231,7 @@
           <w:rFonts w:ascii="Times New Roman" w:hAnsi="Times New Roman"/>
           <w:sz w:val="24"/>
         </w:rPr>
-        <w:t xml:space="preserve"> Case-level overtime flag and overtime minutes (time past the end of the case's assigned shift), by room, weekday, shift, and urgency. Shift-transition displacement, start-time deviation, and duration-estimation accuracy as candidate mechanisms.</w:t>
+        <w:t xml:space="preserve"> Case-level overtime (time past the assigned shift end), by room, weekday, shift, and urgency. Start-time deviation, duration-estimation accuracy, shift displacement, and urgent-elective overlap as candidate contributing factors.</w:t>
       </w:r>
     </w:p>
     <w:p>
@@ -252,7 +252,7 @@
           <w:rFonts w:ascii="Times New Roman" w:hAnsi="Times New Roman"/>
           <w:sz w:val="24"/>
         </w:rPr>
-        <w:t xml:space="preserve"> 7,729 cases (9.7%) ran past the end of their assigned shift, with a mean overtime of 60.3 minutes (calculated among overtime cases) and a 95th percentile of 197 minutes. Overtime was concentrated in a small number of rooms: one room (GO10) ran overtime on 32.9% of its cases with a mean overrun of 154 minutes, while the lowest-overtime room (GO14) ran overtime on 3.5%. 4,151 cases (5.2%) were performed in a different shift than originally planned, with a mean start delay of 398 minutes and a mean duration 22 minutes shorter than planned, indicating upstream displacement rather than individual overruns. Urgent-elective overlap in the same operating room occurred on 68.8% of observation days and added roughly 30 minutes to elective start times. First-case punctuality did not predict room-level overtime.</w:t>
+        <w:t xml:space="preserve"> 7,729 cases (9.7%) ran past the end of their assigned shift, with a mean overtime of 60.3 minutes and a 95th percentile of 197 minutes. Overtime concentrated in a small number of rooms: OR10 ran overtime on 32.9% of its cases (mean 154 minutes), while OR14 ran overtime on 3.5%. Urgent cases ran after-hours at more than twice the elective rate (18.2% versus 8.3%). Urgent-elective overlap in the same room occurred on 68.8% of observation days and added roughly 30 minutes to elective start times. First-case punctuality and inter-case idle time showed no consistent association with room-level overtime.</w:t>
       </w:r>
     </w:p>
     <w:p>
@@ -273,7 +273,7 @@
           <w:rFonts w:ascii="Times New Roman" w:hAnsi="Times New Roman"/>
           <w:sz w:val="24"/>
         </w:rPr>
-        <w:t xml:space="preserve"> At this tertiary centre, overtime was concentrated, cascading, and driven by mid-day displacement rather than by late starts or individual case overruns. Room-level overtime tracking and mid-day flow metrics are more practical targets for quality improvement than utilisation or first-case punctuality.</w:t>
+        <w:t xml:space="preserve"> At this tertiary hospital, overtime concentrated in a small number of rooms, with case-mix complexity and urgent-elective overlap as the most visible associated factors. Room-level overtime monitoring and scheduling that accounts for urgent-case flow are more practical targets for quality improvement than first-case punctuality alone.</w:t>
       </w:r>
     </w:p>
     <w:p>
@@ -302,22 +302,7 @@
           <w:i w:val="0"/>
           <w:sz w:val="24"/>
         </w:rPr>
-        <w:t>Ziekenhuis Oost-Limburg (ZOL) is running a multi-phase programme to improve operating-theatre performance across its hospital network. Phase 1 of the programme characterises scheduled-versus-observed performance from administrative data. Phase 2 will link the operational patterns to patient outcomes. Phase 3 will build predictive scheduling tools. This paper reports Phase 1 findings for one specific aspect of operating-room performance: overtime.</w:t>
-      </w:r>
-    </w:p>
-    <w:p>
-      <w:pPr>
-        <w:spacing w:after="120" w:before="0" w:line="480" w:lineRule="exact"/>
-        <w:jc w:val="left"/>
-      </w:pPr>
-      <w:r>
-        <w:rPr>
-          <w:rFonts w:ascii="Times New Roman" w:hAnsi="Times New Roman"/>
-          <w:b w:val="0"/>
-          <w:i w:val="0"/>
-          <w:sz w:val="24"/>
-        </w:rPr>
-        <w:t>Overtime is the binding economic cost in operating-room (OR) operations; overutilised time is approximately twice as expensive as underutilised time.</w:t>
+        <w:t>Operating-room (OR) overtime occurs when a surgical case extends past the end of its assigned staffing shift, requiring personnel to continue working beyond their scheduled period. Overutilised time is approximately twice as expensive as underutilised time.</w:t>
       </w:r>
       <w:r>
         <w:rPr>
@@ -334,7 +319,7 @@
           <w:i w:val="0"/>
           <w:sz w:val="24"/>
         </w:rPr>
-        <w:t xml:space="preserve"> Its consequences extend beyond staffing budgets. Two bodies of evidence make overtime a quality-and-safety concern as well as a financial one.</w:t>
+        <w:t xml:space="preserve"> The consequences, however, extend well beyond cost.</w:t>
       </w:r>
     </w:p>
     <w:p>
@@ -383,7 +368,7 @@
           <w:i w:val="0"/>
           <w:sz w:val="24"/>
         </w:rPr>
-        <w:t xml:space="preserve"> More recently, mandatory overtime was significantly associated with intent to leave in a 2024 cross-sectional study of 264 South Korean nurses.</w:t>
+        <w:t xml:space="preserve"> Mandatory overtime was significantly associated with intent to leave in a 2024 cross-sectional study of 264 South Korean nurses.</w:t>
       </w:r>
       <w:r>
         <w:rPr>
@@ -440,7 +425,7 @@
           <w:i w:val="0"/>
           <w:sz w:val="24"/>
         </w:rPr>
-        <w:t>On the patient side, after-hours surgery carries elevated mortality. A 2020 meta-analysis reported an adjusted odds ratio of 1.16 (95% CI 1.06 to 1.28), based on low-certainty evidence.</w:t>
+        <w:t>On the patient side, after-hours surgery carries elevated mortality. A meta-analysis reported an adjusted odds ratio of 1.16 (95% CI 1.06 to 1.28), based on low-certainty evidence.</w:t>
       </w:r>
       <w:r>
         <w:rPr>
@@ -457,7 +442,7 @@
           <w:i w:val="0"/>
           <w:sz w:val="24"/>
         </w:rPr>
-        <w:t xml:space="preserve"> A 2024 propensity-matched cohort of 281,717 South Korean patients reported a much larger effect (odds ratio 3.58), although that estimate has been challenged on residual-confounding grounds, given a four-fold imbalance in emergency procedures even after matching.</w:t>
+        <w:t xml:space="preserve"> A propensity-matched cohort of 281,717 South Korean patients reported a larger effect (odds ratio 3.58), although that estimate has been challenged on residual-confounding grounds.</w:t>
       </w:r>
       <w:r>
         <w:rPr>
@@ -491,7 +476,7 @@
           <w:i w:val="0"/>
           <w:sz w:val="24"/>
         </w:rPr>
-        <w:t xml:space="preserve"> A 2025 UK national patient-safety investigation, citing a Medical Defence Union member survey of 481 doctors, reported that 22% experienced daily sleep deprivation and that 35% said tiredness had impaired their ability to treat patients.</w:t>
+        <w:t xml:space="preserve"> A 2025 UK national patient-safety investigation reported that 22% of surveyed doctors experienced daily sleep deprivation and 35% said tiredness had impaired their ability to treat patients.</w:t>
       </w:r>
       <w:r>
         <w:rPr>
@@ -508,7 +493,7 @@
           <w:i w:val="0"/>
           <w:sz w:val="24"/>
         </w:rPr>
-        <w:t xml:space="preserve"> Overtime hours above a breakpoint threshold have been associated with a 2.09% increase in pressure ulcers across 70 US hospitals.</w:t>
+        <w:t xml:space="preserve"> Overtime above a breakpoint threshold has been associated with a 2.09% increase in pressure ulcers across 70 US hospitals.</w:t>
       </w:r>
       <w:r>
         <w:rPr>
@@ -517,6 +502,23 @@
           <w:vertAlign w:val="superscript"/>
         </w:rPr>
         <w:t>12</w:t>
+      </w:r>
+      <w:r>
+        <w:rPr>
+          <w:rFonts w:ascii="Times New Roman" w:hAnsi="Times New Roman"/>
+          <w:b w:val="0"/>
+          <w:i w:val="0"/>
+          <w:sz w:val="24"/>
+        </w:rPr>
+        <w:t xml:space="preserve"> In a multicentre cohort of more than 350,000 non-cardiac surgical cases, night surgery was associated with increased morbidity (adjusted odds ratio 1.41), mediated partly by higher transfusion rates and provider handovers during the case.</w:t>
+      </w:r>
+      <w:r>
+        <w:rPr>
+          <w:rFonts w:ascii="Times New Roman" w:hAnsi="Times New Roman"/>
+          <w:sz w:val="24"/>
+          <w:vertAlign w:val="superscript"/>
+        </w:rPr>
+        <w:t>13</w:t>
       </w:r>
     </w:p>
     <w:p>
@@ -531,22 +533,7 @@
           <w:i w:val="0"/>
           <w:sz w:val="24"/>
         </w:rPr>
-        <w:t>Staffing links the two sides. At the study hospital, Campus Genk runs 25 operating rooms during the 08:00 to 16:30 day shift. At 16:30, capacity drops to 8 rooms. At 17:30, it drops again to 4. Overnight, a single room remains staffed with three on-call nurses (Figure 1). A case that runs past 16:30 competes for one of a sharply diminishing set of staffed rooms, covered by different staff than those who started the day. The staffing change at the shift boundary gives overtime its operational meaning at this site, not an arbitrary clock cut-off.</w:t>
-      </w:r>
-    </w:p>
-    <w:p>
-      <w:pPr>
-        <w:spacing w:after="120" w:before="120" w:line="480" w:lineRule="exact"/>
-        <w:jc w:val="left"/>
-      </w:pPr>
-      <w:r>
-        <w:rPr>
-          <w:rFonts w:ascii="Times New Roman" w:hAnsi="Times New Roman"/>
-          <w:b w:val="0"/>
-          <w:i/>
-          <w:sz w:val="24"/>
-        </w:rPr>
-        <w:t>[Insert Figure 1 about here]</w:t>
+        <w:t>The severity of these consequences depends on what happens at the shift boundary. At the study hospital, 25 rooms (18 surgical, 7 interventional) are staffed during the 08:00 to 16:30 day shift, with 2 to 3 nurses per room. At 16:30, capacity drops to 8 rooms. At 17:30, it drops to 4. Overnight, a single room remains staffed. A case running past the shift boundary competes for a diminishing set of staffed rooms, covered by different personnel who may not have been present for the start of the case. The nursing handover occurs at the boundary regardless of whether a procedure is in progress.</w:t>
       </w:r>
     </w:p>
     <w:p>
@@ -561,7 +548,7 @@
           <w:i w:val="0"/>
           <w:sz w:val="24"/>
         </w:rPr>
-        <w:t>Prior work on OR overtime has largely treated it as an aggregate site-level number.</w:t>
+        <w:t>Workflow disruptions in the OR cluster and escalate,</w:t>
       </w:r>
       <w:r>
         <w:rPr>
@@ -569,7 +556,7 @@
           <w:sz w:val="24"/>
           <w:vertAlign w:val="superscript"/>
         </w:rPr>
-        <w:t>13,14</w:t>
+        <w:t>14</w:t>
       </w:r>
       <w:r>
         <w:rPr>
@@ -578,7 +565,56 @@
           <w:i w:val="0"/>
           <w:sz w:val="24"/>
         </w:rPr>
-        <w:t xml:space="preserve"> Less attention has been paid to how overtime is distributed within a single hospital: which rooms, which mechanisms, and which cases spill into after-hours. Without that distribution, quality improvement efforts cannot target the right point of intervention. We asked three questions:</w:t>
+        <w:t xml:space="preserve"> and a systematic review estimated that approximately 20% of operating time involves disruptions, although evidence for direct effects on patient outcomes remains mixed.</w:t>
+      </w:r>
+      <w:r>
+        <w:rPr>
+          <w:rFonts w:ascii="Times New Roman" w:hAnsi="Times New Roman"/>
+          <w:sz w:val="24"/>
+          <w:vertAlign w:val="superscript"/>
+        </w:rPr>
+        <w:t>15</w:t>
+      </w:r>
+      <w:r>
+        <w:rPr>
+          <w:rFonts w:ascii="Times New Roman" w:hAnsi="Times New Roman"/>
+          <w:b w:val="0"/>
+          <w:i w:val="0"/>
+          <w:sz w:val="24"/>
+        </w:rPr>
+        <w:t xml:space="preserve"> Prior work on OR overtime has largely treated it as an aggregate site-level number.</w:t>
+      </w:r>
+      <w:r>
+        <w:rPr>
+          <w:rFonts w:ascii="Times New Roman" w:hAnsi="Times New Roman"/>
+          <w:sz w:val="24"/>
+          <w:vertAlign w:val="superscript"/>
+        </w:rPr>
+        <w:t>16,17</w:t>
+      </w:r>
+      <w:r>
+        <w:rPr>
+          <w:rFonts w:ascii="Times New Roman" w:hAnsi="Times New Roman"/>
+          <w:b w:val="0"/>
+          <w:i w:val="0"/>
+          <w:sz w:val="24"/>
+        </w:rPr>
+        <w:t xml:space="preserve"> Whether overtime concentrates in specific rooms, and which operational factors are associated with it, has received less attention. Without that granularity, quality improvement efforts risk targeting the wrong intervention point.</w:t>
+      </w:r>
+    </w:p>
+    <w:p>
+      <w:pPr>
+        <w:spacing w:after="120" w:before="0" w:line="480" w:lineRule="exact"/>
+        <w:jc w:val="left"/>
+      </w:pPr>
+      <w:r>
+        <w:rPr>
+          <w:rFonts w:ascii="Times New Roman" w:hAnsi="Times New Roman"/>
+          <w:b w:val="0"/>
+          <w:i w:val="0"/>
+          <w:sz w:val="24"/>
+        </w:rPr>
+        <w:t>This study is part of a multi-phase programme at a Belgian tertiary hospital to improve OR performance. Phase 1 characterises scheduled-versus-observed performance from administrative data. Phase 2 will link the operational patterns to patient outcomes. Phase 3 will build predictive scheduling tools. In this Phase 1 analysis, we address two questions:</w:t>
       </w:r>
     </w:p>
     <w:p>
@@ -593,7 +629,7 @@
           <w:i w:val="0"/>
           <w:sz w:val="24"/>
         </w:rPr>
-        <w:t>1. How is overtime distributed across rooms and time within one tertiary centre?</w:t>
+        <w:t>1. How is overtime distributed across rooms and time within one tertiary hospital?</w:t>
       </w:r>
     </w:p>
     <w:p>
@@ -608,12 +644,12 @@
           <w:i w:val="0"/>
           <w:sz w:val="24"/>
         </w:rPr>
-        <w:t>2. Which mechanism (late starts, individual case overruns, or mid-day cascading) accounts for most of the overtime?</w:t>
+        <w:t>2. Which operational factors — including duration overruns, shift displacement, urgent-elective interaction, and first-case punctuality — are associated with overtime?</w:t>
       </w:r>
     </w:p>
     <w:p>
       <w:pPr>
-        <w:spacing w:after="60" w:before="0" w:line="480" w:lineRule="exact"/>
+        <w:spacing w:after="120" w:before="60" w:line="480" w:lineRule="exact"/>
         <w:jc w:val="left"/>
       </w:pPr>
       <w:r>
@@ -623,7 +659,7 @@
           <w:i w:val="0"/>
           <w:sz w:val="24"/>
         </w:rPr>
-        <w:t>3. How do urgent cases interact with the elective programme to produce spillover into staffed-down hours?</w:t>
+        <w:t>The first question examines whether overtime is a diffuse hospital-wide problem or whether it concentrates in specific rooms. The second asks which candidate mechanisms identified in the literature are visible in our data, to inform where interventions should be directed.</w:t>
       </w:r>
     </w:p>
     <w:p>
@@ -666,7 +702,7 @@
           <w:i w:val="0"/>
           <w:sz w:val="24"/>
         </w:rPr>
-        <w:t>Campus Genk is a tertiary centre within the ZOL network in Limburg, Belgium, performing more than 22,000 surgical procedures per year. It operates 18 surgical theatres, 7 interventional theatres, and an ambulatory anaesthesia unit covering endoscopy, IVF, and MKA sedation. The surgical staff includes 195 surgeons and 207 anaesthesiologists (including trainees and fellows), covering all surgery except congenital cardiac surgery and organ transplantation. Staffing runs 2 to 3 nurses per operating room during the day shift, with the stepwise reductions described above.</w:t>
+        <w:t>The study hospital is a 24/7 tertiary centre in Belgium performing more than 22,000 surgical procedures per year. It operates 18 surgical theatres and 7 interventional theatres. The surgical staff includes 195 surgeons and 207 anaesthesiologists (including trainees and fellows), covering all surgery except congenital cardiac and organ transplantation. Nursing staffing runs 2 to 3 per room during the day shift, declining to 8 rooms at 16:30, 4 at 17:30, and 1 overnight.</w:t>
       </w:r>
     </w:p>
     <w:p>
@@ -695,7 +731,59 @@
           <w:i w:val="0"/>
           <w:sz w:val="24"/>
         </w:rPr>
-        <w:t>We used administrative OR data from 1 January 2022 to 31 May 2025, covering 79,352 cases in the 18 surgical operating rooms, involving 60,895 unique patients, 195 surgeons, 207 anaesthesiologists, and 1,276 distinct procedure names. The admission mix was 42.3% ambulatory and 57.7% inpatient. The hospital's clinical team confirmed that room-in and room-out are the only reliable time markers in the registration pipeline. All timing analyses therefore use those two time points. Induction, recovery, and ward-transfer marks are recorded in the electronic health record but were not used.</w:t>
+        <w:t>We used administrative OR data from 1 January 2022 to 31 May 2025, covering 79,352 cases in the 18 surgical operating rooms, involving 60,895 unique patients and 1,276 distinct procedure types. The admission mix was 42.3% ambulatory and 57.7% inpatient. Room-in and room-out times are the only time markers confirmed as reliable by the hospital's clinical team; all timing analyses use these two time points.</w:t>
+      </w:r>
+    </w:p>
+    <w:p>
+      <w:pPr>
+        <w:spacing w:before="240" w:after="120" w:line="480" w:lineRule="exact"/>
+        <w:jc w:val="left"/>
+      </w:pPr>
+      <w:r>
+        <w:rPr>
+          <w:rFonts w:ascii="Times New Roman" w:hAnsi="Times New Roman"/>
+          <w:b/>
+          <w:sz w:val="24"/>
+        </w:rPr>
+        <w:t>Definitions</w:t>
+      </w:r>
+    </w:p>
+    <w:p>
+      <w:pPr>
+        <w:spacing w:after="120" w:before="0" w:line="480" w:lineRule="exact"/>
+        <w:jc w:val="left"/>
+      </w:pPr>
+      <w:r>
+        <w:rPr>
+          <w:rFonts w:ascii="Times New Roman" w:hAnsi="Times New Roman"/>
+          <w:b w:val="0"/>
+          <w:i w:val="0"/>
+          <w:sz w:val="24"/>
+        </w:rPr>
+        <w:t>Each case was assigned to a shift based on its actual room-in time: day (08:00 to 16:30), evening (16:30 to 22:00), or night (22:00 to 08:00). A case was flagged as overtime if its room-out fell after the end of its assigned shift. Overtime minutes equal the positive difference between room-out and shift end. We chose this shift-based definition because the staffing change at each boundary is the operational event that makes overtime consequential at this site. The definition aligns with the framework in Bauer et al.</w:t>
+      </w:r>
+      <w:r>
+        <w:rPr>
+          <w:rFonts w:ascii="Times New Roman" w:hAnsi="Times New Roman"/>
+          <w:sz w:val="24"/>
+          <w:vertAlign w:val="superscript"/>
+        </w:rPr>
+        <w:t>18</w:t>
+      </w:r>
+    </w:p>
+    <w:p>
+      <w:pPr>
+        <w:spacing w:after="120" w:before="0" w:line="480" w:lineRule="exact"/>
+        <w:jc w:val="left"/>
+      </w:pPr>
+      <w:r>
+        <w:rPr>
+          <w:rFonts w:ascii="Times New Roman" w:hAnsi="Times New Roman"/>
+          <w:b w:val="0"/>
+          <w:i w:val="0"/>
+          <w:sz w:val="24"/>
+        </w:rPr>
+        <w:t>An urgent case was deemed to overlap with an elective case when the urgent case's actual room matched the elective case's planned room and their time intervals (actual for urgent, planned for elective) overlapped.</w:t>
       </w:r>
     </w:p>
     <w:p>
@@ -732,7 +820,7 @@
           <w:sz w:val="24"/>
           <w:vertAlign w:val="superscript"/>
         </w:rPr>
-        <w:t>15</w:t>
+        <w:t>18</w:t>
       </w:r>
       <w:r>
         <w:rPr>
@@ -741,7 +829,7 @@
           <w:i w:val="0"/>
           <w:sz w:val="24"/>
         </w:rPr>
-        <w:t xml:space="preserve"> for variable definitions: planned duration, observed duration, planning deviation, scheduled start, actual start, start-time deviation, room-out time, overtime flag (room-out after the assigned shift end), overtime minutes, room-swap flag (actual room differs from planned room), urgency at planning (elective versus non-elective), and shift label (day 08:00-16:30, evening 16:30-22:00, night 22:00-08:00). We chose room-level overtime as the primary metric rather than aggregate utilisation, following the argument that utilisation figures hide room-level operational problems when interpreted without staffing context.</w:t>
+        <w:t xml:space="preserve"> Variable definitions include planned and observed duration, planning deviation, start-time deviation, overtime flag and minutes, room-swap flag, urgency (elective versus non-elective), and shift label. We chose room-level overtime as the primary metric rather than aggregate utilisation, which can mask room-level operational problems.</w:t>
       </w:r>
       <w:r>
         <w:rPr>
@@ -749,82 +837,7 @@
           <w:sz w:val="24"/>
           <w:vertAlign w:val="superscript"/>
         </w:rPr>
-        <w:t>13,16</w:t>
-      </w:r>
-    </w:p>
-    <w:p>
-      <w:pPr>
-        <w:spacing w:before="240" w:after="120" w:line="480" w:lineRule="exact"/>
-        <w:jc w:val="left"/>
-      </w:pPr>
-      <w:r>
-        <w:rPr>
-          <w:rFonts w:ascii="Times New Roman" w:hAnsi="Times New Roman"/>
-          <w:b/>
-          <w:sz w:val="24"/>
-        </w:rPr>
-        <w:t>Overtime definition</w:t>
-      </w:r>
-    </w:p>
-    <w:p>
-      <w:pPr>
-        <w:spacing w:after="120" w:before="0" w:line="480" w:lineRule="exact"/>
-        <w:jc w:val="left"/>
-      </w:pPr>
-      <w:r>
-        <w:rPr>
-          <w:rFonts w:ascii="Times New Roman" w:hAnsi="Times New Roman"/>
-          <w:b w:val="0"/>
-          <w:i w:val="0"/>
-          <w:sz w:val="24"/>
-        </w:rPr>
-        <w:t>Each case was assigned to one of three shift buckets based on its actual room-in time: day (08:00 to 16:30), evening (16:30 to 22:00), or night (22:00 to 08:00). A case was flagged as after-hours if its room-out time fell after the end of its assigned shift. Overtime minutes equal the difference between room-out and shift end, floored at zero. A day-shift case ending at 17:00 has 30 minutes of overtime; an evening-shift case ending at 23:00 has 60 minutes; a night-shift case ending at 09:00 has 60 minutes. Cases finishing within their assigned shift have zero overtime, regardless of which shift that is. We chose this shift-based definition because the staffing change at each shift boundary is the operational event that gives overtime its meaning at this site. The definition aligns with the overtime framework in Bauer et al.</w:t>
-      </w:r>
-      <w:r>
-        <w:rPr>
-          <w:rFonts w:ascii="Times New Roman" w:hAnsi="Times New Roman"/>
-          <w:sz w:val="24"/>
-          <w:vertAlign w:val="superscript"/>
-        </w:rPr>
-        <w:t>15</w:t>
-      </w:r>
-      <w:r>
-        <w:rPr>
-          <w:rFonts w:ascii="Times New Roman" w:hAnsi="Times New Roman"/>
-          <w:b w:val="0"/>
-          <w:i w:val="0"/>
-          <w:sz w:val="24"/>
-        </w:rPr>
-        <w:t xml:space="preserve"> and with the hospital's own framing of surgical activity past the day-shift staffing window.</w:t>
-      </w:r>
-    </w:p>
-    <w:p>
-      <w:pPr>
-        <w:spacing w:before="240" w:after="120" w:line="480" w:lineRule="exact"/>
-        <w:jc w:val="left"/>
-      </w:pPr>
-      <w:r>
-        <w:rPr>
-          <w:rFonts w:ascii="Times New Roman" w:hAnsi="Times New Roman"/>
-          <w:b/>
-          <w:sz w:val="24"/>
-        </w:rPr>
-        <w:t>Overlap definition</w:t>
-      </w:r>
-    </w:p>
-    <w:p>
-      <w:pPr>
-        <w:spacing w:after="120" w:before="0" w:line="480" w:lineRule="exact"/>
-        <w:jc w:val="left"/>
-      </w:pPr>
-      <w:r>
-        <w:rPr>
-          <w:rFonts w:ascii="Times New Roman" w:hAnsi="Times New Roman"/>
-          <w:b w:val="0"/>
-          <w:i w:val="0"/>
-          <w:sz w:val="24"/>
-        </w:rPr>
-        <w:t>An urgent case was deemed to overlap with an elective case when the urgent case's actual room matched the elective case's planned room and the urgent case's actual time interval (room-in to room-out) overlapped with the elective case's planned time interval (planned start to planned end). The day-level overlap metric counts the number of distinct calendar days on which at least one such overlap occurred. The case-level metric counts whether a given elective case's planned slot was overlapped by an urgent case in the same room.</w:t>
+        <w:t>16,19</w:t>
       </w:r>
     </w:p>
     <w:p>
@@ -853,37 +866,7 @@
           <w:i w:val="0"/>
           <w:sz w:val="24"/>
         </w:rPr>
-        <w:t>All analyses are descriptive; we did not fit causal or inferential models. Analysis was organised into three blocks corresponding to the three research questions.</w:t>
-      </w:r>
-    </w:p>
-    <w:p>
-      <w:pPr>
-        <w:spacing w:after="120" w:before="0" w:line="480" w:lineRule="exact"/>
-        <w:jc w:val="left"/>
-      </w:pPr>
-      <w:r>
-        <w:rPr>
-          <w:rFonts w:ascii="Times New Roman" w:hAnsi="Times New Roman"/>
-          <w:b w:val="0"/>
-          <w:i w:val="0"/>
-          <w:sz w:val="24"/>
-        </w:rPr>
-        <w:t>For burden and concentration, we computed case-level overtime rate, mean, median, and 95th percentile, stratified by room, weekday, year, and shift, with room-level concentration as the primary analytic focus.</w:t>
-      </w:r>
-    </w:p>
-    <w:p>
-      <w:pPr>
-        <w:spacing w:after="120" w:before="0" w:line="480" w:lineRule="exact"/>
-        <w:jc w:val="left"/>
-      </w:pPr>
-      <w:r>
-        <w:rPr>
-          <w:rFonts w:ascii="Times New Roman" w:hAnsi="Times New Roman"/>
-          <w:b w:val="0"/>
-          <w:i w:val="0"/>
-          <w:sz w:val="24"/>
-        </w:rPr>
-        <w:t>For mechanism, we assessed start-time deviation per case and per room, duration deviation by planned-duration bucket using coefficients of variation,</w:t>
+        <w:t>All analyses are descriptive; we did not fit causal or inferential models. For RQ1 (distribution), we computed overtime rate, mean, median, and 95th percentile, stratified by room, weekday, year, and shift. For RQ2 (contributing factors), we assessed duration deviation by planned-duration bucket using coefficients of variation,</w:t>
       </w:r>
       <w:r>
         <w:rPr>
@@ -891,7 +874,7 @@
           <w:sz w:val="24"/>
           <w:vertAlign w:val="superscript"/>
         </w:rPr>
-        <w:t>17,18</w:t>
+        <w:t>20,21</w:t>
       </w:r>
       <w:r>
         <w:rPr>
@@ -900,37 +883,7 @@
           <w:i w:val="0"/>
           <w:sz w:val="24"/>
         </w:rPr>
-        <w:t xml:space="preserve"> and shift displacement (cases performed in a different shift than originally planned, with mean start delay and mean planning deviation).</w:t>
-      </w:r>
-    </w:p>
-    <w:p>
-      <w:pPr>
-        <w:spacing w:after="120" w:before="0" w:line="480" w:lineRule="exact"/>
-        <w:jc w:val="left"/>
-      </w:pPr>
-      <w:r>
-        <w:rPr>
-          <w:rFonts w:ascii="Times New Roman" w:hAnsi="Times New Roman"/>
-          <w:b w:val="0"/>
-          <w:i w:val="0"/>
-          <w:sz w:val="24"/>
-        </w:rPr>
-        <w:t>For daily disruptors, we calculated the urgency mix and its timing, urgent-elective overlap in the same operating room per day and per room, and the effect of overlap on elective start delay.</w:t>
-      </w:r>
-    </w:p>
-    <w:p>
-      <w:pPr>
-        <w:spacing w:after="120" w:before="0" w:line="480" w:lineRule="exact"/>
-        <w:jc w:val="left"/>
-      </w:pPr>
-      <w:r>
-        <w:rPr>
-          <w:rFonts w:ascii="Times New Roman" w:hAnsi="Times New Roman"/>
-          <w:b w:val="0"/>
-          <w:i w:val="0"/>
-          <w:sz w:val="24"/>
-        </w:rPr>
-        <w:t>Room swaps (0.7% of cases) and idle time between cases (median 8 minutes, with gaps exceeding 60 minutes excluded as planned downtime) were assessed separately and are reported as non-bottlenecks in the results text, with full data in the online supplement.</w:t>
+        <w:t xml:space="preserve"> shift displacement (cases performed in a different shift than planned), urgency mix and timing, urgent-elective overlap per day and per room, first-case start-time deviation per room, inter-case idle time, and room swaps. This study is reported following the STROBE guidelines for observational studies.</w:t>
       </w:r>
     </w:p>
     <w:p>
@@ -1002,7 +955,7 @@
           <w:i w:val="0"/>
           <w:sz w:val="24"/>
         </w:rPr>
-        <w:t>The cohort comprised 79,352 cases across 18 surgical operating rooms at Campus Genk, involving 60,895 unique patients, 195 surgeons, and 207 anaesthesiologists performing 1,276 distinct procedure types. Weekday volume was evenly distributed (17.9 to 20.0% Monday through Friday); weekends accounted for 1.8 to 2.1% of cases. Year-on-year volume grew from 22,133 cases in 2022 to 23,738 in 2024, with 9,906 recorded in 2025 through May. The urgency mix was 85.4% elective and 14.6% non-elective.</w:t>
+        <w:t>The cohort comprised 79,352 cases across 18 surgical operating rooms, involving 60,895 unique patients, 195 surgeons, and 207 anaesthesiologists performing 1,276 distinct procedure types. Weekday volume was evenly distributed (17.9 to 20.0% Monday through Friday); weekends accounted for 1.8 to 2.1%. Year-on-year volume grew from 22,133 in 2022 to 23,738 in 2024, with 9,906 recorded through May 2025. The urgency mix was 85.4% elective and 14.6% non-elective.</w:t>
       </w:r>
     </w:p>
     <w:p>
@@ -1016,7 +969,7 @@
           <w:b/>
           <w:sz w:val="24"/>
         </w:rPr>
-        <w:t>Planning accuracy</w:t>
+        <w:t>Overtime burden and room-level concentration (RQ1)</w:t>
       </w:r>
     </w:p>
     <w:p>
@@ -1031,36 +984,7 @@
           <w:i w:val="0"/>
           <w:sz w:val="24"/>
         </w:rPr>
-        <w:t>Of all cases, 45.7% ran longer than planned and 54.3% ran shorter. The mean overrun was 22.6 minutes (median 14); the mean underrun was 21.2 minutes (median 12). On average, the planning system was roughly unbiased. The problem was dispersion. The coefficient of variation of observed duration was lowest for mid-length cases (0.35 to 0.36 for 61 to 180 minutes), moderate for short cases (0.61 for cases under 30 minutes), and intermediate for very long cases (0.42 for cases over 180 minutes). Planning-deviation CV followed the same pattern but was more extreme: the over-180-minute bucket had a CV of 1.86 (Supplementary Table S1). The procedures with the largest absolute deviations included complex cardiac cases (AVR, CABG off-pump) and oncology procedures (debulking with HIPEC), the same procedure types concentrated in the rooms with the highest overtime.</w:t>
-      </w:r>
-    </w:p>
-    <w:p>
-      <w:pPr>
-        <w:spacing w:before="240" w:after="120" w:line="480" w:lineRule="exact"/>
-        <w:jc w:val="left"/>
-      </w:pPr>
-      <w:r>
-        <w:rPr>
-          <w:rFonts w:ascii="Times New Roman" w:hAnsi="Times New Roman"/>
-          <w:b/>
-          <w:sz w:val="24"/>
-        </w:rPr>
-        <w:t>Overtime burden</w:t>
-      </w:r>
-    </w:p>
-    <w:p>
-      <w:pPr>
-        <w:spacing w:after="120" w:before="0" w:line="480" w:lineRule="exact"/>
-        <w:jc w:val="left"/>
-      </w:pPr>
-      <w:r>
-        <w:rPr>
-          <w:rFonts w:ascii="Times New Roman" w:hAnsi="Times New Roman"/>
-          <w:b w:val="0"/>
-          <w:i w:val="0"/>
-          <w:sz w:val="24"/>
-        </w:rPr>
-        <w:t>Of 79,352 cases, 7,729 (9.7%) ran past the end of their assigned shift. Among overtime cases, the mean overtime was 60.3 minutes, the median 39 minutes, and the 95th percentile 197 minutes (Table 1). The rate was similar across weekdays (8.8 to 9.9%) but roughly 1.7 times higher on weekends (Saturday 16.8%, Sunday 15.5%), when volume is almost entirely non-elective. The year-on-year trend showed slow improvement: 10.0% in 2022, 10.0% in 2023, 9.7% in 2024, and 8.6% in the partial 2025 data, a gradual decline rather than a step change.</w:t>
+        <w:t>Of 79,352 cases, 7,729 (9.7%) ran past the end of their assigned shift. Among overtime cases, the mean was 60.3 minutes, the median 39, and the 95th percentile 197 (Table 1). Weekday rates were similar (8.8 to 9.9%) but roughly 1.7 times higher on weekends (Saturday 16.8%, Sunday 15.5%), when volume is almost entirely non-elective. The year-on-year trend showed gradual improvement: 10.0% in 2022, 10.0% in 2023, 9.7% in 2024, and 8.6% in the partial 2025 data.</w:t>
       </w:r>
     </w:p>
     <w:p>
@@ -1080,16 +1004,32 @@
     </w:p>
     <w:p>
       <w:pPr>
-        <w:spacing w:before="240" w:after="120" w:line="480" w:lineRule="exact"/>
+        <w:spacing w:after="120" w:before="0" w:line="480" w:lineRule="exact"/>
         <w:jc w:val="left"/>
       </w:pPr>
       <w:r>
         <w:rPr>
           <w:rFonts w:ascii="Times New Roman" w:hAnsi="Times New Roman"/>
-          <w:b/>
+          <w:b w:val="0"/>
+          <w:i w:val="0"/>
           <w:sz w:val="24"/>
         </w:rPr>
-        <w:t>Room-level concentration</w:t>
+        <w:t>Room-level overtime rates ranged from 3.5% to 32.9% across the 18 rooms (Figure 1). OR10, which handles complex cardiac surgery (CABG, aortic valve replacement, mitral valve repair), ran overtime on 32.9% of its 1,743 cases, with a mean of 154 minutes and a 95th percentile of 328 minutes. A second tier (OR08 through OR13) clustered at 11 to 16%. At the other end, OR14 ran 3.5% across 6,885 cases and OR01 ran 5.8% across 6,577. The within-hospital spread (nearly ten-fold) exceeded the between-campus spread across the hospital network (0.5 to 9.7%).</w:t>
+      </w:r>
+    </w:p>
+    <w:p>
+      <w:pPr>
+        <w:spacing w:after="120" w:before="120" w:line="480" w:lineRule="exact"/>
+        <w:jc w:val="left"/>
+      </w:pPr>
+      <w:r>
+        <w:rPr>
+          <w:rFonts w:ascii="Times New Roman" w:hAnsi="Times New Roman"/>
+          <w:b w:val="0"/>
+          <w:i/>
+          <w:sz w:val="24"/>
+        </w:rPr>
+        <w:t>[Insert Figure 1 about here]</w:t>
       </w:r>
     </w:p>
     <w:p>
@@ -1104,7 +1044,105 @@
           <w:i w:val="0"/>
           <w:sz w:val="24"/>
         </w:rPr>
-        <w:t>The within-campus spread in overtime rates ran from 3.5% to 32.9% across the 18 surgical rooms (Figure 2). GO10, which handles complex cardiac surgery (CABG, aortic valve replacement, mitral valve repair, MIDCAB, mini-maze ablation), ran overtime on 32.9% of its 1,743 cases, with a mean overrun of 154 minutes and a 95th percentile of 328 minutes. In this room, one in every three cases ran into after-hours. A second tier of rooms (GO08 through GO13) clustered at 11 to 16%. At the other end, GO14 had an overtime rate of 3.5% across 6,885 cases, and GO01 ran 5.8% across 6,577 cases. The within-campus spread (nearly ten-fold, from 3.5% to 32.9%) exceeded the between-campus spread across the entire ZOL network, where overtime rates ranged from 0.5% at Lanaken to 9.7% at Genk.</w:t>
+        <w:t>Most overtime cases ended shortly after the shift boundary. The majority of completions fell in the 16:30 to 17:30 window, when staffing had dropped from 25 to 8 rooms. The distribution decayed through the evening, with a thin tail past 22:00 (Supplementary Figure S1).</w:t>
+      </w:r>
+    </w:p>
+    <w:p>
+      <w:pPr>
+        <w:spacing w:before="240" w:after="120" w:line="480" w:lineRule="exact"/>
+        <w:jc w:val="left"/>
+      </w:pPr>
+      <w:r>
+        <w:rPr>
+          <w:rFonts w:ascii="Times New Roman" w:hAnsi="Times New Roman"/>
+          <w:b/>
+          <w:sz w:val="24"/>
+        </w:rPr>
+        <w:t>Contributing factors (RQ2)</w:t>
+      </w:r>
+    </w:p>
+    <w:p>
+      <w:pPr>
+        <w:spacing w:after="120" w:before="0" w:line="480" w:lineRule="exact"/>
+        <w:jc w:val="left"/>
+      </w:pPr>
+      <w:r>
+        <w:rPr>
+          <w:rFonts w:ascii="Times New Roman" w:hAnsi="Times New Roman"/>
+          <w:i/>
+          <w:sz w:val="24"/>
+        </w:rPr>
+        <w:t>Planning accuracy.</w:t>
+      </w:r>
+      <w:r>
+        <w:rPr>
+          <w:rFonts w:ascii="Times New Roman" w:hAnsi="Times New Roman"/>
+          <w:b w:val="0"/>
+          <w:i w:val="0"/>
+          <w:sz w:val="24"/>
+        </w:rPr>
+        <w:t xml:space="preserve"> Of all cases, 45.7% ran longer than planned and 54.3% ran shorter. The mean overrun was 22.6 minutes (median 14); the mean underrun was 21.2 minutes (median 12). On average, the planning system was roughly unbiased. The problem was dispersion. The coefficient of variation of observed duration was lowest for mid-length cases (0.35 to 0.36 for 61 to 180 minutes), moderate for short cases (0.61 for under 30 minutes), and intermediate for very long cases (0.42 for over 180 minutes). Planning-deviation CV was more extreme: the over-180-minute bucket had a CV of 1.86 (Supplementary Table S1). The procedures with the largest absolute deviations — complex cardiac and oncology cases — were concentrated in the rooms with the highest overtime.</w:t>
+      </w:r>
+    </w:p>
+    <w:p>
+      <w:pPr>
+        <w:spacing w:after="120" w:before="0" w:line="480" w:lineRule="exact"/>
+        <w:jc w:val="left"/>
+      </w:pPr>
+      <w:r>
+        <w:rPr>
+          <w:rFonts w:ascii="Times New Roman" w:hAnsi="Times New Roman"/>
+          <w:i/>
+          <w:sz w:val="24"/>
+        </w:rPr>
+        <w:t>Shift displacement.</w:t>
+      </w:r>
+      <w:r>
+        <w:rPr>
+          <w:rFonts w:ascii="Times New Roman" w:hAnsi="Times New Roman"/>
+          <w:b w:val="0"/>
+          <w:i w:val="0"/>
+          <w:sz w:val="24"/>
+        </w:rPr>
+        <w:t xml:space="preserve"> A total of 4,151 cases (5.2%) were performed in a different shift than originally planned. These cases started on average 398 minutes later than planned (roughly six and a half hours) and took 22.3 minutes less than planned. Whether displacement contributed to overtime or resulted from it cannot be determined from these data.</w:t>
+      </w:r>
+    </w:p>
+    <w:p>
+      <w:pPr>
+        <w:spacing w:after="120" w:before="0" w:line="480" w:lineRule="exact"/>
+        <w:jc w:val="left"/>
+      </w:pPr>
+      <w:r>
+        <w:rPr>
+          <w:rFonts w:ascii="Times New Roman" w:hAnsi="Times New Roman"/>
+          <w:i/>
+          <w:sz w:val="24"/>
+        </w:rPr>
+        <w:t>Urgent-elective interaction.</w:t>
+      </w:r>
+      <w:r>
+        <w:rPr>
+          <w:rFonts w:ascii="Times New Roman" w:hAnsi="Times New Roman"/>
+          <w:b w:val="0"/>
+          <w:i w:val="0"/>
+          <w:sz w:val="24"/>
+        </w:rPr>
+        <w:t xml:space="preserve"> Urgent cases constituted 14.6% of volume (11,616 of 79,352). Per case, urgent surgery ran after-hours at more than twice the elective rate (18.2% versus 8.3%, Table 2), with heavier tails (P95 69 versus 29 minutes). Because elective cases outnumbered urgent cases nearly six to one, the absolute volume of after-hours minutes was still dominated by the elective programme.</w:t>
+      </w:r>
+    </w:p>
+    <w:p>
+      <w:pPr>
+        <w:spacing w:after="120" w:before="0" w:line="480" w:lineRule="exact"/>
+        <w:jc w:val="left"/>
+      </w:pPr>
+      <w:r>
+        <w:rPr>
+          <w:rFonts w:ascii="Times New Roman" w:hAnsi="Times New Roman"/>
+          <w:b w:val="0"/>
+          <w:i w:val="0"/>
+          <w:sz w:val="24"/>
+        </w:rPr>
+        <w:t>Urgent-elective overlap in the same room occurred on 858 of 1,247 observation days (68.8%). On days with overlap, elective cases started roughly 30 minutes later than on days without, a gap that reached 60 minutes in early 2022 before narrowing. OR11 absorbed the highest overlap burden, with 475 events affecting 15.2% of its elective cases (Supplementary Table S2).</w:t>
       </w:r>
     </w:p>
     <w:p>
@@ -1119,7 +1157,38 @@
           <w:i/>
           <w:sz w:val="24"/>
         </w:rPr>
-        <w:t>[Insert Figure 2 about here]</w:t>
+        <w:t>[Table 2. Urgent versus elective overtime and overlap. Panel A: volume, after-hours rate, mean overtime, and P95 overtime by urgency. Panel B: overlap frequency (858/1,247 days = 68.8%), mean start-delay effect (+30 min), and OR11 burden.]</w:t>
+      </w:r>
+    </w:p>
+    <w:p>
+      <w:pPr>
+        <w:spacing w:after="120" w:before="0" w:line="480" w:lineRule="exact"/>
+        <w:jc w:val="left"/>
+      </w:pPr>
+      <w:r>
+        <w:rPr>
+          <w:rFonts w:ascii="Times New Roman" w:hAnsi="Times New Roman"/>
+          <w:i/>
+          <w:sz w:val="24"/>
+        </w:rPr>
+        <w:t>Factors not associated with overtime.</w:t>
+      </w:r>
+      <w:r>
+        <w:rPr>
+          <w:rFonts w:ascii="Times New Roman" w:hAnsi="Times New Roman"/>
+          <w:b w:val="0"/>
+          <w:i w:val="0"/>
+          <w:sz w:val="24"/>
+        </w:rPr>
+        <w:t xml:space="preserve"> Room swaps affected 0.7% of cases (519 of 79,352). Swapped cases had a higher overtime rate (14.8% versus 9.7%), but whether swaps contribute to or result from overtime cannot be determined. Inter-case idle time had a median of 8 minutes and a mean of 9.9 minutes, with a 95th percentile of 25 minutes; turnover was not the bottleneck.</w:t>
+      </w:r>
+      <w:r>
+        <w:rPr>
+          <w:rFonts w:ascii="Times New Roman" w:hAnsi="Times New Roman"/>
+          <w:sz w:val="24"/>
+          <w:vertAlign w:val="superscript"/>
+        </w:rPr>
+        <w:t>22</w:t>
       </w:r>
     </w:p>
     <w:p>
@@ -1134,169 +1203,7 @@
           <w:i w:val="0"/>
           <w:sz w:val="24"/>
         </w:rPr>
-        <w:t>Most overtime cases ended shortly after the shift boundary. The majority of overtime completions fell in the 16:30 to 17:30 window, when staffing had just dropped from 25 to 8 rooms. The distribution decayed rapidly through the evening, with a thin tail past 22:00 (Supplementary Figure S2).</w:t>
-      </w:r>
-    </w:p>
-    <w:p>
-      <w:pPr>
-        <w:spacing w:before="240" w:after="120" w:line="480" w:lineRule="exact"/>
-        <w:jc w:val="left"/>
-      </w:pPr>
-      <w:r>
-        <w:rPr>
-          <w:rFonts w:ascii="Times New Roman" w:hAnsi="Times New Roman"/>
-          <w:b/>
-          <w:sz w:val="24"/>
-        </w:rPr>
-        <w:t>Shift displacement and its link to overtime</w:t>
-      </w:r>
-    </w:p>
-    <w:p>
-      <w:pPr>
-        <w:spacing w:after="120" w:before="0" w:line="480" w:lineRule="exact"/>
-        <w:jc w:val="left"/>
-      </w:pPr>
-      <w:r>
-        <w:rPr>
-          <w:rFonts w:ascii="Times New Roman" w:hAnsi="Times New Roman"/>
-          <w:b w:val="0"/>
-          <w:i w:val="0"/>
-          <w:sz w:val="24"/>
-        </w:rPr>
-        <w:t>A total of 4,151 cases (5.2%) were performed in a different shift than originally planned (Figure 3). These displaced cases had a mean start delay of 398 minutes, roughly six and a half hours. Yet their mean duration was 22.3 minutes shorter than planned, and their mean overtime was only 10.4 minutes. The displaced cases did not run long. They finished on time or early. They landed past the shift boundary because upstream cases pushed them there.</w:t>
-      </w:r>
-    </w:p>
-    <w:p>
-      <w:pPr>
-        <w:spacing w:after="120" w:before="0" w:line="480" w:lineRule="exact"/>
-        <w:jc w:val="left"/>
-      </w:pPr>
-      <w:r>
-        <w:rPr>
-          <w:rFonts w:ascii="Times New Roman" w:hAnsi="Times New Roman"/>
-          <w:b w:val="0"/>
-          <w:i w:val="0"/>
-          <w:sz w:val="24"/>
-        </w:rPr>
-        <w:t>Shift displacement matters for overtime because of the staffing pyramid. A case displaced past 16:30 arrives in a setting where 25 rooms have dropped to 8, covered by different staff than those who started the day. Even if the displaced case itself barely overruns, it is consuming after-hours staffing capacity and exposing its team to the handover and fatigue risks that the staffing change creates. Displacement turns daytime scheduling failures into overtime problems.</w:t>
-      </w:r>
-    </w:p>
-    <w:p>
-      <w:pPr>
-        <w:spacing w:after="120" w:before="0" w:line="480" w:lineRule="exact"/>
-        <w:jc w:val="left"/>
-      </w:pPr>
-      <w:r>
-        <w:rPr>
-          <w:rFonts w:ascii="Times New Roman" w:hAnsi="Times New Roman"/>
-          <w:b w:val="0"/>
-          <w:i w:val="0"/>
-          <w:sz w:val="24"/>
-        </w:rPr>
-        <w:t>The monthly trend showed modest improvement, declining from 7 to 8% of cases displaced in early 2022 to 3 to 5% by 2024 (Supplementary Figure S2).</w:t>
-      </w:r>
-    </w:p>
-    <w:p>
-      <w:pPr>
-        <w:spacing w:after="120" w:before="120" w:line="480" w:lineRule="exact"/>
-        <w:jc w:val="left"/>
-      </w:pPr>
-      <w:r>
-        <w:rPr>
-          <w:rFonts w:ascii="Times New Roman" w:hAnsi="Times New Roman"/>
-          <w:b w:val="0"/>
-          <w:i/>
-          <w:sz w:val="24"/>
-        </w:rPr>
-        <w:t>[Insert Figure 3 about here]</w:t>
-      </w:r>
-    </w:p>
-    <w:p>
-      <w:pPr>
-        <w:spacing w:before="240" w:after="120" w:line="480" w:lineRule="exact"/>
-        <w:jc w:val="left"/>
-      </w:pPr>
-      <w:r>
-        <w:rPr>
-          <w:rFonts w:ascii="Times New Roman" w:hAnsi="Times New Roman"/>
-          <w:b/>
-          <w:sz w:val="24"/>
-        </w:rPr>
-        <w:t>Urgent-elective interaction</w:t>
-      </w:r>
-    </w:p>
-    <w:p>
-      <w:pPr>
-        <w:spacing w:after="120" w:before="0" w:line="480" w:lineRule="exact"/>
-        <w:jc w:val="left"/>
-      </w:pPr>
-      <w:r>
-        <w:rPr>
-          <w:rFonts w:ascii="Times New Roman" w:hAnsi="Times New Roman"/>
-          <w:b w:val="0"/>
-          <w:i w:val="0"/>
-          <w:sz w:val="24"/>
-        </w:rPr>
-        <w:t>Urgent cases constituted 14.6% of volume (11,616 of 79,352). Per case, urgent surgery ran after-hours at more than twice the rate of elective surgery (18.2% versus 8.3%, Table 2). The 95th percentile of overtime minutes was longer for urgent cases (69 versus 29 minutes), indicating heavier tails. The unconditional mean overtime, calculated across all cases including those with zero overtime, was 10.7 versus 5 minutes. Because elective cases outnumbered urgent cases nearly six to one, the absolute volume of after-hours minutes was still dominated by the elective programme.</w:t>
-      </w:r>
-    </w:p>
-    <w:p>
-      <w:pPr>
-        <w:spacing w:after="120" w:before="0" w:line="480" w:lineRule="exact"/>
-        <w:jc w:val="left"/>
-      </w:pPr>
-      <w:r>
-        <w:rPr>
-          <w:rFonts w:ascii="Times New Roman" w:hAnsi="Times New Roman"/>
-          <w:b w:val="0"/>
-          <w:i w:val="0"/>
-          <w:sz w:val="24"/>
-        </w:rPr>
-        <w:t>Urgent-elective overlap in the same operating room occurred on 858 of 1,247 observation days (68.8%), making it a daily occurrence rather than an exceptional one. On days with overlap, elective cases started roughly 30 minutes later than on days without overlap, a gap that reached 60 minutes in early 2022 before narrowing. GO11 absorbed the highest absolute overlap burden, with 475 overlap events affecting 15.2% of its elective cases, and functioned as a de facto urgent-intake room (Supplementary Table S4).</w:t>
-      </w:r>
-    </w:p>
-    <w:p>
-      <w:pPr>
-        <w:spacing w:after="120" w:before="120" w:line="480" w:lineRule="exact"/>
-        <w:jc w:val="left"/>
-      </w:pPr>
-      <w:r>
-        <w:rPr>
-          <w:rFonts w:ascii="Times New Roman" w:hAnsi="Times New Roman"/>
-          <w:b w:val="0"/>
-          <w:i/>
-          <w:sz w:val="24"/>
-        </w:rPr>
-        <w:t>[Table 2. Urgent versus elective overtime and overlap. Panel A: volume, after-hours rate, mean overtime, and P95 overtime by urgency. Panel B: overlap frequency (858/1,247 days = 68.8%), mean start-delay effect (+30 min), and GO11 burden.]</w:t>
-      </w:r>
-    </w:p>
-    <w:p>
-      <w:pPr>
-        <w:spacing w:before="240" w:after="120" w:line="480" w:lineRule="exact"/>
-        <w:jc w:val="left"/>
-      </w:pPr>
-      <w:r>
-        <w:rPr>
-          <w:rFonts w:ascii="Times New Roman" w:hAnsi="Times New Roman"/>
-          <w:b/>
-          <w:sz w:val="24"/>
-        </w:rPr>
-        <w:t>Non-mechanisms</w:t>
-      </w:r>
-    </w:p>
-    <w:p>
-      <w:pPr>
-        <w:spacing w:after="120" w:before="0" w:line="480" w:lineRule="exact"/>
-        <w:jc w:val="left"/>
-      </w:pPr>
-      <w:r>
-        <w:rPr>
-          <w:rFonts w:ascii="Times New Roman" w:hAnsi="Times New Roman"/>
-          <w:b w:val="0"/>
-          <w:i w:val="0"/>
-          <w:sz w:val="24"/>
-        </w:rPr>
-        <w:t>Room swaps affected 0.7% of cases (519 of 79,352). The overtime rate among swapped cases was 14.8% versus 9.7% among non-swapped cases. Swapped cases were associated with a higher overtime rate, but whether swaps contribute to overtime (through disruption) or result from it (through reactive rescheduling) cannot be determined from these data. At 0.7% of total volume, their absolute contribution to overtime was small in either case (Supplementary Table S3). Idle time between consecutive cases had a median of 8 minutes and a mean of 9.9 minutes, with a 95th percentile of 25 minutes. Turnover was fast and consistent across rooms. Idle time was not the bottleneck (Supplementary Figure S1).</w:t>
+        <w:t>First-case punctuality showed no consistent association with room-level overtime. OR10 had the best punctuality (46.1% late) yet the worst overtime (32.9%). OR14 had the second-worst punctuality (78.7% late) yet the lowest overtime (3.5%). OR11 had the worst punctuality (82.4% late) yet mid-pack overtime (11.7%). This is consistent with Pandit et al., who reported R-squared values of 0.04 to 0.08 between start and finish times across more than 7,000 theatre lists.</w:t>
       </w:r>
       <w:r>
         <w:rPr>
@@ -1304,30 +1211,7 @@
           <w:sz w:val="24"/>
           <w:vertAlign w:val="superscript"/>
         </w:rPr>
-        <w:t>19</w:t>
-      </w:r>
-    </w:p>
-    <w:p>
-      <w:pPr>
-        <w:spacing w:after="120" w:before="0" w:line="480" w:lineRule="exact"/>
-        <w:jc w:val="left"/>
-      </w:pPr>
-      <w:r>
-        <w:rPr>
-          <w:rFonts w:ascii="Times New Roman" w:hAnsi="Times New Roman"/>
-          <w:b w:val="0"/>
-          <w:i w:val="0"/>
-          <w:sz w:val="24"/>
-        </w:rPr>
-        <w:t>First-case punctuality was not associated with room-level overtime. GO10 had the best start-time punctuality among the 18 surgical rooms (46.1% late) yet the worst overtime (32.9%). GO14 had the second-worst punctuality (78.7% late) yet the lowest overtime (3.5%). GO11 had the worst punctuality (82.4% late, with a mean delay of 319 minutes driven by its role as the urgent-intake room) yet mid-pack overtime (11.7%). Across the 18 rooms, late-start frequency showed no consistent association with overtime rate (Supplementary Table S2). This is consistent with Pandit et al., who reported R-squared values of 0.04 to 0.08 between start and finish times across more than 7,000 theatre lists in two UK hospitals.</w:t>
-      </w:r>
-      <w:r>
-        <w:rPr>
-          <w:rFonts w:ascii="Times New Roman" w:hAnsi="Times New Roman"/>
-          <w:sz w:val="24"/>
-          <w:vertAlign w:val="superscript"/>
-        </w:rPr>
-        <w:t>20</w:t>
+        <w:t>23</w:t>
       </w:r>
     </w:p>
     <w:p>
@@ -1370,7 +1254,46 @@
           <w:i w:val="0"/>
           <w:sz w:val="24"/>
         </w:rPr>
-        <w:t>A campus-wide overtime rate of 9.7% is unremarkable. The distribution, though, is strikingly uneven. GO10 ran overtime in one of every three cases, with a mean overrun of more than two and a half hours. GO14, in the same building, ran overtime on 3.5% of cases. The spread within this single campus (3.5 to 32.9%, nearly ten-fold) was wider than the spread between campuses across the ZOL network (0.5 to 9.7%).</w:t>
+        <w:t>A hospital-wide overtime rate of 9.7% is unremarkable. The distribution, however, is strikingly uneven. OR10 ran overtime in one of every three cases; OR14, in the same hospital, ran 3.5%. The ten-fold within-hospital spread was wider than the between-campus spread across the hospital network (0.5 to 9.7%). Hospital-wide targets such as "reduce overtime by 10%" will not reach the problem unless decomposed by room. Zhang, Dunstan, and Pandit made the same point: aggregate metrics hide room-level operational reality.</w:t>
+      </w:r>
+      <w:r>
+        <w:rPr>
+          <w:rFonts w:ascii="Times New Roman" w:hAnsi="Times New Roman"/>
+          <w:sz w:val="24"/>
+          <w:vertAlign w:val="superscript"/>
+        </w:rPr>
+        <w:t>16</w:t>
+      </w:r>
+      <w:r>
+        <w:rPr>
+          <w:rFonts w:ascii="Times New Roman" w:hAnsi="Times New Roman"/>
+          <w:b w:val="0"/>
+          <w:i w:val="0"/>
+          <w:sz w:val="24"/>
+        </w:rPr>
+        <w:t xml:space="preserve"> Valid room-level metrics are a prerequisite for quality improvement.</w:t>
+      </w:r>
+      <w:r>
+        <w:rPr>
+          <w:rFonts w:ascii="Times New Roman" w:hAnsi="Times New Roman"/>
+          <w:sz w:val="24"/>
+          <w:vertAlign w:val="superscript"/>
+        </w:rPr>
+        <w:t>24</w:t>
+      </w:r>
+    </w:p>
+    <w:p>
+      <w:pPr>
+        <w:spacing w:before="240" w:after="120" w:line="480" w:lineRule="exact"/>
+        <w:jc w:val="left"/>
+      </w:pPr>
+      <w:r>
+        <w:rPr>
+          <w:rFonts w:ascii="Times New Roman" w:hAnsi="Times New Roman"/>
+          <w:b/>
+          <w:sz w:val="24"/>
+        </w:rPr>
+        <w:t>Factors associated with overtime</w:t>
       </w:r>
     </w:p>
     <w:p>
@@ -1385,7 +1308,7 @@
           <w:i w:val="0"/>
           <w:sz w:val="24"/>
         </w:rPr>
-        <w:t>Hospital-wide targets such as “reduce overtime by 10%” will miss the problem unless they are decomposed by room. The overtime is already concentrated; the intervention should be too. Zhang, Dunstan, and Pandit made the same point in their tutorial on capped utilisation: aggregate metrics hide room-level operational reality.</w:t>
+        <w:t>The procedures with the largest planning deviations — complex cardiac and oncology cases — clustered in the rooms with the highest overtime. This concentration suggests that case-mix complexity, rather than scheduling inefficiency alone, explains much of the room-level variation. Wachtel and Dexter showed in a large operational dataset that tardiness grows as cumulative duration uncertainty accumulates through the day.</w:t>
       </w:r>
       <w:r>
         <w:rPr>
@@ -1393,7 +1316,7 @@
           <w:sz w:val="24"/>
           <w:vertAlign w:val="superscript"/>
         </w:rPr>
-        <w:t>13</w:t>
+        <w:t>26</w:t>
       </w:r>
       <w:r>
         <w:rPr>
@@ -1402,7 +1325,7 @@
           <w:i w:val="0"/>
           <w:sz w:val="24"/>
         </w:rPr>
-        <w:t xml:space="preserve"> A separate argument that valid OR metrics are a prerequisite for quality improvement has been made elsewhere.</w:t>
+        <w:t xml:space="preserve"> Fugener et al. documented systematic biases in surgeons' duration estimates — planning fallacy, anchoring — that compound across a list.</w:t>
       </w:r>
       <w:r>
         <w:rPr>
@@ -1410,7 +1333,16 @@
           <w:sz w:val="24"/>
           <w:vertAlign w:val="superscript"/>
         </w:rPr>
-        <w:t>21</w:t>
+        <w:t>27</w:t>
+      </w:r>
+      <w:r>
+        <w:rPr>
+          <w:rFonts w:ascii="Times New Roman" w:hAnsi="Times New Roman"/>
+          <w:b w:val="0"/>
+          <w:i w:val="0"/>
+          <w:sz w:val="24"/>
+        </w:rPr>
+        <w:t xml:space="preserve"> Both findings are consistent with the pattern observed here: high-complexity rooms generate more overtime because their cases carry wider duration uncertainty.</w:t>
       </w:r>
     </w:p>
     <w:p>
@@ -1425,55 +1357,7 @@
           <w:i w:val="0"/>
           <w:sz w:val="24"/>
         </w:rPr>
-        <w:t>The data also do not support the first-case-on-time-start (FCOTS) narrative. The conventional view holds that first-case punctuality drives end-of-day performance, and that each minute of tardiness carries a marginal cost.</w:t>
-      </w:r>
-      <w:r>
-        <w:rPr>
-          <w:rFonts w:ascii="Times New Roman" w:hAnsi="Times New Roman"/>
-          <w:sz w:val="24"/>
-          <w:vertAlign w:val="superscript"/>
-        </w:rPr>
-        <w:t>22</w:t>
-      </w:r>
-      <w:r>
-        <w:rPr>
-          <w:rFonts w:ascii="Times New Roman" w:hAnsi="Times New Roman"/>
-          <w:b w:val="0"/>
-          <w:i w:val="0"/>
-          <w:sz w:val="24"/>
-        </w:rPr>
-        <w:t xml:space="preserve"> In our data, room-level start-time punctuality was not associated with overtime rate. The room with the best punctuality (GO10, 46.1% late) had the worst overtime (32.9%), while a room with among the worst punctuality (GO14, 78.7% late) had the lowest overtime (3.5%). Pandit et al. reported a similar disconnect, with R-squared values of 0.04 to 0.08 between start and finish times across more than 7,000 theatre lists in two UK hospitals.</w:t>
-      </w:r>
-      <w:r>
-        <w:rPr>
-          <w:rFonts w:ascii="Times New Roman" w:hAnsi="Times New Roman"/>
-          <w:sz w:val="24"/>
-          <w:vertAlign w:val="superscript"/>
-        </w:rPr>
-        <w:t>20</w:t>
-      </w:r>
-      <w:r>
-        <w:rPr>
-          <w:rFonts w:ascii="Times New Roman" w:hAnsi="Times New Roman"/>
-          <w:b w:val="0"/>
-          <w:i w:val="0"/>
-          <w:sz w:val="24"/>
-        </w:rPr>
-        <w:t xml:space="preserve"> FCOTS may be a useful discipline marker, but on its own it does not appear to be a reliable lever for reducing overtime.</w:t>
-      </w:r>
-    </w:p>
-    <w:p>
-      <w:pPr>
-        <w:spacing w:before="240" w:after="120" w:line="480" w:lineRule="exact"/>
-        <w:jc w:val="left"/>
-      </w:pPr>
-      <w:r>
-        <w:rPr>
-          <w:rFonts w:ascii="Times New Roman" w:hAnsi="Times New Roman"/>
-          <w:b/>
-          <w:sz w:val="24"/>
-        </w:rPr>
-        <w:t>Cascading as the dominant mechanism</w:t>
+        <w:t>Urgent-elective overlap occurred on more than two-thirds of observation days and added roughly 30 minutes to elective start times. This makes urgent arrivals a routine scheduling factor rather than an exception. Protecting the elective programme from this disruption through dedicated urgent rooms or scheduling buffers may be more effective than reactive rescheduling.</w:t>
       </w:r>
     </w:p>
     <w:p>
@@ -1488,14 +1372,16 @@
           <w:i w:val="0"/>
           <w:sz w:val="24"/>
         </w:rPr>
-        <w:t>The 4,151 shift-displaced cases finished on time or early (mean duration deviation of minus 22.3 minutes), yet they were pushed past the shift boundary by a mean start delay of 398 minutes. If overtime were primarily caused by individual cases running long, displaced cases would show positive duration deviations. Instead, they ran shorter than planned while starting nearly seven hours late. This pattern points to upstream delay accumulation rather than the displaced cases themselves overrunning.</w:t>
+        <w:t>The conventional view holds that first-case punctuality drives end-of-day performance, with each minute of tardiness carrying a marginal cost.</w:t>
       </w:r>
-    </w:p>
-    <w:p>
-      <w:pPr>
-        <w:spacing w:after="120" w:before="0" w:line="480" w:lineRule="exact"/>
-        <w:jc w:val="left"/>
-      </w:pPr>
+      <w:r>
+        <w:rPr>
+          <w:rFonts w:ascii="Times New Roman" w:hAnsi="Times New Roman"/>
+          <w:sz w:val="24"/>
+          <w:vertAlign w:val="superscript"/>
+        </w:rPr>
+        <w:t>25</w:t>
+      </w:r>
       <w:r>
         <w:rPr>
           <w:rFonts w:ascii="Times New Roman" w:hAnsi="Times New Roman"/>
@@ -1503,7 +1389,7 @@
           <w:i w:val="0"/>
           <w:sz w:val="24"/>
         </w:rPr>
-        <w:t>The cascading pattern has been described before. Wachtel and Dexter showed in a large operational dataset that tardiness per case grew larger as the day progressed, because the total duration of preceding cases increased.</w:t>
+        <w:t xml:space="preserve"> Our data provide preliminary indications that this relationship may not hold at the room level. The room with the best start-time punctuality had the worst overtime; a room with among the worst punctuality had the lowest. Pandit et al. reported a similar disconnect.</w:t>
       </w:r>
       <w:r>
         <w:rPr>
@@ -1520,49 +1406,21 @@
           <w:i w:val="0"/>
           <w:sz w:val="24"/>
         </w:rPr>
-        <w:t xml:space="preserve"> Fugener et al. demonstrated systematic biases in surgeons’ duration estimates (planning fallacy, anchoring), which compound the cascade: each underestimated case pushes the next one later.</w:t>
+        <w:t xml:space="preserve"> First-case-on-time-start may be a useful discipline marker, but these data suggest it should not be assumed to reduce overtime without supporting evidence from the local context.</w:t>
       </w:r>
+    </w:p>
+    <w:p>
+      <w:pPr>
+        <w:spacing w:before="240" w:after="120" w:line="480" w:lineRule="exact"/>
+        <w:jc w:val="left"/>
+      </w:pPr>
       <w:r>
         <w:rPr>
           <w:rFonts w:ascii="Times New Roman" w:hAnsi="Times New Roman"/>
-          <w:sz w:val="24"/>
-          <w:vertAlign w:val="superscript"/>
-        </w:rPr>
-        <w:t>24</w:t>
-      </w:r>
-      <w:r>
-        <w:rPr>
-          <w:rFonts w:ascii="Times New Roman" w:hAnsi="Times New Roman"/>
-          <w:b w:val="0"/>
-          <w:i w:val="0"/>
+          <w:b/>
           <w:sz w:val="24"/>
         </w:rPr>
-        <w:t xml:space="preserve"> Our minus-22.3-minute duration deviation is consistent with displaced cases being compressed or truncated to fit a shrinking window. Joseph et al. documented how minor flow disruptions cluster and escalate into major ones.</w:t>
-      </w:r>
-      <w:r>
-        <w:rPr>
-          <w:rFonts w:ascii="Times New Roman" w:hAnsi="Times New Roman"/>
-          <w:sz w:val="24"/>
-          <w:vertAlign w:val="superscript"/>
-        </w:rPr>
-        <w:t>25</w:t>
-      </w:r>
-      <w:r>
-        <w:rPr>
-          <w:rFonts w:ascii="Times New Roman" w:hAnsi="Times New Roman"/>
-          <w:b w:val="0"/>
-          <w:i w:val="0"/>
-          <w:sz w:val="24"/>
-        </w:rPr>
-        <w:t xml:space="preserve"> A systematic review of operating-room workflow disruptions estimated that approximately 20% of operating time involves disruptions, although the evidence for direct linkage to surgical outcomes is mixed.</w:t>
-      </w:r>
-      <w:r>
-        <w:rPr>
-          <w:rFonts w:ascii="Times New Roman" w:hAnsi="Times New Roman"/>
-          <w:sz w:val="24"/>
-          <w:vertAlign w:val="superscript"/>
-        </w:rPr>
-        <w:t>26</w:t>
+        <w:t>Implications</w:t>
       </w:r>
     </w:p>
     <w:p>
@@ -1577,51 +1435,7 @@
           <w:i w:val="0"/>
           <w:sz w:val="24"/>
         </w:rPr>
-        <w:t>If the mechanism is cascading rather than individual long-running cases, the intervention point is earlier in the day. The targets are scheduling density, buffer placement, and urgent-case routing, rather than end-of-list management.</w:t>
-      </w:r>
-    </w:p>
-    <w:p>
-      <w:pPr>
-        <w:spacing w:before="240" w:after="120" w:line="480" w:lineRule="exact"/>
-        <w:jc w:val="left"/>
-      </w:pPr>
-      <w:r>
-        <w:rPr>
-          <w:rFonts w:ascii="Times New Roman" w:hAnsi="Times New Roman"/>
-          <w:b/>
-          <w:sz w:val="24"/>
-        </w:rPr>
-        <w:t>Urgent-elective interaction</w:t>
-      </w:r>
-    </w:p>
-    <w:p>
-      <w:pPr>
-        <w:spacing w:after="120" w:before="0" w:line="480" w:lineRule="exact"/>
-        <w:jc w:val="left"/>
-      </w:pPr>
-      <w:r>
-        <w:rPr>
-          <w:rFonts w:ascii="Times New Roman" w:hAnsi="Times New Roman"/>
-          <w:b w:val="0"/>
-          <w:i w:val="0"/>
-          <w:sz w:val="24"/>
-        </w:rPr>
-        <w:t>Urgent cases ran after-hours at more than twice the rate of elective cases (18.2% versus 8.3%), with heavier tails (P95 69 versus 29 minutes). Because elective cases were nearly six times more numerous, the absolute volume of after-hours minutes was dominated by the elective programme. Overlap between urgent and elective cases in the same room occurred on 68.8% of observation days, adding roughly 30 minutes to elective start times.</w:t>
-      </w:r>
-    </w:p>
-    <w:p>
-      <w:pPr>
-        <w:spacing w:after="120" w:before="0" w:line="480" w:lineRule="exact"/>
-        <w:jc w:val="left"/>
-      </w:pPr>
-      <w:r>
-        <w:rPr>
-          <w:rFonts w:ascii="Times New Roman" w:hAnsi="Times New Roman"/>
-          <w:b w:val="0"/>
-          <w:i w:val="0"/>
-          <w:sz w:val="24"/>
-        </w:rPr>
-        <w:t>This is not an argument to restrict urgent access. It is an argument to protect the elective programme from predictable disruption, either through dedicated urgent rooms or through scheduling buffers on days with historically high urgent volume. GO11 already absorbs a large share of the overlap and functions as the designated urgent-intake room. The unpredictability of the overlap has a workforce dimension, since both long shifts and overtime are associated with worse performance and wellbeing.</w:t>
+        <w:t>The overtime we document exposes both staff and patients to established risks. As reviewed in the Introduction, overtime and long shifts are associated with burnout, reduced care quality, and intent to leave,</w:t>
       </w:r>
       <w:r>
         <w:rPr>
@@ -1629,59 +1443,7 @@
           <w:sz w:val="24"/>
           <w:vertAlign w:val="superscript"/>
         </w:rPr>
-        <w:t>5</w:t>
-      </w:r>
-    </w:p>
-    <w:p>
-      <w:pPr>
-        <w:spacing w:before="240" w:after="120" w:line="480" w:lineRule="exact"/>
-        <w:jc w:val="left"/>
-      </w:pPr>
-      <w:r>
-        <w:rPr>
-          <w:rFonts w:ascii="Times New Roman" w:hAnsi="Times New Roman"/>
-          <w:b/>
-          <w:sz w:val="24"/>
-        </w:rPr>
-        <w:t>Staff and patient consequences</w:t>
-      </w:r>
-    </w:p>
-    <w:p>
-      <w:pPr>
-        <w:spacing w:after="120" w:before="0" w:line="480" w:lineRule="exact"/>
-        <w:jc w:val="left"/>
-      </w:pPr>
-      <w:r>
-        <w:rPr>
-          <w:rFonts w:ascii="Times New Roman" w:hAnsi="Times New Roman"/>
-          <w:b w:val="0"/>
-          <w:i w:val="0"/>
-          <w:sz w:val="24"/>
-        </w:rPr>
-        <w:t>This paper does not measure outcomes directly. It characterises an exposure: cases and staff pushed into understaffed hours. Published evidence documents consequences at both ends.</w:t>
-      </w:r>
-    </w:p>
-    <w:p>
-      <w:pPr>
-        <w:spacing w:after="120" w:before="0" w:line="480" w:lineRule="exact"/>
-        <w:jc w:val="left"/>
-      </w:pPr>
-      <w:r>
-        <w:rPr>
-          <w:rFonts w:ascii="Times New Roman" w:hAnsi="Times New Roman"/>
-          <w:b w:val="0"/>
-          <w:i w:val="0"/>
-          <w:sz w:val="24"/>
-        </w:rPr>
-        <w:t>On the staff side, overtime and long shifts are associated with burnout, reduced perceived care quality, and intent to leave.</w:t>
-      </w:r>
-      <w:r>
-        <w:rPr>
-          <w:rFonts w:ascii="Times New Roman" w:hAnsi="Times New Roman"/>
-          <w:sz w:val="24"/>
-          <w:vertAlign w:val="superscript"/>
-        </w:rPr>
-        <w:t>2,3,4</w:t>
+        <w:t>2,3,4,5</w:t>
       </w:r>
       <w:r>
         <w:rPr>
@@ -1690,7 +1452,7 @@
           <w:i w:val="0"/>
           <w:sz w:val="24"/>
         </w:rPr>
-        <w:t xml:space="preserve"> Both long shifts and overtime are associated with worse performance and wellbeing,</w:t>
+        <w:t xml:space="preserve"> and after-hours surgery carries elevated mortality risk, although the effect size is contested.</w:t>
       </w:r>
       <w:r>
         <w:rPr>
@@ -1698,7 +1460,7 @@
           <w:sz w:val="24"/>
           <w:vertAlign w:val="superscript"/>
         </w:rPr>
-        <w:t>5</w:t>
+        <w:t>7,8,9</w:t>
       </w:r>
       <w:r>
         <w:rPr>
@@ -1707,223 +1469,7 @@
           <w:i w:val="0"/>
           <w:sz w:val="24"/>
         </w:rPr>
-        <w:t xml:space="preserve"> and high workload combined with low decision latitude is an established burnout predictor.</w:t>
-      </w:r>
-      <w:r>
-        <w:rPr>
-          <w:rFonts w:ascii="Times New Roman" w:hAnsi="Times New Roman"/>
-          <w:sz w:val="24"/>
-          <w:vertAlign w:val="superscript"/>
-        </w:rPr>
-        <w:t>6</w:t>
-      </w:r>
-      <w:r>
-        <w:rPr>
-          <w:rFonts w:ascii="Times New Roman" w:hAnsi="Times New Roman"/>
-          <w:b w:val="0"/>
-          <w:i w:val="0"/>
-          <w:sz w:val="24"/>
-        </w:rPr>
-        <w:t xml:space="preserve"> In two Belgian university hospitals, workload and unit-level nurse management were the strongest predictors of burnout and job outcomes.</w:t>
-      </w:r>
-      <w:r>
-        <w:rPr>
-          <w:rFonts w:ascii="Times New Roman" w:hAnsi="Times New Roman"/>
-          <w:sz w:val="24"/>
-          <w:vertAlign w:val="superscript"/>
-        </w:rPr>
-        <w:t>27</w:t>
-      </w:r>
-      <w:r>
-        <w:rPr>
-          <w:rFonts w:ascii="Times New Roman" w:hAnsi="Times New Roman"/>
-          <w:b w:val="0"/>
-          <w:i w:val="0"/>
-          <w:sz w:val="24"/>
-        </w:rPr>
-        <w:t xml:space="preserve"> The HSSIB 2025 national investigation named staff fatigue as a patient-safety problem, linking the two sides of the argument.</w:t>
-      </w:r>
-      <w:r>
-        <w:rPr>
-          <w:rFonts w:ascii="Times New Roman" w:hAnsi="Times New Roman"/>
-          <w:sz w:val="24"/>
-          <w:vertAlign w:val="superscript"/>
-        </w:rPr>
-        <w:t>11</w:t>
-      </w:r>
-    </w:p>
-    <w:p>
-      <w:pPr>
-        <w:spacing w:after="120" w:before="0" w:line="480" w:lineRule="exact"/>
-        <w:jc w:val="left"/>
-      </w:pPr>
-      <w:r>
-        <w:rPr>
-          <w:rFonts w:ascii="Times New Roman" w:hAnsi="Times New Roman"/>
-          <w:b w:val="0"/>
-          <w:i w:val="0"/>
-          <w:sz w:val="24"/>
-        </w:rPr>
-        <w:t>On the patient side, after-hours surgery carries elevated mortality in meta-analytic and cohort data,</w:t>
-      </w:r>
-      <w:r>
-        <w:rPr>
-          <w:rFonts w:ascii="Times New Roman" w:hAnsi="Times New Roman"/>
-          <w:sz w:val="24"/>
-          <w:vertAlign w:val="superscript"/>
-        </w:rPr>
-        <w:t>7,8</w:t>
-      </w:r>
-      <w:r>
-        <w:rPr>
-          <w:rFonts w:ascii="Times New Roman" w:hAnsi="Times New Roman"/>
-          <w:b w:val="0"/>
-          <w:i w:val="0"/>
-          <w:sz w:val="24"/>
-        </w:rPr>
-        <w:t xml:space="preserve"> although the effect size is contested.</w:t>
-      </w:r>
-      <w:r>
-        <w:rPr>
-          <w:rFonts w:ascii="Times New Roman" w:hAnsi="Times New Roman"/>
-          <w:sz w:val="24"/>
-          <w:vertAlign w:val="superscript"/>
-        </w:rPr>
-        <w:t>9</w:t>
-      </w:r>
-      <w:r>
-        <w:rPr>
-          <w:rFonts w:ascii="Times New Roman" w:hAnsi="Times New Roman"/>
-          <w:b w:val="0"/>
-          <w:i w:val="0"/>
-          <w:sz w:val="24"/>
-        </w:rPr>
-        <w:t xml:space="preserve"> Each intraoperative handover raises complication risk,</w:t>
-      </w:r>
-      <w:r>
-        <w:rPr>
-          <w:rFonts w:ascii="Times New Roman" w:hAnsi="Times New Roman"/>
-          <w:sz w:val="24"/>
-          <w:vertAlign w:val="superscript"/>
-        </w:rPr>
-        <w:t>10</w:t>
-      </w:r>
-      <w:r>
-        <w:rPr>
-          <w:rFonts w:ascii="Times New Roman" w:hAnsi="Times New Roman"/>
-          <w:b w:val="0"/>
-          <w:i w:val="0"/>
-          <w:sz w:val="24"/>
-        </w:rPr>
-        <w:t xml:space="preserve"> although recent sub-specialty data have produced mixed results.</w:t>
-      </w:r>
-      <w:r>
-        <w:rPr>
-          <w:rFonts w:ascii="Times New Roman" w:hAnsi="Times New Roman"/>
-          <w:sz w:val="24"/>
-          <w:vertAlign w:val="superscript"/>
-        </w:rPr>
-        <w:t>28</w:t>
-      </w:r>
-      <w:r>
-        <w:rPr>
-          <w:rFonts w:ascii="Times New Roman" w:hAnsi="Times New Roman"/>
-          <w:b w:val="0"/>
-          <w:i w:val="0"/>
-          <w:sz w:val="24"/>
-        </w:rPr>
-        <w:t xml:space="preserve"> Structured handover programmes can reduce adverse events: in the I-PASS paediatric inpatient resident-handoff trial, preventable adverse events dropped by 30%.</w:t>
-      </w:r>
-      <w:r>
-        <w:rPr>
-          <w:rFonts w:ascii="Times New Roman" w:hAnsi="Times New Roman"/>
-          <w:sz w:val="24"/>
-          <w:vertAlign w:val="superscript"/>
-        </w:rPr>
-        <w:t>29</w:t>
-      </w:r>
-      <w:r>
-        <w:rPr>
-          <w:rFonts w:ascii="Times New Roman" w:hAnsi="Times New Roman"/>
-          <w:b w:val="0"/>
-          <w:i w:val="0"/>
-          <w:sz w:val="24"/>
-        </w:rPr>
-        <w:t xml:space="preserve"> Reducing intern shifts from extended (longer than 24 hours) to intervention schedules produced 36% fewer serious medical errors in an ICU setting.</w:t>
-      </w:r>
-      <w:r>
-        <w:rPr>
-          <w:rFonts w:ascii="Times New Roman" w:hAnsi="Times New Roman"/>
-          <w:sz w:val="24"/>
-          <w:vertAlign w:val="superscript"/>
-        </w:rPr>
-        <w:t>30</w:t>
-      </w:r>
-      <w:r>
-        <w:rPr>
-          <w:rFonts w:ascii="Times New Roman" w:hAnsi="Times New Roman"/>
-          <w:b w:val="0"/>
-          <w:i w:val="0"/>
-          <w:sz w:val="24"/>
-        </w:rPr>
-        <w:t xml:space="preserve"> Extended-duration shifts were associated with 3.5- to 7.5-fold higher odds of fatigue-related significant medical errors in a prospective intern cohort.</w:t>
-      </w:r>
-      <w:r>
-        <w:rPr>
-          <w:rFonts w:ascii="Times New Roman" w:hAnsi="Times New Roman"/>
-          <w:sz w:val="24"/>
-          <w:vertAlign w:val="superscript"/>
-        </w:rPr>
-        <w:t>31</w:t>
-      </w:r>
-      <w:r>
-        <w:rPr>
-          <w:rFonts w:ascii="Times New Roman" w:hAnsi="Times New Roman"/>
-          <w:b w:val="0"/>
-          <w:i w:val="0"/>
-          <w:sz w:val="24"/>
-        </w:rPr>
-        <w:t xml:space="preserve"> A systematic review of physician fatigue confirmed associations with physician health outcomes, with mixed evidence for direct effects on surgical patient outcomes.</w:t>
-      </w:r>
-      <w:r>
-        <w:rPr>
-          <w:rFonts w:ascii="Times New Roman" w:hAnsi="Times New Roman"/>
-          <w:sz w:val="24"/>
-          <w:vertAlign w:val="superscript"/>
-        </w:rPr>
-        <w:t>32</w:t>
-      </w:r>
-      <w:r>
-        <w:rPr>
-          <w:rFonts w:ascii="Times New Roman" w:hAnsi="Times New Roman"/>
-          <w:b w:val="0"/>
-          <w:i w:val="0"/>
-          <w:sz w:val="24"/>
-        </w:rPr>
-        <w:t xml:space="preserve"> Overtime hours above a breakpoint threshold have been associated with a 2.09% increase in pressure ulcers across 70 US hospitals.</w:t>
-      </w:r>
-      <w:r>
-        <w:rPr>
-          <w:rFonts w:ascii="Times New Roman" w:hAnsi="Times New Roman"/>
-          <w:sz w:val="24"/>
-          <w:vertAlign w:val="superscript"/>
-        </w:rPr>
-        <w:t>12</w:t>
-      </w:r>
-    </w:p>
-    <w:p>
-      <w:pPr>
-        <w:spacing w:after="120" w:before="0" w:line="480" w:lineRule="exact"/>
-        <w:jc w:val="left"/>
-      </w:pPr>
-      <w:r>
-        <w:rPr>
-          <w:rFonts w:ascii="Times New Roman" w:hAnsi="Times New Roman"/>
-          <w:b w:val="0"/>
-          <w:i w:val="0"/>
-          <w:sz w:val="24"/>
-        </w:rPr>
-        <w:t>In a hospital where 25 rooms drop to 8, then 4, then 1, each case pushed past the shift boundary lands in a setting with fewer staff, more handovers, and a fatigued workforce. The exposure we document is the upstream condition for both staff and patient harm.</w:t>
+        <w:t xml:space="preserve"> At a hospital where 25 rooms drop to 8, then 4, then 1, each case past the shift boundary lands in a setting with fewer staff and more handovers. Room-level monitoring is the necessary first step; Phase 2 of this programme will test whether the overtime patterns we describe are linked to patient outcomes in this cohort.</w:t>
       </w:r>
     </w:p>
     <w:p>
@@ -1952,7 +1498,7 @@
           <w:i w:val="0"/>
           <w:sz w:val="24"/>
         </w:rPr>
-        <w:t>This study has several limitations. It is a single-site retrospective analysis of one Belgian tertiary centre, so whether the concentration and cascading patterns hold in hospitals with different staffing models is unknown. The administrative data provide room-in and room-out times only, so we cannot decompose what happens inside the case. We do not measure patient or staff outcomes directly; the harm argument rests on published literature, not on complications or burnout scores from this cohort. Phase 2 of the research programme will link the operational patterns to complication and readmission data. The urgency flag is set at booking, and we cannot distinguish truly emergent cases from semi-urgent or add-on elective cases. GO10 handles complex cardiac surgery, and its high overtime may partly reflect irreducible procedural duration rather than schedulable inefficiency; we describe this but cannot adjust for it without procedure-level risk scores. Finally, the link between after-hours surgery and patient harm rests partly on observational mortality studies whose effect sizes range widely (adjusted odds ratio 1.16 in the 2020 meta-analysis</w:t>
+        <w:t>This study has several limitations. It is a single-site retrospective analysis, so whether the concentration pattern holds in hospitals with different staffing models is unknown. The administrative data provide room-in and room-out times only, so we cannot decompose what happens inside the case. We do not measure patient or staff outcomes directly; the harm argument rests on published literature, not on complications or burnout scores from this cohort. The urgency flag is set at booking, and we cannot distinguish truly emergent cases from semi-urgent or add-on elective cases. OR10 handles complex cardiac surgery, and its high overtime may partly reflect irreducible procedural duration rather than schedulable inefficiency; we describe this but cannot adjust for it without procedure-level risk scores. The link between after-hours surgery and patient harm rests on observational mortality studies whose effect sizes range widely (adjusted odds ratio 1.16</w:t>
       </w:r>
       <w:r>
         <w:rPr>
@@ -1969,7 +1515,7 @@
           <w:i w:val="0"/>
           <w:sz w:val="24"/>
         </w:rPr>
-        <w:t xml:space="preserve"> to 3.58 in the 2024 South Korean cohort</w:t>
+        <w:t xml:space="preserve"> to 3.58</w:t>
       </w:r>
       <w:r>
         <w:rPr>
@@ -2003,7 +1549,7 @@
           <w:i w:val="0"/>
           <w:sz w:val="24"/>
         </w:rPr>
-        <w:t xml:space="preserve"> Our paper does not measure patient outcomes directly; readers should weigh the after-hours mortality evidence with this uncertainty in mind.</w:t>
+        <w:t xml:space="preserve"> Readers should weigh the after-hours mortality evidence with this uncertainty in mind.</w:t>
       </w:r>
     </w:p>
     <w:p>
@@ -2032,22 +1578,7 @@
           <w:i w:val="0"/>
           <w:sz w:val="24"/>
         </w:rPr>
-        <w:t>Operating-room overtime at this tertiary centre is concentrated in a small number of rooms, driven primarily by mid-day cascading rather than individual case overruns, and amplified by daily urgent-elective overlap. Because the staffing pyramid sheds rooms rapidly after 16:30, even modest displacement pushes cases into understaffed hours where handover and fatigue risks accumulate. Published evidence links both the staff exposure (fatigue, burnout, intent to leave) and the patient exposure (after-hours surgery, handover transitions) to measurable harm.</w:t>
-      </w:r>
-    </w:p>
-    <w:p>
-      <w:pPr>
-        <w:spacing w:after="120" w:before="0" w:line="480" w:lineRule="exact"/>
-        <w:jc w:val="left"/>
-      </w:pPr>
-      <w:r>
-        <w:rPr>
-          <w:rFonts w:ascii="Times New Roman" w:hAnsi="Times New Roman"/>
-          <w:b w:val="0"/>
-          <w:i w:val="0"/>
-          <w:sz w:val="24"/>
-        </w:rPr>
-        <w:t>The findings argue for room-level rather than hospital-level overtime targets, for scheduling interventions that address mid-day flow rather than first-case punctuality alone, and for prospective outcome linkage in Phase 2 of this research programme.</w:t>
+        <w:t>Operating-room overtime at this tertiary hospital concentrated in a small number of rooms, with case-mix complexity and urgent-elective overlap as the most visible associated factors. First-case punctuality and inter-case idle time were not associated with room-level overtime. The findings support room-level rather than hospital-level overtime monitoring and scheduling interventions that account for urgent-case flow. Phase 2 of this research programme will link the operational patterns to patient outcome data.</w:t>
       </w:r>
     </w:p>
     <w:p>
@@ -2163,7 +1694,7 @@
           <w:i w:val="0"/>
           <w:sz w:val="24"/>
         </w:rPr>
-        <w:t>The dataset contains de-identified administrative hospital data. Requests for access should be directed to the Ziekenhuis Oost-Limburg research office.</w:t>
+        <w:t>The dataset contains de-identified administrative hospital data. Requests for access should be directed to the hospital's research office.</w:t>
       </w:r>
     </w:p>
     <w:p>
@@ -2466,7 +1997,7 @@
           <w:rFonts w:ascii="Times New Roman" w:hAnsi="Times New Roman"/>
           <w:sz w:val="24"/>
         </w:rPr>
-        <w:t>Zhang C, Dunstan C, Pandit JJ. A tutorial on “capped utilisation” as a metric and key performance target in NHS England’s Model Hospital operating theatres database: caution for international healthcare systems. Anesthesiol Perioper Sci 2024. DOI: 10.1007/s44254-024-00073-3.</w:t>
+        <w:t>Althoff FC, Wachtendorf LJ, Rostin P, et al. Effects of night surgery on postoperative mortality and morbidity: a multicentre cohort study. BMJ Qual Saf 2021;30(8):678-688.</w:t>
       </w:r>
     </w:p>
     <w:p>
@@ -2486,7 +2017,7 @@
           <w:rFonts w:ascii="Times New Roman" w:hAnsi="Times New Roman"/>
           <w:sz w:val="24"/>
         </w:rPr>
-        <w:t>Macario A. Are your hospital operating rooms “efficient”? A scoring system with eight performance indicators. Anesthesiology 2006;105(2):237-40.</w:t>
+        <w:t>Joseph A, Khoshkenar A, Taaffe KM, et al. Minor flow disruptions, traffic-related factors and their effect on major flow disruptions in the operating room. BMJ Qual Saf 2019;28(4):276-83.</w:t>
       </w:r>
     </w:p>
     <w:p>
@@ -2506,7 +2037,7 @@
           <w:rFonts w:ascii="Times New Roman" w:hAnsi="Times New Roman"/>
           <w:sz w:val="24"/>
         </w:rPr>
-        <w:t>Bauer M, Diemer M, Merkel M, et al. Glossary of perioperative process times and indicators. Anaesthesist 2020;69(Suppl 1):S5-17.</w:t>
+        <w:t>Koch A, Burns J, Catchpole K, Weigl M. Associations of workflow disruptions in the operating room with surgical outcomes: a systematic review and narrative synthesis. BMJ Qual Saf 2020;29(12):1033-1045.</w:t>
       </w:r>
     </w:p>
     <w:p>
@@ -2526,7 +2057,7 @@
           <w:rFonts w:ascii="Times New Roman" w:hAnsi="Times New Roman"/>
           <w:sz w:val="24"/>
         </w:rPr>
-        <w:t>Schouten AEM, Flipse SM, van Nieuwenhuizen KE, et al. Operating room performance optimization metrics: a systematic review. J Med Syst 2023;47(1):19.</w:t>
+        <w:t>Zhang C, Dunstan C, Pandit JJ. A tutorial on “capped utilisation” as a metric and key performance target in NHS England’s Model Hospital operating theatres database: caution for international healthcare systems. Anesthesiol Perioper Sci 2024. DOI: 10.1007/s44254-024-00073-3.</w:t>
       </w:r>
     </w:p>
     <w:p>
@@ -2546,7 +2077,7 @@
           <w:rFonts w:ascii="Times New Roman" w:hAnsi="Times New Roman"/>
           <w:sz w:val="24"/>
         </w:rPr>
-        <w:t>Strum DP, May JH, Vargas LG. Modeling the uncertainty of surgical procedure times: comparison of log-normal and normal models. Anesthesiology 2000;92(4):1160-7.</w:t>
+        <w:t>Macario A. Are your hospital operating rooms “efficient”? A scoring system with eight performance indicators. Anesthesiology 2006;105(2):237-40.</w:t>
       </w:r>
     </w:p>
     <w:p>
@@ -2566,7 +2097,7 @@
           <w:rFonts w:ascii="Times New Roman" w:hAnsi="Times New Roman"/>
           <w:sz w:val="24"/>
         </w:rPr>
-        <w:t>Eijkemans MJ, van Houdenhoven M, Nguyen T, et al. Predicting the unpredictable: a new prediction model for operating room times using individual surgeon-specific historical data. Anesthesiology 2010;112(1):41-9.</w:t>
+        <w:t>Bauer M, Diemer M, Merkel M, et al. Glossary of perioperative process times and indicators. Anaesthesist 2020;69(Suppl 1):S5-17.</w:t>
       </w:r>
     </w:p>
     <w:p>
@@ -2586,7 +2117,7 @@
           <w:rFonts w:ascii="Times New Roman" w:hAnsi="Times New Roman"/>
           <w:sz w:val="24"/>
         </w:rPr>
-        <w:t>MacMillan L, et al. What affects operating room turnover time? A systematic review and mapping of the evidence. Surgery 2025. PMID: 40054053.</w:t>
+        <w:t>Schouten AEM, Flipse SM, van Nieuwenhuizen KE, et al. Operating room performance optimization metrics: a systematic review. J Med Syst 2023;47(1):19.</w:t>
       </w:r>
     </w:p>
     <w:p>
@@ -2606,7 +2137,7 @@
           <w:rFonts w:ascii="Times New Roman" w:hAnsi="Times New Roman"/>
           <w:sz w:val="24"/>
         </w:rPr>
-        <w:t>Pandit JJ, Abbott T, Pandit M, et al. Is “starting on time” useful (or useless) as a surrogate measure for “surgical theatre efficiency”? Anaesthesia 2012;67(8):823-32.</w:t>
+        <w:t>Strum DP, May JH, Vargas LG. Modeling the uncertainty of surgical procedure times: comparison of log-normal and normal models. Anesthesiology 2000;92(4):1160-7.</w:t>
       </w:r>
     </w:p>
     <w:p>
@@ -2626,7 +2157,7 @@
           <w:rFonts w:ascii="Times New Roman" w:hAnsi="Times New Roman"/>
           <w:sz w:val="24"/>
         </w:rPr>
-        <w:t>Zhang C, Pandit JJ. Getting operating theatre metrics right to underpin quality improvement. Br J Anaesth 2023;131(1):130-4.</w:t>
+        <w:t>Eijkemans MJ, van Houdenhoven M, Nguyen T, et al. Predicting the unpredictable: a new prediction model for operating room times using individual surgeon-specific historical data. Anesthesiology 2010;112(1):41-9.</w:t>
       </w:r>
     </w:p>
     <w:p>
@@ -2646,7 +2177,7 @@
           <w:rFonts w:ascii="Times New Roman" w:hAnsi="Times New Roman"/>
           <w:sz w:val="24"/>
         </w:rPr>
-        <w:t>Dexter F, Epstein RH. Typical savings from each minute reduction in tardy first case of the day starts. Anesth Analg 2009;108(4):1262-7.</w:t>
+        <w:t>MacMillan L, et al. What affects operating room turnover time? A systematic review and mapping of the evidence. Surgery 2025. PMID: 40054053.</w:t>
       </w:r>
     </w:p>
     <w:p>
@@ -2666,7 +2197,7 @@
           <w:rFonts w:ascii="Times New Roman" w:hAnsi="Times New Roman"/>
           <w:sz w:val="24"/>
         </w:rPr>
-        <w:t>Wachtel RE, Dexter F. Influence of the operating room schedule on tardiness from scheduled start times. Anesth Analg 2009;108(6):1889-1901.</w:t>
+        <w:t>Pandit JJ, Abbott T, Pandit M, et al. Is “starting on time” useful (or useless) as a surrogate measure for “surgical theatre efficiency”? Anaesthesia 2012;67(8):823-32.</w:t>
       </w:r>
     </w:p>
     <w:p>
@@ -2686,7 +2217,7 @@
           <w:rFonts w:ascii="Times New Roman" w:hAnsi="Times New Roman"/>
           <w:sz w:val="24"/>
         </w:rPr>
-        <w:t>Fugener A, Schiffels S, Kolisch R. Overutilization and underutilization of operating rooms: insights from behavioral health care operations management. Health Care Manag Sci 2017;20(1):115-28.</w:t>
+        <w:t>Zhang C, Pandit JJ. Getting operating theatre metrics right to underpin quality improvement. Br J Anaesth 2023;131(1):130-4.</w:t>
       </w:r>
     </w:p>
     <w:p>
@@ -2706,7 +2237,7 @@
           <w:rFonts w:ascii="Times New Roman" w:hAnsi="Times New Roman"/>
           <w:sz w:val="24"/>
         </w:rPr>
-        <w:t>Joseph A, Khoshkenar A, Taaffe KM, et al. Minor flow disruptions, traffic-related factors and their effect on major flow disruptions in the operating room. BMJ Qual Saf 2019;28(4):276-83.</w:t>
+        <w:t>Dexter F, Epstein RH. Typical savings from each minute reduction in tardy first case of the day starts. Anesth Analg 2009;108(4):1262-7.</w:t>
       </w:r>
     </w:p>
     <w:p>
@@ -2726,7 +2257,7 @@
           <w:rFonts w:ascii="Times New Roman" w:hAnsi="Times New Roman"/>
           <w:sz w:val="24"/>
         </w:rPr>
-        <w:t>Koch A, Burns J, Catchpole K, Weigl M. Associations of workflow disruptions in the operating room with surgical outcomes: a systematic review and narrative synthesis. BMJ Qual Saf 2020;29(12):1033-1045.</w:t>
+        <w:t>Wachtel RE, Dexter F. Influence of the operating room schedule on tardiness from scheduled start times. Anesth Analg 2009;108(6):1889-1901.</w:t>
       </w:r>
     </w:p>
     <w:p>
@@ -2746,107 +2277,7 @@
           <w:rFonts w:ascii="Times New Roman" w:hAnsi="Times New Roman"/>
           <w:sz w:val="24"/>
         </w:rPr>
-        <w:t>Van Bogaert P, Peremans L, Van Heusden D, et al. Predictors of burnout, work engagement and nurse reported job outcomes and quality of care: a survey among hospital nurses in Belgium. BMC Nurs 2017;16:5.</w:t>
-      </w:r>
-    </w:p>
-    <w:p>
-      <w:pPr>
-        <w:spacing w:after="40" w:line="480" w:lineRule="exact"/>
-        <w:jc w:val="left"/>
-      </w:pPr>
-      <w:r>
-        <w:rPr>
-          <w:rFonts w:ascii="Times New Roman" w:hAnsi="Times New Roman"/>
-          <w:sz w:val="24"/>
-        </w:rPr>
-        <w:t xml:space="preserve">28. </w:t>
-      </w:r>
-      <w:r>
-        <w:rPr>
-          <w:rFonts w:ascii="Times New Roman" w:hAnsi="Times New Roman"/>
-          <w:sz w:val="24"/>
-        </w:rPr>
-        <w:t>Guerra-Londono JJ, et al. The impact of intraoperative anesthesiology provider handovers on postoperative complications after hepatopancreatobiliary surgery. J Surg Oncol 2025. PMID: 39388390.</w:t>
-      </w:r>
-    </w:p>
-    <w:p>
-      <w:pPr>
-        <w:spacing w:after="40" w:line="480" w:lineRule="exact"/>
-        <w:jc w:val="left"/>
-      </w:pPr>
-      <w:r>
-        <w:rPr>
-          <w:rFonts w:ascii="Times New Roman" w:hAnsi="Times New Roman"/>
-          <w:sz w:val="24"/>
-        </w:rPr>
-        <w:t xml:space="preserve">29. </w:t>
-      </w:r>
-      <w:r>
-        <w:rPr>
-          <w:rFonts w:ascii="Times New Roman" w:hAnsi="Times New Roman"/>
-          <w:sz w:val="24"/>
-        </w:rPr>
-        <w:t>Starmer AJ, Spector ND, Srivastava R, et al. Changes in medical errors after implementation of a handoff program. N Engl J Med 2014;371(19):1803-12.</w:t>
-      </w:r>
-    </w:p>
-    <w:p>
-      <w:pPr>
-        <w:spacing w:after="40" w:line="480" w:lineRule="exact"/>
-        <w:jc w:val="left"/>
-      </w:pPr>
-      <w:r>
-        <w:rPr>
-          <w:rFonts w:ascii="Times New Roman" w:hAnsi="Times New Roman"/>
-          <w:sz w:val="24"/>
-        </w:rPr>
-        <w:t xml:space="preserve">30. </w:t>
-      </w:r>
-      <w:r>
-        <w:rPr>
-          <w:rFonts w:ascii="Times New Roman" w:hAnsi="Times New Roman"/>
-          <w:sz w:val="24"/>
-        </w:rPr>
-        <w:t>Landrigan CP, Rothschild JM, Cronin JW, et al. Effect of reducing interns’ work hours on serious medical errors in intensive care units. N Engl J Med 2004;351(18):1838-48.</w:t>
-      </w:r>
-    </w:p>
-    <w:p>
-      <w:pPr>
-        <w:spacing w:after="40" w:line="480" w:lineRule="exact"/>
-        <w:jc w:val="left"/>
-      </w:pPr>
-      <w:r>
-        <w:rPr>
-          <w:rFonts w:ascii="Times New Roman" w:hAnsi="Times New Roman"/>
-          <w:sz w:val="24"/>
-        </w:rPr>
-        <w:t xml:space="preserve">31. </w:t>
-      </w:r>
-      <w:r>
-        <w:rPr>
-          <w:rFonts w:ascii="Times New Roman" w:hAnsi="Times New Roman"/>
-          <w:sz w:val="24"/>
-        </w:rPr>
-        <w:t>Barger LK, Ayas NT, Cade BE, et al. Impact of extended-duration shifts on medical errors, adverse events, and attentional failures. PLoS Med 2006;3(12):e487.</w:t>
-      </w:r>
-    </w:p>
-    <w:p>
-      <w:pPr>
-        <w:spacing w:after="40" w:line="480" w:lineRule="exact"/>
-        <w:jc w:val="left"/>
-      </w:pPr>
-      <w:r>
-        <w:rPr>
-          <w:rFonts w:ascii="Times New Roman" w:hAnsi="Times New Roman"/>
-          <w:sz w:val="24"/>
-        </w:rPr>
-        <w:t xml:space="preserve">32. </w:t>
-      </w:r>
-      <w:r>
-        <w:rPr>
-          <w:rFonts w:ascii="Times New Roman" w:hAnsi="Times New Roman"/>
-          <w:sz w:val="24"/>
-        </w:rPr>
-        <w:t>Gates M, Wingert A, Featherstone R, et al. Impact of fatigue and insufficient sleep on physician and patient outcomes: a systematic review. BMJ Open 2018;8(9):e021967.</w:t>
+        <w:t>Fugener A, Schiffels S, Kolisch R. Overutilization and underutilization of operating rooms: insights from behavioral health care operations management. Health Care Manag Sci 2017;20(1):115-28.</w:t>
       </w:r>
     </w:p>
     <w:p>
@@ -2881,49 +2312,7 @@
           <w:rFonts w:ascii="Times New Roman" w:hAnsi="Times New Roman"/>
           <w:sz w:val="24"/>
         </w:rPr>
-        <w:t xml:space="preserve"> Staffing pyramid at Campus Genk. Step diagram showing the four staffing tiers: 25 rooms during the 08:00–16:30 day shift, 8 rooms during 16:30–17:30, 4 rooms during 17:30–22:00, and 1 room overnight. Reproduced with permission from the hospital’s project-launch materials.</w:t>
-      </w:r>
-    </w:p>
-    <w:p>
-      <w:pPr>
-        <w:spacing w:after="120" w:line="480" w:lineRule="exact"/>
-        <w:jc w:val="left"/>
-      </w:pPr>
-      <w:r>
-        <w:rPr>
-          <w:rFonts w:ascii="Times New Roman" w:hAnsi="Times New Roman"/>
-          <w:b/>
-          <w:sz w:val="24"/>
-        </w:rPr>
-        <w:t>Figure 2.</w:t>
-      </w:r>
-      <w:r>
-        <w:rPr>
-          <w:rFonts w:ascii="Times New Roman" w:hAnsi="Times New Roman"/>
-          <w:sz w:val="24"/>
-        </w:rPr>
-        <w:t xml:space="preserve"> Room-level overtime concentration at Campus Genk. Horizontal bar chart with one bar per operating room, ordered descending by overtime rate. A secondary panel shows mean overtime minutes per room. GO10 (32.9%) and GO14 (3.5%) anchor the extremes. Overall: 7,729 of 79,352 cases (9.7%), mean 60.3 min, median 39 min, P95 197 min.</w:t>
-      </w:r>
-    </w:p>
-    <w:p>
-      <w:pPr>
-        <w:spacing w:after="120" w:line="480" w:lineRule="exact"/>
-        <w:jc w:val="left"/>
-      </w:pPr>
-      <w:r>
-        <w:rPr>
-          <w:rFonts w:ascii="Times New Roman" w:hAnsi="Times New Roman"/>
-          <w:b/>
-          <w:sz w:val="24"/>
-        </w:rPr>
-        <w:t>Figure 3.</w:t>
-      </w:r>
-      <w:r>
-        <w:rPr>
-          <w:rFonts w:ascii="Times New Roman" w:hAnsi="Times New Roman"/>
-          <w:sz w:val="24"/>
-        </w:rPr>
-        <w:t xml:space="preserve"> Shift displacement as the overtime mechanism. Of 4,151 cases (5.2% of total) displaced into a different shift than planned: mean start delay 398 minutes, mean duration deviation −22.3 minutes (shorter than planned), mean overtime 10.4 minutes.</w:t>
+        <w:t xml:space="preserve"> Room-level overtime concentration. Horizontal bar chart with one bar per operating room, ordered descending by overtime rate. A secondary panel shows mean overtime minutes per room. OR10 (32.9%) and OR14 (3.5%) anchor the extremes. Overall: 7,729 of 79,352 cases (9.7%), mean 60.3 min, median 39 min, P95 197 min.</w:t>
       </w:r>
     </w:p>
     <w:sectPr>

--- a/paper/bmjqs_v2_overtime/submission/manuscript.docx
+++ b/paper/bmjqs_v2_overtime/submission/manuscript.docx
@@ -302,7 +302,7 @@
           <w:i w:val="0"/>
           <w:sz w:val="24"/>
         </w:rPr>
-        <w:t>Operating-room (OR) overtime occurs when a surgical case extends past the end of its assigned staffing shift, requiring personnel to continue working beyond their scheduled period. Overutilised time is approximately twice as expensive as underutilised time.</w:t>
+        <w:t>Operating-room (OR) overtime occurs when a surgical case extends past the end of its assigned staffing shift. Overutilised time is approximately twice as expensive as underutilised time,</w:t>
       </w:r>
       <w:r>
         <w:rPr>
@@ -319,7 +319,7 @@
           <w:i w:val="0"/>
           <w:sz w:val="24"/>
         </w:rPr>
-        <w:t xml:space="preserve"> The consequences, however, extend well beyond cost.</w:t>
+        <w:t xml:space="preserve"> but overtime is more than a budget problem.</w:t>
       </w:r>
     </w:p>
     <w:p>
@@ -1435,7 +1435,7 @@
           <w:i w:val="0"/>
           <w:sz w:val="24"/>
         </w:rPr>
-        <w:t>The overtime we document exposes both staff and patients to established risks. As reviewed in the Introduction, overtime and long shifts are associated with burnout, reduced care quality, and intent to leave,</w:t>
+        <w:t>The overtime we document exposes both staff and patients to known risks. As reviewed in the Introduction, overtime and long shifts are associated with burnout, reduced care quality, and intent to leave,</w:t>
       </w:r>
       <w:r>
         <w:rPr>

--- a/paper/bmjqs_v2_overtime/submission/manuscript.docx
+++ b/paper/bmjqs_v2_overtime/submission/manuscript.docx
@@ -13,7 +13,7 @@
           <w:b/>
           <w:sz w:val="28"/>
         </w:rPr>
-        <w:t>Where does operating-room overtime come from? A 79,352-case retrospective analysis</w:t>
+        <w:t>Where does operating-room overtime come from? A retrospective analysis of one tertiary hospital</w:t>
       </w:r>
     </w:p>
     <w:p>
@@ -302,7 +302,7 @@
           <w:i w:val="0"/>
           <w:sz w:val="24"/>
         </w:rPr>
-        <w:t>Operating-room (OR) overtime occurs when a surgical case extends past the end of its assigned staffing shift. Overutilised time is approximately twice as expensive as underutilised time,</w:t>
+        <w:t>Operating-room (OR) overtime can refer to several distinct phenomena: a procedure running longer than its estimated duration, a case finishing after its planned end time, or a case extending past a staffing-shift boundary and requiring a personnel handover during or after the procedure. These definitions capture different problems — planning accuracy, schedule adherence, and workforce exposure — and the choice of definition shapes what is measured and what intervention follows. In this study, we define overtime as a case whose room-out time falls after the end of its assigned staffing shift, because the staffing change at each shift boundary is the operational event that makes overtime consequential. Overutilised time is approximately twice as expensive as underutilised time,</w:t>
       </w:r>
       <w:r>
         <w:rPr>
@@ -334,7 +334,7 @@
           <w:i w:val="0"/>
           <w:sz w:val="24"/>
         </w:rPr>
-        <w:t>On the staff side, overtime and long shifts are associated with poorer perceived care quality and higher patient-safety risk in a 12-country European nurse workforce study.</w:t>
+        <w:t>On the patient side, after-hours surgery carries elevated mortality. A meta-analysis reported an adjusted odds ratio of 1.16 (95% CI 1.06 to 1.28), based on low-certainty evidence.</w:t>
       </w:r>
       <w:r>
         <w:rPr>
@@ -351,6 +351,114 @@
           <w:i w:val="0"/>
           <w:sz w:val="24"/>
         </w:rPr>
+        <w:t xml:space="preserve"> A propensity-matched cohort of 281,717 South Korean patients reported a larger effect (odds ratio 3.58), although that estimate has been challenged on residual-confounding grounds.</w:t>
+      </w:r>
+      <w:r>
+        <w:rPr>
+          <w:rFonts w:ascii="Times New Roman" w:hAnsi="Times New Roman"/>
+          <w:sz w:val="24"/>
+          <w:vertAlign w:val="superscript"/>
+        </w:rPr>
+        <w:t>3,4</w:t>
+      </w:r>
+      <w:r>
+        <w:rPr>
+          <w:rFonts w:ascii="Times New Roman" w:hAnsi="Times New Roman"/>
+          <w:b w:val="0"/>
+          <w:i w:val="0"/>
+          <w:sz w:val="24"/>
+        </w:rPr>
+        <w:t xml:space="preserve"> Each intraoperative anaesthesia handover raises the odds of a major composite complication, with incidence rising from 8.8% at zero transitions to 21.2% at four or more.</w:t>
+      </w:r>
+      <w:r>
+        <w:rPr>
+          <w:rFonts w:ascii="Times New Roman" w:hAnsi="Times New Roman"/>
+          <w:sz w:val="24"/>
+          <w:vertAlign w:val="superscript"/>
+        </w:rPr>
+        <w:t>5</w:t>
+      </w:r>
+      <w:r>
+        <w:rPr>
+          <w:rFonts w:ascii="Times New Roman" w:hAnsi="Times New Roman"/>
+          <w:b w:val="0"/>
+          <w:i w:val="0"/>
+          <w:sz w:val="24"/>
+        </w:rPr>
+        <w:t xml:space="preserve"> A 2025 UK national patient-safety investigation reported that 22% of surveyed doctors experienced daily sleep deprivation and 35% said tiredness had impaired their ability to treat patients.</w:t>
+      </w:r>
+      <w:r>
+        <w:rPr>
+          <w:rFonts w:ascii="Times New Roman" w:hAnsi="Times New Roman"/>
+          <w:sz w:val="24"/>
+          <w:vertAlign w:val="superscript"/>
+        </w:rPr>
+        <w:t>6</w:t>
+      </w:r>
+      <w:r>
+        <w:rPr>
+          <w:rFonts w:ascii="Times New Roman" w:hAnsi="Times New Roman"/>
+          <w:b w:val="0"/>
+          <w:i w:val="0"/>
+          <w:sz w:val="24"/>
+        </w:rPr>
+        <w:t xml:space="preserve"> Overtime above a breakpoint threshold has been associated with a 2.09% increase in pressure ulcers across 70 US hospitals.</w:t>
+      </w:r>
+      <w:r>
+        <w:rPr>
+          <w:rFonts w:ascii="Times New Roman" w:hAnsi="Times New Roman"/>
+          <w:sz w:val="24"/>
+          <w:vertAlign w:val="superscript"/>
+        </w:rPr>
+        <w:t>7</w:t>
+      </w:r>
+      <w:r>
+        <w:rPr>
+          <w:rFonts w:ascii="Times New Roman" w:hAnsi="Times New Roman"/>
+          <w:b w:val="0"/>
+          <w:i w:val="0"/>
+          <w:sz w:val="24"/>
+        </w:rPr>
+        <w:t xml:space="preserve"> In a multicentre cohort of more than 350,000 non-cardiac surgical cases, night surgery was associated with increased morbidity (adjusted odds ratio 1.41), mediated partly by higher transfusion rates and provider handovers during the case.</w:t>
+      </w:r>
+      <w:r>
+        <w:rPr>
+          <w:rFonts w:ascii="Times New Roman" w:hAnsi="Times New Roman"/>
+          <w:sz w:val="24"/>
+          <w:vertAlign w:val="superscript"/>
+        </w:rPr>
+        <w:t>8</w:t>
+      </w:r>
+    </w:p>
+    <w:p>
+      <w:pPr>
+        <w:spacing w:after="120" w:before="0" w:line="480" w:lineRule="exact"/>
+        <w:jc w:val="left"/>
+      </w:pPr>
+      <w:r>
+        <w:rPr>
+          <w:rFonts w:ascii="Times New Roman" w:hAnsi="Times New Roman"/>
+          <w:b w:val="0"/>
+          <w:i w:val="0"/>
+          <w:sz w:val="24"/>
+        </w:rPr>
+        <w:t>On the staff side, overtime and long shifts are associated with poorer perceived care quality and higher patient-safety risk in a 12-country European nurse workforce study.</w:t>
+      </w:r>
+      <w:r>
+        <w:rPr>
+          <w:rFonts w:ascii="Times New Roman" w:hAnsi="Times New Roman"/>
+          <w:sz w:val="24"/>
+          <w:vertAlign w:val="superscript"/>
+        </w:rPr>
+        <w:t>9</w:t>
+      </w:r>
+      <w:r>
+        <w:rPr>
+          <w:rFonts w:ascii="Times New Roman" w:hAnsi="Times New Roman"/>
+          <w:b w:val="0"/>
+          <w:i w:val="0"/>
+          <w:sz w:val="24"/>
+        </w:rPr>
         <w:t xml:space="preserve"> The companion study linked 12-hour shifts to burnout and intent to leave.</w:t>
       </w:r>
       <w:r>
@@ -359,7 +467,7 @@
           <w:sz w:val="24"/>
           <w:vertAlign w:val="superscript"/>
         </w:rPr>
-        <w:t>3</w:t>
+        <w:t>10</w:t>
       </w:r>
       <w:r>
         <w:rPr>
@@ -376,7 +484,7 @@
           <w:sz w:val="24"/>
           <w:vertAlign w:val="superscript"/>
         </w:rPr>
-        <w:t>4</w:t>
+        <w:t>11</w:t>
       </w:r>
       <w:r>
         <w:rPr>
@@ -393,7 +501,7 @@
           <w:sz w:val="24"/>
           <w:vertAlign w:val="superscript"/>
         </w:rPr>
-        <w:t>5</w:t>
+        <w:t>12</w:t>
       </w:r>
       <w:r>
         <w:rPr>
@@ -403,114 +511,6 @@
           <w:sz w:val="24"/>
         </w:rPr>
         <w:t xml:space="preserve"> and high workload combined with low decision latitude is an established burnout predictor.</w:t>
-      </w:r>
-      <w:r>
-        <w:rPr>
-          <w:rFonts w:ascii="Times New Roman" w:hAnsi="Times New Roman"/>
-          <w:sz w:val="24"/>
-          <w:vertAlign w:val="superscript"/>
-        </w:rPr>
-        <w:t>6</w:t>
-      </w:r>
-    </w:p>
-    <w:p>
-      <w:pPr>
-        <w:spacing w:after="120" w:before="0" w:line="480" w:lineRule="exact"/>
-        <w:jc w:val="left"/>
-      </w:pPr>
-      <w:r>
-        <w:rPr>
-          <w:rFonts w:ascii="Times New Roman" w:hAnsi="Times New Roman"/>
-          <w:b w:val="0"/>
-          <w:i w:val="0"/>
-          <w:sz w:val="24"/>
-        </w:rPr>
-        <w:t>On the patient side, after-hours surgery carries elevated mortality. A meta-analysis reported an adjusted odds ratio of 1.16 (95% CI 1.06 to 1.28), based on low-certainty evidence.</w:t>
-      </w:r>
-      <w:r>
-        <w:rPr>
-          <w:rFonts w:ascii="Times New Roman" w:hAnsi="Times New Roman"/>
-          <w:sz w:val="24"/>
-          <w:vertAlign w:val="superscript"/>
-        </w:rPr>
-        <w:t>7</w:t>
-      </w:r>
-      <w:r>
-        <w:rPr>
-          <w:rFonts w:ascii="Times New Roman" w:hAnsi="Times New Roman"/>
-          <w:b w:val="0"/>
-          <w:i w:val="0"/>
-          <w:sz w:val="24"/>
-        </w:rPr>
-        <w:t xml:space="preserve"> A propensity-matched cohort of 281,717 South Korean patients reported a larger effect (odds ratio 3.58), although that estimate has been challenged on residual-confounding grounds.</w:t>
-      </w:r>
-      <w:r>
-        <w:rPr>
-          <w:rFonts w:ascii="Times New Roman" w:hAnsi="Times New Roman"/>
-          <w:sz w:val="24"/>
-          <w:vertAlign w:val="superscript"/>
-        </w:rPr>
-        <w:t>8,9</w:t>
-      </w:r>
-      <w:r>
-        <w:rPr>
-          <w:rFonts w:ascii="Times New Roman" w:hAnsi="Times New Roman"/>
-          <w:b w:val="0"/>
-          <w:i w:val="0"/>
-          <w:sz w:val="24"/>
-        </w:rPr>
-        <w:t xml:space="preserve"> Each intraoperative anaesthesia handover raises the odds of a major composite complication, with incidence rising from 8.8% at zero transitions to 21.2% at four or more.</w:t>
-      </w:r>
-      <w:r>
-        <w:rPr>
-          <w:rFonts w:ascii="Times New Roman" w:hAnsi="Times New Roman"/>
-          <w:sz w:val="24"/>
-          <w:vertAlign w:val="superscript"/>
-        </w:rPr>
-        <w:t>10</w:t>
-      </w:r>
-      <w:r>
-        <w:rPr>
-          <w:rFonts w:ascii="Times New Roman" w:hAnsi="Times New Roman"/>
-          <w:b w:val="0"/>
-          <w:i w:val="0"/>
-          <w:sz w:val="24"/>
-        </w:rPr>
-        <w:t xml:space="preserve"> A 2025 UK national patient-safety investigation reported that 22% of surveyed doctors experienced daily sleep deprivation and 35% said tiredness had impaired their ability to treat patients.</w:t>
-      </w:r>
-      <w:r>
-        <w:rPr>
-          <w:rFonts w:ascii="Times New Roman" w:hAnsi="Times New Roman"/>
-          <w:sz w:val="24"/>
-          <w:vertAlign w:val="superscript"/>
-        </w:rPr>
-        <w:t>11</w:t>
-      </w:r>
-      <w:r>
-        <w:rPr>
-          <w:rFonts w:ascii="Times New Roman" w:hAnsi="Times New Roman"/>
-          <w:b w:val="0"/>
-          <w:i w:val="0"/>
-          <w:sz w:val="24"/>
-        </w:rPr>
-        <w:t xml:space="preserve"> Overtime above a breakpoint threshold has been associated with a 2.09% increase in pressure ulcers across 70 US hospitals.</w:t>
-      </w:r>
-      <w:r>
-        <w:rPr>
-          <w:rFonts w:ascii="Times New Roman" w:hAnsi="Times New Roman"/>
-          <w:sz w:val="24"/>
-          <w:vertAlign w:val="superscript"/>
-        </w:rPr>
-        <w:t>12</w:t>
-      </w:r>
-      <w:r>
-        <w:rPr>
-          <w:rFonts w:ascii="Times New Roman" w:hAnsi="Times New Roman"/>
-          <w:b w:val="0"/>
-          <w:i w:val="0"/>
-          <w:sz w:val="24"/>
-        </w:rPr>
-        <w:t xml:space="preserve"> In a multicentre cohort of more than 350,000 non-cardiac surgical cases, night surgery was associated with increased morbidity (adjusted odds ratio 1.41), mediated partly by higher transfusion rates and provider handovers during the case.</w:t>
       </w:r>
       <w:r>
         <w:rPr>
@@ -760,7 +760,7 @@
           <w:i w:val="0"/>
           <w:sz w:val="24"/>
         </w:rPr>
-        <w:t>Each case was assigned to a shift based on its actual room-in time: day (08:00 to 16:30), evening (16:30 to 22:00), or night (22:00 to 08:00). A case was flagged as overtime if its room-out fell after the end of its assigned shift. Overtime minutes equal the positive difference between room-out and shift end. We chose this shift-based definition because the staffing change at each boundary is the operational event that makes overtime consequential at this site. The definition aligns with the framework in Bauer et al.</w:t>
+        <w:t>Each case was assigned to a shift based on its actual room-in time: day (08:00 to 16:30), evening (16:30 to 22:00), or night (22:00 to 08:00). A case was flagged as overtime if its room-out fell after the end of its assigned shift. Overtime minutes equal the positive difference between room-out and shift end. This operationalises the conceptual definition stated in the Introduction and aligns with the framework in Bauer et al.</w:t>
       </w:r>
       <w:r>
         <w:rPr>
@@ -1435,7 +1435,7 @@
           <w:i w:val="0"/>
           <w:sz w:val="24"/>
         </w:rPr>
-        <w:t>The overtime we document exposes both staff and patients to known risks. As reviewed in the Introduction, overtime and long shifts are associated with burnout, reduced care quality, and intent to leave,</w:t>
+        <w:t>The overtime we document exposes both patients and staff to known risks. As reviewed in the Introduction, after-hours surgery carries elevated mortality risk, although the effect size is contested,</w:t>
       </w:r>
       <w:r>
         <w:rPr>
@@ -1443,7 +1443,7 @@
           <w:sz w:val="24"/>
           <w:vertAlign w:val="superscript"/>
         </w:rPr>
-        <w:t>2,3,4,5</w:t>
+        <w:t>2,3,4</w:t>
       </w:r>
       <w:r>
         <w:rPr>
@@ -1452,7 +1452,7 @@
           <w:i w:val="0"/>
           <w:sz w:val="24"/>
         </w:rPr>
-        <w:t xml:space="preserve"> and after-hours surgery carries elevated mortality risk, although the effect size is contested.</w:t>
+        <w:t xml:space="preserve"> and overtime and long shifts are associated with burnout, reduced care quality, and intent to leave.</w:t>
       </w:r>
       <w:r>
         <w:rPr>
@@ -1460,7 +1460,7 @@
           <w:sz w:val="24"/>
           <w:vertAlign w:val="superscript"/>
         </w:rPr>
-        <w:t>7,8,9</w:t>
+        <w:t>9,10,11,12</w:t>
       </w:r>
       <w:r>
         <w:rPr>
@@ -1506,7 +1506,7 @@
           <w:sz w:val="24"/>
           <w:vertAlign w:val="superscript"/>
         </w:rPr>
-        <w:t>7</w:t>
+        <w:t>2</w:t>
       </w:r>
       <w:r>
         <w:rPr>
@@ -1523,7 +1523,7 @@
           <w:sz w:val="24"/>
           <w:vertAlign w:val="superscript"/>
         </w:rPr>
-        <w:t>8</w:t>
+        <w:t>3</w:t>
       </w:r>
       <w:r>
         <w:rPr>
@@ -1540,7 +1540,7 @@
           <w:sz w:val="24"/>
           <w:vertAlign w:val="superscript"/>
         </w:rPr>
-        <w:t>9</w:t>
+        <w:t>4</w:t>
       </w:r>
       <w:r>
         <w:rPr>
@@ -1777,7 +1777,7 @@
           <w:rFonts w:ascii="Times New Roman" w:hAnsi="Times New Roman"/>
           <w:sz w:val="24"/>
         </w:rPr>
-        <w:t>Griffiths P, Dall’Ora C, Simon M, et al. Nurses’ shift length and overtime working in 12 European countries: the association with perceived quality of care and patient safety. Med Care 2014;52(11):975-81.</w:t>
+        <w:t>Cortegiani A, Ippolito M, Misseri G, et al. Association between night/after-hours surgery and mortality: a systematic review and meta-analysis. Br J Anaesth 2020;124(5):623-37.</w:t>
       </w:r>
     </w:p>
     <w:p>
@@ -1797,7 +1797,7 @@
           <w:rFonts w:ascii="Times New Roman" w:hAnsi="Times New Roman"/>
           <w:sz w:val="24"/>
         </w:rPr>
-        <w:t>Dall’Ora C, Griffiths P, Ball J, et al. Association of 12 h shifts and nurses’ job satisfaction, burnout and intention to leave: findings from a cross-sectional study of 12 European countries. BMJ Open 2015;5(9):e008331.</w:t>
+        <w:t>Oh T-K, Song I-A. Outcomes of after-hours surgeries performed under general anaesthesia: a South Korean nationwide cohort study. Anaesthesia 2025. DOI: 10.1111/anae.16559.</w:t>
       </w:r>
     </w:p>
     <w:p>
@@ -1817,7 +1817,7 @@
           <w:rFonts w:ascii="Times New Roman" w:hAnsi="Times New Roman"/>
           <w:sz w:val="24"/>
         </w:rPr>
-        <w:t>Bae S-H. Nurse staffing, work hours, mandatory overtime, and turnover in acute care hospitals affect nurse job satisfaction, intent to leave, and burnout: a cross-sectional study. Int J Public Health 2024;69:1607068.</w:t>
+        <w:t>Sakurai T. Assessing the influence of after-hours surgery: concerns with the confounders and conclusion. Anaesthesia 2025. DOI: 10.1111/anae.16591.</w:t>
       </w:r>
     </w:p>
     <w:p>
@@ -1837,7 +1837,7 @@
           <w:rFonts w:ascii="Times New Roman" w:hAnsi="Times New Roman"/>
           <w:sz w:val="24"/>
         </w:rPr>
-        <w:t>Dall’Ora C, Ball J, Recio-Saucedo A, Griffiths P. Characteristics of shift work and their impact on employee performance and wellbeing: a literature review. Int J Nurs Stud 2016;57:12-27.</w:t>
+        <w:t>Saager L, Hesler BD, You J, et al. Intraoperative transitions of anesthesia care and postoperative adverse outcomes. Anesthesiology 2014;121(4):695-706.</w:t>
       </w:r>
     </w:p>
     <w:p>
@@ -1857,7 +1857,7 @@
           <w:rFonts w:ascii="Times New Roman" w:hAnsi="Times New Roman"/>
           <w:sz w:val="24"/>
         </w:rPr>
-        <w:t>Dall’Ora C, Ball J, Reinius M, Griffiths P. Burnout in nursing: a theoretical review. Hum Resour Health 2020;18:41.</w:t>
+        <w:t>Health Services Safety Investigations Body (HSSIB). The impact of staff fatigue on patient safety. Investigation report. London: HSSIB, 2025.</w:t>
       </w:r>
     </w:p>
     <w:p>
@@ -1877,7 +1877,7 @@
           <w:rFonts w:ascii="Times New Roman" w:hAnsi="Times New Roman"/>
           <w:sz w:val="24"/>
         </w:rPr>
-        <w:t>Cortegiani A, Ippolito M, Misseri G, et al. Association between night/after-hours surgery and mortality: a systematic review and meta-analysis. Br J Anaesth 2020;124(5):623-37.</w:t>
+        <w:t>Pittman P, Tiunn H-L, et al. Increased utilization of overtime and agency nurses and patient safety. JAMA Netw Open 2025. PMID: 40172888.</w:t>
       </w:r>
     </w:p>
     <w:p>
@@ -1897,7 +1897,7 @@
           <w:rFonts w:ascii="Times New Roman" w:hAnsi="Times New Roman"/>
           <w:sz w:val="24"/>
         </w:rPr>
-        <w:t>Oh T-K, Song I-A. Outcomes of after-hours surgeries performed under general anaesthesia: a South Korean nationwide cohort study. Anaesthesia 2025. DOI: 10.1111/anae.16559.</w:t>
+        <w:t>Althoff FC, Wachtendorf LJ, Rostin P, et al. Effects of night surgery on postoperative mortality and morbidity: a multicentre cohort study. BMJ Qual Saf 2021;30(8):678-688.</w:t>
       </w:r>
     </w:p>
     <w:p>
@@ -1917,7 +1917,7 @@
           <w:rFonts w:ascii="Times New Roman" w:hAnsi="Times New Roman"/>
           <w:sz w:val="24"/>
         </w:rPr>
-        <w:t>Sakurai T. Assessing the influence of after-hours surgery: concerns with the confounders and conclusion. Anaesthesia 2025. DOI: 10.1111/anae.16591.</w:t>
+        <w:t>Griffiths P, Dall’Ora C, Simon M, et al. Nurses’ shift length and overtime working in 12 European countries: the association with perceived quality of care and patient safety. Med Care 2014;52(11):975-81.</w:t>
       </w:r>
     </w:p>
     <w:p>
@@ -1937,7 +1937,7 @@
           <w:rFonts w:ascii="Times New Roman" w:hAnsi="Times New Roman"/>
           <w:sz w:val="24"/>
         </w:rPr>
-        <w:t>Saager L, Hesler BD, You J, et al. Intraoperative transitions of anesthesia care and postoperative adverse outcomes. Anesthesiology 2014;121(4):695-706.</w:t>
+        <w:t>Dall’Ora C, Griffiths P, Ball J, et al. Association of 12 h shifts and nurses’ job satisfaction, burnout and intention to leave: findings from a cross-sectional study of 12 European countries. BMJ Open 2015;5(9):e008331.</w:t>
       </w:r>
     </w:p>
     <w:p>
@@ -1957,7 +1957,7 @@
           <w:rFonts w:ascii="Times New Roman" w:hAnsi="Times New Roman"/>
           <w:sz w:val="24"/>
         </w:rPr>
-        <w:t>Health Services Safety Investigations Body (HSSIB). The impact of staff fatigue on patient safety. Investigation report. London: HSSIB, 2025.</w:t>
+        <w:t>Bae S-H. Nurse staffing, work hours, mandatory overtime, and turnover in acute care hospitals affect nurse job satisfaction, intent to leave, and burnout: a cross-sectional study. Int J Public Health 2024;69:1607068.</w:t>
       </w:r>
     </w:p>
     <w:p>
@@ -1977,7 +1977,7 @@
           <w:rFonts w:ascii="Times New Roman" w:hAnsi="Times New Roman"/>
           <w:sz w:val="24"/>
         </w:rPr>
-        <w:t>Pittman P, Tiunn H-L, et al. Increased utilization of overtime and agency nurses and patient safety. JAMA Netw Open 2025. PMID: 40172888.</w:t>
+        <w:t>Dall’Ora C, Ball J, Recio-Saucedo A, Griffiths P. Characteristics of shift work and their impact on employee performance and wellbeing: a literature review. Int J Nurs Stud 2016;57:12-27.</w:t>
       </w:r>
     </w:p>
     <w:p>
@@ -1997,7 +1997,7 @@
           <w:rFonts w:ascii="Times New Roman" w:hAnsi="Times New Roman"/>
           <w:sz w:val="24"/>
         </w:rPr>
-        <w:t>Althoff FC, Wachtendorf LJ, Rostin P, et al. Effects of night surgery on postoperative mortality and morbidity: a multicentre cohort study. BMJ Qual Saf 2021;30(8):678-688.</w:t>
+        <w:t>Dall’Ora C, Ball J, Reinius M, Griffiths P. Burnout in nursing: a theoretical review. Hum Resour Health 2020;18:41.</w:t>
       </w:r>
     </w:p>
     <w:p>

--- a/paper/bmjqs_v2_overtime/submission/manuscript.docx
+++ b/paper/bmjqs_v2_overtime/submission/manuscript.docx
@@ -13,7 +13,7 @@
           <w:b/>
           <w:sz w:val="28"/>
         </w:rPr>
-        <w:t>Where does operating-room overtime come from? A 79,352-case retrospective analysis</w:t>
+        <w:t>Where does operating-room overtime come from? A retrospective single-centre study</w:t>
       </w:r>
     </w:p>
     <w:p>
@@ -302,7 +302,24 @@
           <w:i w:val="0"/>
           <w:sz w:val="24"/>
         </w:rPr>
-        <w:t>Operating-room (OR) overtime occurs when a surgical case extends past the end of its assigned staffing shift. Overutilised time is approximately twice as expensive as underutilised time,</w:t>
+        <w:t>Operating rooms are among the most resource-intensive units in a hospital, and their schedules rarely match what is planned. "Overtime" in this setting can refer to several distinct phenomena: an individual case running longer than its booked duration, an operating list ending after its scheduled close, or surgery continuing into a period when fewer staff are rostered. These are different operational events with different consequences. The glossary of Bauer et al. defines overtime in relation to the staffing window: time spent operating beyond the end of the assigned shift.</w:t>
+      </w:r>
+      <w:r>
+        <w:rPr>
+          <w:rFonts w:ascii="Times New Roman" w:hAnsi="Times New Roman"/>
+          <w:sz w:val="24"/>
+          <w:vertAlign w:val="superscript"/>
+        </w:rPr>
+        <w:t>18</w:t>
+      </w:r>
+      <w:r>
+        <w:rPr>
+          <w:rFonts w:ascii="Times New Roman" w:hAnsi="Times New Roman"/>
+          <w:b w:val="0"/>
+          <w:i w:val="0"/>
+          <w:sz w:val="24"/>
+        </w:rPr>
+        <w:t xml:space="preserve"> We adopt this shift-based definition because the staffing change at each boundary is the operational event that gives overtime its meaning. Overutilised time is approximately twice as expensive as underutilised time,</w:t>
       </w:r>
       <w:r>
         <w:rPr>
@@ -334,98 +351,7 @@
           <w:i w:val="0"/>
           <w:sz w:val="24"/>
         </w:rPr>
-        <w:t>On the staff side, overtime and long shifts are associated with poorer perceived care quality and higher patient-safety risk in a 12-country European nurse workforce study.</w:t>
-      </w:r>
-      <w:r>
-        <w:rPr>
-          <w:rFonts w:ascii="Times New Roman" w:hAnsi="Times New Roman"/>
-          <w:sz w:val="24"/>
-          <w:vertAlign w:val="superscript"/>
-        </w:rPr>
-        <w:t>2</w:t>
-      </w:r>
-      <w:r>
-        <w:rPr>
-          <w:rFonts w:ascii="Times New Roman" w:hAnsi="Times New Roman"/>
-          <w:b w:val="0"/>
-          <w:i w:val="0"/>
-          <w:sz w:val="24"/>
-        </w:rPr>
-        <w:t xml:space="preserve"> The companion study linked 12-hour shifts to burnout and intent to leave.</w:t>
-      </w:r>
-      <w:r>
-        <w:rPr>
-          <w:rFonts w:ascii="Times New Roman" w:hAnsi="Times New Roman"/>
-          <w:sz w:val="24"/>
-          <w:vertAlign w:val="superscript"/>
-        </w:rPr>
-        <w:t>3</w:t>
-      </w:r>
-      <w:r>
-        <w:rPr>
-          <w:rFonts w:ascii="Times New Roman" w:hAnsi="Times New Roman"/>
-          <w:b w:val="0"/>
-          <w:i w:val="0"/>
-          <w:sz w:val="24"/>
-        </w:rPr>
-        <w:t xml:space="preserve"> Mandatory overtime was significantly associated with intent to leave in a 2024 cross-sectional study of 264 South Korean nurses.</w:t>
-      </w:r>
-      <w:r>
-        <w:rPr>
-          <w:rFonts w:ascii="Times New Roman" w:hAnsi="Times New Roman"/>
-          <w:sz w:val="24"/>
-          <w:vertAlign w:val="superscript"/>
-        </w:rPr>
-        <w:t>4</w:t>
-      </w:r>
-      <w:r>
-        <w:rPr>
-          <w:rFonts w:ascii="Times New Roman" w:hAnsi="Times New Roman"/>
-          <w:b w:val="0"/>
-          <w:i w:val="0"/>
-          <w:sz w:val="24"/>
-        </w:rPr>
-        <w:t xml:space="preserve"> Both long shifts and overtime are associated with worse performance and wellbeing,</w:t>
-      </w:r>
-      <w:r>
-        <w:rPr>
-          <w:rFonts w:ascii="Times New Roman" w:hAnsi="Times New Roman"/>
-          <w:sz w:val="24"/>
-          <w:vertAlign w:val="superscript"/>
-        </w:rPr>
-        <w:t>5</w:t>
-      </w:r>
-      <w:r>
-        <w:rPr>
-          <w:rFonts w:ascii="Times New Roman" w:hAnsi="Times New Roman"/>
-          <w:b w:val="0"/>
-          <w:i w:val="0"/>
-          <w:sz w:val="24"/>
-        </w:rPr>
-        <w:t xml:space="preserve"> and high workload combined with low decision latitude is an established burnout predictor.</w:t>
-      </w:r>
-      <w:r>
-        <w:rPr>
-          <w:rFonts w:ascii="Times New Roman" w:hAnsi="Times New Roman"/>
-          <w:sz w:val="24"/>
-          <w:vertAlign w:val="superscript"/>
-        </w:rPr>
-        <w:t>6</w:t>
-      </w:r>
-    </w:p>
-    <w:p>
-      <w:pPr>
-        <w:spacing w:after="120" w:before="0" w:line="480" w:lineRule="exact"/>
-        <w:jc w:val="left"/>
-      </w:pPr>
-      <w:r>
-        <w:rPr>
-          <w:rFonts w:ascii="Times New Roman" w:hAnsi="Times New Roman"/>
-          <w:b w:val="0"/>
-          <w:i w:val="0"/>
-          <w:sz w:val="24"/>
-        </w:rPr>
-        <w:t>On the patient side, after-hours surgery carries elevated mortality. A meta-analysis reported an adjusted odds ratio of 1.16 (95% CI 1.06 to 1.28), based on low-certainty evidence.</w:t>
+        <w:t>After-hours surgery has been linked to elevated patient mortality. A meta-analysis reported an adjusted odds ratio of 1.16 (95% CI 1.06 to 1.28), based on low-certainty evidence.</w:t>
       </w:r>
       <w:r>
         <w:rPr>
@@ -451,6 +377,23 @@
           <w:vertAlign w:val="superscript"/>
         </w:rPr>
         <w:t>8,9</w:t>
+      </w:r>
+      <w:r>
+        <w:rPr>
+          <w:rFonts w:ascii="Times New Roman" w:hAnsi="Times New Roman"/>
+          <w:b w:val="0"/>
+          <w:i w:val="0"/>
+          <w:sz w:val="24"/>
+        </w:rPr>
+        <w:t xml:space="preserve"> In a multicentre cohort of more than 350,000 non-cardiac surgical cases, night surgery was associated with increased morbidity (adjusted odds ratio 1.41), mediated partly by higher transfusion rates and provider handovers during the case.</w:t>
+      </w:r>
+      <w:r>
+        <w:rPr>
+          <w:rFonts w:ascii="Times New Roman" w:hAnsi="Times New Roman"/>
+          <w:sz w:val="24"/>
+          <w:vertAlign w:val="superscript"/>
+        </w:rPr>
+        <w:t>13</w:t>
       </w:r>
       <w:r>
         <w:rPr>
@@ -503,6 +446,12 @@
         </w:rPr>
         <w:t>12</w:t>
       </w:r>
+    </w:p>
+    <w:p>
+      <w:pPr>
+        <w:spacing w:after="120" w:before="0" w:line="480" w:lineRule="exact"/>
+        <w:jc w:val="left"/>
+      </w:pPr>
       <w:r>
         <w:rPr>
           <w:rFonts w:ascii="Times New Roman" w:hAnsi="Times New Roman"/>
@@ -510,7 +459,7 @@
           <w:i w:val="0"/>
           <w:sz w:val="24"/>
         </w:rPr>
-        <w:t xml:space="preserve"> In a multicentre cohort of more than 350,000 non-cardiac surgical cases, night surgery was associated with increased morbidity (adjusted odds ratio 1.41), mediated partly by higher transfusion rates and provider handovers during the case.</w:t>
+        <w:t>The same exposure carries documented consequences for staff. A 12-country European nurse workforce study linked overtime and long shifts to poorer perceived care quality and higher patient-safety risk.</w:t>
       </w:r>
       <w:r>
         <w:rPr>
@@ -518,7 +467,75 @@
           <w:sz w:val="24"/>
           <w:vertAlign w:val="superscript"/>
         </w:rPr>
-        <w:t>13</w:t>
+        <w:t>2</w:t>
+      </w:r>
+      <w:r>
+        <w:rPr>
+          <w:rFonts w:ascii="Times New Roman" w:hAnsi="Times New Roman"/>
+          <w:b w:val="0"/>
+          <w:i w:val="0"/>
+          <w:sz w:val="24"/>
+        </w:rPr>
+        <w:t xml:space="preserve"> The companion study tied 12-hour shifts to burnout and intent to leave.</w:t>
+      </w:r>
+      <w:r>
+        <w:rPr>
+          <w:rFonts w:ascii="Times New Roman" w:hAnsi="Times New Roman"/>
+          <w:sz w:val="24"/>
+          <w:vertAlign w:val="superscript"/>
+        </w:rPr>
+        <w:t>3</w:t>
+      </w:r>
+      <w:r>
+        <w:rPr>
+          <w:rFonts w:ascii="Times New Roman" w:hAnsi="Times New Roman"/>
+          <w:b w:val="0"/>
+          <w:i w:val="0"/>
+          <w:sz w:val="24"/>
+        </w:rPr>
+        <w:t xml:space="preserve"> Mandatory overtime was associated with intent to leave in a 2024 cross-sectional study of 264 South Korean nurses.</w:t>
+      </w:r>
+      <w:r>
+        <w:rPr>
+          <w:rFonts w:ascii="Times New Roman" w:hAnsi="Times New Roman"/>
+          <w:sz w:val="24"/>
+          <w:vertAlign w:val="superscript"/>
+        </w:rPr>
+        <w:t>4</w:t>
+      </w:r>
+      <w:r>
+        <w:rPr>
+          <w:rFonts w:ascii="Times New Roman" w:hAnsi="Times New Roman"/>
+          <w:b w:val="0"/>
+          <w:i w:val="0"/>
+          <w:sz w:val="24"/>
+        </w:rPr>
+        <w:t xml:space="preserve"> Both long shifts and overtime are associated with worse performance and wellbeing,</w:t>
+      </w:r>
+      <w:r>
+        <w:rPr>
+          <w:rFonts w:ascii="Times New Roman" w:hAnsi="Times New Roman"/>
+          <w:sz w:val="24"/>
+          <w:vertAlign w:val="superscript"/>
+        </w:rPr>
+        <w:t>5</w:t>
+      </w:r>
+      <w:r>
+        <w:rPr>
+          <w:rFonts w:ascii="Times New Roman" w:hAnsi="Times New Roman"/>
+          <w:b w:val="0"/>
+          <w:i w:val="0"/>
+          <w:sz w:val="24"/>
+        </w:rPr>
+        <w:t xml:space="preserve"> and the combination of high workload and low decision latitude is an established burnout predictor.</w:t>
+      </w:r>
+      <w:r>
+        <w:rPr>
+          <w:rFonts w:ascii="Times New Roman" w:hAnsi="Times New Roman"/>
+          <w:sz w:val="24"/>
+          <w:vertAlign w:val="superscript"/>
+        </w:rPr>
+        <w:t>6</w:t>
       </w:r>
     </w:p>
     <w:p>
@@ -533,7 +550,7 @@
           <w:i w:val="0"/>
           <w:sz w:val="24"/>
         </w:rPr>
-        <w:t>The severity of these consequences depends on what happens at the shift boundary. At the study hospital, 25 rooms (18 surgical, 7 interventional) are staffed during the 08:00 to 16:30 day shift, with 2 to 3 nurses per room. At 16:30, capacity drops to 8 rooms. At 17:30, it drops to 4. Overnight, a single room remains staffed. A case running past the shift boundary competes for a diminishing set of staffed rooms, covered by different personnel who may not have been present for the start of the case. The nursing handover occurs at the boundary regardless of whether a procedure is in progress.</w:t>
+        <w:t>The severity of these consequences depends on what happens at the shift boundary. At the study hospital, 25 rooms are staffed during the 08:00 to 16:30 day shift; staffing then drops to 8 rooms, then 4, then a single overnight room. A case running past the boundary competes for a diminishing set of staffed rooms, often covered by different personnel.</w:t>
       </w:r>
     </w:p>
     <w:p>
@@ -548,41 +565,7 @@
           <w:i w:val="0"/>
           <w:sz w:val="24"/>
         </w:rPr>
-        <w:t>Workflow disruptions in the OR cluster and escalate,</w:t>
-      </w:r>
-      <w:r>
-        <w:rPr>
-          <w:rFonts w:ascii="Times New Roman" w:hAnsi="Times New Roman"/>
-          <w:sz w:val="24"/>
-          <w:vertAlign w:val="superscript"/>
-        </w:rPr>
-        <w:t>14</w:t>
-      </w:r>
-      <w:r>
-        <w:rPr>
-          <w:rFonts w:ascii="Times New Roman" w:hAnsi="Times New Roman"/>
-          <w:b w:val="0"/>
-          <w:i w:val="0"/>
-          <w:sz w:val="24"/>
-        </w:rPr>
-        <w:t xml:space="preserve"> and a systematic review estimated that approximately 20% of operating time involves disruptions, although evidence for direct effects on patient outcomes remains mixed.</w:t>
-      </w:r>
-      <w:r>
-        <w:rPr>
-          <w:rFonts w:ascii="Times New Roman" w:hAnsi="Times New Roman"/>
-          <w:sz w:val="24"/>
-          <w:vertAlign w:val="superscript"/>
-        </w:rPr>
-        <w:t>15</w:t>
-      </w:r>
-      <w:r>
-        <w:rPr>
-          <w:rFonts w:ascii="Times New Roman" w:hAnsi="Times New Roman"/>
-          <w:b w:val="0"/>
-          <w:i w:val="0"/>
-          <w:sz w:val="24"/>
-        </w:rPr>
-        <w:t xml:space="preserve"> Prior work on OR overtime has largely treated it as an aggregate site-level number.</w:t>
+        <w:t>Prior work on OR overtime has largely treated it as an aggregate site-level number,</w:t>
       </w:r>
       <w:r>
         <w:rPr>
@@ -599,7 +582,24 @@
           <w:i w:val="0"/>
           <w:sz w:val="24"/>
         </w:rPr>
-        <w:t xml:space="preserve"> Whether overtime concentrates in specific rooms, and which operational factors are associated with it, has received less attention. Without that granularity, quality improvement efforts risk targeting the wrong intervention point.</w:t>
+        <w:t xml:space="preserve"> and OR workflow disruptions are known to cluster and escalate.</w:t>
+      </w:r>
+      <w:r>
+        <w:rPr>
+          <w:rFonts w:ascii="Times New Roman" w:hAnsi="Times New Roman"/>
+          <w:sz w:val="24"/>
+          <w:vertAlign w:val="superscript"/>
+        </w:rPr>
+        <w:t>14,15</w:t>
+      </w:r>
+      <w:r>
+        <w:rPr>
+          <w:rFonts w:ascii="Times New Roman" w:hAnsi="Times New Roman"/>
+          <w:b w:val="0"/>
+          <w:i w:val="0"/>
+          <w:sz w:val="24"/>
+        </w:rPr>
+        <w:t xml:space="preserve"> Whether overtime concentrates in specific rooms within one hospital, and which operational factors are associated with it, has received less attention. Without that granularity, quality improvement efforts risk targeting the wrong intervention point.</w:t>
       </w:r>
     </w:p>
     <w:p>
@@ -629,7 +629,24 @@
           <w:i w:val="0"/>
           <w:sz w:val="24"/>
         </w:rPr>
-        <w:t>1. How is overtime distributed across rooms and time within one tertiary hospital?</w:t>
+        <w:t xml:space="preserve">1. </w:t>
+      </w:r>
+      <w:r>
+        <w:rPr>
+          <w:rFonts w:ascii="Times New Roman" w:hAnsi="Times New Roman"/>
+          <w:b/>
+          <w:sz w:val="24"/>
+        </w:rPr>
+        <w:t>How is overtime distributed across rooms and time within one tertiary hospital?</w:t>
+      </w:r>
+      <w:r>
+        <w:rPr>
+          <w:rFonts w:ascii="Times New Roman" w:hAnsi="Times New Roman"/>
+          <w:b w:val="0"/>
+          <w:i w:val="0"/>
+          <w:sz w:val="24"/>
+        </w:rPr>
+        <w:t xml:space="preserve"> This examines whether overtime is a diffuse hospital-wide problem or concentrates in specific rooms, since the appropriate intervention point depends on that distribution.</w:t>
       </w:r>
     </w:p>
     <w:p>
@@ -644,14 +661,16 @@
           <w:i w:val="0"/>
           <w:sz w:val="24"/>
         </w:rPr>
-        <w:t>2. Which operational factors — including duration overruns, shift displacement, urgent-elective interaction, and first-case punctuality — are associated with overtime?</w:t>
+        <w:t xml:space="preserve">2. </w:t>
       </w:r>
-    </w:p>
-    <w:p>
-      <w:pPr>
-        <w:spacing w:after="120" w:before="60" w:line="480" w:lineRule="exact"/>
-        <w:jc w:val="left"/>
-      </w:pPr>
+      <w:r>
+        <w:rPr>
+          <w:rFonts w:ascii="Times New Roman" w:hAnsi="Times New Roman"/>
+          <w:b/>
+          <w:sz w:val="24"/>
+        </w:rPr>
+        <w:t>Which operational factors — duration overruns, shift displacement, urgent-elective interaction, and first-case punctuality — are associated with overtime?</w:t>
+      </w:r>
       <w:r>
         <w:rPr>
           <w:rFonts w:ascii="Times New Roman" w:hAnsi="Times New Roman"/>
@@ -659,7 +678,7 @@
           <w:i w:val="0"/>
           <w:sz w:val="24"/>
         </w:rPr>
-        <w:t>The first question examines whether overtime is a diffuse hospital-wide problem or whether it concentrates in specific rooms. The second asks which candidate mechanisms identified in the literature are visible in our data, to inform where interventions should be directed.</w:t>
+        <w:t xml:space="preserve"> This tests which mechanisms identified in the literature are visible in our data, to inform where scheduling interventions should be directed.</w:t>
       </w:r>
     </w:p>
     <w:p>
@@ -687,7 +706,7 @@
           <w:b/>
           <w:sz w:val="24"/>
         </w:rPr>
-        <w:t>Setting</w:t>
+        <w:t>Setting and data</w:t>
       </w:r>
     </w:p>
     <w:p>
@@ -707,20 +726,6 @@
     </w:p>
     <w:p>
       <w:pPr>
-        <w:spacing w:before="240" w:after="120" w:line="480" w:lineRule="exact"/>
-        <w:jc w:val="left"/>
-      </w:pPr>
-      <w:r>
-        <w:rPr>
-          <w:rFonts w:ascii="Times New Roman" w:hAnsi="Times New Roman"/>
-          <w:b/>
-          <w:sz w:val="24"/>
-        </w:rPr>
-        <w:t>Data and inclusion</w:t>
-      </w:r>
-    </w:p>
-    <w:p>
-      <w:pPr>
         <w:spacing w:after="120" w:before="0" w:line="480" w:lineRule="exact"/>
         <w:jc w:val="left"/>
       </w:pPr>
@@ -731,88 +736,7 @@
           <w:i w:val="0"/>
           <w:sz w:val="24"/>
         </w:rPr>
-        <w:t>We used administrative OR data from 1 January 2022 to 31 May 2025, covering 79,352 cases in the 18 surgical operating rooms, involving 60,895 unique patients and 1,276 distinct procedure types. The admission mix was 42.3% ambulatory and 57.7% inpatient. Room-in and room-out times are the only time markers confirmed as reliable by the hospital's clinical team; all timing analyses use these two time points.</w:t>
-      </w:r>
-    </w:p>
-    <w:p>
-      <w:pPr>
-        <w:spacing w:before="240" w:after="120" w:line="480" w:lineRule="exact"/>
-        <w:jc w:val="left"/>
-      </w:pPr>
-      <w:r>
-        <w:rPr>
-          <w:rFonts w:ascii="Times New Roman" w:hAnsi="Times New Roman"/>
-          <w:b/>
-          <w:sz w:val="24"/>
-        </w:rPr>
-        <w:t>Definitions</w:t>
-      </w:r>
-    </w:p>
-    <w:p>
-      <w:pPr>
-        <w:spacing w:after="120" w:before="0" w:line="480" w:lineRule="exact"/>
-        <w:jc w:val="left"/>
-      </w:pPr>
-      <w:r>
-        <w:rPr>
-          <w:rFonts w:ascii="Times New Roman" w:hAnsi="Times New Roman"/>
-          <w:b w:val="0"/>
-          <w:i w:val="0"/>
-          <w:sz w:val="24"/>
-        </w:rPr>
-        <w:t>Each case was assigned to a shift based on its actual room-in time: day (08:00 to 16:30), evening (16:30 to 22:00), or night (22:00 to 08:00). A case was flagged as overtime if its room-out fell after the end of its assigned shift. Overtime minutes equal the positive difference between room-out and shift end. We chose this shift-based definition because the staffing change at each boundary is the operational event that makes overtime consequential at this site. The definition aligns with the framework in Bauer et al.</w:t>
-      </w:r>
-      <w:r>
-        <w:rPr>
-          <w:rFonts w:ascii="Times New Roman" w:hAnsi="Times New Roman"/>
-          <w:sz w:val="24"/>
-          <w:vertAlign w:val="superscript"/>
-        </w:rPr>
-        <w:t>18</w:t>
-      </w:r>
-    </w:p>
-    <w:p>
-      <w:pPr>
-        <w:spacing w:after="120" w:before="0" w:line="480" w:lineRule="exact"/>
-        <w:jc w:val="left"/>
-      </w:pPr>
-      <w:r>
-        <w:rPr>
-          <w:rFonts w:ascii="Times New Roman" w:hAnsi="Times New Roman"/>
-          <w:b w:val="0"/>
-          <w:i w:val="0"/>
-          <w:sz w:val="24"/>
-        </w:rPr>
-        <w:t>An urgent case was deemed to overlap with an elective case when the urgent case's actual room matched the elective case's planned room and their time intervals (actual for urgent, planned for elective) overlapped.</w:t>
-      </w:r>
-    </w:p>
-    <w:p>
-      <w:pPr>
-        <w:spacing w:before="240" w:after="120" w:line="480" w:lineRule="exact"/>
-        <w:jc w:val="left"/>
-      </w:pPr>
-      <w:r>
-        <w:rPr>
-          <w:rFonts w:ascii="Times New Roman" w:hAnsi="Times New Roman"/>
-          <w:b/>
-          <w:sz w:val="24"/>
-        </w:rPr>
-        <w:t>Variables</w:t>
-      </w:r>
-    </w:p>
-    <w:p>
-      <w:pPr>
-        <w:spacing w:after="120" w:before="0" w:line="480" w:lineRule="exact"/>
-        <w:jc w:val="left"/>
-      </w:pPr>
-      <w:r>
-        <w:rPr>
-          <w:rFonts w:ascii="Times New Roman" w:hAnsi="Times New Roman"/>
-          <w:b w:val="0"/>
-          <w:i w:val="0"/>
-          <w:sz w:val="24"/>
-        </w:rPr>
-        <w:t>We followed the glossary of Bauer et al.</w:t>
+        <w:t>We used administrative OR data from 1 January 2022 to 31 May 2025, covering 79,352 cases in the 18 surgical operating rooms, 60,895 unique patients, and 1,276 distinct procedure types. The admission mix was 42.3% ambulatory and 57.7% inpatient. Room-in and room-out times are the only time markers confirmed as reliable by the hospital's clinical team; all timing analyses use these two time points. Following the glossary of Bauer et al.,</w:t>
       </w:r>
       <w:r>
         <w:rPr>
@@ -829,15 +753,7 @@
           <w:i w:val="0"/>
           <w:sz w:val="24"/>
         </w:rPr>
-        <w:t xml:space="preserve"> Variable definitions include planned and observed duration, planning deviation, start-time deviation, overtime flag and minutes, room-swap flag, urgency (elective versus non-elective), and shift label. We chose room-level overtime as the primary metric rather than aggregate utilisation, which can mask room-level operational problems.</w:t>
-      </w:r>
-      <w:r>
-        <w:rPr>
-          <w:rFonts w:ascii="Times New Roman" w:hAnsi="Times New Roman"/>
-          <w:sz w:val="24"/>
-          <w:vertAlign w:val="superscript"/>
-        </w:rPr>
-        <w:t>16,19</w:t>
+        <w:t xml:space="preserve"> the extracted variables include planned and observed duration, planning deviation, start-time deviation, overtime flag and overtime minutes, room-swap flag, urgency (elective versus non-elective), and shift label.</w:t>
       </w:r>
     </w:p>
     <w:p>
@@ -851,7 +767,7 @@
           <w:b/>
           <w:sz w:val="24"/>
         </w:rPr>
-        <w:t>Analyses</w:t>
+        <w:t>Overtime definition and analyses</w:t>
       </w:r>
     </w:p>
     <w:p>
@@ -866,7 +782,47 @@
           <w:i w:val="0"/>
           <w:sz w:val="24"/>
         </w:rPr>
-        <w:t>All analyses are descriptive; we did not fit causal or inferential models. For RQ1 (distribution), we computed overtime rate, mean, median, and 95th percentile, stratified by room, weekday, year, and shift. For RQ2 (contributing factors), we assessed duration deviation by planned-duration bucket using coefficients of variation,</w:t>
+        <w:t>Each case was assigned to a shift based on its actual room-in time: day (08:00 to 16:30), evening (16:30 to 22:00), or night (22:00 to 08:00). A case was flagged as overtime if its room-out fell after the end of its assigned shift; overtime minutes equal the positive difference between room-out and shift end. We chose this shift-based definition because the staffing change at each boundary is the operational event that makes overtime consequential at this site, and because it aligns with Bauer et al.</w:t>
+      </w:r>
+      <w:r>
+        <w:rPr>
+          <w:rFonts w:ascii="Times New Roman" w:hAnsi="Times New Roman"/>
+          <w:sz w:val="24"/>
+          <w:vertAlign w:val="superscript"/>
+        </w:rPr>
+        <w:t>18</w:t>
+      </w:r>
+      <w:r>
+        <w:rPr>
+          <w:rFonts w:ascii="Times New Roman" w:hAnsi="Times New Roman"/>
+          <w:b w:val="0"/>
+          <w:i w:val="0"/>
+          <w:sz w:val="24"/>
+        </w:rPr>
+        <w:t xml:space="preserve"> Room-level overtime, rather than aggregate utilisation, was used as the primary metric, since aggregate measures can mask room-level operational problems.</w:t>
+      </w:r>
+      <w:r>
+        <w:rPr>
+          <w:rFonts w:ascii="Times New Roman" w:hAnsi="Times New Roman"/>
+          <w:sz w:val="24"/>
+          <w:vertAlign w:val="superscript"/>
+        </w:rPr>
+        <w:t>16,19</w:t>
+      </w:r>
+    </w:p>
+    <w:p>
+      <w:pPr>
+        <w:spacing w:after="120" w:before="0" w:line="480" w:lineRule="exact"/>
+        <w:jc w:val="left"/>
+      </w:pPr>
+      <w:r>
+        <w:rPr>
+          <w:rFonts w:ascii="Times New Roman" w:hAnsi="Times New Roman"/>
+          <w:b w:val="0"/>
+          <w:i w:val="0"/>
+          <w:sz w:val="24"/>
+        </w:rPr>
+        <w:t>All analyses are descriptive; we did not fit causal or inferential models. For RQ1, we computed overtime rate, mean, median, and 95th percentile, stratified by room, weekday, year, and shift. For RQ2, we examined duration deviation by planned-duration bucket using coefficients of variation,</w:t>
       </w:r>
       <w:r>
         <w:rPr>
@@ -883,7 +839,7 @@
           <w:i w:val="0"/>
           <w:sz w:val="24"/>
         </w:rPr>
-        <w:t xml:space="preserve"> shift displacement (cases performed in a different shift than planned), urgency mix and timing, urgent-elective overlap per day and per room, first-case start-time deviation per room, inter-case idle time, and room swaps. This study is reported following the STROBE guidelines for observational studies.</w:t>
+        <w:t xml:space="preserve"> shift displacement (cases performed in a different shift than originally planned), urgency mix and timing, urgent-elective interaction (defined and reported in Results), first-case start-time deviation per room, inter-case idle time, and room swaps. This study is reported following the STROBE guidelines for observational studies.</w:t>
       </w:r>
     </w:p>
     <w:p>
@@ -1104,7 +1060,7 @@
           <w:i w:val="0"/>
           <w:sz w:val="24"/>
         </w:rPr>
-        <w:t xml:space="preserve"> A total of 4,151 cases (5.2%) were performed in a different shift than originally planned. These cases started on average 398 minutes later than planned (roughly six and a half hours) and took 22.3 minutes less than planned. Whether displacement contributed to overtime or resulted from it cannot be determined from these data.</w:t>
+        <w:t xml:space="preserve"> A total of 4,151 cases (5.2%) were performed in a different shift than originally planned. These cases started on average 398 minutes later than planned (roughly six and a half hours) but ran 22.3 minutes shorter than planned, so their own room-out times rarely fell deep into overtime. Their relevance for overtime is upstream: a case that begins six hours late was pushed there by what happened earlier in the day, and by definition occupies room time during a period when fewer rooms remain staffed. Whether displacement contributes to overtime in those later shifts or simply reflects accumulated delays from earlier in the day cannot be resolved from these data.</w:t>
       </w:r>
     </w:p>
     <w:p>
@@ -1127,7 +1083,7 @@
           <w:i w:val="0"/>
           <w:sz w:val="24"/>
         </w:rPr>
-        <w:t xml:space="preserve"> Urgent cases constituted 14.6% of volume (11,616 of 79,352). Per case, urgent surgery ran after-hours at more than twice the elective rate (18.2% versus 8.3%, Table 2), with heavier tails (P95 69 versus 29 minutes). Because elective cases outnumbered urgent cases nearly six to one, the absolute volume of after-hours minutes was still dominated by the elective programme.</w:t>
+        <w:t xml:space="preserve"> Urgent cases constituted 14.6% of volume (11,616 of 79,352). Per case, urgent surgery ran past the shift boundary at more than twice the elective rate (18.2% versus 8.3%, Table 2), with heavier tails (P95 69 versus 29 minutes). Because elective cases outnumbered urgent cases nearly six to one, the absolute volume of overtime minutes was still dominated by the elective programme.</w:t>
       </w:r>
     </w:p>
     <w:p>
@@ -1142,7 +1098,7 @@
           <w:i w:val="0"/>
           <w:sz w:val="24"/>
         </w:rPr>
-        <w:t>Urgent-elective overlap in the same room occurred on 858 of 1,247 observation days (68.8%). On days with overlap, elective cases started roughly 30 minutes later than on days without, a gap that reached 60 minutes in early 2022 before narrowing. OR11 absorbed the highest overlap burden, with 475 events affecting 15.2% of its elective cases (Supplementary Table S2).</w:t>
+        <w:t>To assess whether urgent cases disrupt the elective programme, we counted days on which an urgent case ran in a room while an elective case had been planned in the same room over an overlapping time window (urgent case's actual room and room-in to room-out interval matched the elective case's planned room and planned start-to-end interval). Such overlap occurred on 858 of 1,247 observation days (68.8%). On days with overlap, elective cases started roughly 30 minutes later than on days without, a gap that reached 60 minutes in early 2022 before narrowing. OR11 absorbed the highest overlap burden, with 475 events affecting 15.2% of its elective cases (Supplementary Table S2).</w:t>
       </w:r>
     </w:p>
     <w:p>
@@ -1180,7 +1136,7 @@
           <w:i w:val="0"/>
           <w:sz w:val="24"/>
         </w:rPr>
-        <w:t xml:space="preserve"> Room swaps affected 0.7% of cases (519 of 79,352). Swapped cases had a higher overtime rate (14.8% versus 9.7%), but whether swaps contribute to or result from overtime cannot be determined. Inter-case idle time had a median of 8 minutes and a mean of 9.9 minutes, with a 95th percentile of 25 minutes; turnover was not the bottleneck.</w:t>
+        <w:t xml:space="preserve"> Room swaps affected 0.7% of cases (519 of 79,352). Swapped cases had a higher overtime rate than non-swapped (14.8% versus 9.7%). Because the data cannot tell us whether the swap caused the overtime or the anticipated overrun prompted the swap, we report the association without interpreting its direction. Inter-case idle time had a median of 8 minutes and a mean of 9.9 minutes, with a 95th percentile of 25 minutes; turnover was not the bottleneck.</w:t>
       </w:r>
       <w:r>
         <w:rPr>
@@ -1203,7 +1159,7 @@
           <w:i w:val="0"/>
           <w:sz w:val="24"/>
         </w:rPr>
-        <w:t>First-case punctuality showed no consistent association with room-level overtime. OR10 had the best punctuality (46.1% late) yet the worst overtime (32.9%). OR14 had the second-worst punctuality (78.7% late) yet the lowest overtime (3.5%). OR11 had the worst punctuality (82.4% late) yet mid-pack overtime (11.7%). This is consistent with Pandit et al., who reported R-squared values of 0.04 to 0.08 between start and finish times across more than 7,000 theatre lists.</w:t>
+        <w:t>First-case punctuality showed no consistent association with room-level overtime. OR10 had the lowest late-start rate (46.1% of first cases late) yet the highest overtime (32.9% of cases past the shift boundary). OR14 had a substantially higher late-start rate (78.7%) yet the lowest overtime (3.5%), and OR11 had the highest late-start rate (82.4%) with mid-pack overtime (11.7%). This is consistent with Pandit et al., who reported R-squared values of 0.04 to 0.08 between start and finish times across more than 7,000 theatre lists.</w:t>
       </w:r>
       <w:r>
         <w:rPr>
@@ -1226,6 +1182,21 @@
           <w:sz w:val="24"/>
         </w:rPr>
         <w:t>DISCUSSION</w:t>
+      </w:r>
+    </w:p>
+    <w:p>
+      <w:pPr>
+        <w:spacing w:after="120" w:before="0" w:line="480" w:lineRule="exact"/>
+        <w:jc w:val="left"/>
+      </w:pPr>
+      <w:r>
+        <w:rPr>
+          <w:rFonts w:ascii="Times New Roman" w:hAnsi="Times New Roman"/>
+          <w:b w:val="0"/>
+          <w:i w:val="0"/>
+          <w:sz w:val="24"/>
+        </w:rPr>
+        <w:t>In this single-centre analysis of 79,352 cases, overtime was not a diffuse hospital-wide phenomenon. The aggregate rate (9.7%) hid a near ten-fold spread across rooms (3.5 to 32.9%). The factors most visibly associated with the room-level pattern were case-mix complexity and routine urgent-elective overlap; first-case punctuality and inter-case idle time were not. We discuss each in turn against the existing literature, draw out the implications for quality improvement, and end with the study's limitations.</w:t>
       </w:r>
     </w:p>
     <w:p>
@@ -1254,7 +1225,7 @@
           <w:i w:val="0"/>
           <w:sz w:val="24"/>
         </w:rPr>
-        <w:t>A hospital-wide overtime rate of 9.7% is unremarkable. The distribution, however, is strikingly uneven. OR10 ran overtime in one of every three cases; OR14, in the same hospital, ran 3.5%. The ten-fold within-hospital spread was wider than the between-campus spread across the hospital network (0.5 to 9.7%). Hospital-wide targets such as "reduce overtime by 10%" will not reach the problem unless decomposed by room. Zhang, Dunstan, and Pandit made the same point: aggregate metrics hide room-level operational reality.</w:t>
+        <w:t>A 9.7% hospital-wide overtime rate is unremarkable on its own. The distribution, however, is uneven: OR10 ran overtime in roughly one of every three cases, while OR14 ran 3.5%. The within-hospital spread was wider than the spread across the hospital network as a whole (0.5 to 9.7%). Hospital-wide targets such as "reduce overtime by 10%" will not reach the problem unless decomposed by room. Zhang, Dunstan and Pandit made the same point: aggregate metrics hide room-level operational reality.</w:t>
       </w:r>
       <w:r>
         <w:rPr>
@@ -1308,7 +1279,7 @@
           <w:i w:val="0"/>
           <w:sz w:val="24"/>
         </w:rPr>
-        <w:t>The procedures with the largest planning deviations — complex cardiac and oncology cases — clustered in the rooms with the highest overtime. This concentration suggests that case-mix complexity, rather than scheduling inefficiency alone, explains much of the room-level variation. Wachtel and Dexter showed in a large operational dataset that tardiness grows as cumulative duration uncertainty accumulates through the day.</w:t>
+        <w:t>The procedures with the largest planning deviations — complex cardiac and oncology cases — clustered in the rooms with the highest overtime. This concentration suggests that case-mix complexity, rather than scheduling inefficiency alone, accounts for much of the room-level variation. Wachtel and Dexter described, in a large operational dataset, how tardiness grows as cumulative duration uncertainty accumulates through the day,</w:t>
       </w:r>
       <w:r>
         <w:rPr>
@@ -1325,7 +1296,7 @@
           <w:i w:val="0"/>
           <w:sz w:val="24"/>
         </w:rPr>
-        <w:t xml:space="preserve"> Fugener et al. documented systematic biases in surgeons' duration estimates — planning fallacy, anchoring — that compound across a list.</w:t>
+        <w:t xml:space="preserve"> and Fugener et al. documented systematic biases in surgeons' duration estimates that compound across a list.</w:t>
       </w:r>
       <w:r>
         <w:rPr>
@@ -1342,7 +1313,7 @@
           <w:i w:val="0"/>
           <w:sz w:val="24"/>
         </w:rPr>
-        <w:t xml:space="preserve"> Both findings are consistent with the pattern observed here: high-complexity rooms generate more overtime because their cases carry wider duration uncertainty.</w:t>
+        <w:t xml:space="preserve"> The 5.2% of cases displaced into a later shift, with a mean start delay of just over six hours, fits this cumulative-delay pattern: the cases themselves run on time or shorter, yet they land in the period when staffing has stepped down.</w:t>
       </w:r>
     </w:p>
     <w:p>
@@ -1357,7 +1328,7 @@
           <w:i w:val="0"/>
           <w:sz w:val="24"/>
         </w:rPr>
-        <w:t>Urgent-elective overlap occurred on more than two-thirds of observation days and added roughly 30 minutes to elective start times. This makes urgent arrivals a routine scheduling factor rather than an exception. Protecting the elective programme from this disruption through dedicated urgent rooms or scheduling buffers may be more effective than reactive rescheduling.</w:t>
+        <w:t>Urgent-elective overlap occurred on more than two-thirds of observation days and added roughly 30 minutes to elective start times. This makes urgent arrivals a routine scheduling factor rather than an exception. Protecting the elective programme from this disruption — through dedicated urgent rooms or scheduling buffers — may be more effective than reactive rescheduling.</w:t>
       </w:r>
     </w:p>
     <w:p>
@@ -1372,7 +1343,7 @@
           <w:i w:val="0"/>
           <w:sz w:val="24"/>
         </w:rPr>
-        <w:t>The conventional view holds that first-case punctuality drives end-of-day performance, with each minute of tardiness carrying a marginal cost.</w:t>
+        <w:t>A common assumption is that first-case-on-time-start (FCOTS) drives end-of-day performance, with each minute of tardiness carrying a marginal cost.</w:t>
       </w:r>
       <w:r>
         <w:rPr>
@@ -1389,7 +1360,7 @@
           <w:i w:val="0"/>
           <w:sz w:val="24"/>
         </w:rPr>
-        <w:t xml:space="preserve"> Our data provide preliminary indications that this relationship may not hold at the room level. The room with the best start-time punctuality had the worst overtime; a room with among the worst punctuality had the lowest. Pandit et al. reported a similar disconnect.</w:t>
+        <w:t xml:space="preserve"> At the room level, our data do not show that relationship: the room with the lowest late-start rate (OR10, 46.1%) had the highest overtime (32.9%), while a room with one of the highest late-start rates (OR14, 78.7%) had the lowest overtime (3.5%). Pandit et al. reported a similar disconnect across more than 7,000 theatre lists.</w:t>
       </w:r>
       <w:r>
         <w:rPr>
@@ -1406,7 +1377,7 @@
           <w:i w:val="0"/>
           <w:sz w:val="24"/>
         </w:rPr>
-        <w:t xml:space="preserve"> First-case-on-time-start may be a useful discipline marker, but these data suggest it should not be assumed to reduce overtime without supporting evidence from the local context.</w:t>
+        <w:t xml:space="preserve"> We do not conclude that FCOTS is unimportant — it remains a reasonable discipline marker — but in this dataset it does not predict where overtime accumulates.</w:t>
       </w:r>
     </w:p>
     <w:p>
@@ -1435,16 +1406,14 @@
           <w:i w:val="0"/>
           <w:sz w:val="24"/>
         </w:rPr>
-        <w:t>The overtime we document exposes both staff and patients to known risks. As reviewed in the Introduction, overtime and long shifts are associated with burnout, reduced care quality, and intent to leave,</w:t>
+        <w:t>Operational implication. Room-level monitoring should sit ahead of hospital-wide overtime targets, and scheduling should treat urgent-case flow as a routine planning input rather than as an exception.</w:t>
       </w:r>
-      <w:r>
-        <w:rPr>
-          <w:rFonts w:ascii="Times New Roman" w:hAnsi="Times New Roman"/>
-          <w:sz w:val="24"/>
-          <w:vertAlign w:val="superscript"/>
-        </w:rPr>
-        <w:t>2,3,4,5</w:t>
-      </w:r>
+    </w:p>
+    <w:p>
+      <w:pPr>
+        <w:spacing w:after="120" w:before="0" w:line="480" w:lineRule="exact"/>
+        <w:jc w:val="left"/>
+      </w:pPr>
       <w:r>
         <w:rPr>
           <w:rFonts w:ascii="Times New Roman" w:hAnsi="Times New Roman"/>
@@ -1452,24 +1421,7 @@
           <w:i w:val="0"/>
           <w:sz w:val="24"/>
         </w:rPr>
-        <w:t xml:space="preserve"> and after-hours surgery carries elevated mortality risk, although the effect size is contested.</w:t>
-      </w:r>
-      <w:r>
-        <w:rPr>
-          <w:rFonts w:ascii="Times New Roman" w:hAnsi="Times New Roman"/>
-          <w:sz w:val="24"/>
-          <w:vertAlign w:val="superscript"/>
-        </w:rPr>
-        <w:t>7,8,9</w:t>
-      </w:r>
-      <w:r>
-        <w:rPr>
-          <w:rFonts w:ascii="Times New Roman" w:hAnsi="Times New Roman"/>
-          <w:b w:val="0"/>
-          <w:i w:val="0"/>
-          <w:sz w:val="24"/>
-        </w:rPr>
-        <w:t xml:space="preserve"> At a hospital where 25 rooms drop to 8, then 4, then 1, each case past the shift boundary lands in a setting with fewer staff and more handovers. Room-level monitoring is the necessary first step; Phase 2 of this programme will test whether the overtime patterns we describe are linked to patient outcomes in this cohort.</w:t>
+        <w:t>Clinical implication. The overtime we document is the same exposure that other studies have linked to staff fatigue and to elevated after-hours mortality and complication risk (Introduction; references 2-13). Whether those associations hold in this cohort is the question Phase 2 of this programme will address by linking the operational patterns we describe to outcome data.</w:t>
       </w:r>
     </w:p>
     <w:p>

--- a/paper/bmjqs_v2_overtime/submission/manuscript.docx
+++ b/paper/bmjqs_v2_overtime/submission/manuscript.docx
@@ -550,7 +550,7 @@
           <w:i w:val="0"/>
           <w:sz w:val="24"/>
         </w:rPr>
-        <w:t>The severity of these consequences depends on what happens at the shift boundary. At the study hospital, 25 rooms are staffed during the 08:00 to 16:30 day shift; staffing then drops to 8 rooms, then 4, then a single overnight room. A case running past the boundary competes for a diminishing set of staffed rooms, often covered by different personnel.</w:t>
+        <w:t>The severity of these consequences depends on what happens at the shift boundary. In hospitals that step staffing down sharply at the end of the day shift, a case running past the boundary competes for a diminishing set of staffed rooms, often covered by different personnel from those who started the case.</w:t>
       </w:r>
     </w:p>
     <w:p>
@@ -678,7 +678,7 @@
           <w:i w:val="0"/>
           <w:sz w:val="24"/>
         </w:rPr>
-        <w:t xml:space="preserve"> This tests which mechanisms identified in the literature are visible in our data, to inform where scheduling interventions should be directed.</w:t>
+        <w:t xml:space="preserve"> This tests which candidate factors identified in the literature are visible in our data, to inform where scheduling interventions should be directed.</w:t>
       </w:r>
     </w:p>
     <w:p>
@@ -721,7 +721,7 @@
           <w:i w:val="0"/>
           <w:sz w:val="24"/>
         </w:rPr>
-        <w:t>The study hospital is a 24/7 tertiary centre in Belgium performing more than 22,000 surgical procedures per year. It operates 18 surgical theatres and 7 interventional theatres. The surgical staff includes 195 surgeons and 207 anaesthesiologists (including trainees and fellows), covering all surgery except congenital cardiac and organ transplantation. Nursing staffing runs 2 to 3 per room during the day shift, declining to 8 rooms at 16:30, 4 at 17:30, and 1 overnight.</w:t>
+        <w:t>The study hospital is a 24/7 tertiary centre in Belgium performing more than 22,000 surgical procedures per year. It operates 18 surgical theatres and 7 interventional theatres. The surgical staff includes 195 surgeons and 207 anaesthesiologists (including trainees and fellows), covering all surgery except congenital cardiac and organ transplantation. Nursing staffing runs 2 to 3 per room during the 08:00 to 16:30 day shift; at 16:30 the number of staffed rooms drops to 8, at 17:30 to 4, and overnight a single room remains staffed.</w:t>
       </w:r>
     </w:p>
     <w:p>
@@ -1060,7 +1060,7 @@
           <w:i w:val="0"/>
           <w:sz w:val="24"/>
         </w:rPr>
-        <w:t xml:space="preserve"> A total of 4,151 cases (5.2%) were performed in a different shift than originally planned. These cases started on average 398 minutes later than planned (roughly six and a half hours) but ran 22.3 minutes shorter than planned, so their own room-out times rarely fell deep into overtime. Their relevance for overtime is upstream: a case that begins six hours late was pushed there by what happened earlier in the day, and by definition occupies room time during a period when fewer rooms remain staffed. Whether displacement contributes to overtime in those later shifts or simply reflects accumulated delays from earlier in the day cannot be resolved from these data.</w:t>
+        <w:t xml:space="preserve"> A total of 4,151 cases (5.2%) were performed in a different shift than originally planned. These cases started on average 398 minutes later than planned (roughly six and a half hours) and ran 22.3 minutes shorter than planned. We report these figures descriptively; the data do not let us determine whether displacement was a cause of, or a response to, delays elsewhere in the day.</w:t>
       </w:r>
     </w:p>
     <w:p>
@@ -1279,7 +1279,7 @@
           <w:i w:val="0"/>
           <w:sz w:val="24"/>
         </w:rPr>
-        <w:t>The procedures with the largest planning deviations — complex cardiac and oncology cases — clustered in the rooms with the highest overtime. This concentration suggests that case-mix complexity, rather than scheduling inefficiency alone, accounts for much of the room-level variation. Wachtel and Dexter described, in a large operational dataset, how tardiness grows as cumulative duration uncertainty accumulates through the day,</w:t>
+        <w:t>The procedures with the largest planning deviations — complex cardiac and oncology cases — clustered in the rooms with the highest overtime. This concentration suggests that case-mix complexity, rather than scheduling inefficiency alone, accounts for much of the room-level variation. Wachtel and Dexter described, in a large operational dataset, how tardiness grows as duration uncertainty accumulates through the day,</w:t>
       </w:r>
       <w:r>
         <w:rPr>
@@ -1313,7 +1313,7 @@
           <w:i w:val="0"/>
           <w:sz w:val="24"/>
         </w:rPr>
-        <w:t xml:space="preserve"> The 5.2% of cases displaced into a later shift, with a mean start delay of just over six hours, fits this cumulative-delay pattern: the cases themselves run on time or shorter, yet they land in the period when staffing has stepped down.</w:t>
+        <w:t xml:space="preserve"> Both observations are consistent with the room-level pattern we describe, although our data cannot test the cumulative-delay account directly.</w:t>
       </w:r>
     </w:p>
     <w:p>

--- a/paper/bmjqs_v2_overtime/submission/manuscript.docx
+++ b/paper/bmjqs_v2_overtime/submission/manuscript.docx
@@ -13,7 +13,7 @@
           <w:b/>
           <w:sz w:val="28"/>
         </w:rPr>
-        <w:t>Where does operating-room overtime come from? A retrospective single-centre study</w:t>
+        <w:t>Where does operating-room overtime come from? A retrospective single-center study</w:t>
       </w:r>
     </w:p>
     <w:p>
@@ -147,7 +147,7 @@
           <w:rFonts w:ascii="Times New Roman" w:hAnsi="Times New Roman"/>
           <w:sz w:val="24"/>
         </w:rPr>
-        <w:t xml:space="preserve"> To characterise operating-room overtime within a high-volume tertiary hospital: its distribution across rooms and the operational factors associated with it.</w:t>
+        <w:t xml:space="preserve"> To characterize operating-room overtime within a high-volume tertiary hospital: its distribution across rooms and the operational factors associated with it.</w:t>
       </w:r>
     </w:p>
     <w:p>
@@ -319,7 +319,7 @@
           <w:i w:val="0"/>
           <w:sz w:val="24"/>
         </w:rPr>
-        <w:t xml:space="preserve"> We adopt this shift-based definition because the staffing change at each boundary is the operational event that gives overtime its meaning. Overutilised time is approximately twice as expensive as underutilised time,</w:t>
+        <w:t xml:space="preserve"> We adopt this shift-based definition because the staffing change at each boundary is the operational event that gives overtime its meaning. Overutilized time is approximately twice as expensive as underutilized time,</w:t>
       </w:r>
       <w:r>
         <w:rPr>
@@ -385,7 +385,7 @@
           <w:i w:val="0"/>
           <w:sz w:val="24"/>
         </w:rPr>
-        <w:t xml:space="preserve"> In a multicentre cohort of more than 350,000 non-cardiac surgical cases, night surgery was associated with increased morbidity (adjusted odds ratio 1.41), mediated partly by higher transfusion rates and provider handovers during the case.</w:t>
+        <w:t xml:space="preserve"> In a multicenter cohort of more than 350,000 non-cardiac surgical cases, night surgery was associated with increased morbidity (adjusted odds ratio 1.41), mediated partly by higher transfusion rates and provider handovers during the case.</w:t>
       </w:r>
       <w:r>
         <w:rPr>
@@ -402,7 +402,7 @@
           <w:i w:val="0"/>
           <w:sz w:val="24"/>
         </w:rPr>
-        <w:t xml:space="preserve"> Each intraoperative anaesthesia handover raises the odds of a major composite complication, with incidence rising from 8.8% at zero transitions to 21.2% at four or more.</w:t>
+        <w:t xml:space="preserve"> Each intraoperative anesthesia handover raises the odds of a major composite complication, with incidence rising from 8.8% at zero transitions to 21.2% at four or more.</w:t>
       </w:r>
       <w:r>
         <w:rPr>
@@ -614,7 +614,7 @@
           <w:i w:val="0"/>
           <w:sz w:val="24"/>
         </w:rPr>
-        <w:t>This study is part of a multi-phase programme at a Belgian tertiary hospital to improve OR performance. Phase 1 characterises scheduled-versus-observed performance from administrative data. Phase 2 will link the operational patterns to patient outcomes. Phase 3 will build predictive scheduling tools. In this Phase 1 analysis, we address two questions:</w:t>
+        <w:t>This study is part of a multi-phase program at a Belgian tertiary hospital to improve OR performance. Phase 1 characterizes scheduled-versus-observed performance from administrative data. Phase 2 will link the operational patterns to patient outcomes. Phase 3 will build predictive scheduling tools. In this Phase 1 analysis, we address two questions:</w:t>
       </w:r>
     </w:p>
     <w:p>
@@ -721,7 +721,7 @@
           <w:i w:val="0"/>
           <w:sz w:val="24"/>
         </w:rPr>
-        <w:t>The study hospital is a 24/7 tertiary centre in Belgium performing more than 22,000 surgical procedures per year. It operates 18 surgical theatres and 7 interventional theatres. The surgical staff includes 195 surgeons and 207 anaesthesiologists (including trainees and fellows), covering all surgery except congenital cardiac and organ transplantation. Nursing staffing runs 2 to 3 per room during the 08:00 to 16:30 day shift; at 16:30 the number of staffed rooms drops to 8, at 17:30 to 4, and overnight a single room remains staffed.</w:t>
+        <w:t>The study hospital is a 24/7 tertiary center in Belgium performing more than 22,000 surgical procedures per year. It operates 18 surgical operating rooms and 7 interventional operating rooms. The surgical staff includes 195 surgeons and 207 anesthesiologists (including trainees and fellows), covering all surgery except congenital cardiac and organ transplantation. Nursing staffing runs 2 to 3 per room during the 08:00 to 16:30 day shift; at 16:30 the number of staffed rooms drops to 8, at 17:30 to 4, and overnight a single room remains staffed.</w:t>
       </w:r>
     </w:p>
     <w:p>
@@ -799,7 +799,7 @@
           <w:i w:val="0"/>
           <w:sz w:val="24"/>
         </w:rPr>
-        <w:t xml:space="preserve"> Room-level overtime, rather than aggregate utilisation, was used as the primary metric, since aggregate measures can mask room-level operational problems.</w:t>
+        <w:t xml:space="preserve"> Room-level overtime, rather than aggregate utilization, was used as the primary metric, since aggregate measures can mask room-level operational problems.</w:t>
       </w:r>
       <w:r>
         <w:rPr>
@@ -911,7 +911,7 @@
           <w:i w:val="0"/>
           <w:sz w:val="24"/>
         </w:rPr>
-        <w:t>The cohort comprised 79,352 cases across 18 surgical operating rooms, involving 60,895 unique patients, 195 surgeons, and 207 anaesthesiologists performing 1,276 distinct procedure types. Weekday volume was evenly distributed (17.9 to 20.0% Monday through Friday); weekends accounted for 1.8 to 2.1%. Year-on-year volume grew from 22,133 in 2022 to 23,738 in 2024, with 9,906 recorded through May 2025. The urgency mix was 85.4% elective and 14.6% non-elective.</w:t>
+        <w:t>The cohort comprised 79,352 cases across 18 surgical operating rooms, involving 60,895 unique patients, 195 surgeons, and 207 anesthesiologists performing 1,276 distinct procedure types. Weekday volume was evenly distributed (17.9 to 20.0% Monday through Friday); weekends accounted for 1.8 to 2.1%. Year-on-year volume grew from 22,133 in 2022 to 23,738 in 2024, with 9,906 recorded through May 2025. The urgency mix was 85.4% elective and 14.6% non-elective.</w:t>
       </w:r>
     </w:p>
     <w:p>
@@ -1083,7 +1083,7 @@
           <w:i w:val="0"/>
           <w:sz w:val="24"/>
         </w:rPr>
-        <w:t xml:space="preserve"> Urgent cases constituted 14.6% of volume (11,616 of 79,352). Per case, urgent surgery ran past the shift boundary at more than twice the elective rate (18.2% versus 8.3%, Table 2), with heavier tails (P95 69 versus 29 minutes). Because elective cases outnumbered urgent cases nearly six to one, the absolute volume of overtime minutes was still dominated by the elective programme.</w:t>
+        <w:t xml:space="preserve"> Urgent cases constituted 14.6% of volume (11,616 of 79,352). Per case, urgent surgery ran past the shift boundary at more than twice the elective rate (18.2% versus 8.3%, Table 2), with heavier tails (P95 69 versus 29 minutes). Because elective cases outnumbered urgent cases nearly six to one, the absolute volume of overtime minutes was still dominated by the elective program.</w:t>
       </w:r>
     </w:p>
     <w:p>
@@ -1098,7 +1098,7 @@
           <w:i w:val="0"/>
           <w:sz w:val="24"/>
         </w:rPr>
-        <w:t>To assess whether urgent cases disrupt the elective programme, we counted days on which an urgent case ran in a room while an elective case had been planned in the same room over an overlapping time window (urgent case's actual room and room-in to room-out interval matched the elective case's planned room and planned start-to-end interval). Such overlap occurred on 858 of 1,247 observation days (68.8%). On days with overlap, elective cases started roughly 30 minutes later than on days without, a gap that reached 60 minutes in early 2022 before narrowing. OR11 absorbed the highest overlap burden, with 475 events affecting 15.2% of its elective cases (Supplementary Table S2).</w:t>
+        <w:t>To assess whether urgent cases disrupt the elective program, we counted days on which an urgent case ran in a room while an elective case had been planned in the same room over an overlapping time window (urgent case's actual room and room-in to room-out interval matched the elective case's planned room and planned start-to-end interval). Such overlap occurred on 858 of 1,247 observation days (68.8%). On days with overlap, elective cases started roughly 30 minutes later than on days without, a gap that reached 60 minutes in early 2022 before narrowing. OR11 absorbed the highest overlap burden, with 475 events affecting 15.2% of its elective cases (Supplementary Table S2).</w:t>
       </w:r>
     </w:p>
     <w:p>
@@ -1159,7 +1159,7 @@
           <w:i w:val="0"/>
           <w:sz w:val="24"/>
         </w:rPr>
-        <w:t>First-case punctuality showed no consistent association with room-level overtime. OR10 had the lowest late-start rate (46.1% of first cases late) yet the highest overtime (32.9% of cases past the shift boundary). OR14 had a substantially higher late-start rate (78.7%) yet the lowest overtime (3.5%), and OR11 had the highest late-start rate (82.4%) with mid-pack overtime (11.7%). This is consistent with Pandit et al., who reported R-squared values of 0.04 to 0.08 between start and finish times across more than 7,000 theatre lists.</w:t>
+        <w:t>First-case punctuality showed no consistent association with room-level overtime. OR10 had the lowest late-start rate (46.1% of first cases late) yet the highest overtime (32.9% of cases past the shift boundary). OR14 had a substantially higher late-start rate (78.7%) yet the lowest overtime (3.5%), and OR11 had the highest late-start rate (82.4%) with mid-pack overtime (11.7%). This is consistent with Pandit et al., who reported R-squared values of 0.04 to 0.08 between start and finish times across more than 7,000 operating room lists.</w:t>
       </w:r>
       <w:r>
         <w:rPr>
@@ -1196,7 +1196,7 @@
           <w:i w:val="0"/>
           <w:sz w:val="24"/>
         </w:rPr>
-        <w:t>In this single-centre analysis of 79,352 cases, overtime was not a diffuse hospital-wide phenomenon. The aggregate rate (9.7%) hid a near ten-fold spread across rooms (3.5 to 32.9%). The factors most visibly associated with the room-level pattern were case-mix complexity and routine urgent-elective overlap; first-case punctuality and inter-case idle time were not. We discuss each in turn against the existing literature, draw out the implications for quality improvement, and end with the study's limitations.</w:t>
+        <w:t>In this single-center analysis of 79,352 cases, overtime was not a diffuse hospital-wide phenomenon. The aggregate rate (9.7%) hid a near ten-fold spread across rooms (3.5 to 32.9%). The factors most visibly associated with the room-level pattern were case-mix complexity and routine urgent-elective overlap; first-case punctuality and inter-case idle time were not. We discuss each in turn against the existing literature, draw out the implications for quality improvement, and end with the study's limitations.</w:t>
       </w:r>
     </w:p>
     <w:p>
@@ -1328,7 +1328,7 @@
           <w:i w:val="0"/>
           <w:sz w:val="24"/>
         </w:rPr>
-        <w:t>Urgent-elective overlap occurred on more than two-thirds of observation days and added roughly 30 minutes to elective start times. This makes urgent arrivals a routine scheduling factor rather than an exception. Protecting the elective programme from this disruption — through dedicated urgent rooms or scheduling buffers — may be more effective than reactive rescheduling.</w:t>
+        <w:t>Urgent-elective overlap occurred on more than two-thirds of observation days and added roughly 30 minutes to elective start times. This makes urgent arrivals a routine scheduling factor rather than an exception. Protecting the elective program from this disruption — through dedicated urgent rooms or scheduling buffers — may be more effective than reactive rescheduling.</w:t>
       </w:r>
     </w:p>
     <w:p>
@@ -1360,7 +1360,7 @@
           <w:i w:val="0"/>
           <w:sz w:val="24"/>
         </w:rPr>
-        <w:t xml:space="preserve"> At the room level, our data do not show that relationship: the room with the lowest late-start rate (OR10, 46.1%) had the highest overtime (32.9%), while a room with one of the highest late-start rates (OR14, 78.7%) had the lowest overtime (3.5%). Pandit et al. reported a similar disconnect across more than 7,000 theatre lists.</w:t>
+        <w:t xml:space="preserve"> At the room level, our data do not show that relationship: the room with the lowest late-start rate (OR10, 46.1%) had the highest overtime (32.9%), while a room with one of the highest late-start rates (OR14, 78.7%) had the lowest overtime (3.5%). Pandit et al. reported a similar disconnect across more than 7,000 operating room lists.</w:t>
       </w:r>
       <w:r>
         <w:rPr>
@@ -1421,7 +1421,7 @@
           <w:i w:val="0"/>
           <w:sz w:val="24"/>
         </w:rPr>
-        <w:t>Clinical implication. The overtime we document is the same exposure that other studies have linked to staff fatigue and to elevated after-hours mortality and complication risk (Introduction; references 2-13). Whether those associations hold in this cohort is the question Phase 2 of this programme will address by linking the operational patterns we describe to outcome data.</w:t>
+        <w:t>Clinical implication. The overtime we document is the same exposure that other studies have linked to staff fatigue and to elevated after-hours mortality and complication risk (Introduction; references 2-13). Whether those associations hold in this cohort is the question Phase 2 of this program will address by linking the operational patterns we describe to outcome data.</w:t>
       </w:r>
     </w:p>
     <w:p>
@@ -1530,7 +1530,7 @@
           <w:i w:val="0"/>
           <w:sz w:val="24"/>
         </w:rPr>
-        <w:t>Operating-room overtime at this tertiary hospital concentrated in a small number of rooms, with case-mix complexity and urgent-elective overlap as the most visible associated factors. First-case punctuality and inter-case idle time were not associated with room-level overtime. The findings support room-level rather than hospital-level overtime monitoring and scheduling interventions that account for urgent-case flow. Phase 2 of this research programme will link the operational patterns to patient outcome data.</w:t>
+        <w:t>Operating-room overtime at this tertiary hospital concentrated in a small number of rooms, with case-mix complexity and urgent-elective overlap as the most visible associated factors. First-case punctuality and inter-case idle time were not associated with room-level overtime. The findings support room-level rather than hospital-level overtime monitoring and scheduling interventions that account for urgent-case flow. Phase 2 of this research program will link the operational patterns to patient outcome data.</w:t>
       </w:r>
     </w:p>
     <w:p>
@@ -1949,7 +1949,7 @@
           <w:rFonts w:ascii="Times New Roman" w:hAnsi="Times New Roman"/>
           <w:sz w:val="24"/>
         </w:rPr>
-        <w:t>Althoff FC, Wachtendorf LJ, Rostin P, et al. Effects of night surgery on postoperative mortality and morbidity: a multicentre cohort study. BMJ Qual Saf 2021;30(8):678-688.</w:t>
+        <w:t>Althoff FC, Wachtendorf LJ, Rostin P, et al. Effects of night surgery on postoperative mortality and morbidity: a multicenter cohort study. BMJ Qual Saf 2021;30(8):678-688.</w:t>
       </w:r>
     </w:p>
     <w:p>
@@ -2149,7 +2149,7 @@
           <w:rFonts w:ascii="Times New Roman" w:hAnsi="Times New Roman"/>
           <w:sz w:val="24"/>
         </w:rPr>
-        <w:t>Pandit JJ, Abbott T, Pandit M, et al. Is “starting on time” useful (or useless) as a surrogate measure for “surgical theatre efficiency”? Anaesthesia 2012;67(8):823-32.</w:t>
+        <w:t>Pandit JJ, Abbott T, Pandit M, et al. Is “starting on time” useful (or useless) as a surrogate measure for “surgical operating room efficiency”? Anesthesia 2012;67(8):823-32.</w:t>
       </w:r>
     </w:p>
     <w:p>

--- a/paper/bmjqs_v2_overtime/submission/manuscript.docx
+++ b/paper/bmjqs_v2_overtime/submission/manuscript.docx
@@ -669,7 +669,7 @@
           <w:b/>
           <w:sz w:val="24"/>
         </w:rPr>
-        <w:t>Which operational factors — duration overruns, shift displacement, urgent-elective interaction, and first-case punctuality — are associated with overtime?</w:t>
+        <w:t>Which operational factors (duration overruns, shift displacement, urgent-elective interaction, and first-case punctuality) are associated with overtime?</w:t>
       </w:r>
       <w:r>
         <w:rPr>
@@ -754,6 +754,52 @@
           <w:sz w:val="24"/>
         </w:rPr>
         <w:t xml:space="preserve"> the extracted variables include planned and observed duration, planning deviation, start-time deviation, overtime flag and overtime minutes, room-swap flag, urgency (elective versus non-elective), and shift label.</w:t>
+      </w:r>
+    </w:p>
+    <w:p>
+      <w:pPr>
+        <w:spacing w:before="240" w:after="120" w:line="480" w:lineRule="exact"/>
+        <w:jc w:val="left"/>
+      </w:pPr>
+      <w:r>
+        <w:rPr>
+          <w:rFonts w:ascii="Times New Roman" w:hAnsi="Times New Roman"/>
+          <w:b/>
+          <w:sz w:val="24"/>
+        </w:rPr>
+        <w:t>Analytic framework</w:t>
+      </w:r>
+    </w:p>
+    <w:p>
+      <w:pPr>
+        <w:spacing w:after="120" w:before="0" w:line="480" w:lineRule="exact"/>
+        <w:jc w:val="left"/>
+      </w:pPr>
+      <w:r>
+        <w:rPr>
+          <w:rFonts w:ascii="Times New Roman" w:hAnsi="Times New Roman"/>
+          <w:b w:val="0"/>
+          <w:i w:val="0"/>
+          <w:sz w:val="24"/>
+        </w:rPr>
+        <w:t>We organized the work along the phases of the CRISP-DM process model.</w:t>
+      </w:r>
+      <w:r>
+        <w:rPr>
+          <w:rFonts w:ascii="Times New Roman" w:hAnsi="Times New Roman"/>
+          <w:sz w:val="24"/>
+          <w:vertAlign w:val="superscript"/>
+        </w:rPr>
+        <w:t>28</w:t>
+      </w:r>
+      <w:r>
+        <w:rPr>
+          <w:rFonts w:ascii="Times New Roman" w:hAnsi="Times New Roman"/>
+          <w:b w:val="0"/>
+          <w:i w:val="0"/>
+          <w:sz w:val="24"/>
+        </w:rPr>
+        <w:t xml:space="preserve"> Business and data understanding came from scoping conversations with the hospital's clinical team and an exploratory pass over the registration. Data preparation covered consolidation of records across campuses and validity checks against the clinical team's disclosure that room-in and room-out are the only reliable time markers in the pipeline. The modeling phase was descriptive rather than predictive: room-level overtime statistics and the figures that follow. Evaluation took the form of structured reviews of intermediate findings with the clinical team. Deployment falls outside the present analysis and is the subject of Phases 2 and 3.</w:t>
       </w:r>
     </w:p>
     <w:p>
@@ -945,17 +991,1443 @@
     </w:p>
     <w:p>
       <w:pPr>
-        <w:spacing w:after="120" w:before="120" w:line="480" w:lineRule="exact"/>
+        <w:spacing w:before="240" w:after="80" w:line="280" w:lineRule="exact"/>
+        <w:jc w:val="left"/>
+      </w:pPr>
+      <w:r>
+        <w:rPr>
+          <w:rFonts w:ascii="Times New Roman" w:hAnsi="Times New Roman"/>
+          <w:b/>
+          <w:sz w:val="22"/>
+        </w:rPr>
+        <w:t>Table 1A.</w:t>
+      </w:r>
+      <w:r>
+        <w:rPr>
+          <w:rFonts w:ascii="Times New Roman" w:hAnsi="Times New Roman"/>
+          <w:sz w:val="22"/>
+        </w:rPr>
+        <w:t xml:space="preserve"> Overtime by weekday.</w:t>
+      </w:r>
+    </w:p>
+    <w:tbl>
+      <w:tblPr>
+        <w:tblStyle w:val="LightGrid-Accent1"/>
+        <w:tblW w:type="auto" w:w="0"/>
+        <w:tblLook w:firstColumn="1" w:firstRow="1" w:lastColumn="0" w:lastRow="0" w:noHBand="0" w:noVBand="1" w:val="04A0"/>
+      </w:tblPr>
+      <w:tblGrid>
+        <w:gridCol w:w="1881"/>
+        <w:gridCol w:w="1881"/>
+        <w:gridCol w:w="1881"/>
+        <w:gridCol w:w="1881"/>
+        <w:gridCol w:w="1881"/>
+      </w:tblGrid>
+      <w:tr>
+        <w:tc>
+          <w:tcPr>
+            <w:tcW w:type="dxa" w:w="1881"/>
+            <w:shd w:val="clear" w:color="auto" w:fill="2171b5"/>
+          </w:tcPr>
+          <w:p>
+            <w:pPr>
+              <w:jc w:val="center"/>
+            </w:pPr>
+            <w:r/>
+            <w:r>
+              <w:rPr>
+                <w:rFonts w:ascii="Times New Roman" w:hAnsi="Times New Roman"/>
+                <w:b/>
+                <w:color w:val="FFFFFF"/>
+                <w:sz w:val="20"/>
+              </w:rPr>
+              <w:t>Day</w:t>
+            </w:r>
+          </w:p>
+        </w:tc>
+        <w:tc>
+          <w:tcPr>
+            <w:tcW w:type="dxa" w:w="1881"/>
+            <w:shd w:val="clear" w:color="auto" w:fill="2171b5"/>
+          </w:tcPr>
+          <w:p>
+            <w:pPr>
+              <w:jc w:val="center"/>
+            </w:pPr>
+            <w:r/>
+            <w:r>
+              <w:rPr>
+                <w:rFonts w:ascii="Times New Roman" w:hAnsi="Times New Roman"/>
+                <w:b/>
+                <w:color w:val="FFFFFF"/>
+                <w:sz w:val="20"/>
+              </w:rPr>
+              <w:t>n cases</w:t>
+            </w:r>
+          </w:p>
+        </w:tc>
+        <w:tc>
+          <w:tcPr>
+            <w:tcW w:type="dxa" w:w="1881"/>
+            <w:shd w:val="clear" w:color="auto" w:fill="2171b5"/>
+          </w:tcPr>
+          <w:p>
+            <w:pPr>
+              <w:jc w:val="center"/>
+            </w:pPr>
+            <w:r/>
+            <w:r>
+              <w:rPr>
+                <w:rFonts w:ascii="Times New Roman" w:hAnsi="Times New Roman"/>
+                <w:b/>
+                <w:color w:val="FFFFFF"/>
+                <w:sz w:val="20"/>
+              </w:rPr>
+              <w:t>n overtime</w:t>
+            </w:r>
+          </w:p>
+        </w:tc>
+        <w:tc>
+          <w:tcPr>
+            <w:tcW w:type="dxa" w:w="1881"/>
+            <w:shd w:val="clear" w:color="auto" w:fill="2171b5"/>
+          </w:tcPr>
+          <w:p>
+            <w:pPr>
+              <w:jc w:val="center"/>
+            </w:pPr>
+            <w:r/>
+            <w:r>
+              <w:rPr>
+                <w:rFonts w:ascii="Times New Roman" w:hAnsi="Times New Roman"/>
+                <w:b/>
+                <w:color w:val="FFFFFF"/>
+                <w:sz w:val="20"/>
+              </w:rPr>
+              <w:t>OT rate (%)</w:t>
+            </w:r>
+          </w:p>
+        </w:tc>
+        <w:tc>
+          <w:tcPr>
+            <w:tcW w:type="dxa" w:w="1881"/>
+            <w:shd w:val="clear" w:color="auto" w:fill="2171b5"/>
+          </w:tcPr>
+          <w:p>
+            <w:pPr>
+              <w:jc w:val="center"/>
+            </w:pPr>
+            <w:r/>
+            <w:r>
+              <w:rPr>
+                <w:rFonts w:ascii="Times New Roman" w:hAnsi="Times New Roman"/>
+                <w:b/>
+                <w:color w:val="FFFFFF"/>
+                <w:sz w:val="20"/>
+              </w:rPr>
+              <w:t>Mean OT (min)</w:t>
+            </w:r>
+          </w:p>
+        </w:tc>
+      </w:tr>
+      <w:tr>
+        <w:tc>
+          <w:tcPr>
+            <w:tcW w:type="dxa" w:w="1881"/>
+          </w:tcPr>
+          <w:p>
+            <w:pPr>
+              <w:jc w:val="center"/>
+            </w:pPr>
+            <w:r/>
+            <w:r>
+              <w:rPr>
+                <w:rFonts w:ascii="Times New Roman" w:hAnsi="Times New Roman"/>
+                <w:b w:val="0"/>
+                <w:sz w:val="20"/>
+              </w:rPr>
+              <w:t>Monday</w:t>
+            </w:r>
+          </w:p>
+        </w:tc>
+        <w:tc>
+          <w:tcPr>
+            <w:tcW w:type="dxa" w:w="1881"/>
+          </w:tcPr>
+          <w:p>
+            <w:pPr>
+              <w:jc w:val="center"/>
+            </w:pPr>
+            <w:r/>
+            <w:r>
+              <w:rPr>
+                <w:rFonts w:ascii="Times New Roman" w:hAnsi="Times New Roman"/>
+                <w:b w:val="0"/>
+                <w:sz w:val="20"/>
+              </w:rPr>
+              <w:t>14,232</w:t>
+            </w:r>
+          </w:p>
+        </w:tc>
+        <w:tc>
+          <w:tcPr>
+            <w:tcW w:type="dxa" w:w="1881"/>
+          </w:tcPr>
+          <w:p>
+            <w:pPr>
+              <w:jc w:val="center"/>
+            </w:pPr>
+            <w:r/>
+            <w:r>
+              <w:rPr>
+                <w:rFonts w:ascii="Times New Roman" w:hAnsi="Times New Roman"/>
+                <w:b w:val="0"/>
+                <w:sz w:val="20"/>
+              </w:rPr>
+              <w:t>1,395</w:t>
+            </w:r>
+          </w:p>
+        </w:tc>
+        <w:tc>
+          <w:tcPr>
+            <w:tcW w:type="dxa" w:w="1881"/>
+          </w:tcPr>
+          <w:p>
+            <w:pPr>
+              <w:jc w:val="center"/>
+            </w:pPr>
+            <w:r/>
+            <w:r>
+              <w:rPr>
+                <w:rFonts w:ascii="Times New Roman" w:hAnsi="Times New Roman"/>
+                <w:b w:val="0"/>
+                <w:sz w:val="20"/>
+              </w:rPr>
+              <w:t>9.8</w:t>
+            </w:r>
+          </w:p>
+        </w:tc>
+        <w:tc>
+          <w:tcPr>
+            <w:tcW w:type="dxa" w:w="1881"/>
+          </w:tcPr>
+          <w:p>
+            <w:pPr>
+              <w:jc w:val="center"/>
+            </w:pPr>
+            <w:r/>
+            <w:r>
+              <w:rPr>
+                <w:rFonts w:ascii="Times New Roman" w:hAnsi="Times New Roman"/>
+                <w:b w:val="0"/>
+                <w:sz w:val="20"/>
+              </w:rPr>
+              <w:t>58.5</w:t>
+            </w:r>
+          </w:p>
+        </w:tc>
+      </w:tr>
+      <w:tr>
+        <w:tc>
+          <w:tcPr>
+            <w:tcW w:type="dxa" w:w="1881"/>
+          </w:tcPr>
+          <w:p>
+            <w:pPr>
+              <w:jc w:val="center"/>
+            </w:pPr>
+            <w:r/>
+            <w:r>
+              <w:rPr>
+                <w:rFonts w:ascii="Times New Roman" w:hAnsi="Times New Roman"/>
+                <w:b w:val="0"/>
+                <w:sz w:val="20"/>
+              </w:rPr>
+              <w:t>Tuesday</w:t>
+            </w:r>
+          </w:p>
+        </w:tc>
+        <w:tc>
+          <w:tcPr>
+            <w:tcW w:type="dxa" w:w="1881"/>
+          </w:tcPr>
+          <w:p>
+            <w:pPr>
+              <w:jc w:val="center"/>
+            </w:pPr>
+            <w:r/>
+            <w:r>
+              <w:rPr>
+                <w:rFonts w:ascii="Times New Roman" w:hAnsi="Times New Roman"/>
+                <w:b w:val="0"/>
+                <w:sz w:val="20"/>
+              </w:rPr>
+              <w:t>14,750</w:t>
+            </w:r>
+          </w:p>
+        </w:tc>
+        <w:tc>
+          <w:tcPr>
+            <w:tcW w:type="dxa" w:w="1881"/>
+          </w:tcPr>
+          <w:p>
+            <w:pPr>
+              <w:jc w:val="center"/>
+            </w:pPr>
+            <w:r/>
+            <w:r>
+              <w:rPr>
+                <w:rFonts w:ascii="Times New Roman" w:hAnsi="Times New Roman"/>
+                <w:b w:val="0"/>
+                <w:sz w:val="20"/>
+              </w:rPr>
+              <w:t>1,416</w:t>
+            </w:r>
+          </w:p>
+        </w:tc>
+        <w:tc>
+          <w:tcPr>
+            <w:tcW w:type="dxa" w:w="1881"/>
+          </w:tcPr>
+          <w:p>
+            <w:pPr>
+              <w:jc w:val="center"/>
+            </w:pPr>
+            <w:r/>
+            <w:r>
+              <w:rPr>
+                <w:rFonts w:ascii="Times New Roman" w:hAnsi="Times New Roman"/>
+                <w:b w:val="0"/>
+                <w:sz w:val="20"/>
+              </w:rPr>
+              <w:t>9.6</w:t>
+            </w:r>
+          </w:p>
+        </w:tc>
+        <w:tc>
+          <w:tcPr>
+            <w:tcW w:type="dxa" w:w="1881"/>
+          </w:tcPr>
+          <w:p>
+            <w:pPr>
+              <w:jc w:val="center"/>
+            </w:pPr>
+            <w:r/>
+            <w:r>
+              <w:rPr>
+                <w:rFonts w:ascii="Times New Roman" w:hAnsi="Times New Roman"/>
+                <w:b w:val="0"/>
+                <w:sz w:val="20"/>
+              </w:rPr>
+              <w:t>60.1</w:t>
+            </w:r>
+          </w:p>
+        </w:tc>
+      </w:tr>
+      <w:tr>
+        <w:tc>
+          <w:tcPr>
+            <w:tcW w:type="dxa" w:w="1881"/>
+          </w:tcPr>
+          <w:p>
+            <w:pPr>
+              <w:jc w:val="center"/>
+            </w:pPr>
+            <w:r/>
+            <w:r>
+              <w:rPr>
+                <w:rFonts w:ascii="Times New Roman" w:hAnsi="Times New Roman"/>
+                <w:b w:val="0"/>
+                <w:sz w:val="20"/>
+              </w:rPr>
+              <w:t>Wednesday</w:t>
+            </w:r>
+          </w:p>
+        </w:tc>
+        <w:tc>
+          <w:tcPr>
+            <w:tcW w:type="dxa" w:w="1881"/>
+          </w:tcPr>
+          <w:p>
+            <w:pPr>
+              <w:jc w:val="center"/>
+            </w:pPr>
+            <w:r/>
+            <w:r>
+              <w:rPr>
+                <w:rFonts w:ascii="Times New Roman" w:hAnsi="Times New Roman"/>
+                <w:b w:val="0"/>
+                <w:sz w:val="20"/>
+              </w:rPr>
+              <w:t>15,814</w:t>
+            </w:r>
+          </w:p>
+        </w:tc>
+        <w:tc>
+          <w:tcPr>
+            <w:tcW w:type="dxa" w:w="1881"/>
+          </w:tcPr>
+          <w:p>
+            <w:pPr>
+              <w:jc w:val="center"/>
+            </w:pPr>
+            <w:r/>
+            <w:r>
+              <w:rPr>
+                <w:rFonts w:ascii="Times New Roman" w:hAnsi="Times New Roman"/>
+                <w:b w:val="0"/>
+                <w:sz w:val="20"/>
+              </w:rPr>
+              <w:t>1,502</w:t>
+            </w:r>
+          </w:p>
+        </w:tc>
+        <w:tc>
+          <w:tcPr>
+            <w:tcW w:type="dxa" w:w="1881"/>
+          </w:tcPr>
+          <w:p>
+            <w:pPr>
+              <w:jc w:val="center"/>
+            </w:pPr>
+            <w:r/>
+            <w:r>
+              <w:rPr>
+                <w:rFonts w:ascii="Times New Roman" w:hAnsi="Times New Roman"/>
+                <w:b w:val="0"/>
+                <w:sz w:val="20"/>
+              </w:rPr>
+              <w:t>9.5</w:t>
+            </w:r>
+          </w:p>
+        </w:tc>
+        <w:tc>
+          <w:tcPr>
+            <w:tcW w:type="dxa" w:w="1881"/>
+          </w:tcPr>
+          <w:p>
+            <w:pPr>
+              <w:jc w:val="center"/>
+            </w:pPr>
+            <w:r/>
+            <w:r>
+              <w:rPr>
+                <w:rFonts w:ascii="Times New Roman" w:hAnsi="Times New Roman"/>
+                <w:b w:val="0"/>
+                <w:sz w:val="20"/>
+              </w:rPr>
+              <w:t>59.7</w:t>
+            </w:r>
+          </w:p>
+        </w:tc>
+      </w:tr>
+      <w:tr>
+        <w:tc>
+          <w:tcPr>
+            <w:tcW w:type="dxa" w:w="1881"/>
+          </w:tcPr>
+          <w:p>
+            <w:pPr>
+              <w:jc w:val="center"/>
+            </w:pPr>
+            <w:r/>
+            <w:r>
+              <w:rPr>
+                <w:rFonts w:ascii="Times New Roman" w:hAnsi="Times New Roman"/>
+                <w:b w:val="0"/>
+                <w:sz w:val="20"/>
+              </w:rPr>
+              <w:t>Thursday</w:t>
+            </w:r>
+          </w:p>
+        </w:tc>
+        <w:tc>
+          <w:tcPr>
+            <w:tcW w:type="dxa" w:w="1881"/>
+          </w:tcPr>
+          <w:p>
+            <w:pPr>
+              <w:jc w:val="center"/>
+            </w:pPr>
+            <w:r/>
+            <w:r>
+              <w:rPr>
+                <w:rFonts w:ascii="Times New Roman" w:hAnsi="Times New Roman"/>
+                <w:b w:val="0"/>
+                <w:sz w:val="20"/>
+              </w:rPr>
+              <w:t>15,844</w:t>
+            </w:r>
+          </w:p>
+        </w:tc>
+        <w:tc>
+          <w:tcPr>
+            <w:tcW w:type="dxa" w:w="1881"/>
+          </w:tcPr>
+          <w:p>
+            <w:pPr>
+              <w:jc w:val="center"/>
+            </w:pPr>
+            <w:r/>
+            <w:r>
+              <w:rPr>
+                <w:rFonts w:ascii="Times New Roman" w:hAnsi="Times New Roman"/>
+                <w:b w:val="0"/>
+                <w:sz w:val="20"/>
+              </w:rPr>
+              <w:t>1,394</w:t>
+            </w:r>
+          </w:p>
+        </w:tc>
+        <w:tc>
+          <w:tcPr>
+            <w:tcW w:type="dxa" w:w="1881"/>
+          </w:tcPr>
+          <w:p>
+            <w:pPr>
+              <w:jc w:val="center"/>
+            </w:pPr>
+            <w:r/>
+            <w:r>
+              <w:rPr>
+                <w:rFonts w:ascii="Times New Roman" w:hAnsi="Times New Roman"/>
+                <w:b w:val="0"/>
+                <w:sz w:val="20"/>
+              </w:rPr>
+              <w:t>8.8</w:t>
+            </w:r>
+          </w:p>
+        </w:tc>
+        <w:tc>
+          <w:tcPr>
+            <w:tcW w:type="dxa" w:w="1881"/>
+          </w:tcPr>
+          <w:p>
+            <w:pPr>
+              <w:jc w:val="center"/>
+            </w:pPr>
+            <w:r/>
+            <w:r>
+              <w:rPr>
+                <w:rFonts w:ascii="Times New Roman" w:hAnsi="Times New Roman"/>
+                <w:b w:val="0"/>
+                <w:sz w:val="20"/>
+              </w:rPr>
+              <w:t>60.5</w:t>
+            </w:r>
+          </w:p>
+        </w:tc>
+      </w:tr>
+      <w:tr>
+        <w:tc>
+          <w:tcPr>
+            <w:tcW w:type="dxa" w:w="1881"/>
+          </w:tcPr>
+          <w:p>
+            <w:pPr>
+              <w:jc w:val="center"/>
+            </w:pPr>
+            <w:r/>
+            <w:r>
+              <w:rPr>
+                <w:rFonts w:ascii="Times New Roman" w:hAnsi="Times New Roman"/>
+                <w:b w:val="0"/>
+                <w:sz w:val="20"/>
+              </w:rPr>
+              <w:t>Friday</w:t>
+            </w:r>
+          </w:p>
+        </w:tc>
+        <w:tc>
+          <w:tcPr>
+            <w:tcW w:type="dxa" w:w="1881"/>
+          </w:tcPr>
+          <w:p>
+            <w:pPr>
+              <w:jc w:val="center"/>
+            </w:pPr>
+            <w:r/>
+            <w:r>
+              <w:rPr>
+                <w:rFonts w:ascii="Times New Roman" w:hAnsi="Times New Roman"/>
+                <w:b w:val="0"/>
+                <w:sz w:val="20"/>
+              </w:rPr>
+              <w:t>15,615</w:t>
+            </w:r>
+          </w:p>
+        </w:tc>
+        <w:tc>
+          <w:tcPr>
+            <w:tcW w:type="dxa" w:w="1881"/>
+          </w:tcPr>
+          <w:p>
+            <w:pPr>
+              <w:jc w:val="center"/>
+            </w:pPr>
+            <w:r/>
+            <w:r>
+              <w:rPr>
+                <w:rFonts w:ascii="Times New Roman" w:hAnsi="Times New Roman"/>
+                <w:b w:val="0"/>
+                <w:sz w:val="20"/>
+              </w:rPr>
+              <w:t>1,546</w:t>
+            </w:r>
+          </w:p>
+        </w:tc>
+        <w:tc>
+          <w:tcPr>
+            <w:tcW w:type="dxa" w:w="1881"/>
+          </w:tcPr>
+          <w:p>
+            <w:pPr>
+              <w:jc w:val="center"/>
+            </w:pPr>
+            <w:r/>
+            <w:r>
+              <w:rPr>
+                <w:rFonts w:ascii="Times New Roman" w:hAnsi="Times New Roman"/>
+                <w:b w:val="0"/>
+                <w:sz w:val="20"/>
+              </w:rPr>
+              <w:t>9.9</w:t>
+            </w:r>
+          </w:p>
+        </w:tc>
+        <w:tc>
+          <w:tcPr>
+            <w:tcW w:type="dxa" w:w="1881"/>
+          </w:tcPr>
+          <w:p>
+            <w:pPr>
+              <w:jc w:val="center"/>
+            </w:pPr>
+            <w:r/>
+            <w:r>
+              <w:rPr>
+                <w:rFonts w:ascii="Times New Roman" w:hAnsi="Times New Roman"/>
+                <w:b w:val="0"/>
+                <w:sz w:val="20"/>
+              </w:rPr>
+              <w:t>62.4</w:t>
+            </w:r>
+          </w:p>
+        </w:tc>
+      </w:tr>
+      <w:tr>
+        <w:tc>
+          <w:tcPr>
+            <w:tcW w:type="dxa" w:w="1881"/>
+          </w:tcPr>
+          <w:p>
+            <w:pPr>
+              <w:jc w:val="center"/>
+            </w:pPr>
+            <w:r/>
+            <w:r>
+              <w:rPr>
+                <w:rFonts w:ascii="Times New Roman" w:hAnsi="Times New Roman"/>
+                <w:b w:val="0"/>
+                <w:sz w:val="20"/>
+              </w:rPr>
+              <w:t>Saturday</w:t>
+            </w:r>
+          </w:p>
+        </w:tc>
+        <w:tc>
+          <w:tcPr>
+            <w:tcW w:type="dxa" w:w="1881"/>
+          </w:tcPr>
+          <w:p>
+            <w:pPr>
+              <w:jc w:val="center"/>
+            </w:pPr>
+            <w:r/>
+            <w:r>
+              <w:rPr>
+                <w:rFonts w:ascii="Times New Roman" w:hAnsi="Times New Roman"/>
+                <w:b w:val="0"/>
+                <w:sz w:val="20"/>
+              </w:rPr>
+              <w:t>1,654</w:t>
+            </w:r>
+          </w:p>
+        </w:tc>
+        <w:tc>
+          <w:tcPr>
+            <w:tcW w:type="dxa" w:w="1881"/>
+          </w:tcPr>
+          <w:p>
+            <w:pPr>
+              <w:jc w:val="center"/>
+            </w:pPr>
+            <w:r/>
+            <w:r>
+              <w:rPr>
+                <w:rFonts w:ascii="Times New Roman" w:hAnsi="Times New Roman"/>
+                <w:b w:val="0"/>
+                <w:sz w:val="20"/>
+              </w:rPr>
+              <w:t>278</w:t>
+            </w:r>
+          </w:p>
+        </w:tc>
+        <w:tc>
+          <w:tcPr>
+            <w:tcW w:type="dxa" w:w="1881"/>
+          </w:tcPr>
+          <w:p>
+            <w:pPr>
+              <w:jc w:val="center"/>
+            </w:pPr>
+            <w:r/>
+            <w:r>
+              <w:rPr>
+                <w:rFonts w:ascii="Times New Roman" w:hAnsi="Times New Roman"/>
+                <w:b w:val="0"/>
+                <w:sz w:val="20"/>
+              </w:rPr>
+              <w:t>16.8</w:t>
+            </w:r>
+          </w:p>
+        </w:tc>
+        <w:tc>
+          <w:tcPr>
+            <w:tcW w:type="dxa" w:w="1881"/>
+          </w:tcPr>
+          <w:p>
+            <w:pPr>
+              <w:jc w:val="center"/>
+            </w:pPr>
+            <w:r/>
+            <w:r>
+              <w:rPr>
+                <w:rFonts w:ascii="Times New Roman" w:hAnsi="Times New Roman"/>
+                <w:b w:val="0"/>
+                <w:sz w:val="20"/>
+              </w:rPr>
+              <w:t>63.4</w:t>
+            </w:r>
+          </w:p>
+        </w:tc>
+      </w:tr>
+      <w:tr>
+        <w:tc>
+          <w:tcPr>
+            <w:tcW w:type="dxa" w:w="1881"/>
+          </w:tcPr>
+          <w:p>
+            <w:pPr>
+              <w:jc w:val="center"/>
+            </w:pPr>
+            <w:r/>
+            <w:r>
+              <w:rPr>
+                <w:rFonts w:ascii="Times New Roman" w:hAnsi="Times New Roman"/>
+                <w:b w:val="0"/>
+                <w:sz w:val="20"/>
+              </w:rPr>
+              <w:t>Sunday</w:t>
+            </w:r>
+          </w:p>
+        </w:tc>
+        <w:tc>
+          <w:tcPr>
+            <w:tcW w:type="dxa" w:w="1881"/>
+          </w:tcPr>
+          <w:p>
+            <w:pPr>
+              <w:jc w:val="center"/>
+            </w:pPr>
+            <w:r/>
+            <w:r>
+              <w:rPr>
+                <w:rFonts w:ascii="Times New Roman" w:hAnsi="Times New Roman"/>
+                <w:b w:val="0"/>
+                <w:sz w:val="20"/>
+              </w:rPr>
+              <w:t>1,443</w:t>
+            </w:r>
+          </w:p>
+        </w:tc>
+        <w:tc>
+          <w:tcPr>
+            <w:tcW w:type="dxa" w:w="1881"/>
+          </w:tcPr>
+          <w:p>
+            <w:pPr>
+              <w:jc w:val="center"/>
+            </w:pPr>
+            <w:r/>
+            <w:r>
+              <w:rPr>
+                <w:rFonts w:ascii="Times New Roman" w:hAnsi="Times New Roman"/>
+                <w:b w:val="0"/>
+                <w:sz w:val="20"/>
+              </w:rPr>
+              <w:t>224</w:t>
+            </w:r>
+          </w:p>
+        </w:tc>
+        <w:tc>
+          <w:tcPr>
+            <w:tcW w:type="dxa" w:w="1881"/>
+          </w:tcPr>
+          <w:p>
+            <w:pPr>
+              <w:jc w:val="center"/>
+            </w:pPr>
+            <w:r/>
+            <w:r>
+              <w:rPr>
+                <w:rFonts w:ascii="Times New Roman" w:hAnsi="Times New Roman"/>
+                <w:b w:val="0"/>
+                <w:sz w:val="20"/>
+              </w:rPr>
+              <w:t>15.5</w:t>
+            </w:r>
+          </w:p>
+        </w:tc>
+        <w:tc>
+          <w:tcPr>
+            <w:tcW w:type="dxa" w:w="1881"/>
+          </w:tcPr>
+          <w:p>
+            <w:pPr>
+              <w:jc w:val="center"/>
+            </w:pPr>
+            <w:r/>
+            <w:r>
+              <w:rPr>
+                <w:rFonts w:ascii="Times New Roman" w:hAnsi="Times New Roman"/>
+                <w:b w:val="0"/>
+                <w:sz w:val="20"/>
+              </w:rPr>
+              <w:t>59.1</w:t>
+            </w:r>
+          </w:p>
+        </w:tc>
+      </w:tr>
+      <w:tr>
+        <w:tc>
+          <w:tcPr>
+            <w:tcW w:type="dxa" w:w="1881"/>
+            <w:shd w:val="clear" w:color="auto" w:fill="DEEBF7"/>
+          </w:tcPr>
+          <w:p>
+            <w:pPr>
+              <w:jc w:val="center"/>
+            </w:pPr>
+            <w:r/>
+            <w:r>
+              <w:rPr>
+                <w:rFonts w:ascii="Times New Roman" w:hAnsi="Times New Roman"/>
+                <w:b/>
+                <w:sz w:val="20"/>
+              </w:rPr>
+              <w:t>Total</w:t>
+            </w:r>
+          </w:p>
+        </w:tc>
+        <w:tc>
+          <w:tcPr>
+            <w:tcW w:type="dxa" w:w="1881"/>
+            <w:shd w:val="clear" w:color="auto" w:fill="DEEBF7"/>
+          </w:tcPr>
+          <w:p>
+            <w:pPr>
+              <w:jc w:val="center"/>
+            </w:pPr>
+            <w:r/>
+            <w:r>
+              <w:rPr>
+                <w:rFonts w:ascii="Times New Roman" w:hAnsi="Times New Roman"/>
+                <w:b/>
+                <w:sz w:val="20"/>
+              </w:rPr>
+              <w:t>79,352</w:t>
+            </w:r>
+          </w:p>
+        </w:tc>
+        <w:tc>
+          <w:tcPr>
+            <w:tcW w:type="dxa" w:w="1881"/>
+            <w:shd w:val="clear" w:color="auto" w:fill="DEEBF7"/>
+          </w:tcPr>
+          <w:p>
+            <w:pPr>
+              <w:jc w:val="center"/>
+            </w:pPr>
+            <w:r/>
+            <w:r>
+              <w:rPr>
+                <w:rFonts w:ascii="Times New Roman" w:hAnsi="Times New Roman"/>
+                <w:b/>
+                <w:sz w:val="20"/>
+              </w:rPr>
+              <w:t>7,729</w:t>
+            </w:r>
+          </w:p>
+        </w:tc>
+        <w:tc>
+          <w:tcPr>
+            <w:tcW w:type="dxa" w:w="1881"/>
+            <w:shd w:val="clear" w:color="auto" w:fill="DEEBF7"/>
+          </w:tcPr>
+          <w:p>
+            <w:pPr>
+              <w:jc w:val="center"/>
+            </w:pPr>
+            <w:r/>
+            <w:r>
+              <w:rPr>
+                <w:rFonts w:ascii="Times New Roman" w:hAnsi="Times New Roman"/>
+                <w:b/>
+                <w:sz w:val="20"/>
+              </w:rPr>
+              <w:t>9.7</w:t>
+            </w:r>
+          </w:p>
+        </w:tc>
+        <w:tc>
+          <w:tcPr>
+            <w:tcW w:type="dxa" w:w="1881"/>
+            <w:shd w:val="clear" w:color="auto" w:fill="DEEBF7"/>
+          </w:tcPr>
+          <w:p>
+            <w:pPr>
+              <w:jc w:val="center"/>
+            </w:pPr>
+            <w:r/>
+            <w:r>
+              <w:rPr>
+                <w:rFonts w:ascii="Times New Roman" w:hAnsi="Times New Roman"/>
+                <w:b/>
+                <w:sz w:val="20"/>
+              </w:rPr>
+              <w:t>60.3</w:t>
+            </w:r>
+          </w:p>
+        </w:tc>
+      </w:tr>
+    </w:tbl>
+    <w:p>
+      <w:pPr>
+        <w:spacing w:after="120" w:line="280" w:lineRule="exact"/>
+      </w:pPr>
+    </w:p>
+    <w:p>
+      <w:pPr>
+        <w:spacing w:before="240" w:after="80" w:line="280" w:lineRule="exact"/>
+        <w:jc w:val="left"/>
+      </w:pPr>
+      <w:r>
+        <w:rPr>
+          <w:rFonts w:ascii="Times New Roman" w:hAnsi="Times New Roman"/>
+          <w:b/>
+          <w:sz w:val="22"/>
+        </w:rPr>
+        <w:t>Table 1B.</w:t>
+      </w:r>
+      <w:r>
+        <w:rPr>
+          <w:rFonts w:ascii="Times New Roman" w:hAnsi="Times New Roman"/>
+          <w:sz w:val="22"/>
+        </w:rPr>
+        <w:t xml:space="preserve"> Overtime trend by year. * 2025 partial (Jan–May).</w:t>
+      </w:r>
+    </w:p>
+    <w:tbl>
+      <w:tblPr>
+        <w:tblStyle w:val="LightGrid-Accent1"/>
+        <w:tblW w:type="auto" w:w="0"/>
+        <w:tblLook w:firstColumn="1" w:firstRow="1" w:lastColumn="0" w:lastRow="0" w:noHBand="0" w:noVBand="1" w:val="04A0"/>
+      </w:tblPr>
+      <w:tblGrid>
+        <w:gridCol w:w="2351"/>
+        <w:gridCol w:w="2351"/>
+        <w:gridCol w:w="2351"/>
+        <w:gridCol w:w="2351"/>
+      </w:tblGrid>
+      <w:tr>
+        <w:tc>
+          <w:tcPr>
+            <w:tcW w:type="dxa" w:w="2351"/>
+            <w:shd w:val="clear" w:color="auto" w:fill="2171b5"/>
+          </w:tcPr>
+          <w:p>
+            <w:pPr>
+              <w:jc w:val="center"/>
+            </w:pPr>
+            <w:r/>
+            <w:r>
+              <w:rPr>
+                <w:rFonts w:ascii="Times New Roman" w:hAnsi="Times New Roman"/>
+                <w:b/>
+                <w:color w:val="FFFFFF"/>
+                <w:sz w:val="20"/>
+              </w:rPr>
+              <w:t>Year</w:t>
+            </w:r>
+          </w:p>
+        </w:tc>
+        <w:tc>
+          <w:tcPr>
+            <w:tcW w:type="dxa" w:w="2351"/>
+            <w:shd w:val="clear" w:color="auto" w:fill="2171b5"/>
+          </w:tcPr>
+          <w:p>
+            <w:pPr>
+              <w:jc w:val="center"/>
+            </w:pPr>
+            <w:r/>
+            <w:r>
+              <w:rPr>
+                <w:rFonts w:ascii="Times New Roman" w:hAnsi="Times New Roman"/>
+                <w:b/>
+                <w:color w:val="FFFFFF"/>
+                <w:sz w:val="20"/>
+              </w:rPr>
+              <w:t>OT rate (%)</w:t>
+            </w:r>
+          </w:p>
+        </w:tc>
+        <w:tc>
+          <w:tcPr>
+            <w:tcW w:type="dxa" w:w="2351"/>
+            <w:shd w:val="clear" w:color="auto" w:fill="2171b5"/>
+          </w:tcPr>
+          <w:p>
+            <w:pPr>
+              <w:jc w:val="center"/>
+            </w:pPr>
+            <w:r/>
+            <w:r>
+              <w:rPr>
+                <w:rFonts w:ascii="Times New Roman" w:hAnsi="Times New Roman"/>
+                <w:b/>
+                <w:color w:val="FFFFFF"/>
+                <w:sz w:val="20"/>
+              </w:rPr>
+              <w:t>Mean OT (min)</w:t>
+            </w:r>
+          </w:p>
+        </w:tc>
+        <w:tc>
+          <w:tcPr>
+            <w:tcW w:type="dxa" w:w="2351"/>
+            <w:shd w:val="clear" w:color="auto" w:fill="2171b5"/>
+          </w:tcPr>
+          <w:p>
+            <w:pPr>
+              <w:jc w:val="center"/>
+            </w:pPr>
+            <w:r/>
+            <w:r>
+              <w:rPr>
+                <w:rFonts w:ascii="Times New Roman" w:hAnsi="Times New Roman"/>
+                <w:b/>
+                <w:color w:val="FFFFFF"/>
+                <w:sz w:val="20"/>
+              </w:rPr>
+              <w:t>Median OT (min)</w:t>
+            </w:r>
+          </w:p>
+        </w:tc>
+      </w:tr>
+      <w:tr>
+        <w:tc>
+          <w:tcPr>
+            <w:tcW w:type="dxa" w:w="2351"/>
+          </w:tcPr>
+          <w:p>
+            <w:pPr>
+              <w:jc w:val="center"/>
+            </w:pPr>
+            <w:r/>
+            <w:r>
+              <w:rPr>
+                <w:rFonts w:ascii="Times New Roman" w:hAnsi="Times New Roman"/>
+                <w:b w:val="0"/>
+                <w:sz w:val="20"/>
+              </w:rPr>
+              <w:t>2022</w:t>
+            </w:r>
+          </w:p>
+        </w:tc>
+        <w:tc>
+          <w:tcPr>
+            <w:tcW w:type="dxa" w:w="2351"/>
+          </w:tcPr>
+          <w:p>
+            <w:pPr>
+              <w:jc w:val="center"/>
+            </w:pPr>
+            <w:r/>
+            <w:r>
+              <w:rPr>
+                <w:rFonts w:ascii="Times New Roman" w:hAnsi="Times New Roman"/>
+                <w:b w:val="0"/>
+                <w:sz w:val="20"/>
+              </w:rPr>
+              <w:t>10.0</w:t>
+            </w:r>
+          </w:p>
+        </w:tc>
+        <w:tc>
+          <w:tcPr>
+            <w:tcW w:type="dxa" w:w="2351"/>
+          </w:tcPr>
+          <w:p>
+            <w:pPr>
+              <w:jc w:val="center"/>
+            </w:pPr>
+            <w:r/>
+            <w:r>
+              <w:rPr>
+                <w:rFonts w:ascii="Times New Roman" w:hAnsi="Times New Roman"/>
+                <w:b w:val="0"/>
+                <w:sz w:val="20"/>
+              </w:rPr>
+              <w:t>61.8</w:t>
+            </w:r>
+          </w:p>
+        </w:tc>
+        <w:tc>
+          <w:tcPr>
+            <w:tcW w:type="dxa" w:w="2351"/>
+          </w:tcPr>
+          <w:p>
+            <w:pPr>
+              <w:jc w:val="center"/>
+            </w:pPr>
+            <w:r/>
+            <w:r>
+              <w:rPr>
+                <w:rFonts w:ascii="Times New Roman" w:hAnsi="Times New Roman"/>
+                <w:b w:val="0"/>
+                <w:sz w:val="20"/>
+              </w:rPr>
+              <w:t>40</w:t>
+            </w:r>
+          </w:p>
+        </w:tc>
+      </w:tr>
+      <w:tr>
+        <w:tc>
+          <w:tcPr>
+            <w:tcW w:type="dxa" w:w="2351"/>
+          </w:tcPr>
+          <w:p>
+            <w:pPr>
+              <w:jc w:val="center"/>
+            </w:pPr>
+            <w:r/>
+            <w:r>
+              <w:rPr>
+                <w:rFonts w:ascii="Times New Roman" w:hAnsi="Times New Roman"/>
+                <w:b w:val="0"/>
+                <w:sz w:val="20"/>
+              </w:rPr>
+              <w:t>2023</w:t>
+            </w:r>
+          </w:p>
+        </w:tc>
+        <w:tc>
+          <w:tcPr>
+            <w:tcW w:type="dxa" w:w="2351"/>
+          </w:tcPr>
+          <w:p>
+            <w:pPr>
+              <w:jc w:val="center"/>
+            </w:pPr>
+            <w:r/>
+            <w:r>
+              <w:rPr>
+                <w:rFonts w:ascii="Times New Roman" w:hAnsi="Times New Roman"/>
+                <w:b w:val="0"/>
+                <w:sz w:val="20"/>
+              </w:rPr>
+              <w:t>10.0</w:t>
+            </w:r>
+          </w:p>
+        </w:tc>
+        <w:tc>
+          <w:tcPr>
+            <w:tcW w:type="dxa" w:w="2351"/>
+          </w:tcPr>
+          <w:p>
+            <w:pPr>
+              <w:jc w:val="center"/>
+            </w:pPr>
+            <w:r/>
+            <w:r>
+              <w:rPr>
+                <w:rFonts w:ascii="Times New Roman" w:hAnsi="Times New Roman"/>
+                <w:b w:val="0"/>
+                <w:sz w:val="20"/>
+              </w:rPr>
+              <w:t>58.8</w:t>
+            </w:r>
+          </w:p>
+        </w:tc>
+        <w:tc>
+          <w:tcPr>
+            <w:tcW w:type="dxa" w:w="2351"/>
+          </w:tcPr>
+          <w:p>
+            <w:pPr>
+              <w:jc w:val="center"/>
+            </w:pPr>
+            <w:r/>
+            <w:r>
+              <w:rPr>
+                <w:rFonts w:ascii="Times New Roman" w:hAnsi="Times New Roman"/>
+                <w:b w:val="0"/>
+                <w:sz w:val="20"/>
+              </w:rPr>
+              <w:t>38</w:t>
+            </w:r>
+          </w:p>
+        </w:tc>
+      </w:tr>
+      <w:tr>
+        <w:tc>
+          <w:tcPr>
+            <w:tcW w:type="dxa" w:w="2351"/>
+          </w:tcPr>
+          <w:p>
+            <w:pPr>
+              <w:jc w:val="center"/>
+            </w:pPr>
+            <w:r/>
+            <w:r>
+              <w:rPr>
+                <w:rFonts w:ascii="Times New Roman" w:hAnsi="Times New Roman"/>
+                <w:b w:val="0"/>
+                <w:sz w:val="20"/>
+              </w:rPr>
+              <w:t>2024</w:t>
+            </w:r>
+          </w:p>
+        </w:tc>
+        <w:tc>
+          <w:tcPr>
+            <w:tcW w:type="dxa" w:w="2351"/>
+          </w:tcPr>
+          <w:p>
+            <w:pPr>
+              <w:jc w:val="center"/>
+            </w:pPr>
+            <w:r/>
+            <w:r>
+              <w:rPr>
+                <w:rFonts w:ascii="Times New Roman" w:hAnsi="Times New Roman"/>
+                <w:b w:val="0"/>
+                <w:sz w:val="20"/>
+              </w:rPr>
+              <w:t>9.7</w:t>
+            </w:r>
+          </w:p>
+        </w:tc>
+        <w:tc>
+          <w:tcPr>
+            <w:tcW w:type="dxa" w:w="2351"/>
+          </w:tcPr>
+          <w:p>
+            <w:pPr>
+              <w:jc w:val="center"/>
+            </w:pPr>
+            <w:r/>
+            <w:r>
+              <w:rPr>
+                <w:rFonts w:ascii="Times New Roman" w:hAnsi="Times New Roman"/>
+                <w:b w:val="0"/>
+                <w:sz w:val="20"/>
+              </w:rPr>
+              <w:t>61.3</w:t>
+            </w:r>
+          </w:p>
+        </w:tc>
+        <w:tc>
+          <w:tcPr>
+            <w:tcW w:type="dxa" w:w="2351"/>
+          </w:tcPr>
+          <w:p>
+            <w:pPr>
+              <w:jc w:val="center"/>
+            </w:pPr>
+            <w:r/>
+            <w:r>
+              <w:rPr>
+                <w:rFonts w:ascii="Times New Roman" w:hAnsi="Times New Roman"/>
+                <w:b w:val="0"/>
+                <w:sz w:val="20"/>
+              </w:rPr>
+              <w:t>39</w:t>
+            </w:r>
+          </w:p>
+        </w:tc>
+      </w:tr>
+      <w:tr>
+        <w:tc>
+          <w:tcPr>
+            <w:tcW w:type="dxa" w:w="2351"/>
+          </w:tcPr>
+          <w:p>
+            <w:pPr>
+              <w:jc w:val="center"/>
+            </w:pPr>
+            <w:r/>
+            <w:r>
+              <w:rPr>
+                <w:rFonts w:ascii="Times New Roman" w:hAnsi="Times New Roman"/>
+                <w:b w:val="0"/>
+                <w:sz w:val="20"/>
+              </w:rPr>
+              <w:t>2025*</w:t>
+            </w:r>
+          </w:p>
+        </w:tc>
+        <w:tc>
+          <w:tcPr>
+            <w:tcW w:type="dxa" w:w="2351"/>
+          </w:tcPr>
+          <w:p>
+            <w:pPr>
+              <w:jc w:val="center"/>
+            </w:pPr>
+            <w:r/>
+            <w:r>
+              <w:rPr>
+                <w:rFonts w:ascii="Times New Roman" w:hAnsi="Times New Roman"/>
+                <w:b w:val="0"/>
+                <w:sz w:val="20"/>
+              </w:rPr>
+              <w:t>8.6</w:t>
+            </w:r>
+          </w:p>
+        </w:tc>
+        <w:tc>
+          <w:tcPr>
+            <w:tcW w:type="dxa" w:w="2351"/>
+          </w:tcPr>
+          <w:p>
+            <w:pPr>
+              <w:jc w:val="center"/>
+            </w:pPr>
+            <w:r/>
+            <w:r>
+              <w:rPr>
+                <w:rFonts w:ascii="Times New Roman" w:hAnsi="Times New Roman"/>
+                <w:b w:val="0"/>
+                <w:sz w:val="20"/>
+              </w:rPr>
+              <w:t>58.2</w:t>
+            </w:r>
+          </w:p>
+        </w:tc>
+        <w:tc>
+          <w:tcPr>
+            <w:tcW w:type="dxa" w:w="2351"/>
+          </w:tcPr>
+          <w:p>
+            <w:pPr>
+              <w:jc w:val="center"/>
+            </w:pPr>
+            <w:r/>
+            <w:r>
+              <w:rPr>
+                <w:rFonts w:ascii="Times New Roman" w:hAnsi="Times New Roman"/>
+                <w:b w:val="0"/>
+                <w:sz w:val="20"/>
+              </w:rPr>
+              <w:t>37</w:t>
+            </w:r>
+          </w:p>
+        </w:tc>
+      </w:tr>
+    </w:tbl>
+    <w:p>
+      <w:pPr>
+        <w:spacing w:after="120" w:line="280" w:lineRule="exact"/>
+      </w:pPr>
+    </w:p>
+    <w:p>
+      <w:pPr>
+        <w:spacing w:after="120" w:before="0" w:line="480" w:lineRule="exact"/>
         <w:jc w:val="left"/>
       </w:pPr>
       <w:r>
         <w:rPr>
           <w:rFonts w:ascii="Times New Roman" w:hAnsi="Times New Roman"/>
           <w:b w:val="0"/>
-          <w:i/>
+          <w:i w:val="0"/>
           <w:sz w:val="24"/>
         </w:rPr>
-        <w:t>[Table 1. Overtime summary by weekday and year. Cases, overtime count, overtime percentage, and mean overtime minutes by weekday (Monday-Sunday) and year (2022-2025).]</w:t>
+        <w:t>Room-level overtime rates ranged from 3.5% to 32.9% across the 18 rooms (Figure 1). OR10, which handles complex cardiac surgery (CABG, aortic valve replacement, mitral valve repair), ran overtime on 32.9% of its 1,743 cases, with a mean of 154 minutes and a 95th percentile of 328 minutes. A second tier (OR08 through OR13) clustered at 11 to 16%. At the other end, OR14 ran 3.5% across 6,885 cases and OR01 ran 5.8% across 6,577. Rates therefore spanned nearly an order of magnitude across rooms in the same hospital.</w:t>
+      </w:r>
+    </w:p>
+    <w:p>
+      <w:pPr>
+        <w:spacing w:before="240" w:after="120" w:line="280" w:lineRule="exact"/>
+        <w:jc w:val="center"/>
+      </w:pPr>
+      <w:r>
+        <w:drawing>
+          <wp:inline xmlns:a="http://schemas.openxmlformats.org/drawingml/2006/main" xmlns:pic="http://schemas.openxmlformats.org/drawingml/2006/picture">
+            <wp:extent cx="5760720" cy="3866643"/>
+            <wp:docPr id="1" name="Picture 1"/>
+            <wp:cNvGraphicFramePr>
+              <a:graphicFrameLocks noChangeAspect="1"/>
+            </wp:cNvGraphicFramePr>
+            <a:graphic>
+              <a:graphicData uri="http://schemas.openxmlformats.org/drawingml/2006/picture">
+                <pic:pic>
+                  <pic:nvPicPr>
+                    <pic:cNvPr id="0" name="fig2_room_overtime.png"/>
+                    <pic:cNvPicPr/>
+                  </pic:nvPicPr>
+                  <pic:blipFill>
+                    <a:blip r:embed="rId9"/>
+                    <a:stretch>
+                      <a:fillRect/>
+                    </a:stretch>
+                  </pic:blipFill>
+                  <pic:spPr>
+                    <a:xfrm>
+                      <a:off x="0" y="0"/>
+                      <a:ext cx="5760720" cy="3866643"/>
+                    </a:xfrm>
+                    <a:prstGeom prst="rect"/>
+                  </pic:spPr>
+                </pic:pic>
+              </a:graphicData>
+            </a:graphic>
+          </wp:inline>
+        </w:drawing>
+      </w:r>
+    </w:p>
+    <w:p>
+      <w:pPr>
+        <w:spacing w:after="240" w:line="280" w:lineRule="exact"/>
+        <w:jc w:val="left"/>
+      </w:pPr>
+      <w:r>
+        <w:rPr>
+          <w:rFonts w:ascii="Times New Roman" w:hAnsi="Times New Roman"/>
+          <w:b/>
+          <w:sz w:val="22"/>
+        </w:rPr>
+        <w:t>Figure 1.</w:t>
+      </w:r>
+      <w:r>
+        <w:rPr>
+          <w:rFonts w:ascii="Times New Roman" w:hAnsi="Times New Roman"/>
+          <w:sz w:val="22"/>
+        </w:rPr>
+        <w:t xml:space="preserve"> Room-level overtime concentration. Panel A: percentage of cases with overtime per operating room, ordered ascending. Panel B: mean overtime duration per room (minutes). Overall: 7,729 of 79,352 cases (9.7%), mean 60.3 min, median 39 min, P95 197 min.</w:t>
       </w:r>
     </w:p>
     <w:p>
@@ -970,37 +2442,7 @@
           <w:i w:val="0"/>
           <w:sz w:val="24"/>
         </w:rPr>
-        <w:t>Room-level overtime rates ranged from 3.5% to 32.9% across the 18 rooms (Figure 1). OR10, which handles complex cardiac surgery (CABG, aortic valve replacement, mitral valve repair), ran overtime on 32.9% of its 1,743 cases, with a mean of 154 minutes and a 95th percentile of 328 minutes. A second tier (OR08 through OR13) clustered at 11 to 16%. At the other end, OR14 ran 3.5% across 6,885 cases and OR01 ran 5.8% across 6,577. The within-hospital spread (nearly ten-fold) exceeded the between-campus spread across the hospital network (0.5 to 9.7%).</w:t>
-      </w:r>
-    </w:p>
-    <w:p>
-      <w:pPr>
-        <w:spacing w:after="120" w:before="120" w:line="480" w:lineRule="exact"/>
-        <w:jc w:val="left"/>
-      </w:pPr>
-      <w:r>
-        <w:rPr>
-          <w:rFonts w:ascii="Times New Roman" w:hAnsi="Times New Roman"/>
-          <w:b w:val="0"/>
-          <w:i/>
-          <w:sz w:val="24"/>
-        </w:rPr>
-        <w:t>[Insert Figure 1 about here]</w:t>
-      </w:r>
-    </w:p>
-    <w:p>
-      <w:pPr>
-        <w:spacing w:after="120" w:before="0" w:line="480" w:lineRule="exact"/>
-        <w:jc w:val="left"/>
-      </w:pPr>
-      <w:r>
-        <w:rPr>
-          <w:rFonts w:ascii="Times New Roman" w:hAnsi="Times New Roman"/>
-          <w:b w:val="0"/>
-          <w:i w:val="0"/>
-          <w:sz w:val="24"/>
-        </w:rPr>
-        <w:t>Most overtime cases ended shortly after the shift boundary. The majority of completions fell in the 16:30 to 17:30 window, when staffing had dropped from 25 to 8 rooms. The distribution decayed through the evening, with a thin tail past 22:00 (Supplementary Figure S1).</w:t>
+        <w:t>Most overtime cases ended shortly after the shift boundary. The majority of completions fell in the 16:30 to 17:30 window, right after the day-shift handover when most of the rooms had already closed. The distribution decayed through the evening, with a thin tail past 22:00 (Supplementary Figure S1).</w:t>
       </w:r>
     </w:p>
     <w:p>
@@ -1037,7 +2479,7 @@
           <w:i w:val="0"/>
           <w:sz w:val="24"/>
         </w:rPr>
-        <w:t xml:space="preserve"> Of all cases, 45.7% ran longer than planned and 54.3% ran shorter. The mean overrun was 22.6 minutes (median 14); the mean underrun was 21.2 minutes (median 12). On average, the planning system was roughly unbiased. The problem was dispersion. The coefficient of variation of observed duration was lowest for mid-length cases (0.35 to 0.36 for 61 to 180 minutes), moderate for short cases (0.61 for under 30 minutes), and intermediate for very long cases (0.42 for over 180 minutes). Planning-deviation CV was more extreme: the over-180-minute bucket had a CV of 1.86 (Supplementary Table S1). The procedures with the largest absolute deviations — complex cardiac and oncology cases — were concentrated in the rooms with the highest overtime.</w:t>
+        <w:t xml:space="preserve"> Of all cases, 45.7% ran longer than planned and 54.3% ran shorter. The mean overrun was 22.6 minutes (median 14); the mean underrun was 21.2 minutes (median 12). On average, the planning system was roughly unbiased. The problem was dispersion. The coefficient of variation of observed duration was lowest for mid-length cases (0.35 to 0.36 for 61 to 180 minutes), moderate for short cases (0.61 for under 30 minutes), and intermediate for very long cases (0.42 for over 180 minutes). Planning-deviation CV was more extreme: the over-180-minute bucket had a CV of 1.86 (Supplementary Table S1). The procedures with the largest absolute deviations (complex cardiac and oncology cases) were concentrated in the rooms with the highest overtime.</w:t>
       </w:r>
     </w:p>
     <w:p>
@@ -1103,18 +2545,847 @@
     </w:p>
     <w:p>
       <w:pPr>
-        <w:spacing w:after="120" w:before="120" w:line="480" w:lineRule="exact"/>
+        <w:spacing w:before="240" w:after="80" w:line="280" w:lineRule="exact"/>
         <w:jc w:val="left"/>
       </w:pPr>
       <w:r>
         <w:rPr>
           <w:rFonts w:ascii="Times New Roman" w:hAnsi="Times New Roman"/>
-          <w:b w:val="0"/>
-          <w:i/>
-          <w:sz w:val="24"/>
+          <w:b/>
+          <w:sz w:val="22"/>
         </w:rPr>
-        <w:t>[Table 2. Urgent versus elective overtime and overlap. Panel A: volume, after-hours rate, mean overtime, and P95 overtime by urgency. Panel B: overlap frequency (858/1,247 days = 68.8%), mean start-delay effect (+30 min), and OR11 burden.]</w:t>
+        <w:t>Table 2A.</w:t>
       </w:r>
+      <w:r>
+        <w:rPr>
+          <w:rFonts w:ascii="Times New Roman" w:hAnsi="Times New Roman"/>
+          <w:sz w:val="22"/>
+        </w:rPr>
+        <w:t xml:space="preserve"> Volume and overtime by urgency.</w:t>
+      </w:r>
+    </w:p>
+    <w:tbl>
+      <w:tblPr>
+        <w:tblStyle w:val="LightGrid-Accent1"/>
+        <w:tblW w:type="auto" w:w="0"/>
+        <w:tblLook w:firstColumn="1" w:firstRow="1" w:lastColumn="0" w:lastRow="0" w:noHBand="0" w:noVBand="1" w:val="04A0"/>
+      </w:tblPr>
+      <w:tblGrid>
+        <w:gridCol w:w="1344"/>
+        <w:gridCol w:w="1344"/>
+        <w:gridCol w:w="1344"/>
+        <w:gridCol w:w="1344"/>
+        <w:gridCol w:w="1344"/>
+        <w:gridCol w:w="1344"/>
+        <w:gridCol w:w="1344"/>
+      </w:tblGrid>
+      <w:tr>
+        <w:tc>
+          <w:tcPr>
+            <w:tcW w:type="dxa" w:w="1344"/>
+            <w:shd w:val="clear" w:color="auto" w:fill="2171b5"/>
+          </w:tcPr>
+          <w:p>
+            <w:pPr>
+              <w:jc w:val="center"/>
+            </w:pPr>
+            <w:r/>
+            <w:r>
+              <w:rPr>
+                <w:rFonts w:ascii="Times New Roman" w:hAnsi="Times New Roman"/>
+                <w:b/>
+                <w:color w:val="FFFFFF"/>
+                <w:sz w:val="20"/>
+              </w:rPr>
+              <w:t>Urgency</w:t>
+            </w:r>
+          </w:p>
+        </w:tc>
+        <w:tc>
+          <w:tcPr>
+            <w:tcW w:type="dxa" w:w="1344"/>
+            <w:shd w:val="clear" w:color="auto" w:fill="2171b5"/>
+          </w:tcPr>
+          <w:p>
+            <w:pPr>
+              <w:jc w:val="center"/>
+            </w:pPr>
+            <w:r/>
+            <w:r>
+              <w:rPr>
+                <w:rFonts w:ascii="Times New Roman" w:hAnsi="Times New Roman"/>
+                <w:b/>
+                <w:color w:val="FFFFFF"/>
+                <w:sz w:val="20"/>
+              </w:rPr>
+              <w:t>n</w:t>
+            </w:r>
+          </w:p>
+        </w:tc>
+        <w:tc>
+          <w:tcPr>
+            <w:tcW w:type="dxa" w:w="1344"/>
+            <w:shd w:val="clear" w:color="auto" w:fill="2171b5"/>
+          </w:tcPr>
+          <w:p>
+            <w:pPr>
+              <w:jc w:val="center"/>
+            </w:pPr>
+            <w:r/>
+            <w:r>
+              <w:rPr>
+                <w:rFonts w:ascii="Times New Roman" w:hAnsi="Times New Roman"/>
+                <w:b/>
+                <w:color w:val="FFFFFF"/>
+                <w:sz w:val="20"/>
+              </w:rPr>
+              <w:t>Share</w:t>
+            </w:r>
+          </w:p>
+        </w:tc>
+        <w:tc>
+          <w:tcPr>
+            <w:tcW w:type="dxa" w:w="1344"/>
+            <w:shd w:val="clear" w:color="auto" w:fill="2171b5"/>
+          </w:tcPr>
+          <w:p>
+            <w:pPr>
+              <w:jc w:val="center"/>
+            </w:pPr>
+            <w:r/>
+            <w:r>
+              <w:rPr>
+                <w:rFonts w:ascii="Times New Roman" w:hAnsi="Times New Roman"/>
+                <w:b/>
+                <w:color w:val="FFFFFF"/>
+                <w:sz w:val="20"/>
+              </w:rPr>
+              <w:t>After-hours n</w:t>
+            </w:r>
+          </w:p>
+        </w:tc>
+        <w:tc>
+          <w:tcPr>
+            <w:tcW w:type="dxa" w:w="1344"/>
+            <w:shd w:val="clear" w:color="auto" w:fill="2171b5"/>
+          </w:tcPr>
+          <w:p>
+            <w:pPr>
+              <w:jc w:val="center"/>
+            </w:pPr>
+            <w:r/>
+            <w:r>
+              <w:rPr>
+                <w:rFonts w:ascii="Times New Roman" w:hAnsi="Times New Roman"/>
+                <w:b/>
+                <w:color w:val="FFFFFF"/>
+                <w:sz w:val="20"/>
+              </w:rPr>
+              <w:t>After-hours rate</w:t>
+            </w:r>
+          </w:p>
+        </w:tc>
+        <w:tc>
+          <w:tcPr>
+            <w:tcW w:type="dxa" w:w="1344"/>
+            <w:shd w:val="clear" w:color="auto" w:fill="2171b5"/>
+          </w:tcPr>
+          <w:p>
+            <w:pPr>
+              <w:jc w:val="center"/>
+            </w:pPr>
+            <w:r/>
+            <w:r>
+              <w:rPr>
+                <w:rFonts w:ascii="Times New Roman" w:hAnsi="Times New Roman"/>
+                <w:b/>
+                <w:color w:val="FFFFFF"/>
+                <w:sz w:val="20"/>
+              </w:rPr>
+              <w:t>Mean OT (min)</w:t>
+            </w:r>
+          </w:p>
+        </w:tc>
+        <w:tc>
+          <w:tcPr>
+            <w:tcW w:type="dxa" w:w="1344"/>
+            <w:shd w:val="clear" w:color="auto" w:fill="2171b5"/>
+          </w:tcPr>
+          <w:p>
+            <w:pPr>
+              <w:jc w:val="center"/>
+            </w:pPr>
+            <w:r/>
+            <w:r>
+              <w:rPr>
+                <w:rFonts w:ascii="Times New Roman" w:hAnsi="Times New Roman"/>
+                <w:b/>
+                <w:color w:val="FFFFFF"/>
+                <w:sz w:val="20"/>
+              </w:rPr>
+              <w:t>P95 OT (min)</w:t>
+            </w:r>
+          </w:p>
+        </w:tc>
+      </w:tr>
+      <w:tr>
+        <w:tc>
+          <w:tcPr>
+            <w:tcW w:type="dxa" w:w="1344"/>
+          </w:tcPr>
+          <w:p>
+            <w:pPr>
+              <w:jc w:val="center"/>
+            </w:pPr>
+            <w:r/>
+            <w:r>
+              <w:rPr>
+                <w:rFonts w:ascii="Times New Roman" w:hAnsi="Times New Roman"/>
+                <w:b w:val="0"/>
+                <w:sz w:val="20"/>
+              </w:rPr>
+              <w:t>Elective</w:t>
+            </w:r>
+          </w:p>
+        </w:tc>
+        <w:tc>
+          <w:tcPr>
+            <w:tcW w:type="dxa" w:w="1344"/>
+          </w:tcPr>
+          <w:p>
+            <w:pPr>
+              <w:jc w:val="center"/>
+            </w:pPr>
+            <w:r/>
+            <w:r>
+              <w:rPr>
+                <w:rFonts w:ascii="Times New Roman" w:hAnsi="Times New Roman"/>
+                <w:b w:val="0"/>
+                <w:sz w:val="20"/>
+              </w:rPr>
+              <w:t>67,736</w:t>
+            </w:r>
+          </w:p>
+        </w:tc>
+        <w:tc>
+          <w:tcPr>
+            <w:tcW w:type="dxa" w:w="1344"/>
+          </w:tcPr>
+          <w:p>
+            <w:pPr>
+              <w:jc w:val="center"/>
+            </w:pPr>
+            <w:r/>
+            <w:r>
+              <w:rPr>
+                <w:rFonts w:ascii="Times New Roman" w:hAnsi="Times New Roman"/>
+                <w:b w:val="0"/>
+                <w:sz w:val="20"/>
+              </w:rPr>
+              <w:t>85.4%</w:t>
+            </w:r>
+          </w:p>
+        </w:tc>
+        <w:tc>
+          <w:tcPr>
+            <w:tcW w:type="dxa" w:w="1344"/>
+          </w:tcPr>
+          <w:p>
+            <w:pPr>
+              <w:jc w:val="center"/>
+            </w:pPr>
+            <w:r/>
+            <w:r>
+              <w:rPr>
+                <w:rFonts w:ascii="Times New Roman" w:hAnsi="Times New Roman"/>
+                <w:b w:val="0"/>
+                <w:sz w:val="20"/>
+              </w:rPr>
+              <w:t>5,620</w:t>
+            </w:r>
+          </w:p>
+        </w:tc>
+        <w:tc>
+          <w:tcPr>
+            <w:tcW w:type="dxa" w:w="1344"/>
+          </w:tcPr>
+          <w:p>
+            <w:pPr>
+              <w:jc w:val="center"/>
+            </w:pPr>
+            <w:r/>
+            <w:r>
+              <w:rPr>
+                <w:rFonts w:ascii="Times New Roman" w:hAnsi="Times New Roman"/>
+                <w:b w:val="0"/>
+                <w:sz w:val="20"/>
+              </w:rPr>
+              <w:t>8.3%</w:t>
+            </w:r>
+          </w:p>
+        </w:tc>
+        <w:tc>
+          <w:tcPr>
+            <w:tcW w:type="dxa" w:w="1344"/>
+          </w:tcPr>
+          <w:p>
+            <w:pPr>
+              <w:jc w:val="center"/>
+            </w:pPr>
+            <w:r/>
+            <w:r>
+              <w:rPr>
+                <w:rFonts w:ascii="Times New Roman" w:hAnsi="Times New Roman"/>
+                <w:b w:val="0"/>
+                <w:sz w:val="20"/>
+              </w:rPr>
+              <w:t>5</w:t>
+            </w:r>
+          </w:p>
+        </w:tc>
+        <w:tc>
+          <w:tcPr>
+            <w:tcW w:type="dxa" w:w="1344"/>
+          </w:tcPr>
+          <w:p>
+            <w:pPr>
+              <w:jc w:val="center"/>
+            </w:pPr>
+            <w:r/>
+            <w:r>
+              <w:rPr>
+                <w:rFonts w:ascii="Times New Roman" w:hAnsi="Times New Roman"/>
+                <w:b w:val="0"/>
+                <w:sz w:val="20"/>
+              </w:rPr>
+              <w:t>29</w:t>
+            </w:r>
+          </w:p>
+        </w:tc>
+      </w:tr>
+      <w:tr>
+        <w:tc>
+          <w:tcPr>
+            <w:tcW w:type="dxa" w:w="1344"/>
+          </w:tcPr>
+          <w:p>
+            <w:pPr>
+              <w:jc w:val="center"/>
+            </w:pPr>
+            <w:r/>
+            <w:r>
+              <w:rPr>
+                <w:rFonts w:ascii="Times New Roman" w:hAnsi="Times New Roman"/>
+                <w:b w:val="0"/>
+                <w:sz w:val="20"/>
+              </w:rPr>
+              <w:t>Non-elective</w:t>
+            </w:r>
+          </w:p>
+        </w:tc>
+        <w:tc>
+          <w:tcPr>
+            <w:tcW w:type="dxa" w:w="1344"/>
+          </w:tcPr>
+          <w:p>
+            <w:pPr>
+              <w:jc w:val="center"/>
+            </w:pPr>
+            <w:r/>
+            <w:r>
+              <w:rPr>
+                <w:rFonts w:ascii="Times New Roman" w:hAnsi="Times New Roman"/>
+                <w:b w:val="0"/>
+                <w:sz w:val="20"/>
+              </w:rPr>
+              <w:t>11,616</w:t>
+            </w:r>
+          </w:p>
+        </w:tc>
+        <w:tc>
+          <w:tcPr>
+            <w:tcW w:type="dxa" w:w="1344"/>
+          </w:tcPr>
+          <w:p>
+            <w:pPr>
+              <w:jc w:val="center"/>
+            </w:pPr>
+            <w:r/>
+            <w:r>
+              <w:rPr>
+                <w:rFonts w:ascii="Times New Roman" w:hAnsi="Times New Roman"/>
+                <w:b w:val="0"/>
+                <w:sz w:val="20"/>
+              </w:rPr>
+              <w:t>14.6%</w:t>
+            </w:r>
+          </w:p>
+        </w:tc>
+        <w:tc>
+          <w:tcPr>
+            <w:tcW w:type="dxa" w:w="1344"/>
+          </w:tcPr>
+          <w:p>
+            <w:pPr>
+              <w:jc w:val="center"/>
+            </w:pPr>
+            <w:r/>
+            <w:r>
+              <w:rPr>
+                <w:rFonts w:ascii="Times New Roman" w:hAnsi="Times New Roman"/>
+                <w:b w:val="0"/>
+                <w:sz w:val="20"/>
+              </w:rPr>
+              <w:t>2,109</w:t>
+            </w:r>
+          </w:p>
+        </w:tc>
+        <w:tc>
+          <w:tcPr>
+            <w:tcW w:type="dxa" w:w="1344"/>
+          </w:tcPr>
+          <w:p>
+            <w:pPr>
+              <w:jc w:val="center"/>
+            </w:pPr>
+            <w:r/>
+            <w:r>
+              <w:rPr>
+                <w:rFonts w:ascii="Times New Roman" w:hAnsi="Times New Roman"/>
+                <w:b w:val="0"/>
+                <w:sz w:val="20"/>
+              </w:rPr>
+              <w:t>18.2%</w:t>
+            </w:r>
+          </w:p>
+        </w:tc>
+        <w:tc>
+          <w:tcPr>
+            <w:tcW w:type="dxa" w:w="1344"/>
+          </w:tcPr>
+          <w:p>
+            <w:pPr>
+              <w:jc w:val="center"/>
+            </w:pPr>
+            <w:r/>
+            <w:r>
+              <w:rPr>
+                <w:rFonts w:ascii="Times New Roman" w:hAnsi="Times New Roman"/>
+                <w:b w:val="0"/>
+                <w:sz w:val="20"/>
+              </w:rPr>
+              <w:t>10.7</w:t>
+            </w:r>
+          </w:p>
+        </w:tc>
+        <w:tc>
+          <w:tcPr>
+            <w:tcW w:type="dxa" w:w="1344"/>
+          </w:tcPr>
+          <w:p>
+            <w:pPr>
+              <w:jc w:val="center"/>
+            </w:pPr>
+            <w:r/>
+            <w:r>
+              <w:rPr>
+                <w:rFonts w:ascii="Times New Roman" w:hAnsi="Times New Roman"/>
+                <w:b w:val="0"/>
+                <w:sz w:val="20"/>
+              </w:rPr>
+              <w:t>69</w:t>
+            </w:r>
+          </w:p>
+        </w:tc>
+      </w:tr>
+      <w:tr>
+        <w:tc>
+          <w:tcPr>
+            <w:tcW w:type="dxa" w:w="1344"/>
+            <w:shd w:val="clear" w:color="auto" w:fill="DEEBF7"/>
+          </w:tcPr>
+          <w:p>
+            <w:pPr>
+              <w:jc w:val="center"/>
+            </w:pPr>
+            <w:r/>
+            <w:r>
+              <w:rPr>
+                <w:rFonts w:ascii="Times New Roman" w:hAnsi="Times New Roman"/>
+                <w:b/>
+                <w:sz w:val="20"/>
+              </w:rPr>
+              <w:t>Total</w:t>
+            </w:r>
+          </w:p>
+        </w:tc>
+        <w:tc>
+          <w:tcPr>
+            <w:tcW w:type="dxa" w:w="1344"/>
+            <w:shd w:val="clear" w:color="auto" w:fill="DEEBF7"/>
+          </w:tcPr>
+          <w:p>
+            <w:pPr>
+              <w:jc w:val="center"/>
+            </w:pPr>
+            <w:r/>
+            <w:r>
+              <w:rPr>
+                <w:rFonts w:ascii="Times New Roman" w:hAnsi="Times New Roman"/>
+                <w:b/>
+                <w:sz w:val="20"/>
+              </w:rPr>
+              <w:t>79,352</w:t>
+            </w:r>
+          </w:p>
+        </w:tc>
+        <w:tc>
+          <w:tcPr>
+            <w:tcW w:type="dxa" w:w="1344"/>
+            <w:shd w:val="clear" w:color="auto" w:fill="DEEBF7"/>
+          </w:tcPr>
+          <w:p>
+            <w:pPr>
+              <w:jc w:val="center"/>
+            </w:pPr>
+            <w:r/>
+            <w:r>
+              <w:rPr>
+                <w:rFonts w:ascii="Times New Roman" w:hAnsi="Times New Roman"/>
+                <w:b/>
+                <w:sz w:val="20"/>
+              </w:rPr>
+              <w:t>100%</w:t>
+            </w:r>
+          </w:p>
+        </w:tc>
+        <w:tc>
+          <w:tcPr>
+            <w:tcW w:type="dxa" w:w="1344"/>
+            <w:shd w:val="clear" w:color="auto" w:fill="DEEBF7"/>
+          </w:tcPr>
+          <w:p>
+            <w:pPr>
+              <w:jc w:val="center"/>
+            </w:pPr>
+            <w:r/>
+            <w:r>
+              <w:rPr>
+                <w:rFonts w:ascii="Times New Roman" w:hAnsi="Times New Roman"/>
+                <w:b/>
+                <w:sz w:val="20"/>
+              </w:rPr>
+              <w:t>7,729</w:t>
+            </w:r>
+          </w:p>
+        </w:tc>
+        <w:tc>
+          <w:tcPr>
+            <w:tcW w:type="dxa" w:w="1344"/>
+            <w:shd w:val="clear" w:color="auto" w:fill="DEEBF7"/>
+          </w:tcPr>
+          <w:p>
+            <w:pPr>
+              <w:jc w:val="center"/>
+            </w:pPr>
+            <w:r/>
+            <w:r>
+              <w:rPr>
+                <w:rFonts w:ascii="Times New Roman" w:hAnsi="Times New Roman"/>
+                <w:b/>
+                <w:sz w:val="20"/>
+              </w:rPr>
+              <w:t>9.7%</w:t>
+            </w:r>
+          </w:p>
+        </w:tc>
+        <w:tc>
+          <w:tcPr>
+            <w:tcW w:type="dxa" w:w="1344"/>
+            <w:shd w:val="clear" w:color="auto" w:fill="DEEBF7"/>
+          </w:tcPr>
+          <w:p>
+            <w:pPr>
+              <w:jc w:val="center"/>
+            </w:pPr>
+            <w:r/>
+            <w:r>
+              <w:rPr>
+                <w:rFonts w:ascii="Times New Roman" w:hAnsi="Times New Roman"/>
+                <w:b/>
+                <w:sz w:val="20"/>
+              </w:rPr>
+              <w:t>–</w:t>
+            </w:r>
+          </w:p>
+        </w:tc>
+        <w:tc>
+          <w:tcPr>
+            <w:tcW w:type="dxa" w:w="1344"/>
+            <w:shd w:val="clear" w:color="auto" w:fill="DEEBF7"/>
+          </w:tcPr>
+          <w:p>
+            <w:pPr>
+              <w:jc w:val="center"/>
+            </w:pPr>
+            <w:r/>
+            <w:r>
+              <w:rPr>
+                <w:rFonts w:ascii="Times New Roman" w:hAnsi="Times New Roman"/>
+                <w:b/>
+                <w:sz w:val="20"/>
+              </w:rPr>
+              <w:t>–</w:t>
+            </w:r>
+          </w:p>
+        </w:tc>
+      </w:tr>
+    </w:tbl>
+    <w:p>
+      <w:pPr>
+        <w:spacing w:after="120" w:line="280" w:lineRule="exact"/>
+      </w:pPr>
+    </w:p>
+    <w:p>
+      <w:pPr>
+        <w:spacing w:before="240" w:after="80" w:line="280" w:lineRule="exact"/>
+        <w:jc w:val="left"/>
+      </w:pPr>
+      <w:r>
+        <w:rPr>
+          <w:rFonts w:ascii="Times New Roman" w:hAnsi="Times New Roman"/>
+          <w:b/>
+          <w:sz w:val="22"/>
+        </w:rPr>
+        <w:t>Table 2B.</w:t>
+      </w:r>
+      <w:r>
+        <w:rPr>
+          <w:rFonts w:ascii="Times New Roman" w:hAnsi="Times New Roman"/>
+          <w:sz w:val="22"/>
+        </w:rPr>
+        <w:t xml:space="preserve"> Urgent–elective overlap in the same room.</w:t>
+      </w:r>
+    </w:p>
+    <w:tbl>
+      <w:tblPr>
+        <w:tblStyle w:val="LightGrid-Accent1"/>
+        <w:tblW w:type="auto" w:w="0"/>
+        <w:tblLook w:firstColumn="1" w:firstRow="1" w:lastColumn="0" w:lastRow="0" w:noHBand="0" w:noVBand="1" w:val="04A0"/>
+      </w:tblPr>
+      <w:tblGrid>
+        <w:gridCol w:w="4703"/>
+        <w:gridCol w:w="4703"/>
+      </w:tblGrid>
+      <w:tr>
+        <w:tc>
+          <w:tcPr>
+            <w:tcW w:type="dxa" w:w="4703"/>
+            <w:shd w:val="clear" w:color="auto" w:fill="2171b5"/>
+          </w:tcPr>
+          <w:p>
+            <w:pPr>
+              <w:jc w:val="center"/>
+            </w:pPr>
+            <w:r/>
+            <w:r>
+              <w:rPr>
+                <w:rFonts w:ascii="Times New Roman" w:hAnsi="Times New Roman"/>
+                <w:b/>
+                <w:color w:val="FFFFFF"/>
+                <w:sz w:val="20"/>
+              </w:rPr>
+              <w:t>Metric</w:t>
+            </w:r>
+          </w:p>
+        </w:tc>
+        <w:tc>
+          <w:tcPr>
+            <w:tcW w:type="dxa" w:w="4703"/>
+            <w:shd w:val="clear" w:color="auto" w:fill="2171b5"/>
+          </w:tcPr>
+          <w:p>
+            <w:pPr>
+              <w:jc w:val="center"/>
+            </w:pPr>
+            <w:r/>
+            <w:r>
+              <w:rPr>
+                <w:rFonts w:ascii="Times New Roman" w:hAnsi="Times New Roman"/>
+                <w:b/>
+                <w:color w:val="FFFFFF"/>
+                <w:sz w:val="20"/>
+              </w:rPr>
+              <w:t>Value</w:t>
+            </w:r>
+          </w:p>
+        </w:tc>
+      </w:tr>
+      <w:tr>
+        <w:tc>
+          <w:tcPr>
+            <w:tcW w:type="dxa" w:w="4703"/>
+          </w:tcPr>
+          <w:p>
+            <w:pPr>
+              <w:jc w:val="center"/>
+            </w:pPr>
+            <w:r/>
+            <w:r>
+              <w:rPr>
+                <w:rFonts w:ascii="Times New Roman" w:hAnsi="Times New Roman"/>
+                <w:b w:val="0"/>
+                <w:sz w:val="20"/>
+              </w:rPr>
+              <w:t>Days with at least one urgent–elective overlap</w:t>
+            </w:r>
+          </w:p>
+        </w:tc>
+        <w:tc>
+          <w:tcPr>
+            <w:tcW w:type="dxa" w:w="4703"/>
+          </w:tcPr>
+          <w:p>
+            <w:pPr>
+              <w:jc w:val="center"/>
+            </w:pPr>
+            <w:r/>
+            <w:r>
+              <w:rPr>
+                <w:rFonts w:ascii="Times New Roman" w:hAnsi="Times New Roman"/>
+                <w:b w:val="0"/>
+                <w:sz w:val="20"/>
+              </w:rPr>
+              <w:t>858 of 1,247 (68.8%)</w:t>
+            </w:r>
+          </w:p>
+        </w:tc>
+      </w:tr>
+      <w:tr>
+        <w:tc>
+          <w:tcPr>
+            <w:tcW w:type="dxa" w:w="4703"/>
+          </w:tcPr>
+          <w:p>
+            <w:pPr>
+              <w:jc w:val="center"/>
+            </w:pPr>
+            <w:r/>
+            <w:r>
+              <w:rPr>
+                <w:rFonts w:ascii="Times New Roman" w:hAnsi="Times New Roman"/>
+                <w:b w:val="0"/>
+                <w:sz w:val="20"/>
+              </w:rPr>
+              <w:t>Highest-burden room (OR11)</w:t>
+            </w:r>
+          </w:p>
+        </w:tc>
+        <w:tc>
+          <w:tcPr>
+            <w:tcW w:type="dxa" w:w="4703"/>
+          </w:tcPr>
+          <w:p>
+            <w:pPr>
+              <w:jc w:val="center"/>
+            </w:pPr>
+            <w:r/>
+            <w:r>
+              <w:rPr>
+                <w:rFonts w:ascii="Times New Roman" w:hAnsi="Times New Roman"/>
+                <w:b w:val="0"/>
+                <w:sz w:val="20"/>
+              </w:rPr>
+              <w:t>475 events; 15.2% of OR11 elective cases</w:t>
+            </w:r>
+          </w:p>
+        </w:tc>
+      </w:tr>
+      <w:tr>
+        <w:tc>
+          <w:tcPr>
+            <w:tcW w:type="dxa" w:w="4703"/>
+          </w:tcPr>
+          <w:p>
+            <w:pPr>
+              <w:jc w:val="center"/>
+            </w:pPr>
+            <w:r/>
+            <w:r>
+              <w:rPr>
+                <w:rFonts w:ascii="Times New Roman" w:hAnsi="Times New Roman"/>
+                <w:b w:val="0"/>
+                <w:sz w:val="20"/>
+              </w:rPr>
+              <w:t>Median start delay at OR11 (no overlap)</w:t>
+            </w:r>
+          </w:p>
+        </w:tc>
+        <w:tc>
+          <w:tcPr>
+            <w:tcW w:type="dxa" w:w="4703"/>
+          </w:tcPr>
+          <w:p>
+            <w:pPr>
+              <w:jc w:val="center"/>
+            </w:pPr>
+            <w:r/>
+            <w:r>
+              <w:rPr>
+                <w:rFonts w:ascii="Times New Roman" w:hAnsi="Times New Roman"/>
+                <w:b w:val="0"/>
+                <w:sz w:val="20"/>
+              </w:rPr>
+              <w:t>28 min</w:t>
+            </w:r>
+          </w:p>
+        </w:tc>
+      </w:tr>
+      <w:tr>
+        <w:tc>
+          <w:tcPr>
+            <w:tcW w:type="dxa" w:w="4703"/>
+          </w:tcPr>
+          <w:p>
+            <w:pPr>
+              <w:jc w:val="center"/>
+            </w:pPr>
+            <w:r/>
+            <w:r>
+              <w:rPr>
+                <w:rFonts w:ascii="Times New Roman" w:hAnsi="Times New Roman"/>
+                <w:b w:val="0"/>
+                <w:sz w:val="20"/>
+              </w:rPr>
+              <w:t>Median start delay at OR11 (overlap)</w:t>
+            </w:r>
+          </w:p>
+        </w:tc>
+        <w:tc>
+          <w:tcPr>
+            <w:tcW w:type="dxa" w:w="4703"/>
+          </w:tcPr>
+          <w:p>
+            <w:pPr>
+              <w:jc w:val="center"/>
+            </w:pPr>
+            <w:r/>
+            <w:r>
+              <w:rPr>
+                <w:rFonts w:ascii="Times New Roman" w:hAnsi="Times New Roman"/>
+                <w:b w:val="0"/>
+                <w:sz w:val="20"/>
+              </w:rPr>
+              <w:t>60 min</w:t>
+            </w:r>
+          </w:p>
+        </w:tc>
+      </w:tr>
+    </w:tbl>
+    <w:p>
+      <w:pPr>
+        <w:spacing w:after="120" w:line="280" w:lineRule="exact"/>
+      </w:pPr>
     </w:p>
     <w:p>
       <w:pPr>
@@ -1225,7 +3496,7 @@
           <w:i w:val="0"/>
           <w:sz w:val="24"/>
         </w:rPr>
-        <w:t>A 9.7% hospital-wide overtime rate is unremarkable on its own. The distribution, however, is uneven: OR10 ran overtime in roughly one of every three cases, while OR14 ran 3.5%. The within-hospital spread was wider than the spread across the hospital network as a whole (0.5 to 9.7%). Hospital-wide targets such as "reduce overtime by 10%" will not reach the problem unless decomposed by room. Zhang, Dunstan and Pandit made the same point: aggregate metrics hide room-level operational reality.</w:t>
+        <w:t>A 9.7% hospital-wide overtime rate is unremarkable on its own. The distribution, however, is uneven: OR10 ran overtime in roughly one of every three cases, while OR14 ran 3.5%. Hospital-wide targets such as "reduce overtime by 10%" will not reach the problem unless decomposed by room. Zhang, Dunstan and Pandit made the same point: aggregate metrics hide room-level operational reality.</w:t>
       </w:r>
       <w:r>
         <w:rPr>
@@ -1279,7 +3550,7 @@
           <w:i w:val="0"/>
           <w:sz w:val="24"/>
         </w:rPr>
-        <w:t>The procedures with the largest planning deviations — complex cardiac and oncology cases — clustered in the rooms with the highest overtime. This concentration suggests that case-mix complexity, rather than scheduling inefficiency alone, accounts for much of the room-level variation. Wachtel and Dexter described, in a large operational dataset, how tardiness grows as duration uncertainty accumulates through the day,</w:t>
+        <w:t>The procedures with the largest planning deviations (complex cardiac and oncology cases) clustered in the rooms with the highest overtime. This concentration suggests that case-mix complexity, rather than scheduling inefficiency alone, accounts for much of the room-level variation. Wachtel and Dexter described, in a large operational dataset, how tardiness grows as duration uncertainty accumulates through the day,</w:t>
       </w:r>
       <w:r>
         <w:rPr>
@@ -1328,7 +3599,7 @@
           <w:i w:val="0"/>
           <w:sz w:val="24"/>
         </w:rPr>
-        <w:t>Urgent-elective overlap occurred on more than two-thirds of observation days and added roughly 30 minutes to elective start times. This makes urgent arrivals a routine scheduling factor rather than an exception. Protecting the elective program from this disruption — through dedicated urgent rooms or scheduling buffers — may be more effective than reactive rescheduling.</w:t>
+        <w:t>Urgent-elective overlap occurred on more than two-thirds of observation days and added roughly 30 minutes to elective start times. This makes urgent arrivals a routine scheduling factor rather than an exception. Protecting the elective program from this disruption, through dedicated urgent rooms or scheduling buffers, may be more effective than reactive rescheduling.</w:t>
       </w:r>
     </w:p>
     <w:p>
@@ -1377,7 +3648,7 @@
           <w:i w:val="0"/>
           <w:sz w:val="24"/>
         </w:rPr>
-        <w:t xml:space="preserve"> We do not conclude that FCOTS is unimportant — it remains a reasonable discipline marker — but in this dataset it does not predict where overtime accumulates.</w:t>
+        <w:t xml:space="preserve"> We do not conclude that FCOTS is unimportant; it remains a reasonable discipline marker. In this dataset, however, it does not predict where overtime accumulates.</w:t>
       </w:r>
     </w:p>
     <w:p>
@@ -1949,7 +4220,7 @@
           <w:rFonts w:ascii="Times New Roman" w:hAnsi="Times New Roman"/>
           <w:sz w:val="24"/>
         </w:rPr>
-        <w:t>Althoff FC, Wachtendorf LJ, Rostin P, et al. Effects of night surgery on postoperative mortality and morbidity: a multicenter cohort study. BMJ Qual Saf 2021;30(8):678-688.</w:t>
+        <w:t>Althoff FC, Wachtendorf LJ, Rostin P, et al. Effects of night surgery on postoperative mortality and morbidity: a multicentre cohort study. BMJ Qual Saf 2021;30(8):678-688.</w:t>
       </w:r>
     </w:p>
     <w:p>
@@ -2149,7 +4420,7 @@
           <w:rFonts w:ascii="Times New Roman" w:hAnsi="Times New Roman"/>
           <w:sz w:val="24"/>
         </w:rPr>
-        <w:t>Pandit JJ, Abbott T, Pandit M, et al. Is “starting on time” useful (or useless) as a surrogate measure for “surgical operating room efficiency”? Anesthesia 2012;67(8):823-32.</w:t>
+        <w:t>Pandit JJ, Abbott T, Pandit M, et al. Is “starting on time” useful (or useless) as a surrogate measure for “surgical theatre efficiency”? Anaesthesia 2012;67(8):823-32.</w:t>
       </w:r>
     </w:p>
     <w:p>
@@ -2230,6 +4501,26 @@
           <w:sz w:val="24"/>
         </w:rPr>
         <w:t>Fugener A, Schiffels S, Kolisch R. Overutilization and underutilization of operating rooms: insights from behavioral health care operations management. Health Care Manag Sci 2017;20(1):115-28.</w:t>
+      </w:r>
+    </w:p>
+    <w:p>
+      <w:pPr>
+        <w:spacing w:after="40" w:line="480" w:lineRule="exact"/>
+        <w:jc w:val="left"/>
+      </w:pPr>
+      <w:r>
+        <w:rPr>
+          <w:rFonts w:ascii="Times New Roman" w:hAnsi="Times New Roman"/>
+          <w:sz w:val="24"/>
+        </w:rPr>
+        <w:t xml:space="preserve">28. </w:t>
+      </w:r>
+      <w:r>
+        <w:rPr>
+          <w:rFonts w:ascii="Times New Roman" w:hAnsi="Times New Roman"/>
+          <w:sz w:val="24"/>
+        </w:rPr>
+        <w:t>Wirth R, Hipp J. CRISP-DM: towards a standard process model for data mining. In: Proceedings of the 4th International Conference on the Practical Applications of Knowledge Discovery and Data Mining (PADD-00). Manchester: Practical Application Company, 2000:29-39.</w:t>
       </w:r>
     </w:p>
     <w:p>

--- a/paper/bmjqs_v2_overtime/submission/manuscript.docx
+++ b/paper/bmjqs_v2_overtime/submission/manuscript.docx
@@ -767,52 +767,6 @@
           <w:b/>
           <w:sz w:val="24"/>
         </w:rPr>
-        <w:t>Analytic framework</w:t>
-      </w:r>
-    </w:p>
-    <w:p>
-      <w:pPr>
-        <w:spacing w:after="120" w:before="0" w:line="480" w:lineRule="exact"/>
-        <w:jc w:val="left"/>
-      </w:pPr>
-      <w:r>
-        <w:rPr>
-          <w:rFonts w:ascii="Times New Roman" w:hAnsi="Times New Roman"/>
-          <w:b w:val="0"/>
-          <w:i w:val="0"/>
-          <w:sz w:val="24"/>
-        </w:rPr>
-        <w:t>We organized the work along the phases of the CRISP-DM process model.</w:t>
-      </w:r>
-      <w:r>
-        <w:rPr>
-          <w:rFonts w:ascii="Times New Roman" w:hAnsi="Times New Roman"/>
-          <w:sz w:val="24"/>
-          <w:vertAlign w:val="superscript"/>
-        </w:rPr>
-        <w:t>28</w:t>
-      </w:r>
-      <w:r>
-        <w:rPr>
-          <w:rFonts w:ascii="Times New Roman" w:hAnsi="Times New Roman"/>
-          <w:b w:val="0"/>
-          <w:i w:val="0"/>
-          <w:sz w:val="24"/>
-        </w:rPr>
-        <w:t xml:space="preserve"> Business and data understanding came from scoping conversations with the hospital's clinical team and an exploratory pass over the registration. Data preparation covered consolidation of records across campuses and validity checks against the clinical team's disclosure that room-in and room-out are the only reliable time markers in the pipeline. The modeling phase was descriptive rather than predictive: room-level overtime statistics and the figures that follow. Evaluation took the form of structured reviews of intermediate findings with the clinical team. Deployment falls outside the present analysis and is the subject of Phases 2 and 3.</w:t>
-      </w:r>
-    </w:p>
-    <w:p>
-      <w:pPr>
-        <w:spacing w:before="240" w:after="120" w:line="480" w:lineRule="exact"/>
-        <w:jc w:val="left"/>
-      </w:pPr>
-      <w:r>
-        <w:rPr>
-          <w:rFonts w:ascii="Times New Roman" w:hAnsi="Times New Roman"/>
-          <w:b/>
-          <w:sz w:val="24"/>
-        </w:rPr>
         <w:t>Overtime definition and analyses</w:t>
       </w:r>
     </w:p>
@@ -885,7 +839,15 @@
           <w:i w:val="0"/>
           <w:sz w:val="24"/>
         </w:rPr>
-        <w:t xml:space="preserve"> shift displacement (cases performed in a different shift than originally planned), urgency mix and timing, urgent-elective interaction (defined and reported in Results), first-case start-time deviation per room, inter-case idle time, and room swaps. This study is reported following the STROBE guidelines for observational studies.</w:t>
+        <w:t xml:space="preserve"> shift displacement (cases performed in a different shift than originally planned), urgency mix and timing, urgent-elective interaction (defined and reported in Results), first-case start-time deviation per room, inter-case idle time, and room swaps. Intermediate findings were reviewed with the clinical team and used to refine variable definitions and exclusions. The study is reported following the STROBE guidelines for observational studies, with the RECORD extension for studies using routinely-collected health data.</w:t>
+      </w:r>
+      <w:r>
+        <w:rPr>
+          <w:rFonts w:ascii="Times New Roman" w:hAnsi="Times New Roman"/>
+          <w:sz w:val="24"/>
+          <w:vertAlign w:val="superscript"/>
+        </w:rPr>
+        <w:t>28</w:t>
       </w:r>
     </w:p>
     <w:p>
@@ -4520,7 +4482,7 @@
           <w:rFonts w:ascii="Times New Roman" w:hAnsi="Times New Roman"/>
           <w:sz w:val="24"/>
         </w:rPr>
-        <w:t>Wirth R, Hipp J. CRISP-DM: towards a standard process model for data mining. In: Proceedings of the 4th International Conference on the Practical Applications of Knowledge Discovery and Data Mining (PADD-00). Manchester: Practical Application Company, 2000:29-39.</w:t>
+        <w:t>Benchimol EI, Smeeth L, Guttmann A, et al. The REporting of studies Conducted using Observational Routinely-collected health Data (RECORD) Statement. PLoS Med 2015;12(10):e1001885.</w:t>
       </w:r>
     </w:p>
     <w:p>

--- a/paper/bmjqs_v2_overtime/submission/manuscript.docx
+++ b/paper/bmjqs_v2_overtime/submission/manuscript.docx
@@ -839,15 +839,7 @@
           <w:i w:val="0"/>
           <w:sz w:val="24"/>
         </w:rPr>
-        <w:t xml:space="preserve"> shift displacement (cases performed in a different shift than originally planned), urgency mix and timing, urgent-elective interaction (defined and reported in Results), first-case start-time deviation per room, inter-case idle time, and room swaps. Intermediate findings were reviewed with the clinical team and used to refine variable definitions and exclusions. The study is reported following the STROBE guidelines for observational studies, with the RECORD extension for studies using routinely-collected health data.</w:t>
-      </w:r>
-      <w:r>
-        <w:rPr>
-          <w:rFonts w:ascii="Times New Roman" w:hAnsi="Times New Roman"/>
-          <w:sz w:val="24"/>
-          <w:vertAlign w:val="superscript"/>
-        </w:rPr>
-        <w:t>28</w:t>
+        <w:t xml:space="preserve"> shift displacement (cases performed in a different shift than originally planned), urgency mix and timing, urgent-elective interaction (defined and reported in Results), first-case start-time deviation per room, inter-case idle time, and room swaps. Intermediate findings were reviewed with the clinical team and used to refine variable definitions and exclusions. The study is reported following the STROBE guidelines for observational studies.</w:t>
       </w:r>
     </w:p>
     <w:p>
@@ -4467,26 +4459,6 @@
     </w:p>
     <w:p>
       <w:pPr>
-        <w:spacing w:after="40" w:line="480" w:lineRule="exact"/>
-        <w:jc w:val="left"/>
-      </w:pPr>
-      <w:r>
-        <w:rPr>
-          <w:rFonts w:ascii="Times New Roman" w:hAnsi="Times New Roman"/>
-          <w:sz w:val="24"/>
-        </w:rPr>
-        <w:t xml:space="preserve">28. </w:t>
-      </w:r>
-      <w:r>
-        <w:rPr>
-          <w:rFonts w:ascii="Times New Roman" w:hAnsi="Times New Roman"/>
-          <w:sz w:val="24"/>
-        </w:rPr>
-        <w:t>Benchimol EI, Smeeth L, Guttmann A, et al. The REporting of studies Conducted using Observational Routinely-collected health Data (RECORD) Statement. PLoS Med 2015;12(10):e1001885.</w:t>
-      </w:r>
-    </w:p>
-    <w:p>
-      <w:pPr>
         <w:spacing w:before="360" w:after="120" w:line="480" w:lineRule="exact"/>
         <w:jc w:val="left"/>
       </w:pPr>

--- a/paper/bmjqs_v2_overtime/submission/manuscript.docx
+++ b/paper/bmjqs_v2_overtime/submission/manuscript.docx
@@ -231,7 +231,7 @@
           <w:rFonts w:ascii="Times New Roman" w:hAnsi="Times New Roman"/>
           <w:sz w:val="24"/>
         </w:rPr>
-        <w:t xml:space="preserve"> Case-level overtime (time past the assigned shift end), by room, weekday, shift, and urgency. Start-time deviation, duration-estimation accuracy, shift displacement, and urgent-elective overlap as candidate contributing factors.</w:t>
+        <w:t xml:space="preserve"> Case-level overtime (time past the assigned shift end), by room, weekday, shift, and urgency. Start-time deviation, duration-estimation accuracy, and urgent-elective overlap as candidate contributing factors.</w:t>
       </w:r>
     </w:p>
     <w:p>
@@ -302,7 +302,7 @@
           <w:i w:val="0"/>
           <w:sz w:val="24"/>
         </w:rPr>
-        <w:t>Operating rooms are among the most resource-intensive units in a hospital, and their schedules rarely match what is planned. "Overtime" in this setting can refer to several distinct phenomena: an individual case running longer than its booked duration, an operating list ending after its scheduled close, or surgery continuing into a period when fewer staff are rostered. These are different operational events with different consequences. The glossary of Bauer et al. defines overtime in relation to the staffing window: time spent operating beyond the end of the assigned shift.</w:t>
+        <w:t>Operating rooms are among the most resource-intensive units in a hospital, and their schedules rarely match what is planned. Overtime in this setting can refer to several distinct phenomena: an individual case running longer than its booked duration, an operating list ending after its scheduled close, or surgery continuing into a period when fewer staff are rostered. These are different operational events with different consequences. The glossary of Bauer et al. defines overtime in relation to the staffing window: time spent operating beyond the end of the assigned shift.</w:t>
       </w:r>
       <w:r>
         <w:rPr>
@@ -669,7 +669,7 @@
           <w:b/>
           <w:sz w:val="24"/>
         </w:rPr>
-        <w:t>Which operational factors (duration overruns, shift displacement, urgent-elective interaction, and first-case punctuality) are associated with overtime?</w:t>
+        <w:t>Which operational factors (duration overruns, urgent-elective interaction, and first-case punctuality) are associated with overtime?</w:t>
       </w:r>
       <w:r>
         <w:rPr>
@@ -839,7 +839,7 @@
           <w:i w:val="0"/>
           <w:sz w:val="24"/>
         </w:rPr>
-        <w:t xml:space="preserve"> shift displacement (cases performed in a different shift than originally planned), urgency mix and timing, urgent-elective interaction (defined and reported in Results), first-case start-time deviation per room, inter-case idle time, and room swaps. Intermediate findings were reviewed with the clinical team and used to refine variable definitions and exclusions. The study is reported following the STROBE guidelines for observational studies.</w:t>
+        <w:t xml:space="preserve"> urgency mix and timing, urgent-elective interaction (defined and reported in Results), first-case start-time deviation per room, inter-case idle time, and room swaps. Intermediate findings were reviewed with the clinical team and used to refine variable definitions and exclusions. The study is reported following the STROBE guidelines for observational studies.</w:t>
       </w:r>
     </w:p>
     <w:p>
@@ -2331,7 +2331,7 @@
       <w:r>
         <w:drawing>
           <wp:inline xmlns:a="http://schemas.openxmlformats.org/drawingml/2006/main" xmlns:pic="http://schemas.openxmlformats.org/drawingml/2006/picture">
-            <wp:extent cx="5760720" cy="3866643"/>
+            <wp:extent cx="5760720" cy="3921480"/>
             <wp:docPr id="1" name="Picture 1"/>
             <wp:cNvGraphicFramePr>
               <a:graphicFrameLocks noChangeAspect="1"/>
@@ -2352,7 +2352,7 @@
                   <pic:spPr>
                     <a:xfrm>
                       <a:off x="0" y="0"/>
-                      <a:ext cx="5760720" cy="3866643"/>
+                      <a:ext cx="5760720" cy="3921480"/>
                     </a:xfrm>
                     <a:prstGeom prst="rect"/>
                   </pic:spPr>
@@ -2434,29 +2434,6 @@
           <w:sz w:val="24"/>
         </w:rPr>
         <w:t xml:space="preserve"> Of all cases, 45.7% ran longer than planned and 54.3% ran shorter. The mean overrun was 22.6 minutes (median 14); the mean underrun was 21.2 minutes (median 12). On average, the planning system was roughly unbiased. The problem was dispersion. The coefficient of variation of observed duration was lowest for mid-length cases (0.35 to 0.36 for 61 to 180 minutes), moderate for short cases (0.61 for under 30 minutes), and intermediate for very long cases (0.42 for over 180 minutes). Planning-deviation CV was more extreme: the over-180-minute bucket had a CV of 1.86 (Supplementary Table S1). The procedures with the largest absolute deviations (complex cardiac and oncology cases) were concentrated in the rooms with the highest overtime.</w:t>
-      </w:r>
-    </w:p>
-    <w:p>
-      <w:pPr>
-        <w:spacing w:after="120" w:before="0" w:line="480" w:lineRule="exact"/>
-        <w:jc w:val="left"/>
-      </w:pPr>
-      <w:r>
-        <w:rPr>
-          <w:rFonts w:ascii="Times New Roman" w:hAnsi="Times New Roman"/>
-          <w:i/>
-          <w:sz w:val="24"/>
-        </w:rPr>
-        <w:t>Shift displacement.</w:t>
-      </w:r>
-      <w:r>
-        <w:rPr>
-          <w:rFonts w:ascii="Times New Roman" w:hAnsi="Times New Roman"/>
-          <w:b w:val="0"/>
-          <w:i w:val="0"/>
-          <w:sz w:val="24"/>
-        </w:rPr>
-        <w:t xml:space="preserve"> A total of 4,151 cases (5.2%) were performed in a different shift than originally planned. These cases started on average 398 minutes later than planned (roughly six and a half hours) and ran 22.3 minutes shorter than planned. We report these figures descriptively; the data do not let us determine whether displacement was a cause of, or a response to, delays elsewhere in the day.</w:t>
       </w:r>
     </w:p>
     <w:p>
@@ -3361,7 +3338,7 @@
           <w:i w:val="0"/>
           <w:sz w:val="24"/>
         </w:rPr>
-        <w:t xml:space="preserve"> Room swaps affected 0.7% of cases (519 of 79,352). Swapped cases had a higher overtime rate than non-swapped (14.8% versus 9.7%). Because the data cannot tell us whether the swap caused the overtime or the anticipated overrun prompted the swap, we report the association without interpreting its direction. Inter-case idle time had a median of 8 minutes and a mean of 9.9 minutes, with a 95th percentile of 25 minutes; turnover was not the bottleneck.</w:t>
+        <w:t xml:space="preserve"> Inter-case idle time had a median of 8 minutes and a mean of 9.9 minutes, with a 95th percentile of 25 minutes; turnover was not the bottleneck.</w:t>
       </w:r>
       <w:r>
         <w:rPr>
@@ -3421,7 +3398,7 @@
           <w:i w:val="0"/>
           <w:sz w:val="24"/>
         </w:rPr>
-        <w:t>In this single-center analysis of 79,352 cases, overtime was not a diffuse hospital-wide phenomenon. The aggregate rate (9.7%) hid a near ten-fold spread across rooms (3.5 to 32.9%). The factors most visibly associated with the room-level pattern were case-mix complexity and routine urgent-elective overlap; first-case punctuality and inter-case idle time were not. We discuss each in turn against the existing literature, draw out the implications for quality improvement, and end with the study's limitations.</w:t>
+        <w:t>In this single-center analysis of 79,352 cases, overtime was not a diffuse hospital-wide phenomenon. The aggregate rate (9.7%) hid a near ten-fold spread across rooms (3.5 to 32.9%). The factors most visibly associated with the room-level pattern were case-mix complexity and routine urgent-elective overlap; first-case punctuality and inter-case idle time were not.</w:t>
       </w:r>
     </w:p>
     <w:p>

--- a/paper/bmjqs_v2_overtime/submission/manuscript.docx
+++ b/paper/bmjqs_v2_overtime/submission/manuscript.docx
@@ -2396,7 +2396,7 @@
           <w:i w:val="0"/>
           <w:sz w:val="24"/>
         </w:rPr>
-        <w:t>Most overtime cases ended shortly after the shift boundary. The majority of completions fell in the 16:30 to 17:30 window, right after the day-shift handover when most of the rooms had already closed. The distribution decayed through the evening, with a thin tail past 22:00 (Supplementary Figure S1).</w:t>
+        <w:t>Most overtime cases ended shortly after the shift boundary. The majority of completions fell in the 16:30 to 17:30 window, right after the day-shift handover when most of the rooms had already closed. The distribution decayed through the evening, with a thin tail past 22:00.</w:t>
       </w:r>
     </w:p>
     <w:p>
@@ -2433,7 +2433,7 @@
           <w:i w:val="0"/>
           <w:sz w:val="24"/>
         </w:rPr>
-        <w:t xml:space="preserve"> Of all cases, 45.7% ran longer than planned and 54.3% ran shorter. The mean overrun was 22.6 minutes (median 14); the mean underrun was 21.2 minutes (median 12). On average, the planning system was roughly unbiased. The problem was dispersion. The coefficient of variation of observed duration was lowest for mid-length cases (0.35 to 0.36 for 61 to 180 minutes), moderate for short cases (0.61 for under 30 minutes), and intermediate for very long cases (0.42 for over 180 minutes). Planning-deviation CV was more extreme: the over-180-minute bucket had a CV of 1.86 (Supplementary Table S1). The procedures with the largest absolute deviations (complex cardiac and oncology cases) were concentrated in the rooms with the highest overtime.</w:t>
+        <w:t xml:space="preserve"> Of all cases, 45.7% ran longer than planned and 54.3% ran shorter. The mean overrun was 22.6 minutes (median 14); the mean underrun was 21.2 minutes (median 12). On average, the planning system was roughly unbiased. The problem was dispersion. The coefficient of variation of observed duration was lowest for mid-length cases (0.35 to 0.36 for 61 to 180 minutes), moderate for short cases (0.61 for under 30 minutes), and intermediate for very long cases (0.42 for over 180 minutes). Planning-deviation CV was more extreme: the over-180-minute bucket had a CV of 1.86. The procedures with the largest absolute deviations (complex cardiac and oncology cases) were concentrated in the rooms with the highest overtime.</w:t>
       </w:r>
     </w:p>
     <w:p>
@@ -2471,7 +2471,7 @@
           <w:i w:val="0"/>
           <w:sz w:val="24"/>
         </w:rPr>
-        <w:t>To assess whether urgent cases disrupt the elective program, we counted days on which an urgent case ran in a room while an elective case had been planned in the same room over an overlapping time window (urgent case's actual room and room-in to room-out interval matched the elective case's planned room and planned start-to-end interval). Such overlap occurred on 858 of 1,247 observation days (68.8%). On days with overlap, elective cases started roughly 30 minutes later than on days without, a gap that reached 60 minutes in early 2022 before narrowing. OR11 absorbed the highest overlap burden, with 475 events affecting 15.2% of its elective cases (Supplementary Table S2).</w:t>
+        <w:t>To assess whether urgent cases disrupt the elective program, we counted days on which an urgent case ran in a room while an elective case had been planned in the same room over an overlapping time window (urgent case's actual room and room-in to room-out interval matched the elective case's planned room and planned start-to-end interval). Such overlap occurred on 858 of 1,247 observation days (68.8%). On days with overlap, elective cases started roughly 30 minutes later than on days without, a gap that reached 60 minutes in early 2022 before narrowing. OR11 absorbed the highest overlap burden, with 475 events affecting 15.2% of its elective cases.</w:t>
       </w:r>
     </w:p>
     <w:p>

--- a/paper/bmjqs_v2_overtime/submission/manuscript.docx
+++ b/paper/bmjqs_v2_overtime/submission/manuscript.docx
@@ -13,7 +13,7 @@
           <w:b/>
           <w:sz w:val="28"/>
         </w:rPr>
-        <w:t>Where does operating-room overtime come from? A retrospective analysis of one tertiary hospital</w:t>
+        <w:t>Where does operating-room overtime come from? A retrospective single-centre study</w:t>
       </w:r>
     </w:p>
     <w:p>
@@ -28,7 +28,7 @@
           <w:i w:val="0"/>
           <w:sz w:val="24"/>
         </w:rPr>
-        <w:t>Haroon Tharwat, Maxim Riebus, [Ben surname], [Dieter surname], Niels Martin</w:t>
+        <w:t>Maxim Riebus, Haroon Tharwat, Niels Martin, Ben Van Bylen, Dieter Mesotten</w:t>
       </w:r>
     </w:p>
     <w:p>
@@ -89,7 +89,7 @@
           <w:i w:val="0"/>
           <w:sz w:val="24"/>
         </w:rPr>
-        <w:t xml:space="preserve"> ~3,400 (body text)</w:t>
+        <w:t xml:space="preserve"> ~2,800 (body text)</w:t>
       </w:r>
     </w:p>
     <w:p>
@@ -140,6 +140,27 @@
           <w:b/>
           <w:sz w:val="24"/>
         </w:rPr>
+        <w:t>Background.</w:t>
+      </w:r>
+      <w:r>
+        <w:rPr>
+          <w:rFonts w:ascii="Times New Roman" w:hAnsi="Times New Roman"/>
+          <w:sz w:val="24"/>
+        </w:rPr>
+        <w:t xml:space="preserve"> Operating-room overtime exposes patients and staff to increased risks, but how overtime distributes within a hospital and which operational factors are associated with it is not well characterised.</w:t>
+      </w:r>
+    </w:p>
+    <w:p>
+      <w:pPr>
+        <w:spacing w:after="60" w:line="480" w:lineRule="exact"/>
+        <w:jc w:val="left"/>
+      </w:pPr>
+      <w:r>
+        <w:rPr>
+          <w:rFonts w:ascii="Times New Roman" w:hAnsi="Times New Roman"/>
+          <w:b/>
+          <w:sz w:val="24"/>
+        </w:rPr>
         <w:t>Objective.</w:t>
       </w:r>
       <w:r>
@@ -161,35 +182,14 @@
           <w:b/>
           <w:sz w:val="24"/>
         </w:rPr>
-        <w:t>Design.</w:t>
+        <w:t>Design and setting.</w:t>
       </w:r>
       <w:r>
         <w:rPr>
           <w:rFonts w:ascii="Times New Roman" w:hAnsi="Times New Roman"/>
           <w:sz w:val="24"/>
         </w:rPr>
-        <w:t xml:space="preserve"> Retrospective observational study of administrative operating-room data.</w:t>
-      </w:r>
-    </w:p>
-    <w:p>
-      <w:pPr>
-        <w:spacing w:after="60" w:line="480" w:lineRule="exact"/>
-        <w:jc w:val="left"/>
-      </w:pPr>
-      <w:r>
-        <w:rPr>
-          <w:rFonts w:ascii="Times New Roman" w:hAnsi="Times New Roman"/>
-          <w:b/>
-          <w:sz w:val="24"/>
-        </w:rPr>
-        <w:t>Setting.</w:t>
-      </w:r>
-      <w:r>
-        <w:rPr>
-          <w:rFonts w:ascii="Times New Roman" w:hAnsi="Times New Roman"/>
-          <w:sz w:val="24"/>
-        </w:rPr>
-        <w:t xml:space="preserve"> A 24/7 tertiary hospital in Belgium running 18 surgical operating rooms.</w:t>
+        <w:t xml:space="preserve"> Retrospective observational study of administrative data from a 24/7 tertiary hospital in Belgium running 18 surgical operating rooms.</w:t>
       </w:r>
     </w:p>
     <w:p>
@@ -231,7 +231,7 @@
           <w:rFonts w:ascii="Times New Roman" w:hAnsi="Times New Roman"/>
           <w:sz w:val="24"/>
         </w:rPr>
-        <w:t xml:space="preserve"> Case-level overtime (time past the assigned shift end), by room, weekday, shift, and urgency. Start-time deviation, duration-estimation accuracy, shift displacement, and urgent-elective overlap as candidate contributing factors.</w:t>
+        <w:t xml:space="preserve"> Case-level overtime (time past the assigned shift end), by room, weekday, shift, and urgency. Start-time deviation, duration-estimation accuracy, shift displacement, and unplanned urgent-case disruption of the elective programme as candidate contributing factors.</w:t>
       </w:r>
     </w:p>
     <w:p>
@@ -252,7 +252,7 @@
           <w:rFonts w:ascii="Times New Roman" w:hAnsi="Times New Roman"/>
           <w:sz w:val="24"/>
         </w:rPr>
-        <w:t xml:space="preserve"> 7,729 cases (9.7%) ran past the end of their assigned shift, with a mean overtime of 60.3 minutes and a 95th percentile of 197 minutes. Overtime concentrated in a small number of rooms: OR10 ran overtime on 32.9% of its cases (mean 154 minutes), while OR14 ran overtime on 3.5%. Urgent cases ran after-hours at more than twice the elective rate (18.2% versus 8.3%). Urgent-elective overlap in the same room occurred on 68.8% of observation days and added roughly 30 minutes to elective start times. First-case punctuality and inter-case idle time showed no consistent association with room-level overtime.</w:t>
+        <w:t xml:space="preserve"> 7,729 cases (9.7%) ran past the end of their assigned shift, with a mean overtime of 60.3 minutes and a 95th percentile of 197 minutes. Overtime concentrated in a small number of rooms: OR10 ran overtime on 32.9% of its cases (mean 154 minutes), while OR14 ran overtime on 3.5%. Urgent cases ran after-hours at more than twice the elective rate (18.2% versus 8.3%). Unplanned urgent-case disruption of the elective programme occurred on 68.8% of observation days and was associated with a median difference of approximately 30 minutes in elective start times. First-case punctuality and inter-case idle time showed no consistent association with room-level overtime.</w:t>
       </w:r>
     </w:p>
     <w:p>
@@ -273,7 +273,139 @@
           <w:rFonts w:ascii="Times New Roman" w:hAnsi="Times New Roman"/>
           <w:sz w:val="24"/>
         </w:rPr>
-        <w:t xml:space="preserve"> At this tertiary hospital, overtime concentrated in a small number of rooms, with case-mix complexity and urgent-elective overlap as the most visible associated factors. Room-level overtime monitoring and scheduling that accounts for urgent-case flow are more practical targets for quality improvement than first-case punctuality alone.</w:t>
+        <w:t xml:space="preserve"> At this tertiary hospital, overtime concentrated in a small number of rooms, with case-mix complexity and unplanned urgent-case disruption of the elective programme as the most visible associated factors. Room-level overtime monitoring and scheduling that accounts for urgent-case flow are more practical targets for quality improvement than first-case punctuality alone.</w:t>
+      </w:r>
+    </w:p>
+    <w:p>
+      <w:pPr>
+        <w:spacing w:before="360" w:after="120" w:line="480" w:lineRule="exact"/>
+        <w:jc w:val="left"/>
+      </w:pPr>
+      <w:r>
+        <w:rPr>
+          <w:rFonts w:ascii="Times New Roman" w:hAnsi="Times New Roman"/>
+          <w:b/>
+          <w:sz w:val="24"/>
+        </w:rPr>
+        <w:t>KEY MESSAGES</w:t>
+      </w:r>
+    </w:p>
+    <w:p>
+      <w:pPr>
+        <w:spacing w:after="60" w:before="0" w:line="480" w:lineRule="exact"/>
+        <w:jc w:val="left"/>
+      </w:pPr>
+      <w:r>
+        <w:rPr>
+          <w:rFonts w:ascii="Times New Roman" w:hAnsi="Times New Roman"/>
+          <w:b/>
+          <w:sz w:val="24"/>
+        </w:rPr>
+        <w:t>What is already known on this topic</w:t>
+      </w:r>
+    </w:p>
+    <w:p>
+      <w:pPr>
+        <w:spacing w:after="40" w:before="0" w:line="480" w:lineRule="exact"/>
+        <w:jc w:val="left"/>
+      </w:pPr>
+      <w:r>
+        <w:rPr>
+          <w:rFonts w:ascii="Times New Roman" w:hAnsi="Times New Roman"/>
+          <w:b w:val="0"/>
+          <w:i w:val="0"/>
+          <w:sz w:val="24"/>
+        </w:rPr>
+        <w:t>• Operating-room overtime increases staffing costs and is associated with poorer patient and staff outcomes.</w:t>
+      </w:r>
+    </w:p>
+    <w:p>
+      <w:pPr>
+        <w:spacing w:after="40" w:before="0" w:line="480" w:lineRule="exact"/>
+        <w:jc w:val="left"/>
+      </w:pPr>
+      <w:r>
+        <w:rPr>
+          <w:rFonts w:ascii="Times New Roman" w:hAnsi="Times New Roman"/>
+          <w:b w:val="0"/>
+          <w:i w:val="0"/>
+          <w:sz w:val="24"/>
+        </w:rPr>
+        <w:t>• Most hospitals monitor overtime at the aggregate hospital or site level.</w:t>
+      </w:r>
+    </w:p>
+    <w:p>
+      <w:pPr>
+        <w:spacing w:after="120" w:before="0" w:line="480" w:lineRule="exact"/>
+        <w:jc w:val="left"/>
+      </w:pPr>
+      <w:r>
+        <w:rPr>
+          <w:rFonts w:ascii="Times New Roman" w:hAnsi="Times New Roman"/>
+          <w:b w:val="0"/>
+          <w:i w:val="0"/>
+          <w:sz w:val="24"/>
+        </w:rPr>
+        <w:t>• First-case punctuality is widely promoted as a lever for reducing end-of-day overruns.</w:t>
+      </w:r>
+    </w:p>
+    <w:p>
+      <w:pPr>
+        <w:spacing w:after="60" w:before="0" w:line="480" w:lineRule="exact"/>
+        <w:jc w:val="left"/>
+      </w:pPr>
+      <w:r>
+        <w:rPr>
+          <w:rFonts w:ascii="Times New Roman" w:hAnsi="Times New Roman"/>
+          <w:b/>
+          <w:sz w:val="24"/>
+        </w:rPr>
+        <w:t>What this study adds</w:t>
+      </w:r>
+    </w:p>
+    <w:p>
+      <w:pPr>
+        <w:spacing w:after="40" w:before="0" w:line="480" w:lineRule="exact"/>
+        <w:jc w:val="left"/>
+      </w:pPr>
+      <w:r>
+        <w:rPr>
+          <w:rFonts w:ascii="Times New Roman" w:hAnsi="Times New Roman"/>
+          <w:b w:val="0"/>
+          <w:i w:val="0"/>
+          <w:sz w:val="24"/>
+        </w:rPr>
+        <w:t>• Within a single hospital, room-level overtime rates ranged from 3.5% to 32.9%, a ten-fold spread hidden by aggregate metrics.</w:t>
+      </w:r>
+    </w:p>
+    <w:p>
+      <w:pPr>
+        <w:spacing w:after="40" w:before="0" w:line="480" w:lineRule="exact"/>
+        <w:jc w:val="left"/>
+      </w:pPr>
+      <w:r>
+        <w:rPr>
+          <w:rFonts w:ascii="Times New Roman" w:hAnsi="Times New Roman"/>
+          <w:b w:val="0"/>
+          <w:i w:val="0"/>
+          <w:sz w:val="24"/>
+        </w:rPr>
+        <w:t>• Unplanned urgent-case disruption of the elective programme occurred on more than two-thirds of observation days and was associated with delayed elective start times.</w:t>
+      </w:r>
+    </w:p>
+    <w:p>
+      <w:pPr>
+        <w:spacing w:after="120" w:before="0" w:line="480" w:lineRule="exact"/>
+        <w:jc w:val="left"/>
+      </w:pPr>
+      <w:r>
+        <w:rPr>
+          <w:rFonts w:ascii="Times New Roman" w:hAnsi="Times New Roman"/>
+          <w:b w:val="0"/>
+          <w:i w:val="0"/>
+          <w:sz w:val="24"/>
+        </w:rPr>
+        <w:t>• First-case punctuality showed no consistent association with room-level overtime, suggesting it may not be an effective intervention target in all settings.</w:t>
       </w:r>
     </w:p>
     <w:p>
@@ -644,7 +776,7 @@
           <w:i w:val="0"/>
           <w:sz w:val="24"/>
         </w:rPr>
-        <w:t>2. Which operational factors — including duration overruns, shift displacement, urgent-elective interaction, and first-case punctuality — are associated with overtime?</w:t>
+        <w:t>2. Which operational factors — including duration overruns, shift displacement, unplanned urgent-case disruption of the elective programme, and first-case punctuality — are associated with overtime?</w:t>
       </w:r>
     </w:p>
     <w:p>
@@ -783,7 +915,7 @@
           <w:i w:val="0"/>
           <w:sz w:val="24"/>
         </w:rPr>
-        <w:t>An urgent case was deemed to overlap with an elective case when the urgent case's actual room matched the elective case's planned room and their time intervals (actual for urgent, planned for elective) overlapped.</w:t>
+        <w:t>An unplanned urgent case was deemed to disrupt the elective programme when the urgent case's actual room matched the elective case's planned room and their time intervals (actual for urgent, planned for elective) overlapped.</w:t>
       </w:r>
     </w:p>
     <w:p>
@@ -883,7 +1015,7 @@
           <w:i w:val="0"/>
           <w:sz w:val="24"/>
         </w:rPr>
-        <w:t xml:space="preserve"> shift displacement (cases performed in a different shift than planned), urgency mix and timing, urgent-elective overlap per day and per room, first-case start-time deviation per room, inter-case idle time, and room swaps. This study is reported following the STROBE guidelines for observational studies.</w:t>
+        <w:t xml:space="preserve"> shift displacement (cases performed in a different shift than planned), urgency mix and timing, unplanned urgent-case disruption per day and per room, first-case start-time deviation per room, inter-case idle time, and room swaps. This study is reported following the STROBE guidelines for observational studies.</w:t>
       </w:r>
     </w:p>
     <w:p>
@@ -1118,7 +1250,7 @@
           <w:i/>
           <w:sz w:val="24"/>
         </w:rPr>
-        <w:t>Urgent-elective interaction.</w:t>
+        <w:t>Unplanned urgent-case disruption.</w:t>
       </w:r>
       <w:r>
         <w:rPr>
@@ -1142,7 +1274,7 @@
           <w:i w:val="0"/>
           <w:sz w:val="24"/>
         </w:rPr>
-        <w:t>Urgent-elective overlap in the same room occurred on 858 of 1,247 observation days (68.8%). On days with overlap, elective cases started roughly 30 minutes later than on days without, a gap that reached 60 minutes in early 2022 before narrowing. OR11 absorbed the highest overlap burden, with 475 events affecting 15.2% of its elective cases (Supplementary Table S2).</w:t>
+        <w:t>Unplanned urgent-case disruption of the elective programme occurred on 858 of 1,247 observation days (68.8%). On days with disruption, elective cases started approximately 30 minutes later than on days without, a gap that reached 60 minutes in early 2022 before narrowing. OR11 absorbed the highest disruption burden, with 475 events affecting 15.2% of its elective cases (Supplementary Table S2).</w:t>
       </w:r>
     </w:p>
     <w:p>
@@ -1157,7 +1289,7 @@
           <w:i/>
           <w:sz w:val="24"/>
         </w:rPr>
-        <w:t>[Table 2. Urgent versus elective overtime and overlap. Panel A: volume, after-hours rate, mean overtime, and P95 overtime by urgency. Panel B: overlap frequency (858/1,247 days = 68.8%), mean start-delay effect (+30 min), and OR11 burden.]</w:t>
+        <w:t>[Table 2. Urgent versus elective overtime and urgent-case disruption. Panel A: volume, after-hours rate, mean overtime, and P95 overtime by urgency. Panel B: disruption frequency (858/1,247 days = 68.8%), mean start-delay effect (+30 min), and OR11 burden.]</w:t>
       </w:r>
     </w:p>
     <w:p>
@@ -1357,7 +1489,7 @@
           <w:i w:val="0"/>
           <w:sz w:val="24"/>
         </w:rPr>
-        <w:t>Urgent-elective overlap occurred on more than two-thirds of observation days and added roughly 30 minutes to elective start times. This makes urgent arrivals a routine scheduling factor rather than an exception. Protecting the elective programme from this disruption through dedicated urgent rooms or scheduling buffers may be more effective than reactive rescheduling.</w:t>
+        <w:t>Unplanned urgent-case disruption of the elective programme occurred on more than two-thirds of observation days and was associated with a median difference of approximately 30 minutes in elective start times. This makes urgent arrivals a routine scheduling factor rather than an exception. Protecting the elective programme from this disruption through dedicated urgent rooms or scheduling buffers may be more effective than reactive rescheduling.</w:t>
       </w:r>
     </w:p>
     <w:p>
@@ -1389,7 +1521,7 @@
           <w:i w:val="0"/>
           <w:sz w:val="24"/>
         </w:rPr>
-        <w:t xml:space="preserve"> Our data provide preliminary indications that this relationship may not hold at the room level. The room with the best start-time punctuality had the worst overtime; a room with among the worst punctuality had the lowest. Pandit et al. reported a similar disconnect.</w:t>
+        <w:t xml:space="preserve"> In our data, the room with the best start-time punctuality had the worst overtime, while a room with among the worst punctuality had the lowest. Pandit et al. reported a similar disconnect.</w:t>
       </w:r>
       <w:r>
         <w:rPr>
@@ -1406,7 +1538,7 @@
           <w:i w:val="0"/>
           <w:sz w:val="24"/>
         </w:rPr>
-        <w:t xml:space="preserve"> First-case-on-time-start may be a useful discipline marker, but these data suggest it should not be assumed to reduce overtime without supporting evidence from the local context.</w:t>
+        <w:t xml:space="preserve"> This descriptive pattern does not prove that first-case punctuality is unrelated to overtime — unmeasured confounders such as case-mix complexity may explain the apparent dissociation — but it does suggest that the relationship, if present, is not straightforward. The association would need to be tested with appropriate statistical adjustment before drawing firm conclusions.</w:t>
       </w:r>
     </w:p>
     <w:p>
@@ -1578,7 +1710,7 @@
           <w:i w:val="0"/>
           <w:sz w:val="24"/>
         </w:rPr>
-        <w:t>Operating-room overtime at this tertiary hospital concentrated in a small number of rooms, with case-mix complexity and urgent-elective overlap as the most visible associated factors. First-case punctuality and inter-case idle time were not associated with room-level overtime. The findings support room-level rather than hospital-level overtime monitoring and scheduling interventions that account for urgent-case flow. Phase 2 of this research programme will link the operational patterns to patient outcome data.</w:t>
+        <w:t>Operating-room overtime at this tertiary hospital concentrated in a small number of rooms, with case-mix complexity and unplanned urgent-case disruption of the elective programme as the most visible associated factors. First-case punctuality and inter-case idle time were not associated with room-level overtime. The findings support room-level rather than hospital-level overtime monitoring and scheduling interventions that account for urgent-case flow. Phase 2 of this research programme will link the operational patterns to patient outcome data.</w:t>
       </w:r>
     </w:p>
     <w:p>

--- a/paper/bmjqs_v2_overtime/submission/manuscript.docx
+++ b/paper/bmjqs_v2_overtime/submission/manuscript.docx
@@ -434,7 +434,7 @@
           <w:i w:val="0"/>
           <w:sz w:val="24"/>
         </w:rPr>
-        <w:t>Operating-room (OR) overtime can refer to several distinct phenomena: a procedure running longer than its estimated duration, a case finishing after its planned end time, or a case extending past a staffing-shift boundary and requiring a personnel handover during or after the procedure. These definitions capture different problems — planning accuracy, schedule adherence, and workforce exposure — and the choice of definition shapes what is measured and what intervention follows. In this study, we define overtime as a case whose room-out time falls after the end of its assigned staffing shift, because the staffing change at each shift boundary is the operational event that makes overtime consequential. Overutilised time is approximately twice as expensive as underutilised time,</w:t>
+        <w:t>Operating-room (OR) overtime can refer to several distinct phenomena: a procedure running longer than its estimated duration, a case finishing after its planned end time, or a case extending past a staffing-shift boundary and requiring a personnel handover during or after the procedure. These definitions capture different problems — planning accuracy, schedule adherence, and workforce exposure — and the choice of definition shapes what is measured and what intervention follows. In this study, we define overtime as a case whose room-out time falls after the end of its assigned staffing shift, because the nursing handover at each shift boundary is the operational event that makes overtime consequential. Overutilised time is approximately twice as expensive as underutilised time,</w:t>
       </w:r>
       <w:r>
         <w:rPr>
@@ -517,7 +517,7 @@
           <w:i w:val="0"/>
           <w:sz w:val="24"/>
         </w:rPr>
-        <w:t xml:space="preserve"> A 2025 UK national patient-safety investigation reported that 22% of surveyed doctors experienced daily sleep deprivation and 35% said tiredness had impaired their ability to treat patients.</w:t>
+        <w:t xml:space="preserve"> At the study hospital, anaesthesiologists are not subject to shift-based handovers; they remain with the case until it is complete. The nursing team, however, changes at each shift boundary regardless of whether a procedure is in progress. A 2025 UK national patient-safety investigation reported that 22% of surveyed doctors experienced daily sleep deprivation and 35% said tiredness had impaired their ability to treat patients.</w:t>
       </w:r>
       <w:r>
         <w:rPr>
@@ -534,7 +534,7 @@
           <w:i w:val="0"/>
           <w:sz w:val="24"/>
         </w:rPr>
-        <w:t xml:space="preserve"> Overtime above a breakpoint threshold has been associated with a 2.09% increase in pressure ulcers across 70 US hospitals.</w:t>
+        <w:t xml:space="preserve"> Overtime above a breakpoint threshold has been associated with a 2.09% increase in hospital-acquired pressure ulcers — skin injuries that develop during prolonged immobility — across 70 US hospitals.</w:t>
       </w:r>
       <w:r>
         <w:rPr>
@@ -551,7 +551,7 @@
           <w:i w:val="0"/>
           <w:sz w:val="24"/>
         </w:rPr>
-        <w:t xml:space="preserve"> In a multicentre cohort of more than 350,000 non-cardiac surgical cases, night surgery was associated with increased morbidity (adjusted odds ratio 1.41), mediated partly by higher transfusion rates and provider handovers during the case.</w:t>
+        <w:t xml:space="preserve"> In a multicentre cohort of more than 350,000 non-cardiac surgical cases, night surgery was associated with increased morbidity (adjusted odds ratio 1.41), mediated partly by higher blood-transfusion rates and provider handovers during the case.</w:t>
       </w:r>
       <w:r>
         <w:rPr>
@@ -665,7 +665,7 @@
           <w:i w:val="0"/>
           <w:sz w:val="24"/>
         </w:rPr>
-        <w:t>The severity of these consequences depends on what happens at the shift boundary. At the study hospital, 25 rooms (18 surgical, 7 interventional) are staffed during the 08:00 to 16:30 day shift, with 2 to 3 nurses per room. At 16:30, capacity drops to 8 rooms. At 17:30, it drops to 4. Overnight, a single room remains staffed. A case running past the shift boundary competes for a diminishing set of staffed rooms, covered by different personnel who may not have been present for the start of the case. The nursing handover occurs at the boundary regardless of whether a procedure is in progress.</w:t>
+        <w:t>The severity of these consequences depends on what happens at the shift boundary. At the study hospital, 25 rooms (18 surgical, 7 interventional) are staffed during the 08:00 to 16:30 day shift, with 2 to 3 nurses per room. At 16:30, capacity drops to 8 rooms. At 17:30, it drops to 4. Overnight, a single room remains staffed. A case running past the shift boundary competes for a diminishing set of staffed rooms. The nursing team hands over at the boundary regardless of whether a procedure is in progress; surgeons and anaesthesiologists remain with the case until completion.</w:t>
       </w:r>
     </w:p>
     <w:p>
@@ -746,7 +746,7 @@
           <w:i w:val="0"/>
           <w:sz w:val="24"/>
         </w:rPr>
-        <w:t>This study is part of a multi-phase programme at a Belgian tertiary hospital to improve OR performance. Phase 1 characterises scheduled-versus-observed performance from administrative data. Phase 2 will link the operational patterns to patient outcomes. Phase 3 will build predictive scheduling tools. In this Phase 1 analysis, we address two questions:</w:t>
+        <w:t>This study is part of a broader quality-improvement effort at a Belgian tertiary hospital. The present analysis characterises scheduled-versus-observed performance from administrative data. We address two questions:</w:t>
       </w:r>
     </w:p>
     <w:p>
@@ -834,7 +834,7 @@
           <w:i w:val="0"/>
           <w:sz w:val="24"/>
         </w:rPr>
-        <w:t>The study hospital is a 24/7 tertiary centre in Belgium performing more than 22,000 surgical procedures per year. It operates 18 surgical theatres and 7 interventional theatres. The surgical staff includes 195 surgeons and 207 anaesthesiologists (including trainees and fellows), covering all surgery except congenital cardiac and organ transplantation. Nursing staffing runs 2 to 3 per room during the day shift, declining to 8 rooms at 16:30, 4 at 17:30, and 1 overnight.</w:t>
+        <w:t>The study hospital is a 24/7 tertiary centre in Belgium performing more than 22,000 surgical procedures per year. It operates 18 surgical theatres and 7 interventional theatres. The surgical staff includes 195 surgeons and 207 anaesthesiologists (including trainees and fellows), covering all surgery except congenital cardiac and organ transplantation. During the day shift, 2 to 3 nurses staff each room. At 16:30, the number of staffed rooms drops from 25 to 8; at 17:30, to 4; overnight, a single room remains staffed.</w:t>
       </w:r>
     </w:p>
     <w:p>
@@ -863,7 +863,7 @@
           <w:i w:val="0"/>
           <w:sz w:val="24"/>
         </w:rPr>
-        <w:t>We used administrative OR data from 1 January 2022 to 31 May 2025, covering 79,352 cases in the 18 surgical operating rooms, involving 60,895 unique patients and 1,276 distinct procedure types. The admission mix was 42.3% ambulatory and 57.7% inpatient. Room-in and room-out times are the only time markers confirmed as reliable by the hospital's clinical team; all timing analyses use these two time points.</w:t>
+        <w:t>We used administrative OR data from 1 January 2022 to 31 May 2025, covering 79,352 cases in the 18 surgical operating rooms, involving 60,895 unique patients and 1,276 distinct procedure types. By admission type, 42.3% of cases were ambulatory and 57.7% inpatient (this classification reflects the admission pathway and does not correspond to the elective/non-elective urgency split reported below). The urgency mix was 85.4% elective and 14.6% non-elective. Annual volume grew from 22,133 cases in 2022 to 23,738 in 2024, with 9,906 recorded through May 2025. Room-in and room-out times are the only time markers confirmed as reliable by the hospital's clinical team; all timing analyses use these two time points.</w:t>
       </w:r>
     </w:p>
     <w:p>
@@ -998,7 +998,7 @@
           <w:i w:val="0"/>
           <w:sz w:val="24"/>
         </w:rPr>
-        <w:t>All analyses are descriptive; we did not fit causal or inferential models. For RQ1 (distribution), we computed overtime rate, mean, median, and 95th percentile, stratified by room, weekday, year, and shift. For RQ2 (contributing factors), we assessed duration deviation by planned-duration bucket using coefficients of variation,</w:t>
+        <w:t>Analyses are primarily descriptive; we did not fit causal or multivariable models. For RQ1 (distribution), we computed overtime rate, mean, median, and 95th percentile, stratified by room, weekday, year, and shift. For RQ2 (contributing factors), we assessed duration deviation by planned-duration bucket using coefficients of variation,</w:t>
       </w:r>
       <w:r>
         <w:rPr>
@@ -1015,7 +1015,7 @@
           <w:i w:val="0"/>
           <w:sz w:val="24"/>
         </w:rPr>
-        <w:t xml:space="preserve"> shift displacement (cases performed in a different shift than planned), urgency mix and timing, unplanned urgent-case disruption per day and per room, first-case start-time deviation per room, inter-case idle time, and room swaps. This study is reported following the STROBE guidelines for observational studies.</w:t>
+        <w:t xml:space="preserve"> shift displacement (cases performed in a different shift than planned), urgency mix and timing, unplanned urgent-case disruption per day and per room, first-case start-time deviation per room, inter-case idle time, and room swaps. To test whether first-case punctuality and inter-case idle time were associated with room-level overtime rates, we computed Spearman rank correlations across the 18 rooms. This study is reported following the STROBE guidelines for observational studies.</w:t>
       </w:r>
     </w:p>
     <w:p>
@@ -1044,7 +1044,7 @@
           <w:i w:val="0"/>
           <w:sz w:val="24"/>
         </w:rPr>
-        <w:t>This study used fully de-identified administrative data with institutional approval. No patient interaction occurred.</w:t>
+        <w:t>This study used fully anonymised administrative data with institutional approval. No patient interaction occurred.</w:t>
       </w:r>
     </w:p>
     <w:p>
@@ -1059,35 +1059,6 @@
           <w:sz w:val="24"/>
         </w:rPr>
         <w:t>RESULTS</w:t>
-      </w:r>
-    </w:p>
-    <w:p>
-      <w:pPr>
-        <w:spacing w:before="240" w:after="120" w:line="480" w:lineRule="exact"/>
-        <w:jc w:val="left"/>
-      </w:pPr>
-      <w:r>
-        <w:rPr>
-          <w:rFonts w:ascii="Times New Roman" w:hAnsi="Times New Roman"/>
-          <w:b/>
-          <w:sz w:val="24"/>
-        </w:rPr>
-        <w:t>Sample overview</w:t>
-      </w:r>
-    </w:p>
-    <w:p>
-      <w:pPr>
-        <w:spacing w:after="120" w:before="0" w:line="480" w:lineRule="exact"/>
-        <w:jc w:val="left"/>
-      </w:pPr>
-      <w:r>
-        <w:rPr>
-          <w:rFonts w:ascii="Times New Roman" w:hAnsi="Times New Roman"/>
-          <w:b w:val="0"/>
-          <w:i w:val="0"/>
-          <w:sz w:val="24"/>
-        </w:rPr>
-        <w:t>The cohort comprised 79,352 cases across 18 surgical operating rooms, involving 60,895 unique patients, 195 surgeons, and 207 anaesthesiologists performing 1,276 distinct procedure types. Weekday volume was evenly distributed (17.9 to 20.0% Monday through Friday); weekends accounted for 1.8 to 2.1%. Year-on-year volume grew from 22,133 in 2022 to 23,738 in 2024, with 9,906 recorded through May 2025. The urgency mix was 85.4% elective and 14.6% non-elective.</w:t>
       </w:r>
     </w:p>
     <w:p>
@@ -1213,7 +1184,7 @@
           <w:i w:val="0"/>
           <w:sz w:val="24"/>
         </w:rPr>
-        <w:t xml:space="preserve"> Of all cases, 45.7% ran longer than planned and 54.3% ran shorter. The mean overrun was 22.6 minutes (median 14); the mean underrun was 21.2 minutes (median 12). On average, the planning system was roughly unbiased. The problem was dispersion. The coefficient of variation of observed duration was lowest for mid-length cases (0.35 to 0.36 for 61 to 180 minutes), moderate for short cases (0.61 for under 30 minutes), and intermediate for very long cases (0.42 for over 180 minutes). Planning-deviation CV was more extreme: the over-180-minute bucket had a CV of 1.86 (Supplementary Table S1). The procedures with the largest absolute deviations — complex cardiac and oncology cases — were concentrated in the rooms with the highest overtime.</w:t>
+        <w:t xml:space="preserve"> Across all 79,352 cases (not only those with overtime), 45.7% ran longer than planned and 54.3% ran shorter. The mean overrun was 22.6 minutes (median 14); the mean underrun was 21.2 minutes (median 12). On average, the planning system was roughly unbiased. The problem was dispersion. The coefficient of variation of observed duration was lowest for mid-length cases (0.35 to 0.36 for 61 to 180 minutes), moderate for short cases (0.61 for under 30 minutes), and intermediate for very long cases (0.42 for over 180 minutes). Planning-deviation CV was more extreme: the over-180-minute bucket had a CV of 1.86, meaning the standard deviation of the planning error was nearly twice the mean — an indication that duration estimates for the longest cases are unreliable (Supplementary Table S1). The procedures with the largest absolute deviations — complex cardiac and oncology cases — were concentrated in the rooms with the highest overtime.</w:t>
       </w:r>
     </w:p>
     <w:p>
@@ -1303,7 +1274,7 @@
           <w:i/>
           <w:sz w:val="24"/>
         </w:rPr>
-        <w:t>Factors not associated with overtime.</w:t>
+        <w:t>First-case punctuality.</w:t>
       </w:r>
       <w:r>
         <w:rPr>
@@ -1312,15 +1283,7 @@
           <w:i w:val="0"/>
           <w:sz w:val="24"/>
         </w:rPr>
-        <w:t xml:space="preserve"> Room swaps affected 0.7% of cases (519 of 79,352). Swapped cases had a higher overtime rate (14.8% versus 9.7%), but whether swaps contribute to or result from overtime cannot be determined. Inter-case idle time had a median of 8 minutes and a mean of 9.9 minutes, with a 95th percentile of 25 minutes; turnover was not the bottleneck.</w:t>
-      </w:r>
-      <w:r>
-        <w:rPr>
-          <w:rFonts w:ascii="Times New Roman" w:hAnsi="Times New Roman"/>
-          <w:sz w:val="24"/>
-          <w:vertAlign w:val="superscript"/>
-        </w:rPr>
-        <w:t>22</w:t>
+        <w:t xml:space="preserve"> Room swaps affected 0.7% of cases (519 of 79,352). Swapped cases had a higher overtime rate (14.8% versus 9.7%), but whether swaps contribute to or result from overtime cannot be determined.</w:t>
       </w:r>
     </w:p>
     <w:p>
@@ -1335,7 +1298,7 @@
           <w:i w:val="0"/>
           <w:sz w:val="24"/>
         </w:rPr>
-        <w:t>First-case punctuality showed no consistent association with room-level overtime. OR10 had the best punctuality (46.1% late) yet the worst overtime (32.9%). OR14 had the second-worst punctuality (78.7% late) yet the lowest overtime (3.5%). OR11 had the worst punctuality (82.4% late) yet mid-pack overtime (11.7%). This is consistent with Pandit et al., who reported R-squared values of 0.04 to 0.08 between start and finish times across more than 7,000 theatre lists.</w:t>
+        <w:t>First-case punctuality showed no significant correlation with room-level overtime (Spearman rho = −0.29, p = 0.24). OR10 had the best punctuality (46.1% late) yet the worst overtime (32.9%). OR14 had the second-worst punctuality (78.7% late) yet the lowest overtime (3.5%). OR11 had the worst punctuality (82.4% late) yet mid-pack overtime (11.7%). This is consistent with Pandit et al., who reported R-squared values of 0.04 to 0.08 between start and finish times across more than 7,000 theatre lists.</w:t>
       </w:r>
       <w:r>
         <w:rPr>
@@ -1344,6 +1307,46 @@
           <w:vertAlign w:val="superscript"/>
         </w:rPr>
         <w:t>23</w:t>
+      </w:r>
+    </w:p>
+    <w:p>
+      <w:pPr>
+        <w:spacing w:after="120" w:before="0" w:line="480" w:lineRule="exact"/>
+        <w:jc w:val="left"/>
+      </w:pPr>
+      <w:r>
+        <w:rPr>
+          <w:rFonts w:ascii="Times New Roman" w:hAnsi="Times New Roman"/>
+          <w:i/>
+          <w:sz w:val="24"/>
+        </w:rPr>
+        <w:t>Inter-case idle time.</w:t>
+      </w:r>
+      <w:r>
+        <w:rPr>
+          <w:rFonts w:ascii="Times New Roman" w:hAnsi="Times New Roman"/>
+          <w:b w:val="0"/>
+          <w:i w:val="0"/>
+          <w:sz w:val="24"/>
+        </w:rPr>
+        <w:t xml:space="preserve"> Mean idle time between consecutive same-room cases had a median of 8 minutes and a mean of 9.9 minutes, with a 95th percentile of 25 minutes; turnover was not a bottleneck.</w:t>
+      </w:r>
+      <w:r>
+        <w:rPr>
+          <w:rFonts w:ascii="Times New Roman" w:hAnsi="Times New Roman"/>
+          <w:sz w:val="24"/>
+          <w:vertAlign w:val="superscript"/>
+        </w:rPr>
+        <w:t>22</w:t>
+      </w:r>
+      <w:r>
+        <w:rPr>
+          <w:rFonts w:ascii="Times New Roman" w:hAnsi="Times New Roman"/>
+          <w:b w:val="0"/>
+          <w:i w:val="0"/>
+          <w:sz w:val="24"/>
+        </w:rPr>
+        <w:t xml:space="preserve"> The Spearman correlation between mean inter-case idle time and overtime rate across the 18 rooms was 0.89 (p &lt; 0.001). This association was driven almost entirely by OR10, which combined high idle time with high overtime. After excluding OR10, the pattern did not hold. The high idle time in OR10 most likely reflects complex cardiac cases with long setup and preparation rather than avoidable turnover delay; idle time in this context is a marker of case-mix complexity, not an independent contributor to overtime.</w:t>
       </w:r>
     </w:p>
     <w:p>
@@ -1386,7 +1389,7 @@
           <w:i w:val="0"/>
           <w:sz w:val="24"/>
         </w:rPr>
-        <w:t>A hospital-wide overtime rate of 9.7% is unremarkable. The distribution, however, is strikingly uneven. OR10 ran overtime in one of every three cases; OR14, in the same hospital, ran 3.5%. The ten-fold within-hospital spread was wider than the between-campus spread across the hospital network (0.5 to 9.7%). Hospital-wide targets such as "reduce overtime by 10%" will not reach the problem unless decomposed by room. Zhang, Dunstan, and Pandit made the same point: aggregate metrics hide room-level operational reality.</w:t>
+        <w:t>A hospital-wide overtime rate of 9.7% is unremarkable. The distribution, however, is strikingly uneven. OR10 ran overtime in one of every three cases; OR14, in the same hospital, ran 3.5%. The ten-fold within-hospital spread was wider than the between-campus spread across the hospital network (0.5 to 9.7%). Hospital-wide targets such as “reduce overtime by 10%” will not reach the problem unless decomposed by room. Zhang, Dunstan, and Pandit made the same point: aggregate metrics hide room-level operational reality.</w:t>
       </w:r>
       <w:r>
         <w:rPr>
@@ -1440,7 +1443,7 @@
           <w:i w:val="0"/>
           <w:sz w:val="24"/>
         </w:rPr>
-        <w:t>The procedures with the largest planning deviations — complex cardiac and oncology cases — clustered in the rooms with the highest overtime. This concentration suggests that case-mix complexity, rather than scheduling inefficiency alone, explains much of the room-level variation. Wachtel and Dexter showed in a large operational dataset that tardiness grows as cumulative duration uncertainty accumulates through the day.</w:t>
+        <w:t>The procedures with the largest planning deviations and the highest planned durations — complex cardiac and oncology cases — clustered in the rooms with the highest overtime. This concentration suggests that case-mix complexity, rather than scheduling inefficiency alone, explains much of the room-level variation. Wachtel and Dexter showed in a large operational dataset that cumulative delay grows as duration uncertainty accumulates through the day.</w:t>
       </w:r>
       <w:r>
         <w:rPr>
@@ -1489,7 +1492,7 @@
           <w:i w:val="0"/>
           <w:sz w:val="24"/>
         </w:rPr>
-        <w:t>Unplanned urgent-case disruption of the elective programme occurred on more than two-thirds of observation days and was associated with a median difference of approximately 30 minutes in elective start times. This makes urgent arrivals a routine scheduling factor rather than an exception. Protecting the elective programme from this disruption through dedicated urgent rooms or scheduling buffers may be more effective than reactive rescheduling.</w:t>
+        <w:t>Unplanned urgent-case disruption of the elective programme occurred on more than two-thirds of observation days and was associated with a median difference of approximately 30 minutes in elective start times. This makes urgent arrivals a routine scheduling factor rather than an exception. The study hospital already designates rooms for urgent cases, yet disruption still occurred on the majority of days, suggesting that current allocation does not fully absorb urgent-case demand. Additional scheduling buffers or capacity reallocation may be needed.</w:t>
       </w:r>
     </w:p>
     <w:p>
@@ -1504,7 +1507,7 @@
           <w:i w:val="0"/>
           <w:sz w:val="24"/>
         </w:rPr>
-        <w:t>The conventional view holds that first-case punctuality drives end-of-day performance, with each minute of tardiness carrying a marginal cost.</w:t>
+        <w:t>The conventional view holds that first-case punctuality drives end-of-day performance, with each minute of late start carrying a marginal cost.</w:t>
       </w:r>
       <w:r>
         <w:rPr>
@@ -1521,7 +1524,7 @@
           <w:i w:val="0"/>
           <w:sz w:val="24"/>
         </w:rPr>
-        <w:t xml:space="preserve"> In our data, the room with the best start-time punctuality had the worst overtime, while a room with among the worst punctuality had the lowest. Pandit et al. reported a similar disconnect.</w:t>
+        <w:t xml:space="preserve"> In our data, the Spearman correlation between first-case late-start rate and room-level overtime rate was −0.29 (p = 0.24), indicating no significant association. The room with the best start-time punctuality had the worst overtime, while a room with among the worst punctuality had the lowest. Pandit et al. reported a similar disconnect.</w:t>
       </w:r>
       <w:r>
         <w:rPr>
@@ -1538,7 +1541,7 @@
           <w:i w:val="0"/>
           <w:sz w:val="24"/>
         </w:rPr>
-        <w:t xml:space="preserve"> This descriptive pattern does not prove that first-case punctuality is unrelated to overtime — unmeasured confounders such as case-mix complexity may explain the apparent dissociation — but it does suggest that the relationship, if present, is not straightforward. The association would need to be tested with appropriate statistical adjustment before drawing firm conclusions.</w:t>
+        <w:t xml:space="preserve"> This does not prove that first-case punctuality is unrelated to overtime — case-mix complexity may explain the apparent dissociation — but it does suggest that the relationship is not straightforward and that first-case punctuality may not be an effective intervention target in all settings.</w:t>
       </w:r>
     </w:p>
     <w:p>
@@ -1567,7 +1570,7 @@
           <w:i w:val="0"/>
           <w:sz w:val="24"/>
         </w:rPr>
-        <w:t>The overtime we document exposes both patients and staff to known risks. As reviewed in the Introduction, after-hours surgery carries elevated mortality risk, although the effect size is contested,</w:t>
+        <w:t>The overtime documented here is operationally comparable to the exposure that other studies have linked to staff fatigue, elevated after-hours mortality, and increased complication risk.</w:t>
       </w:r>
       <w:r>
         <w:rPr>
@@ -1575,7 +1578,7 @@
           <w:sz w:val="24"/>
           <w:vertAlign w:val="superscript"/>
         </w:rPr>
-        <w:t>2,3,4</w:t>
+        <w:t>2–13</w:t>
       </w:r>
       <w:r>
         <w:rPr>
@@ -1584,24 +1587,7 @@
           <w:i w:val="0"/>
           <w:sz w:val="24"/>
         </w:rPr>
-        <w:t xml:space="preserve"> and overtime and long shifts are associated with burnout, reduced care quality, and intent to leave.</w:t>
-      </w:r>
-      <w:r>
-        <w:rPr>
-          <w:rFonts w:ascii="Times New Roman" w:hAnsi="Times New Roman"/>
-          <w:sz w:val="24"/>
-          <w:vertAlign w:val="superscript"/>
-        </w:rPr>
-        <w:t>9,10,11,12</w:t>
-      </w:r>
-      <w:r>
-        <w:rPr>
-          <w:rFonts w:ascii="Times New Roman" w:hAnsi="Times New Roman"/>
-          <w:b w:val="0"/>
-          <w:i w:val="0"/>
-          <w:sz w:val="24"/>
-        </w:rPr>
-        <w:t xml:space="preserve"> At a hospital where 25 rooms drop to 8, then 4, then 1, each case past the shift boundary lands in a setting with fewer staff and more handovers. Room-level monitoring is the necessary first step; Phase 2 of this programme will test whether the overtime patterns we describe are linked to patient outcomes in this cohort.</w:t>
+        <w:t xml:space="preserve"> Whether these harms are present in this cohort cannot be determined from administrative data alone; direct measurement of patient and staff outcomes associated with room-level overtime remains an important next step for future research. At a hospital where 25 staffed rooms drop to 8, then 4, then 1, each case past the shift boundary lands in a setting with fewer staff and more handovers. Room-level monitoring — decomposing aggregate metrics into per-room overtime rates — is a practical first step toward identifying where interventions would have the greatest effect.</w:t>
       </w:r>
     </w:p>
     <w:p>
@@ -1630,7 +1616,7 @@
           <w:i w:val="0"/>
           <w:sz w:val="24"/>
         </w:rPr>
-        <w:t>This study has several limitations. It is a single-site retrospective analysis, so whether the concentration pattern holds in hospitals with different staffing models is unknown. The administrative data provide room-in and room-out times only, so we cannot decompose what happens inside the case. We do not measure patient or staff outcomes directly; the harm argument rests on published literature, not on complications or burnout scores from this cohort. The urgency flag is set at booking, and we cannot distinguish truly emergent cases from semi-urgent or add-on elective cases. OR10 handles complex cardiac surgery, and its high overtime may partly reflect irreducible procedural duration rather than schedulable inefficiency; we describe this but cannot adjust for it without procedure-level risk scores. The link between after-hours surgery and patient harm rests on observational mortality studies whose effect sizes range widely (adjusted odds ratio 1.16</w:t>
+        <w:t>This study has several limitations. It is a single-site retrospective analysis, so whether the concentration pattern holds in hospitals with different staffing models is unknown. We do not measure patient or staff outcomes directly; the harm argument rests on published literature, not on complications or burnout scores from this cohort. OR10 handles complex cardiac surgery, and its high overtime may partly reflect irreducible procedural duration rather than schedulable inefficiency; we describe this but cannot adjust for it without procedure-level risk scores. The link between after-hours surgery and patient harm rests on observational mortality studies whose effect sizes range widely (adjusted odds ratio 1.16</w:t>
       </w:r>
       <w:r>
         <w:rPr>
@@ -1710,7 +1696,7 @@
           <w:i w:val="0"/>
           <w:sz w:val="24"/>
         </w:rPr>
-        <w:t>Operating-room overtime at this tertiary hospital concentrated in a small number of rooms, with case-mix complexity and unplanned urgent-case disruption of the elective programme as the most visible associated factors. First-case punctuality and inter-case idle time were not associated with room-level overtime. The findings support room-level rather than hospital-level overtime monitoring and scheduling interventions that account for urgent-case flow. Phase 2 of this research programme will link the operational patterns to patient outcome data.</w:t>
+        <w:t>Operating-room overtime at this tertiary hospital concentrated in a small number of rooms, with case-mix complexity and unplanned urgent-case disruption of the elective programme as the most visible associated factors. First-case punctuality showed no significant correlation with room-level overtime (Spearman rho = −0.29, p = 0.24), and the association between inter-case idle time and overtime was driven by a single high-complexity room. The findings support room-level rather than hospital-level overtime monitoring and scheduling interventions that account for urgent-case flow.</w:t>
       </w:r>
     </w:p>
     <w:p>
@@ -1826,7 +1812,7 @@
           <w:i w:val="0"/>
           <w:sz w:val="24"/>
         </w:rPr>
-        <w:t>The dataset contains de-identified administrative hospital data. Requests for access should be directed to the hospital's research office.</w:t>
+        <w:t>The dataset contains anonymised administrative hospital data. Requests for access should be directed to the hospital's research office.</w:t>
       </w:r>
     </w:p>
     <w:p>
@@ -1855,7 +1841,7 @@
           <w:i w:val="0"/>
           <w:sz w:val="24"/>
         </w:rPr>
-        <w:t>Patients were not involved in the design, conduct, or reporting of this study.</w:t>
+        <w:t>Given the retrospective use of fully anonymised administrative data, no patient or public involvement in the design, conduct, or reporting of this study was applicable.</w:t>
       </w:r>
     </w:p>
     <w:p>
@@ -2049,7 +2035,7 @@
           <w:rFonts w:ascii="Times New Roman" w:hAnsi="Times New Roman"/>
           <w:sz w:val="24"/>
         </w:rPr>
-        <w:t>Griffiths P, Dall’Ora C, Simon M, et al. Nurses’ shift length and overtime working in 12 European countries: the association with perceived quality of care and patient safety. Med Care 2014;52(11):975-81.</w:t>
+        <w:t>Griffiths P, Dall'Ora C, Simon M, et al. Nurses' shift length and overtime working in 12 European countries: the association with perceived quality of care and patient safety. Med Care 2014;52(11):975-81.</w:t>
       </w:r>
     </w:p>
     <w:p>
@@ -2069,7 +2055,7 @@
           <w:rFonts w:ascii="Times New Roman" w:hAnsi="Times New Roman"/>
           <w:sz w:val="24"/>
         </w:rPr>
-        <w:t>Dall’Ora C, Griffiths P, Ball J, et al. Association of 12 h shifts and nurses’ job satisfaction, burnout and intention to leave: findings from a cross-sectional study of 12 European countries. BMJ Open 2015;5(9):e008331.</w:t>
+        <w:t>Dall'Ora C, Griffiths P, Ball J, et al. Association of 12 h shifts and nurses' job satisfaction, burnout and intention to leave: findings from a cross-sectional study of 12 European countries. BMJ Open 2015;5(9):e008331.</w:t>
       </w:r>
     </w:p>
     <w:p>
@@ -2109,7 +2095,7 @@
           <w:rFonts w:ascii="Times New Roman" w:hAnsi="Times New Roman"/>
           <w:sz w:val="24"/>
         </w:rPr>
-        <w:t>Dall’Ora C, Ball J, Recio-Saucedo A, Griffiths P. Characteristics of shift work and their impact on employee performance and wellbeing: a literature review. Int J Nurs Stud 2016;57:12-27.</w:t>
+        <w:t>Dall'Ora C, Ball J, Recio-Saucedo A, Griffiths P. Characteristics of shift work and their impact on employee performance and wellbeing: a literature review. Int J Nurs Stud 2016;57:12-27.</w:t>
       </w:r>
     </w:p>
     <w:p>
@@ -2129,7 +2115,7 @@
           <w:rFonts w:ascii="Times New Roman" w:hAnsi="Times New Roman"/>
           <w:sz w:val="24"/>
         </w:rPr>
-        <w:t>Dall’Ora C, Ball J, Reinius M, Griffiths P. Burnout in nursing: a theoretical review. Hum Resour Health 2020;18:41.</w:t>
+        <w:t>Dall'Ora C, Ball J, Reinius M, Griffiths P. Burnout in nursing: a theoretical review. Hum Resour Health 2020;18:41.</w:t>
       </w:r>
     </w:p>
     <w:p>
@@ -2189,7 +2175,7 @@
           <w:rFonts w:ascii="Times New Roman" w:hAnsi="Times New Roman"/>
           <w:sz w:val="24"/>
         </w:rPr>
-        <w:t>Zhang C, Dunstan C, Pandit JJ. A tutorial on “capped utilisation” as a metric and key performance target in NHS England’s Model Hospital operating theatres database: caution for international healthcare systems. Anesthesiol Perioper Sci 2024. DOI: 10.1007/s44254-024-00073-3.</w:t>
+        <w:t>Zhang C, Dunstan C, Pandit JJ. A tutorial on “capped utilisation” as a metric and key performance target in NHS England's Model Hospital operating theatres database: caution for international healthcare systems. Anesthesiol Perioper Sci 2024. DOI: 10.1007/s44254-024-00073-3.</w:t>
       </w:r>
     </w:p>
     <w:p>

--- a/paper/bmjqs_v2_overtime/submission/manuscript.docx
+++ b/paper/bmjqs_v2_overtime/submission/manuscript.docx
@@ -665,7 +665,7 @@
           <w:i w:val="0"/>
           <w:sz w:val="24"/>
         </w:rPr>
-        <w:t>The severity of these consequences depends on what happens at the shift boundary. At the study hospital, 25 rooms (18 surgical, 7 interventional) are staffed during the 08:00 to 16:30 day shift, with 2 to 3 nurses per room. At 16:30, capacity drops to 8 rooms. At 17:30, it drops to 4. Overnight, a single room remains staffed. A case running past the shift boundary competes for a diminishing set of staffed rooms. The nursing team hands over at the boundary regardless of whether a procedure is in progress; surgeons and anaesthesiologists remain with the case until completion.</w:t>
+        <w:t>The severity of these consequences depends on what happens at the shift boundary. On weekdays, 25 rooms (18 surgical, 7 interventional) are staffed during the 08:00 to 16:30 day shift, with 2 to 3 nurses per room. At 16:30, capacity drops to 8 rooms. At 17:30, it drops to 4. Overnight, a single room remains staffed. At weekends the elective programme does not run, and the hospital staffs a reduced roster for urgent and emergency cases only. A case running past the shift boundary competes for a diminishing set of staffed rooms. The nursing team hands over at the boundary regardless of whether a procedure is in progress; surgeons and anaesthesiologists remain with the case until completion.</w:t>
       </w:r>
     </w:p>
     <w:p>
@@ -1087,7 +1087,7 @@
           <w:i w:val="0"/>
           <w:sz w:val="24"/>
         </w:rPr>
-        <w:t>Of 79,352 cases, 7,729 (9.7%) ran past the end of their assigned shift. Among overtime cases, the mean was 60.3 minutes, the median 39, and the 95th percentile 197 (Table 1). Weekday rates were similar (8.8 to 9.9%) but roughly 1.7 times higher on weekends (Saturday 16.8%, Sunday 15.5%), when volume is almost entirely non-elective. The year-on-year trend showed gradual improvement: 10.0% in 2022, 10.0% in 2023, 9.7% in 2024, and 8.6% in the partial 2025 data.</w:t>
+        <w:t>Of 79,352 cases, 7,729 (9.7%) ran past the end of their assigned shift. Among overtime cases, the mean was 60.3 minutes, the median 39, and the 95th percentile 197 (Table 1). Weekday rates were similar (8.8 to 9.9%) but roughly 1.7 times higher on weekends (Saturday 16.8%, Sunday 15.5%), when the elective programme does not run and volume is almost entirely urgent or emergency surgery. The year-on-year trend showed gradual improvement: 10.0% in 2022, 10.0% in 2023, 9.7% in 2024, and 8.6% in the partial 2025 data.</w:t>
       </w:r>
     </w:p>
     <w:p>
@@ -1102,7 +1102,7 @@
           <w:i/>
           <w:sz w:val="24"/>
         </w:rPr>
-        <w:t>[Table 1. Overtime summary by weekday and year. Cases, overtime count, overtime percentage, and mean overtime minutes by weekday (Monday-Sunday) and year (2022-2025).]</w:t>
+        <w:t>[Table 1. Overtime summary by weekday and calendar year. A single table with two strata — weekday (Monday-Sunday) and calendar year (2022-2025) — reporting cases, overtime count, overtime rate, and mean overtime minutes, with an overall total row.]</w:t>
       </w:r>
     </w:p>
     <w:p>
@@ -1230,7 +1230,7 @@
           <w:i w:val="0"/>
           <w:sz w:val="24"/>
         </w:rPr>
-        <w:t xml:space="preserve"> Urgent cases constituted 14.6% of volume (11,616 of 79,352). Per case, urgent surgery ran after-hours at more than twice the elective rate (18.2% versus 8.3%, Table 2), with heavier tails (P95 69 versus 29 minutes). Because elective cases outnumbered urgent cases nearly six to one, the absolute volume of after-hours minutes was still dominated by the elective programme.</w:t>
+        <w:t xml:space="preserve"> Urgent cases constituted 14.6% of volume (11,616 of 79,352). Per case, urgent surgery ran after-hours at more than twice the elective rate (18.2% versus 8.3%, Table 2A), with heavier tails (P95 69 versus 29 minutes). Because elective cases outnumbered urgent cases nearly six to one, the absolute volume of after-hours minutes was still dominated by the elective programme.</w:t>
       </w:r>
     </w:p>
     <w:p>
@@ -1245,7 +1245,7 @@
           <w:i w:val="0"/>
           <w:sz w:val="24"/>
         </w:rPr>
-        <w:t>Unplanned urgent-case disruption of the elective programme occurred on 858 of 1,247 observation days (68.8%). On days with disruption, elective cases started approximately 30 minutes later than on days without, a gap that reached 60 minutes in early 2022 before narrowing. OR11 absorbed the highest disruption burden, with 475 events affecting 15.2% of its elective cases (Supplementary Table S2).</w:t>
+        <w:t>Unplanned urgent-case disruption of the elective programme occurred on 858 of 1,247 observation days (68.8%, Table 2B). On days with disruption, elective cases started approximately 30 minutes later than on days without, a gap that reached 60 minutes in early 2022 before narrowing. OR11 absorbed the highest disruption burden, with 475 events affecting 15.2% of its elective cases (Table 2B; Supplementary Table S2).</w:t>
       </w:r>
     </w:p>
     <w:p>

--- a/paper/bmjqs_v2_overtime/submission/manuscript.docx
+++ b/paper/bmjqs_v2_overtime/submission/manuscript.docx
@@ -147,7 +147,7 @@
           <w:rFonts w:ascii="Times New Roman" w:hAnsi="Times New Roman"/>
           <w:sz w:val="24"/>
         </w:rPr>
-        <w:t xml:space="preserve"> Operating-room overtime exposes patients and staff to increased risks, but how overtime distributes within a hospital and which operational factors are associated with it is not well characterised.</w:t>
+        <w:t xml:space="preserve"> Operating-room overtime is associated with elevated patient mortality, staff fatigue, and disproportionate costs. Most studies report overtime as a hospital-wide aggregate, which can obscure where the problem concentrates and misdirect quality improvement efforts.</w:t>
       </w:r>
     </w:p>
     <w:p>
@@ -306,36 +306,6 @@
     </w:p>
     <w:p>
       <w:pPr>
-        <w:spacing w:after="40" w:before="0" w:line="480" w:lineRule="exact"/>
-        <w:jc w:val="left"/>
-      </w:pPr>
-      <w:r>
-        <w:rPr>
-          <w:rFonts w:ascii="Times New Roman" w:hAnsi="Times New Roman"/>
-          <w:b w:val="0"/>
-          <w:i w:val="0"/>
-          <w:sz w:val="24"/>
-        </w:rPr>
-        <w:t>• Operating-room overtime increases staffing costs and is associated with poorer patient and staff outcomes.</w:t>
-      </w:r>
-    </w:p>
-    <w:p>
-      <w:pPr>
-        <w:spacing w:after="40" w:before="0" w:line="480" w:lineRule="exact"/>
-        <w:jc w:val="left"/>
-      </w:pPr>
-      <w:r>
-        <w:rPr>
-          <w:rFonts w:ascii="Times New Roman" w:hAnsi="Times New Roman"/>
-          <w:b w:val="0"/>
-          <w:i w:val="0"/>
-          <w:sz w:val="24"/>
-        </w:rPr>
-        <w:t>• Most hospitals monitor overtime at the aggregate hospital or site level.</w:t>
-      </w:r>
-    </w:p>
-    <w:p>
-      <w:pPr>
         <w:spacing w:after="120" w:before="0" w:line="480" w:lineRule="exact"/>
         <w:jc w:val="left"/>
       </w:pPr>
@@ -346,7 +316,7 @@
           <w:i w:val="0"/>
           <w:sz w:val="24"/>
         </w:rPr>
-        <w:t>• First-case punctuality is widely promoted as a lever for reducing end-of-day overruns.</w:t>
+        <w:t>• Operating-room overtime is associated with elevated patient mortality, staff fatigue, and burnout, and imposes disproportionate financial costs. Prior work has largely reported overtime as a hospital-wide aggregate, which can obscure where the problem actually resides.</w:t>
       </w:r>
     </w:p>
     <w:p>
@@ -1298,7 +1268,7 @@
           <w:i w:val="0"/>
           <w:sz w:val="24"/>
         </w:rPr>
-        <w:t>First-case punctuality showed no significant correlation with room-level overtime (Spearman rho = −0.29, p = 0.24). OR10 had the best punctuality (46.1% late) yet the worst overtime (32.9%). OR14 had the second-worst punctuality (78.7% late) yet the lowest overtime (3.5%). OR11 had the worst punctuality (82.4% late) yet mid-pack overtime (11.7%). This is consistent with Pandit et al., who reported R-squared values of 0.04 to 0.08 between start and finish times across more than 7,000 theatre lists.</w:t>
+        <w:t>Across all 18 rooms, late-start rate showed no significant correlation with room-level overtime rate (Spearman rho = −0.29, p = 0.24). The direction of the association was negative: rooms with higher late-start rates tended to have lower overtime rates rather than higher ones. OR10 had the lowest late-start rate of all 18 rooms (46.1%) yet the highest overtime rate (32.9%); OR14 had a late-start rate of 78.7% yet the lowest overtime rate (3.5%); OR11 had the highest late-start rate (82.4%) with a mid-range overtime rate (11.7%). This is consistent with Pandit et al., who reported R-squared values of 0.04 to 0.08 between start and finish times across more than 7,000 operating room lists.</w:t>
       </w:r>
       <w:r>
         <w:rPr>
@@ -1307,6 +1277,15 @@
           <w:vertAlign w:val="superscript"/>
         </w:rPr>
         <w:t>23</w:t>
+      </w:r>
+      <w:r>
+        <w:rPr>
+          <w:rFonts w:ascii="Times New Roman" w:hAnsi="Times New Roman"/>
+          <w:b w:val="0"/>
+          <w:i w:val="0"/>
+          <w:sz w:val="24"/>
+        </w:rPr>
+        <w:t xml:space="preserve"> First-case punctuality was therefore not associated with where overtime accumulates at the room level.</w:t>
       </w:r>
     </w:p>
     <w:p>
@@ -1329,7 +1308,7 @@
           <w:i w:val="0"/>
           <w:sz w:val="24"/>
         </w:rPr>
-        <w:t xml:space="preserve"> Mean idle time between consecutive same-room cases had a median of 8 minutes and a mean of 9.9 minutes, with a 95th percentile of 25 minutes; turnover was not a bottleneck.</w:t>
+        <w:t xml:space="preserve"> Across all 18 rooms, inter-case idle time had a median of 8 minutes and a mean of 9.9 minutes.</w:t>
       </w:r>
       <w:r>
         <w:rPr>
@@ -1346,7 +1325,7 @@
           <w:i w:val="0"/>
           <w:sz w:val="24"/>
         </w:rPr>
-        <w:t xml:space="preserve"> The Spearman correlation between mean inter-case idle time and overtime rate across the 18 rooms was 0.89 (p &lt; 0.001). This association was driven almost entirely by OR10, which combined high idle time with high overtime. After excluding OR10, the pattern did not hold. The high idle time in OR10 most likely reflects complex cardiac cases with long setup and preparation rather than avoidable turnover delay; idle time in this context is a marker of case-mix complexity, not an independent contributor to overtime.</w:t>
+        <w:t xml:space="preserve"> At the room level, mean idle time was positively correlated with overtime rate (Spearman rho = 0.89, p &lt; 0.001), driven largely by OR10, which had both the highest mean idle time (22.6 minutes) and the highest overtime rate (32.9%). Excluding OR10, the pattern did not hold consistently across the remaining rooms. The elevated idle time in OR10 most plausibly reflects preparation demands between complex cardiac cases rather than inefficient turnover, and is better understood as a marker of case-mix complexity than as a scheduling inefficiency. Inter-case turnover was therefore not identified as an independent contributor to room-level overtime.</w:t>
       </w:r>
     </w:p>
     <w:p>

--- a/paper/bmjqs_v2_overtime/submission/manuscript.docx
+++ b/paper/bmjqs_v2_overtime/submission/manuscript.docx
@@ -189,7 +189,7 @@
           <w:rFonts w:ascii="Times New Roman" w:hAnsi="Times New Roman"/>
           <w:sz w:val="24"/>
         </w:rPr>
-        <w:t xml:space="preserve"> Retrospective observational study of administrative data from a 24/7 tertiary hospital in Belgium running 18 surgical operating rooms.</w:t>
+        <w:t xml:space="preserve"> Retrospective observational study of administrative operating-room data at a 24/7 tertiary hospital in Belgium operating 18 surgical operating rooms.</w:t>
       </w:r>
     </w:p>
     <w:p>
@@ -252,7 +252,7 @@
           <w:rFonts w:ascii="Times New Roman" w:hAnsi="Times New Roman"/>
           <w:sz w:val="24"/>
         </w:rPr>
-        <w:t xml:space="preserve"> 7,729 cases (9.7%) ran past the end of their assigned shift, with a mean overtime of 60.3 minutes and a 95th percentile of 197 minutes. Overtime concentrated in a small number of rooms: OR10 ran overtime on 32.9% of its cases (mean 154 minutes), while OR14 ran overtime on 3.5%. Urgent cases ran after-hours at more than twice the elective rate (18.2% versus 8.3%). Unplanned urgent-case disruption of the elective programme occurred on 68.8% of observation days and was associated with a median difference of approximately 30 minutes in elective start times. First-case punctuality and inter-case idle time showed no consistent association with room-level overtime.</w:t>
+        <w:t xml:space="preserve"> 7,729 cases (9.7%) ran past the end of their assigned shift, with a mean overtime of 60.3 minutes and a 95th percentile of 197 minutes. Overtime concentrated in a small number of rooms: OR10 ran overtime on 32.9% of its cases (mean 154 minutes), while OR14 ran overtime on 3.5%. Urgent cases ran after-hours at more than twice the elective rate (18.2% versus 8.3%). Unplanned urgent cases disrupted the elective programme on 68.8% of observation days, associated with a median difference of approximately 30 minutes in elective start times. First-case punctuality and inter-case idle time showed no consistent association with room-level overtime.</w:t>
       </w:r>
     </w:p>
     <w:p>
@@ -875,21 +875,6 @@
     </w:p>
     <w:p>
       <w:pPr>
-        <w:spacing w:after="120" w:before="0" w:line="480" w:lineRule="exact"/>
-        <w:jc w:val="left"/>
-      </w:pPr>
-      <w:r>
-        <w:rPr>
-          <w:rFonts w:ascii="Times New Roman" w:hAnsi="Times New Roman"/>
-          <w:b w:val="0"/>
-          <w:i w:val="0"/>
-          <w:sz w:val="24"/>
-        </w:rPr>
-        <w:t>An unplanned urgent case was deemed to disrupt the elective programme when the urgent case's actual room matched the elective case's planned room and their time intervals (actual for urgent, planned for elective) overlapped.</w:t>
-      </w:r>
-    </w:p>
-    <w:p>
-      <w:pPr>
         <w:spacing w:before="240" w:after="120" w:line="480" w:lineRule="exact"/>
         <w:jc w:val="left"/>
       </w:pPr>
@@ -968,7 +953,7 @@
           <w:i w:val="0"/>
           <w:sz w:val="24"/>
         </w:rPr>
-        <w:t>Analyses are primarily descriptive; we did not fit causal or multivariable models. For RQ1 (distribution), we computed overtime rate, mean, median, and 95th percentile, stratified by room, weekday, year, and shift. For RQ2 (contributing factors), we assessed duration deviation by planned-duration bucket using coefficients of variation,</w:t>
+        <w:t>All analyses are descriptive; we did not fit causal or inferential models. For RQ1, we computed overtime rate, mean, median, and 95th percentile, stratified by room, weekday, year, and shift. For RQ2, we examined duration deviation by planned-duration bucket using coefficients of variation,</w:t>
       </w:r>
       <w:r>
         <w:rPr>
@@ -985,7 +970,7 @@
           <w:i w:val="0"/>
           <w:sz w:val="24"/>
         </w:rPr>
-        <w:t xml:space="preserve"> shift displacement (cases performed in a different shift than planned), urgency mix and timing, unplanned urgent-case disruption per day and per room, first-case start-time deviation per room, inter-case idle time, and room swaps. To test whether first-case punctuality and inter-case idle time were associated with room-level overtime rates, we computed Spearman rank correlations across the 18 rooms. This study is reported following the STROBE guidelines for observational studies.</w:t>
+        <w:t xml:space="preserve"> urgency mix and timing, urgent-elective interaction (defined and reported in Results), first-case start-time deviation per room, inter-case idle time, and room swaps. We also computed Spearman rank correlations across the 18 rooms between room-level overtime rate and two candidate factors: first-case late-start rate and mean inter-case idle time. Intermediate findings were reviewed with the clinical team and used to refine variable definitions and exclusions. The study is reported in accordance with the STROBE guidelines for observational studies.</w:t>
       </w:r>
     </w:p>
     <w:p>
@@ -1191,7 +1176,7 @@
           <w:i/>
           <w:sz w:val="24"/>
         </w:rPr>
-        <w:t>Unplanned urgent-case disruption.</w:t>
+        <w:t>Urgent-elective interaction.</w:t>
       </w:r>
       <w:r>
         <w:rPr>
@@ -1200,7 +1185,7 @@
           <w:i w:val="0"/>
           <w:sz w:val="24"/>
         </w:rPr>
-        <w:t xml:space="preserve"> Urgent cases constituted 14.6% of volume (11,616 of 79,352). Per case, urgent surgery ran after-hours at more than twice the elective rate (18.2% versus 8.3%, Table 2A), with heavier tails (P95 69 versus 29 minutes). Because elective cases outnumbered urgent cases nearly six to one, the absolute volume of after-hours minutes was still dominated by the elective programme.</w:t>
+        <w:t xml:space="preserve"> Urgent cases accounted for 14.6% of the volume (11,616 of 79,352). Per case, urgent surgery ran past the shift boundary at more than twice the elective rate (18.2% versus 8.3%, Table 2A), with heavier tails (P95 69 versus 29 minutes). Because elective cases outnumbered urgent cases nearly six to one, the absolute volume of overtime minutes was still dominated by the elective programme.</w:t>
       </w:r>
     </w:p>
     <w:p>
@@ -1215,7 +1200,7 @@
           <w:i w:val="0"/>
           <w:sz w:val="24"/>
         </w:rPr>
-        <w:t>Unplanned urgent-case disruption of the elective programme occurred on 858 of 1,247 observation days (68.8%, Table 2B). On days with disruption, elective cases started approximately 30 minutes later than on days without, a gap that reached 60 minutes in early 2022 before narrowing. OR11 absorbed the highest disruption burden, with 475 events affecting 15.2% of its elective cases (Table 2B; Supplementary Table S2).</w:t>
+        <w:t>To assess whether urgent cases disrupt the elective programme, we counted days on which an urgent case ran in a room while an elective case had been planned in the same room over an overlapping time window (urgent case's actual room and room-in to room-out interval matched the elective case's planned room and planned start-to-end interval). Such overlap occurred on 858 of 1,247 observation days (68.8%, Table 2B). On days with overlap, elective cases started later than on days without, a median difference of approximately 30 minutes, a gap that reached 60 minutes in early 2022 before narrowing. OR11 absorbed the highest overlap burden, with 475 events affecting 15.2% of its elective cases (Supplementary Table S2).</w:t>
       </w:r>
     </w:p>
     <w:p>
@@ -1422,7 +1407,7 @@
           <w:i w:val="0"/>
           <w:sz w:val="24"/>
         </w:rPr>
-        <w:t>The procedures with the largest planning deviations and the highest planned durations — complex cardiac and oncology cases — clustered in the rooms with the highest overtime. This concentration suggests that case-mix complexity, rather than scheduling inefficiency alone, explains much of the room-level variation. Wachtel and Dexter showed in a large operational dataset that cumulative delay grows as duration uncertainty accumulates through the day.</w:t>
+        <w:t>The procedures with the largest planning deviations and the highest planned durations — complex cardiac and oncology cases — clustered in the rooms with the highest overtime. This concentration suggests that case-mix complexity, rather than scheduling inefficiency alone, explains much of the room-level variation. Wachtel and Dexter showed in a large operational dataset that delay grows as duration uncertainty accumulates through the day,</w:t>
       </w:r>
       <w:r>
         <w:rPr>
@@ -1439,7 +1424,7 @@
           <w:i w:val="0"/>
           <w:sz w:val="24"/>
         </w:rPr>
-        <w:t xml:space="preserve"> Fugener et al. documented systematic biases in surgeons' duration estimates — planning fallacy, anchoring — that compound across a list.</w:t>
+        <w:t xml:space="preserve"> and Fugener et al. documented systematic biases in surgeons' duration estimates that compound across a list.</w:t>
       </w:r>
       <w:r>
         <w:rPr>
@@ -1456,7 +1441,7 @@
           <w:i w:val="0"/>
           <w:sz w:val="24"/>
         </w:rPr>
-        <w:t xml:space="preserve"> Both findings are consistent with the pattern observed here: high-complexity rooms generate more overtime because their cases carry wider duration uncertainty.</w:t>
+        <w:t xml:space="preserve"> Both observations are consistent with the room-level pattern we describe, although our data cannot test the cumulative-delay account directly.</w:t>
       </w:r>
     </w:p>
     <w:p>
@@ -1471,7 +1456,7 @@
           <w:i w:val="0"/>
           <w:sz w:val="24"/>
         </w:rPr>
-        <w:t>Unplanned urgent-case disruption of the elective programme occurred on more than two-thirds of observation days and was associated with a median difference of approximately 30 minutes in elective start times. This makes urgent arrivals a routine scheduling factor rather than an exception. The study hospital already designates rooms for urgent cases, yet disruption still occurred on the majority of days, suggesting that current allocation does not fully absorb urgent-case demand. Additional scheduling buffers or capacity reallocation may be needed.</w:t>
+        <w:t>Urgent-elective overlap occurred on more than two-thirds of observation days and was associated with a median difference of approximately 30 minutes in elective start times. This makes urgent arrivals a routine scheduling factor rather than an exception. The hospital already operates dedicated rooms for urgent cases, yet this overlap still occurs, suggesting that protecting the elective programme may require additional scheduling buffers or capacity reallocation rather than reactive rescheduling alone.</w:t>
       </w:r>
     </w:p>
     <w:p>
@@ -1486,7 +1471,7 @@
           <w:i w:val="0"/>
           <w:sz w:val="24"/>
         </w:rPr>
-        <w:t>The conventional view holds that first-case punctuality drives end-of-day performance, with each minute of late start carrying a marginal cost.</w:t>
+        <w:t>A common assumption is that first-case-on-time-start (FCOTS) drives end-of-day performance, with each minute of tardiness carrying a marginal cost.</w:t>
       </w:r>
       <w:r>
         <w:rPr>
@@ -1503,7 +1488,7 @@
           <w:i w:val="0"/>
           <w:sz w:val="24"/>
         </w:rPr>
-        <w:t xml:space="preserve"> In our data, the Spearman correlation between first-case late-start rate and room-level overtime rate was −0.29 (p = 0.24), indicating no significant association. The room with the best start-time punctuality had the worst overtime, while a room with among the worst punctuality had the lowest. Pandit et al. reported a similar disconnect.</w:t>
+        <w:t xml:space="preserve"> At the room level, our data do not show that relationship: late-start rate and overtime rate were not significantly correlated (Spearman rho = −0.29, p = 0.24), and the room with the lowest late-start rate (OR10, 46.1%) had the highest overtime (32.9%), while a room with one of the highest late-start rates (OR14, 78.7%) had the lowest overtime (3.5%). Pandit et al. reported a similar disconnect across more than 7,000 operating room lists.</w:t>
       </w:r>
       <w:r>
         <w:rPr>
@@ -1520,7 +1505,7 @@
           <w:i w:val="0"/>
           <w:sz w:val="24"/>
         </w:rPr>
-        <w:t xml:space="preserve"> This does not prove that first-case punctuality is unrelated to overtime — case-mix complexity may explain the apparent dissociation — but it does suggest that the relationship is not straightforward and that first-case punctuality may not be an effective intervention target in all settings.</w:t>
+        <w:t xml:space="preserve"> We do not conclude that FCOTS is unimportant; it remains a reasonable discipline marker. In this dataset, however, it does not predict where overtime accumulates.</w:t>
       </w:r>
     </w:p>
     <w:p>
@@ -1545,11 +1530,42 @@
       <w:r>
         <w:rPr>
           <w:rFonts w:ascii="Times New Roman" w:hAnsi="Times New Roman"/>
+          <w:i/>
+          <w:sz w:val="24"/>
+        </w:rPr>
+        <w:t>Operational implication.</w:t>
+      </w:r>
+      <w:r>
+        <w:rPr>
+          <w:rFonts w:ascii="Times New Roman" w:hAnsi="Times New Roman"/>
           <w:b w:val="0"/>
           <w:i w:val="0"/>
           <w:sz w:val="24"/>
         </w:rPr>
-        <w:t>The overtime documented here is operationally comparable to the exposure that other studies have linked to staff fatigue, elevated after-hours mortality, and increased complication risk.</w:t>
+        <w:t xml:space="preserve"> Room-level monitoring should take precedence over hospital-wide overtime targets, and scheduling should treat urgent-case flow as a routine planning input rather than an exception. At a hospital where 25 staffed rooms drop to 8, then 4, then 1, each case past the shift boundary lands in a setting with fewer staff and more handovers; decomposing aggregate metrics into per-room overtime rates is a practical first step toward identifying where interventions would have the greatest effect.</w:t>
+      </w:r>
+    </w:p>
+    <w:p>
+      <w:pPr>
+        <w:spacing w:after="120" w:before="0" w:line="480" w:lineRule="exact"/>
+        <w:jc w:val="left"/>
+      </w:pPr>
+      <w:r>
+        <w:rPr>
+          <w:rFonts w:ascii="Times New Roman" w:hAnsi="Times New Roman"/>
+          <w:i/>
+          <w:sz w:val="24"/>
+        </w:rPr>
+        <w:t>Clinical implication.</w:t>
+      </w:r>
+      <w:r>
+        <w:rPr>
+          <w:rFonts w:ascii="Times New Roman" w:hAnsi="Times New Roman"/>
+          <w:b w:val="0"/>
+          <w:i w:val="0"/>
+          <w:sz w:val="24"/>
+        </w:rPr>
+        <w:t xml:space="preserve"> The overtime documented here is operationally comparable to the exposure that other studies have linked to staff fatigue, elevated after-hours mortality, and increased complication risk.</w:t>
       </w:r>
       <w:r>
         <w:rPr>
@@ -1566,7 +1582,7 @@
           <w:i w:val="0"/>
           <w:sz w:val="24"/>
         </w:rPr>
-        <w:t xml:space="preserve"> Whether these harms are present in this cohort cannot be determined from administrative data alone; direct measurement of patient and staff outcomes associated with room-level overtime remains an important next step for future research. At a hospital where 25 staffed rooms drop to 8, then 4, then 1, each case past the shift boundary lands in a setting with fewer staff and more handovers. Room-level monitoring — decomposing aggregate metrics into per-room overtime rates — is a practical first step toward identifying where interventions would have the greatest effect.</w:t>
+        <w:t xml:space="preserve"> Whether these harms are present in this cohort cannot be determined from administrative data alone; direct measurement of patient and staff outcomes associated with room-level overtime remains an important next step for future research.</w:t>
       </w:r>
     </w:p>
     <w:p>

--- a/paper/bmjqs_v2_overtime/submission/manuscript.docx
+++ b/paper/bmjqs_v2_overtime/submission/manuscript.docx
@@ -5,7 +5,6 @@
     <w:p>
       <w:pPr>
         <w:spacing w:after="240" w:line="480" w:lineRule="exact"/>
-        <w:jc w:val="left"/>
       </w:pPr>
       <w:r>
         <w:rPr>
@@ -13,7 +12,7 @@
           <w:b/>
           <w:sz w:val="28"/>
         </w:rPr>
-        <w:t>Where does operating-room overtime come from? A retrospective single-centre study</w:t>
+        <w:t>Where does operating-room overtime come from? A retrospective single-center study</w:t>
       </w:r>
     </w:p>
     <w:p>
@@ -28,22 +27,22 @@
           <w:i w:val="0"/>
           <w:sz w:val="24"/>
         </w:rPr>
-        <w:t>Maxim Riebus, Haroon Tharwat, Niels Martin, Ben Van Bylen, Dieter Mesotten</w:t>
+        <w:t>Maxim Riebus, Haroon Tharwat, Niels Martin, Ben Van Bylen, and Dieter Mesotten</w:t>
       </w:r>
     </w:p>
     <w:p>
       <w:pPr>
-        <w:spacing w:after="120" w:before="0" w:line="480" w:lineRule="exact"/>
+        <w:spacing w:after="120" w:before="120" w:line="480" w:lineRule="exact"/>
         <w:jc w:val="left"/>
       </w:pPr>
       <w:r>
         <w:rPr>
           <w:rFonts w:ascii="Times New Roman" w:hAnsi="Times New Roman"/>
           <w:b w:val="0"/>
-          <w:i w:val="0"/>
+          <w:i/>
           <w:sz w:val="24"/>
         </w:rPr>
-        <w:t>[Affiliations]</w:t>
+        <w:t>[Affiliations to be completed]</w:t>
       </w:r>
     </w:p>
     <w:p>
@@ -89,12 +88,12 @@
           <w:i w:val="0"/>
           <w:sz w:val="24"/>
         </w:rPr>
-        <w:t xml:space="preserve"> ~2,800 (body text)</w:t>
+        <w:t xml:space="preserve"> ~2,900 (body text; target journal allows up to 4,000 for original research)</w:t>
       </w:r>
     </w:p>
     <w:p>
       <w:pPr>
-        <w:spacing w:after="240" w:before="0" w:line="480" w:lineRule="exact"/>
+        <w:spacing w:after="120" w:before="0" w:line="480" w:lineRule="exact"/>
         <w:jc w:val="left"/>
       </w:pPr>
       <w:r>
@@ -117,7 +116,7 @@
     </w:p>
     <w:p>
       <w:pPr>
-        <w:spacing w:before="360" w:after="120" w:line="480" w:lineRule="exact"/>
+        <w:spacing w:before="320" w:after="120" w:line="480" w:lineRule="exact"/>
         <w:jc w:val="left"/>
       </w:pPr>
       <w:r>
@@ -131,7 +130,7 @@
     </w:p>
     <w:p>
       <w:pPr>
-        <w:spacing w:after="60" w:line="480" w:lineRule="exact"/>
+        <w:spacing w:after="120" w:before="0" w:line="480" w:lineRule="exact"/>
         <w:jc w:val="left"/>
       </w:pPr>
       <w:r>
@@ -145,6 +144,8 @@
       <w:r>
         <w:rPr>
           <w:rFonts w:ascii="Times New Roman" w:hAnsi="Times New Roman"/>
+          <w:b w:val="0"/>
+          <w:i w:val="0"/>
           <w:sz w:val="24"/>
         </w:rPr>
         <w:t xml:space="preserve"> Operating-room overtime is associated with elevated patient mortality, staff fatigue, and disproportionate costs. Most studies report overtime as a hospital-wide aggregate, which can obscure where the problem concentrates and misdirect quality improvement efforts.</w:t>
@@ -152,7 +153,7 @@
     </w:p>
     <w:p>
       <w:pPr>
-        <w:spacing w:after="60" w:line="480" w:lineRule="exact"/>
+        <w:spacing w:after="120" w:before="0" w:line="480" w:lineRule="exact"/>
         <w:jc w:val="left"/>
       </w:pPr>
       <w:r>
@@ -166,14 +167,16 @@
       <w:r>
         <w:rPr>
           <w:rFonts w:ascii="Times New Roman" w:hAnsi="Times New Roman"/>
+          <w:b w:val="0"/>
+          <w:i w:val="0"/>
           <w:sz w:val="24"/>
         </w:rPr>
-        <w:t xml:space="preserve"> To characterise operating-room overtime within a high-volume tertiary hospital: its distribution across rooms and the operational factors associated with it.</w:t>
+        <w:t xml:space="preserve"> To characterize operating-room overtime within a high-volume tertiary hospital: its distribution across rooms and the operational factors associated with it.</w:t>
       </w:r>
     </w:p>
     <w:p>
       <w:pPr>
-        <w:spacing w:after="60" w:line="480" w:lineRule="exact"/>
+        <w:spacing w:after="120" w:before="0" w:line="480" w:lineRule="exact"/>
         <w:jc w:val="left"/>
       </w:pPr>
       <w:r>
@@ -187,6 +190,8 @@
       <w:r>
         <w:rPr>
           <w:rFonts w:ascii="Times New Roman" w:hAnsi="Times New Roman"/>
+          <w:b w:val="0"/>
+          <w:i w:val="0"/>
           <w:sz w:val="24"/>
         </w:rPr>
         <w:t xml:space="preserve"> Retrospective observational study of administrative operating-room data at a 24/7 tertiary hospital in Belgium operating 18 surgical operating rooms.</w:t>
@@ -194,7 +199,7 @@
     </w:p>
     <w:p>
       <w:pPr>
-        <w:spacing w:after="60" w:line="480" w:lineRule="exact"/>
+        <w:spacing w:after="120" w:before="0" w:line="480" w:lineRule="exact"/>
         <w:jc w:val="left"/>
       </w:pPr>
       <w:r>
@@ -208,6 +213,8 @@
       <w:r>
         <w:rPr>
           <w:rFonts w:ascii="Times New Roman" w:hAnsi="Times New Roman"/>
+          <w:b w:val="0"/>
+          <w:i w:val="0"/>
           <w:sz w:val="24"/>
         </w:rPr>
         <w:t xml:space="preserve"> 79,352 surgical procedures performed between January 2022 and May 2025.</w:t>
@@ -215,7 +222,7 @@
     </w:p>
     <w:p>
       <w:pPr>
-        <w:spacing w:after="60" w:line="480" w:lineRule="exact"/>
+        <w:spacing w:after="120" w:before="0" w:line="480" w:lineRule="exact"/>
         <w:jc w:val="left"/>
       </w:pPr>
       <w:r>
@@ -229,14 +236,16 @@
       <w:r>
         <w:rPr>
           <w:rFonts w:ascii="Times New Roman" w:hAnsi="Times New Roman"/>
+          <w:b w:val="0"/>
+          <w:i w:val="0"/>
           <w:sz w:val="24"/>
         </w:rPr>
-        <w:t xml:space="preserve"> Case-level overtime (time past the assigned shift end), by room, weekday, shift, and urgency. Start-time deviation, duration-estimation accuracy, shift displacement, and unplanned urgent-case disruption of the elective programme as candidate contributing factors.</w:t>
+        <w:t xml:space="preserve"> Case-level overtime (time past the assigned shift end), by room, weekday, shift, and urgency. Start-time deviation, duration-estimation accuracy, and unplanned urgent-case disruption of the elective programme as candidate contributing factors.</w:t>
       </w:r>
     </w:p>
     <w:p>
       <w:pPr>
-        <w:spacing w:after="60" w:line="480" w:lineRule="exact"/>
+        <w:spacing w:after="120" w:before="0" w:line="480" w:lineRule="exact"/>
         <w:jc w:val="left"/>
       </w:pPr>
       <w:r>
@@ -250,6 +259,8 @@
       <w:r>
         <w:rPr>
           <w:rFonts w:ascii="Times New Roman" w:hAnsi="Times New Roman"/>
+          <w:b w:val="0"/>
+          <w:i w:val="0"/>
           <w:sz w:val="24"/>
         </w:rPr>
         <w:t xml:space="preserve"> 7,729 cases (9.7%) ran past the end of their assigned shift, with a mean overtime of 60.3 minutes and a 95th percentile of 197 minutes. Overtime concentrated in a small number of rooms: OR10 ran overtime on 32.9% of its cases (mean 154 minutes), while OR14 ran overtime on 3.5%. Urgent cases ran after-hours at more than twice the elective rate (18.2% versus 8.3%). Unplanned urgent cases disrupted the elective programme on 68.8% of observation days, associated with a median difference of approximately 30 minutes in elective start times. First-case punctuality and inter-case idle time showed no consistent association with room-level overtime.</w:t>
@@ -257,7 +268,7 @@
     </w:p>
     <w:p>
       <w:pPr>
-        <w:spacing w:after="60" w:line="480" w:lineRule="exact"/>
+        <w:spacing w:after="120" w:before="0" w:line="480" w:lineRule="exact"/>
         <w:jc w:val="left"/>
       </w:pPr>
       <w:r>
@@ -271,6 +282,8 @@
       <w:r>
         <w:rPr>
           <w:rFonts w:ascii="Times New Roman" w:hAnsi="Times New Roman"/>
+          <w:b w:val="0"/>
+          <w:i w:val="0"/>
           <w:sz w:val="24"/>
         </w:rPr>
         <w:t xml:space="preserve"> At this tertiary hospital, overtime concentrated in a small number of rooms, with case-mix complexity and unplanned urgent-case disruption of the elective programme as the most visible associated factors. Room-level overtime monitoring and scheduling that accounts for urgent-case flow are more practical targets for quality improvement than first-case punctuality alone.</w:t>
@@ -278,7 +291,7 @@
     </w:p>
     <w:p>
       <w:pPr>
-        <w:spacing w:before="360" w:after="120" w:line="480" w:lineRule="exact"/>
+        <w:spacing w:before="320" w:after="120" w:line="480" w:lineRule="exact"/>
         <w:jc w:val="left"/>
       </w:pPr>
       <w:r>
@@ -292,7 +305,7 @@
     </w:p>
     <w:p>
       <w:pPr>
-        <w:spacing w:after="60" w:before="0" w:line="480" w:lineRule="exact"/>
+        <w:spacing w:after="120" w:before="0" w:line="480" w:lineRule="exact"/>
         <w:jc w:val="left"/>
       </w:pPr>
       <w:r>
@@ -306,7 +319,7 @@
     </w:p>
     <w:p>
       <w:pPr>
-        <w:spacing w:after="120" w:before="0" w:line="480" w:lineRule="exact"/>
+        <w:spacing w:after="60" w:before="0" w:line="480" w:lineRule="exact"/>
         <w:jc w:val="left"/>
       </w:pPr>
       <w:r>
@@ -321,7 +334,7 @@
     </w:p>
     <w:p>
       <w:pPr>
-        <w:spacing w:after="60" w:before="0" w:line="480" w:lineRule="exact"/>
+        <w:spacing w:after="120" w:before="0" w:line="480" w:lineRule="exact"/>
         <w:jc w:val="left"/>
       </w:pPr>
       <w:r>
@@ -335,7 +348,7 @@
     </w:p>
     <w:p>
       <w:pPr>
-        <w:spacing w:after="40" w:before="0" w:line="480" w:lineRule="exact"/>
+        <w:spacing w:after="60" w:before="0" w:line="480" w:lineRule="exact"/>
         <w:jc w:val="left"/>
       </w:pPr>
       <w:r>
@@ -345,22 +358,7 @@
           <w:i w:val="0"/>
           <w:sz w:val="24"/>
         </w:rPr>
-        <w:t>• Within a single hospital, room-level overtime rates ranged from 3.5% to 32.9%, a ten-fold spread hidden by aggregate metrics.</w:t>
-      </w:r>
-    </w:p>
-    <w:p>
-      <w:pPr>
-        <w:spacing w:after="40" w:before="0" w:line="480" w:lineRule="exact"/>
-        <w:jc w:val="left"/>
-      </w:pPr>
-      <w:r>
-        <w:rPr>
-          <w:rFonts w:ascii="Times New Roman" w:hAnsi="Times New Roman"/>
-          <w:b w:val="0"/>
-          <w:i w:val="0"/>
-          <w:sz w:val="24"/>
-        </w:rPr>
-        <w:t>• Unplanned urgent-case disruption of the elective programme occurred on more than two-thirds of observation days and was associated with delayed elective start times.</w:t>
+        <w:t>• In a single-center retrospective analysis of 79,352 surgical cases, overtime concentrated in a small number of rooms, with a nearly ten-fold spread across the same hospital (3.5% to 32.9%). Case-mix complexity and unplanned urgent cases disrupting the elective programme were the factors most visibly associated with room-level overtime; first-case punctuality and inter-case idle time were not.</w:t>
       </w:r>
     </w:p>
     <w:p>
@@ -371,16 +369,30 @@
       <w:r>
         <w:rPr>
           <w:rFonts w:ascii="Times New Roman" w:hAnsi="Times New Roman"/>
+          <w:b/>
+          <w:sz w:val="24"/>
+        </w:rPr>
+        <w:t>How this study might affect research, practice or policy</w:t>
+      </w:r>
+    </w:p>
+    <w:p>
+      <w:pPr>
+        <w:spacing w:after="60" w:before="0" w:line="480" w:lineRule="exact"/>
+        <w:jc w:val="left"/>
+      </w:pPr>
+      <w:r>
+        <w:rPr>
+          <w:rFonts w:ascii="Times New Roman" w:hAnsi="Times New Roman"/>
           <w:b w:val="0"/>
           <w:i w:val="0"/>
           <w:sz w:val="24"/>
         </w:rPr>
-        <w:t>• First-case punctuality showed no consistent association with room-level overtime, suggesting it may not be an effective intervention target in all settings.</w:t>
+        <w:t>• Hospitals seeking to reduce overtime should monitor and target individual rooms rather than hospital-wide averages, and should treat urgent-case flow as a routine scheduling input rather than an exception. Linking these operational patterns to patient and staff outcomes is a necessary next step.</w:t>
       </w:r>
     </w:p>
     <w:p>
       <w:pPr>
-        <w:spacing w:before="360" w:after="120" w:line="480" w:lineRule="exact"/>
+        <w:spacing w:before="320" w:after="120" w:line="480" w:lineRule="exact"/>
         <w:jc w:val="left"/>
       </w:pPr>
       <w:r>
@@ -404,7 +416,24 @@
           <w:i w:val="0"/>
           <w:sz w:val="24"/>
         </w:rPr>
-        <w:t>Operating-room (OR) overtime can refer to several distinct phenomena: a procedure running longer than its estimated duration, a case finishing after its planned end time, or a case extending past a staffing-shift boundary and requiring a personnel handover during or after the procedure. These definitions capture different problems — planning accuracy, schedule adherence, and workforce exposure — and the choice of definition shapes what is measured and what intervention follows. In this study, we define overtime as a case whose room-out time falls after the end of its assigned staffing shift, because the nursing handover at each shift boundary is the operational event that makes overtime consequential. Overutilised time is approximately twice as expensive as underutilised time,</w:t>
+        <w:t>Operating rooms are among the most resource-intensive units in a hospital, and their schedules rarely align with planned schedules. Overtime in this setting can refer to several distinct phenomena: an individual case running longer than its booked duration, an operating list ending after its scheduled close, or surgery continuing into a period when fewer staff are rostered. These are different operational events with different consequences. The glossary of Bauer et al. defines overtime as time spent operating beyond the end of the assigned shift.</w:t>
+      </w:r>
+      <w:r>
+        <w:rPr>
+          <w:rFonts w:ascii="Times New Roman" w:hAnsi="Times New Roman"/>
+          <w:sz w:val="24"/>
+          <w:vertAlign w:val="superscript"/>
+        </w:rPr>
+        <w:t>18</w:t>
+      </w:r>
+      <w:r>
+        <w:rPr>
+          <w:rFonts w:ascii="Times New Roman" w:hAnsi="Times New Roman"/>
+          <w:b w:val="0"/>
+          <w:i w:val="0"/>
+          <w:sz w:val="24"/>
+        </w:rPr>
+        <w:t xml:space="preserve"> We adopt this shift-based definition because the staffing change at each boundary is the operational event that gives overtime its meaning. Overutilized time is approximately twice as expensive as underutilized time,</w:t>
       </w:r>
       <w:r>
         <w:rPr>
@@ -436,7 +465,115 @@
           <w:i w:val="0"/>
           <w:sz w:val="24"/>
         </w:rPr>
-        <w:t>On the patient side, after-hours surgery carries elevated mortality. A meta-analysis reported an adjusted odds ratio of 1.16 (95% CI 1.06 to 1.28), based on low-certainty evidence.</w:t>
+        <w:t>After-hours surgery has been linked to elevated patient mortality. A meta-analysis reported an adjusted odds ratio of 1.16 (95% CI 1.06 to 1.28), based on low-certainty evidence.</w:t>
+      </w:r>
+      <w:r>
+        <w:rPr>
+          <w:rFonts w:ascii="Times New Roman" w:hAnsi="Times New Roman"/>
+          <w:sz w:val="24"/>
+          <w:vertAlign w:val="superscript"/>
+        </w:rPr>
+        <w:t>7</w:t>
+      </w:r>
+      <w:r>
+        <w:rPr>
+          <w:rFonts w:ascii="Times New Roman" w:hAnsi="Times New Roman"/>
+          <w:b w:val="0"/>
+          <w:i w:val="0"/>
+          <w:sz w:val="24"/>
+        </w:rPr>
+        <w:t xml:space="preserve"> A propensity-matched cohort of 281,717 South Korean patients reported a larger effect (odds ratio 3.58), although that estimate has been challenged on residual-confounding grounds.</w:t>
+      </w:r>
+      <w:r>
+        <w:rPr>
+          <w:rFonts w:ascii="Times New Roman" w:hAnsi="Times New Roman"/>
+          <w:sz w:val="24"/>
+          <w:vertAlign w:val="superscript"/>
+        </w:rPr>
+        <w:t>8,9</w:t>
+      </w:r>
+      <w:r>
+        <w:rPr>
+          <w:rFonts w:ascii="Times New Roman" w:hAnsi="Times New Roman"/>
+          <w:b w:val="0"/>
+          <w:i w:val="0"/>
+          <w:sz w:val="24"/>
+        </w:rPr>
+        <w:t xml:space="preserve"> In a multicenter cohort of more than 350,000 non-cardiac surgical cases, night surgery was associated with increased morbidity (adjusted odds ratio 1.41), mediated partly by higher transfusion rates and provider handovers during the case.</w:t>
+      </w:r>
+      <w:r>
+        <w:rPr>
+          <w:rFonts w:ascii="Times New Roman" w:hAnsi="Times New Roman"/>
+          <w:sz w:val="24"/>
+          <w:vertAlign w:val="superscript"/>
+        </w:rPr>
+        <w:t>13</w:t>
+      </w:r>
+      <w:r>
+        <w:rPr>
+          <w:rFonts w:ascii="Times New Roman" w:hAnsi="Times New Roman"/>
+          <w:b w:val="0"/>
+          <w:i w:val="0"/>
+          <w:sz w:val="24"/>
+        </w:rPr>
+        <w:t xml:space="preserve"> Each intraoperative anesthesia handover raises the odds of a major composite complication, with incidence rising from 8.8% at zero transitions to 21.2% at four or more.</w:t>
+      </w:r>
+      <w:r>
+        <w:rPr>
+          <w:rFonts w:ascii="Times New Roman" w:hAnsi="Times New Roman"/>
+          <w:sz w:val="24"/>
+          <w:vertAlign w:val="superscript"/>
+        </w:rPr>
+        <w:t>10</w:t>
+      </w:r>
+      <w:r>
+        <w:rPr>
+          <w:rFonts w:ascii="Times New Roman" w:hAnsi="Times New Roman"/>
+          <w:b w:val="0"/>
+          <w:i w:val="0"/>
+          <w:sz w:val="24"/>
+        </w:rPr>
+        <w:t xml:space="preserve"> A 2025 UK national patient-safety investigation reported that 22% of surveyed doctors experienced daily sleep deprivation and 35% said tiredness had impaired their ability to treat patients.</w:t>
+      </w:r>
+      <w:r>
+        <w:rPr>
+          <w:rFonts w:ascii="Times New Roman" w:hAnsi="Times New Roman"/>
+          <w:sz w:val="24"/>
+          <w:vertAlign w:val="superscript"/>
+        </w:rPr>
+        <w:t>11</w:t>
+      </w:r>
+      <w:r>
+        <w:rPr>
+          <w:rFonts w:ascii="Times New Roman" w:hAnsi="Times New Roman"/>
+          <w:b w:val="0"/>
+          <w:i w:val="0"/>
+          <w:sz w:val="24"/>
+        </w:rPr>
+        <w:t xml:space="preserve"> Overtime above a breakpoint threshold has been associated with a 2.09% increase in pressure ulcers across 70 US hospitals.</w:t>
+      </w:r>
+      <w:r>
+        <w:rPr>
+          <w:rFonts w:ascii="Times New Roman" w:hAnsi="Times New Roman"/>
+          <w:sz w:val="24"/>
+          <w:vertAlign w:val="superscript"/>
+        </w:rPr>
+        <w:t>12</w:t>
+      </w:r>
+    </w:p>
+    <w:p>
+      <w:pPr>
+        <w:spacing w:after="120" w:before="0" w:line="480" w:lineRule="exact"/>
+        <w:jc w:val="left"/>
+      </w:pPr>
+      <w:r>
+        <w:rPr>
+          <w:rFonts w:ascii="Times New Roman" w:hAnsi="Times New Roman"/>
+          <w:b w:val="0"/>
+          <w:i w:val="0"/>
+          <w:sz w:val="24"/>
+        </w:rPr>
+        <w:t>The same exposure carries documented consequences for staff. A 12-country European nurse workforce study linked overtime and long shifts to poorer perceived quality of care and higher patient safety risk.</w:t>
       </w:r>
       <w:r>
         <w:rPr>
@@ -453,7 +590,7 @@
           <w:i w:val="0"/>
           <w:sz w:val="24"/>
         </w:rPr>
-        <w:t xml:space="preserve"> A propensity-matched cohort of 281,717 South Korean patients reported a larger effect (odds ratio 3.58), although that estimate has been challenged on residual-confounding grounds.</w:t>
+        <w:t xml:space="preserve"> The companion study tied 12-hour shifts to burnout and intent to leave.</w:t>
       </w:r>
       <w:r>
         <w:rPr>
@@ -461,7 +598,7 @@
           <w:sz w:val="24"/>
           <w:vertAlign w:val="superscript"/>
         </w:rPr>
-        <w:t>3,4</w:t>
+        <w:t>3</w:t>
       </w:r>
       <w:r>
         <w:rPr>
@@ -470,7 +607,24 @@
           <w:i w:val="0"/>
           <w:sz w:val="24"/>
         </w:rPr>
-        <w:t xml:space="preserve"> Each intraoperative anaesthesia handover raises the odds of a major composite complication, with incidence rising from 8.8% at zero transitions to 21.2% at four or more.</w:t>
+        <w:t xml:space="preserve"> Mandatory overtime was associated with intent to leave in a 2024 cross-sectional study of 264 South Korean nurses.</w:t>
+      </w:r>
+      <w:r>
+        <w:rPr>
+          <w:rFonts w:ascii="Times New Roman" w:hAnsi="Times New Roman"/>
+          <w:sz w:val="24"/>
+          <w:vertAlign w:val="superscript"/>
+        </w:rPr>
+        <w:t>4</w:t>
+      </w:r>
+      <w:r>
+        <w:rPr>
+          <w:rFonts w:ascii="Times New Roman" w:hAnsi="Times New Roman"/>
+          <w:b w:val="0"/>
+          <w:i w:val="0"/>
+          <w:sz w:val="24"/>
+        </w:rPr>
+        <w:t xml:space="preserve"> Both long shifts and overtime are associated with worse performance and well-being</w:t>
       </w:r>
       <w:r>
         <w:rPr>
@@ -487,7 +641,7 @@
           <w:i w:val="0"/>
           <w:sz w:val="24"/>
         </w:rPr>
-        <w:t xml:space="preserve"> At the study hospital, anaesthesiologists are not subject to shift-based handovers; they remain with the case until it is complete. The nursing team, however, changes at each shift boundary regardless of whether a procedure is in progress. A 2025 UK national patient-safety investigation reported that 22% of surveyed doctors experienced daily sleep deprivation and 35% said tiredness had impaired their ability to treat patients.</w:t>
+        <w:t xml:space="preserve"> and the combination of high workload and low decision latitude is an established burnout predictor.</w:t>
       </w:r>
       <w:r>
         <w:rPr>
@@ -496,40 +650,6 @@
           <w:vertAlign w:val="superscript"/>
         </w:rPr>
         <w:t>6</w:t>
-      </w:r>
-      <w:r>
-        <w:rPr>
-          <w:rFonts w:ascii="Times New Roman" w:hAnsi="Times New Roman"/>
-          <w:b w:val="0"/>
-          <w:i w:val="0"/>
-          <w:sz w:val="24"/>
-        </w:rPr>
-        <w:t xml:space="preserve"> Overtime above a breakpoint threshold has been associated with a 2.09% increase in hospital-acquired pressure ulcers — skin injuries that develop during prolonged immobility — across 70 US hospitals.</w:t>
-      </w:r>
-      <w:r>
-        <w:rPr>
-          <w:rFonts w:ascii="Times New Roman" w:hAnsi="Times New Roman"/>
-          <w:sz w:val="24"/>
-          <w:vertAlign w:val="superscript"/>
-        </w:rPr>
-        <w:t>7</w:t>
-      </w:r>
-      <w:r>
-        <w:rPr>
-          <w:rFonts w:ascii="Times New Roman" w:hAnsi="Times New Roman"/>
-          <w:b w:val="0"/>
-          <w:i w:val="0"/>
-          <w:sz w:val="24"/>
-        </w:rPr>
-        <w:t xml:space="preserve"> In a multicentre cohort of more than 350,000 non-cardiac surgical cases, night surgery was associated with increased morbidity (adjusted odds ratio 1.41), mediated partly by higher blood-transfusion rates and provider handovers during the case.</w:t>
-      </w:r>
-      <w:r>
-        <w:rPr>
-          <w:rFonts w:ascii="Times New Roman" w:hAnsi="Times New Roman"/>
-          <w:sz w:val="24"/>
-          <w:vertAlign w:val="superscript"/>
-        </w:rPr>
-        <w:t>8</w:t>
       </w:r>
     </w:p>
     <w:p>
@@ -544,83 +664,7 @@
           <w:i w:val="0"/>
           <w:sz w:val="24"/>
         </w:rPr>
-        <w:t>On the staff side, overtime and long shifts are associated with poorer perceived care quality and higher patient-safety risk in a 12-country European nurse workforce study.</w:t>
-      </w:r>
-      <w:r>
-        <w:rPr>
-          <w:rFonts w:ascii="Times New Roman" w:hAnsi="Times New Roman"/>
-          <w:sz w:val="24"/>
-          <w:vertAlign w:val="superscript"/>
-        </w:rPr>
-        <w:t>9</w:t>
-      </w:r>
-      <w:r>
-        <w:rPr>
-          <w:rFonts w:ascii="Times New Roman" w:hAnsi="Times New Roman"/>
-          <w:b w:val="0"/>
-          <w:i w:val="0"/>
-          <w:sz w:val="24"/>
-        </w:rPr>
-        <w:t xml:space="preserve"> The companion study linked 12-hour shifts to burnout and intent to leave.</w:t>
-      </w:r>
-      <w:r>
-        <w:rPr>
-          <w:rFonts w:ascii="Times New Roman" w:hAnsi="Times New Roman"/>
-          <w:sz w:val="24"/>
-          <w:vertAlign w:val="superscript"/>
-        </w:rPr>
-        <w:t>10</w:t>
-      </w:r>
-      <w:r>
-        <w:rPr>
-          <w:rFonts w:ascii="Times New Roman" w:hAnsi="Times New Roman"/>
-          <w:b w:val="0"/>
-          <w:i w:val="0"/>
-          <w:sz w:val="24"/>
-        </w:rPr>
-        <w:t xml:space="preserve"> Mandatory overtime was significantly associated with intent to leave in a 2024 cross-sectional study of 264 South Korean nurses.</w:t>
-      </w:r>
-      <w:r>
-        <w:rPr>
-          <w:rFonts w:ascii="Times New Roman" w:hAnsi="Times New Roman"/>
-          <w:sz w:val="24"/>
-          <w:vertAlign w:val="superscript"/>
-        </w:rPr>
-        <w:t>11</w:t>
-      </w:r>
-      <w:r>
-        <w:rPr>
-          <w:rFonts w:ascii="Times New Roman" w:hAnsi="Times New Roman"/>
-          <w:b w:val="0"/>
-          <w:i w:val="0"/>
-          <w:sz w:val="24"/>
-        </w:rPr>
-        <w:t xml:space="preserve"> Both long shifts and overtime are associated with worse performance and wellbeing,</w:t>
-      </w:r>
-      <w:r>
-        <w:rPr>
-          <w:rFonts w:ascii="Times New Roman" w:hAnsi="Times New Roman"/>
-          <w:sz w:val="24"/>
-          <w:vertAlign w:val="superscript"/>
-        </w:rPr>
-        <w:t>12</w:t>
-      </w:r>
-      <w:r>
-        <w:rPr>
-          <w:rFonts w:ascii="Times New Roman" w:hAnsi="Times New Roman"/>
-          <w:b w:val="0"/>
-          <w:i w:val="0"/>
-          <w:sz w:val="24"/>
-        </w:rPr>
-        <w:t xml:space="preserve"> and high workload combined with low decision latitude is an established burnout predictor.</w:t>
-      </w:r>
-      <w:r>
-        <w:rPr>
-          <w:rFonts w:ascii="Times New Roman" w:hAnsi="Times New Roman"/>
-          <w:sz w:val="24"/>
-          <w:vertAlign w:val="superscript"/>
-        </w:rPr>
-        <w:t>13</w:t>
+        <w:t>The severity of these consequences depends on what happens at the shift boundary. In hospitals that step staffing down sharply at the end of the day shift, a case running past the boundary competes for a diminishing set of staffed rooms, often staffed by personnel different from those who started the case.</w:t>
       </w:r>
     </w:p>
     <w:p>
@@ -635,56 +679,7 @@
           <w:i w:val="0"/>
           <w:sz w:val="24"/>
         </w:rPr>
-        <w:t>The severity of these consequences depends on what happens at the shift boundary. On weekdays, 25 rooms (18 surgical, 7 interventional) are staffed during the 08:00 to 16:30 day shift, with 2 to 3 nurses per room. At 16:30, capacity drops to 8 rooms. At 17:30, it drops to 4. Overnight, a single room remains staffed. At weekends the elective programme does not run, and the hospital staffs a reduced roster for urgent and emergency cases only. A case running past the shift boundary competes for a diminishing set of staffed rooms. The nursing team hands over at the boundary regardless of whether a procedure is in progress; surgeons and anaesthesiologists remain with the case until completion.</w:t>
-      </w:r>
-    </w:p>
-    <w:p>
-      <w:pPr>
-        <w:spacing w:after="120" w:before="0" w:line="480" w:lineRule="exact"/>
-        <w:jc w:val="left"/>
-      </w:pPr>
-      <w:r>
-        <w:rPr>
-          <w:rFonts w:ascii="Times New Roman" w:hAnsi="Times New Roman"/>
-          <w:b w:val="0"/>
-          <w:i w:val="0"/>
-          <w:sz w:val="24"/>
-        </w:rPr>
-        <w:t>Workflow disruptions in the OR cluster and escalate,</w:t>
-      </w:r>
-      <w:r>
-        <w:rPr>
-          <w:rFonts w:ascii="Times New Roman" w:hAnsi="Times New Roman"/>
-          <w:sz w:val="24"/>
-          <w:vertAlign w:val="superscript"/>
-        </w:rPr>
-        <w:t>14</w:t>
-      </w:r>
-      <w:r>
-        <w:rPr>
-          <w:rFonts w:ascii="Times New Roman" w:hAnsi="Times New Roman"/>
-          <w:b w:val="0"/>
-          <w:i w:val="0"/>
-          <w:sz w:val="24"/>
-        </w:rPr>
-        <w:t xml:space="preserve"> and a systematic review estimated that approximately 20% of operating time involves disruptions, although evidence for direct effects on patient outcomes remains mixed.</w:t>
-      </w:r>
-      <w:r>
-        <w:rPr>
-          <w:rFonts w:ascii="Times New Roman" w:hAnsi="Times New Roman"/>
-          <w:sz w:val="24"/>
-          <w:vertAlign w:val="superscript"/>
-        </w:rPr>
-        <w:t>15</w:t>
-      </w:r>
-      <w:r>
-        <w:rPr>
-          <w:rFonts w:ascii="Times New Roman" w:hAnsi="Times New Roman"/>
-          <w:b w:val="0"/>
-          <w:i w:val="0"/>
-          <w:sz w:val="24"/>
-        </w:rPr>
-        <w:t xml:space="preserve"> Prior work on OR overtime has largely treated it as an aggregate site-level number.</w:t>
+        <w:t>Prior work on OR overtime has largely treated it as an aggregate site-level number,</w:t>
       </w:r>
       <w:r>
         <w:rPr>
@@ -701,7 +696,24 @@
           <w:i w:val="0"/>
           <w:sz w:val="24"/>
         </w:rPr>
-        <w:t xml:space="preserve"> Whether overtime concentrates in specific rooms, and which operational factors are associated with it, has received less attention. Without that granularity, quality improvement efforts risk targeting the wrong intervention point.</w:t>
+        <w:t xml:space="preserve"> and OR workflow disruptions are known to cluster and escalate.</w:t>
+      </w:r>
+      <w:r>
+        <w:rPr>
+          <w:rFonts w:ascii="Times New Roman" w:hAnsi="Times New Roman"/>
+          <w:sz w:val="24"/>
+          <w:vertAlign w:val="superscript"/>
+        </w:rPr>
+        <w:t>14,15</w:t>
+      </w:r>
+      <w:r>
+        <w:rPr>
+          <w:rFonts w:ascii="Times New Roman" w:hAnsi="Times New Roman"/>
+          <w:b w:val="0"/>
+          <w:i w:val="0"/>
+          <w:sz w:val="24"/>
+        </w:rPr>
+        <w:t xml:space="preserve"> Whether overtime is concentrated in specific rooms within a single hospital, and which operational factors are associated with it, have received less attention. Without that granularity, quality improvement efforts risk targeting the wrong intervention point.</w:t>
       </w:r>
     </w:p>
     <w:p>
@@ -716,7 +728,7 @@
           <w:i w:val="0"/>
           <w:sz w:val="24"/>
         </w:rPr>
-        <w:t>This study is part of a broader quality-improvement effort at a Belgian tertiary hospital. The present analysis characterises scheduled-versus-observed performance from administrative data. We address two questions:</w:t>
+        <w:t>This study is part of a broader effort at a Belgian tertiary hospital to improve OR performance. We analyze scheduled-versus-observed performance from administrative data and address two questions:</w:t>
       </w:r>
     </w:p>
     <w:p>
@@ -731,7 +743,7 @@
           <w:i w:val="0"/>
           <w:sz w:val="24"/>
         </w:rPr>
-        <w:t>1. How is overtime distributed across rooms and time within one tertiary hospital?</w:t>
+        <w:t>1. How is overtime distributed across rooms and time within one tertiary hospital? This examines whether overtime is a diffuse, hospital-wide problem or concentrated in specific rooms, since the appropriate intervention point depends on its distribution.</w:t>
       </w:r>
     </w:p>
     <w:p>
@@ -746,27 +758,12 @@
           <w:i w:val="0"/>
           <w:sz w:val="24"/>
         </w:rPr>
-        <w:t>2. Which operational factors — including duration overruns, shift displacement, unplanned urgent-case disruption of the elective programme, and first-case punctuality — are associated with overtime?</w:t>
+        <w:t>2. Which operational factors (duration overruns, urgent-elective interaction, and first-case punctuality) are associated with overtime? This tests which candidate factors identified in the literature are visible in our data, to inform where scheduling interventions should be directed.</w:t>
       </w:r>
     </w:p>
     <w:p>
       <w:pPr>
-        <w:spacing w:after="120" w:before="60" w:line="480" w:lineRule="exact"/>
-        <w:jc w:val="left"/>
-      </w:pPr>
-      <w:r>
-        <w:rPr>
-          <w:rFonts w:ascii="Times New Roman" w:hAnsi="Times New Roman"/>
-          <w:b w:val="0"/>
-          <w:i w:val="0"/>
-          <w:sz w:val="24"/>
-        </w:rPr>
-        <w:t>The first question examines whether overtime is a diffuse hospital-wide problem or whether it concentrates in specific rooms. The second asks which candidate mechanisms identified in the literature are visible in our data, to inform where interventions should be directed.</w:t>
-      </w:r>
-    </w:p>
-    <w:p>
-      <w:pPr>
-        <w:spacing w:before="360" w:after="120" w:line="480" w:lineRule="exact"/>
+        <w:spacing w:before="320" w:after="120" w:line="480" w:lineRule="exact"/>
         <w:jc w:val="left"/>
       </w:pPr>
       <w:r>
@@ -789,7 +786,7 @@
           <w:b/>
           <w:sz w:val="24"/>
         </w:rPr>
-        <w:t>Setting</w:t>
+        <w:t>Setting and data</w:t>
       </w:r>
     </w:p>
     <w:p>
@@ -804,21 +801,7 @@
           <w:i w:val="0"/>
           <w:sz w:val="24"/>
         </w:rPr>
-        <w:t>The study hospital is a 24/7 tertiary centre in Belgium performing more than 22,000 surgical procedures per year. It operates 18 surgical theatres and 7 interventional theatres. The surgical staff includes 195 surgeons and 207 anaesthesiologists (including trainees and fellows), covering all surgery except congenital cardiac and organ transplantation. During the day shift, 2 to 3 nurses staff each room. At 16:30, the number of staffed rooms drops from 25 to 8; at 17:30, to 4; overnight, a single room remains staffed.</w:t>
-      </w:r>
-    </w:p>
-    <w:p>
-      <w:pPr>
-        <w:spacing w:before="240" w:after="120" w:line="480" w:lineRule="exact"/>
-        <w:jc w:val="left"/>
-      </w:pPr>
-      <w:r>
-        <w:rPr>
-          <w:rFonts w:ascii="Times New Roman" w:hAnsi="Times New Roman"/>
-          <w:b/>
-          <w:sz w:val="24"/>
-        </w:rPr>
-        <w:t>Data and inclusion</w:t>
+        <w:t>The study hospital is a 24/7 tertiary center in Belgium performing more than 22,000 surgical procedures per year. It operates 18 surgical operating rooms and 7 interventional operating rooms. The surgical staff includes 195 surgeons and 207 anesthesiologists (including trainees and fellows), covering all surgical specialties except congenital cardiac surgery and organ transplantation. Nursing staffing runs 2 to 3 per room during the 08:00 to 16:30 day shift; at 16:30 the number of staffed rooms drops to 8, at 17:30 to 4, and overnight a single room remains staffed.</w:t>
       </w:r>
     </w:p>
     <w:p>
@@ -833,73 +816,7 @@
           <w:i w:val="0"/>
           <w:sz w:val="24"/>
         </w:rPr>
-        <w:t>We used administrative OR data from 1 January 2022 to 31 May 2025, covering 79,352 cases in the 18 surgical operating rooms, involving 60,895 unique patients and 1,276 distinct procedure types. By admission type, 42.3% of cases were ambulatory and 57.7% inpatient (this classification reflects the admission pathway and does not correspond to the elective/non-elective urgency split reported below). The urgency mix was 85.4% elective and 14.6% non-elective. Annual volume grew from 22,133 cases in 2022 to 23,738 in 2024, with 9,906 recorded through May 2025. Room-in and room-out times are the only time markers confirmed as reliable by the hospital's clinical team; all timing analyses use these two time points.</w:t>
-      </w:r>
-    </w:p>
-    <w:p>
-      <w:pPr>
-        <w:spacing w:before="240" w:after="120" w:line="480" w:lineRule="exact"/>
-        <w:jc w:val="left"/>
-      </w:pPr>
-      <w:r>
-        <w:rPr>
-          <w:rFonts w:ascii="Times New Roman" w:hAnsi="Times New Roman"/>
-          <w:b/>
-          <w:sz w:val="24"/>
-        </w:rPr>
-        <w:t>Definitions</w:t>
-      </w:r>
-    </w:p>
-    <w:p>
-      <w:pPr>
-        <w:spacing w:after="120" w:before="0" w:line="480" w:lineRule="exact"/>
-        <w:jc w:val="left"/>
-      </w:pPr>
-      <w:r>
-        <w:rPr>
-          <w:rFonts w:ascii="Times New Roman" w:hAnsi="Times New Roman"/>
-          <w:b w:val="0"/>
-          <w:i w:val="0"/>
-          <w:sz w:val="24"/>
-        </w:rPr>
-        <w:t>Each case was assigned to a shift based on its actual room-in time: day (08:00 to 16:30), evening (16:30 to 22:00), or night (22:00 to 08:00). A case was flagged as overtime if its room-out fell after the end of its assigned shift. Overtime minutes equal the positive difference between room-out and shift end. This operationalises the conceptual definition stated in the Introduction and aligns with the framework in Bauer et al.</w:t>
-      </w:r>
-      <w:r>
-        <w:rPr>
-          <w:rFonts w:ascii="Times New Roman" w:hAnsi="Times New Roman"/>
-          <w:sz w:val="24"/>
-          <w:vertAlign w:val="superscript"/>
-        </w:rPr>
-        <w:t>18</w:t>
-      </w:r>
-    </w:p>
-    <w:p>
-      <w:pPr>
-        <w:spacing w:before="240" w:after="120" w:line="480" w:lineRule="exact"/>
-        <w:jc w:val="left"/>
-      </w:pPr>
-      <w:r>
-        <w:rPr>
-          <w:rFonts w:ascii="Times New Roman" w:hAnsi="Times New Roman"/>
-          <w:b/>
-          <w:sz w:val="24"/>
-        </w:rPr>
-        <w:t>Variables</w:t>
-      </w:r>
-    </w:p>
-    <w:p>
-      <w:pPr>
-        <w:spacing w:after="120" w:before="0" w:line="480" w:lineRule="exact"/>
-        <w:jc w:val="left"/>
-      </w:pPr>
-      <w:r>
-        <w:rPr>
-          <w:rFonts w:ascii="Times New Roman" w:hAnsi="Times New Roman"/>
-          <w:b w:val="0"/>
-          <w:i w:val="0"/>
-          <w:sz w:val="24"/>
-        </w:rPr>
-        <w:t>We followed the glossary of Bauer et al.</w:t>
+        <w:t>We used administrative OR data from 1 January 2022 to 31 May 2025, covering 79,352 cases in the 18 surgical operating rooms, 60,895 unique patients, and 1,276 distinct procedure types. The admission mix was 42.3% ambulatory and 57.7% inpatient (this classification reflects the admission pathway and is distinct from the elective versus non-elective urgency split reported below). Room-in and room-out times are the only time markers confirmed as reliable by the hospital's clinical team; all timing analyses use these two time points. Following the glossary of Bauer et al.,</w:t>
       </w:r>
       <w:r>
         <w:rPr>
@@ -916,15 +833,7 @@
           <w:i w:val="0"/>
           <w:sz w:val="24"/>
         </w:rPr>
-        <w:t xml:space="preserve"> Variable definitions include planned and observed duration, planning deviation, start-time deviation, overtime flag and minutes, room-swap flag, urgency (elective versus non-elective), and shift label. We chose room-level overtime as the primary metric rather than aggregate utilisation, which can mask room-level operational problems.</w:t>
-      </w:r>
-      <w:r>
-        <w:rPr>
-          <w:rFonts w:ascii="Times New Roman" w:hAnsi="Times New Roman"/>
-          <w:sz w:val="24"/>
-          <w:vertAlign w:val="superscript"/>
-        </w:rPr>
-        <w:t>16,19</w:t>
+        <w:t xml:space="preserve"> the extracted variables include planned and observed duration, planning deviation, start-time deviation, overtime flag and overtime minutes, room-swap flag, urgency (elective versus non-elective), and shift label.</w:t>
       </w:r>
     </w:p>
     <w:p>
@@ -938,7 +847,47 @@
           <w:b/>
           <w:sz w:val="24"/>
         </w:rPr>
-        <w:t>Analyses</w:t>
+        <w:t>Overtime definition and analyses</w:t>
+      </w:r>
+    </w:p>
+    <w:p>
+      <w:pPr>
+        <w:spacing w:after="120" w:before="0" w:line="480" w:lineRule="exact"/>
+        <w:jc w:val="left"/>
+      </w:pPr>
+      <w:r>
+        <w:rPr>
+          <w:rFonts w:ascii="Times New Roman" w:hAnsi="Times New Roman"/>
+          <w:b w:val="0"/>
+          <w:i w:val="0"/>
+          <w:sz w:val="24"/>
+        </w:rPr>
+        <w:t>Each case was assigned to a shift based on its actual room-in time: day (08:00 to 16:30), evening (16:30 to 22:00), or night (22:00 to 08:00). A case was flagged as overtime if its room-out fell after the end of its assigned shift; overtime minutes equal the positive difference between room-out and shift end. We chose this shift-based definition because the staffing change at each boundary is the operational event that makes overtime consequential at this site, and because it aligns with Bauer et al.</w:t>
+      </w:r>
+      <w:r>
+        <w:rPr>
+          <w:rFonts w:ascii="Times New Roman" w:hAnsi="Times New Roman"/>
+          <w:sz w:val="24"/>
+          <w:vertAlign w:val="superscript"/>
+        </w:rPr>
+        <w:t>18</w:t>
+      </w:r>
+      <w:r>
+        <w:rPr>
+          <w:rFonts w:ascii="Times New Roman" w:hAnsi="Times New Roman"/>
+          <w:b w:val="0"/>
+          <w:i w:val="0"/>
+          <w:sz w:val="24"/>
+        </w:rPr>
+        <w:t xml:space="preserve"> Room-level overtime, rather than aggregate utilization, was used as the primary metric, since aggregate measures can mask room-level operational problems.</w:t>
+      </w:r>
+      <w:r>
+        <w:rPr>
+          <w:rFonts w:ascii="Times New Roman" w:hAnsi="Times New Roman"/>
+          <w:sz w:val="24"/>
+          <w:vertAlign w:val="superscript"/>
+        </w:rPr>
+        <w:t>16,19</w:t>
       </w:r>
     </w:p>
     <w:p>
@@ -999,12 +948,41 @@
           <w:i w:val="0"/>
           <w:sz w:val="24"/>
         </w:rPr>
-        <w:t>This study used fully anonymised administrative data with institutional approval. No patient interaction occurred.</w:t>
+        <w:t>This study used fully de-identified administrative data with institutional approval. No patient interaction occurred.</w:t>
       </w:r>
     </w:p>
     <w:p>
       <w:pPr>
-        <w:spacing w:before="360" w:after="120" w:line="480" w:lineRule="exact"/>
+        <w:spacing w:before="240" w:after="120" w:line="480" w:lineRule="exact"/>
+        <w:jc w:val="left"/>
+      </w:pPr>
+      <w:r>
+        <w:rPr>
+          <w:rFonts w:ascii="Times New Roman" w:hAnsi="Times New Roman"/>
+          <w:b/>
+          <w:sz w:val="24"/>
+        </w:rPr>
+        <w:t>Patient and public involvement</w:t>
+      </w:r>
+    </w:p>
+    <w:p>
+      <w:pPr>
+        <w:spacing w:after="120" w:before="0" w:line="480" w:lineRule="exact"/>
+        <w:jc w:val="left"/>
+      </w:pPr>
+      <w:r>
+        <w:rPr>
+          <w:rFonts w:ascii="Times New Roman" w:hAnsi="Times New Roman"/>
+          <w:b w:val="0"/>
+          <w:i w:val="0"/>
+          <w:sz w:val="24"/>
+        </w:rPr>
+        <w:t>Given the retrospective use of fully de-identified administrative data, no patient or public involvement in the design, conduct, or reporting of this study was applicable.</w:t>
+      </w:r>
+    </w:p>
+    <w:p>
+      <w:pPr>
+        <w:spacing w:before="320" w:after="120" w:line="480" w:lineRule="exact"/>
         <w:jc w:val="left"/>
       </w:pPr>
       <w:r>
@@ -1014,6 +992,35 @@
           <w:sz w:val="24"/>
         </w:rPr>
         <w:t>RESULTS</w:t>
+      </w:r>
+    </w:p>
+    <w:p>
+      <w:pPr>
+        <w:spacing w:before="240" w:after="120" w:line="480" w:lineRule="exact"/>
+        <w:jc w:val="left"/>
+      </w:pPr>
+      <w:r>
+        <w:rPr>
+          <w:rFonts w:ascii="Times New Roman" w:hAnsi="Times New Roman"/>
+          <w:b/>
+          <w:sz w:val="24"/>
+        </w:rPr>
+        <w:t>Sample overview</w:t>
+      </w:r>
+    </w:p>
+    <w:p>
+      <w:pPr>
+        <w:spacing w:after="120" w:before="0" w:line="480" w:lineRule="exact"/>
+        <w:jc w:val="left"/>
+      </w:pPr>
+      <w:r>
+        <w:rPr>
+          <w:rFonts w:ascii="Times New Roman" w:hAnsi="Times New Roman"/>
+          <w:b w:val="0"/>
+          <w:i w:val="0"/>
+          <w:sz w:val="24"/>
+        </w:rPr>
+        <w:t>The cohort comprised 79,352 cases across 18 surgical operating rooms, involving 60,895 unique patients, 195 surgeons, and 207 anesthesiologists, and included 1,276 distinct procedure types. Weekday volume was evenly distributed (17.9 to 20.0% Monday through Friday); weekends accounted for 1.8 to 2.1%. Year-on-year volume grew from 22,133 in 2022 to 23,738 in 2024, with 9,906 recorded through May 2025. The urgency mix was 85.4% elective and 14.6% non-elective.</w:t>
       </w:r>
     </w:p>
     <w:p>
@@ -1042,23 +1049,1405 @@
           <w:i w:val="0"/>
           <w:sz w:val="24"/>
         </w:rPr>
-        <w:t>Of 79,352 cases, 7,729 (9.7%) ran past the end of their assigned shift. Among overtime cases, the mean was 60.3 minutes, the median 39, and the 95th percentile 197 (Table 1). Weekday rates were similar (8.8 to 9.9%) but roughly 1.7 times higher on weekends (Saturday 16.8%, Sunday 15.5%), when the elective programme does not run and volume is almost entirely urgent or emergency surgery. The year-on-year trend showed gradual improvement: 10.0% in 2022, 10.0% in 2023, 9.7% in 2024, and 8.6% in the partial 2025 data.</w:t>
+        <w:t>Of 79,352 cases, 7,729 (9.7%) ran past the end of their assigned shift. Among overtime cases, the mean was 60.3 minutes, the median was 39 minutes, and the 95th percentile was 197 minutes (Table 1A). Weekday rates were similar (8.8 to 9.9%) but roughly 1.7 times higher on weekends (Saturday 16.8%, Sunday 15.5%), when the elective programme does not run and volume is almost entirely urgent or emergency surgery. The year-on-year trend showed gradual improvement: 10.0% in 2022, 10.0% in 2023, 9.7% in 2024, and 8.6% in the partial 2025 data (Table 1B).</w:t>
       </w:r>
     </w:p>
     <w:p>
       <w:pPr>
-        <w:spacing w:after="120" w:before="120" w:line="480" w:lineRule="exact"/>
+        <w:spacing w:after="120" w:before="0" w:line="480" w:lineRule="exact"/>
         <w:jc w:val="left"/>
       </w:pPr>
       <w:r>
         <w:rPr>
           <w:rFonts w:ascii="Times New Roman" w:hAnsi="Times New Roman"/>
-          <w:b w:val="0"/>
-          <w:i/>
+          <w:b/>
           <w:sz w:val="24"/>
         </w:rPr>
-        <w:t>[Table 1. Overtime summary by weekday and calendar year. A single table with two strata — weekday (Monday-Sunday) and calendar year (2022-2025) — reporting cases, overtime count, overtime rate, and mean overtime minutes, with an overall total row.]</w:t>
+        <w:t>Table 1A. Overtime by weekday.</w:t>
       </w:r>
+    </w:p>
+    <w:tbl>
+      <w:tblPr>
+        <w:tblStyle w:val="TableGrid"/>
+        <w:tblW w:type="auto" w:w="0"/>
+        <w:tblLook w:firstColumn="1" w:firstRow="1" w:lastColumn="0" w:lastRow="0" w:noHBand="0" w:noVBand="1" w:val="04A0"/>
+      </w:tblPr>
+      <w:tblGrid>
+        <w:gridCol w:w="1881"/>
+        <w:gridCol w:w="1881"/>
+        <w:gridCol w:w="1881"/>
+        <w:gridCol w:w="1881"/>
+        <w:gridCol w:w="1881"/>
+      </w:tblGrid>
+      <w:tr>
+        <w:tc>
+          <w:tcPr>
+            <w:tcW w:type="dxa" w:w="1881"/>
+          </w:tcPr>
+          <w:p>
+            <w:pPr>
+              <w:spacing w:line="260" w:lineRule="exact" w:after="0"/>
+            </w:pPr>
+            <w:r/>
+            <w:r>
+              <w:rPr>
+                <w:rFonts w:ascii="Times New Roman" w:hAnsi="Times New Roman"/>
+                <w:b/>
+                <w:i w:val="0"/>
+                <w:sz w:val="22"/>
+              </w:rPr>
+              <w:t>Day</w:t>
+            </w:r>
+          </w:p>
+        </w:tc>
+        <w:tc>
+          <w:tcPr>
+            <w:tcW w:type="dxa" w:w="1881"/>
+          </w:tcPr>
+          <w:p>
+            <w:pPr>
+              <w:spacing w:line="260" w:lineRule="exact" w:after="0"/>
+            </w:pPr>
+            <w:r/>
+            <w:r>
+              <w:rPr>
+                <w:rFonts w:ascii="Times New Roman" w:hAnsi="Times New Roman"/>
+                <w:b/>
+                <w:i w:val="0"/>
+                <w:sz w:val="22"/>
+              </w:rPr>
+              <w:t>n cases</w:t>
+            </w:r>
+          </w:p>
+        </w:tc>
+        <w:tc>
+          <w:tcPr>
+            <w:tcW w:type="dxa" w:w="1881"/>
+          </w:tcPr>
+          <w:p>
+            <w:pPr>
+              <w:spacing w:line="260" w:lineRule="exact" w:after="0"/>
+            </w:pPr>
+            <w:r/>
+            <w:r>
+              <w:rPr>
+                <w:rFonts w:ascii="Times New Roman" w:hAnsi="Times New Roman"/>
+                <w:b/>
+                <w:i w:val="0"/>
+                <w:sz w:val="22"/>
+              </w:rPr>
+              <w:t>n overtime</w:t>
+            </w:r>
+          </w:p>
+        </w:tc>
+        <w:tc>
+          <w:tcPr>
+            <w:tcW w:type="dxa" w:w="1881"/>
+          </w:tcPr>
+          <w:p>
+            <w:pPr>
+              <w:spacing w:line="260" w:lineRule="exact" w:after="0"/>
+            </w:pPr>
+            <w:r/>
+            <w:r>
+              <w:rPr>
+                <w:rFonts w:ascii="Times New Roman" w:hAnsi="Times New Roman"/>
+                <w:b/>
+                <w:i w:val="0"/>
+                <w:sz w:val="22"/>
+              </w:rPr>
+              <w:t>OT rate (%)</w:t>
+            </w:r>
+          </w:p>
+        </w:tc>
+        <w:tc>
+          <w:tcPr>
+            <w:tcW w:type="dxa" w:w="1881"/>
+          </w:tcPr>
+          <w:p>
+            <w:pPr>
+              <w:spacing w:line="260" w:lineRule="exact" w:after="0"/>
+            </w:pPr>
+            <w:r/>
+            <w:r>
+              <w:rPr>
+                <w:rFonts w:ascii="Times New Roman" w:hAnsi="Times New Roman"/>
+                <w:b/>
+                <w:i w:val="0"/>
+                <w:sz w:val="22"/>
+              </w:rPr>
+              <w:t>Mean OT (min)</w:t>
+            </w:r>
+          </w:p>
+        </w:tc>
+      </w:tr>
+      <w:tr>
+        <w:tc>
+          <w:tcPr>
+            <w:tcW w:type="dxa" w:w="1881"/>
+          </w:tcPr>
+          <w:p>
+            <w:pPr>
+              <w:spacing w:line="260" w:lineRule="exact" w:after="0"/>
+            </w:pPr>
+            <w:r/>
+            <w:r>
+              <w:rPr>
+                <w:rFonts w:ascii="Times New Roman" w:hAnsi="Times New Roman"/>
+                <w:b w:val="0"/>
+                <w:i w:val="0"/>
+                <w:sz w:val="22"/>
+              </w:rPr>
+              <w:t>Monday</w:t>
+            </w:r>
+          </w:p>
+        </w:tc>
+        <w:tc>
+          <w:tcPr>
+            <w:tcW w:type="dxa" w:w="1881"/>
+          </w:tcPr>
+          <w:p>
+            <w:pPr>
+              <w:spacing w:line="260" w:lineRule="exact" w:after="0"/>
+            </w:pPr>
+            <w:r/>
+            <w:r>
+              <w:rPr>
+                <w:rFonts w:ascii="Times New Roman" w:hAnsi="Times New Roman"/>
+                <w:b w:val="0"/>
+                <w:i w:val="0"/>
+                <w:sz w:val="22"/>
+              </w:rPr>
+              <w:t>14,232</w:t>
+            </w:r>
+          </w:p>
+        </w:tc>
+        <w:tc>
+          <w:tcPr>
+            <w:tcW w:type="dxa" w:w="1881"/>
+          </w:tcPr>
+          <w:p>
+            <w:pPr>
+              <w:spacing w:line="260" w:lineRule="exact" w:after="0"/>
+            </w:pPr>
+            <w:r/>
+            <w:r>
+              <w:rPr>
+                <w:rFonts w:ascii="Times New Roman" w:hAnsi="Times New Roman"/>
+                <w:b w:val="0"/>
+                <w:i w:val="0"/>
+                <w:sz w:val="22"/>
+              </w:rPr>
+              <w:t>1,395</w:t>
+            </w:r>
+          </w:p>
+        </w:tc>
+        <w:tc>
+          <w:tcPr>
+            <w:tcW w:type="dxa" w:w="1881"/>
+          </w:tcPr>
+          <w:p>
+            <w:pPr>
+              <w:spacing w:line="260" w:lineRule="exact" w:after="0"/>
+            </w:pPr>
+            <w:r/>
+            <w:r>
+              <w:rPr>
+                <w:rFonts w:ascii="Times New Roman" w:hAnsi="Times New Roman"/>
+                <w:b w:val="0"/>
+                <w:i w:val="0"/>
+                <w:sz w:val="22"/>
+              </w:rPr>
+              <w:t>9.8</w:t>
+            </w:r>
+          </w:p>
+        </w:tc>
+        <w:tc>
+          <w:tcPr>
+            <w:tcW w:type="dxa" w:w="1881"/>
+          </w:tcPr>
+          <w:p>
+            <w:pPr>
+              <w:spacing w:line="260" w:lineRule="exact" w:after="0"/>
+            </w:pPr>
+            <w:r/>
+            <w:r>
+              <w:rPr>
+                <w:rFonts w:ascii="Times New Roman" w:hAnsi="Times New Roman"/>
+                <w:b w:val="0"/>
+                <w:i w:val="0"/>
+                <w:sz w:val="22"/>
+              </w:rPr>
+              <w:t>58.5</w:t>
+            </w:r>
+          </w:p>
+        </w:tc>
+      </w:tr>
+      <w:tr>
+        <w:tc>
+          <w:tcPr>
+            <w:tcW w:type="dxa" w:w="1881"/>
+          </w:tcPr>
+          <w:p>
+            <w:pPr>
+              <w:spacing w:line="260" w:lineRule="exact" w:after="0"/>
+            </w:pPr>
+            <w:r/>
+            <w:r>
+              <w:rPr>
+                <w:rFonts w:ascii="Times New Roman" w:hAnsi="Times New Roman"/>
+                <w:b w:val="0"/>
+                <w:i w:val="0"/>
+                <w:sz w:val="22"/>
+              </w:rPr>
+              <w:t>Tuesday</w:t>
+            </w:r>
+          </w:p>
+        </w:tc>
+        <w:tc>
+          <w:tcPr>
+            <w:tcW w:type="dxa" w:w="1881"/>
+          </w:tcPr>
+          <w:p>
+            <w:pPr>
+              <w:spacing w:line="260" w:lineRule="exact" w:after="0"/>
+            </w:pPr>
+            <w:r/>
+            <w:r>
+              <w:rPr>
+                <w:rFonts w:ascii="Times New Roman" w:hAnsi="Times New Roman"/>
+                <w:b w:val="0"/>
+                <w:i w:val="0"/>
+                <w:sz w:val="22"/>
+              </w:rPr>
+              <w:t>14,750</w:t>
+            </w:r>
+          </w:p>
+        </w:tc>
+        <w:tc>
+          <w:tcPr>
+            <w:tcW w:type="dxa" w:w="1881"/>
+          </w:tcPr>
+          <w:p>
+            <w:pPr>
+              <w:spacing w:line="260" w:lineRule="exact" w:after="0"/>
+            </w:pPr>
+            <w:r/>
+            <w:r>
+              <w:rPr>
+                <w:rFonts w:ascii="Times New Roman" w:hAnsi="Times New Roman"/>
+                <w:b w:val="0"/>
+                <w:i w:val="0"/>
+                <w:sz w:val="22"/>
+              </w:rPr>
+              <w:t>1,416</w:t>
+            </w:r>
+          </w:p>
+        </w:tc>
+        <w:tc>
+          <w:tcPr>
+            <w:tcW w:type="dxa" w:w="1881"/>
+          </w:tcPr>
+          <w:p>
+            <w:pPr>
+              <w:spacing w:line="260" w:lineRule="exact" w:after="0"/>
+            </w:pPr>
+            <w:r/>
+            <w:r>
+              <w:rPr>
+                <w:rFonts w:ascii="Times New Roman" w:hAnsi="Times New Roman"/>
+                <w:b w:val="0"/>
+                <w:i w:val="0"/>
+                <w:sz w:val="22"/>
+              </w:rPr>
+              <w:t>9.6</w:t>
+            </w:r>
+          </w:p>
+        </w:tc>
+        <w:tc>
+          <w:tcPr>
+            <w:tcW w:type="dxa" w:w="1881"/>
+          </w:tcPr>
+          <w:p>
+            <w:pPr>
+              <w:spacing w:line="260" w:lineRule="exact" w:after="0"/>
+            </w:pPr>
+            <w:r/>
+            <w:r>
+              <w:rPr>
+                <w:rFonts w:ascii="Times New Roman" w:hAnsi="Times New Roman"/>
+                <w:b w:val="0"/>
+                <w:i w:val="0"/>
+                <w:sz w:val="22"/>
+              </w:rPr>
+              <w:t>60.1</w:t>
+            </w:r>
+          </w:p>
+        </w:tc>
+      </w:tr>
+      <w:tr>
+        <w:tc>
+          <w:tcPr>
+            <w:tcW w:type="dxa" w:w="1881"/>
+          </w:tcPr>
+          <w:p>
+            <w:pPr>
+              <w:spacing w:line="260" w:lineRule="exact" w:after="0"/>
+            </w:pPr>
+            <w:r/>
+            <w:r>
+              <w:rPr>
+                <w:rFonts w:ascii="Times New Roman" w:hAnsi="Times New Roman"/>
+                <w:b w:val="0"/>
+                <w:i w:val="0"/>
+                <w:sz w:val="22"/>
+              </w:rPr>
+              <w:t>Wednesday</w:t>
+            </w:r>
+          </w:p>
+        </w:tc>
+        <w:tc>
+          <w:tcPr>
+            <w:tcW w:type="dxa" w:w="1881"/>
+          </w:tcPr>
+          <w:p>
+            <w:pPr>
+              <w:spacing w:line="260" w:lineRule="exact" w:after="0"/>
+            </w:pPr>
+            <w:r/>
+            <w:r>
+              <w:rPr>
+                <w:rFonts w:ascii="Times New Roman" w:hAnsi="Times New Roman"/>
+                <w:b w:val="0"/>
+                <w:i w:val="0"/>
+                <w:sz w:val="22"/>
+              </w:rPr>
+              <w:t>15,814</w:t>
+            </w:r>
+          </w:p>
+        </w:tc>
+        <w:tc>
+          <w:tcPr>
+            <w:tcW w:type="dxa" w:w="1881"/>
+          </w:tcPr>
+          <w:p>
+            <w:pPr>
+              <w:spacing w:line="260" w:lineRule="exact" w:after="0"/>
+            </w:pPr>
+            <w:r/>
+            <w:r>
+              <w:rPr>
+                <w:rFonts w:ascii="Times New Roman" w:hAnsi="Times New Roman"/>
+                <w:b w:val="0"/>
+                <w:i w:val="0"/>
+                <w:sz w:val="22"/>
+              </w:rPr>
+              <w:t>1,502</w:t>
+            </w:r>
+          </w:p>
+        </w:tc>
+        <w:tc>
+          <w:tcPr>
+            <w:tcW w:type="dxa" w:w="1881"/>
+          </w:tcPr>
+          <w:p>
+            <w:pPr>
+              <w:spacing w:line="260" w:lineRule="exact" w:after="0"/>
+            </w:pPr>
+            <w:r/>
+            <w:r>
+              <w:rPr>
+                <w:rFonts w:ascii="Times New Roman" w:hAnsi="Times New Roman"/>
+                <w:b w:val="0"/>
+                <w:i w:val="0"/>
+                <w:sz w:val="22"/>
+              </w:rPr>
+              <w:t>9.5</w:t>
+            </w:r>
+          </w:p>
+        </w:tc>
+        <w:tc>
+          <w:tcPr>
+            <w:tcW w:type="dxa" w:w="1881"/>
+          </w:tcPr>
+          <w:p>
+            <w:pPr>
+              <w:spacing w:line="260" w:lineRule="exact" w:after="0"/>
+            </w:pPr>
+            <w:r/>
+            <w:r>
+              <w:rPr>
+                <w:rFonts w:ascii="Times New Roman" w:hAnsi="Times New Roman"/>
+                <w:b w:val="0"/>
+                <w:i w:val="0"/>
+                <w:sz w:val="22"/>
+              </w:rPr>
+              <w:t>59.7</w:t>
+            </w:r>
+          </w:p>
+        </w:tc>
+      </w:tr>
+      <w:tr>
+        <w:tc>
+          <w:tcPr>
+            <w:tcW w:type="dxa" w:w="1881"/>
+          </w:tcPr>
+          <w:p>
+            <w:pPr>
+              <w:spacing w:line="260" w:lineRule="exact" w:after="0"/>
+            </w:pPr>
+            <w:r/>
+            <w:r>
+              <w:rPr>
+                <w:rFonts w:ascii="Times New Roman" w:hAnsi="Times New Roman"/>
+                <w:b w:val="0"/>
+                <w:i w:val="0"/>
+                <w:sz w:val="22"/>
+              </w:rPr>
+              <w:t>Thursday</w:t>
+            </w:r>
+          </w:p>
+        </w:tc>
+        <w:tc>
+          <w:tcPr>
+            <w:tcW w:type="dxa" w:w="1881"/>
+          </w:tcPr>
+          <w:p>
+            <w:pPr>
+              <w:spacing w:line="260" w:lineRule="exact" w:after="0"/>
+            </w:pPr>
+            <w:r/>
+            <w:r>
+              <w:rPr>
+                <w:rFonts w:ascii="Times New Roman" w:hAnsi="Times New Roman"/>
+                <w:b w:val="0"/>
+                <w:i w:val="0"/>
+                <w:sz w:val="22"/>
+              </w:rPr>
+              <w:t>15,844</w:t>
+            </w:r>
+          </w:p>
+        </w:tc>
+        <w:tc>
+          <w:tcPr>
+            <w:tcW w:type="dxa" w:w="1881"/>
+          </w:tcPr>
+          <w:p>
+            <w:pPr>
+              <w:spacing w:line="260" w:lineRule="exact" w:after="0"/>
+            </w:pPr>
+            <w:r/>
+            <w:r>
+              <w:rPr>
+                <w:rFonts w:ascii="Times New Roman" w:hAnsi="Times New Roman"/>
+                <w:b w:val="0"/>
+                <w:i w:val="0"/>
+                <w:sz w:val="22"/>
+              </w:rPr>
+              <w:t>1,394</w:t>
+            </w:r>
+          </w:p>
+        </w:tc>
+        <w:tc>
+          <w:tcPr>
+            <w:tcW w:type="dxa" w:w="1881"/>
+          </w:tcPr>
+          <w:p>
+            <w:pPr>
+              <w:spacing w:line="260" w:lineRule="exact" w:after="0"/>
+            </w:pPr>
+            <w:r/>
+            <w:r>
+              <w:rPr>
+                <w:rFonts w:ascii="Times New Roman" w:hAnsi="Times New Roman"/>
+                <w:b w:val="0"/>
+                <w:i w:val="0"/>
+                <w:sz w:val="22"/>
+              </w:rPr>
+              <w:t>8.8</w:t>
+            </w:r>
+          </w:p>
+        </w:tc>
+        <w:tc>
+          <w:tcPr>
+            <w:tcW w:type="dxa" w:w="1881"/>
+          </w:tcPr>
+          <w:p>
+            <w:pPr>
+              <w:spacing w:line="260" w:lineRule="exact" w:after="0"/>
+            </w:pPr>
+            <w:r/>
+            <w:r>
+              <w:rPr>
+                <w:rFonts w:ascii="Times New Roman" w:hAnsi="Times New Roman"/>
+                <w:b w:val="0"/>
+                <w:i w:val="0"/>
+                <w:sz w:val="22"/>
+              </w:rPr>
+              <w:t>60.5</w:t>
+            </w:r>
+          </w:p>
+        </w:tc>
+      </w:tr>
+      <w:tr>
+        <w:tc>
+          <w:tcPr>
+            <w:tcW w:type="dxa" w:w="1881"/>
+          </w:tcPr>
+          <w:p>
+            <w:pPr>
+              <w:spacing w:line="260" w:lineRule="exact" w:after="0"/>
+            </w:pPr>
+            <w:r/>
+            <w:r>
+              <w:rPr>
+                <w:rFonts w:ascii="Times New Roman" w:hAnsi="Times New Roman"/>
+                <w:b w:val="0"/>
+                <w:i w:val="0"/>
+                <w:sz w:val="22"/>
+              </w:rPr>
+              <w:t>Friday</w:t>
+            </w:r>
+          </w:p>
+        </w:tc>
+        <w:tc>
+          <w:tcPr>
+            <w:tcW w:type="dxa" w:w="1881"/>
+          </w:tcPr>
+          <w:p>
+            <w:pPr>
+              <w:spacing w:line="260" w:lineRule="exact" w:after="0"/>
+            </w:pPr>
+            <w:r/>
+            <w:r>
+              <w:rPr>
+                <w:rFonts w:ascii="Times New Roman" w:hAnsi="Times New Roman"/>
+                <w:b w:val="0"/>
+                <w:i w:val="0"/>
+                <w:sz w:val="22"/>
+              </w:rPr>
+              <w:t>15,615</w:t>
+            </w:r>
+          </w:p>
+        </w:tc>
+        <w:tc>
+          <w:tcPr>
+            <w:tcW w:type="dxa" w:w="1881"/>
+          </w:tcPr>
+          <w:p>
+            <w:pPr>
+              <w:spacing w:line="260" w:lineRule="exact" w:after="0"/>
+            </w:pPr>
+            <w:r/>
+            <w:r>
+              <w:rPr>
+                <w:rFonts w:ascii="Times New Roman" w:hAnsi="Times New Roman"/>
+                <w:b w:val="0"/>
+                <w:i w:val="0"/>
+                <w:sz w:val="22"/>
+              </w:rPr>
+              <w:t>1,546</w:t>
+            </w:r>
+          </w:p>
+        </w:tc>
+        <w:tc>
+          <w:tcPr>
+            <w:tcW w:type="dxa" w:w="1881"/>
+          </w:tcPr>
+          <w:p>
+            <w:pPr>
+              <w:spacing w:line="260" w:lineRule="exact" w:after="0"/>
+            </w:pPr>
+            <w:r/>
+            <w:r>
+              <w:rPr>
+                <w:rFonts w:ascii="Times New Roman" w:hAnsi="Times New Roman"/>
+                <w:b w:val="0"/>
+                <w:i w:val="0"/>
+                <w:sz w:val="22"/>
+              </w:rPr>
+              <w:t>9.9</w:t>
+            </w:r>
+          </w:p>
+        </w:tc>
+        <w:tc>
+          <w:tcPr>
+            <w:tcW w:type="dxa" w:w="1881"/>
+          </w:tcPr>
+          <w:p>
+            <w:pPr>
+              <w:spacing w:line="260" w:lineRule="exact" w:after="0"/>
+            </w:pPr>
+            <w:r/>
+            <w:r>
+              <w:rPr>
+                <w:rFonts w:ascii="Times New Roman" w:hAnsi="Times New Roman"/>
+                <w:b w:val="0"/>
+                <w:i w:val="0"/>
+                <w:sz w:val="22"/>
+              </w:rPr>
+              <w:t>62.4</w:t>
+            </w:r>
+          </w:p>
+        </w:tc>
+      </w:tr>
+      <w:tr>
+        <w:tc>
+          <w:tcPr>
+            <w:tcW w:type="dxa" w:w="1881"/>
+          </w:tcPr>
+          <w:p>
+            <w:pPr>
+              <w:spacing w:line="260" w:lineRule="exact" w:after="0"/>
+            </w:pPr>
+            <w:r/>
+            <w:r>
+              <w:rPr>
+                <w:rFonts w:ascii="Times New Roman" w:hAnsi="Times New Roman"/>
+                <w:b w:val="0"/>
+                <w:i w:val="0"/>
+                <w:sz w:val="22"/>
+              </w:rPr>
+              <w:t>Saturday</w:t>
+            </w:r>
+          </w:p>
+        </w:tc>
+        <w:tc>
+          <w:tcPr>
+            <w:tcW w:type="dxa" w:w="1881"/>
+          </w:tcPr>
+          <w:p>
+            <w:pPr>
+              <w:spacing w:line="260" w:lineRule="exact" w:after="0"/>
+            </w:pPr>
+            <w:r/>
+            <w:r>
+              <w:rPr>
+                <w:rFonts w:ascii="Times New Roman" w:hAnsi="Times New Roman"/>
+                <w:b w:val="0"/>
+                <w:i w:val="0"/>
+                <w:sz w:val="22"/>
+              </w:rPr>
+              <w:t>1,654</w:t>
+            </w:r>
+          </w:p>
+        </w:tc>
+        <w:tc>
+          <w:tcPr>
+            <w:tcW w:type="dxa" w:w="1881"/>
+          </w:tcPr>
+          <w:p>
+            <w:pPr>
+              <w:spacing w:line="260" w:lineRule="exact" w:after="0"/>
+            </w:pPr>
+            <w:r/>
+            <w:r>
+              <w:rPr>
+                <w:rFonts w:ascii="Times New Roman" w:hAnsi="Times New Roman"/>
+                <w:b w:val="0"/>
+                <w:i w:val="0"/>
+                <w:sz w:val="22"/>
+              </w:rPr>
+              <w:t>278</w:t>
+            </w:r>
+          </w:p>
+        </w:tc>
+        <w:tc>
+          <w:tcPr>
+            <w:tcW w:type="dxa" w:w="1881"/>
+          </w:tcPr>
+          <w:p>
+            <w:pPr>
+              <w:spacing w:line="260" w:lineRule="exact" w:after="0"/>
+            </w:pPr>
+            <w:r/>
+            <w:r>
+              <w:rPr>
+                <w:rFonts w:ascii="Times New Roman" w:hAnsi="Times New Roman"/>
+                <w:b w:val="0"/>
+                <w:i w:val="0"/>
+                <w:sz w:val="22"/>
+              </w:rPr>
+              <w:t>16.8</w:t>
+            </w:r>
+          </w:p>
+        </w:tc>
+        <w:tc>
+          <w:tcPr>
+            <w:tcW w:type="dxa" w:w="1881"/>
+          </w:tcPr>
+          <w:p>
+            <w:pPr>
+              <w:spacing w:line="260" w:lineRule="exact" w:after="0"/>
+            </w:pPr>
+            <w:r/>
+            <w:r>
+              <w:rPr>
+                <w:rFonts w:ascii="Times New Roman" w:hAnsi="Times New Roman"/>
+                <w:b w:val="0"/>
+                <w:i w:val="0"/>
+                <w:sz w:val="22"/>
+              </w:rPr>
+              <w:t>63.4</w:t>
+            </w:r>
+          </w:p>
+        </w:tc>
+      </w:tr>
+      <w:tr>
+        <w:tc>
+          <w:tcPr>
+            <w:tcW w:type="dxa" w:w="1881"/>
+          </w:tcPr>
+          <w:p>
+            <w:pPr>
+              <w:spacing w:line="260" w:lineRule="exact" w:after="0"/>
+            </w:pPr>
+            <w:r/>
+            <w:r>
+              <w:rPr>
+                <w:rFonts w:ascii="Times New Roman" w:hAnsi="Times New Roman"/>
+                <w:b w:val="0"/>
+                <w:i w:val="0"/>
+                <w:sz w:val="22"/>
+              </w:rPr>
+              <w:t>Sunday</w:t>
+            </w:r>
+          </w:p>
+        </w:tc>
+        <w:tc>
+          <w:tcPr>
+            <w:tcW w:type="dxa" w:w="1881"/>
+          </w:tcPr>
+          <w:p>
+            <w:pPr>
+              <w:spacing w:line="260" w:lineRule="exact" w:after="0"/>
+            </w:pPr>
+            <w:r/>
+            <w:r>
+              <w:rPr>
+                <w:rFonts w:ascii="Times New Roman" w:hAnsi="Times New Roman"/>
+                <w:b w:val="0"/>
+                <w:i w:val="0"/>
+                <w:sz w:val="22"/>
+              </w:rPr>
+              <w:t>1,443</w:t>
+            </w:r>
+          </w:p>
+        </w:tc>
+        <w:tc>
+          <w:tcPr>
+            <w:tcW w:type="dxa" w:w="1881"/>
+          </w:tcPr>
+          <w:p>
+            <w:pPr>
+              <w:spacing w:line="260" w:lineRule="exact" w:after="0"/>
+            </w:pPr>
+            <w:r/>
+            <w:r>
+              <w:rPr>
+                <w:rFonts w:ascii="Times New Roman" w:hAnsi="Times New Roman"/>
+                <w:b w:val="0"/>
+                <w:i w:val="0"/>
+                <w:sz w:val="22"/>
+              </w:rPr>
+              <w:t>224</w:t>
+            </w:r>
+          </w:p>
+        </w:tc>
+        <w:tc>
+          <w:tcPr>
+            <w:tcW w:type="dxa" w:w="1881"/>
+          </w:tcPr>
+          <w:p>
+            <w:pPr>
+              <w:spacing w:line="260" w:lineRule="exact" w:after="0"/>
+            </w:pPr>
+            <w:r/>
+            <w:r>
+              <w:rPr>
+                <w:rFonts w:ascii="Times New Roman" w:hAnsi="Times New Roman"/>
+                <w:b w:val="0"/>
+                <w:i w:val="0"/>
+                <w:sz w:val="22"/>
+              </w:rPr>
+              <w:t>15.5</w:t>
+            </w:r>
+          </w:p>
+        </w:tc>
+        <w:tc>
+          <w:tcPr>
+            <w:tcW w:type="dxa" w:w="1881"/>
+          </w:tcPr>
+          <w:p>
+            <w:pPr>
+              <w:spacing w:line="260" w:lineRule="exact" w:after="0"/>
+            </w:pPr>
+            <w:r/>
+            <w:r>
+              <w:rPr>
+                <w:rFonts w:ascii="Times New Roman" w:hAnsi="Times New Roman"/>
+                <w:b w:val="0"/>
+                <w:i w:val="0"/>
+                <w:sz w:val="22"/>
+              </w:rPr>
+              <w:t>59.1</w:t>
+            </w:r>
+          </w:p>
+        </w:tc>
+      </w:tr>
+      <w:tr>
+        <w:tc>
+          <w:tcPr>
+            <w:tcW w:type="dxa" w:w="1881"/>
+          </w:tcPr>
+          <w:p>
+            <w:pPr>
+              <w:spacing w:line="260" w:lineRule="exact" w:after="0"/>
+            </w:pPr>
+            <w:r/>
+            <w:r>
+              <w:rPr>
+                <w:rFonts w:ascii="Times New Roman" w:hAnsi="Times New Roman"/>
+                <w:b/>
+                <w:sz w:val="22"/>
+              </w:rPr>
+              <w:t>Total</w:t>
+            </w:r>
+          </w:p>
+        </w:tc>
+        <w:tc>
+          <w:tcPr>
+            <w:tcW w:type="dxa" w:w="1881"/>
+          </w:tcPr>
+          <w:p>
+            <w:pPr>
+              <w:spacing w:line="260" w:lineRule="exact" w:after="0"/>
+            </w:pPr>
+            <w:r/>
+            <w:r>
+              <w:rPr>
+                <w:rFonts w:ascii="Times New Roman" w:hAnsi="Times New Roman"/>
+                <w:b/>
+                <w:sz w:val="22"/>
+              </w:rPr>
+              <w:t>79,352</w:t>
+            </w:r>
+          </w:p>
+        </w:tc>
+        <w:tc>
+          <w:tcPr>
+            <w:tcW w:type="dxa" w:w="1881"/>
+          </w:tcPr>
+          <w:p>
+            <w:pPr>
+              <w:spacing w:line="260" w:lineRule="exact" w:after="0"/>
+            </w:pPr>
+            <w:r/>
+            <w:r>
+              <w:rPr>
+                <w:rFonts w:ascii="Times New Roman" w:hAnsi="Times New Roman"/>
+                <w:b/>
+                <w:sz w:val="22"/>
+              </w:rPr>
+              <w:t>7,729</w:t>
+            </w:r>
+          </w:p>
+        </w:tc>
+        <w:tc>
+          <w:tcPr>
+            <w:tcW w:type="dxa" w:w="1881"/>
+          </w:tcPr>
+          <w:p>
+            <w:pPr>
+              <w:spacing w:line="260" w:lineRule="exact" w:after="0"/>
+            </w:pPr>
+            <w:r/>
+            <w:r>
+              <w:rPr>
+                <w:rFonts w:ascii="Times New Roman" w:hAnsi="Times New Roman"/>
+                <w:b/>
+                <w:sz w:val="22"/>
+              </w:rPr>
+              <w:t>9.7</w:t>
+            </w:r>
+          </w:p>
+        </w:tc>
+        <w:tc>
+          <w:tcPr>
+            <w:tcW w:type="dxa" w:w="1881"/>
+          </w:tcPr>
+          <w:p>
+            <w:pPr>
+              <w:spacing w:line="260" w:lineRule="exact" w:after="0"/>
+            </w:pPr>
+            <w:r/>
+            <w:r>
+              <w:rPr>
+                <w:rFonts w:ascii="Times New Roman" w:hAnsi="Times New Roman"/>
+                <w:b/>
+                <w:sz w:val="22"/>
+              </w:rPr>
+              <w:t>60.3</w:t>
+            </w:r>
+          </w:p>
+        </w:tc>
+      </w:tr>
+    </w:tbl>
+    <w:p>
+      <w:pPr>
+        <w:spacing w:line="120" w:lineRule="exact"/>
+      </w:pPr>
+    </w:p>
+    <w:p>
+      <w:pPr>
+        <w:spacing w:after="120" w:before="0" w:line="480" w:lineRule="exact"/>
+        <w:jc w:val="left"/>
+      </w:pPr>
+      <w:r>
+        <w:rPr>
+          <w:rFonts w:ascii="Times New Roman" w:hAnsi="Times New Roman"/>
+          <w:b/>
+          <w:sz w:val="24"/>
+        </w:rPr>
+        <w:t>Table 1B. Overtime trend by year.</w:t>
+      </w:r>
+      <w:r>
+        <w:rPr>
+          <w:rFonts w:ascii="Times New Roman" w:hAnsi="Times New Roman"/>
+          <w:b w:val="0"/>
+          <w:i w:val="0"/>
+          <w:sz w:val="24"/>
+        </w:rPr>
+        <w:t xml:space="preserve"> (*2025 partial, January–May.)</w:t>
+      </w:r>
+    </w:p>
+    <w:tbl>
+      <w:tblPr>
+        <w:tblStyle w:val="TableGrid"/>
+        <w:tblW w:type="auto" w:w="0"/>
+        <w:tblLook w:firstColumn="1" w:firstRow="1" w:lastColumn="0" w:lastRow="0" w:noHBand="0" w:noVBand="1" w:val="04A0"/>
+      </w:tblPr>
+      <w:tblGrid>
+        <w:gridCol w:w="2351"/>
+        <w:gridCol w:w="2351"/>
+        <w:gridCol w:w="2351"/>
+        <w:gridCol w:w="2351"/>
+      </w:tblGrid>
+      <w:tr>
+        <w:tc>
+          <w:tcPr>
+            <w:tcW w:type="dxa" w:w="2351"/>
+          </w:tcPr>
+          <w:p>
+            <w:pPr>
+              <w:spacing w:line="260" w:lineRule="exact" w:after="0"/>
+            </w:pPr>
+            <w:r/>
+            <w:r>
+              <w:rPr>
+                <w:rFonts w:ascii="Times New Roman" w:hAnsi="Times New Roman"/>
+                <w:b/>
+                <w:i w:val="0"/>
+                <w:sz w:val="22"/>
+              </w:rPr>
+              <w:t>Year</w:t>
+            </w:r>
+          </w:p>
+        </w:tc>
+        <w:tc>
+          <w:tcPr>
+            <w:tcW w:type="dxa" w:w="2351"/>
+          </w:tcPr>
+          <w:p>
+            <w:pPr>
+              <w:spacing w:line="260" w:lineRule="exact" w:after="0"/>
+            </w:pPr>
+            <w:r/>
+            <w:r>
+              <w:rPr>
+                <w:rFonts w:ascii="Times New Roman" w:hAnsi="Times New Roman"/>
+                <w:b/>
+                <w:i w:val="0"/>
+                <w:sz w:val="22"/>
+              </w:rPr>
+              <w:t>OT rate (%)</w:t>
+            </w:r>
+          </w:p>
+        </w:tc>
+        <w:tc>
+          <w:tcPr>
+            <w:tcW w:type="dxa" w:w="2351"/>
+          </w:tcPr>
+          <w:p>
+            <w:pPr>
+              <w:spacing w:line="260" w:lineRule="exact" w:after="0"/>
+            </w:pPr>
+            <w:r/>
+            <w:r>
+              <w:rPr>
+                <w:rFonts w:ascii="Times New Roman" w:hAnsi="Times New Roman"/>
+                <w:b/>
+                <w:i w:val="0"/>
+                <w:sz w:val="22"/>
+              </w:rPr>
+              <w:t>Mean OT (min)</w:t>
+            </w:r>
+          </w:p>
+        </w:tc>
+        <w:tc>
+          <w:tcPr>
+            <w:tcW w:type="dxa" w:w="2351"/>
+          </w:tcPr>
+          <w:p>
+            <w:pPr>
+              <w:spacing w:line="260" w:lineRule="exact" w:after="0"/>
+            </w:pPr>
+            <w:r/>
+            <w:r>
+              <w:rPr>
+                <w:rFonts w:ascii="Times New Roman" w:hAnsi="Times New Roman"/>
+                <w:b/>
+                <w:i w:val="0"/>
+                <w:sz w:val="22"/>
+              </w:rPr>
+              <w:t>Median OT (min)</w:t>
+            </w:r>
+          </w:p>
+        </w:tc>
+      </w:tr>
+      <w:tr>
+        <w:tc>
+          <w:tcPr>
+            <w:tcW w:type="dxa" w:w="2351"/>
+          </w:tcPr>
+          <w:p>
+            <w:pPr>
+              <w:spacing w:line="260" w:lineRule="exact" w:after="0"/>
+            </w:pPr>
+            <w:r/>
+            <w:r>
+              <w:rPr>
+                <w:rFonts w:ascii="Times New Roman" w:hAnsi="Times New Roman"/>
+                <w:b w:val="0"/>
+                <w:i w:val="0"/>
+                <w:sz w:val="22"/>
+              </w:rPr>
+              <w:t>2022</w:t>
+            </w:r>
+          </w:p>
+        </w:tc>
+        <w:tc>
+          <w:tcPr>
+            <w:tcW w:type="dxa" w:w="2351"/>
+          </w:tcPr>
+          <w:p>
+            <w:pPr>
+              <w:spacing w:line="260" w:lineRule="exact" w:after="0"/>
+            </w:pPr>
+            <w:r/>
+            <w:r>
+              <w:rPr>
+                <w:rFonts w:ascii="Times New Roman" w:hAnsi="Times New Roman"/>
+                <w:b w:val="0"/>
+                <w:i w:val="0"/>
+                <w:sz w:val="22"/>
+              </w:rPr>
+              <w:t>10.0</w:t>
+            </w:r>
+          </w:p>
+        </w:tc>
+        <w:tc>
+          <w:tcPr>
+            <w:tcW w:type="dxa" w:w="2351"/>
+          </w:tcPr>
+          <w:p>
+            <w:pPr>
+              <w:spacing w:line="260" w:lineRule="exact" w:after="0"/>
+            </w:pPr>
+            <w:r/>
+            <w:r>
+              <w:rPr>
+                <w:rFonts w:ascii="Times New Roman" w:hAnsi="Times New Roman"/>
+                <w:b w:val="0"/>
+                <w:i w:val="0"/>
+                <w:sz w:val="22"/>
+              </w:rPr>
+              <w:t>61.8</w:t>
+            </w:r>
+          </w:p>
+        </w:tc>
+        <w:tc>
+          <w:tcPr>
+            <w:tcW w:type="dxa" w:w="2351"/>
+          </w:tcPr>
+          <w:p>
+            <w:pPr>
+              <w:spacing w:line="260" w:lineRule="exact" w:after="0"/>
+            </w:pPr>
+            <w:r/>
+            <w:r>
+              <w:rPr>
+                <w:rFonts w:ascii="Times New Roman" w:hAnsi="Times New Roman"/>
+                <w:b w:val="0"/>
+                <w:i w:val="0"/>
+                <w:sz w:val="22"/>
+              </w:rPr>
+              <w:t>40</w:t>
+            </w:r>
+          </w:p>
+        </w:tc>
+      </w:tr>
+      <w:tr>
+        <w:tc>
+          <w:tcPr>
+            <w:tcW w:type="dxa" w:w="2351"/>
+          </w:tcPr>
+          <w:p>
+            <w:pPr>
+              <w:spacing w:line="260" w:lineRule="exact" w:after="0"/>
+            </w:pPr>
+            <w:r/>
+            <w:r>
+              <w:rPr>
+                <w:rFonts w:ascii="Times New Roman" w:hAnsi="Times New Roman"/>
+                <w:b w:val="0"/>
+                <w:i w:val="0"/>
+                <w:sz w:val="22"/>
+              </w:rPr>
+              <w:t>2023</w:t>
+            </w:r>
+          </w:p>
+        </w:tc>
+        <w:tc>
+          <w:tcPr>
+            <w:tcW w:type="dxa" w:w="2351"/>
+          </w:tcPr>
+          <w:p>
+            <w:pPr>
+              <w:spacing w:line="260" w:lineRule="exact" w:after="0"/>
+            </w:pPr>
+            <w:r/>
+            <w:r>
+              <w:rPr>
+                <w:rFonts w:ascii="Times New Roman" w:hAnsi="Times New Roman"/>
+                <w:b w:val="0"/>
+                <w:i w:val="0"/>
+                <w:sz w:val="22"/>
+              </w:rPr>
+              <w:t>10.0</w:t>
+            </w:r>
+          </w:p>
+        </w:tc>
+        <w:tc>
+          <w:tcPr>
+            <w:tcW w:type="dxa" w:w="2351"/>
+          </w:tcPr>
+          <w:p>
+            <w:pPr>
+              <w:spacing w:line="260" w:lineRule="exact" w:after="0"/>
+            </w:pPr>
+            <w:r/>
+            <w:r>
+              <w:rPr>
+                <w:rFonts w:ascii="Times New Roman" w:hAnsi="Times New Roman"/>
+                <w:b w:val="0"/>
+                <w:i w:val="0"/>
+                <w:sz w:val="22"/>
+              </w:rPr>
+              <w:t>58.8</w:t>
+            </w:r>
+          </w:p>
+        </w:tc>
+        <w:tc>
+          <w:tcPr>
+            <w:tcW w:type="dxa" w:w="2351"/>
+          </w:tcPr>
+          <w:p>
+            <w:pPr>
+              <w:spacing w:line="260" w:lineRule="exact" w:after="0"/>
+            </w:pPr>
+            <w:r/>
+            <w:r>
+              <w:rPr>
+                <w:rFonts w:ascii="Times New Roman" w:hAnsi="Times New Roman"/>
+                <w:b w:val="0"/>
+                <w:i w:val="0"/>
+                <w:sz w:val="22"/>
+              </w:rPr>
+              <w:t>38</w:t>
+            </w:r>
+          </w:p>
+        </w:tc>
+      </w:tr>
+      <w:tr>
+        <w:tc>
+          <w:tcPr>
+            <w:tcW w:type="dxa" w:w="2351"/>
+          </w:tcPr>
+          <w:p>
+            <w:pPr>
+              <w:spacing w:line="260" w:lineRule="exact" w:after="0"/>
+            </w:pPr>
+            <w:r/>
+            <w:r>
+              <w:rPr>
+                <w:rFonts w:ascii="Times New Roman" w:hAnsi="Times New Roman"/>
+                <w:b w:val="0"/>
+                <w:i w:val="0"/>
+                <w:sz w:val="22"/>
+              </w:rPr>
+              <w:t>2024</w:t>
+            </w:r>
+          </w:p>
+        </w:tc>
+        <w:tc>
+          <w:tcPr>
+            <w:tcW w:type="dxa" w:w="2351"/>
+          </w:tcPr>
+          <w:p>
+            <w:pPr>
+              <w:spacing w:line="260" w:lineRule="exact" w:after="0"/>
+            </w:pPr>
+            <w:r/>
+            <w:r>
+              <w:rPr>
+                <w:rFonts w:ascii="Times New Roman" w:hAnsi="Times New Roman"/>
+                <w:b w:val="0"/>
+                <w:i w:val="0"/>
+                <w:sz w:val="22"/>
+              </w:rPr>
+              <w:t>9.7</w:t>
+            </w:r>
+          </w:p>
+        </w:tc>
+        <w:tc>
+          <w:tcPr>
+            <w:tcW w:type="dxa" w:w="2351"/>
+          </w:tcPr>
+          <w:p>
+            <w:pPr>
+              <w:spacing w:line="260" w:lineRule="exact" w:after="0"/>
+            </w:pPr>
+            <w:r/>
+            <w:r>
+              <w:rPr>
+                <w:rFonts w:ascii="Times New Roman" w:hAnsi="Times New Roman"/>
+                <w:b w:val="0"/>
+                <w:i w:val="0"/>
+                <w:sz w:val="22"/>
+              </w:rPr>
+              <w:t>61.3</w:t>
+            </w:r>
+          </w:p>
+        </w:tc>
+        <w:tc>
+          <w:tcPr>
+            <w:tcW w:type="dxa" w:w="2351"/>
+          </w:tcPr>
+          <w:p>
+            <w:pPr>
+              <w:spacing w:line="260" w:lineRule="exact" w:after="0"/>
+            </w:pPr>
+            <w:r/>
+            <w:r>
+              <w:rPr>
+                <w:rFonts w:ascii="Times New Roman" w:hAnsi="Times New Roman"/>
+                <w:b w:val="0"/>
+                <w:i w:val="0"/>
+                <w:sz w:val="22"/>
+              </w:rPr>
+              <w:t>39</w:t>
+            </w:r>
+          </w:p>
+        </w:tc>
+      </w:tr>
+      <w:tr>
+        <w:tc>
+          <w:tcPr>
+            <w:tcW w:type="dxa" w:w="2351"/>
+          </w:tcPr>
+          <w:p>
+            <w:pPr>
+              <w:spacing w:line="260" w:lineRule="exact" w:after="0"/>
+            </w:pPr>
+            <w:r/>
+            <w:r>
+              <w:rPr>
+                <w:rFonts w:ascii="Times New Roman" w:hAnsi="Times New Roman"/>
+                <w:b w:val="0"/>
+                <w:i w:val="0"/>
+                <w:sz w:val="22"/>
+              </w:rPr>
+              <w:t>2025*</w:t>
+            </w:r>
+          </w:p>
+        </w:tc>
+        <w:tc>
+          <w:tcPr>
+            <w:tcW w:type="dxa" w:w="2351"/>
+          </w:tcPr>
+          <w:p>
+            <w:pPr>
+              <w:spacing w:line="260" w:lineRule="exact" w:after="0"/>
+            </w:pPr>
+            <w:r/>
+            <w:r>
+              <w:rPr>
+                <w:rFonts w:ascii="Times New Roman" w:hAnsi="Times New Roman"/>
+                <w:b w:val="0"/>
+                <w:i w:val="0"/>
+                <w:sz w:val="22"/>
+              </w:rPr>
+              <w:t>8.6</w:t>
+            </w:r>
+          </w:p>
+        </w:tc>
+        <w:tc>
+          <w:tcPr>
+            <w:tcW w:type="dxa" w:w="2351"/>
+          </w:tcPr>
+          <w:p>
+            <w:pPr>
+              <w:spacing w:line="260" w:lineRule="exact" w:after="0"/>
+            </w:pPr>
+            <w:r/>
+            <w:r>
+              <w:rPr>
+                <w:rFonts w:ascii="Times New Roman" w:hAnsi="Times New Roman"/>
+                <w:b w:val="0"/>
+                <w:i w:val="0"/>
+                <w:sz w:val="22"/>
+              </w:rPr>
+              <w:t>58.2</w:t>
+            </w:r>
+          </w:p>
+        </w:tc>
+        <w:tc>
+          <w:tcPr>
+            <w:tcW w:type="dxa" w:w="2351"/>
+          </w:tcPr>
+          <w:p>
+            <w:pPr>
+              <w:spacing w:line="260" w:lineRule="exact" w:after="0"/>
+            </w:pPr>
+            <w:r/>
+            <w:r>
+              <w:rPr>
+                <w:rFonts w:ascii="Times New Roman" w:hAnsi="Times New Roman"/>
+                <w:b w:val="0"/>
+                <w:i w:val="0"/>
+                <w:sz w:val="22"/>
+              </w:rPr>
+              <w:t>37</w:t>
+            </w:r>
+          </w:p>
+        </w:tc>
+      </w:tr>
+    </w:tbl>
+    <w:p>
+      <w:pPr>
+        <w:spacing w:line="120" w:lineRule="exact"/>
+      </w:pPr>
     </w:p>
     <w:p>
       <w:pPr>
@@ -1072,7 +2461,7 @@
           <w:i w:val="0"/>
           <w:sz w:val="24"/>
         </w:rPr>
-        <w:t>Room-level overtime rates ranged from 3.5% to 32.9% across the 18 rooms (Figure 1). OR10, which handles complex cardiac surgery (CABG, aortic valve replacement, mitral valve repair), ran overtime on 32.9% of its 1,743 cases, with a mean of 154 minutes and a 95th percentile of 328 minutes. A second tier (OR08 through OR13) clustered at 11 to 16%. At the other end, OR14 ran 3.5% across 6,885 cases and OR01 ran 5.8% across 6,577. The within-hospital spread (nearly ten-fold) exceeded the between-campus spread across the hospital network (0.5 to 9.7%).</w:t>
+        <w:t>Room-level overtime rates ranged from 3.5% to 32.9% across the 18 rooms (Figure 1). OR10, which handles complex cardiac surgery (CABG, aortic valve replacement, mitral valve repair), ran overtime on 32.9% of its 1,743 cases, with a mean of 154 minutes and a 95th percentile of 328 minutes. A second tier (OR08 through OR13) clustered at 11–16%. At the other end, OR14 ran 3.5% across 6,885 cases, and OR01 ran 5.8% across 6,577. Rates therefore spanned nearly an order of magnitude across rooms in the same hospital.</w:t>
       </w:r>
     </w:p>
     <w:p>
@@ -1102,7 +2491,7 @@
           <w:i w:val="0"/>
           <w:sz w:val="24"/>
         </w:rPr>
-        <w:t>Most overtime cases ended shortly after the shift boundary. The majority of completions fell in the 16:30 to 17:30 window, when staffing had dropped from 25 to 8 rooms. The distribution decayed through the evening, with a thin tail past 22:00 (Supplementary Figure S1).</w:t>
+        <w:t>Most overtime cases ended shortly after the shift boundary. The majority of completions fell in the 16:30 to 17:30 window, right after the day-shift handover when most of the rooms had already closed. The distribution decayed through the evening, with a thin tail past 22:00 (Supplementary Figure S1).</w:t>
       </w:r>
     </w:p>
     <w:p>
@@ -1139,30 +2528,7 @@
           <w:i w:val="0"/>
           <w:sz w:val="24"/>
         </w:rPr>
-        <w:t xml:space="preserve"> Across all 79,352 cases (not only those with overtime), 45.7% ran longer than planned and 54.3% ran shorter. The mean overrun was 22.6 minutes (median 14); the mean underrun was 21.2 minutes (median 12). On average, the planning system was roughly unbiased. The problem was dispersion. The coefficient of variation of observed duration was lowest for mid-length cases (0.35 to 0.36 for 61 to 180 minutes), moderate for short cases (0.61 for under 30 minutes), and intermediate for very long cases (0.42 for over 180 minutes). Planning-deviation CV was more extreme: the over-180-minute bucket had a CV of 1.86, meaning the standard deviation of the planning error was nearly twice the mean — an indication that duration estimates for the longest cases are unreliable (Supplementary Table S1). The procedures with the largest absolute deviations — complex cardiac and oncology cases — were concentrated in the rooms with the highest overtime.</w:t>
-      </w:r>
-    </w:p>
-    <w:p>
-      <w:pPr>
-        <w:spacing w:after="120" w:before="0" w:line="480" w:lineRule="exact"/>
-        <w:jc w:val="left"/>
-      </w:pPr>
-      <w:r>
-        <w:rPr>
-          <w:rFonts w:ascii="Times New Roman" w:hAnsi="Times New Roman"/>
-          <w:i/>
-          <w:sz w:val="24"/>
-        </w:rPr>
-        <w:t>Shift displacement.</w:t>
-      </w:r>
-      <w:r>
-        <w:rPr>
-          <w:rFonts w:ascii="Times New Roman" w:hAnsi="Times New Roman"/>
-          <w:b w:val="0"/>
-          <w:i w:val="0"/>
-          <w:sz w:val="24"/>
-        </w:rPr>
-        <w:t xml:space="preserve"> A total of 4,151 cases (5.2%) were performed in a different shift than originally planned. These cases started on average 398 minutes later than planned (roughly six and a half hours) and took 22.3 minutes less than planned. Whether displacement contributed to overtime or resulted from it cannot be determined from these data.</w:t>
+        <w:t xml:space="preserve"> Of all cases (not only those with overtime), 45.7% ran longer than planned and 54.3% ran shorter. The mean overrun was 22.6 minutes (median 14); the mean underrun was 21.2 minutes (median 12). On average, the planning system was roughly unbiased. The problem was dispersion. The coefficient of variation of observed duration was lowest for mid-length cases (0.35 to 0.36 for 61 to 180 minutes), moderate for short cases (0.61 for under 30 minutes), and intermediate for very long cases (0.42 for over 180 minutes). Planning-deviation CV was more extreme: the over-180-minute bucket had a CV of 1.86, meaning the standard deviation of the planning error was nearly twice the mean. The procedures with the largest absolute deviations (complex cardiac and oncology cases) were concentrated in the rooms with the highest overtime.</w:t>
       </w:r>
     </w:p>
     <w:p>
@@ -1185,7 +2551,7 @@
           <w:i w:val="0"/>
           <w:sz w:val="24"/>
         </w:rPr>
-        <w:t xml:space="preserve"> Urgent cases accounted for 14.6% of the volume (11,616 of 79,352). Per case, urgent surgery ran past the shift boundary at more than twice the elective rate (18.2% versus 8.3%, Table 2A), with heavier tails (P95 69 versus 29 minutes). Because elective cases outnumbered urgent cases nearly six to one, the absolute volume of overtime minutes was still dominated by the elective programme.</w:t>
+        <w:t xml:space="preserve"> Urgent cases accounted for 14.6% of the volume (11,616 of 79,352). Per case, urgent surgery ran past the shift boundary at more than twice the elective rate (18.2% versus 8.3%, Table 2A), with heavier tails (P95 69 versus 29 minutes). Because elective cases outnumbered urgent cases nearly six to one, the absolute volume of overtime minutes was still dominated by the elective program.</w:t>
       </w:r>
     </w:p>
     <w:p>
@@ -1200,23 +2566,846 @@
           <w:i w:val="0"/>
           <w:sz w:val="24"/>
         </w:rPr>
-        <w:t>To assess whether urgent cases disrupt the elective programme, we counted days on which an urgent case ran in a room while an elective case had been planned in the same room over an overlapping time window (urgent case's actual room and room-in to room-out interval matched the elective case's planned room and planned start-to-end interval). Such overlap occurred on 858 of 1,247 observation days (68.8%, Table 2B). On days with overlap, elective cases started later than on days without, a median difference of approximately 30 minutes, a gap that reached 60 minutes in early 2022 before narrowing. OR11 absorbed the highest overlap burden, with 475 events affecting 15.2% of its elective cases (Supplementary Table S2).</w:t>
+        <w:t>To assess whether urgent cases disrupt the elective program, we counted days on which an urgent case ran in a room while an elective case had been planned in the same room over an overlapping time window (urgent case's actual room and room-in to room-out interval matched the elective case's planned room and planned start-to-end interval). Such overlap occurred on 858 of 1,247 observation days (68.8%, Table 2B). On days with overlap, elective cases started later than on days without, a median difference of approximately 30 minutes, a gap that reached 60 minutes in early 2022 before narrowing. OR11 absorbed the highest overlap burden, with 475 events affecting 15.2% of its elective cases.</w:t>
       </w:r>
     </w:p>
     <w:p>
       <w:pPr>
-        <w:spacing w:after="120" w:before="120" w:line="480" w:lineRule="exact"/>
+        <w:spacing w:after="120" w:before="0" w:line="480" w:lineRule="exact"/>
         <w:jc w:val="left"/>
       </w:pPr>
       <w:r>
         <w:rPr>
           <w:rFonts w:ascii="Times New Roman" w:hAnsi="Times New Roman"/>
-          <w:b w:val="0"/>
-          <w:i/>
+          <w:b/>
           <w:sz w:val="24"/>
         </w:rPr>
-        <w:t>[Table 2. Urgent versus elective overtime and urgent-case disruption. Panel A: volume, after-hours rate, mean overtime, and P95 overtime by urgency. Panel B: disruption frequency (858/1,247 days = 68.8%), mean start-delay effect (+30 min), and OR11 burden.]</w:t>
+        <w:t>Table 2A. Volume and overtime by urgency.</w:t>
       </w:r>
+    </w:p>
+    <w:tbl>
+      <w:tblPr>
+        <w:tblStyle w:val="TableGrid"/>
+        <w:tblW w:type="auto" w:w="0"/>
+        <w:tblLook w:firstColumn="1" w:firstRow="1" w:lastColumn="0" w:lastRow="0" w:noHBand="0" w:noVBand="1" w:val="04A0"/>
+      </w:tblPr>
+      <w:tblGrid>
+        <w:gridCol w:w="1344"/>
+        <w:gridCol w:w="1344"/>
+        <w:gridCol w:w="1344"/>
+        <w:gridCol w:w="1344"/>
+        <w:gridCol w:w="1344"/>
+        <w:gridCol w:w="1344"/>
+        <w:gridCol w:w="1344"/>
+      </w:tblGrid>
+      <w:tr>
+        <w:tc>
+          <w:tcPr>
+            <w:tcW w:type="dxa" w:w="1344"/>
+          </w:tcPr>
+          <w:p>
+            <w:pPr>
+              <w:spacing w:line="260" w:lineRule="exact" w:after="0"/>
+            </w:pPr>
+            <w:r/>
+            <w:r>
+              <w:rPr>
+                <w:rFonts w:ascii="Times New Roman" w:hAnsi="Times New Roman"/>
+                <w:b/>
+                <w:i w:val="0"/>
+                <w:sz w:val="22"/>
+              </w:rPr>
+              <w:t>Urgency</w:t>
+            </w:r>
+          </w:p>
+        </w:tc>
+        <w:tc>
+          <w:tcPr>
+            <w:tcW w:type="dxa" w:w="1344"/>
+          </w:tcPr>
+          <w:p>
+            <w:pPr>
+              <w:spacing w:line="260" w:lineRule="exact" w:after="0"/>
+            </w:pPr>
+            <w:r/>
+            <w:r>
+              <w:rPr>
+                <w:rFonts w:ascii="Times New Roman" w:hAnsi="Times New Roman"/>
+                <w:b/>
+                <w:i w:val="0"/>
+                <w:sz w:val="22"/>
+              </w:rPr>
+              <w:t>n</w:t>
+            </w:r>
+          </w:p>
+        </w:tc>
+        <w:tc>
+          <w:tcPr>
+            <w:tcW w:type="dxa" w:w="1344"/>
+          </w:tcPr>
+          <w:p>
+            <w:pPr>
+              <w:spacing w:line="260" w:lineRule="exact" w:after="0"/>
+            </w:pPr>
+            <w:r/>
+            <w:r>
+              <w:rPr>
+                <w:rFonts w:ascii="Times New Roman" w:hAnsi="Times New Roman"/>
+                <w:b/>
+                <w:i w:val="0"/>
+                <w:sz w:val="22"/>
+              </w:rPr>
+              <w:t>Share</w:t>
+            </w:r>
+          </w:p>
+        </w:tc>
+        <w:tc>
+          <w:tcPr>
+            <w:tcW w:type="dxa" w:w="1344"/>
+          </w:tcPr>
+          <w:p>
+            <w:pPr>
+              <w:spacing w:line="260" w:lineRule="exact" w:after="0"/>
+            </w:pPr>
+            <w:r/>
+            <w:r>
+              <w:rPr>
+                <w:rFonts w:ascii="Times New Roman" w:hAnsi="Times New Roman"/>
+                <w:b/>
+                <w:i w:val="0"/>
+                <w:sz w:val="22"/>
+              </w:rPr>
+              <w:t>After-hours n</w:t>
+            </w:r>
+          </w:p>
+        </w:tc>
+        <w:tc>
+          <w:tcPr>
+            <w:tcW w:type="dxa" w:w="1344"/>
+          </w:tcPr>
+          <w:p>
+            <w:pPr>
+              <w:spacing w:line="260" w:lineRule="exact" w:after="0"/>
+            </w:pPr>
+            <w:r/>
+            <w:r>
+              <w:rPr>
+                <w:rFonts w:ascii="Times New Roman" w:hAnsi="Times New Roman"/>
+                <w:b/>
+                <w:i w:val="0"/>
+                <w:sz w:val="22"/>
+              </w:rPr>
+              <w:t>After-hours rate</w:t>
+            </w:r>
+          </w:p>
+        </w:tc>
+        <w:tc>
+          <w:tcPr>
+            <w:tcW w:type="dxa" w:w="1344"/>
+          </w:tcPr>
+          <w:p>
+            <w:pPr>
+              <w:spacing w:line="260" w:lineRule="exact" w:after="0"/>
+            </w:pPr>
+            <w:r/>
+            <w:r>
+              <w:rPr>
+                <w:rFonts w:ascii="Times New Roman" w:hAnsi="Times New Roman"/>
+                <w:b/>
+                <w:i w:val="0"/>
+                <w:sz w:val="22"/>
+              </w:rPr>
+              <w:t>Mean OT (min)</w:t>
+            </w:r>
+          </w:p>
+        </w:tc>
+        <w:tc>
+          <w:tcPr>
+            <w:tcW w:type="dxa" w:w="1344"/>
+          </w:tcPr>
+          <w:p>
+            <w:pPr>
+              <w:spacing w:line="260" w:lineRule="exact" w:after="0"/>
+            </w:pPr>
+            <w:r/>
+            <w:r>
+              <w:rPr>
+                <w:rFonts w:ascii="Times New Roman" w:hAnsi="Times New Roman"/>
+                <w:b/>
+                <w:i w:val="0"/>
+                <w:sz w:val="22"/>
+              </w:rPr>
+              <w:t>P95 OT (min)</w:t>
+            </w:r>
+          </w:p>
+        </w:tc>
+      </w:tr>
+      <w:tr>
+        <w:tc>
+          <w:tcPr>
+            <w:tcW w:type="dxa" w:w="1344"/>
+          </w:tcPr>
+          <w:p>
+            <w:pPr>
+              <w:spacing w:line="260" w:lineRule="exact" w:after="0"/>
+            </w:pPr>
+            <w:r/>
+            <w:r>
+              <w:rPr>
+                <w:rFonts w:ascii="Times New Roman" w:hAnsi="Times New Roman"/>
+                <w:b w:val="0"/>
+                <w:i w:val="0"/>
+                <w:sz w:val="22"/>
+              </w:rPr>
+              <w:t>Elective</w:t>
+            </w:r>
+          </w:p>
+        </w:tc>
+        <w:tc>
+          <w:tcPr>
+            <w:tcW w:type="dxa" w:w="1344"/>
+          </w:tcPr>
+          <w:p>
+            <w:pPr>
+              <w:spacing w:line="260" w:lineRule="exact" w:after="0"/>
+            </w:pPr>
+            <w:r/>
+            <w:r>
+              <w:rPr>
+                <w:rFonts w:ascii="Times New Roman" w:hAnsi="Times New Roman"/>
+                <w:b w:val="0"/>
+                <w:i w:val="0"/>
+                <w:sz w:val="22"/>
+              </w:rPr>
+              <w:t>67,736</w:t>
+            </w:r>
+          </w:p>
+        </w:tc>
+        <w:tc>
+          <w:tcPr>
+            <w:tcW w:type="dxa" w:w="1344"/>
+          </w:tcPr>
+          <w:p>
+            <w:pPr>
+              <w:spacing w:line="260" w:lineRule="exact" w:after="0"/>
+            </w:pPr>
+            <w:r/>
+            <w:r>
+              <w:rPr>
+                <w:rFonts w:ascii="Times New Roman" w:hAnsi="Times New Roman"/>
+                <w:b w:val="0"/>
+                <w:i w:val="0"/>
+                <w:sz w:val="22"/>
+              </w:rPr>
+              <w:t>85.4%</w:t>
+            </w:r>
+          </w:p>
+        </w:tc>
+        <w:tc>
+          <w:tcPr>
+            <w:tcW w:type="dxa" w:w="1344"/>
+          </w:tcPr>
+          <w:p>
+            <w:pPr>
+              <w:spacing w:line="260" w:lineRule="exact" w:after="0"/>
+            </w:pPr>
+            <w:r/>
+            <w:r>
+              <w:rPr>
+                <w:rFonts w:ascii="Times New Roman" w:hAnsi="Times New Roman"/>
+                <w:b w:val="0"/>
+                <w:i w:val="0"/>
+                <w:sz w:val="22"/>
+              </w:rPr>
+              <w:t>5,620</w:t>
+            </w:r>
+          </w:p>
+        </w:tc>
+        <w:tc>
+          <w:tcPr>
+            <w:tcW w:type="dxa" w:w="1344"/>
+          </w:tcPr>
+          <w:p>
+            <w:pPr>
+              <w:spacing w:line="260" w:lineRule="exact" w:after="0"/>
+            </w:pPr>
+            <w:r/>
+            <w:r>
+              <w:rPr>
+                <w:rFonts w:ascii="Times New Roman" w:hAnsi="Times New Roman"/>
+                <w:b w:val="0"/>
+                <w:i w:val="0"/>
+                <w:sz w:val="22"/>
+              </w:rPr>
+              <w:t>8.3%</w:t>
+            </w:r>
+          </w:p>
+        </w:tc>
+        <w:tc>
+          <w:tcPr>
+            <w:tcW w:type="dxa" w:w="1344"/>
+          </w:tcPr>
+          <w:p>
+            <w:pPr>
+              <w:spacing w:line="260" w:lineRule="exact" w:after="0"/>
+            </w:pPr>
+            <w:r/>
+            <w:r>
+              <w:rPr>
+                <w:rFonts w:ascii="Times New Roman" w:hAnsi="Times New Roman"/>
+                <w:b w:val="0"/>
+                <w:i w:val="0"/>
+                <w:sz w:val="22"/>
+              </w:rPr>
+              <w:t>5</w:t>
+            </w:r>
+          </w:p>
+        </w:tc>
+        <w:tc>
+          <w:tcPr>
+            <w:tcW w:type="dxa" w:w="1344"/>
+          </w:tcPr>
+          <w:p>
+            <w:pPr>
+              <w:spacing w:line="260" w:lineRule="exact" w:after="0"/>
+            </w:pPr>
+            <w:r/>
+            <w:r>
+              <w:rPr>
+                <w:rFonts w:ascii="Times New Roman" w:hAnsi="Times New Roman"/>
+                <w:b w:val="0"/>
+                <w:i w:val="0"/>
+                <w:sz w:val="22"/>
+              </w:rPr>
+              <w:t>29</w:t>
+            </w:r>
+          </w:p>
+        </w:tc>
+      </w:tr>
+      <w:tr>
+        <w:tc>
+          <w:tcPr>
+            <w:tcW w:type="dxa" w:w="1344"/>
+          </w:tcPr>
+          <w:p>
+            <w:pPr>
+              <w:spacing w:line="260" w:lineRule="exact" w:after="0"/>
+            </w:pPr>
+            <w:r/>
+            <w:r>
+              <w:rPr>
+                <w:rFonts w:ascii="Times New Roman" w:hAnsi="Times New Roman"/>
+                <w:b w:val="0"/>
+                <w:i w:val="0"/>
+                <w:sz w:val="22"/>
+              </w:rPr>
+              <w:t>Non-elective</w:t>
+            </w:r>
+          </w:p>
+        </w:tc>
+        <w:tc>
+          <w:tcPr>
+            <w:tcW w:type="dxa" w:w="1344"/>
+          </w:tcPr>
+          <w:p>
+            <w:pPr>
+              <w:spacing w:line="260" w:lineRule="exact" w:after="0"/>
+            </w:pPr>
+            <w:r/>
+            <w:r>
+              <w:rPr>
+                <w:rFonts w:ascii="Times New Roman" w:hAnsi="Times New Roman"/>
+                <w:b w:val="0"/>
+                <w:i w:val="0"/>
+                <w:sz w:val="22"/>
+              </w:rPr>
+              <w:t>11,616</w:t>
+            </w:r>
+          </w:p>
+        </w:tc>
+        <w:tc>
+          <w:tcPr>
+            <w:tcW w:type="dxa" w:w="1344"/>
+          </w:tcPr>
+          <w:p>
+            <w:pPr>
+              <w:spacing w:line="260" w:lineRule="exact" w:after="0"/>
+            </w:pPr>
+            <w:r/>
+            <w:r>
+              <w:rPr>
+                <w:rFonts w:ascii="Times New Roman" w:hAnsi="Times New Roman"/>
+                <w:b w:val="0"/>
+                <w:i w:val="0"/>
+                <w:sz w:val="22"/>
+              </w:rPr>
+              <w:t>14.6%</w:t>
+            </w:r>
+          </w:p>
+        </w:tc>
+        <w:tc>
+          <w:tcPr>
+            <w:tcW w:type="dxa" w:w="1344"/>
+          </w:tcPr>
+          <w:p>
+            <w:pPr>
+              <w:spacing w:line="260" w:lineRule="exact" w:after="0"/>
+            </w:pPr>
+            <w:r/>
+            <w:r>
+              <w:rPr>
+                <w:rFonts w:ascii="Times New Roman" w:hAnsi="Times New Roman"/>
+                <w:b w:val="0"/>
+                <w:i w:val="0"/>
+                <w:sz w:val="22"/>
+              </w:rPr>
+              <w:t>2,109</w:t>
+            </w:r>
+          </w:p>
+        </w:tc>
+        <w:tc>
+          <w:tcPr>
+            <w:tcW w:type="dxa" w:w="1344"/>
+          </w:tcPr>
+          <w:p>
+            <w:pPr>
+              <w:spacing w:line="260" w:lineRule="exact" w:after="0"/>
+            </w:pPr>
+            <w:r/>
+            <w:r>
+              <w:rPr>
+                <w:rFonts w:ascii="Times New Roman" w:hAnsi="Times New Roman"/>
+                <w:b w:val="0"/>
+                <w:i w:val="0"/>
+                <w:sz w:val="22"/>
+              </w:rPr>
+              <w:t>18.2%</w:t>
+            </w:r>
+          </w:p>
+        </w:tc>
+        <w:tc>
+          <w:tcPr>
+            <w:tcW w:type="dxa" w:w="1344"/>
+          </w:tcPr>
+          <w:p>
+            <w:pPr>
+              <w:spacing w:line="260" w:lineRule="exact" w:after="0"/>
+            </w:pPr>
+            <w:r/>
+            <w:r>
+              <w:rPr>
+                <w:rFonts w:ascii="Times New Roman" w:hAnsi="Times New Roman"/>
+                <w:b w:val="0"/>
+                <w:i w:val="0"/>
+                <w:sz w:val="22"/>
+              </w:rPr>
+              <w:t>10.7</w:t>
+            </w:r>
+          </w:p>
+        </w:tc>
+        <w:tc>
+          <w:tcPr>
+            <w:tcW w:type="dxa" w:w="1344"/>
+          </w:tcPr>
+          <w:p>
+            <w:pPr>
+              <w:spacing w:line="260" w:lineRule="exact" w:after="0"/>
+            </w:pPr>
+            <w:r/>
+            <w:r>
+              <w:rPr>
+                <w:rFonts w:ascii="Times New Roman" w:hAnsi="Times New Roman"/>
+                <w:b w:val="0"/>
+                <w:i w:val="0"/>
+                <w:sz w:val="22"/>
+              </w:rPr>
+              <w:t>69</w:t>
+            </w:r>
+          </w:p>
+        </w:tc>
+      </w:tr>
+      <w:tr>
+        <w:tc>
+          <w:tcPr>
+            <w:tcW w:type="dxa" w:w="1344"/>
+          </w:tcPr>
+          <w:p>
+            <w:pPr>
+              <w:spacing w:line="260" w:lineRule="exact" w:after="0"/>
+            </w:pPr>
+            <w:r/>
+            <w:r>
+              <w:rPr>
+                <w:rFonts w:ascii="Times New Roman" w:hAnsi="Times New Roman"/>
+                <w:b/>
+                <w:sz w:val="22"/>
+              </w:rPr>
+              <w:t>Total</w:t>
+            </w:r>
+          </w:p>
+        </w:tc>
+        <w:tc>
+          <w:tcPr>
+            <w:tcW w:type="dxa" w:w="1344"/>
+          </w:tcPr>
+          <w:p>
+            <w:pPr>
+              <w:spacing w:line="260" w:lineRule="exact" w:after="0"/>
+            </w:pPr>
+            <w:r/>
+            <w:r>
+              <w:rPr>
+                <w:rFonts w:ascii="Times New Roman" w:hAnsi="Times New Roman"/>
+                <w:b/>
+                <w:sz w:val="22"/>
+              </w:rPr>
+              <w:t>79,352</w:t>
+            </w:r>
+          </w:p>
+        </w:tc>
+        <w:tc>
+          <w:tcPr>
+            <w:tcW w:type="dxa" w:w="1344"/>
+          </w:tcPr>
+          <w:p>
+            <w:pPr>
+              <w:spacing w:line="260" w:lineRule="exact" w:after="0"/>
+            </w:pPr>
+            <w:r/>
+            <w:r>
+              <w:rPr>
+                <w:rFonts w:ascii="Times New Roman" w:hAnsi="Times New Roman"/>
+                <w:b/>
+                <w:sz w:val="22"/>
+              </w:rPr>
+              <w:t>100%</w:t>
+            </w:r>
+          </w:p>
+        </w:tc>
+        <w:tc>
+          <w:tcPr>
+            <w:tcW w:type="dxa" w:w="1344"/>
+          </w:tcPr>
+          <w:p>
+            <w:pPr>
+              <w:spacing w:line="260" w:lineRule="exact" w:after="0"/>
+            </w:pPr>
+            <w:r/>
+            <w:r>
+              <w:rPr>
+                <w:rFonts w:ascii="Times New Roman" w:hAnsi="Times New Roman"/>
+                <w:b/>
+                <w:sz w:val="22"/>
+              </w:rPr>
+              <w:t>7,729</w:t>
+            </w:r>
+          </w:p>
+        </w:tc>
+        <w:tc>
+          <w:tcPr>
+            <w:tcW w:type="dxa" w:w="1344"/>
+          </w:tcPr>
+          <w:p>
+            <w:pPr>
+              <w:spacing w:line="260" w:lineRule="exact" w:after="0"/>
+            </w:pPr>
+            <w:r/>
+            <w:r>
+              <w:rPr>
+                <w:rFonts w:ascii="Times New Roman" w:hAnsi="Times New Roman"/>
+                <w:b/>
+                <w:sz w:val="22"/>
+              </w:rPr>
+              <w:t>9.7%</w:t>
+            </w:r>
+          </w:p>
+        </w:tc>
+        <w:tc>
+          <w:tcPr>
+            <w:tcW w:type="dxa" w:w="1344"/>
+          </w:tcPr>
+          <w:p>
+            <w:pPr>
+              <w:spacing w:line="260" w:lineRule="exact" w:after="0"/>
+            </w:pPr>
+            <w:r/>
+            <w:r>
+              <w:rPr>
+                <w:rFonts w:ascii="Times New Roman" w:hAnsi="Times New Roman"/>
+                <w:b w:val="0"/>
+                <w:i w:val="0"/>
+                <w:sz w:val="22"/>
+              </w:rPr>
+              <w:t>–</w:t>
+            </w:r>
+          </w:p>
+        </w:tc>
+        <w:tc>
+          <w:tcPr>
+            <w:tcW w:type="dxa" w:w="1344"/>
+          </w:tcPr>
+          <w:p>
+            <w:pPr>
+              <w:spacing w:line="260" w:lineRule="exact" w:after="0"/>
+            </w:pPr>
+            <w:r/>
+            <w:r>
+              <w:rPr>
+                <w:rFonts w:ascii="Times New Roman" w:hAnsi="Times New Roman"/>
+                <w:b w:val="0"/>
+                <w:i w:val="0"/>
+                <w:sz w:val="22"/>
+              </w:rPr>
+              <w:t>–</w:t>
+            </w:r>
+          </w:p>
+        </w:tc>
+      </w:tr>
+    </w:tbl>
+    <w:p>
+      <w:pPr>
+        <w:spacing w:line="120" w:lineRule="exact"/>
+      </w:pPr>
+    </w:p>
+    <w:p>
+      <w:pPr>
+        <w:spacing w:after="120" w:before="0" w:line="480" w:lineRule="exact"/>
+        <w:jc w:val="left"/>
+      </w:pPr>
+      <w:r>
+        <w:rPr>
+          <w:rFonts w:ascii="Times New Roman" w:hAnsi="Times New Roman"/>
+          <w:b/>
+          <w:sz w:val="24"/>
+        </w:rPr>
+        <w:t>Table 2B. Urgent–elective overlap in the same room.</w:t>
+      </w:r>
+    </w:p>
+    <w:tbl>
+      <w:tblPr>
+        <w:tblStyle w:val="TableGrid"/>
+        <w:tblW w:type="auto" w:w="0"/>
+        <w:tblLook w:firstColumn="1" w:firstRow="1" w:lastColumn="0" w:lastRow="0" w:noHBand="0" w:noVBand="1" w:val="04A0"/>
+      </w:tblPr>
+      <w:tblGrid>
+        <w:gridCol w:w="4703"/>
+        <w:gridCol w:w="4703"/>
+      </w:tblGrid>
+      <w:tr>
+        <w:tc>
+          <w:tcPr>
+            <w:tcW w:type="dxa" w:w="4703"/>
+          </w:tcPr>
+          <w:p>
+            <w:pPr>
+              <w:spacing w:line="260" w:lineRule="exact" w:after="0"/>
+            </w:pPr>
+            <w:r/>
+            <w:r>
+              <w:rPr>
+                <w:rFonts w:ascii="Times New Roman" w:hAnsi="Times New Roman"/>
+                <w:b/>
+                <w:i w:val="0"/>
+                <w:sz w:val="22"/>
+              </w:rPr>
+              <w:t>Metric</w:t>
+            </w:r>
+          </w:p>
+        </w:tc>
+        <w:tc>
+          <w:tcPr>
+            <w:tcW w:type="dxa" w:w="4703"/>
+          </w:tcPr>
+          <w:p>
+            <w:pPr>
+              <w:spacing w:line="260" w:lineRule="exact" w:after="0"/>
+            </w:pPr>
+            <w:r/>
+            <w:r>
+              <w:rPr>
+                <w:rFonts w:ascii="Times New Roman" w:hAnsi="Times New Roman"/>
+                <w:b/>
+                <w:i w:val="0"/>
+                <w:sz w:val="22"/>
+              </w:rPr>
+              <w:t>Value</w:t>
+            </w:r>
+          </w:p>
+        </w:tc>
+      </w:tr>
+      <w:tr>
+        <w:tc>
+          <w:tcPr>
+            <w:tcW w:type="dxa" w:w="4703"/>
+          </w:tcPr>
+          <w:p>
+            <w:pPr>
+              <w:spacing w:line="260" w:lineRule="exact" w:after="0"/>
+            </w:pPr>
+            <w:r/>
+            <w:r>
+              <w:rPr>
+                <w:rFonts w:ascii="Times New Roman" w:hAnsi="Times New Roman"/>
+                <w:b w:val="0"/>
+                <w:i w:val="0"/>
+                <w:sz w:val="22"/>
+              </w:rPr>
+              <w:t>Days with at least one urgent–elective overlap</w:t>
+            </w:r>
+          </w:p>
+        </w:tc>
+        <w:tc>
+          <w:tcPr>
+            <w:tcW w:type="dxa" w:w="4703"/>
+          </w:tcPr>
+          <w:p>
+            <w:pPr>
+              <w:spacing w:line="260" w:lineRule="exact" w:after="0"/>
+            </w:pPr>
+            <w:r/>
+            <w:r>
+              <w:rPr>
+                <w:rFonts w:ascii="Times New Roman" w:hAnsi="Times New Roman"/>
+                <w:b w:val="0"/>
+                <w:i w:val="0"/>
+                <w:sz w:val="22"/>
+              </w:rPr>
+              <w:t>858 of 1,247 (68.8%)</w:t>
+            </w:r>
+          </w:p>
+        </w:tc>
+      </w:tr>
+      <w:tr>
+        <w:tc>
+          <w:tcPr>
+            <w:tcW w:type="dxa" w:w="4703"/>
+          </w:tcPr>
+          <w:p>
+            <w:pPr>
+              <w:spacing w:line="260" w:lineRule="exact" w:after="0"/>
+            </w:pPr>
+            <w:r/>
+            <w:r>
+              <w:rPr>
+                <w:rFonts w:ascii="Times New Roman" w:hAnsi="Times New Roman"/>
+                <w:b w:val="0"/>
+                <w:i w:val="0"/>
+                <w:sz w:val="22"/>
+              </w:rPr>
+              <w:t>Highest-burden room (OR11)</w:t>
+            </w:r>
+          </w:p>
+        </w:tc>
+        <w:tc>
+          <w:tcPr>
+            <w:tcW w:type="dxa" w:w="4703"/>
+          </w:tcPr>
+          <w:p>
+            <w:pPr>
+              <w:spacing w:line="260" w:lineRule="exact" w:after="0"/>
+            </w:pPr>
+            <w:r/>
+            <w:r>
+              <w:rPr>
+                <w:rFonts w:ascii="Times New Roman" w:hAnsi="Times New Roman"/>
+                <w:b w:val="0"/>
+                <w:i w:val="0"/>
+                <w:sz w:val="22"/>
+              </w:rPr>
+              <w:t>475 events; 15.2% of OR11 elective cases</w:t>
+            </w:r>
+          </w:p>
+        </w:tc>
+      </w:tr>
+      <w:tr>
+        <w:tc>
+          <w:tcPr>
+            <w:tcW w:type="dxa" w:w="4703"/>
+          </w:tcPr>
+          <w:p>
+            <w:pPr>
+              <w:spacing w:line="260" w:lineRule="exact" w:after="0"/>
+            </w:pPr>
+            <w:r/>
+            <w:r>
+              <w:rPr>
+                <w:rFonts w:ascii="Times New Roman" w:hAnsi="Times New Roman"/>
+                <w:b w:val="0"/>
+                <w:i w:val="0"/>
+                <w:sz w:val="22"/>
+              </w:rPr>
+              <w:t>Median start delay at OR11 (no overlap)</w:t>
+            </w:r>
+          </w:p>
+        </w:tc>
+        <w:tc>
+          <w:tcPr>
+            <w:tcW w:type="dxa" w:w="4703"/>
+          </w:tcPr>
+          <w:p>
+            <w:pPr>
+              <w:spacing w:line="260" w:lineRule="exact" w:after="0"/>
+            </w:pPr>
+            <w:r/>
+            <w:r>
+              <w:rPr>
+                <w:rFonts w:ascii="Times New Roman" w:hAnsi="Times New Roman"/>
+                <w:b w:val="0"/>
+                <w:i w:val="0"/>
+                <w:sz w:val="22"/>
+              </w:rPr>
+              <w:t>28 min</w:t>
+            </w:r>
+          </w:p>
+        </w:tc>
+      </w:tr>
+      <w:tr>
+        <w:tc>
+          <w:tcPr>
+            <w:tcW w:type="dxa" w:w="4703"/>
+          </w:tcPr>
+          <w:p>
+            <w:pPr>
+              <w:spacing w:line="260" w:lineRule="exact" w:after="0"/>
+            </w:pPr>
+            <w:r/>
+            <w:r>
+              <w:rPr>
+                <w:rFonts w:ascii="Times New Roman" w:hAnsi="Times New Roman"/>
+                <w:b w:val="0"/>
+                <w:i w:val="0"/>
+                <w:sz w:val="22"/>
+              </w:rPr>
+              <w:t>Median start delay at OR11 (overlap)</w:t>
+            </w:r>
+          </w:p>
+        </w:tc>
+        <w:tc>
+          <w:tcPr>
+            <w:tcW w:type="dxa" w:w="4703"/>
+          </w:tcPr>
+          <w:p>
+            <w:pPr>
+              <w:spacing w:line="260" w:lineRule="exact" w:after="0"/>
+            </w:pPr>
+            <w:r/>
+            <w:r>
+              <w:rPr>
+                <w:rFonts w:ascii="Times New Roman" w:hAnsi="Times New Roman"/>
+                <w:b w:val="0"/>
+                <w:i w:val="0"/>
+                <w:sz w:val="22"/>
+              </w:rPr>
+              <w:t>60 min</w:t>
+            </w:r>
+          </w:p>
+        </w:tc>
+      </w:tr>
+    </w:tbl>
+    <w:p>
+      <w:pPr>
+        <w:spacing w:line="120" w:lineRule="exact"/>
+      </w:pPr>
     </w:p>
     <w:p>
       <w:pPr>
@@ -1238,22 +3427,7 @@
           <w:i w:val="0"/>
           <w:sz w:val="24"/>
         </w:rPr>
-        <w:t xml:space="preserve"> Room swaps affected 0.7% of cases (519 of 79,352). Swapped cases had a higher overtime rate (14.8% versus 9.7%), but whether swaps contribute to or result from overtime cannot be determined.</w:t>
-      </w:r>
-    </w:p>
-    <w:p>
-      <w:pPr>
-        <w:spacing w:after="120" w:before="0" w:line="480" w:lineRule="exact"/>
-        <w:jc w:val="left"/>
-      </w:pPr>
-      <w:r>
-        <w:rPr>
-          <w:rFonts w:ascii="Times New Roman" w:hAnsi="Times New Roman"/>
-          <w:b w:val="0"/>
-          <w:i w:val="0"/>
-          <w:sz w:val="24"/>
-        </w:rPr>
-        <w:t>Across all 18 rooms, late-start rate showed no significant correlation with room-level overtime rate (Spearman rho = −0.29, p = 0.24). The direction of the association was negative: rooms with higher late-start rates tended to have lower overtime rates rather than higher ones. OR10 had the lowest late-start rate of all 18 rooms (46.1%) yet the highest overtime rate (32.9%); OR14 had a late-start rate of 78.7% yet the lowest overtime rate (3.5%); OR11 had the highest late-start rate (82.4%) with a mid-range overtime rate (11.7%). This is consistent with Pandit et al., who reported R-squared values of 0.04 to 0.08 between start and finish times across more than 7,000 operating room lists.</w:t>
+        <w:t xml:space="preserve"> Across all 18 rooms, late-start rate showed no significant correlation with room-level overtime rate (Spearman rho = −0.29, p = 0.24). The direction of the association was negative: rooms with higher late-start rates tended to have lower overtime rates rather than higher ones. OR10 had the lowest late-start rate of all 18 rooms (46.1%) yet the highest overtime rate (32.9%); OR14 had a late-start rate of 78.7% yet the lowest overtime rate (3.5%); OR11 had the highest late-start rate (82.4%) with a mid-range overtime rate (11.7%). This is consistent with Pandit et al., who reported R-squared values of 0.04 to 0.08 between start and finish times across more than 7,000 operating room lists.</w:t>
       </w:r>
       <w:r>
         <w:rPr>
@@ -1315,7 +3489,30 @@
     </w:p>
     <w:p>
       <w:pPr>
-        <w:spacing w:before="360" w:after="120" w:line="480" w:lineRule="exact"/>
+        <w:spacing w:after="120" w:before="0" w:line="480" w:lineRule="exact"/>
+        <w:jc w:val="left"/>
+      </w:pPr>
+      <w:r>
+        <w:rPr>
+          <w:rFonts w:ascii="Times New Roman" w:hAnsi="Times New Roman"/>
+          <w:i/>
+          <w:sz w:val="24"/>
+        </w:rPr>
+        <w:t>Room swaps.</w:t>
+      </w:r>
+      <w:r>
+        <w:rPr>
+          <w:rFonts w:ascii="Times New Roman" w:hAnsi="Times New Roman"/>
+          <w:b w:val="0"/>
+          <w:i w:val="0"/>
+          <w:sz w:val="24"/>
+        </w:rPr>
+        <w:t xml:space="preserve"> Room swaps affected 0.7% of cases (519 of 79,352). Swapped cases had a higher overtime rate (14.8% versus 9.7%), but whether swaps contribute to or result from overtime cannot be determined.</w:t>
+      </w:r>
+    </w:p>
+    <w:p>
+      <w:pPr>
+        <w:spacing w:before="320" w:after="120" w:line="480" w:lineRule="exact"/>
         <w:jc w:val="left"/>
       </w:pPr>
       <w:r>
@@ -1325,6 +3522,21 @@
           <w:sz w:val="24"/>
         </w:rPr>
         <w:t>DISCUSSION</w:t>
+      </w:r>
+    </w:p>
+    <w:p>
+      <w:pPr>
+        <w:spacing w:after="120" w:before="0" w:line="480" w:lineRule="exact"/>
+        <w:jc w:val="left"/>
+      </w:pPr>
+      <w:r>
+        <w:rPr>
+          <w:rFonts w:ascii="Times New Roman" w:hAnsi="Times New Roman"/>
+          <w:b w:val="0"/>
+          <w:i w:val="0"/>
+          <w:sz w:val="24"/>
+        </w:rPr>
+        <w:t>In this single-center analysis of 79,352 cases, overtime was not a diffuse hospital-wide phenomenon. The aggregate rate (9.7%) hid a near ten-fold spread across rooms (3.5 to 32.9%). The factors most visibly associated with the room-level pattern were case-mix complexity and routine urgent-elective overlap; first-case punctuality and inter-case idle time were not.</w:t>
       </w:r>
     </w:p>
     <w:p>
@@ -1353,7 +3565,7 @@
           <w:i w:val="0"/>
           <w:sz w:val="24"/>
         </w:rPr>
-        <w:t>A hospital-wide overtime rate of 9.7% is unremarkable. The distribution, however, is strikingly uneven. OR10 ran overtime in one of every three cases; OR14, in the same hospital, ran 3.5%. The ten-fold within-hospital spread was wider than the between-campus spread across the hospital network (0.5 to 9.7%). Hospital-wide targets such as “reduce overtime by 10%” will not reach the problem unless decomposed by room. Zhang, Dunstan, and Pandit made the same point: aggregate metrics hide room-level operational reality.</w:t>
+        <w:t>A 9.7% hospital-wide overtime rate is unremarkable on its own. The distribution, however, is uneven: OR10 ran overtime in roughly one of every three cases, while OR14 ran 3.5%. Hospital-wide targets such as "reduce overtime by 10%" will not reach the problem unless decomposed by room. Zhang, Dunstan and Pandit made the same point: aggregate metrics hide room-level operational reality.</w:t>
       </w:r>
       <w:r>
         <w:rPr>
@@ -1407,7 +3619,7 @@
           <w:i w:val="0"/>
           <w:sz w:val="24"/>
         </w:rPr>
-        <w:t>The procedures with the largest planning deviations and the highest planned durations — complex cardiac and oncology cases — clustered in the rooms with the highest overtime. This concentration suggests that case-mix complexity, rather than scheduling inefficiency alone, explains much of the room-level variation. Wachtel and Dexter showed in a large operational dataset that delay grows as duration uncertainty accumulates through the day,</w:t>
+        <w:t>The procedures with the largest planning deviations and the highest planned durations (complex cardiac and oncology cases) clustered in the rooms with the highest overtime. This concentration suggests that case-mix complexity, rather than scheduling inefficiency alone, accounts for much of the room-level variation. Wachtel and Dexter described, in a large operational dataset, how tardiness grows as duration uncertainty accumulates through the day,</w:t>
       </w:r>
       <w:r>
         <w:rPr>
@@ -1456,7 +3668,7 @@
           <w:i w:val="0"/>
           <w:sz w:val="24"/>
         </w:rPr>
-        <w:t>Urgent-elective overlap occurred on more than two-thirds of observation days and was associated with a median difference of approximately 30 minutes in elective start times. This makes urgent arrivals a routine scheduling factor rather than an exception. The hospital already operates dedicated rooms for urgent cases, yet this overlap still occurs, suggesting that protecting the elective programme may require additional scheduling buffers or capacity reallocation rather than reactive rescheduling alone.</w:t>
+        <w:t>Urgent-elective overlap occurred on more than two-thirds of observation days and was associated with a median difference of approximately 30 minutes in elective start times. This makes urgent arrivals a routine scheduling factor rather than an exception. The hospital already operates dedicated rooms for urgent cases, yet this overlap still occurs, so protecting the elective program may require additional scheduling buffers or capacity reallocation rather than reactive rescheduling alone.</w:t>
       </w:r>
     </w:p>
     <w:p>
@@ -1542,7 +3754,7 @@
           <w:i w:val="0"/>
           <w:sz w:val="24"/>
         </w:rPr>
-        <w:t xml:space="preserve"> Room-level monitoring should take precedence over hospital-wide overtime targets, and scheduling should treat urgent-case flow as a routine planning input rather than an exception. At a hospital where 25 staffed rooms drop to 8, then 4, then 1, each case past the shift boundary lands in a setting with fewer staff and more handovers; decomposing aggregate metrics into per-room overtime rates is a practical first step toward identifying where interventions would have the greatest effect.</w:t>
+        <w:t xml:space="preserve"> Room-level monitoring should take precedence over hospital-wide overtime targets, and scheduling should treat urgent-case flow as a routine planning input rather than an exception.</w:t>
       </w:r>
     </w:p>
     <w:p>
@@ -1565,24 +3777,7 @@
           <w:i w:val="0"/>
           <w:sz w:val="24"/>
         </w:rPr>
-        <w:t xml:space="preserve"> The overtime documented here is operationally comparable to the exposure that other studies have linked to staff fatigue, elevated after-hours mortality, and increased complication risk.</w:t>
-      </w:r>
-      <w:r>
-        <w:rPr>
-          <w:rFonts w:ascii="Times New Roman" w:hAnsi="Times New Roman"/>
-          <w:sz w:val="24"/>
-          <w:vertAlign w:val="superscript"/>
-        </w:rPr>
-        <w:t>2–13</w:t>
-      </w:r>
-      <w:r>
-        <w:rPr>
-          <w:rFonts w:ascii="Times New Roman" w:hAnsi="Times New Roman"/>
-          <w:b w:val="0"/>
-          <w:i w:val="0"/>
-          <w:sz w:val="24"/>
-        </w:rPr>
-        <w:t xml:space="preserve"> Whether these harms are present in this cohort cannot be determined from administrative data alone; direct measurement of patient and staff outcomes associated with room-level overtime remains an important next step for future research.</w:t>
+        <w:t xml:space="preserve"> The overtime documented here is operationally comparable to the exposure that other studies have linked to staff fatigue, elevated after-hours mortality, and increased complication risk (references 2–13). Whether these harms are present in this cohort cannot be determined from administrative data alone; direct measurement of patient and staff outcomes associated with room-level overtime remains an important next step for future research.</w:t>
       </w:r>
     </w:p>
     <w:p>
@@ -1611,7 +3806,7 @@
           <w:i w:val="0"/>
           <w:sz w:val="24"/>
         </w:rPr>
-        <w:t>This study has several limitations. It is a single-site retrospective analysis, so whether the concentration pattern holds in hospitals with different staffing models is unknown. We do not measure patient or staff outcomes directly; the harm argument rests on published literature, not on complications or burnout scores from this cohort. OR10 handles complex cardiac surgery, and its high overtime may partly reflect irreducible procedural duration rather than schedulable inefficiency; we describe this but cannot adjust for it without procedure-level risk scores. The link between after-hours surgery and patient harm rests on observational mortality studies whose effect sizes range widely (adjusted odds ratio 1.16</w:t>
+        <w:t>This study has several limitations. It is a single-site retrospective analysis, so it is unknown whether the concentration pattern holds across hospitals with different staffing models. The administrative data provide only room-in and room-out times, so we cannot infer what happens inside the case. We do not measure patient or staff outcomes directly; the harm argument rests on published literature, not on complications or burnout scores from this cohort. OR10 handles complex cardiac surgery, and its high overtime may partly reflect irreducible procedural duration rather than schedulable inefficiency; we describe this but cannot adjust for it without procedure-level risk scores. The link between after-hours surgery and patient harm rests on observational mortality studies whose effect sizes vary widely (adjusted odds ratios of 1.16</w:t>
       </w:r>
       <w:r>
         <w:rPr>
@@ -1619,7 +3814,7 @@
           <w:sz w:val="24"/>
           <w:vertAlign w:val="superscript"/>
         </w:rPr>
-        <w:t>2</w:t>
+        <w:t>7</w:t>
       </w:r>
       <w:r>
         <w:rPr>
@@ -1636,7 +3831,7 @@
           <w:sz w:val="24"/>
           <w:vertAlign w:val="superscript"/>
         </w:rPr>
-        <w:t>3</w:t>
+        <w:t>8</w:t>
       </w:r>
       <w:r>
         <w:rPr>
@@ -1653,7 +3848,7 @@
           <w:sz w:val="24"/>
           <w:vertAlign w:val="superscript"/>
         </w:rPr>
-        <w:t>4</w:t>
+        <w:t>9</w:t>
       </w:r>
       <w:r>
         <w:rPr>
@@ -1667,7 +3862,7 @@
     </w:p>
     <w:p>
       <w:pPr>
-        <w:spacing w:before="360" w:after="120" w:line="480" w:lineRule="exact"/>
+        <w:spacing w:before="320" w:after="120" w:line="480" w:lineRule="exact"/>
         <w:jc w:val="left"/>
       </w:pPr>
       <w:r>
@@ -1691,12 +3886,12 @@
           <w:i w:val="0"/>
           <w:sz w:val="24"/>
         </w:rPr>
-        <w:t>Operating-room overtime at this tertiary hospital concentrated in a small number of rooms, with case-mix complexity and unplanned urgent-case disruption of the elective programme as the most visible associated factors. First-case punctuality showed no significant correlation with room-level overtime (Spearman rho = −0.29, p = 0.24), and the association between inter-case idle time and overtime was driven by a single high-complexity room. The findings support room-level rather than hospital-level overtime monitoring and scheduling interventions that account for urgent-case flow.</w:t>
+        <w:t>Operating-room overtime at this tertiary hospital concentrated in a small number of rooms, with case-mix complexity and unplanned urgent-case disruption of the elective programme as the most strongly associated factors. First-case punctuality and inter-case idle time were not associated with room-level overtime. The findings support room-level rather than hospital-level overtime monitoring and scheduling interventions that account for urgent-case flow.</w:t>
       </w:r>
     </w:p>
     <w:p>
       <w:pPr>
-        <w:spacing w:before="360" w:after="120" w:line="480" w:lineRule="exact"/>
+        <w:spacing w:before="320" w:after="120" w:line="480" w:lineRule="exact"/>
         <w:jc w:val="left"/>
       </w:pPr>
       <w:r>
@@ -1710,14 +3905,14 @@
     </w:p>
     <w:p>
       <w:pPr>
-        <w:spacing w:after="120" w:before="0" w:line="480" w:lineRule="exact"/>
+        <w:spacing w:after="120" w:before="120" w:line="480" w:lineRule="exact"/>
         <w:jc w:val="left"/>
       </w:pPr>
       <w:r>
         <w:rPr>
           <w:rFonts w:ascii="Times New Roman" w:hAnsi="Times New Roman"/>
           <w:b w:val="0"/>
-          <w:i w:val="0"/>
+          <w:i/>
           <w:sz w:val="24"/>
         </w:rPr>
         <w:t>[To be completed]</w:t>
@@ -1725,7 +3920,7 @@
     </w:p>
     <w:p>
       <w:pPr>
-        <w:spacing w:before="240" w:after="120" w:line="480" w:lineRule="exact"/>
+        <w:spacing w:before="320" w:after="120" w:line="480" w:lineRule="exact"/>
         <w:jc w:val="left"/>
       </w:pPr>
       <w:r>
@@ -1754,7 +3949,7 @@
     </w:p>
     <w:p>
       <w:pPr>
-        <w:spacing w:before="240" w:after="120" w:line="480" w:lineRule="exact"/>
+        <w:spacing w:before="320" w:after="120" w:line="480" w:lineRule="exact"/>
         <w:jc w:val="left"/>
       </w:pPr>
       <w:r>
@@ -1768,14 +3963,14 @@
     </w:p>
     <w:p>
       <w:pPr>
-        <w:spacing w:after="120" w:before="0" w:line="480" w:lineRule="exact"/>
+        <w:spacing w:after="120" w:before="120" w:line="480" w:lineRule="exact"/>
         <w:jc w:val="left"/>
       </w:pPr>
       <w:r>
         <w:rPr>
           <w:rFonts w:ascii="Times New Roman" w:hAnsi="Times New Roman"/>
           <w:b w:val="0"/>
-          <w:i w:val="0"/>
+          <w:i/>
           <w:sz w:val="24"/>
         </w:rPr>
         <w:t>[To be completed]</w:t>
@@ -1783,7 +3978,7 @@
     </w:p>
     <w:p>
       <w:pPr>
-        <w:spacing w:before="240" w:after="120" w:line="480" w:lineRule="exact"/>
+        <w:spacing w:before="320" w:after="120" w:line="480" w:lineRule="exact"/>
         <w:jc w:val="left"/>
       </w:pPr>
       <w:r>
@@ -1807,41 +4002,12 @@
           <w:i w:val="0"/>
           <w:sz w:val="24"/>
         </w:rPr>
-        <w:t>The dataset contains anonymised administrative hospital data. Requests for access should be directed to the hospital's research office.</w:t>
+        <w:t>The dataset contains de-identified administrative hospital data. Requests for access should be directed to the hospital's research office.</w:t>
       </w:r>
     </w:p>
     <w:p>
       <w:pPr>
-        <w:spacing w:before="240" w:after="120" w:line="480" w:lineRule="exact"/>
-        <w:jc w:val="left"/>
-      </w:pPr>
-      <w:r>
-        <w:rPr>
-          <w:rFonts w:ascii="Times New Roman" w:hAnsi="Times New Roman"/>
-          <w:b/>
-          <w:sz w:val="24"/>
-        </w:rPr>
-        <w:t>PATIENT AND PUBLIC INVOLVEMENT</w:t>
-      </w:r>
-    </w:p>
-    <w:p>
-      <w:pPr>
-        <w:spacing w:after="120" w:before="0" w:line="480" w:lineRule="exact"/>
-        <w:jc w:val="left"/>
-      </w:pPr>
-      <w:r>
-        <w:rPr>
-          <w:rFonts w:ascii="Times New Roman" w:hAnsi="Times New Roman"/>
-          <w:b w:val="0"/>
-          <w:i w:val="0"/>
-          <w:sz w:val="24"/>
-        </w:rPr>
-        <w:t>Given the retrospective use of fully anonymised administrative data, no patient or public involvement in the design, conduct, or reporting of this study was applicable.</w:t>
-      </w:r>
-    </w:p>
-    <w:p>
-      <w:pPr>
-        <w:spacing w:before="360" w:after="120" w:line="480" w:lineRule="exact"/>
+        <w:spacing w:before="320" w:after="120" w:line="480" w:lineRule="exact"/>
         <w:jc w:val="left"/>
       </w:pPr>
       <w:r>
@@ -1855,547 +4021,854 @@
     </w:p>
     <w:p>
       <w:pPr>
-        <w:spacing w:after="40" w:line="480" w:lineRule="exact"/>
+        <w:spacing w:after="60" w:before="0" w:line="480" w:lineRule="exact"/>
         <w:jc w:val="left"/>
       </w:pPr>
       <w:r>
         <w:rPr>
           <w:rFonts w:ascii="Times New Roman" w:hAnsi="Times New Roman"/>
+          <w:b w:val="0"/>
+          <w:i w:val="0"/>
           <w:sz w:val="24"/>
         </w:rPr>
-        <w:t xml:space="preserve">1. </w:t>
+        <w:t xml:space="preserve">1. Wachtel RE, Dexter F. Review of behavioral operations experimental studies of newsvendor problems for operating room management. </w:t>
       </w:r>
       <w:r>
         <w:rPr>
           <w:rFonts w:ascii="Times New Roman" w:hAnsi="Times New Roman"/>
+          <w:i/>
           <w:sz w:val="24"/>
         </w:rPr>
-        <w:t>Wachtel RE, Dexter F. Review of behavioral operations experimental studies of newsvendor problems for operating room management. Anesth Analg 2010;110(6):1698-1710.</w:t>
+        <w:t>Anesth Analg</w:t>
+      </w:r>
+      <w:r>
+        <w:rPr>
+          <w:rFonts w:ascii="Times New Roman" w:hAnsi="Times New Roman"/>
+          <w:b w:val="0"/>
+          <w:i w:val="0"/>
+          <w:sz w:val="24"/>
+        </w:rPr>
+        <w:t xml:space="preserve"> 2010;110(6):1698-1710.</w:t>
       </w:r>
     </w:p>
     <w:p>
       <w:pPr>
-        <w:spacing w:after="40" w:line="480" w:lineRule="exact"/>
+        <w:spacing w:after="60" w:before="0" w:line="480" w:lineRule="exact"/>
         <w:jc w:val="left"/>
       </w:pPr>
       <w:r>
         <w:rPr>
           <w:rFonts w:ascii="Times New Roman" w:hAnsi="Times New Roman"/>
+          <w:b w:val="0"/>
+          <w:i w:val="0"/>
           <w:sz w:val="24"/>
         </w:rPr>
-        <w:t xml:space="preserve">2. </w:t>
+        <w:t xml:space="preserve">2. Griffiths P, Dall'Ora C, Simon M, et al. Nurses' shift length and overtime working in 12 European countries: the association with perceived quality of care and patient safety. </w:t>
       </w:r>
       <w:r>
         <w:rPr>
           <w:rFonts w:ascii="Times New Roman" w:hAnsi="Times New Roman"/>
+          <w:i/>
           <w:sz w:val="24"/>
         </w:rPr>
-        <w:t>Cortegiani A, Ippolito M, Misseri G, et al. Association between night/after-hours surgery and mortality: a systematic review and meta-analysis. Br J Anaesth 2020;124(5):623-37.</w:t>
+        <w:t>Med Care</w:t>
+      </w:r>
+      <w:r>
+        <w:rPr>
+          <w:rFonts w:ascii="Times New Roman" w:hAnsi="Times New Roman"/>
+          <w:b w:val="0"/>
+          <w:i w:val="0"/>
+          <w:sz w:val="24"/>
+        </w:rPr>
+        <w:t xml:space="preserve"> 2014;52(11):975-81.</w:t>
       </w:r>
     </w:p>
     <w:p>
       <w:pPr>
-        <w:spacing w:after="40" w:line="480" w:lineRule="exact"/>
+        <w:spacing w:after="60" w:before="0" w:line="480" w:lineRule="exact"/>
         <w:jc w:val="left"/>
       </w:pPr>
       <w:r>
         <w:rPr>
           <w:rFonts w:ascii="Times New Roman" w:hAnsi="Times New Roman"/>
+          <w:b w:val="0"/>
+          <w:i w:val="0"/>
           <w:sz w:val="24"/>
         </w:rPr>
-        <w:t xml:space="preserve">3. </w:t>
+        <w:t xml:space="preserve">3. Dall'Ora C, Griffiths P, Ball J, et al. Association of 12 h shifts and nurses' job satisfaction, burnout and intention to leave: findings from a cross-sectional study of 12 European countries. </w:t>
       </w:r>
       <w:r>
         <w:rPr>
           <w:rFonts w:ascii="Times New Roman" w:hAnsi="Times New Roman"/>
+          <w:i/>
           <w:sz w:val="24"/>
         </w:rPr>
-        <w:t>Oh T-K, Song I-A. Outcomes of after-hours surgeries performed under general anaesthesia: a South Korean nationwide cohort study. Anaesthesia 2025. DOI: 10.1111/anae.16559.</w:t>
+        <w:t>BMJ Open</w:t>
+      </w:r>
+      <w:r>
+        <w:rPr>
+          <w:rFonts w:ascii="Times New Roman" w:hAnsi="Times New Roman"/>
+          <w:b w:val="0"/>
+          <w:i w:val="0"/>
+          <w:sz w:val="24"/>
+        </w:rPr>
+        <w:t xml:space="preserve"> 2015;5(9):e008331.</w:t>
       </w:r>
     </w:p>
     <w:p>
       <w:pPr>
-        <w:spacing w:after="40" w:line="480" w:lineRule="exact"/>
+        <w:spacing w:after="60" w:before="0" w:line="480" w:lineRule="exact"/>
         <w:jc w:val="left"/>
       </w:pPr>
       <w:r>
         <w:rPr>
           <w:rFonts w:ascii="Times New Roman" w:hAnsi="Times New Roman"/>
+          <w:b w:val="0"/>
+          <w:i w:val="0"/>
           <w:sz w:val="24"/>
         </w:rPr>
-        <w:t xml:space="preserve">4. </w:t>
+        <w:t xml:space="preserve">4. Bae S-H. Nurse staffing, work hours, mandatory overtime, and turnover in acute care hospitals affect nurse job satisfaction, intent to leave, and burnout: a cross-sectional study. </w:t>
       </w:r>
       <w:r>
         <w:rPr>
           <w:rFonts w:ascii="Times New Roman" w:hAnsi="Times New Roman"/>
+          <w:i/>
           <w:sz w:val="24"/>
         </w:rPr>
-        <w:t>Sakurai T. Assessing the influence of after-hours surgery: concerns with the confounders and conclusion. Anaesthesia 2025. DOI: 10.1111/anae.16591.</w:t>
+        <w:t>Int J Public Health</w:t>
+      </w:r>
+      <w:r>
+        <w:rPr>
+          <w:rFonts w:ascii="Times New Roman" w:hAnsi="Times New Roman"/>
+          <w:b w:val="0"/>
+          <w:i w:val="0"/>
+          <w:sz w:val="24"/>
+        </w:rPr>
+        <w:t xml:space="preserve"> 2024;69:1607068.</w:t>
       </w:r>
     </w:p>
     <w:p>
       <w:pPr>
-        <w:spacing w:after="40" w:line="480" w:lineRule="exact"/>
+        <w:spacing w:after="60" w:before="0" w:line="480" w:lineRule="exact"/>
         <w:jc w:val="left"/>
       </w:pPr>
       <w:r>
         <w:rPr>
           <w:rFonts w:ascii="Times New Roman" w:hAnsi="Times New Roman"/>
+          <w:b w:val="0"/>
+          <w:i w:val="0"/>
           <w:sz w:val="24"/>
         </w:rPr>
-        <w:t xml:space="preserve">5. </w:t>
+        <w:t xml:space="preserve">5. Dall'Ora C, Ball J, Recio-Saucedo A, Griffiths P. Characteristics of shift work and their impact on employee performance and wellbeing: a literature review. </w:t>
       </w:r>
       <w:r>
         <w:rPr>
           <w:rFonts w:ascii="Times New Roman" w:hAnsi="Times New Roman"/>
+          <w:i/>
           <w:sz w:val="24"/>
         </w:rPr>
-        <w:t>Saager L, Hesler BD, You J, et al. Intraoperative transitions of anesthesia care and postoperative adverse outcomes. Anesthesiology 2014;121(4):695-706.</w:t>
+        <w:t>Int J Nurs Stud</w:t>
+      </w:r>
+      <w:r>
+        <w:rPr>
+          <w:rFonts w:ascii="Times New Roman" w:hAnsi="Times New Roman"/>
+          <w:b w:val="0"/>
+          <w:i w:val="0"/>
+          <w:sz w:val="24"/>
+        </w:rPr>
+        <w:t xml:space="preserve"> 2016;57:12-27.</w:t>
       </w:r>
     </w:p>
     <w:p>
       <w:pPr>
-        <w:spacing w:after="40" w:line="480" w:lineRule="exact"/>
+        <w:spacing w:after="60" w:before="0" w:line="480" w:lineRule="exact"/>
         <w:jc w:val="left"/>
       </w:pPr>
       <w:r>
         <w:rPr>
           <w:rFonts w:ascii="Times New Roman" w:hAnsi="Times New Roman"/>
+          <w:b w:val="0"/>
+          <w:i w:val="0"/>
           <w:sz w:val="24"/>
         </w:rPr>
-        <w:t xml:space="preserve">6. </w:t>
+        <w:t xml:space="preserve">6. Dall'Ora C, Ball J, Reinius M, Griffiths P. Burnout in nursing: a theoretical review. </w:t>
       </w:r>
       <w:r>
         <w:rPr>
           <w:rFonts w:ascii="Times New Roman" w:hAnsi="Times New Roman"/>
+          <w:i/>
           <w:sz w:val="24"/>
         </w:rPr>
-        <w:t>Health Services Safety Investigations Body (HSSIB). The impact of staff fatigue on patient safety. Investigation report. London: HSSIB, 2025.</w:t>
+        <w:t>Hum Resour Health</w:t>
+      </w:r>
+      <w:r>
+        <w:rPr>
+          <w:rFonts w:ascii="Times New Roman" w:hAnsi="Times New Roman"/>
+          <w:b w:val="0"/>
+          <w:i w:val="0"/>
+          <w:sz w:val="24"/>
+        </w:rPr>
+        <w:t xml:space="preserve"> 2020;18:41.</w:t>
       </w:r>
     </w:p>
     <w:p>
       <w:pPr>
-        <w:spacing w:after="40" w:line="480" w:lineRule="exact"/>
+        <w:spacing w:after="60" w:before="0" w:line="480" w:lineRule="exact"/>
         <w:jc w:val="left"/>
       </w:pPr>
       <w:r>
         <w:rPr>
           <w:rFonts w:ascii="Times New Roman" w:hAnsi="Times New Roman"/>
+          <w:b w:val="0"/>
+          <w:i w:val="0"/>
           <w:sz w:val="24"/>
         </w:rPr>
-        <w:t xml:space="preserve">7. </w:t>
+        <w:t xml:space="preserve">7. Cortegiani A, Ippolito M, Misseri G, et al. Association between night/after-hours surgery and mortality: a systematic review and meta-analysis. </w:t>
       </w:r>
       <w:r>
         <w:rPr>
           <w:rFonts w:ascii="Times New Roman" w:hAnsi="Times New Roman"/>
+          <w:i/>
           <w:sz w:val="24"/>
         </w:rPr>
-        <w:t>Pittman P, Tiunn H-L, et al. Increased utilization of overtime and agency nurses and patient safety. JAMA Netw Open 2025. PMID: 40172888.</w:t>
+        <w:t>Br J Anaesth</w:t>
+      </w:r>
+      <w:r>
+        <w:rPr>
+          <w:rFonts w:ascii="Times New Roman" w:hAnsi="Times New Roman"/>
+          <w:b w:val="0"/>
+          <w:i w:val="0"/>
+          <w:sz w:val="24"/>
+        </w:rPr>
+        <w:t xml:space="preserve"> 2020;124(5):623-37.</w:t>
       </w:r>
     </w:p>
     <w:p>
       <w:pPr>
-        <w:spacing w:after="40" w:line="480" w:lineRule="exact"/>
+        <w:spacing w:after="60" w:before="0" w:line="480" w:lineRule="exact"/>
         <w:jc w:val="left"/>
       </w:pPr>
       <w:r>
         <w:rPr>
           <w:rFonts w:ascii="Times New Roman" w:hAnsi="Times New Roman"/>
+          <w:b w:val="0"/>
+          <w:i w:val="0"/>
           <w:sz w:val="24"/>
         </w:rPr>
-        <w:t xml:space="preserve">8. </w:t>
+        <w:t xml:space="preserve">8. Oh T-K, Song I-A. Outcomes of after-hours surgeries performed under general anaesthesia: a South Korean nationwide cohort study. </w:t>
       </w:r>
       <w:r>
         <w:rPr>
           <w:rFonts w:ascii="Times New Roman" w:hAnsi="Times New Roman"/>
+          <w:i/>
           <w:sz w:val="24"/>
         </w:rPr>
-        <w:t>Althoff FC, Wachtendorf LJ, Rostin P, et al. Effects of night surgery on postoperative mortality and morbidity: a multicentre cohort study. BMJ Qual Saf 2021;30(8):678-688.</w:t>
+        <w:t>Anaesthesia</w:t>
+      </w:r>
+      <w:r>
+        <w:rPr>
+          <w:rFonts w:ascii="Times New Roman" w:hAnsi="Times New Roman"/>
+          <w:b w:val="0"/>
+          <w:i w:val="0"/>
+          <w:sz w:val="24"/>
+        </w:rPr>
+        <w:t xml:space="preserve"> 2025. DOI: 10.1111/anae.16559.</w:t>
       </w:r>
     </w:p>
     <w:p>
       <w:pPr>
-        <w:spacing w:after="40" w:line="480" w:lineRule="exact"/>
+        <w:spacing w:after="60" w:before="0" w:line="480" w:lineRule="exact"/>
         <w:jc w:val="left"/>
       </w:pPr>
       <w:r>
         <w:rPr>
           <w:rFonts w:ascii="Times New Roman" w:hAnsi="Times New Roman"/>
+          <w:b w:val="0"/>
+          <w:i w:val="0"/>
           <w:sz w:val="24"/>
         </w:rPr>
-        <w:t xml:space="preserve">9. </w:t>
+        <w:t xml:space="preserve">9. Sakurai T. Assessing the influence of after-hours surgery: concerns with the confounders and conclusion. </w:t>
       </w:r>
       <w:r>
         <w:rPr>
           <w:rFonts w:ascii="Times New Roman" w:hAnsi="Times New Roman"/>
+          <w:i/>
           <w:sz w:val="24"/>
         </w:rPr>
-        <w:t>Griffiths P, Dall'Ora C, Simon M, et al. Nurses' shift length and overtime working in 12 European countries: the association with perceived quality of care and patient safety. Med Care 2014;52(11):975-81.</w:t>
+        <w:t>Anaesthesia</w:t>
+      </w:r>
+      <w:r>
+        <w:rPr>
+          <w:rFonts w:ascii="Times New Roman" w:hAnsi="Times New Roman"/>
+          <w:b w:val="0"/>
+          <w:i w:val="0"/>
+          <w:sz w:val="24"/>
+        </w:rPr>
+        <w:t xml:space="preserve"> 2025. DOI: 10.1111/anae.16591.</w:t>
       </w:r>
     </w:p>
     <w:p>
       <w:pPr>
-        <w:spacing w:after="40" w:line="480" w:lineRule="exact"/>
+        <w:spacing w:after="60" w:before="0" w:line="480" w:lineRule="exact"/>
         <w:jc w:val="left"/>
       </w:pPr>
       <w:r>
         <w:rPr>
           <w:rFonts w:ascii="Times New Roman" w:hAnsi="Times New Roman"/>
+          <w:b w:val="0"/>
+          <w:i w:val="0"/>
           <w:sz w:val="24"/>
         </w:rPr>
-        <w:t xml:space="preserve">10. </w:t>
+        <w:t xml:space="preserve">10. Saager L, Hesler BD, You J, et al. Intraoperative transitions of anesthesia care and postoperative adverse outcomes. </w:t>
       </w:r>
       <w:r>
         <w:rPr>
           <w:rFonts w:ascii="Times New Roman" w:hAnsi="Times New Roman"/>
+          <w:i/>
           <w:sz w:val="24"/>
         </w:rPr>
-        <w:t>Dall'Ora C, Griffiths P, Ball J, et al. Association of 12 h shifts and nurses' job satisfaction, burnout and intention to leave: findings from a cross-sectional study of 12 European countries. BMJ Open 2015;5(9):e008331.</w:t>
+        <w:t>Anesthesiology</w:t>
+      </w:r>
+      <w:r>
+        <w:rPr>
+          <w:rFonts w:ascii="Times New Roman" w:hAnsi="Times New Roman"/>
+          <w:b w:val="0"/>
+          <w:i w:val="0"/>
+          <w:sz w:val="24"/>
+        </w:rPr>
+        <w:t xml:space="preserve"> 2014;121(4):695-706.</w:t>
       </w:r>
     </w:p>
     <w:p>
       <w:pPr>
-        <w:spacing w:after="40" w:line="480" w:lineRule="exact"/>
+        <w:spacing w:after="60" w:before="0" w:line="480" w:lineRule="exact"/>
         <w:jc w:val="left"/>
       </w:pPr>
       <w:r>
         <w:rPr>
           <w:rFonts w:ascii="Times New Roman" w:hAnsi="Times New Roman"/>
+          <w:b w:val="0"/>
+          <w:i w:val="0"/>
           <w:sz w:val="24"/>
         </w:rPr>
-        <w:t xml:space="preserve">11. </w:t>
-      </w:r>
-      <w:r>
-        <w:rPr>
-          <w:rFonts w:ascii="Times New Roman" w:hAnsi="Times New Roman"/>
-          <w:sz w:val="24"/>
-        </w:rPr>
-        <w:t>Bae S-H. Nurse staffing, work hours, mandatory overtime, and turnover in acute care hospitals affect nurse job satisfaction, intent to leave, and burnout: a cross-sectional study. Int J Public Health 2024;69:1607068.</w:t>
+        <w:t>11. Health Services Safety Investigations Body (HSSIB). The impact of staff fatigue on patient safety. Investigation report. London: HSSIB, 2025.</w:t>
       </w:r>
     </w:p>
     <w:p>
       <w:pPr>
-        <w:spacing w:after="40" w:line="480" w:lineRule="exact"/>
+        <w:spacing w:after="60" w:before="0" w:line="480" w:lineRule="exact"/>
         <w:jc w:val="left"/>
       </w:pPr>
       <w:r>
         <w:rPr>
           <w:rFonts w:ascii="Times New Roman" w:hAnsi="Times New Roman"/>
+          <w:b w:val="0"/>
+          <w:i w:val="0"/>
           <w:sz w:val="24"/>
         </w:rPr>
-        <w:t xml:space="preserve">12. </w:t>
+        <w:t xml:space="preserve">12. Pittman P, Tiunn H-L, et al. Increased utilization of overtime and agency nurses and patient safety. </w:t>
       </w:r>
       <w:r>
         <w:rPr>
           <w:rFonts w:ascii="Times New Roman" w:hAnsi="Times New Roman"/>
+          <w:i/>
           <w:sz w:val="24"/>
         </w:rPr>
-        <w:t>Dall'Ora C, Ball J, Recio-Saucedo A, Griffiths P. Characteristics of shift work and their impact on employee performance and wellbeing: a literature review. Int J Nurs Stud 2016;57:12-27.</w:t>
+        <w:t>JAMA Netw Open</w:t>
+      </w:r>
+      <w:r>
+        <w:rPr>
+          <w:rFonts w:ascii="Times New Roman" w:hAnsi="Times New Roman"/>
+          <w:b w:val="0"/>
+          <w:i w:val="0"/>
+          <w:sz w:val="24"/>
+        </w:rPr>
+        <w:t xml:space="preserve"> 2025. PMID: 40172888.</w:t>
       </w:r>
     </w:p>
     <w:p>
       <w:pPr>
-        <w:spacing w:after="40" w:line="480" w:lineRule="exact"/>
+        <w:spacing w:after="60" w:before="0" w:line="480" w:lineRule="exact"/>
         <w:jc w:val="left"/>
       </w:pPr>
       <w:r>
         <w:rPr>
           <w:rFonts w:ascii="Times New Roman" w:hAnsi="Times New Roman"/>
+          <w:b w:val="0"/>
+          <w:i w:val="0"/>
           <w:sz w:val="24"/>
         </w:rPr>
-        <w:t xml:space="preserve">13. </w:t>
+        <w:t xml:space="preserve">13. Althoff FC, Wachtendorf LJ, Rostin P, et al. Effects of night surgery on postoperative mortality and morbidity: a multicentre cohort study. </w:t>
       </w:r>
       <w:r>
         <w:rPr>
           <w:rFonts w:ascii="Times New Roman" w:hAnsi="Times New Roman"/>
+          <w:i/>
           <w:sz w:val="24"/>
         </w:rPr>
-        <w:t>Dall'Ora C, Ball J, Reinius M, Griffiths P. Burnout in nursing: a theoretical review. Hum Resour Health 2020;18:41.</w:t>
+        <w:t>BMJ Qual Saf</w:t>
+      </w:r>
+      <w:r>
+        <w:rPr>
+          <w:rFonts w:ascii="Times New Roman" w:hAnsi="Times New Roman"/>
+          <w:b w:val="0"/>
+          <w:i w:val="0"/>
+          <w:sz w:val="24"/>
+        </w:rPr>
+        <w:t xml:space="preserve"> 2021;30(8):678-688.</w:t>
       </w:r>
     </w:p>
     <w:p>
       <w:pPr>
-        <w:spacing w:after="40" w:line="480" w:lineRule="exact"/>
+        <w:spacing w:after="60" w:before="0" w:line="480" w:lineRule="exact"/>
         <w:jc w:val="left"/>
       </w:pPr>
       <w:r>
         <w:rPr>
           <w:rFonts w:ascii="Times New Roman" w:hAnsi="Times New Roman"/>
+          <w:b w:val="0"/>
+          <w:i w:val="0"/>
           <w:sz w:val="24"/>
         </w:rPr>
-        <w:t xml:space="preserve">14. </w:t>
+        <w:t xml:space="preserve">14. Joseph A, Khoshkenar A, Taaffe KM, et al. Minor flow disruptions, traffic-related factors and their effect on major flow disruptions in the operating room. </w:t>
       </w:r>
       <w:r>
         <w:rPr>
           <w:rFonts w:ascii="Times New Roman" w:hAnsi="Times New Roman"/>
+          <w:i/>
           <w:sz w:val="24"/>
         </w:rPr>
-        <w:t>Joseph A, Khoshkenar A, Taaffe KM, et al. Minor flow disruptions, traffic-related factors and their effect on major flow disruptions in the operating room. BMJ Qual Saf 2019;28(4):276-83.</w:t>
+        <w:t>BMJ Qual Saf</w:t>
+      </w:r>
+      <w:r>
+        <w:rPr>
+          <w:rFonts w:ascii="Times New Roman" w:hAnsi="Times New Roman"/>
+          <w:b w:val="0"/>
+          <w:i w:val="0"/>
+          <w:sz w:val="24"/>
+        </w:rPr>
+        <w:t xml:space="preserve"> 2019;28(4):276-83.</w:t>
       </w:r>
     </w:p>
     <w:p>
       <w:pPr>
-        <w:spacing w:after="40" w:line="480" w:lineRule="exact"/>
+        <w:spacing w:after="60" w:before="0" w:line="480" w:lineRule="exact"/>
         <w:jc w:val="left"/>
       </w:pPr>
       <w:r>
         <w:rPr>
           <w:rFonts w:ascii="Times New Roman" w:hAnsi="Times New Roman"/>
+          <w:b w:val="0"/>
+          <w:i w:val="0"/>
           <w:sz w:val="24"/>
         </w:rPr>
-        <w:t xml:space="preserve">15. </w:t>
+        <w:t xml:space="preserve">15. Koch A, Burns J, Catchpole K, Weigl M. Associations of workflow disruptions in the operating room with surgical outcomes: a systematic review and narrative synthesis. </w:t>
       </w:r>
       <w:r>
         <w:rPr>
           <w:rFonts w:ascii="Times New Roman" w:hAnsi="Times New Roman"/>
+          <w:i/>
           <w:sz w:val="24"/>
         </w:rPr>
-        <w:t>Koch A, Burns J, Catchpole K, Weigl M. Associations of workflow disruptions in the operating room with surgical outcomes: a systematic review and narrative synthesis. BMJ Qual Saf 2020;29(12):1033-1045.</w:t>
+        <w:t>BMJ Qual Saf</w:t>
+      </w:r>
+      <w:r>
+        <w:rPr>
+          <w:rFonts w:ascii="Times New Roman" w:hAnsi="Times New Roman"/>
+          <w:b w:val="0"/>
+          <w:i w:val="0"/>
+          <w:sz w:val="24"/>
+        </w:rPr>
+        <w:t xml:space="preserve"> 2020;29(12):1033-1045.</w:t>
       </w:r>
     </w:p>
     <w:p>
       <w:pPr>
-        <w:spacing w:after="40" w:line="480" w:lineRule="exact"/>
+        <w:spacing w:after="60" w:before="0" w:line="480" w:lineRule="exact"/>
         <w:jc w:val="left"/>
       </w:pPr>
       <w:r>
         <w:rPr>
           <w:rFonts w:ascii="Times New Roman" w:hAnsi="Times New Roman"/>
+          <w:b w:val="0"/>
+          <w:i w:val="0"/>
           <w:sz w:val="24"/>
         </w:rPr>
-        <w:t xml:space="preserve">16. </w:t>
+        <w:t xml:space="preserve">16. Zhang C, Dunstan C, Pandit JJ. A tutorial on "capped utilisation" as a metric and key performance target in NHS England's Model Hospital operating theatres database: caution for international healthcare systems. </w:t>
       </w:r>
       <w:r>
         <w:rPr>
           <w:rFonts w:ascii="Times New Roman" w:hAnsi="Times New Roman"/>
+          <w:i/>
           <w:sz w:val="24"/>
         </w:rPr>
-        <w:t>Zhang C, Dunstan C, Pandit JJ. A tutorial on “capped utilisation” as a metric and key performance target in NHS England's Model Hospital operating theatres database: caution for international healthcare systems. Anesthesiol Perioper Sci 2024. DOI: 10.1007/s44254-024-00073-3.</w:t>
+        <w:t>Anesthesiol Perioper Sci</w:t>
+      </w:r>
+      <w:r>
+        <w:rPr>
+          <w:rFonts w:ascii="Times New Roman" w:hAnsi="Times New Roman"/>
+          <w:b w:val="0"/>
+          <w:i w:val="0"/>
+          <w:sz w:val="24"/>
+        </w:rPr>
+        <w:t xml:space="preserve"> 2024. DOI: 10.1007/s44254-024-00073-3.</w:t>
       </w:r>
     </w:p>
     <w:p>
       <w:pPr>
-        <w:spacing w:after="40" w:line="480" w:lineRule="exact"/>
+        <w:spacing w:after="60" w:before="0" w:line="480" w:lineRule="exact"/>
         <w:jc w:val="left"/>
       </w:pPr>
       <w:r>
         <w:rPr>
           <w:rFonts w:ascii="Times New Roman" w:hAnsi="Times New Roman"/>
+          <w:b w:val="0"/>
+          <w:i w:val="0"/>
           <w:sz w:val="24"/>
         </w:rPr>
-        <w:t xml:space="preserve">17. </w:t>
+        <w:t xml:space="preserve">17. Macario A. Are your hospital operating rooms "efficient"? A scoring system with eight performance indicators. </w:t>
       </w:r>
       <w:r>
         <w:rPr>
           <w:rFonts w:ascii="Times New Roman" w:hAnsi="Times New Roman"/>
+          <w:i/>
           <w:sz w:val="24"/>
         </w:rPr>
-        <w:t>Macario A. Are your hospital operating rooms “efficient”? A scoring system with eight performance indicators. Anesthesiology 2006;105(2):237-40.</w:t>
+        <w:t>Anesthesiology</w:t>
+      </w:r>
+      <w:r>
+        <w:rPr>
+          <w:rFonts w:ascii="Times New Roman" w:hAnsi="Times New Roman"/>
+          <w:b w:val="0"/>
+          <w:i w:val="0"/>
+          <w:sz w:val="24"/>
+        </w:rPr>
+        <w:t xml:space="preserve"> 2006;105(2):237-40.</w:t>
       </w:r>
     </w:p>
     <w:p>
       <w:pPr>
-        <w:spacing w:after="40" w:line="480" w:lineRule="exact"/>
+        <w:spacing w:after="60" w:before="0" w:line="480" w:lineRule="exact"/>
         <w:jc w:val="left"/>
       </w:pPr>
       <w:r>
         <w:rPr>
           <w:rFonts w:ascii="Times New Roman" w:hAnsi="Times New Roman"/>
+          <w:b w:val="0"/>
+          <w:i w:val="0"/>
           <w:sz w:val="24"/>
         </w:rPr>
-        <w:t xml:space="preserve">18. </w:t>
+        <w:t xml:space="preserve">18. Bauer M, Diemer M, Merkel M, et al. Glossary of perioperative process times and indicators. </w:t>
       </w:r>
       <w:r>
         <w:rPr>
           <w:rFonts w:ascii="Times New Roman" w:hAnsi="Times New Roman"/>
+          <w:i/>
           <w:sz w:val="24"/>
         </w:rPr>
-        <w:t>Bauer M, Diemer M, Merkel M, et al. Glossary of perioperative process times and indicators. Anaesthesist 2020;69(Suppl 1):S5-17.</w:t>
+        <w:t>Anaesthesist</w:t>
+      </w:r>
+      <w:r>
+        <w:rPr>
+          <w:rFonts w:ascii="Times New Roman" w:hAnsi="Times New Roman"/>
+          <w:b w:val="0"/>
+          <w:i w:val="0"/>
+          <w:sz w:val="24"/>
+        </w:rPr>
+        <w:t xml:space="preserve"> 2020;69(Suppl 1):S5-17.</w:t>
       </w:r>
     </w:p>
     <w:p>
       <w:pPr>
-        <w:spacing w:after="40" w:line="480" w:lineRule="exact"/>
+        <w:spacing w:after="60" w:before="0" w:line="480" w:lineRule="exact"/>
         <w:jc w:val="left"/>
       </w:pPr>
       <w:r>
         <w:rPr>
           <w:rFonts w:ascii="Times New Roman" w:hAnsi="Times New Roman"/>
+          <w:b w:val="0"/>
+          <w:i w:val="0"/>
           <w:sz w:val="24"/>
         </w:rPr>
-        <w:t xml:space="preserve">19. </w:t>
+        <w:t xml:space="preserve">19. Schouten AEM, Flipse SM, van Nieuwenhuizen KE, et al. Operating room performance optimization metrics: a systematic review. </w:t>
       </w:r>
       <w:r>
         <w:rPr>
           <w:rFonts w:ascii="Times New Roman" w:hAnsi="Times New Roman"/>
+          <w:i/>
           <w:sz w:val="24"/>
         </w:rPr>
-        <w:t>Schouten AEM, Flipse SM, van Nieuwenhuizen KE, et al. Operating room performance optimization metrics: a systematic review. J Med Syst 2023;47(1):19.</w:t>
+        <w:t>J Med Syst</w:t>
+      </w:r>
+      <w:r>
+        <w:rPr>
+          <w:rFonts w:ascii="Times New Roman" w:hAnsi="Times New Roman"/>
+          <w:b w:val="0"/>
+          <w:i w:val="0"/>
+          <w:sz w:val="24"/>
+        </w:rPr>
+        <w:t xml:space="preserve"> 2023;47(1):19.</w:t>
       </w:r>
     </w:p>
     <w:p>
       <w:pPr>
-        <w:spacing w:after="40" w:line="480" w:lineRule="exact"/>
+        <w:spacing w:after="60" w:before="0" w:line="480" w:lineRule="exact"/>
         <w:jc w:val="left"/>
       </w:pPr>
       <w:r>
         <w:rPr>
           <w:rFonts w:ascii="Times New Roman" w:hAnsi="Times New Roman"/>
+          <w:b w:val="0"/>
+          <w:i w:val="0"/>
           <w:sz w:val="24"/>
         </w:rPr>
-        <w:t xml:space="preserve">20. </w:t>
+        <w:t xml:space="preserve">20. Strum DP, May JH, Vargas LG. Modeling the uncertainty of surgical procedure times: comparison of log-normal and normal models. </w:t>
       </w:r>
       <w:r>
         <w:rPr>
           <w:rFonts w:ascii="Times New Roman" w:hAnsi="Times New Roman"/>
+          <w:i/>
           <w:sz w:val="24"/>
         </w:rPr>
-        <w:t>Strum DP, May JH, Vargas LG. Modeling the uncertainty of surgical procedure times: comparison of log-normal and normal models. Anesthesiology 2000;92(4):1160-7.</w:t>
+        <w:t>Anesthesiology</w:t>
+      </w:r>
+      <w:r>
+        <w:rPr>
+          <w:rFonts w:ascii="Times New Roman" w:hAnsi="Times New Roman"/>
+          <w:b w:val="0"/>
+          <w:i w:val="0"/>
+          <w:sz w:val="24"/>
+        </w:rPr>
+        <w:t xml:space="preserve"> 2000;92(4):1160-7.</w:t>
       </w:r>
     </w:p>
     <w:p>
       <w:pPr>
-        <w:spacing w:after="40" w:line="480" w:lineRule="exact"/>
+        <w:spacing w:after="60" w:before="0" w:line="480" w:lineRule="exact"/>
         <w:jc w:val="left"/>
       </w:pPr>
       <w:r>
         <w:rPr>
           <w:rFonts w:ascii="Times New Roman" w:hAnsi="Times New Roman"/>
+          <w:b w:val="0"/>
+          <w:i w:val="0"/>
           <w:sz w:val="24"/>
         </w:rPr>
-        <w:t xml:space="preserve">21. </w:t>
+        <w:t xml:space="preserve">21. Eijkemans MJ, van Houdenhoven M, Nguyen T, et al. Predicting the unpredictable: a new prediction model for operating room times using individual surgeon-specific historical data. </w:t>
       </w:r>
       <w:r>
         <w:rPr>
           <w:rFonts w:ascii="Times New Roman" w:hAnsi="Times New Roman"/>
+          <w:i/>
           <w:sz w:val="24"/>
         </w:rPr>
-        <w:t>Eijkemans MJ, van Houdenhoven M, Nguyen T, et al. Predicting the unpredictable: a new prediction model for operating room times using individual surgeon-specific historical data. Anesthesiology 2010;112(1):41-9.</w:t>
+        <w:t>Anesthesiology</w:t>
+      </w:r>
+      <w:r>
+        <w:rPr>
+          <w:rFonts w:ascii="Times New Roman" w:hAnsi="Times New Roman"/>
+          <w:b w:val="0"/>
+          <w:i w:val="0"/>
+          <w:sz w:val="24"/>
+        </w:rPr>
+        <w:t xml:space="preserve"> 2010;112(1):41-9.</w:t>
       </w:r>
     </w:p>
     <w:p>
       <w:pPr>
-        <w:spacing w:after="40" w:line="480" w:lineRule="exact"/>
+        <w:spacing w:after="60" w:before="0" w:line="480" w:lineRule="exact"/>
         <w:jc w:val="left"/>
       </w:pPr>
       <w:r>
         <w:rPr>
           <w:rFonts w:ascii="Times New Roman" w:hAnsi="Times New Roman"/>
+          <w:b w:val="0"/>
+          <w:i w:val="0"/>
           <w:sz w:val="24"/>
         </w:rPr>
-        <w:t xml:space="preserve">22. </w:t>
+        <w:t xml:space="preserve">22. MacMillan L, et al. What affects operating room turnover time? A systematic review and mapping of the evidence. </w:t>
       </w:r>
       <w:r>
         <w:rPr>
           <w:rFonts w:ascii="Times New Roman" w:hAnsi="Times New Roman"/>
+          <w:i/>
           <w:sz w:val="24"/>
         </w:rPr>
-        <w:t>MacMillan L, et al. What affects operating room turnover time? A systematic review and mapping of the evidence. Surgery 2025. PMID: 40054053.</w:t>
+        <w:t>Surgery</w:t>
+      </w:r>
+      <w:r>
+        <w:rPr>
+          <w:rFonts w:ascii="Times New Roman" w:hAnsi="Times New Roman"/>
+          <w:b w:val="0"/>
+          <w:i w:val="0"/>
+          <w:sz w:val="24"/>
+        </w:rPr>
+        <w:t xml:space="preserve"> 2025. PMID: 40054053.</w:t>
       </w:r>
     </w:p>
     <w:p>
       <w:pPr>
-        <w:spacing w:after="40" w:line="480" w:lineRule="exact"/>
+        <w:spacing w:after="60" w:before="0" w:line="480" w:lineRule="exact"/>
         <w:jc w:val="left"/>
       </w:pPr>
       <w:r>
         <w:rPr>
           <w:rFonts w:ascii="Times New Roman" w:hAnsi="Times New Roman"/>
+          <w:b w:val="0"/>
+          <w:i w:val="0"/>
           <w:sz w:val="24"/>
         </w:rPr>
-        <w:t xml:space="preserve">23. </w:t>
+        <w:t xml:space="preserve">23. Pandit JJ, Abbott T, Pandit M, et al. Is "starting on time" useful (or useless) as a surrogate measure for "surgical theatre efficiency"? </w:t>
       </w:r>
       <w:r>
         <w:rPr>
           <w:rFonts w:ascii="Times New Roman" w:hAnsi="Times New Roman"/>
+          <w:i/>
           <w:sz w:val="24"/>
         </w:rPr>
-        <w:t>Pandit JJ, Abbott T, Pandit M, et al. Is “starting on time” useful (or useless) as a surrogate measure for “surgical theatre efficiency”? Anaesthesia 2012;67(8):823-32.</w:t>
+        <w:t>Anaesthesia</w:t>
+      </w:r>
+      <w:r>
+        <w:rPr>
+          <w:rFonts w:ascii="Times New Roman" w:hAnsi="Times New Roman"/>
+          <w:b w:val="0"/>
+          <w:i w:val="0"/>
+          <w:sz w:val="24"/>
+        </w:rPr>
+        <w:t xml:space="preserve"> 2012;67(8):823-32.</w:t>
       </w:r>
     </w:p>
     <w:p>
       <w:pPr>
-        <w:spacing w:after="40" w:line="480" w:lineRule="exact"/>
+        <w:spacing w:after="60" w:before="0" w:line="480" w:lineRule="exact"/>
         <w:jc w:val="left"/>
       </w:pPr>
       <w:r>
         <w:rPr>
           <w:rFonts w:ascii="Times New Roman" w:hAnsi="Times New Roman"/>
+          <w:b w:val="0"/>
+          <w:i w:val="0"/>
           <w:sz w:val="24"/>
         </w:rPr>
-        <w:t xml:space="preserve">24. </w:t>
+        <w:t xml:space="preserve">24. Zhang C, Pandit JJ. Getting operating theatre metrics right to underpin quality improvement. </w:t>
       </w:r>
       <w:r>
         <w:rPr>
           <w:rFonts w:ascii="Times New Roman" w:hAnsi="Times New Roman"/>
+          <w:i/>
           <w:sz w:val="24"/>
         </w:rPr>
-        <w:t>Zhang C, Pandit JJ. Getting operating theatre metrics right to underpin quality improvement. Br J Anaesth 2023;131(1):130-4.</w:t>
+        <w:t>Br J Anaesth</w:t>
+      </w:r>
+      <w:r>
+        <w:rPr>
+          <w:rFonts w:ascii="Times New Roman" w:hAnsi="Times New Roman"/>
+          <w:b w:val="0"/>
+          <w:i w:val="0"/>
+          <w:sz w:val="24"/>
+        </w:rPr>
+        <w:t xml:space="preserve"> 2023;131(1):130-4.</w:t>
       </w:r>
     </w:p>
     <w:p>
       <w:pPr>
-        <w:spacing w:after="40" w:line="480" w:lineRule="exact"/>
+        <w:spacing w:after="60" w:before="0" w:line="480" w:lineRule="exact"/>
         <w:jc w:val="left"/>
       </w:pPr>
       <w:r>
         <w:rPr>
           <w:rFonts w:ascii="Times New Roman" w:hAnsi="Times New Roman"/>
+          <w:b w:val="0"/>
+          <w:i w:val="0"/>
           <w:sz w:val="24"/>
         </w:rPr>
-        <w:t xml:space="preserve">25. </w:t>
+        <w:t xml:space="preserve">25. Dexter F, Epstein RH. Typical savings from each minute reduction in tardy first case of the day starts. </w:t>
       </w:r>
       <w:r>
         <w:rPr>
           <w:rFonts w:ascii="Times New Roman" w:hAnsi="Times New Roman"/>
+          <w:i/>
           <w:sz w:val="24"/>
         </w:rPr>
-        <w:t>Dexter F, Epstein RH. Typical savings from each minute reduction in tardy first case of the day starts. Anesth Analg 2009;108(4):1262-7.</w:t>
+        <w:t>Anesth Analg</w:t>
+      </w:r>
+      <w:r>
+        <w:rPr>
+          <w:rFonts w:ascii="Times New Roman" w:hAnsi="Times New Roman"/>
+          <w:b w:val="0"/>
+          <w:i w:val="0"/>
+          <w:sz w:val="24"/>
+        </w:rPr>
+        <w:t xml:space="preserve"> 2009;108(4):1262-7.</w:t>
       </w:r>
     </w:p>
     <w:p>
       <w:pPr>
-        <w:spacing w:after="40" w:line="480" w:lineRule="exact"/>
+        <w:spacing w:after="60" w:before="0" w:line="480" w:lineRule="exact"/>
         <w:jc w:val="left"/>
       </w:pPr>
       <w:r>
         <w:rPr>
           <w:rFonts w:ascii="Times New Roman" w:hAnsi="Times New Roman"/>
+          <w:b w:val="0"/>
+          <w:i w:val="0"/>
           <w:sz w:val="24"/>
         </w:rPr>
-        <w:t xml:space="preserve">26. </w:t>
+        <w:t xml:space="preserve">26. Wachtel RE, Dexter F. Influence of the operating room schedule on tardiness from scheduled start times. </w:t>
       </w:r>
       <w:r>
         <w:rPr>
           <w:rFonts w:ascii="Times New Roman" w:hAnsi="Times New Roman"/>
+          <w:i/>
           <w:sz w:val="24"/>
         </w:rPr>
-        <w:t>Wachtel RE, Dexter F. Influence of the operating room schedule on tardiness from scheduled start times. Anesth Analg 2009;108(6):1889-1901.</w:t>
+        <w:t>Anesth Analg</w:t>
+      </w:r>
+      <w:r>
+        <w:rPr>
+          <w:rFonts w:ascii="Times New Roman" w:hAnsi="Times New Roman"/>
+          <w:b w:val="0"/>
+          <w:i w:val="0"/>
+          <w:sz w:val="24"/>
+        </w:rPr>
+        <w:t xml:space="preserve"> 2009;108(6):1889-1901.</w:t>
       </w:r>
     </w:p>
     <w:p>
       <w:pPr>
-        <w:spacing w:after="40" w:line="480" w:lineRule="exact"/>
+        <w:spacing w:after="60" w:before="0" w:line="480" w:lineRule="exact"/>
         <w:jc w:val="left"/>
       </w:pPr>
       <w:r>
         <w:rPr>
           <w:rFonts w:ascii="Times New Roman" w:hAnsi="Times New Roman"/>
+          <w:b w:val="0"/>
+          <w:i w:val="0"/>
           <w:sz w:val="24"/>
         </w:rPr>
-        <w:t xml:space="preserve">27. </w:t>
+        <w:t xml:space="preserve">27. Fugener A, Schiffels S, Kolisch R. Overutilization and underutilization of operating rooms: insights from behavioral health care operations management. </w:t>
       </w:r>
       <w:r>
         <w:rPr>
           <w:rFonts w:ascii="Times New Roman" w:hAnsi="Times New Roman"/>
+          <w:i/>
           <w:sz w:val="24"/>
         </w:rPr>
-        <w:t>Fugener A, Schiffels S, Kolisch R. Overutilization and underutilization of operating rooms: insights from behavioral health care operations management. Health Care Manag Sci 2017;20(1):115-28.</w:t>
+        <w:t>Health Care Manag Sci</w:t>
+      </w:r>
+      <w:r>
+        <w:rPr>
+          <w:rFonts w:ascii="Times New Roman" w:hAnsi="Times New Roman"/>
+          <w:b w:val="0"/>
+          <w:i w:val="0"/>
+          <w:sz w:val="24"/>
+        </w:rPr>
+        <w:t xml:space="preserve"> 2017;20(1):115-28.</w:t>
       </w:r>
     </w:p>
     <w:p>
       <w:pPr>
-        <w:spacing w:before="360" w:after="120" w:line="480" w:lineRule="exact"/>
+        <w:spacing w:before="320" w:after="120" w:line="480" w:lineRule="exact"/>
         <w:jc w:val="left"/>
       </w:pPr>
       <w:r>
@@ -2409,7 +4882,7 @@
     </w:p>
     <w:p>
       <w:pPr>
-        <w:spacing w:after="120" w:line="480" w:lineRule="exact"/>
+        <w:spacing w:after="120" w:before="0" w:line="480" w:lineRule="exact"/>
         <w:jc w:val="left"/>
       </w:pPr>
       <w:r>
@@ -2423,9 +4896,11 @@
       <w:r>
         <w:rPr>
           <w:rFonts w:ascii="Times New Roman" w:hAnsi="Times New Roman"/>
+          <w:b w:val="0"/>
+          <w:i w:val="0"/>
           <w:sz w:val="24"/>
         </w:rPr>
-        <w:t xml:space="preserve"> Room-level overtime concentration. Horizontal bar chart with one bar per operating room, ordered descending by overtime rate. A secondary panel shows mean overtime minutes per room. OR10 (32.9%) and OR14 (3.5%) anchor the extremes. Overall: 7,729 of 79,352 cases (9.7%), mean 60.3 min, median 39 min, P95 197 min.</w:t>
+        <w:t xml:space="preserve"> Room-level overtime concentration. Panel A: percentage of cases with overtime per operating room, ordered ascending. Panel B: mean overtime duration per room (minutes), with the hospital-wide average marked for reference. Overall: 7,729 of 79,352 cases (9.7%), mean 60.3 min, median 39 min, P95 197 min.</w:t>
       </w:r>
     </w:p>
     <w:sectPr>
@@ -2803,7 +5278,6 @@
     <w:rsid w:val="00FC693F"/>
     <w:pPr>
       <w:spacing w:after="0" w:before="0" w:line="480" w:lineRule="exact"/>
-      <w:jc w:val="left"/>
     </w:pPr>
     <w:rPr>
       <w:rFonts w:ascii="Times New Roman" w:hAnsi="Times New Roman"/>

--- a/paper/bmjqs_v2_overtime/submission/manuscript.docx
+++ b/paper/bmjqs_v2_overtime/submission/manuscript.docx
@@ -433,7 +433,7 @@
           <w:i w:val="0"/>
           <w:sz w:val="24"/>
         </w:rPr>
-        <w:t xml:space="preserve"> We adopt this shift-based definition because the staffing change at each boundary is the operational event that gives overtime its meaning. Overutilized time is approximately twice as expensive as underutilized time,</w:t>
+        <w:t xml:space="preserve"> We adopt this shift-based definition because the change of nursing staff at each boundary is the operational event that gives overtime its meaning. Overutilized time is approximately twice as expensive as underutilized time,</w:t>
       </w:r>
       <w:r>
         <w:rPr>
@@ -465,7 +465,7 @@
           <w:i w:val="0"/>
           <w:sz w:val="24"/>
         </w:rPr>
-        <w:t>After-hours surgery has been linked to elevated patient mortality. A meta-analysis reported an adjusted odds ratio of 1.16 (95% CI 1.06 to 1.28), based on low-certainty evidence.</w:t>
+        <w:t>A case that runs past its shift boundary continues into the evening or night, when fewer staff are on duty. This is the exposure that a separate body of work studies under the term after-hours surgery, which is defined by the clock time of the operation rather than by a staffing boundary. The two are not identical, but overtime is one of the routes by which scheduled daytime work ends up being performed after hours, so the harms reported for after-hours surgery are relevant to it. After-hours surgery has been linked to elevated patient mortality. A meta-analysis reported an adjusted odds ratio of 1.16 (95% CI 1.06 to 1.28), based on low-certainty evidence.</w:t>
       </w:r>
       <w:r>
         <w:rPr>
@@ -533,7 +533,7 @@
           <w:i w:val="0"/>
           <w:sz w:val="24"/>
         </w:rPr>
-        <w:t xml:space="preserve"> A 2025 UK national patient-safety investigation reported that 22% of surveyed doctors experienced daily sleep deprivation and 35% said tiredness had impaired their ability to treat patients.</w:t>
+        <w:t xml:space="preserve"> At the study hospital, anesthesiologists remain with the case until it is complete and are not subject to these shift-based handovers; the nursing team, however, changes at each shift boundary regardless of whether a procedure is in progress. A 2025 UK national patient-safety investigation reported that 22% of surveyed doctors experienced daily sleep deprivation and 35% said tiredness had impaired their ability to treat patients.</w:t>
       </w:r>
       <w:r>
         <w:rPr>
@@ -664,7 +664,7 @@
           <w:i w:val="0"/>
           <w:sz w:val="24"/>
         </w:rPr>
-        <w:t>The severity of these consequences depends on what happens at the shift boundary. In hospitals that step staffing down sharply at the end of the day shift, a case running past the boundary competes for a diminishing set of staffed rooms, often staffed by personnel different from those who started the case.</w:t>
+        <w:t>The severity of these consequences depends on what happens at the shift boundary. In hospitals that step staffing down sharply at the end of the day shift, a case running past the boundary competes for a diminishing set of staffed rooms, staffed by different nursing personnel from those who began the case.</w:t>
       </w:r>
     </w:p>
     <w:p>
@@ -862,7 +862,7 @@
           <w:i w:val="0"/>
           <w:sz w:val="24"/>
         </w:rPr>
-        <w:t>Each case was assigned to a shift based on its actual room-in time: day (08:00 to 16:30), evening (16:30 to 22:00), or night (22:00 to 08:00). A case was flagged as overtime if its room-out fell after the end of its assigned shift; overtime minutes equal the positive difference between room-out and shift end. We chose this shift-based definition because the staffing change at each boundary is the operational event that makes overtime consequential at this site, and because it aligns with Bauer et al.</w:t>
+        <w:t>Each case was assigned to a shift based on its actual room-in time: day (08:00 to 16:30), evening (16:30 to 22:00), or night (22:00 to 08:00). A case was flagged as overtime if its room-out fell after the end of its assigned shift; overtime minutes equal the positive difference between room-out and shift end. We chose this shift-based definition because the change of nursing staff at each boundary is the operational event that makes overtime consequential at this site, and because it aligns with Bauer et al.</w:t>
       </w:r>
       <w:r>
         <w:rPr>

--- a/paper/bmjqs_v2_overtime/submission/manuscript.docx
+++ b/paper/bmjqs_v2_overtime/submission/manuscript.docx
@@ -533,7 +533,7 @@
           <w:i w:val="0"/>
           <w:sz w:val="24"/>
         </w:rPr>
-        <w:t xml:space="preserve"> At the study hospital, anesthesiologists remain with the case until it is complete and are not subject to these shift-based handovers; the nursing team, however, changes at each shift boundary regardless of whether a procedure is in progress. A 2025 UK national patient-safety investigation reported that 22% of surveyed doctors experienced daily sleep deprivation and 35% said tiredness had impaired their ability to treat patients.</w:t>
+        <w:t xml:space="preserve"> A 2025 UK national patient-safety investigation reported that 22% of surveyed doctors experienced daily sleep deprivation and 35% said tiredness had impaired their ability to treat patients.</w:t>
       </w:r>
       <w:r>
         <w:rPr>
@@ -801,7 +801,7 @@
           <w:i w:val="0"/>
           <w:sz w:val="24"/>
         </w:rPr>
-        <w:t>The study hospital is a 24/7 tertiary center in Belgium performing more than 22,000 surgical procedures per year. It operates 18 surgical operating rooms and 7 interventional operating rooms. The surgical staff includes 195 surgeons and 207 anesthesiologists (including trainees and fellows), covering all surgical specialties except congenital cardiac surgery and organ transplantation. Nursing staffing runs 2 to 3 per room during the 08:00 to 16:30 day shift; at 16:30 the number of staffed rooms drops to 8, at 17:30 to 4, and overnight a single room remains staffed.</w:t>
+        <w:t>The study hospital is a 24/7 tertiary center in Belgium performing more than 22,000 surgical procedures per year. It operates 18 surgical operating rooms and 7 interventional operating rooms. The surgical staff includes 195 surgeons and 207 anesthesiologists (including trainees and fellows), covering all surgical specialties except congenital cardiac surgery and organ transplantation. During the 08:00 to 16:30 day shift, each room is staffed with 2 to 3 nurses; at 16:30 the hospital reduces to 8 staffed rooms, at 17:30 to 4, and overnight to a single room.</w:t>
       </w:r>
     </w:p>
     <w:p>
@@ -816,7 +816,7 @@
           <w:i w:val="0"/>
           <w:sz w:val="24"/>
         </w:rPr>
-        <w:t>We used administrative OR data from 1 January 2022 to 31 May 2025, covering 79,352 cases in the 18 surgical operating rooms, 60,895 unique patients, and 1,276 distinct procedure types. The admission mix was 42.3% ambulatory and 57.7% inpatient (this classification reflects the admission pathway and is distinct from the elective versus non-elective urgency split reported below). Room-in and room-out times are the only time markers confirmed as reliable by the hospital's clinical team; all timing analyses use these two time points. Following the glossary of Bauer et al.,</w:t>
+        <w:t>We used administrative OR data from 1 January 2022 to 31 May 2025, covering 79,352 cases in the 18 surgical operating rooms, 60,895 unique patients, and 1,276 distinct procedure types. The admission mix was 42.3% ambulatory and 57.7% inpatient (ambulatory patients are discharged on the day of surgery; inpatient patients are admitted overnight). Room-in and room-out times are the only procedural time markers confirmed as reliable by the hospital's clinical team; all timing analyses use these two time points. The administrative system also records planned duration, urgency (elective versus non-elective), and room assignment. From these inputs, and following the glossary of Bauer et al.,</w:t>
       </w:r>
       <w:r>
         <w:rPr>
@@ -833,7 +833,7 @@
           <w:i w:val="0"/>
           <w:sz w:val="24"/>
         </w:rPr>
-        <w:t xml:space="preserve"> the extracted variables include planned and observed duration, planning deviation, start-time deviation, overtime flag and overtime minutes, room-swap flag, urgency (elective versus non-elective), and shift label.</w:t>
+        <w:t xml:space="preserve"> we derived observed duration, planning deviation, start-time deviation, overtime flag and overtime minutes, room-swap flag, and shift label.</w:t>
       </w:r>
     </w:p>
     <w:p>

--- a/paper/bmjqs_v2_overtime/submission/manuscript.docx
+++ b/paper/bmjqs_v2_overtime/submission/manuscript.docx
@@ -2528,7 +2528,22 @@
           <w:i w:val="0"/>
           <w:sz w:val="24"/>
         </w:rPr>
-        <w:t xml:space="preserve"> Of all cases (not only those with overtime), 45.7% ran longer than planned and 54.3% ran shorter. The mean overrun was 22.6 minutes (median 14); the mean underrun was 21.2 minutes (median 12). On average, the planning system was roughly unbiased. The problem was dispersion. The coefficient of variation of observed duration was lowest for mid-length cases (0.35 to 0.36 for 61 to 180 minutes), moderate for short cases (0.61 for under 30 minutes), and intermediate for very long cases (0.42 for over 180 minutes). Planning-deviation CV was more extreme: the over-180-minute bucket had a CV of 1.86, meaning the standard deviation of the planning error was nearly twice the mean. The procedures with the largest absolute deviations (complex cardiac and oncology cases) were concentrated in the rooms with the highest overtime.</w:t>
+        <w:t xml:space="preserve"> Of all cases (not only those with overtime), 45.7% ran longer than planned and 54.3% ran shorter. The mean overrun was 22.6 minutes (median 14) and the mean underrun was 21.2 minutes (median 12). Because overruns and underruns were of similar size and roughly offsetting frequency, the planning system showed no consistent bias: bookings were not systematically too tight or too generous, so the schedule could not be fixed by padding every case by a fixed amount. What the averages hide is the spread around them. Two cases booked for the same duration could finish far apart, and that variability, not a tendency to under-book, is what pushes a list past its boundary.</w:t>
+      </w:r>
+    </w:p>
+    <w:p>
+      <w:pPr>
+        <w:spacing w:after="120" w:before="0" w:line="480" w:lineRule="exact"/>
+        <w:jc w:val="left"/>
+      </w:pPr>
+      <w:r>
+        <w:rPr>
+          <w:rFonts w:ascii="Times New Roman" w:hAnsi="Times New Roman"/>
+          <w:b w:val="0"/>
+          <w:i w:val="0"/>
+          <w:sz w:val="24"/>
+        </w:rPr>
+        <w:t>We measured this spread with the coefficient of variation (CV), the standard deviation of duration divided by its mean, which places cases of different lengths on a comparable scale. Observed-duration CV was highest for short cases (0.61 for under 30 minutes), lowest for mid-length cases (0.35 to 0.36 for 61 to 180 minutes), and intermediate for the longest cases (0.42 for over 180 minutes); short cases are proportionally the most variable because a few extra minutes is a large fraction of a brief booking. The more relevant figure is the CV of the planning error itself, which reached 1.86 in the over-180-minute bucket, meaning the spread of the booking error was nearly twice as large as the error's own average. In practical terms, the schedule was least able to predict the finishing time of exactly the cases that run longest. These procedures (complex cardiac and oncology cases) clustered in the rooms with the highest overtime, so the rooms that were hardest to plan were also the rooms that most often ran late.</w:t>
       </w:r>
     </w:p>
     <w:p>

--- a/paper/bmjqs_v2_overtime/submission/manuscript.docx
+++ b/paper/bmjqs_v2_overtime/submission/manuscript.docx
@@ -2528,7 +2528,7 @@
           <w:i w:val="0"/>
           <w:sz w:val="24"/>
         </w:rPr>
-        <w:t xml:space="preserve"> Of all cases (not only those with overtime), 45.7% ran longer than planned and 54.3% ran shorter. The mean overrun was 22.6 minutes (median 14) and the mean underrun was 21.2 minutes (median 12). Because overruns and underruns were of similar size and roughly offsetting frequency, the planning system showed no consistent bias: bookings were not systematically too tight or too generous, so the schedule could not be fixed by padding every case by a fixed amount. What the averages hide is the spread around them. Two cases booked for the same duration could finish far apart, and that variability, not a tendency to under-book, is what pushes a list past its boundary.</w:t>
+        <w:t xml:space="preserve"> Of all cases (not only those with overtime), 45.7% ran longer than planned and 54.3% ran shorter. The mean overrun was 22.6 minutes (median 14) and the mean underrun was 21.2 minutes (median 12). Overruns and underruns were of similar size and similar frequency, so the planning system showed no consistent bias: bookings were not systematically too tight or too generous, and the schedule could not be corrected by padding every case by a fixed amount. The problem was the spread around these averages. Two cases booked for the same duration could finish well apart, and that variability, rather than a tendency to under-book, is what pushes a list past its boundary.</w:t>
       </w:r>
     </w:p>
     <w:p>
@@ -2543,7 +2543,7 @@
           <w:i w:val="0"/>
           <w:sz w:val="24"/>
         </w:rPr>
-        <w:t>We measured this spread with the coefficient of variation (CV), the standard deviation of duration divided by its mean, which places cases of different lengths on a comparable scale. Observed-duration CV was highest for short cases (0.61 for under 30 minutes), lowest for mid-length cases (0.35 to 0.36 for 61 to 180 minutes), and intermediate for the longest cases (0.42 for over 180 minutes); short cases are proportionally the most variable because a few extra minutes is a large fraction of a brief booking. The more relevant figure is the CV of the planning error itself, which reached 1.86 in the over-180-minute bucket, meaning the spread of the booking error was nearly twice as large as the error's own average. In practical terms, the schedule was least able to predict the finishing time of exactly the cases that run longest. These procedures (complex cardiac and oncology cases) clustered in the rooms with the highest overtime, so the rooms that were hardest to plan were also the rooms that most often ran late.</w:t>
+        <w:t>We measured the spread with the coefficient of variation (CV), the standard deviation of duration divided by its mean, which puts cases of different lengths on a comparable scale. Observed-duration CV was highest for short cases (0.61 for under 30 minutes), lowest for mid-length cases (0.35 to 0.36 for 61 to 180 minutes), and intermediate for the longest cases (0.42 for over 180 minutes); short cases are proportionally the most variable because a few extra minutes is a large fraction of a brief booking. The CV of the planning error itself was higher still, reaching 1.86 in the over-180-minute bucket, where the spread of the booking error was nearly twice its own average. The schedule was therefore least able to predict the finishing time of the longest cases. These procedures, mainly complex cardiac and oncology cases, clustered in the rooms with the highest overtime, so the rooms that were hardest to plan were also the ones that most often ran late.</w:t>
       </w:r>
     </w:p>
     <w:p>

--- a/paper/bmjqs_v2_overtime/submission/manuscript.docx
+++ b/paper/bmjqs_v2_overtime/submission/manuscript.docx
@@ -4918,6 +4918,3470 @@
         <w:t xml:space="preserve"> Room-level overtime concentration. Panel A: percentage of cases with overtime per operating room, ordered ascending. Panel B: mean overtime duration per room (minutes), with the hospital-wide average marked for reference. Overall: 7,729 of 79,352 cases (9.7%), mean 60.3 min, median 39 min, P95 197 min.</w:t>
       </w:r>
     </w:p>
+    <w:p>
+      <w:pPr>
+        <w:spacing w:before="320" w:after="120" w:line="480" w:lineRule="exact"/>
+        <w:jc w:val="left"/>
+      </w:pPr>
+      <w:r>
+        <w:rPr>
+          <w:rFonts w:ascii="Times New Roman" w:hAnsi="Times New Roman"/>
+          <w:b/>
+          <w:sz w:val="24"/>
+        </w:rPr>
+        <w:t>SUPPLEMENTARY TABLES</w:t>
+      </w:r>
+    </w:p>
+    <w:p>
+      <w:pPr>
+        <w:spacing w:after="120" w:before="0" w:line="480" w:lineRule="exact"/>
+        <w:jc w:val="left"/>
+      </w:pPr>
+      <w:r>
+        <w:rPr>
+          <w:rFonts w:ascii="Times New Roman" w:hAnsi="Times New Roman"/>
+          <w:b/>
+          <w:sz w:val="24"/>
+        </w:rPr>
+        <w:t>Supplementary Table S1. Summary of cited literature.</w:t>
+      </w:r>
+    </w:p>
+    <w:tbl>
+      <w:tblPr>
+        <w:tblStyle w:val="TableGrid"/>
+        <w:tblW w:type="auto" w:w="0"/>
+        <w:tblLook w:firstColumn="1" w:firstRow="1" w:lastColumn="0" w:lastRow="0" w:noHBand="0" w:noVBand="1" w:val="04A0"/>
+      </w:tblPr>
+      <w:tblGrid>
+        <w:gridCol w:w="1568"/>
+        <w:gridCol w:w="1568"/>
+        <w:gridCol w:w="1568"/>
+        <w:gridCol w:w="1568"/>
+        <w:gridCol w:w="1568"/>
+        <w:gridCol w:w="1568"/>
+      </w:tblGrid>
+      <w:tr>
+        <w:tc>
+          <w:tcPr>
+            <w:tcW w:type="dxa" w:w="1568"/>
+          </w:tcPr>
+          <w:p>
+            <w:pPr>
+              <w:spacing w:line="260" w:lineRule="exact" w:after="0"/>
+            </w:pPr>
+            <w:r/>
+            <w:r>
+              <w:rPr>
+                <w:rFonts w:ascii="Times New Roman" w:hAnsi="Times New Roman"/>
+                <w:b/>
+                <w:i w:val="0"/>
+                <w:sz w:val="22"/>
+              </w:rPr>
+              <w:t>Ref</w:t>
+            </w:r>
+          </w:p>
+        </w:tc>
+        <w:tc>
+          <w:tcPr>
+            <w:tcW w:type="dxa" w:w="1568"/>
+          </w:tcPr>
+          <w:p>
+            <w:pPr>
+              <w:spacing w:line="260" w:lineRule="exact" w:after="0"/>
+            </w:pPr>
+            <w:r/>
+            <w:r>
+              <w:rPr>
+                <w:rFonts w:ascii="Times New Roman" w:hAnsi="Times New Roman"/>
+                <w:b/>
+                <w:i w:val="0"/>
+                <w:sz w:val="22"/>
+              </w:rPr>
+              <w:t>First author (year)</w:t>
+            </w:r>
+          </w:p>
+        </w:tc>
+        <w:tc>
+          <w:tcPr>
+            <w:tcW w:type="dxa" w:w="1568"/>
+          </w:tcPr>
+          <w:p>
+            <w:pPr>
+              <w:spacing w:line="260" w:lineRule="exact" w:after="0"/>
+            </w:pPr>
+            <w:r/>
+            <w:r>
+              <w:rPr>
+                <w:rFonts w:ascii="Times New Roman" w:hAnsi="Times New Roman"/>
+                <w:b/>
+                <w:i w:val="0"/>
+                <w:sz w:val="22"/>
+              </w:rPr>
+              <w:t>Design</w:t>
+            </w:r>
+          </w:p>
+        </w:tc>
+        <w:tc>
+          <w:tcPr>
+            <w:tcW w:type="dxa" w:w="1568"/>
+          </w:tcPr>
+          <w:p>
+            <w:pPr>
+              <w:spacing w:line="260" w:lineRule="exact" w:after="0"/>
+            </w:pPr>
+            <w:r/>
+            <w:r>
+              <w:rPr>
+                <w:rFonts w:ascii="Times New Roman" w:hAnsi="Times New Roman"/>
+                <w:b/>
+                <w:i w:val="0"/>
+                <w:sz w:val="22"/>
+              </w:rPr>
+              <w:t>Sample / scope</w:t>
+            </w:r>
+          </w:p>
+        </w:tc>
+        <w:tc>
+          <w:tcPr>
+            <w:tcW w:type="dxa" w:w="1568"/>
+          </w:tcPr>
+          <w:p>
+            <w:pPr>
+              <w:spacing w:line="260" w:lineRule="exact" w:after="0"/>
+            </w:pPr>
+            <w:r/>
+            <w:r>
+              <w:rPr>
+                <w:rFonts w:ascii="Times New Roman" w:hAnsi="Times New Roman"/>
+                <w:b/>
+                <w:i w:val="0"/>
+                <w:sz w:val="22"/>
+              </w:rPr>
+              <w:t>Key finding</w:t>
+            </w:r>
+          </w:p>
+        </w:tc>
+        <w:tc>
+          <w:tcPr>
+            <w:tcW w:type="dxa" w:w="1568"/>
+          </w:tcPr>
+          <w:p>
+            <w:pPr>
+              <w:spacing w:line="260" w:lineRule="exact" w:after="0"/>
+            </w:pPr>
+            <w:r/>
+            <w:r>
+              <w:rPr>
+                <w:rFonts w:ascii="Times New Roman" w:hAnsi="Times New Roman"/>
+                <w:b/>
+                <w:i w:val="0"/>
+                <w:sz w:val="22"/>
+              </w:rPr>
+              <w:t>Role in this paper</w:t>
+            </w:r>
+          </w:p>
+        </w:tc>
+      </w:tr>
+      <w:tr>
+        <w:tc>
+          <w:tcPr>
+            <w:tcW w:type="dxa" w:w="1568"/>
+          </w:tcPr>
+          <w:p>
+            <w:pPr>
+              <w:spacing w:line="260" w:lineRule="exact" w:after="0"/>
+            </w:pPr>
+            <w:r/>
+            <w:r>
+              <w:rPr>
+                <w:rFonts w:ascii="Times New Roman" w:hAnsi="Times New Roman"/>
+                <w:b w:val="0"/>
+                <w:i w:val="0"/>
+                <w:sz w:val="22"/>
+              </w:rPr>
+              <w:t>1</w:t>
+            </w:r>
+          </w:p>
+        </w:tc>
+        <w:tc>
+          <w:tcPr>
+            <w:tcW w:type="dxa" w:w="1568"/>
+          </w:tcPr>
+          <w:p>
+            <w:pPr>
+              <w:spacing w:line="260" w:lineRule="exact" w:after="0"/>
+            </w:pPr>
+            <w:r/>
+            <w:r>
+              <w:rPr>
+                <w:rFonts w:ascii="Times New Roman" w:hAnsi="Times New Roman"/>
+                <w:b w:val="0"/>
+                <w:i w:val="0"/>
+                <w:sz w:val="22"/>
+              </w:rPr>
+              <w:t>Wachtel (2010)</w:t>
+            </w:r>
+          </w:p>
+        </w:tc>
+        <w:tc>
+          <w:tcPr>
+            <w:tcW w:type="dxa" w:w="1568"/>
+          </w:tcPr>
+          <w:p>
+            <w:pPr>
+              <w:spacing w:line="260" w:lineRule="exact" w:after="0"/>
+            </w:pPr>
+            <w:r/>
+            <w:r>
+              <w:rPr>
+                <w:rFonts w:ascii="Times New Roman" w:hAnsi="Times New Roman"/>
+                <w:b w:val="0"/>
+                <w:i w:val="0"/>
+                <w:sz w:val="22"/>
+              </w:rPr>
+              <w:t>Literature review</w:t>
+            </w:r>
+          </w:p>
+        </w:tc>
+        <w:tc>
+          <w:tcPr>
+            <w:tcW w:type="dxa" w:w="1568"/>
+          </w:tcPr>
+          <w:p>
+            <w:pPr>
+              <w:spacing w:line="260" w:lineRule="exact" w:after="0"/>
+            </w:pPr>
+            <w:r/>
+            <w:r>
+              <w:rPr>
+                <w:rFonts w:ascii="Times New Roman" w:hAnsi="Times New Roman"/>
+                <w:b w:val="0"/>
+                <w:i w:val="0"/>
+                <w:sz w:val="22"/>
+              </w:rPr>
+              <w:t>Newsvendor experiments for OR management</w:t>
+            </w:r>
+          </w:p>
+        </w:tc>
+        <w:tc>
+          <w:tcPr>
+            <w:tcW w:type="dxa" w:w="1568"/>
+          </w:tcPr>
+          <w:p>
+            <w:pPr>
+              <w:spacing w:line="260" w:lineRule="exact" w:after="0"/>
+            </w:pPr>
+            <w:r/>
+            <w:r>
+              <w:rPr>
+                <w:rFonts w:ascii="Times New Roman" w:hAnsi="Times New Roman"/>
+                <w:b w:val="0"/>
+                <w:i w:val="0"/>
+                <w:sz w:val="22"/>
+              </w:rPr>
+              <w:t>Overutilized time costs approximately twice as much as underutilized time</w:t>
+            </w:r>
+          </w:p>
+        </w:tc>
+        <w:tc>
+          <w:tcPr>
+            <w:tcW w:type="dxa" w:w="1568"/>
+          </w:tcPr>
+          <w:p>
+            <w:pPr>
+              <w:spacing w:line="260" w:lineRule="exact" w:after="0"/>
+            </w:pPr>
+            <w:r/>
+            <w:r>
+              <w:rPr>
+                <w:rFonts w:ascii="Times New Roman" w:hAnsi="Times New Roman"/>
+                <w:b w:val="0"/>
+                <w:i w:val="0"/>
+                <w:sz w:val="22"/>
+              </w:rPr>
+              <w:t>Establishes cost asymmetry of overtime</w:t>
+            </w:r>
+          </w:p>
+        </w:tc>
+      </w:tr>
+      <w:tr>
+        <w:tc>
+          <w:tcPr>
+            <w:tcW w:type="dxa" w:w="1568"/>
+          </w:tcPr>
+          <w:p>
+            <w:pPr>
+              <w:spacing w:line="260" w:lineRule="exact" w:after="0"/>
+            </w:pPr>
+            <w:r/>
+            <w:r>
+              <w:rPr>
+                <w:rFonts w:ascii="Times New Roman" w:hAnsi="Times New Roman"/>
+                <w:b w:val="0"/>
+                <w:i w:val="0"/>
+                <w:sz w:val="22"/>
+              </w:rPr>
+              <w:t>2</w:t>
+            </w:r>
+          </w:p>
+        </w:tc>
+        <w:tc>
+          <w:tcPr>
+            <w:tcW w:type="dxa" w:w="1568"/>
+          </w:tcPr>
+          <w:p>
+            <w:pPr>
+              <w:spacing w:line="260" w:lineRule="exact" w:after="0"/>
+            </w:pPr>
+            <w:r/>
+            <w:r>
+              <w:rPr>
+                <w:rFonts w:ascii="Times New Roman" w:hAnsi="Times New Roman"/>
+                <w:b w:val="0"/>
+                <w:i w:val="0"/>
+                <w:sz w:val="22"/>
+              </w:rPr>
+              <w:t>Griffiths (2014)</w:t>
+            </w:r>
+          </w:p>
+        </w:tc>
+        <w:tc>
+          <w:tcPr>
+            <w:tcW w:type="dxa" w:w="1568"/>
+          </w:tcPr>
+          <w:p>
+            <w:pPr>
+              <w:spacing w:line="260" w:lineRule="exact" w:after="0"/>
+            </w:pPr>
+            <w:r/>
+            <w:r>
+              <w:rPr>
+                <w:rFonts w:ascii="Times New Roman" w:hAnsi="Times New Roman"/>
+                <w:b w:val="0"/>
+                <w:i w:val="0"/>
+                <w:sz w:val="22"/>
+              </w:rPr>
+              <w:t>Cross-sectional survey</w:t>
+            </w:r>
+          </w:p>
+        </w:tc>
+        <w:tc>
+          <w:tcPr>
+            <w:tcW w:type="dxa" w:w="1568"/>
+          </w:tcPr>
+          <w:p>
+            <w:pPr>
+              <w:spacing w:line="260" w:lineRule="exact" w:after="0"/>
+            </w:pPr>
+            <w:r/>
+            <w:r>
+              <w:rPr>
+                <w:rFonts w:ascii="Times New Roman" w:hAnsi="Times New Roman"/>
+                <w:b w:val="0"/>
+                <w:i w:val="0"/>
+                <w:sz w:val="22"/>
+              </w:rPr>
+              <w:t>33,659 nurses, 12 European countries</w:t>
+            </w:r>
+          </w:p>
+        </w:tc>
+        <w:tc>
+          <w:tcPr>
+            <w:tcW w:type="dxa" w:w="1568"/>
+          </w:tcPr>
+          <w:p>
+            <w:pPr>
+              <w:spacing w:line="260" w:lineRule="exact" w:after="0"/>
+            </w:pPr>
+            <w:r/>
+            <w:r>
+              <w:rPr>
+                <w:rFonts w:ascii="Times New Roman" w:hAnsi="Times New Roman"/>
+                <w:b w:val="0"/>
+                <w:i w:val="0"/>
+                <w:sz w:val="22"/>
+              </w:rPr>
+              <w:t>Overtime and long shifts associated with poorer perceived quality of care and higher patient safety risk</w:t>
+            </w:r>
+          </w:p>
+        </w:tc>
+        <w:tc>
+          <w:tcPr>
+            <w:tcW w:type="dxa" w:w="1568"/>
+          </w:tcPr>
+          <w:p>
+            <w:pPr>
+              <w:spacing w:line="260" w:lineRule="exact" w:after="0"/>
+            </w:pPr>
+            <w:r/>
+            <w:r>
+              <w:rPr>
+                <w:rFonts w:ascii="Times New Roman" w:hAnsi="Times New Roman"/>
+                <w:b w:val="0"/>
+                <w:i w:val="0"/>
+                <w:sz w:val="22"/>
+              </w:rPr>
+              <w:t>Staff-harm evidence</w:t>
+            </w:r>
+          </w:p>
+        </w:tc>
+      </w:tr>
+      <w:tr>
+        <w:tc>
+          <w:tcPr>
+            <w:tcW w:type="dxa" w:w="1568"/>
+          </w:tcPr>
+          <w:p>
+            <w:pPr>
+              <w:spacing w:line="260" w:lineRule="exact" w:after="0"/>
+            </w:pPr>
+            <w:r/>
+            <w:r>
+              <w:rPr>
+                <w:rFonts w:ascii="Times New Roman" w:hAnsi="Times New Roman"/>
+                <w:b w:val="0"/>
+                <w:i w:val="0"/>
+                <w:sz w:val="22"/>
+              </w:rPr>
+              <w:t>3</w:t>
+            </w:r>
+          </w:p>
+        </w:tc>
+        <w:tc>
+          <w:tcPr>
+            <w:tcW w:type="dxa" w:w="1568"/>
+          </w:tcPr>
+          <w:p>
+            <w:pPr>
+              <w:spacing w:line="260" w:lineRule="exact" w:after="0"/>
+            </w:pPr>
+            <w:r/>
+            <w:r>
+              <w:rPr>
+                <w:rFonts w:ascii="Times New Roman" w:hAnsi="Times New Roman"/>
+                <w:b w:val="0"/>
+                <w:i w:val="0"/>
+                <w:sz w:val="22"/>
+              </w:rPr>
+              <w:t>Dall'Ora (2015)</w:t>
+            </w:r>
+          </w:p>
+        </w:tc>
+        <w:tc>
+          <w:tcPr>
+            <w:tcW w:type="dxa" w:w="1568"/>
+          </w:tcPr>
+          <w:p>
+            <w:pPr>
+              <w:spacing w:line="260" w:lineRule="exact" w:after="0"/>
+            </w:pPr>
+            <w:r/>
+            <w:r>
+              <w:rPr>
+                <w:rFonts w:ascii="Times New Roman" w:hAnsi="Times New Roman"/>
+                <w:b w:val="0"/>
+                <w:i w:val="0"/>
+                <w:sz w:val="22"/>
+              </w:rPr>
+              <w:t>Cross-sectional survey</w:t>
+            </w:r>
+          </w:p>
+        </w:tc>
+        <w:tc>
+          <w:tcPr>
+            <w:tcW w:type="dxa" w:w="1568"/>
+          </w:tcPr>
+          <w:p>
+            <w:pPr>
+              <w:spacing w:line="260" w:lineRule="exact" w:after="0"/>
+            </w:pPr>
+            <w:r/>
+            <w:r>
+              <w:rPr>
+                <w:rFonts w:ascii="Times New Roman" w:hAnsi="Times New Roman"/>
+                <w:b w:val="0"/>
+                <w:i w:val="0"/>
+                <w:sz w:val="22"/>
+              </w:rPr>
+              <w:t>Same RN4CAST dataset as ref 2</w:t>
+            </w:r>
+          </w:p>
+        </w:tc>
+        <w:tc>
+          <w:tcPr>
+            <w:tcW w:type="dxa" w:w="1568"/>
+          </w:tcPr>
+          <w:p>
+            <w:pPr>
+              <w:spacing w:line="260" w:lineRule="exact" w:after="0"/>
+            </w:pPr>
+            <w:r/>
+            <w:r>
+              <w:rPr>
+                <w:rFonts w:ascii="Times New Roman" w:hAnsi="Times New Roman"/>
+                <w:b w:val="0"/>
+                <w:i w:val="0"/>
+                <w:sz w:val="22"/>
+              </w:rPr>
+              <w:t>12-hour shifts associated with burnout (OR 1.26) and intent to leave (OR 1.13)</w:t>
+            </w:r>
+          </w:p>
+        </w:tc>
+        <w:tc>
+          <w:tcPr>
+            <w:tcW w:type="dxa" w:w="1568"/>
+          </w:tcPr>
+          <w:p>
+            <w:pPr>
+              <w:spacing w:line="260" w:lineRule="exact" w:after="0"/>
+            </w:pPr>
+            <w:r/>
+            <w:r>
+              <w:rPr>
+                <w:rFonts w:ascii="Times New Roman" w:hAnsi="Times New Roman"/>
+                <w:b w:val="0"/>
+                <w:i w:val="0"/>
+                <w:sz w:val="22"/>
+              </w:rPr>
+              <w:t>Staff-harm evidence</w:t>
+            </w:r>
+          </w:p>
+        </w:tc>
+      </w:tr>
+      <w:tr>
+        <w:tc>
+          <w:tcPr>
+            <w:tcW w:type="dxa" w:w="1568"/>
+          </w:tcPr>
+          <w:p>
+            <w:pPr>
+              <w:spacing w:line="260" w:lineRule="exact" w:after="0"/>
+            </w:pPr>
+            <w:r/>
+            <w:r>
+              <w:rPr>
+                <w:rFonts w:ascii="Times New Roman" w:hAnsi="Times New Roman"/>
+                <w:b w:val="0"/>
+                <w:i w:val="0"/>
+                <w:sz w:val="22"/>
+              </w:rPr>
+              <w:t>4</w:t>
+            </w:r>
+          </w:p>
+        </w:tc>
+        <w:tc>
+          <w:tcPr>
+            <w:tcW w:type="dxa" w:w="1568"/>
+          </w:tcPr>
+          <w:p>
+            <w:pPr>
+              <w:spacing w:line="260" w:lineRule="exact" w:after="0"/>
+            </w:pPr>
+            <w:r/>
+            <w:r>
+              <w:rPr>
+                <w:rFonts w:ascii="Times New Roman" w:hAnsi="Times New Roman"/>
+                <w:b w:val="0"/>
+                <w:i w:val="0"/>
+                <w:sz w:val="22"/>
+              </w:rPr>
+              <w:t>Bae (2024)</w:t>
+            </w:r>
+          </w:p>
+        </w:tc>
+        <w:tc>
+          <w:tcPr>
+            <w:tcW w:type="dxa" w:w="1568"/>
+          </w:tcPr>
+          <w:p>
+            <w:pPr>
+              <w:spacing w:line="260" w:lineRule="exact" w:after="0"/>
+            </w:pPr>
+            <w:r/>
+            <w:r>
+              <w:rPr>
+                <w:rFonts w:ascii="Times New Roman" w:hAnsi="Times New Roman"/>
+                <w:b w:val="0"/>
+                <w:i w:val="0"/>
+                <w:sz w:val="22"/>
+              </w:rPr>
+              <w:t>Cross-sectional survey</w:t>
+            </w:r>
+          </w:p>
+        </w:tc>
+        <w:tc>
+          <w:tcPr>
+            <w:tcW w:type="dxa" w:w="1568"/>
+          </w:tcPr>
+          <w:p>
+            <w:pPr>
+              <w:spacing w:line="260" w:lineRule="exact" w:after="0"/>
+            </w:pPr>
+            <w:r/>
+            <w:r>
+              <w:rPr>
+                <w:rFonts w:ascii="Times New Roman" w:hAnsi="Times New Roman"/>
+                <w:b w:val="0"/>
+                <w:i w:val="0"/>
+                <w:sz w:val="22"/>
+              </w:rPr>
+              <w:t>264 nurses, South Korean acute care hospitals</w:t>
+            </w:r>
+          </w:p>
+        </w:tc>
+        <w:tc>
+          <w:tcPr>
+            <w:tcW w:type="dxa" w:w="1568"/>
+          </w:tcPr>
+          <w:p>
+            <w:pPr>
+              <w:spacing w:line="260" w:lineRule="exact" w:after="0"/>
+            </w:pPr>
+            <w:r/>
+            <w:r>
+              <w:rPr>
+                <w:rFonts w:ascii="Times New Roman" w:hAnsi="Times New Roman"/>
+                <w:b w:val="0"/>
+                <w:i w:val="0"/>
+                <w:sz w:val="22"/>
+              </w:rPr>
+              <w:t>Mandatory overtime associated with intent to leave</w:t>
+            </w:r>
+          </w:p>
+        </w:tc>
+        <w:tc>
+          <w:tcPr>
+            <w:tcW w:type="dxa" w:w="1568"/>
+          </w:tcPr>
+          <w:p>
+            <w:pPr>
+              <w:spacing w:line="260" w:lineRule="exact" w:after="0"/>
+            </w:pPr>
+            <w:r/>
+            <w:r>
+              <w:rPr>
+                <w:rFonts w:ascii="Times New Roman" w:hAnsi="Times New Roman"/>
+                <w:b w:val="0"/>
+                <w:i w:val="0"/>
+                <w:sz w:val="22"/>
+              </w:rPr>
+              <w:t>Staff-harm evidence</w:t>
+            </w:r>
+          </w:p>
+        </w:tc>
+      </w:tr>
+      <w:tr>
+        <w:tc>
+          <w:tcPr>
+            <w:tcW w:type="dxa" w:w="1568"/>
+          </w:tcPr>
+          <w:p>
+            <w:pPr>
+              <w:spacing w:line="260" w:lineRule="exact" w:after="0"/>
+            </w:pPr>
+            <w:r/>
+            <w:r>
+              <w:rPr>
+                <w:rFonts w:ascii="Times New Roman" w:hAnsi="Times New Roman"/>
+                <w:b w:val="0"/>
+                <w:i w:val="0"/>
+                <w:sz w:val="22"/>
+              </w:rPr>
+              <w:t>5</w:t>
+            </w:r>
+          </w:p>
+        </w:tc>
+        <w:tc>
+          <w:tcPr>
+            <w:tcW w:type="dxa" w:w="1568"/>
+          </w:tcPr>
+          <w:p>
+            <w:pPr>
+              <w:spacing w:line="260" w:lineRule="exact" w:after="0"/>
+            </w:pPr>
+            <w:r/>
+            <w:r>
+              <w:rPr>
+                <w:rFonts w:ascii="Times New Roman" w:hAnsi="Times New Roman"/>
+                <w:b w:val="0"/>
+                <w:i w:val="0"/>
+                <w:sz w:val="22"/>
+              </w:rPr>
+              <w:t>Dall'Ora (2016)</w:t>
+            </w:r>
+          </w:p>
+        </w:tc>
+        <w:tc>
+          <w:tcPr>
+            <w:tcW w:type="dxa" w:w="1568"/>
+          </w:tcPr>
+          <w:p>
+            <w:pPr>
+              <w:spacing w:line="260" w:lineRule="exact" w:after="0"/>
+            </w:pPr>
+            <w:r/>
+            <w:r>
+              <w:rPr>
+                <w:rFonts w:ascii="Times New Roman" w:hAnsi="Times New Roman"/>
+                <w:b w:val="0"/>
+                <w:i w:val="0"/>
+                <w:sz w:val="22"/>
+              </w:rPr>
+              <w:t>Literature review</w:t>
+            </w:r>
+          </w:p>
+        </w:tc>
+        <w:tc>
+          <w:tcPr>
+            <w:tcW w:type="dxa" w:w="1568"/>
+          </w:tcPr>
+          <w:p>
+            <w:pPr>
+              <w:spacing w:line="260" w:lineRule="exact" w:after="0"/>
+            </w:pPr>
+            <w:r/>
+            <w:r>
+              <w:rPr>
+                <w:rFonts w:ascii="Times New Roman" w:hAnsi="Times New Roman"/>
+                <w:b w:val="0"/>
+                <w:i w:val="0"/>
+                <w:sz w:val="22"/>
+              </w:rPr>
+              <w:t>13 studies on shift characteristics</w:t>
+            </w:r>
+          </w:p>
+        </w:tc>
+        <w:tc>
+          <w:tcPr>
+            <w:tcW w:type="dxa" w:w="1568"/>
+          </w:tcPr>
+          <w:p>
+            <w:pPr>
+              <w:spacing w:line="260" w:lineRule="exact" w:after="0"/>
+            </w:pPr>
+            <w:r/>
+            <w:r>
+              <w:rPr>
+                <w:rFonts w:ascii="Times New Roman" w:hAnsi="Times New Roman"/>
+                <w:b w:val="0"/>
+                <w:i w:val="0"/>
+                <w:sz w:val="22"/>
+              </w:rPr>
+              <w:t>Both long shifts and overtime associated with worse performance and well-being</w:t>
+            </w:r>
+          </w:p>
+        </w:tc>
+        <w:tc>
+          <w:tcPr>
+            <w:tcW w:type="dxa" w:w="1568"/>
+          </w:tcPr>
+          <w:p>
+            <w:pPr>
+              <w:spacing w:line="260" w:lineRule="exact" w:after="0"/>
+            </w:pPr>
+            <w:r/>
+            <w:r>
+              <w:rPr>
+                <w:rFonts w:ascii="Times New Roman" w:hAnsi="Times New Roman"/>
+                <w:b w:val="0"/>
+                <w:i w:val="0"/>
+                <w:sz w:val="22"/>
+              </w:rPr>
+              <w:t>Staff-harm evidence</w:t>
+            </w:r>
+          </w:p>
+        </w:tc>
+      </w:tr>
+      <w:tr>
+        <w:tc>
+          <w:tcPr>
+            <w:tcW w:type="dxa" w:w="1568"/>
+          </w:tcPr>
+          <w:p>
+            <w:pPr>
+              <w:spacing w:line="260" w:lineRule="exact" w:after="0"/>
+            </w:pPr>
+            <w:r/>
+            <w:r>
+              <w:rPr>
+                <w:rFonts w:ascii="Times New Roman" w:hAnsi="Times New Roman"/>
+                <w:b w:val="0"/>
+                <w:i w:val="0"/>
+                <w:sz w:val="22"/>
+              </w:rPr>
+              <w:t>6</w:t>
+            </w:r>
+          </w:p>
+        </w:tc>
+        <w:tc>
+          <w:tcPr>
+            <w:tcW w:type="dxa" w:w="1568"/>
+          </w:tcPr>
+          <w:p>
+            <w:pPr>
+              <w:spacing w:line="260" w:lineRule="exact" w:after="0"/>
+            </w:pPr>
+            <w:r/>
+            <w:r>
+              <w:rPr>
+                <w:rFonts w:ascii="Times New Roman" w:hAnsi="Times New Roman"/>
+                <w:b w:val="0"/>
+                <w:i w:val="0"/>
+                <w:sz w:val="22"/>
+              </w:rPr>
+              <w:t>Dall'Ora (2020)</w:t>
+            </w:r>
+          </w:p>
+        </w:tc>
+        <w:tc>
+          <w:tcPr>
+            <w:tcW w:type="dxa" w:w="1568"/>
+          </w:tcPr>
+          <w:p>
+            <w:pPr>
+              <w:spacing w:line="260" w:lineRule="exact" w:after="0"/>
+            </w:pPr>
+            <w:r/>
+            <w:r>
+              <w:rPr>
+                <w:rFonts w:ascii="Times New Roman" w:hAnsi="Times New Roman"/>
+                <w:b w:val="0"/>
+                <w:i w:val="0"/>
+                <w:sz w:val="22"/>
+              </w:rPr>
+              <w:t>Theoretical review</w:t>
+            </w:r>
+          </w:p>
+        </w:tc>
+        <w:tc>
+          <w:tcPr>
+            <w:tcW w:type="dxa" w:w="1568"/>
+          </w:tcPr>
+          <w:p>
+            <w:pPr>
+              <w:spacing w:line="260" w:lineRule="exact" w:after="0"/>
+            </w:pPr>
+            <w:r/>
+            <w:r>
+              <w:rPr>
+                <w:rFonts w:ascii="Times New Roman" w:hAnsi="Times New Roman"/>
+                <w:b w:val="0"/>
+                <w:i w:val="0"/>
+                <w:sz w:val="22"/>
+              </w:rPr>
+              <w:t>Burnout models in nursing</w:t>
+            </w:r>
+          </w:p>
+        </w:tc>
+        <w:tc>
+          <w:tcPr>
+            <w:tcW w:type="dxa" w:w="1568"/>
+          </w:tcPr>
+          <w:p>
+            <w:pPr>
+              <w:spacing w:line="260" w:lineRule="exact" w:after="0"/>
+            </w:pPr>
+            <w:r/>
+            <w:r>
+              <w:rPr>
+                <w:rFonts w:ascii="Times New Roman" w:hAnsi="Times New Roman"/>
+                <w:b w:val="0"/>
+                <w:i w:val="0"/>
+                <w:sz w:val="22"/>
+              </w:rPr>
+              <w:t>High workload combined with low decision latitude is an established burnout predictor</w:t>
+            </w:r>
+          </w:p>
+        </w:tc>
+        <w:tc>
+          <w:tcPr>
+            <w:tcW w:type="dxa" w:w="1568"/>
+          </w:tcPr>
+          <w:p>
+            <w:pPr>
+              <w:spacing w:line="260" w:lineRule="exact" w:after="0"/>
+            </w:pPr>
+            <w:r/>
+            <w:r>
+              <w:rPr>
+                <w:rFonts w:ascii="Times New Roman" w:hAnsi="Times New Roman"/>
+                <w:b w:val="0"/>
+                <w:i w:val="0"/>
+                <w:sz w:val="22"/>
+              </w:rPr>
+              <w:t>Burnout mechanism</w:t>
+            </w:r>
+          </w:p>
+        </w:tc>
+      </w:tr>
+      <w:tr>
+        <w:tc>
+          <w:tcPr>
+            <w:tcW w:type="dxa" w:w="1568"/>
+          </w:tcPr>
+          <w:p>
+            <w:pPr>
+              <w:spacing w:line="260" w:lineRule="exact" w:after="0"/>
+            </w:pPr>
+            <w:r/>
+            <w:r>
+              <w:rPr>
+                <w:rFonts w:ascii="Times New Roman" w:hAnsi="Times New Roman"/>
+                <w:b w:val="0"/>
+                <w:i w:val="0"/>
+                <w:sz w:val="22"/>
+              </w:rPr>
+              <w:t>7</w:t>
+            </w:r>
+          </w:p>
+        </w:tc>
+        <w:tc>
+          <w:tcPr>
+            <w:tcW w:type="dxa" w:w="1568"/>
+          </w:tcPr>
+          <w:p>
+            <w:pPr>
+              <w:spacing w:line="260" w:lineRule="exact" w:after="0"/>
+            </w:pPr>
+            <w:r/>
+            <w:r>
+              <w:rPr>
+                <w:rFonts w:ascii="Times New Roman" w:hAnsi="Times New Roman"/>
+                <w:b w:val="0"/>
+                <w:i w:val="0"/>
+                <w:sz w:val="22"/>
+              </w:rPr>
+              <w:t>Cortegiani (2020)</w:t>
+            </w:r>
+          </w:p>
+        </w:tc>
+        <w:tc>
+          <w:tcPr>
+            <w:tcW w:type="dxa" w:w="1568"/>
+          </w:tcPr>
+          <w:p>
+            <w:pPr>
+              <w:spacing w:line="260" w:lineRule="exact" w:after="0"/>
+            </w:pPr>
+            <w:r/>
+            <w:r>
+              <w:rPr>
+                <w:rFonts w:ascii="Times New Roman" w:hAnsi="Times New Roman"/>
+                <w:b w:val="0"/>
+                <w:i w:val="0"/>
+                <w:sz w:val="22"/>
+              </w:rPr>
+              <w:t>Systematic review and meta-analysis</w:t>
+            </w:r>
+          </w:p>
+        </w:tc>
+        <w:tc>
+          <w:tcPr>
+            <w:tcW w:type="dxa" w:w="1568"/>
+          </w:tcPr>
+          <w:p>
+            <w:pPr>
+              <w:spacing w:line="260" w:lineRule="exact" w:after="0"/>
+            </w:pPr>
+            <w:r/>
+            <w:r>
+              <w:rPr>
+                <w:rFonts w:ascii="Times New Roman" w:hAnsi="Times New Roman"/>
+                <w:b w:val="0"/>
+                <w:i w:val="0"/>
+                <w:sz w:val="22"/>
+              </w:rPr>
+              <w:t>13 studies, after-hours vs daytime surgery</w:t>
+            </w:r>
+          </w:p>
+        </w:tc>
+        <w:tc>
+          <w:tcPr>
+            <w:tcW w:type="dxa" w:w="1568"/>
+          </w:tcPr>
+          <w:p>
+            <w:pPr>
+              <w:spacing w:line="260" w:lineRule="exact" w:after="0"/>
+            </w:pPr>
+            <w:r/>
+            <w:r>
+              <w:rPr>
+                <w:rFonts w:ascii="Times New Roman" w:hAnsi="Times New Roman"/>
+                <w:b w:val="0"/>
+                <w:i w:val="0"/>
+                <w:sz w:val="22"/>
+              </w:rPr>
+              <w:t>After-hours surgery associated with elevated mortality (adjusted OR 1.16, 95% CI 1.06–1.28); low-certainty evidence</w:t>
+            </w:r>
+          </w:p>
+        </w:tc>
+        <w:tc>
+          <w:tcPr>
+            <w:tcW w:type="dxa" w:w="1568"/>
+          </w:tcPr>
+          <w:p>
+            <w:pPr>
+              <w:spacing w:line="260" w:lineRule="exact" w:after="0"/>
+            </w:pPr>
+            <w:r/>
+            <w:r>
+              <w:rPr>
+                <w:rFonts w:ascii="Times New Roman" w:hAnsi="Times New Roman"/>
+                <w:b w:val="0"/>
+                <w:i w:val="0"/>
+                <w:sz w:val="22"/>
+              </w:rPr>
+              <w:t>Patient-harm evidence, primary mortality estimate</w:t>
+            </w:r>
+          </w:p>
+        </w:tc>
+      </w:tr>
+      <w:tr>
+        <w:tc>
+          <w:tcPr>
+            <w:tcW w:type="dxa" w:w="1568"/>
+          </w:tcPr>
+          <w:p>
+            <w:pPr>
+              <w:spacing w:line="260" w:lineRule="exact" w:after="0"/>
+            </w:pPr>
+            <w:r/>
+            <w:r>
+              <w:rPr>
+                <w:rFonts w:ascii="Times New Roman" w:hAnsi="Times New Roman"/>
+                <w:b w:val="0"/>
+                <w:i w:val="0"/>
+                <w:sz w:val="22"/>
+              </w:rPr>
+              <w:t>8</w:t>
+            </w:r>
+          </w:p>
+        </w:tc>
+        <w:tc>
+          <w:tcPr>
+            <w:tcW w:type="dxa" w:w="1568"/>
+          </w:tcPr>
+          <w:p>
+            <w:pPr>
+              <w:spacing w:line="260" w:lineRule="exact" w:after="0"/>
+            </w:pPr>
+            <w:r/>
+            <w:r>
+              <w:rPr>
+                <w:rFonts w:ascii="Times New Roman" w:hAnsi="Times New Roman"/>
+                <w:b w:val="0"/>
+                <w:i w:val="0"/>
+                <w:sz w:val="22"/>
+              </w:rPr>
+              <w:t>Oh (2025)</w:t>
+            </w:r>
+          </w:p>
+        </w:tc>
+        <w:tc>
+          <w:tcPr>
+            <w:tcW w:type="dxa" w:w="1568"/>
+          </w:tcPr>
+          <w:p>
+            <w:pPr>
+              <w:spacing w:line="260" w:lineRule="exact" w:after="0"/>
+            </w:pPr>
+            <w:r/>
+            <w:r>
+              <w:rPr>
+                <w:rFonts w:ascii="Times New Roman" w:hAnsi="Times New Roman"/>
+                <w:b w:val="0"/>
+                <w:i w:val="0"/>
+                <w:sz w:val="22"/>
+              </w:rPr>
+              <w:t>Retrospective cohort</w:t>
+            </w:r>
+          </w:p>
+        </w:tc>
+        <w:tc>
+          <w:tcPr>
+            <w:tcW w:type="dxa" w:w="1568"/>
+          </w:tcPr>
+          <w:p>
+            <w:pPr>
+              <w:spacing w:line="260" w:lineRule="exact" w:after="0"/>
+            </w:pPr>
+            <w:r/>
+            <w:r>
+              <w:rPr>
+                <w:rFonts w:ascii="Times New Roman" w:hAnsi="Times New Roman"/>
+                <w:b w:val="0"/>
+                <w:i w:val="0"/>
+                <w:sz w:val="22"/>
+              </w:rPr>
+              <w:t>281,717 propensity-matched patients, South Korea</w:t>
+            </w:r>
+          </w:p>
+        </w:tc>
+        <w:tc>
+          <w:tcPr>
+            <w:tcW w:type="dxa" w:w="1568"/>
+          </w:tcPr>
+          <w:p>
+            <w:pPr>
+              <w:spacing w:line="260" w:lineRule="exact" w:after="0"/>
+            </w:pPr>
+            <w:r/>
+            <w:r>
+              <w:rPr>
+                <w:rFonts w:ascii="Times New Roman" w:hAnsi="Times New Roman"/>
+                <w:b w:val="0"/>
+                <w:i w:val="0"/>
+                <w:sz w:val="22"/>
+              </w:rPr>
+              <w:t>After-hours surgery associated with mortality (OR 3.58)</w:t>
+            </w:r>
+          </w:p>
+        </w:tc>
+        <w:tc>
+          <w:tcPr>
+            <w:tcW w:type="dxa" w:w="1568"/>
+          </w:tcPr>
+          <w:p>
+            <w:pPr>
+              <w:spacing w:line="260" w:lineRule="exact" w:after="0"/>
+            </w:pPr>
+            <w:r/>
+            <w:r>
+              <w:rPr>
+                <w:rFonts w:ascii="Times New Roman" w:hAnsi="Times New Roman"/>
+                <w:b w:val="0"/>
+                <w:i w:val="0"/>
+                <w:sz w:val="22"/>
+              </w:rPr>
+              <w:t>Patient-harm evidence, upper-bound estimate</w:t>
+            </w:r>
+          </w:p>
+        </w:tc>
+      </w:tr>
+      <w:tr>
+        <w:tc>
+          <w:tcPr>
+            <w:tcW w:type="dxa" w:w="1568"/>
+          </w:tcPr>
+          <w:p>
+            <w:pPr>
+              <w:spacing w:line="260" w:lineRule="exact" w:after="0"/>
+            </w:pPr>
+            <w:r/>
+            <w:r>
+              <w:rPr>
+                <w:rFonts w:ascii="Times New Roman" w:hAnsi="Times New Roman"/>
+                <w:b w:val="0"/>
+                <w:i w:val="0"/>
+                <w:sz w:val="22"/>
+              </w:rPr>
+              <w:t>9</w:t>
+            </w:r>
+          </w:p>
+        </w:tc>
+        <w:tc>
+          <w:tcPr>
+            <w:tcW w:type="dxa" w:w="1568"/>
+          </w:tcPr>
+          <w:p>
+            <w:pPr>
+              <w:spacing w:line="260" w:lineRule="exact" w:after="0"/>
+            </w:pPr>
+            <w:r/>
+            <w:r>
+              <w:rPr>
+                <w:rFonts w:ascii="Times New Roman" w:hAnsi="Times New Roman"/>
+                <w:b w:val="0"/>
+                <w:i w:val="0"/>
+                <w:sz w:val="22"/>
+              </w:rPr>
+              <w:t>Sakurai (2025)</w:t>
+            </w:r>
+          </w:p>
+        </w:tc>
+        <w:tc>
+          <w:tcPr>
+            <w:tcW w:type="dxa" w:w="1568"/>
+          </w:tcPr>
+          <w:p>
+            <w:pPr>
+              <w:spacing w:line="260" w:lineRule="exact" w:after="0"/>
+            </w:pPr>
+            <w:r/>
+            <w:r>
+              <w:rPr>
+                <w:rFonts w:ascii="Times New Roman" w:hAnsi="Times New Roman"/>
+                <w:b w:val="0"/>
+                <w:i w:val="0"/>
+                <w:sz w:val="22"/>
+              </w:rPr>
+              <w:t>Correspondence / commentary</w:t>
+            </w:r>
+          </w:p>
+        </w:tc>
+        <w:tc>
+          <w:tcPr>
+            <w:tcW w:type="dxa" w:w="1568"/>
+          </w:tcPr>
+          <w:p>
+            <w:pPr>
+              <w:spacing w:line="260" w:lineRule="exact" w:after="0"/>
+            </w:pPr>
+            <w:r/>
+            <w:r>
+              <w:rPr>
+                <w:rFonts w:ascii="Times New Roman" w:hAnsi="Times New Roman"/>
+                <w:b w:val="0"/>
+                <w:i w:val="0"/>
+                <w:sz w:val="22"/>
+              </w:rPr>
+              <w:t>Response to ref 8</w:t>
+            </w:r>
+          </w:p>
+        </w:tc>
+        <w:tc>
+          <w:tcPr>
+            <w:tcW w:type="dxa" w:w="1568"/>
+          </w:tcPr>
+          <w:p>
+            <w:pPr>
+              <w:spacing w:line="260" w:lineRule="exact" w:after="0"/>
+            </w:pPr>
+            <w:r/>
+            <w:r>
+              <w:rPr>
+                <w:rFonts w:ascii="Times New Roman" w:hAnsi="Times New Roman"/>
+                <w:b w:val="0"/>
+                <w:i w:val="0"/>
+                <w:sz w:val="22"/>
+              </w:rPr>
+              <w:t>Challenges ref 8 on residual confounding grounds</w:t>
+            </w:r>
+          </w:p>
+        </w:tc>
+        <w:tc>
+          <w:tcPr>
+            <w:tcW w:type="dxa" w:w="1568"/>
+          </w:tcPr>
+          <w:p>
+            <w:pPr>
+              <w:spacing w:line="260" w:lineRule="exact" w:after="0"/>
+            </w:pPr>
+            <w:r/>
+            <w:r>
+              <w:rPr>
+                <w:rFonts w:ascii="Times New Roman" w:hAnsi="Times New Roman"/>
+                <w:b w:val="0"/>
+                <w:i w:val="0"/>
+                <w:sz w:val="22"/>
+              </w:rPr>
+              <w:t>Qualifies the mortality evidence</w:t>
+            </w:r>
+          </w:p>
+        </w:tc>
+      </w:tr>
+      <w:tr>
+        <w:tc>
+          <w:tcPr>
+            <w:tcW w:type="dxa" w:w="1568"/>
+          </w:tcPr>
+          <w:p>
+            <w:pPr>
+              <w:spacing w:line="260" w:lineRule="exact" w:after="0"/>
+            </w:pPr>
+            <w:r/>
+            <w:r>
+              <w:rPr>
+                <w:rFonts w:ascii="Times New Roman" w:hAnsi="Times New Roman"/>
+                <w:b w:val="0"/>
+                <w:i w:val="0"/>
+                <w:sz w:val="22"/>
+              </w:rPr>
+              <w:t>10</w:t>
+            </w:r>
+          </w:p>
+        </w:tc>
+        <w:tc>
+          <w:tcPr>
+            <w:tcW w:type="dxa" w:w="1568"/>
+          </w:tcPr>
+          <w:p>
+            <w:pPr>
+              <w:spacing w:line="260" w:lineRule="exact" w:after="0"/>
+            </w:pPr>
+            <w:r/>
+            <w:r>
+              <w:rPr>
+                <w:rFonts w:ascii="Times New Roman" w:hAnsi="Times New Roman"/>
+                <w:b w:val="0"/>
+                <w:i w:val="0"/>
+                <w:sz w:val="22"/>
+              </w:rPr>
+              <w:t>Saager (2014)</w:t>
+            </w:r>
+          </w:p>
+        </w:tc>
+        <w:tc>
+          <w:tcPr>
+            <w:tcW w:type="dxa" w:w="1568"/>
+          </w:tcPr>
+          <w:p>
+            <w:pPr>
+              <w:spacing w:line="260" w:lineRule="exact" w:after="0"/>
+            </w:pPr>
+            <w:r/>
+            <w:r>
+              <w:rPr>
+                <w:rFonts w:ascii="Times New Roman" w:hAnsi="Times New Roman"/>
+                <w:b w:val="0"/>
+                <w:i w:val="0"/>
+                <w:sz w:val="22"/>
+              </w:rPr>
+              <w:t>Retrospective cohort</w:t>
+            </w:r>
+          </w:p>
+        </w:tc>
+        <w:tc>
+          <w:tcPr>
+            <w:tcW w:type="dxa" w:w="1568"/>
+          </w:tcPr>
+          <w:p>
+            <w:pPr>
+              <w:spacing w:line="260" w:lineRule="exact" w:after="0"/>
+            </w:pPr>
+            <w:r/>
+            <w:r>
+              <w:rPr>
+                <w:rFonts w:ascii="Times New Roman" w:hAnsi="Times New Roman"/>
+                <w:b w:val="0"/>
+                <w:i w:val="0"/>
+                <w:sz w:val="22"/>
+              </w:rPr>
+              <w:t>927,307 cases, Cleveland Clinic</w:t>
+            </w:r>
+          </w:p>
+        </w:tc>
+        <w:tc>
+          <w:tcPr>
+            <w:tcW w:type="dxa" w:w="1568"/>
+          </w:tcPr>
+          <w:p>
+            <w:pPr>
+              <w:spacing w:line="260" w:lineRule="exact" w:after="0"/>
+            </w:pPr>
+            <w:r/>
+            <w:r>
+              <w:rPr>
+                <w:rFonts w:ascii="Times New Roman" w:hAnsi="Times New Roman"/>
+                <w:b w:val="0"/>
+                <w:i w:val="0"/>
+                <w:sz w:val="22"/>
+              </w:rPr>
+              <w:t>Each intraoperative anesthesia handover raises complication risk; incidence 8.8% at zero transitions to 21.2% at four or more</w:t>
+            </w:r>
+          </w:p>
+        </w:tc>
+        <w:tc>
+          <w:tcPr>
+            <w:tcW w:type="dxa" w:w="1568"/>
+          </w:tcPr>
+          <w:p>
+            <w:pPr>
+              <w:spacing w:line="260" w:lineRule="exact" w:after="0"/>
+            </w:pPr>
+            <w:r/>
+            <w:r>
+              <w:rPr>
+                <w:rFonts w:ascii="Times New Roman" w:hAnsi="Times New Roman"/>
+                <w:b w:val="0"/>
+                <w:i w:val="0"/>
+                <w:sz w:val="22"/>
+              </w:rPr>
+              <w:t>Handover-harm mechanism</w:t>
+            </w:r>
+          </w:p>
+        </w:tc>
+      </w:tr>
+      <w:tr>
+        <w:tc>
+          <w:tcPr>
+            <w:tcW w:type="dxa" w:w="1568"/>
+          </w:tcPr>
+          <w:p>
+            <w:pPr>
+              <w:spacing w:line="260" w:lineRule="exact" w:after="0"/>
+            </w:pPr>
+            <w:r/>
+            <w:r>
+              <w:rPr>
+                <w:rFonts w:ascii="Times New Roman" w:hAnsi="Times New Roman"/>
+                <w:b w:val="0"/>
+                <w:i w:val="0"/>
+                <w:sz w:val="22"/>
+              </w:rPr>
+              <w:t>11</w:t>
+            </w:r>
+          </w:p>
+        </w:tc>
+        <w:tc>
+          <w:tcPr>
+            <w:tcW w:type="dxa" w:w="1568"/>
+          </w:tcPr>
+          <w:p>
+            <w:pPr>
+              <w:spacing w:line="260" w:lineRule="exact" w:after="0"/>
+            </w:pPr>
+            <w:r/>
+            <w:r>
+              <w:rPr>
+                <w:rFonts w:ascii="Times New Roman" w:hAnsi="Times New Roman"/>
+                <w:b w:val="0"/>
+                <w:i w:val="0"/>
+                <w:sz w:val="22"/>
+              </w:rPr>
+              <w:t>HSSIB (2025)</w:t>
+            </w:r>
+          </w:p>
+        </w:tc>
+        <w:tc>
+          <w:tcPr>
+            <w:tcW w:type="dxa" w:w="1568"/>
+          </w:tcPr>
+          <w:p>
+            <w:pPr>
+              <w:spacing w:line="260" w:lineRule="exact" w:after="0"/>
+            </w:pPr>
+            <w:r/>
+            <w:r>
+              <w:rPr>
+                <w:rFonts w:ascii="Times New Roman" w:hAnsi="Times New Roman"/>
+                <w:b w:val="0"/>
+                <w:i w:val="0"/>
+                <w:sz w:val="22"/>
+              </w:rPr>
+              <w:t>National investigation report</w:t>
+            </w:r>
+          </w:p>
+        </w:tc>
+        <w:tc>
+          <w:tcPr>
+            <w:tcW w:type="dxa" w:w="1568"/>
+          </w:tcPr>
+          <w:p>
+            <w:pPr>
+              <w:spacing w:line="260" w:lineRule="exact" w:after="0"/>
+            </w:pPr>
+            <w:r/>
+            <w:r>
+              <w:rPr>
+                <w:rFonts w:ascii="Times New Roman" w:hAnsi="Times New Roman"/>
+                <w:b w:val="0"/>
+                <w:i w:val="0"/>
+                <w:sz w:val="22"/>
+              </w:rPr>
+              <w:t>UK healthcare staff survey</w:t>
+            </w:r>
+          </w:p>
+        </w:tc>
+        <w:tc>
+          <w:tcPr>
+            <w:tcW w:type="dxa" w:w="1568"/>
+          </w:tcPr>
+          <w:p>
+            <w:pPr>
+              <w:spacing w:line="260" w:lineRule="exact" w:after="0"/>
+            </w:pPr>
+            <w:r/>
+            <w:r>
+              <w:rPr>
+                <w:rFonts w:ascii="Times New Roman" w:hAnsi="Times New Roman"/>
+                <w:b w:val="0"/>
+                <w:i w:val="0"/>
+                <w:sz w:val="22"/>
+              </w:rPr>
+              <w:t>22% of doctors reported daily sleep deprivation; 35% said tiredness impaired their ability to treat patients</w:t>
+            </w:r>
+          </w:p>
+        </w:tc>
+        <w:tc>
+          <w:tcPr>
+            <w:tcW w:type="dxa" w:w="1568"/>
+          </w:tcPr>
+          <w:p>
+            <w:pPr>
+              <w:spacing w:line="260" w:lineRule="exact" w:after="0"/>
+            </w:pPr>
+            <w:r/>
+            <w:r>
+              <w:rPr>
+                <w:rFonts w:ascii="Times New Roman" w:hAnsi="Times New Roman"/>
+                <w:b w:val="0"/>
+                <w:i w:val="0"/>
+                <w:sz w:val="22"/>
+              </w:rPr>
+              <w:t>Fatigue-harm evidence</w:t>
+            </w:r>
+          </w:p>
+        </w:tc>
+      </w:tr>
+      <w:tr>
+        <w:tc>
+          <w:tcPr>
+            <w:tcW w:type="dxa" w:w="1568"/>
+          </w:tcPr>
+          <w:p>
+            <w:pPr>
+              <w:spacing w:line="260" w:lineRule="exact" w:after="0"/>
+            </w:pPr>
+            <w:r/>
+            <w:r>
+              <w:rPr>
+                <w:rFonts w:ascii="Times New Roman" w:hAnsi="Times New Roman"/>
+                <w:b w:val="0"/>
+                <w:i w:val="0"/>
+                <w:sz w:val="22"/>
+              </w:rPr>
+              <w:t>12</w:t>
+            </w:r>
+          </w:p>
+        </w:tc>
+        <w:tc>
+          <w:tcPr>
+            <w:tcW w:type="dxa" w:w="1568"/>
+          </w:tcPr>
+          <w:p>
+            <w:pPr>
+              <w:spacing w:line="260" w:lineRule="exact" w:after="0"/>
+            </w:pPr>
+            <w:r/>
+            <w:r>
+              <w:rPr>
+                <w:rFonts w:ascii="Times New Roman" w:hAnsi="Times New Roman"/>
+                <w:b w:val="0"/>
+                <w:i w:val="0"/>
+                <w:sz w:val="22"/>
+              </w:rPr>
+              <w:t>Pittman (2025)</w:t>
+            </w:r>
+          </w:p>
+        </w:tc>
+        <w:tc>
+          <w:tcPr>
+            <w:tcW w:type="dxa" w:w="1568"/>
+          </w:tcPr>
+          <w:p>
+            <w:pPr>
+              <w:spacing w:line="260" w:lineRule="exact" w:after="0"/>
+            </w:pPr>
+            <w:r/>
+            <w:r>
+              <w:rPr>
+                <w:rFonts w:ascii="Times New Roman" w:hAnsi="Times New Roman"/>
+                <w:b w:val="0"/>
+                <w:i w:val="0"/>
+                <w:sz w:val="22"/>
+              </w:rPr>
+              <w:t>Retrospective panel analysis</w:t>
+            </w:r>
+          </w:p>
+        </w:tc>
+        <w:tc>
+          <w:tcPr>
+            <w:tcW w:type="dxa" w:w="1568"/>
+          </w:tcPr>
+          <w:p>
+            <w:pPr>
+              <w:spacing w:line="260" w:lineRule="exact" w:after="0"/>
+            </w:pPr>
+            <w:r/>
+            <w:r>
+              <w:rPr>
+                <w:rFonts w:ascii="Times New Roman" w:hAnsi="Times New Roman"/>
+                <w:b w:val="0"/>
+                <w:i w:val="0"/>
+                <w:sz w:val="22"/>
+              </w:rPr>
+              <w:t>70 US hospitals</w:t>
+            </w:r>
+          </w:p>
+        </w:tc>
+        <w:tc>
+          <w:tcPr>
+            <w:tcW w:type="dxa" w:w="1568"/>
+          </w:tcPr>
+          <w:p>
+            <w:pPr>
+              <w:spacing w:line="260" w:lineRule="exact" w:after="0"/>
+            </w:pPr>
+            <w:r/>
+            <w:r>
+              <w:rPr>
+                <w:rFonts w:ascii="Times New Roman" w:hAnsi="Times New Roman"/>
+                <w:b w:val="0"/>
+                <w:i w:val="0"/>
+                <w:sz w:val="22"/>
+              </w:rPr>
+              <w:t>Overtime above a breakpoint threshold associated with 2.09% increase in pressure ulcers</w:t>
+            </w:r>
+          </w:p>
+        </w:tc>
+        <w:tc>
+          <w:tcPr>
+            <w:tcW w:type="dxa" w:w="1568"/>
+          </w:tcPr>
+          <w:p>
+            <w:pPr>
+              <w:spacing w:line="260" w:lineRule="exact" w:after="0"/>
+            </w:pPr>
+            <w:r/>
+            <w:r>
+              <w:rPr>
+                <w:rFonts w:ascii="Times New Roman" w:hAnsi="Times New Roman"/>
+                <w:b w:val="0"/>
+                <w:i w:val="0"/>
+                <w:sz w:val="22"/>
+              </w:rPr>
+              <w:t>Patient-harm evidence (nursing-specific)</w:t>
+            </w:r>
+          </w:p>
+        </w:tc>
+      </w:tr>
+      <w:tr>
+        <w:tc>
+          <w:tcPr>
+            <w:tcW w:type="dxa" w:w="1568"/>
+          </w:tcPr>
+          <w:p>
+            <w:pPr>
+              <w:spacing w:line="260" w:lineRule="exact" w:after="0"/>
+            </w:pPr>
+            <w:r/>
+            <w:r>
+              <w:rPr>
+                <w:rFonts w:ascii="Times New Roman" w:hAnsi="Times New Roman"/>
+                <w:b w:val="0"/>
+                <w:i w:val="0"/>
+                <w:sz w:val="22"/>
+              </w:rPr>
+              <w:t>13</w:t>
+            </w:r>
+          </w:p>
+        </w:tc>
+        <w:tc>
+          <w:tcPr>
+            <w:tcW w:type="dxa" w:w="1568"/>
+          </w:tcPr>
+          <w:p>
+            <w:pPr>
+              <w:spacing w:line="260" w:lineRule="exact" w:after="0"/>
+            </w:pPr>
+            <w:r/>
+            <w:r>
+              <w:rPr>
+                <w:rFonts w:ascii="Times New Roman" w:hAnsi="Times New Roman"/>
+                <w:b w:val="0"/>
+                <w:i w:val="0"/>
+                <w:sz w:val="22"/>
+              </w:rPr>
+              <w:t>Althoff (2021)</w:t>
+            </w:r>
+          </w:p>
+        </w:tc>
+        <w:tc>
+          <w:tcPr>
+            <w:tcW w:type="dxa" w:w="1568"/>
+          </w:tcPr>
+          <w:p>
+            <w:pPr>
+              <w:spacing w:line="260" w:lineRule="exact" w:after="0"/>
+            </w:pPr>
+            <w:r/>
+            <w:r>
+              <w:rPr>
+                <w:rFonts w:ascii="Times New Roman" w:hAnsi="Times New Roman"/>
+                <w:b w:val="0"/>
+                <w:i w:val="0"/>
+                <w:sz w:val="22"/>
+              </w:rPr>
+              <w:t>Retrospective multicenter cohort</w:t>
+            </w:r>
+          </w:p>
+        </w:tc>
+        <w:tc>
+          <w:tcPr>
+            <w:tcW w:type="dxa" w:w="1568"/>
+          </w:tcPr>
+          <w:p>
+            <w:pPr>
+              <w:spacing w:line="260" w:lineRule="exact" w:after="0"/>
+            </w:pPr>
+            <w:r/>
+            <w:r>
+              <w:rPr>
+                <w:rFonts w:ascii="Times New Roman" w:hAnsi="Times New Roman"/>
+                <w:b w:val="0"/>
+                <w:i w:val="0"/>
+                <w:sz w:val="22"/>
+              </w:rPr>
+              <w:t>350,000+ non-cardiac surgical cases</w:t>
+            </w:r>
+          </w:p>
+        </w:tc>
+        <w:tc>
+          <w:tcPr>
+            <w:tcW w:type="dxa" w:w="1568"/>
+          </w:tcPr>
+          <w:p>
+            <w:pPr>
+              <w:spacing w:line="260" w:lineRule="exact" w:after="0"/>
+            </w:pPr>
+            <w:r/>
+            <w:r>
+              <w:rPr>
+                <w:rFonts w:ascii="Times New Roman" w:hAnsi="Times New Roman"/>
+                <w:b w:val="0"/>
+                <w:i w:val="0"/>
+                <w:sz w:val="22"/>
+              </w:rPr>
+              <w:t>Night surgery associated with increased morbidity (adjusted OR 1.41), mediated by transfusion rates and handovers</w:t>
+            </w:r>
+          </w:p>
+        </w:tc>
+        <w:tc>
+          <w:tcPr>
+            <w:tcW w:type="dxa" w:w="1568"/>
+          </w:tcPr>
+          <w:p>
+            <w:pPr>
+              <w:spacing w:line="260" w:lineRule="exact" w:after="0"/>
+            </w:pPr>
+            <w:r/>
+            <w:r>
+              <w:rPr>
+                <w:rFonts w:ascii="Times New Roman" w:hAnsi="Times New Roman"/>
+                <w:b w:val="0"/>
+                <w:i w:val="0"/>
+                <w:sz w:val="22"/>
+              </w:rPr>
+              <w:t>Patient-harm evidence, morbidity</w:t>
+            </w:r>
+          </w:p>
+        </w:tc>
+      </w:tr>
+      <w:tr>
+        <w:tc>
+          <w:tcPr>
+            <w:tcW w:type="dxa" w:w="1568"/>
+          </w:tcPr>
+          <w:p>
+            <w:pPr>
+              <w:spacing w:line="260" w:lineRule="exact" w:after="0"/>
+            </w:pPr>
+            <w:r/>
+            <w:r>
+              <w:rPr>
+                <w:rFonts w:ascii="Times New Roman" w:hAnsi="Times New Roman"/>
+                <w:b w:val="0"/>
+                <w:i w:val="0"/>
+                <w:sz w:val="22"/>
+              </w:rPr>
+              <w:t>14</w:t>
+            </w:r>
+          </w:p>
+        </w:tc>
+        <w:tc>
+          <w:tcPr>
+            <w:tcW w:type="dxa" w:w="1568"/>
+          </w:tcPr>
+          <w:p>
+            <w:pPr>
+              <w:spacing w:line="260" w:lineRule="exact" w:after="0"/>
+            </w:pPr>
+            <w:r/>
+            <w:r>
+              <w:rPr>
+                <w:rFonts w:ascii="Times New Roman" w:hAnsi="Times New Roman"/>
+                <w:b w:val="0"/>
+                <w:i w:val="0"/>
+                <w:sz w:val="22"/>
+              </w:rPr>
+              <w:t>Joseph (2019)</w:t>
+            </w:r>
+          </w:p>
+        </w:tc>
+        <w:tc>
+          <w:tcPr>
+            <w:tcW w:type="dxa" w:w="1568"/>
+          </w:tcPr>
+          <w:p>
+            <w:pPr>
+              <w:spacing w:line="260" w:lineRule="exact" w:after="0"/>
+            </w:pPr>
+            <w:r/>
+            <w:r>
+              <w:rPr>
+                <w:rFonts w:ascii="Times New Roman" w:hAnsi="Times New Roman"/>
+                <w:b w:val="0"/>
+                <w:i w:val="0"/>
+                <w:sz w:val="22"/>
+              </w:rPr>
+              <w:t>Prospective observational</w:t>
+            </w:r>
+          </w:p>
+        </w:tc>
+        <w:tc>
+          <w:tcPr>
+            <w:tcW w:type="dxa" w:w="1568"/>
+          </w:tcPr>
+          <w:p>
+            <w:pPr>
+              <w:spacing w:line="260" w:lineRule="exact" w:after="0"/>
+            </w:pPr>
+            <w:r/>
+            <w:r>
+              <w:rPr>
+                <w:rFonts w:ascii="Times New Roman" w:hAnsi="Times New Roman"/>
+                <w:b w:val="0"/>
+                <w:i w:val="0"/>
+                <w:sz w:val="22"/>
+              </w:rPr>
+              <w:t>34 surgical cases, direct observation</w:t>
+            </w:r>
+          </w:p>
+        </w:tc>
+        <w:tc>
+          <w:tcPr>
+            <w:tcW w:type="dxa" w:w="1568"/>
+          </w:tcPr>
+          <w:p>
+            <w:pPr>
+              <w:spacing w:line="260" w:lineRule="exact" w:after="0"/>
+            </w:pPr>
+            <w:r/>
+            <w:r>
+              <w:rPr>
+                <w:rFonts w:ascii="Times New Roman" w:hAnsi="Times New Roman"/>
+                <w:b w:val="0"/>
+                <w:i w:val="0"/>
+                <w:sz w:val="22"/>
+              </w:rPr>
+              <w:t>Minor flow disruptions increase the odds of major flow disruptions</w:t>
+            </w:r>
+          </w:p>
+        </w:tc>
+        <w:tc>
+          <w:tcPr>
+            <w:tcW w:type="dxa" w:w="1568"/>
+          </w:tcPr>
+          <w:p>
+            <w:pPr>
+              <w:spacing w:line="260" w:lineRule="exact" w:after="0"/>
+            </w:pPr>
+            <w:r/>
+            <w:r>
+              <w:rPr>
+                <w:rFonts w:ascii="Times New Roman" w:hAnsi="Times New Roman"/>
+                <w:b w:val="0"/>
+                <w:i w:val="0"/>
+                <w:sz w:val="22"/>
+              </w:rPr>
+              <w:t>Disruption-cascade mechanism</w:t>
+            </w:r>
+          </w:p>
+        </w:tc>
+      </w:tr>
+      <w:tr>
+        <w:tc>
+          <w:tcPr>
+            <w:tcW w:type="dxa" w:w="1568"/>
+          </w:tcPr>
+          <w:p>
+            <w:pPr>
+              <w:spacing w:line="260" w:lineRule="exact" w:after="0"/>
+            </w:pPr>
+            <w:r/>
+            <w:r>
+              <w:rPr>
+                <w:rFonts w:ascii="Times New Roman" w:hAnsi="Times New Roman"/>
+                <w:b w:val="0"/>
+                <w:i w:val="0"/>
+                <w:sz w:val="22"/>
+              </w:rPr>
+              <w:t>15</w:t>
+            </w:r>
+          </w:p>
+        </w:tc>
+        <w:tc>
+          <w:tcPr>
+            <w:tcW w:type="dxa" w:w="1568"/>
+          </w:tcPr>
+          <w:p>
+            <w:pPr>
+              <w:spacing w:line="260" w:lineRule="exact" w:after="0"/>
+            </w:pPr>
+            <w:r/>
+            <w:r>
+              <w:rPr>
+                <w:rFonts w:ascii="Times New Roman" w:hAnsi="Times New Roman"/>
+                <w:b w:val="0"/>
+                <w:i w:val="0"/>
+                <w:sz w:val="22"/>
+              </w:rPr>
+              <w:t>Koch (2020)</w:t>
+            </w:r>
+          </w:p>
+        </w:tc>
+        <w:tc>
+          <w:tcPr>
+            <w:tcW w:type="dxa" w:w="1568"/>
+          </w:tcPr>
+          <w:p>
+            <w:pPr>
+              <w:spacing w:line="260" w:lineRule="exact" w:after="0"/>
+            </w:pPr>
+            <w:r/>
+            <w:r>
+              <w:rPr>
+                <w:rFonts w:ascii="Times New Roman" w:hAnsi="Times New Roman"/>
+                <w:b w:val="0"/>
+                <w:i w:val="0"/>
+                <w:sz w:val="22"/>
+              </w:rPr>
+              <w:t>Systematic review</w:t>
+            </w:r>
+          </w:p>
+        </w:tc>
+        <w:tc>
+          <w:tcPr>
+            <w:tcW w:type="dxa" w:w="1568"/>
+          </w:tcPr>
+          <w:p>
+            <w:pPr>
+              <w:spacing w:line="260" w:lineRule="exact" w:after="0"/>
+            </w:pPr>
+            <w:r/>
+            <w:r>
+              <w:rPr>
+                <w:rFonts w:ascii="Times New Roman" w:hAnsi="Times New Roman"/>
+                <w:b w:val="0"/>
+                <w:i w:val="0"/>
+                <w:sz w:val="22"/>
+              </w:rPr>
+              <w:t>29 studies on OR workflow disruptions</w:t>
+            </w:r>
+          </w:p>
+        </w:tc>
+        <w:tc>
+          <w:tcPr>
+            <w:tcW w:type="dxa" w:w="1568"/>
+          </w:tcPr>
+          <w:p>
+            <w:pPr>
+              <w:spacing w:line="260" w:lineRule="exact" w:after="0"/>
+            </w:pPr>
+            <w:r/>
+            <w:r>
+              <w:rPr>
+                <w:rFonts w:ascii="Times New Roman" w:hAnsi="Times New Roman"/>
+                <w:b w:val="0"/>
+                <w:i w:val="0"/>
+                <w:sz w:val="22"/>
+              </w:rPr>
+              <w:t>Workflow disruptions associated with longer operative times and poorer surgical outcomes</w:t>
+            </w:r>
+          </w:p>
+        </w:tc>
+        <w:tc>
+          <w:tcPr>
+            <w:tcW w:type="dxa" w:w="1568"/>
+          </w:tcPr>
+          <w:p>
+            <w:pPr>
+              <w:spacing w:line="260" w:lineRule="exact" w:after="0"/>
+            </w:pPr>
+            <w:r/>
+            <w:r>
+              <w:rPr>
+                <w:rFonts w:ascii="Times New Roman" w:hAnsi="Times New Roman"/>
+                <w:b w:val="0"/>
+                <w:i w:val="0"/>
+                <w:sz w:val="22"/>
+              </w:rPr>
+              <w:t>Disruption-cascade mechanism</w:t>
+            </w:r>
+          </w:p>
+        </w:tc>
+      </w:tr>
+      <w:tr>
+        <w:tc>
+          <w:tcPr>
+            <w:tcW w:type="dxa" w:w="1568"/>
+          </w:tcPr>
+          <w:p>
+            <w:pPr>
+              <w:spacing w:line="260" w:lineRule="exact" w:after="0"/>
+            </w:pPr>
+            <w:r/>
+            <w:r>
+              <w:rPr>
+                <w:rFonts w:ascii="Times New Roman" w:hAnsi="Times New Roman"/>
+                <w:b w:val="0"/>
+                <w:i w:val="0"/>
+                <w:sz w:val="22"/>
+              </w:rPr>
+              <w:t>16</w:t>
+            </w:r>
+          </w:p>
+        </w:tc>
+        <w:tc>
+          <w:tcPr>
+            <w:tcW w:type="dxa" w:w="1568"/>
+          </w:tcPr>
+          <w:p>
+            <w:pPr>
+              <w:spacing w:line="260" w:lineRule="exact" w:after="0"/>
+            </w:pPr>
+            <w:r/>
+            <w:r>
+              <w:rPr>
+                <w:rFonts w:ascii="Times New Roman" w:hAnsi="Times New Roman"/>
+                <w:b w:val="0"/>
+                <w:i w:val="0"/>
+                <w:sz w:val="22"/>
+              </w:rPr>
+              <w:t>Zhang (2024)</w:t>
+            </w:r>
+          </w:p>
+        </w:tc>
+        <w:tc>
+          <w:tcPr>
+            <w:tcW w:type="dxa" w:w="1568"/>
+          </w:tcPr>
+          <w:p>
+            <w:pPr>
+              <w:spacing w:line="260" w:lineRule="exact" w:after="0"/>
+            </w:pPr>
+            <w:r/>
+            <w:r>
+              <w:rPr>
+                <w:rFonts w:ascii="Times New Roman" w:hAnsi="Times New Roman"/>
+                <w:b w:val="0"/>
+                <w:i w:val="0"/>
+                <w:sz w:val="22"/>
+              </w:rPr>
+              <w:t>Tutorial / methodological commentary</w:t>
+            </w:r>
+          </w:p>
+        </w:tc>
+        <w:tc>
+          <w:tcPr>
+            <w:tcW w:type="dxa" w:w="1568"/>
+          </w:tcPr>
+          <w:p>
+            <w:pPr>
+              <w:spacing w:line="260" w:lineRule="exact" w:after="0"/>
+            </w:pPr>
+            <w:r/>
+            <w:r>
+              <w:rPr>
+                <w:rFonts w:ascii="Times New Roman" w:hAnsi="Times New Roman"/>
+                <w:b w:val="0"/>
+                <w:i w:val="0"/>
+                <w:sz w:val="22"/>
+              </w:rPr>
+              <w:t>NHS Model Hospital data</w:t>
+            </w:r>
+          </w:p>
+        </w:tc>
+        <w:tc>
+          <w:tcPr>
+            <w:tcW w:type="dxa" w:w="1568"/>
+          </w:tcPr>
+          <w:p>
+            <w:pPr>
+              <w:spacing w:line="260" w:lineRule="exact" w:after="0"/>
+            </w:pPr>
+            <w:r/>
+            <w:r>
+              <w:rPr>
+                <w:rFonts w:ascii="Times New Roman" w:hAnsi="Times New Roman"/>
+                <w:b w:val="0"/>
+                <w:i w:val="0"/>
+                <w:sz w:val="22"/>
+              </w:rPr>
+              <w:t>Aggregate utilisation metrics (capped utilisation) can hide room-level operational problems</w:t>
+            </w:r>
+          </w:p>
+        </w:tc>
+        <w:tc>
+          <w:tcPr>
+            <w:tcW w:type="dxa" w:w="1568"/>
+          </w:tcPr>
+          <w:p>
+            <w:pPr>
+              <w:spacing w:line="260" w:lineRule="exact" w:after="0"/>
+            </w:pPr>
+            <w:r/>
+            <w:r>
+              <w:rPr>
+                <w:rFonts w:ascii="Times New Roman" w:hAnsi="Times New Roman"/>
+                <w:b w:val="0"/>
+                <w:i w:val="0"/>
+                <w:sz w:val="22"/>
+              </w:rPr>
+              <w:t>Motivates room-level analysis</w:t>
+            </w:r>
+          </w:p>
+        </w:tc>
+      </w:tr>
+      <w:tr>
+        <w:tc>
+          <w:tcPr>
+            <w:tcW w:type="dxa" w:w="1568"/>
+          </w:tcPr>
+          <w:p>
+            <w:pPr>
+              <w:spacing w:line="260" w:lineRule="exact" w:after="0"/>
+            </w:pPr>
+            <w:r/>
+            <w:r>
+              <w:rPr>
+                <w:rFonts w:ascii="Times New Roman" w:hAnsi="Times New Roman"/>
+                <w:b w:val="0"/>
+                <w:i w:val="0"/>
+                <w:sz w:val="22"/>
+              </w:rPr>
+              <w:t>17</w:t>
+            </w:r>
+          </w:p>
+        </w:tc>
+        <w:tc>
+          <w:tcPr>
+            <w:tcW w:type="dxa" w:w="1568"/>
+          </w:tcPr>
+          <w:p>
+            <w:pPr>
+              <w:spacing w:line="260" w:lineRule="exact" w:after="0"/>
+            </w:pPr>
+            <w:r/>
+            <w:r>
+              <w:rPr>
+                <w:rFonts w:ascii="Times New Roman" w:hAnsi="Times New Roman"/>
+                <w:b w:val="0"/>
+                <w:i w:val="0"/>
+                <w:sz w:val="22"/>
+              </w:rPr>
+              <w:t>Macario (2006)</w:t>
+            </w:r>
+          </w:p>
+        </w:tc>
+        <w:tc>
+          <w:tcPr>
+            <w:tcW w:type="dxa" w:w="1568"/>
+          </w:tcPr>
+          <w:p>
+            <w:pPr>
+              <w:spacing w:line="260" w:lineRule="exact" w:after="0"/>
+            </w:pPr>
+            <w:r/>
+            <w:r>
+              <w:rPr>
+                <w:rFonts w:ascii="Times New Roman" w:hAnsi="Times New Roman"/>
+                <w:b w:val="0"/>
+                <w:i w:val="0"/>
+                <w:sz w:val="22"/>
+              </w:rPr>
+              <w:t>Expert opinion / scoring system</w:t>
+            </w:r>
+          </w:p>
+        </w:tc>
+        <w:tc>
+          <w:tcPr>
+            <w:tcW w:type="dxa" w:w="1568"/>
+          </w:tcPr>
+          <w:p>
+            <w:pPr>
+              <w:spacing w:line="260" w:lineRule="exact" w:after="0"/>
+            </w:pPr>
+            <w:r/>
+            <w:r>
+              <w:rPr>
+                <w:rFonts w:ascii="Times New Roman" w:hAnsi="Times New Roman"/>
+                <w:b w:val="0"/>
+                <w:i w:val="0"/>
+                <w:sz w:val="22"/>
+              </w:rPr>
+              <w:t>8 OR performance indicators</w:t>
+            </w:r>
+          </w:p>
+        </w:tc>
+        <w:tc>
+          <w:tcPr>
+            <w:tcW w:type="dxa" w:w="1568"/>
+          </w:tcPr>
+          <w:p>
+            <w:pPr>
+              <w:spacing w:line="260" w:lineRule="exact" w:after="0"/>
+            </w:pPr>
+            <w:r/>
+            <w:r>
+              <w:rPr>
+                <w:rFonts w:ascii="Times New Roman" w:hAnsi="Times New Roman"/>
+                <w:b w:val="0"/>
+                <w:i w:val="0"/>
+                <w:sz w:val="22"/>
+              </w:rPr>
+              <w:t>Proposes hospital-level efficiency indicators; does not address room-level variation</w:t>
+            </w:r>
+          </w:p>
+        </w:tc>
+        <w:tc>
+          <w:tcPr>
+            <w:tcW w:type="dxa" w:w="1568"/>
+          </w:tcPr>
+          <w:p>
+            <w:pPr>
+              <w:spacing w:line="260" w:lineRule="exact" w:after="0"/>
+            </w:pPr>
+            <w:r/>
+            <w:r>
+              <w:rPr>
+                <w:rFonts w:ascii="Times New Roman" w:hAnsi="Times New Roman"/>
+                <w:b w:val="0"/>
+                <w:i w:val="0"/>
+                <w:sz w:val="22"/>
+              </w:rPr>
+              <w:t>Motivates room-level analysis</w:t>
+            </w:r>
+          </w:p>
+        </w:tc>
+      </w:tr>
+      <w:tr>
+        <w:tc>
+          <w:tcPr>
+            <w:tcW w:type="dxa" w:w="1568"/>
+          </w:tcPr>
+          <w:p>
+            <w:pPr>
+              <w:spacing w:line="260" w:lineRule="exact" w:after="0"/>
+            </w:pPr>
+            <w:r/>
+            <w:r>
+              <w:rPr>
+                <w:rFonts w:ascii="Times New Roman" w:hAnsi="Times New Roman"/>
+                <w:b w:val="0"/>
+                <w:i w:val="0"/>
+                <w:sz w:val="22"/>
+              </w:rPr>
+              <w:t>18</w:t>
+            </w:r>
+          </w:p>
+        </w:tc>
+        <w:tc>
+          <w:tcPr>
+            <w:tcW w:type="dxa" w:w="1568"/>
+          </w:tcPr>
+          <w:p>
+            <w:pPr>
+              <w:spacing w:line="260" w:lineRule="exact" w:after="0"/>
+            </w:pPr>
+            <w:r/>
+            <w:r>
+              <w:rPr>
+                <w:rFonts w:ascii="Times New Roman" w:hAnsi="Times New Roman"/>
+                <w:b w:val="0"/>
+                <w:i w:val="0"/>
+                <w:sz w:val="22"/>
+              </w:rPr>
+              <w:t>Bauer (2020)</w:t>
+            </w:r>
+          </w:p>
+        </w:tc>
+        <w:tc>
+          <w:tcPr>
+            <w:tcW w:type="dxa" w:w="1568"/>
+          </w:tcPr>
+          <w:p>
+            <w:pPr>
+              <w:spacing w:line="260" w:lineRule="exact" w:after="0"/>
+            </w:pPr>
+            <w:r/>
+            <w:r>
+              <w:rPr>
+                <w:rFonts w:ascii="Times New Roman" w:hAnsi="Times New Roman"/>
+                <w:b w:val="0"/>
+                <w:i w:val="0"/>
+                <w:sz w:val="22"/>
+              </w:rPr>
+              <w:t>Glossary / consensus definitions</w:t>
+            </w:r>
+          </w:p>
+        </w:tc>
+        <w:tc>
+          <w:tcPr>
+            <w:tcW w:type="dxa" w:w="1568"/>
+          </w:tcPr>
+          <w:p>
+            <w:pPr>
+              <w:spacing w:line="260" w:lineRule="exact" w:after="0"/>
+            </w:pPr>
+            <w:r/>
+            <w:r>
+              <w:rPr>
+                <w:rFonts w:ascii="Times New Roman" w:hAnsi="Times New Roman"/>
+                <w:b w:val="0"/>
+                <w:i w:val="0"/>
+                <w:sz w:val="22"/>
+              </w:rPr>
+              <w:t>Perioperative process times</w:t>
+            </w:r>
+          </w:p>
+        </w:tc>
+        <w:tc>
+          <w:tcPr>
+            <w:tcW w:type="dxa" w:w="1568"/>
+          </w:tcPr>
+          <w:p>
+            <w:pPr>
+              <w:spacing w:line="260" w:lineRule="exact" w:after="0"/>
+            </w:pPr>
+            <w:r/>
+            <w:r>
+              <w:rPr>
+                <w:rFonts w:ascii="Times New Roman" w:hAnsi="Times New Roman"/>
+                <w:b w:val="0"/>
+                <w:i w:val="0"/>
+                <w:sz w:val="22"/>
+              </w:rPr>
+              <w:t>Standardised definitions of overtime, utilisation, and related perioperative time intervals</w:t>
+            </w:r>
+          </w:p>
+        </w:tc>
+        <w:tc>
+          <w:tcPr>
+            <w:tcW w:type="dxa" w:w="1568"/>
+          </w:tcPr>
+          <w:p>
+            <w:pPr>
+              <w:spacing w:line="260" w:lineRule="exact" w:after="0"/>
+            </w:pPr>
+            <w:r/>
+            <w:r>
+              <w:rPr>
+                <w:rFonts w:ascii="Times New Roman" w:hAnsi="Times New Roman"/>
+                <w:b w:val="0"/>
+                <w:i w:val="0"/>
+                <w:sz w:val="22"/>
+              </w:rPr>
+              <w:t>Provides the overtime definition used in this study</w:t>
+            </w:r>
+          </w:p>
+        </w:tc>
+      </w:tr>
+      <w:tr>
+        <w:tc>
+          <w:tcPr>
+            <w:tcW w:type="dxa" w:w="1568"/>
+          </w:tcPr>
+          <w:p>
+            <w:pPr>
+              <w:spacing w:line="260" w:lineRule="exact" w:after="0"/>
+            </w:pPr>
+            <w:r/>
+            <w:r>
+              <w:rPr>
+                <w:rFonts w:ascii="Times New Roman" w:hAnsi="Times New Roman"/>
+                <w:b w:val="0"/>
+                <w:i w:val="0"/>
+                <w:sz w:val="22"/>
+              </w:rPr>
+              <w:t>19</w:t>
+            </w:r>
+          </w:p>
+        </w:tc>
+        <w:tc>
+          <w:tcPr>
+            <w:tcW w:type="dxa" w:w="1568"/>
+          </w:tcPr>
+          <w:p>
+            <w:pPr>
+              <w:spacing w:line="260" w:lineRule="exact" w:after="0"/>
+            </w:pPr>
+            <w:r/>
+            <w:r>
+              <w:rPr>
+                <w:rFonts w:ascii="Times New Roman" w:hAnsi="Times New Roman"/>
+                <w:b w:val="0"/>
+                <w:i w:val="0"/>
+                <w:sz w:val="22"/>
+              </w:rPr>
+              <w:t>Schouten (2023)</w:t>
+            </w:r>
+          </w:p>
+        </w:tc>
+        <w:tc>
+          <w:tcPr>
+            <w:tcW w:type="dxa" w:w="1568"/>
+          </w:tcPr>
+          <w:p>
+            <w:pPr>
+              <w:spacing w:line="260" w:lineRule="exact" w:after="0"/>
+            </w:pPr>
+            <w:r/>
+            <w:r>
+              <w:rPr>
+                <w:rFonts w:ascii="Times New Roman" w:hAnsi="Times New Roman"/>
+                <w:b w:val="0"/>
+                <w:i w:val="0"/>
+                <w:sz w:val="22"/>
+              </w:rPr>
+              <w:t>Systematic review</w:t>
+            </w:r>
+          </w:p>
+        </w:tc>
+        <w:tc>
+          <w:tcPr>
+            <w:tcW w:type="dxa" w:w="1568"/>
+          </w:tcPr>
+          <w:p>
+            <w:pPr>
+              <w:spacing w:line="260" w:lineRule="exact" w:after="0"/>
+            </w:pPr>
+            <w:r/>
+            <w:r>
+              <w:rPr>
+                <w:rFonts w:ascii="Times New Roman" w:hAnsi="Times New Roman"/>
+                <w:b w:val="0"/>
+                <w:i w:val="0"/>
+                <w:sz w:val="22"/>
+              </w:rPr>
+              <w:t>52 studies on OR performance metrics</w:t>
+            </w:r>
+          </w:p>
+        </w:tc>
+        <w:tc>
+          <w:tcPr>
+            <w:tcW w:type="dxa" w:w="1568"/>
+          </w:tcPr>
+          <w:p>
+            <w:pPr>
+              <w:spacing w:line="260" w:lineRule="exact" w:after="0"/>
+            </w:pPr>
+            <w:r/>
+            <w:r>
+              <w:rPr>
+                <w:rFonts w:ascii="Times New Roman" w:hAnsi="Times New Roman"/>
+                <w:b w:val="0"/>
+                <w:i w:val="0"/>
+                <w:sz w:val="22"/>
+              </w:rPr>
+              <w:t>Catalogues OR performance metrics; notes lack of standardisation across studies</w:t>
+            </w:r>
+          </w:p>
+        </w:tc>
+        <w:tc>
+          <w:tcPr>
+            <w:tcW w:type="dxa" w:w="1568"/>
+          </w:tcPr>
+          <w:p>
+            <w:pPr>
+              <w:spacing w:line="260" w:lineRule="exact" w:after="0"/>
+            </w:pPr>
+            <w:r/>
+            <w:r>
+              <w:rPr>
+                <w:rFonts w:ascii="Times New Roman" w:hAnsi="Times New Roman"/>
+                <w:b w:val="0"/>
+                <w:i w:val="0"/>
+                <w:sz w:val="22"/>
+              </w:rPr>
+              <w:t>Supports the need for valid room-level metrics</w:t>
+            </w:r>
+          </w:p>
+        </w:tc>
+      </w:tr>
+      <w:tr>
+        <w:tc>
+          <w:tcPr>
+            <w:tcW w:type="dxa" w:w="1568"/>
+          </w:tcPr>
+          <w:p>
+            <w:pPr>
+              <w:spacing w:line="260" w:lineRule="exact" w:after="0"/>
+            </w:pPr>
+            <w:r/>
+            <w:r>
+              <w:rPr>
+                <w:rFonts w:ascii="Times New Roman" w:hAnsi="Times New Roman"/>
+                <w:b w:val="0"/>
+                <w:i w:val="0"/>
+                <w:sz w:val="22"/>
+              </w:rPr>
+              <w:t>20</w:t>
+            </w:r>
+          </w:p>
+        </w:tc>
+        <w:tc>
+          <w:tcPr>
+            <w:tcW w:type="dxa" w:w="1568"/>
+          </w:tcPr>
+          <w:p>
+            <w:pPr>
+              <w:spacing w:line="260" w:lineRule="exact" w:after="0"/>
+            </w:pPr>
+            <w:r/>
+            <w:r>
+              <w:rPr>
+                <w:rFonts w:ascii="Times New Roman" w:hAnsi="Times New Roman"/>
+                <w:b w:val="0"/>
+                <w:i w:val="0"/>
+                <w:sz w:val="22"/>
+              </w:rPr>
+              <w:t>Strum (2000)</w:t>
+            </w:r>
+          </w:p>
+        </w:tc>
+        <w:tc>
+          <w:tcPr>
+            <w:tcW w:type="dxa" w:w="1568"/>
+          </w:tcPr>
+          <w:p>
+            <w:pPr>
+              <w:spacing w:line="260" w:lineRule="exact" w:after="0"/>
+            </w:pPr>
+            <w:r/>
+            <w:r>
+              <w:rPr>
+                <w:rFonts w:ascii="Times New Roman" w:hAnsi="Times New Roman"/>
+                <w:b w:val="0"/>
+                <w:i w:val="0"/>
+                <w:sz w:val="22"/>
+              </w:rPr>
+              <w:t>Methodological study</w:t>
+            </w:r>
+          </w:p>
+        </w:tc>
+        <w:tc>
+          <w:tcPr>
+            <w:tcW w:type="dxa" w:w="1568"/>
+          </w:tcPr>
+          <w:p>
+            <w:pPr>
+              <w:spacing w:line="260" w:lineRule="exact" w:after="0"/>
+            </w:pPr>
+            <w:r/>
+            <w:r>
+              <w:rPr>
+                <w:rFonts w:ascii="Times New Roman" w:hAnsi="Times New Roman"/>
+                <w:b w:val="0"/>
+                <w:i w:val="0"/>
+                <w:sz w:val="22"/>
+              </w:rPr>
+              <w:t>7,846 cases, surgical duration distributions</w:t>
+            </w:r>
+          </w:p>
+        </w:tc>
+        <w:tc>
+          <w:tcPr>
+            <w:tcW w:type="dxa" w:w="1568"/>
+          </w:tcPr>
+          <w:p>
+            <w:pPr>
+              <w:spacing w:line="260" w:lineRule="exact" w:after="0"/>
+            </w:pPr>
+            <w:r/>
+            <w:r>
+              <w:rPr>
+                <w:rFonts w:ascii="Times New Roman" w:hAnsi="Times New Roman"/>
+                <w:b w:val="0"/>
+                <w:i w:val="0"/>
+                <w:sz w:val="22"/>
+              </w:rPr>
+              <w:t>Surgical duration follows a log-normal distribution; CV varies by procedure type</w:t>
+            </w:r>
+          </w:p>
+        </w:tc>
+        <w:tc>
+          <w:tcPr>
+            <w:tcW w:type="dxa" w:w="1568"/>
+          </w:tcPr>
+          <w:p>
+            <w:pPr>
+              <w:spacing w:line="260" w:lineRule="exact" w:after="0"/>
+            </w:pPr>
+            <w:r/>
+            <w:r>
+              <w:rPr>
+                <w:rFonts w:ascii="Times New Roman" w:hAnsi="Times New Roman"/>
+                <w:b w:val="0"/>
+                <w:i w:val="0"/>
+                <w:sz w:val="22"/>
+              </w:rPr>
+              <w:t>Supports the CV-based analysis of planning accuracy</w:t>
+            </w:r>
+          </w:p>
+        </w:tc>
+      </w:tr>
+      <w:tr>
+        <w:tc>
+          <w:tcPr>
+            <w:tcW w:type="dxa" w:w="1568"/>
+          </w:tcPr>
+          <w:p>
+            <w:pPr>
+              <w:spacing w:line="260" w:lineRule="exact" w:after="0"/>
+            </w:pPr>
+            <w:r/>
+            <w:r>
+              <w:rPr>
+                <w:rFonts w:ascii="Times New Roman" w:hAnsi="Times New Roman"/>
+                <w:b w:val="0"/>
+                <w:i w:val="0"/>
+                <w:sz w:val="22"/>
+              </w:rPr>
+              <w:t>21</w:t>
+            </w:r>
+          </w:p>
+        </w:tc>
+        <w:tc>
+          <w:tcPr>
+            <w:tcW w:type="dxa" w:w="1568"/>
+          </w:tcPr>
+          <w:p>
+            <w:pPr>
+              <w:spacing w:line="260" w:lineRule="exact" w:after="0"/>
+            </w:pPr>
+            <w:r/>
+            <w:r>
+              <w:rPr>
+                <w:rFonts w:ascii="Times New Roman" w:hAnsi="Times New Roman"/>
+                <w:b w:val="0"/>
+                <w:i w:val="0"/>
+                <w:sz w:val="22"/>
+              </w:rPr>
+              <w:t>Eijkemans (2010)</w:t>
+            </w:r>
+          </w:p>
+        </w:tc>
+        <w:tc>
+          <w:tcPr>
+            <w:tcW w:type="dxa" w:w="1568"/>
+          </w:tcPr>
+          <w:p>
+            <w:pPr>
+              <w:spacing w:line="260" w:lineRule="exact" w:after="0"/>
+            </w:pPr>
+            <w:r/>
+            <w:r>
+              <w:rPr>
+                <w:rFonts w:ascii="Times New Roman" w:hAnsi="Times New Roman"/>
+                <w:b w:val="0"/>
+                <w:i w:val="0"/>
+                <w:sz w:val="22"/>
+              </w:rPr>
+              <w:t>Prediction model development</w:t>
+            </w:r>
+          </w:p>
+        </w:tc>
+        <w:tc>
+          <w:tcPr>
+            <w:tcW w:type="dxa" w:w="1568"/>
+          </w:tcPr>
+          <w:p>
+            <w:pPr>
+              <w:spacing w:line="260" w:lineRule="exact" w:after="0"/>
+            </w:pPr>
+            <w:r/>
+            <w:r>
+              <w:rPr>
+                <w:rFonts w:ascii="Times New Roman" w:hAnsi="Times New Roman"/>
+                <w:b w:val="0"/>
+                <w:i w:val="0"/>
+                <w:sz w:val="22"/>
+              </w:rPr>
+              <w:t>2,709 cases, Erasmus MC</w:t>
+            </w:r>
+          </w:p>
+        </w:tc>
+        <w:tc>
+          <w:tcPr>
+            <w:tcW w:type="dxa" w:w="1568"/>
+          </w:tcPr>
+          <w:p>
+            <w:pPr>
+              <w:spacing w:line="260" w:lineRule="exact" w:after="0"/>
+            </w:pPr>
+            <w:r/>
+            <w:r>
+              <w:rPr>
+                <w:rFonts w:ascii="Times New Roman" w:hAnsi="Times New Roman"/>
+                <w:b w:val="0"/>
+                <w:i w:val="0"/>
+                <w:sz w:val="22"/>
+              </w:rPr>
+              <w:t>Surgeon-specific historical data improve duration prediction; residual variability remains substantial</w:t>
+            </w:r>
+          </w:p>
+        </w:tc>
+        <w:tc>
+          <w:tcPr>
+            <w:tcW w:type="dxa" w:w="1568"/>
+          </w:tcPr>
+          <w:p>
+            <w:pPr>
+              <w:spacing w:line="260" w:lineRule="exact" w:after="0"/>
+            </w:pPr>
+            <w:r/>
+            <w:r>
+              <w:rPr>
+                <w:rFonts w:ascii="Times New Roman" w:hAnsi="Times New Roman"/>
+                <w:b w:val="0"/>
+                <w:i w:val="0"/>
+                <w:sz w:val="22"/>
+              </w:rPr>
+              <w:t>Supports the CV-based analysis of planning accuracy</w:t>
+            </w:r>
+          </w:p>
+        </w:tc>
+      </w:tr>
+      <w:tr>
+        <w:tc>
+          <w:tcPr>
+            <w:tcW w:type="dxa" w:w="1568"/>
+          </w:tcPr>
+          <w:p>
+            <w:pPr>
+              <w:spacing w:line="260" w:lineRule="exact" w:after="0"/>
+            </w:pPr>
+            <w:r/>
+            <w:r>
+              <w:rPr>
+                <w:rFonts w:ascii="Times New Roman" w:hAnsi="Times New Roman"/>
+                <w:b w:val="0"/>
+                <w:i w:val="0"/>
+                <w:sz w:val="22"/>
+              </w:rPr>
+              <w:t>22</w:t>
+            </w:r>
+          </w:p>
+        </w:tc>
+        <w:tc>
+          <w:tcPr>
+            <w:tcW w:type="dxa" w:w="1568"/>
+          </w:tcPr>
+          <w:p>
+            <w:pPr>
+              <w:spacing w:line="260" w:lineRule="exact" w:after="0"/>
+            </w:pPr>
+            <w:r/>
+            <w:r>
+              <w:rPr>
+                <w:rFonts w:ascii="Times New Roman" w:hAnsi="Times New Roman"/>
+                <w:b w:val="0"/>
+                <w:i w:val="0"/>
+                <w:sz w:val="22"/>
+              </w:rPr>
+              <w:t>MacMillan (2025)</w:t>
+            </w:r>
+          </w:p>
+        </w:tc>
+        <w:tc>
+          <w:tcPr>
+            <w:tcW w:type="dxa" w:w="1568"/>
+          </w:tcPr>
+          <w:p>
+            <w:pPr>
+              <w:spacing w:line="260" w:lineRule="exact" w:after="0"/>
+            </w:pPr>
+            <w:r/>
+            <w:r>
+              <w:rPr>
+                <w:rFonts w:ascii="Times New Roman" w:hAnsi="Times New Roman"/>
+                <w:b w:val="0"/>
+                <w:i w:val="0"/>
+                <w:sz w:val="22"/>
+              </w:rPr>
+              <w:t>Systematic review</w:t>
+            </w:r>
+          </w:p>
+        </w:tc>
+        <w:tc>
+          <w:tcPr>
+            <w:tcW w:type="dxa" w:w="1568"/>
+          </w:tcPr>
+          <w:p>
+            <w:pPr>
+              <w:spacing w:line="260" w:lineRule="exact" w:after="0"/>
+            </w:pPr>
+            <w:r/>
+            <w:r>
+              <w:rPr>
+                <w:rFonts w:ascii="Times New Roman" w:hAnsi="Times New Roman"/>
+                <w:b w:val="0"/>
+                <w:i w:val="0"/>
+                <w:sz w:val="22"/>
+              </w:rPr>
+              <w:t>37 studies on OR turnover time</w:t>
+            </w:r>
+          </w:p>
+        </w:tc>
+        <w:tc>
+          <w:tcPr>
+            <w:tcW w:type="dxa" w:w="1568"/>
+          </w:tcPr>
+          <w:p>
+            <w:pPr>
+              <w:spacing w:line="260" w:lineRule="exact" w:after="0"/>
+            </w:pPr>
+            <w:r/>
+            <w:r>
+              <w:rPr>
+                <w:rFonts w:ascii="Times New Roman" w:hAnsi="Times New Roman"/>
+                <w:b w:val="0"/>
+                <w:i w:val="0"/>
+                <w:sz w:val="22"/>
+              </w:rPr>
+              <w:t>Maps factors affecting turnover time; median turnover across studies was 25–45 minutes</w:t>
+            </w:r>
+          </w:p>
+        </w:tc>
+        <w:tc>
+          <w:tcPr>
+            <w:tcW w:type="dxa" w:w="1568"/>
+          </w:tcPr>
+          <w:p>
+            <w:pPr>
+              <w:spacing w:line="260" w:lineRule="exact" w:after="0"/>
+            </w:pPr>
+            <w:r/>
+            <w:r>
+              <w:rPr>
+                <w:rFonts w:ascii="Times New Roman" w:hAnsi="Times New Roman"/>
+                <w:b w:val="0"/>
+                <w:i w:val="0"/>
+                <w:sz w:val="22"/>
+              </w:rPr>
+              <w:t>Contextualises our inter-case idle time findings</w:t>
+            </w:r>
+          </w:p>
+        </w:tc>
+      </w:tr>
+      <w:tr>
+        <w:tc>
+          <w:tcPr>
+            <w:tcW w:type="dxa" w:w="1568"/>
+          </w:tcPr>
+          <w:p>
+            <w:pPr>
+              <w:spacing w:line="260" w:lineRule="exact" w:after="0"/>
+            </w:pPr>
+            <w:r/>
+            <w:r>
+              <w:rPr>
+                <w:rFonts w:ascii="Times New Roman" w:hAnsi="Times New Roman"/>
+                <w:b w:val="0"/>
+                <w:i w:val="0"/>
+                <w:sz w:val="22"/>
+              </w:rPr>
+              <w:t>23</w:t>
+            </w:r>
+          </w:p>
+        </w:tc>
+        <w:tc>
+          <w:tcPr>
+            <w:tcW w:type="dxa" w:w="1568"/>
+          </w:tcPr>
+          <w:p>
+            <w:pPr>
+              <w:spacing w:line="260" w:lineRule="exact" w:after="0"/>
+            </w:pPr>
+            <w:r/>
+            <w:r>
+              <w:rPr>
+                <w:rFonts w:ascii="Times New Roman" w:hAnsi="Times New Roman"/>
+                <w:b w:val="0"/>
+                <w:i w:val="0"/>
+                <w:sz w:val="22"/>
+              </w:rPr>
+              <w:t>Pandit (2012)</w:t>
+            </w:r>
+          </w:p>
+        </w:tc>
+        <w:tc>
+          <w:tcPr>
+            <w:tcW w:type="dxa" w:w="1568"/>
+          </w:tcPr>
+          <w:p>
+            <w:pPr>
+              <w:spacing w:line="260" w:lineRule="exact" w:after="0"/>
+            </w:pPr>
+            <w:r/>
+            <w:r>
+              <w:rPr>
+                <w:rFonts w:ascii="Times New Roman" w:hAnsi="Times New Roman"/>
+                <w:b w:val="0"/>
+                <w:i w:val="0"/>
+                <w:sz w:val="22"/>
+              </w:rPr>
+              <w:t>Retrospective observational</w:t>
+            </w:r>
+          </w:p>
+        </w:tc>
+        <w:tc>
+          <w:tcPr>
+            <w:tcW w:type="dxa" w:w="1568"/>
+          </w:tcPr>
+          <w:p>
+            <w:pPr>
+              <w:spacing w:line="260" w:lineRule="exact" w:after="0"/>
+            </w:pPr>
+            <w:r/>
+            <w:r>
+              <w:rPr>
+                <w:rFonts w:ascii="Times New Roman" w:hAnsi="Times New Roman"/>
+                <w:b w:val="0"/>
+                <w:i w:val="0"/>
+                <w:sz w:val="22"/>
+              </w:rPr>
+              <w:t>7,096 operating lists, UK</w:t>
+            </w:r>
+          </w:p>
+        </w:tc>
+        <w:tc>
+          <w:tcPr>
+            <w:tcW w:type="dxa" w:w="1568"/>
+          </w:tcPr>
+          <w:p>
+            <w:pPr>
+              <w:spacing w:line="260" w:lineRule="exact" w:after="0"/>
+            </w:pPr>
+            <w:r/>
+            <w:r>
+              <w:rPr>
+                <w:rFonts w:ascii="Times New Roman" w:hAnsi="Times New Roman"/>
+                <w:b w:val="0"/>
+                <w:i w:val="0"/>
+                <w:sz w:val="22"/>
+              </w:rPr>
+              <w:t>First-case start time explains only 4–8% of variance in list finish time (R-squared 0.04–0.08)</w:t>
+            </w:r>
+          </w:p>
+        </w:tc>
+        <w:tc>
+          <w:tcPr>
+            <w:tcW w:type="dxa" w:w="1568"/>
+          </w:tcPr>
+          <w:p>
+            <w:pPr>
+              <w:spacing w:line="260" w:lineRule="exact" w:after="0"/>
+            </w:pPr>
+            <w:r/>
+            <w:r>
+              <w:rPr>
+                <w:rFonts w:ascii="Times New Roman" w:hAnsi="Times New Roman"/>
+                <w:b w:val="0"/>
+                <w:i w:val="0"/>
+                <w:sz w:val="22"/>
+              </w:rPr>
+              <w:t>Supports the FCOTS finding</w:t>
+            </w:r>
+          </w:p>
+        </w:tc>
+      </w:tr>
+      <w:tr>
+        <w:tc>
+          <w:tcPr>
+            <w:tcW w:type="dxa" w:w="1568"/>
+          </w:tcPr>
+          <w:p>
+            <w:pPr>
+              <w:spacing w:line="260" w:lineRule="exact" w:after="0"/>
+            </w:pPr>
+            <w:r/>
+            <w:r>
+              <w:rPr>
+                <w:rFonts w:ascii="Times New Roman" w:hAnsi="Times New Roman"/>
+                <w:b w:val="0"/>
+                <w:i w:val="0"/>
+                <w:sz w:val="22"/>
+              </w:rPr>
+              <w:t>24</w:t>
+            </w:r>
+          </w:p>
+        </w:tc>
+        <w:tc>
+          <w:tcPr>
+            <w:tcW w:type="dxa" w:w="1568"/>
+          </w:tcPr>
+          <w:p>
+            <w:pPr>
+              <w:spacing w:line="260" w:lineRule="exact" w:after="0"/>
+            </w:pPr>
+            <w:r/>
+            <w:r>
+              <w:rPr>
+                <w:rFonts w:ascii="Times New Roman" w:hAnsi="Times New Roman"/>
+                <w:b w:val="0"/>
+                <w:i w:val="0"/>
+                <w:sz w:val="22"/>
+              </w:rPr>
+              <w:t>Zhang (2023)</w:t>
+            </w:r>
+          </w:p>
+        </w:tc>
+        <w:tc>
+          <w:tcPr>
+            <w:tcW w:type="dxa" w:w="1568"/>
+          </w:tcPr>
+          <w:p>
+            <w:pPr>
+              <w:spacing w:line="260" w:lineRule="exact" w:after="0"/>
+            </w:pPr>
+            <w:r/>
+            <w:r>
+              <w:rPr>
+                <w:rFonts w:ascii="Times New Roman" w:hAnsi="Times New Roman"/>
+                <w:b w:val="0"/>
+                <w:i w:val="0"/>
+                <w:sz w:val="22"/>
+              </w:rPr>
+              <w:t>Editorial / methodological commentary</w:t>
+            </w:r>
+          </w:p>
+        </w:tc>
+        <w:tc>
+          <w:tcPr>
+            <w:tcW w:type="dxa" w:w="1568"/>
+          </w:tcPr>
+          <w:p>
+            <w:pPr>
+              <w:spacing w:line="260" w:lineRule="exact" w:after="0"/>
+            </w:pPr>
+            <w:r/>
+            <w:r>
+              <w:rPr>
+                <w:rFonts w:ascii="Times New Roman" w:hAnsi="Times New Roman"/>
+                <w:b w:val="0"/>
+                <w:i w:val="0"/>
+                <w:sz w:val="22"/>
+              </w:rPr>
+              <w:t>OR metrics in the UK</w:t>
+            </w:r>
+          </w:p>
+        </w:tc>
+        <w:tc>
+          <w:tcPr>
+            <w:tcW w:type="dxa" w:w="1568"/>
+          </w:tcPr>
+          <w:p>
+            <w:pPr>
+              <w:spacing w:line="260" w:lineRule="exact" w:after="0"/>
+            </w:pPr>
+            <w:r/>
+            <w:r>
+              <w:rPr>
+                <w:rFonts w:ascii="Times New Roman" w:hAnsi="Times New Roman"/>
+                <w:b w:val="0"/>
+                <w:i w:val="0"/>
+                <w:sz w:val="22"/>
+              </w:rPr>
+              <w:t>Valid room-level metrics are a prerequisite for quality improvement</w:t>
+            </w:r>
+          </w:p>
+        </w:tc>
+        <w:tc>
+          <w:tcPr>
+            <w:tcW w:type="dxa" w:w="1568"/>
+          </w:tcPr>
+          <w:p>
+            <w:pPr>
+              <w:spacing w:line="260" w:lineRule="exact" w:after="0"/>
+            </w:pPr>
+            <w:r/>
+            <w:r>
+              <w:rPr>
+                <w:rFonts w:ascii="Times New Roman" w:hAnsi="Times New Roman"/>
+                <w:b w:val="0"/>
+                <w:i w:val="0"/>
+                <w:sz w:val="22"/>
+              </w:rPr>
+              <w:t>Supports room-level monitoring recommendation</w:t>
+            </w:r>
+          </w:p>
+        </w:tc>
+      </w:tr>
+      <w:tr>
+        <w:tc>
+          <w:tcPr>
+            <w:tcW w:type="dxa" w:w="1568"/>
+          </w:tcPr>
+          <w:p>
+            <w:pPr>
+              <w:spacing w:line="260" w:lineRule="exact" w:after="0"/>
+            </w:pPr>
+            <w:r/>
+            <w:r>
+              <w:rPr>
+                <w:rFonts w:ascii="Times New Roman" w:hAnsi="Times New Roman"/>
+                <w:b w:val="0"/>
+                <w:i w:val="0"/>
+                <w:sz w:val="22"/>
+              </w:rPr>
+              <w:t>25</w:t>
+            </w:r>
+          </w:p>
+        </w:tc>
+        <w:tc>
+          <w:tcPr>
+            <w:tcW w:type="dxa" w:w="1568"/>
+          </w:tcPr>
+          <w:p>
+            <w:pPr>
+              <w:spacing w:line="260" w:lineRule="exact" w:after="0"/>
+            </w:pPr>
+            <w:r/>
+            <w:r>
+              <w:rPr>
+                <w:rFonts w:ascii="Times New Roman" w:hAnsi="Times New Roman"/>
+                <w:b w:val="0"/>
+                <w:i w:val="0"/>
+                <w:sz w:val="22"/>
+              </w:rPr>
+              <w:t>Dexter (2009)</w:t>
+            </w:r>
+          </w:p>
+        </w:tc>
+        <w:tc>
+          <w:tcPr>
+            <w:tcW w:type="dxa" w:w="1568"/>
+          </w:tcPr>
+          <w:p>
+            <w:pPr>
+              <w:spacing w:line="260" w:lineRule="exact" w:after="0"/>
+            </w:pPr>
+            <w:r/>
+            <w:r>
+              <w:rPr>
+                <w:rFonts w:ascii="Times New Roman" w:hAnsi="Times New Roman"/>
+                <w:b w:val="0"/>
+                <w:i w:val="0"/>
+                <w:sz w:val="22"/>
+              </w:rPr>
+              <w:t>Decision-analytic model</w:t>
+            </w:r>
+          </w:p>
+        </w:tc>
+        <w:tc>
+          <w:tcPr>
+            <w:tcW w:type="dxa" w:w="1568"/>
+          </w:tcPr>
+          <w:p>
+            <w:pPr>
+              <w:spacing w:line="260" w:lineRule="exact" w:after="0"/>
+            </w:pPr>
+            <w:r/>
+            <w:r>
+              <w:rPr>
+                <w:rFonts w:ascii="Times New Roman" w:hAnsi="Times New Roman"/>
+                <w:b w:val="0"/>
+                <w:i w:val="0"/>
+                <w:sz w:val="22"/>
+              </w:rPr>
+              <w:t>Marginal cost of tardiness</w:t>
+            </w:r>
+          </w:p>
+        </w:tc>
+        <w:tc>
+          <w:tcPr>
+            <w:tcW w:type="dxa" w:w="1568"/>
+          </w:tcPr>
+          <w:p>
+            <w:pPr>
+              <w:spacing w:line="260" w:lineRule="exact" w:after="0"/>
+            </w:pPr>
+            <w:r/>
+            <w:r>
+              <w:rPr>
+                <w:rFonts w:ascii="Times New Roman" w:hAnsi="Times New Roman"/>
+                <w:b w:val="0"/>
+                <w:i w:val="0"/>
+                <w:sz w:val="22"/>
+              </w:rPr>
+              <w:t>Each minute of first-case tardiness carries a marginal cost, but the effect is small relative to case-mix variation</w:t>
+            </w:r>
+          </w:p>
+        </w:tc>
+        <w:tc>
+          <w:tcPr>
+            <w:tcW w:type="dxa" w:w="1568"/>
+          </w:tcPr>
+          <w:p>
+            <w:pPr>
+              <w:spacing w:line="260" w:lineRule="exact" w:after="0"/>
+            </w:pPr>
+            <w:r/>
+            <w:r>
+              <w:rPr>
+                <w:rFonts w:ascii="Times New Roman" w:hAnsi="Times New Roman"/>
+                <w:b w:val="0"/>
+                <w:i w:val="0"/>
+                <w:sz w:val="22"/>
+              </w:rPr>
+              <w:t>Contextualises FCOTS discussion</w:t>
+            </w:r>
+          </w:p>
+        </w:tc>
+      </w:tr>
+      <w:tr>
+        <w:tc>
+          <w:tcPr>
+            <w:tcW w:type="dxa" w:w="1568"/>
+          </w:tcPr>
+          <w:p>
+            <w:pPr>
+              <w:spacing w:line="260" w:lineRule="exact" w:after="0"/>
+            </w:pPr>
+            <w:r/>
+            <w:r>
+              <w:rPr>
+                <w:rFonts w:ascii="Times New Roman" w:hAnsi="Times New Roman"/>
+                <w:b w:val="0"/>
+                <w:i w:val="0"/>
+                <w:sz w:val="22"/>
+              </w:rPr>
+              <w:t>26</w:t>
+            </w:r>
+          </w:p>
+        </w:tc>
+        <w:tc>
+          <w:tcPr>
+            <w:tcW w:type="dxa" w:w="1568"/>
+          </w:tcPr>
+          <w:p>
+            <w:pPr>
+              <w:spacing w:line="260" w:lineRule="exact" w:after="0"/>
+            </w:pPr>
+            <w:r/>
+            <w:r>
+              <w:rPr>
+                <w:rFonts w:ascii="Times New Roman" w:hAnsi="Times New Roman"/>
+                <w:b w:val="0"/>
+                <w:i w:val="0"/>
+                <w:sz w:val="22"/>
+              </w:rPr>
+              <w:t>Wachtel (2009)</w:t>
+            </w:r>
+          </w:p>
+        </w:tc>
+        <w:tc>
+          <w:tcPr>
+            <w:tcW w:type="dxa" w:w="1568"/>
+          </w:tcPr>
+          <w:p>
+            <w:pPr>
+              <w:spacing w:line="260" w:lineRule="exact" w:after="0"/>
+            </w:pPr>
+            <w:r/>
+            <w:r>
+              <w:rPr>
+                <w:rFonts w:ascii="Times New Roman" w:hAnsi="Times New Roman"/>
+                <w:b w:val="0"/>
+                <w:i w:val="0"/>
+                <w:sz w:val="22"/>
+              </w:rPr>
+              <w:t>Retrospective observational</w:t>
+            </w:r>
+          </w:p>
+        </w:tc>
+        <w:tc>
+          <w:tcPr>
+            <w:tcW w:type="dxa" w:w="1568"/>
+          </w:tcPr>
+          <w:p>
+            <w:pPr>
+              <w:spacing w:line="260" w:lineRule="exact" w:after="0"/>
+            </w:pPr>
+            <w:r/>
+            <w:r>
+              <w:rPr>
+                <w:rFonts w:ascii="Times New Roman" w:hAnsi="Times New Roman"/>
+                <w:b w:val="0"/>
+                <w:i w:val="0"/>
+                <w:sz w:val="22"/>
+              </w:rPr>
+              <w:t>Large US OR dataset</w:t>
+            </w:r>
+          </w:p>
+        </w:tc>
+        <w:tc>
+          <w:tcPr>
+            <w:tcW w:type="dxa" w:w="1568"/>
+          </w:tcPr>
+          <w:p>
+            <w:pPr>
+              <w:spacing w:line="260" w:lineRule="exact" w:after="0"/>
+            </w:pPr>
+            <w:r/>
+            <w:r>
+              <w:rPr>
+                <w:rFonts w:ascii="Times New Roman" w:hAnsi="Times New Roman"/>
+                <w:b w:val="0"/>
+                <w:i w:val="0"/>
+                <w:sz w:val="22"/>
+              </w:rPr>
+              <w:t>Tardiness accumulates through the day as duration uncertainty compounds across sequential cases</w:t>
+            </w:r>
+          </w:p>
+        </w:tc>
+        <w:tc>
+          <w:tcPr>
+            <w:tcW w:type="dxa" w:w="1568"/>
+          </w:tcPr>
+          <w:p>
+            <w:pPr>
+              <w:spacing w:line="260" w:lineRule="exact" w:after="0"/>
+            </w:pPr>
+            <w:r/>
+            <w:r>
+              <w:rPr>
+                <w:rFonts w:ascii="Times New Roman" w:hAnsi="Times New Roman"/>
+                <w:b w:val="0"/>
+                <w:i w:val="0"/>
+                <w:sz w:val="22"/>
+              </w:rPr>
+              <w:t>Supports planning-accuracy discussion</w:t>
+            </w:r>
+          </w:p>
+        </w:tc>
+      </w:tr>
+      <w:tr>
+        <w:tc>
+          <w:tcPr>
+            <w:tcW w:type="dxa" w:w="1568"/>
+          </w:tcPr>
+          <w:p>
+            <w:pPr>
+              <w:spacing w:line="260" w:lineRule="exact" w:after="0"/>
+            </w:pPr>
+            <w:r/>
+            <w:r>
+              <w:rPr>
+                <w:rFonts w:ascii="Times New Roman" w:hAnsi="Times New Roman"/>
+                <w:b w:val="0"/>
+                <w:i w:val="0"/>
+                <w:sz w:val="22"/>
+              </w:rPr>
+              <w:t>27</w:t>
+            </w:r>
+          </w:p>
+        </w:tc>
+        <w:tc>
+          <w:tcPr>
+            <w:tcW w:type="dxa" w:w="1568"/>
+          </w:tcPr>
+          <w:p>
+            <w:pPr>
+              <w:spacing w:line="260" w:lineRule="exact" w:after="0"/>
+            </w:pPr>
+            <w:r/>
+            <w:r>
+              <w:rPr>
+                <w:rFonts w:ascii="Times New Roman" w:hAnsi="Times New Roman"/>
+                <w:b w:val="0"/>
+                <w:i w:val="0"/>
+                <w:sz w:val="22"/>
+              </w:rPr>
+              <w:t>Fugener (2017)</w:t>
+            </w:r>
+          </w:p>
+        </w:tc>
+        <w:tc>
+          <w:tcPr>
+            <w:tcW w:type="dxa" w:w="1568"/>
+          </w:tcPr>
+          <w:p>
+            <w:pPr>
+              <w:spacing w:line="260" w:lineRule="exact" w:after="0"/>
+            </w:pPr>
+            <w:r/>
+            <w:r>
+              <w:rPr>
+                <w:rFonts w:ascii="Times New Roman" w:hAnsi="Times New Roman"/>
+                <w:b w:val="0"/>
+                <w:i w:val="0"/>
+                <w:sz w:val="22"/>
+              </w:rPr>
+              <w:t>Behavioural experiment and retrospective analysis</w:t>
+            </w:r>
+          </w:p>
+        </w:tc>
+        <w:tc>
+          <w:tcPr>
+            <w:tcW w:type="dxa" w:w="1568"/>
+          </w:tcPr>
+          <w:p>
+            <w:pPr>
+              <w:spacing w:line="260" w:lineRule="exact" w:after="0"/>
+            </w:pPr>
+            <w:r/>
+            <w:r>
+              <w:rPr>
+                <w:rFonts w:ascii="Times New Roman" w:hAnsi="Times New Roman"/>
+                <w:b w:val="0"/>
+                <w:i w:val="0"/>
+                <w:sz w:val="22"/>
+              </w:rPr>
+              <w:t>German hospital OR data</w:t>
+            </w:r>
+          </w:p>
+        </w:tc>
+        <w:tc>
+          <w:tcPr>
+            <w:tcW w:type="dxa" w:w="1568"/>
+          </w:tcPr>
+          <w:p>
+            <w:pPr>
+              <w:spacing w:line="260" w:lineRule="exact" w:after="0"/>
+            </w:pPr>
+            <w:r/>
+            <w:r>
+              <w:rPr>
+                <w:rFonts w:ascii="Times New Roman" w:hAnsi="Times New Roman"/>
+                <w:b w:val="0"/>
+                <w:i w:val="0"/>
+                <w:sz w:val="22"/>
+              </w:rPr>
+              <w:t>Surgeons systematically underestimate durations for complex cases; bias compounds across a list</w:t>
+            </w:r>
+          </w:p>
+        </w:tc>
+        <w:tc>
+          <w:tcPr>
+            <w:tcW w:type="dxa" w:w="1568"/>
+          </w:tcPr>
+          <w:p>
+            <w:pPr>
+              <w:spacing w:line="260" w:lineRule="exact" w:after="0"/>
+            </w:pPr>
+            <w:r/>
+            <w:r>
+              <w:rPr>
+                <w:rFonts w:ascii="Times New Roman" w:hAnsi="Times New Roman"/>
+                <w:b w:val="0"/>
+                <w:i w:val="0"/>
+                <w:sz w:val="22"/>
+              </w:rPr>
+              <w:t>Supports planning-accuracy discussion</w:t>
+            </w:r>
+          </w:p>
+        </w:tc>
+      </w:tr>
+    </w:tbl>
+    <w:p>
+      <w:pPr>
+        <w:spacing w:line="120" w:lineRule="exact"/>
+      </w:pPr>
+    </w:p>
     <w:sectPr>
       <w:pgSz w:w="12240" w:h="15840"/>
       <w:pgMar w:top="1417" w:right="1417" w:bottom="1417" w:left="1417" w:header="720" w:footer="720" w:gutter="0"/>

--- a/paper/bmjqs_v2_overtime/submission/manuscript.docx
+++ b/paper/bmjqs_v2_overtime/submission/manuscript.docx
@@ -2543,7 +2543,7 @@
           <w:i w:val="0"/>
           <w:sz w:val="24"/>
         </w:rPr>
-        <w:t>We measured the spread with the coefficient of variation (CV), the standard deviation of duration divided by its mean, which puts cases of different lengths on a comparable scale. Observed-duration CV was highest for short cases (0.61 for under 30 minutes), lowest for mid-length cases (0.35 to 0.36 for 61 to 180 minutes), and intermediate for the longest cases (0.42 for over 180 minutes); short cases are proportionally the most variable because a few extra minutes is a large fraction of a brief booking. The CV of the planning error itself was higher still, reaching 1.86 in the over-180-minute bucket, where the spread of the booking error was nearly twice its own average. The schedule was therefore least able to predict the finishing time of the longest cases. These procedures, mainly complex cardiac and oncology cases, clustered in the rooms with the highest overtime, so the rooms that were hardest to plan were also the ones that most often ran late.</w:t>
+        <w:t>We measured the spread with the coefficient of variation (CV), the standard deviation of duration divided by its mean, which puts cases of different lengths on a comparable scale. Observed-duration CV was highest for short cases (0.54 for under 30 minutes), lowest for mid-length cases (about 0.35 for 61 to 180 minutes), and intermediate for the longest cases (0.42 for over 180 minutes); short cases are proportionally the most variable because a few extra minutes is a large fraction of a brief booking. The CV of the planning error itself was higher still, reaching 1.84 in the over-180-minute bucket, where the spread of the booking error was nearly twice its own average. The schedule was therefore least able to predict the finishing time of the longest cases. These procedures, mainly complex cardiac and oncology cases, clustered in the rooms with the highest overtime, so the rooms that were hardest to plan were also the ones that most often ran late.</w:t>
       </w:r>
     </w:p>
     <w:p>

--- a/paper/bmjqs_v2_overtime/submission/manuscript.docx
+++ b/paper/bmjqs_v2_overtime/submission/manuscript.docx
@@ -263,7 +263,7 @@
           <w:i w:val="0"/>
           <w:sz w:val="24"/>
         </w:rPr>
-        <w:t xml:space="preserve"> 7,729 cases (9.7%) ran past the end of their assigned shift, with a mean overtime of 60.3 minutes and a 95th percentile of 197 minutes. Overtime concentrated in a small number of rooms: OR10 ran overtime on 32.9% of its cases (mean 154 minutes), while OR14 ran overtime on 3.5%. Urgent cases ran after-hours at more than twice the elective rate (18.2% versus 8.3%). Unplanned urgent cases disrupted the elective programme on 68.8% of observation days, associated with a median difference of approximately 30 minutes in elective start times. First-case punctuality and inter-case idle time showed no consistent association with room-level overtime.</w:t>
+        <w:t xml:space="preserve"> 7,729 cases (9.7%) ran past the end of their assigned shift, with a mean overtime of 60.3 minutes and a 95th percentile of 197 minutes. Overtime concentrated in a small number of rooms: OR10 ran overtime on 32.9% of its cases (mean 154 minutes), while OR14 ran overtime on 3.5%. Urgent cases ran after-hours at more than twice the elective rate (18.2% versus 8.3%). Unplanned urgent cases disrupted the elective programme on 68.8% of observation days, associated with a median difference of approximately 30 minutes in elective start times. Start-time punctuality and inter-case idle time showed no consistent association with room-level overtime.</w:t>
       </w:r>
     </w:p>
     <w:p>
@@ -286,7 +286,7 @@
           <w:i w:val="0"/>
           <w:sz w:val="24"/>
         </w:rPr>
-        <w:t xml:space="preserve"> At this tertiary hospital, overtime concentrated in a small number of rooms, with case-mix complexity and unplanned urgent-case disruption of the elective programme as the most visible associated factors. Room-level overtime monitoring and scheduling that accounts for urgent-case flow are more practical targets for quality improvement than first-case punctuality alone.</w:t>
+        <w:t xml:space="preserve"> At this tertiary hospital, overtime concentrated in a small number of rooms, with case-mix complexity and unplanned urgent-case disruption of the elective programme as the most visible associated factors. Room-level overtime monitoring and scheduling that accounts for urgent-case flow are more practical targets for quality improvement than start-time punctuality alone.</w:t>
       </w:r>
     </w:p>
     <w:p>
@@ -358,7 +358,7 @@
           <w:i w:val="0"/>
           <w:sz w:val="24"/>
         </w:rPr>
-        <w:t>• In a single-center retrospective analysis of 79,352 surgical cases, overtime concentrated in a small number of rooms, with a nearly ten-fold spread across the same hospital (3.5% to 32.9%). Case-mix complexity and unplanned urgent cases disrupting the elective programme were the factors most visibly associated with room-level overtime; first-case punctuality and inter-case idle time were not.</w:t>
+        <w:t>• In a single-center retrospective analysis of 79,352 surgical cases, overtime concentrated in a small number of rooms, with a nearly ten-fold spread across the same hospital (3.5% to 32.9%). Case-mix complexity and unplanned urgent cases disrupting the elective programme were the factors most visibly associated with room-level overtime; start-time punctuality and inter-case idle time were not.</w:t>
       </w:r>
     </w:p>
     <w:p>
@@ -758,7 +758,7 @@
           <w:i w:val="0"/>
           <w:sz w:val="24"/>
         </w:rPr>
-        <w:t>2. Which operational factors (duration overruns, urgent-elective interaction, and first-case punctuality) are associated with overtime? This tests which candidate factors identified in the literature are visible in our data, to inform where scheduling interventions should be directed.</w:t>
+        <w:t>2. Which operational factors (duration overruns, urgent-elective interaction, and start-time punctuality) are associated with overtime? This tests which candidate factors identified in the literature are visible in our data, to inform where scheduling interventions should be directed.</w:t>
       </w:r>
     </w:p>
     <w:p>
@@ -816,7 +816,7 @@
           <w:i w:val="0"/>
           <w:sz w:val="24"/>
         </w:rPr>
-        <w:t>We used administrative OR data from 1 January 2022 to 31 May 2025, covering 79,352 cases in the 18 surgical operating rooms, 60,895 unique patients, and 1,276 distinct procedure types. The admission mix was 42.3% ambulatory and 57.7% inpatient (ambulatory patients are discharged on the day of surgery; inpatient patients are admitted overnight). Room-in and room-out times are the only procedural time markers confirmed as reliable by the hospital's clinical team; all timing analyses use these two time points. The administrative system also records planned duration, urgency (elective versus non-elective), and room assignment. From these inputs, and following the glossary of Bauer et al.,</w:t>
+        <w:t>We used administrative OR data from 1 January 2022 to 31 May 2025 from the 18 surgical operating rooms. Endoscopy suites and catheterization laboratory cases without an anesthesiologist present were excluded. Cases with implausible timestamps (zero observed duration, planned duration exceeding 24 hours, or extreme deviations from the planned schedule) were also removed. The final cohort comprised 79,352 cases involving 60,895 unique patients and 1,276 distinct procedure types. The admission mix was 42.3% ambulatory and 57.7% inpatient (ambulatory patients are discharged on the day of surgery; inpatient patients are admitted overnight). Room-in and room-out times are the only procedural time markers confirmed as reliable by the hospital's clinical team; all timing analyses use these two time points. The administrative system also records planned duration, urgency (non-elective cases were those scheduled or performed within 24 hours of booking; all others were classified as elective), and room assignment. From these inputs, and following the glossary of Bauer et al.,</w:t>
       </w:r>
       <w:r>
         <w:rPr>
@@ -862,7 +862,7 @@
           <w:i w:val="0"/>
           <w:sz w:val="24"/>
         </w:rPr>
-        <w:t>Each case was assigned to a shift based on its actual room-in time: day (08:00 to 16:30), evening (16:30 to 22:00), or night (22:00 to 08:00). A case was flagged as overtime if its room-out fell after the end of its assigned shift; overtime minutes equal the positive difference between room-out and shift end. We chose this shift-based definition because the change of nursing staff at each boundary is the operational event that makes overtime consequential at this site, and because it aligns with Bauer et al.</w:t>
+        <w:t>Each case was assigned to a shift based on its actual room-in time: day (08:00 to 16:30), evening (16:30 to 22:00), or night (22:00 to 08:00). The same boundaries were applied on weekends. A case was flagged as overtime if its room-out fell after the end of its assigned shift; overtime minutes equal the positive difference between room-out and shift end. We chose this shift-based definition because the change of nursing staff at each boundary is the operational event that makes overtime consequential at this site, and because it aligns with Bauer et al.</w:t>
       </w:r>
       <w:r>
         <w:rPr>
@@ -919,7 +919,7 @@
           <w:i w:val="0"/>
           <w:sz w:val="24"/>
         </w:rPr>
-        <w:t xml:space="preserve"> urgency mix and timing, urgent-elective interaction (defined and reported in Results), first-case start-time deviation per room, inter-case idle time, and room swaps. We also computed Spearman rank correlations across the 18 rooms between room-level overtime rate and two candidate factors: first-case late-start rate and mean inter-case idle time. Intermediate findings were reviewed with the clinical team and used to refine variable definitions and exclusions. The study is reported in accordance with the STROBE guidelines for observational studies.</w:t>
+        <w:t xml:space="preserve"> urgency mix and timing, urgent-elective interaction (defined and reported in Results), start-time deviation per room, inter-case idle time, and room swaps. We also computed Spearman rank correlations across the 18 rooms between room-level overtime rate and two candidate factors: late-start rate and mean inter-case idle time. Intermediate findings were reviewed with the clinical team and used to refine variable definitions and exclusions. The study is reported in accordance with the STROBE guidelines for observational studies.</w:t>
       </w:r>
     </w:p>
     <w:p>
@@ -3433,7 +3433,7 @@
           <w:i/>
           <w:sz w:val="24"/>
         </w:rPr>
-        <w:t>First-case punctuality.</w:t>
+        <w:t>Start-time punctuality.</w:t>
       </w:r>
       <w:r>
         <w:rPr>
@@ -3442,7 +3442,7 @@
           <w:i w:val="0"/>
           <w:sz w:val="24"/>
         </w:rPr>
-        <w:t xml:space="preserve"> Across all 18 rooms, late-start rate showed no significant correlation with room-level overtime rate (Spearman rho = −0.29, p = 0.24). The direction of the association was negative: rooms with higher late-start rates tended to have lower overtime rates rather than higher ones. OR10 had the lowest late-start rate of all 18 rooms (46.1%) yet the highest overtime rate (32.9%); OR14 had a late-start rate of 78.7% yet the lowest overtime rate (3.5%); OR11 had the highest late-start rate (82.4%) with a mid-range overtime rate (11.7%). This is consistent with Pandit et al., who reported R-squared values of 0.04 to 0.08 between start and finish times across more than 7,000 operating room lists.</w:t>
+        <w:t xml:space="preserve"> Across all cases and rooms, 67.4% started later than their planned time, with a mean delay of 74.6 minutes and a median of 28 minutes among late cases. At the room level, late-start rate showed no significant correlation with overtime rate (Spearman rho = −0.29, p = 0.24). The direction of the association was negative: rooms with higher late-start rates tended to have lower overtime rates rather than higher ones. OR10 had the lowest late-start rate of all 18 rooms (46.1%) yet the highest overtime rate (32.9%); OR14 had a late-start rate of 78.7% yet the lowest overtime rate (3.5%); OR11 had the highest late-start rate (82.4%) with a mid-range overtime rate (11.7%). This is consistent with Pandit et al., who reported R-squared values of 0.04 to 0.08 between start and finish times across more than 7,000 operating room lists.</w:t>
       </w:r>
       <w:r>
         <w:rPr>
@@ -3459,7 +3459,7 @@
           <w:i w:val="0"/>
           <w:sz w:val="24"/>
         </w:rPr>
-        <w:t xml:space="preserve"> First-case punctuality was therefore not associated with where overtime accumulates at the room level.</w:t>
+        <w:t xml:space="preserve"> Start-time punctuality was therefore not associated with where overtime accumulates at the room level.</w:t>
       </w:r>
     </w:p>
     <w:p>
@@ -3551,7 +3551,7 @@
           <w:i w:val="0"/>
           <w:sz w:val="24"/>
         </w:rPr>
-        <w:t>In this single-center analysis of 79,352 cases, overtime was not a diffuse hospital-wide phenomenon. The aggregate rate (9.7%) hid a near ten-fold spread across rooms (3.5 to 32.9%). The factors most visibly associated with the room-level pattern were case-mix complexity and routine urgent-elective overlap; first-case punctuality and inter-case idle time were not.</w:t>
+        <w:t>In this single-center analysis of 79,352 cases, overtime was not a diffuse hospital-wide phenomenon. The aggregate rate (9.7%) hid a near ten-fold spread across rooms (3.5 to 32.9%). The factors most visibly associated with the room-level pattern were case-mix complexity and routine urgent-elective overlap; start-time punctuality and inter-case idle time were not.</w:t>
       </w:r>
     </w:p>
     <w:p>
@@ -3715,7 +3715,7 @@
           <w:i w:val="0"/>
           <w:sz w:val="24"/>
         </w:rPr>
-        <w:t xml:space="preserve"> At the room level, our data do not show that relationship: late-start rate and overtime rate were not significantly correlated (Spearman rho = −0.29, p = 0.24), and the room with the lowest late-start rate (OR10, 46.1%) had the highest overtime (32.9%), while a room with one of the highest late-start rates (OR14, 78.7%) had the lowest overtime (3.5%). Pandit et al. reported a similar disconnect across more than 7,000 operating room lists.</w:t>
+        <w:t xml:space="preserve"> We tested a broader version of this hypothesis using the per-room late-start rate across all scheduled cases, not only first cases. At the room level, late-start rate and overtime rate were not significantly correlated (Spearman rho = −0.29, p = 0.24), and the room with the lowest late-start rate (OR10, 46.1%) had the highest overtime (32.9%), while a room with one of the highest late-start rates (OR14, 78.7%) had the lowest overtime (3.5%). Pandit et al. reported a similar disconnect across more than 7,000 operating room lists.</w:t>
       </w:r>
       <w:r>
         <w:rPr>
@@ -3901,7 +3901,7 @@
           <w:i w:val="0"/>
           <w:sz w:val="24"/>
         </w:rPr>
-        <w:t>Operating-room overtime at this tertiary hospital concentrated in a small number of rooms, with case-mix complexity and unplanned urgent-case disruption of the elective programme as the most strongly associated factors. First-case punctuality and inter-case idle time were not associated with room-level overtime. The findings support room-level rather than hospital-level overtime monitoring and scheduling interventions that account for urgent-case flow.</w:t>
+        <w:t>Operating-room overtime at this tertiary hospital concentrated in a small number of rooms, with case-mix complexity and unplanned urgent-case disruption of the elective programme as the most strongly associated factors. Start-time punctuality and inter-case idle time were not associated with room-level overtime. The findings support room-level rather than hospital-level overtime monitoring and scheduling interventions that account for urgent-case flow.</w:t>
       </w:r>
     </w:p>
     <w:p>

--- a/paper/bmjqs_v2_overtime/submission/manuscript.docx
+++ b/paper/bmjqs_v2_overtime/submission/manuscript.docx
@@ -17,21 +17,6 @@
     </w:p>
     <w:p>
       <w:pPr>
-        <w:spacing w:after="120" w:before="0" w:line="480" w:lineRule="exact"/>
-        <w:jc w:val="left"/>
-      </w:pPr>
-      <w:r>
-        <w:rPr>
-          <w:rFonts w:ascii="Times New Roman" w:hAnsi="Times New Roman"/>
-          <w:b w:val="0"/>
-          <w:i w:val="0"/>
-          <w:sz w:val="24"/>
-        </w:rPr>
-        <w:t>Maxim Riebus, Haroon Tharwat, Niels Martin, Ben Van Bylen, and Dieter Mesotten</w:t>
-      </w:r>
-    </w:p>
-    <w:p>
-      <w:pPr>
         <w:spacing w:after="120" w:before="120" w:line="480" w:lineRule="exact"/>
         <w:jc w:val="left"/>
       </w:pPr>
@@ -42,7 +27,7 @@
           <w:i/>
           <w:sz w:val="24"/>
         </w:rPr>
-        <w:t>[Affiliations to be completed]</w:t>
+        <w:t>[Authors and affiliations removed for blinded review]</w:t>
       </w:r>
     </w:p>
     <w:p>
@@ -65,7 +50,7 @@
           <w:i w:val="0"/>
           <w:sz w:val="24"/>
         </w:rPr>
-        <w:t xml:space="preserve"> [corresponding author details]</w:t>
+        <w:t xml:space="preserve"> [removed for blinded review]</w:t>
       </w:r>
     </w:p>
     <w:p>
@@ -194,7 +179,7 @@
           <w:i w:val="0"/>
           <w:sz w:val="24"/>
         </w:rPr>
-        <w:t xml:space="preserve"> Retrospective observational study of administrative operating-room data at a 24/7 tertiary hospital in Belgium operating 18 surgical operating rooms.</w:t>
+        <w:t xml:space="preserve"> Retrospective observational study of administrative operating-room data at a 24/7 tertiary hospital in [country] operating 18 surgical operating rooms.</w:t>
       </w:r>
     </w:p>
     <w:p>
@@ -728,7 +713,7 @@
           <w:i w:val="0"/>
           <w:sz w:val="24"/>
         </w:rPr>
-        <w:t>This study is part of a broader effort at a Belgian tertiary hospital to improve OR performance. We analyze scheduled-versus-observed performance from administrative data and address two questions:</w:t>
+        <w:t>This study is part of a broader effort at a tertiary hospital to improve OR performance. We analyze scheduled-versus-observed performance from administrative data and address two questions:</w:t>
       </w:r>
     </w:p>
     <w:p>
@@ -801,7 +786,7 @@
           <w:i w:val="0"/>
           <w:sz w:val="24"/>
         </w:rPr>
-        <w:t>The study hospital is a 24/7 tertiary center in Belgium performing more than 22,000 surgical procedures per year. It operates 18 surgical operating rooms and 7 interventional operating rooms. The surgical staff includes 195 surgeons and 207 anesthesiologists (including trainees and fellows), covering all surgical specialties except congenital cardiac surgery and organ transplantation. During the 08:00 to 16:30 day shift, each room is staffed with 2 to 3 nurses; at 16:30 the hospital reduces to 8 staffed rooms, at 17:30 to 4, and overnight to a single room.</w:t>
+        <w:t>The study hospital is a 24/7 tertiary center in [country] performing more than 22,000 surgical procedures per year. It operates 18 surgical operating rooms and 7 interventional operating rooms. The surgical staff includes 195 surgeons and 207 anesthesiologists (including trainees and fellows), covering all surgical specialties except congenital cardiac surgery and organ transplantation. During the 08:00 to 16:30 day shift, each room is staffed with 2 to 3 nurses; at 16:30 the hospital reduces to 8 staffed rooms, at 17:30 to 4, and overnight to a single room.</w:t>
       </w:r>
     </w:p>
     <w:p>
@@ -816,7 +801,7 @@
           <w:i w:val="0"/>
           <w:sz w:val="24"/>
         </w:rPr>
-        <w:t>We used administrative OR data from 1 January 2022 to 31 May 2025 from the 18 surgical operating rooms. Endoscopy suites and catheterization laboratory cases without an anesthesiologist present were excluded. Cases with implausible timestamps (zero observed duration, planned duration exceeding 24 hours, or extreme deviations from the planned schedule) were also removed. The final cohort comprised 79,352 cases involving 60,895 unique patients and 1,276 distinct procedure types. The admission mix was 42.3% ambulatory and 57.7% inpatient (ambulatory patients are discharged on the day of surgery; inpatient patients are admitted overnight). Room-in and room-out times are the only procedural time markers confirmed as reliable by the hospital's clinical team; all timing analyses use these two time points. The administrative system also records planned duration, urgency (non-elective cases were those scheduled or performed within 24 hours of booking; all others were classified as elective), and room assignment. From these inputs, and following the glossary of Bauer et al.,</w:t>
+        <w:t>We used administrative OR data from 1 January 2022 to 31 May 2025 from the 18 surgical operating rooms. Endoscopy suites and catheterization laboratory cases without an anesthesiologist present were excluded. Cases with implausible timestamps (zero observed duration, planned duration exceeding 24 hours, or extreme deviations from the planned schedule) were also removed. The final cohort comprised 79,352 cases involving 60,895 unique patients and 1,276 distinct procedure types. The admission mix was 42.3% ambulatory and 57.7% inpatient (ambulatory patients are discharged on the day of surgery; inpatient patients are admitted overnight). Room-in and room-out times are the only procedural time markers confirmed as reliable by the hospital's clinical team; all timing analyses use these two time points. The administrative system also records planned duration, urgency (cases scheduled or performed within 24 hours of booking were classified as non-elective, hereafter referred to as urgent; all others were classified as elective), and room assignment. From these inputs, and following the glossary of Bauer et al.,</w:t>
       </w:r>
       <w:r>
         <w:rPr>
@@ -1020,7 +1005,7 @@
           <w:i w:val="0"/>
           <w:sz w:val="24"/>
         </w:rPr>
-        <w:t>The cohort comprised 79,352 cases across 18 surgical operating rooms, involving 60,895 unique patients, 195 surgeons, and 207 anesthesiologists, and included 1,276 distinct procedure types. Weekday volume was evenly distributed (17.9 to 20.0% Monday through Friday); weekends accounted for 1.8 to 2.1%. Year-on-year volume grew from 22,133 in 2022 to 23,738 in 2024, with 9,906 recorded through May 2025. The urgency mix was 85.4% elective and 14.6% non-elective.</w:t>
+        <w:t>The cohort comprised 79,352 cases across 18 surgical operating rooms, involving 60,895 unique patients, 195 surgeons, and 207 anesthesiologists, and included 1,276 distinct procedure types. Weekday volume was evenly distributed (17.9 to 20.0% Monday through Friday); weekends accounted for 1.8 to 2.1%. Year-on-year volume grew from 22,133 in 2022 to 23,738 in 2024, with 9,906 recorded through May 2025. The urgency mix was 85.4% elective and 14.6% urgent (non-elective).</w:t>
       </w:r>
     </w:p>
     <w:p>
@@ -2914,7 +2899,7 @@
                 <w:i w:val="0"/>
                 <w:sz w:val="22"/>
               </w:rPr>
-              <w:t>Non-elective</w:t>
+              <w:t>Non-elective (urgent)</w:t>
             </w:r>
           </w:p>
         </w:tc>

--- a/paper/bmjqs_v2_overtime/submission/manuscript.docx
+++ b/paper/bmjqs_v2_overtime/submission/manuscript.docx
@@ -12,7 +12,7 @@
           <w:b/>
           <w:sz w:val="28"/>
         </w:rPr>
-        <w:t>Where does operating-room overtime come from? A retrospective single-center study</w:t>
+        <w:t>Where does operating-room overtime come from? A retrospective single-centre study</w:t>
       </w:r>
     </w:p>
     <w:p>
@@ -133,7 +133,7 @@
           <w:i w:val="0"/>
           <w:sz w:val="24"/>
         </w:rPr>
-        <w:t xml:space="preserve"> Operating-room overtime is associated with elevated patient mortality, staff fatigue, and disproportionate costs. Most studies report overtime as a hospital-wide aggregate, which can obscure where the problem concentrates and misdirect quality improvement efforts.</w:t>
+        <w:t xml:space="preserve"> Operating-room overtime is associated with higher patient mortality, staff burnout, and costs roughly twice those of underutilised time. Most studies report overtime as a hospital-wide aggregate, which can obscure where the problem concentrates and misdirect improvement efforts.</w:t>
       </w:r>
     </w:p>
     <w:p>
@@ -156,7 +156,7 @@
           <w:i w:val="0"/>
           <w:sz w:val="24"/>
         </w:rPr>
-        <w:t xml:space="preserve"> To characterize operating-room overtime within a high-volume tertiary hospital: its distribution across rooms and the operational factors associated with it.</w:t>
+        <w:t xml:space="preserve"> To characterise operating-room overtime within a high-volume tertiary hospital: its distribution across rooms and the operational factors associated with it.</w:t>
       </w:r>
     </w:p>
     <w:p>
@@ -179,7 +179,7 @@
           <w:i w:val="0"/>
           <w:sz w:val="24"/>
         </w:rPr>
-        <w:t xml:space="preserve"> Retrospective observational study of administrative operating-room data at a 24/7 tertiary hospital in [country] operating 18 surgical operating rooms.</w:t>
+        <w:t xml:space="preserve"> Retrospective observational study using administrative operating-room data from a 24/7 tertiary hospital in [country] with 18 surgical operating rooms.</w:t>
       </w:r>
     </w:p>
     <w:p>
@@ -248,7 +248,7 @@
           <w:i w:val="0"/>
           <w:sz w:val="24"/>
         </w:rPr>
-        <w:t xml:space="preserve"> 7,729 cases (9.7%) ran past the end of their assigned shift, with a mean overtime of 60.3 minutes and a 95th percentile of 197 minutes. Overtime concentrated in a small number of rooms: OR10 ran overtime on 32.9% of its cases (mean 154 minutes), while OR14 ran overtime on 3.5%. Urgent cases ran after-hours at more than twice the elective rate (18.2% versus 8.3%). Unplanned urgent cases disrupted the elective programme on 68.8% of observation days, associated with a median difference of approximately 30 minutes in elective start times. Start-time punctuality and inter-case idle time showed no consistent association with room-level overtime.</w:t>
+        <w:t xml:space="preserve"> 7,729 cases (9.7%) ran past the end of their assigned shift, with a mean overtime of 60.3 minutes and a 95th percentile of 197 minutes. Overtime concentrated in a few rooms: OR10 ran overtime on 32.9% of its cases (mean 154 minutes), while OR14 ran 3.5%. Urgent cases ran after-hours at more than twice the elective rate (18.2% versus 8.3%). Unplanned urgent cases disrupted the elective programme on 68.8% of observation days, with a median difference of approximately 30 minutes in elective start times. Start-time punctuality and inter-case idle time showed no consistent association with room-level overtime.</w:t>
       </w:r>
     </w:p>
     <w:p>
@@ -271,7 +271,7 @@
           <w:i w:val="0"/>
           <w:sz w:val="24"/>
         </w:rPr>
-        <w:t xml:space="preserve"> At this tertiary hospital, overtime concentrated in a small number of rooms, with case-mix complexity and unplanned urgent-case disruption of the elective programme as the most visible associated factors. Room-level overtime monitoring and scheduling that accounts for urgent-case flow are more practical targets for quality improvement than start-time punctuality alone.</w:t>
+        <w:t xml:space="preserve"> Overtime concentrated in a few rooms, driven by case-mix complexity and routine urgent-case disruption of the elective programme. Room-level monitoring and scheduling that accounts for urgent-case flow are more actionable targets than start-time punctuality.</w:t>
       </w:r>
     </w:p>
     <w:p>
@@ -314,7 +314,7 @@
           <w:i w:val="0"/>
           <w:sz w:val="24"/>
         </w:rPr>
-        <w:t>• Operating-room overtime is associated with elevated patient mortality, staff fatigue, and burnout, and imposes disproportionate financial costs. Prior work has largely reported overtime as a hospital-wide aggregate, which can obscure where the problem actually resides.</w:t>
+        <w:t>• Operating-room overtime is associated with higher patient mortality and staff burnout, and overutilised time costs roughly twice as much per minute as underutilised time. Prior work has largely reported overtime as a hospital-wide aggregate, which can obscure where the problem actually resides.</w:t>
       </w:r>
     </w:p>
     <w:p>
@@ -343,7 +343,7 @@
           <w:i w:val="0"/>
           <w:sz w:val="24"/>
         </w:rPr>
-        <w:t>• In a single-center retrospective analysis of 79,352 surgical cases, overtime concentrated in a small number of rooms, with a nearly ten-fold spread across the same hospital (3.5% to 32.9%). Case-mix complexity and unplanned urgent cases disrupting the elective programme were the factors most visibly associated with room-level overtime; start-time punctuality and inter-case idle time were not.</w:t>
+        <w:t>• In a single-centre retrospective analysis of 79,352 surgical cases, overtime concentrated in a few rooms, with a nearly ten-fold spread within one hospital (3.5% to 32.9%). Case-mix complexity and unplanned urgent cases disrupting the elective programme were the factors most visibly associated with room-level overtime; start-time punctuality and inter-case idle time were not.</w:t>
       </w:r>
     </w:p>
     <w:p>
@@ -401,7 +401,7 @@
           <w:i w:val="0"/>
           <w:sz w:val="24"/>
         </w:rPr>
-        <w:t>Operating rooms are among the most resource-intensive units in a hospital, and their schedules rarely align with planned schedules. Overtime in this setting can refer to several distinct phenomena: an individual case running longer than its booked duration, an operating list ending after its scheduled close, or surgery continuing into a period when fewer staff are rostered. These are different operational events with different consequences. The glossary of Bauer et al. defines overtime as time spent operating beyond the end of the assigned shift.</w:t>
+        <w:t>Operating rooms are among the most resource-intensive units in a hospital, and actual schedules routinely diverge from planned ones. Overtime in this setting can refer to several distinct phenomena: an individual case running longer than its booked duration, an operating list ending after its scheduled close, or surgery continuing into a period when fewer staff are rostered. These are different operational events with different consequences. The glossary of Bauer et al. defines overtime as time spent operating beyond the end of the assigned shift.</w:t>
       </w:r>
       <w:r>
         <w:rPr>
@@ -418,7 +418,7 @@
           <w:i w:val="0"/>
           <w:sz w:val="24"/>
         </w:rPr>
-        <w:t xml:space="preserve"> We adopt this shift-based definition because the change of nursing staff at each boundary is the operational event that gives overtime its meaning. Overutilized time is approximately twice as expensive as underutilized time,</w:t>
+        <w:t xml:space="preserve"> We adopt this shift-based definition because the change of nursing staff at each boundary is the operational event that gives overtime its meaning. Overutilised time costs approximately twice as much as underutilised time,</w:t>
       </w:r>
       <w:r>
         <w:rPr>
@@ -450,7 +450,7 @@
           <w:i w:val="0"/>
           <w:sz w:val="24"/>
         </w:rPr>
-        <w:t>A case that runs past its shift boundary continues into the evening or night, when fewer staff are on duty. This is the exposure that a separate body of work studies under the term after-hours surgery, which is defined by the clock time of the operation rather than by a staffing boundary. The two are not identical, but overtime is one of the routes by which scheduled daytime work ends up being performed after hours, so the harms reported for after-hours surgery are relevant to it. After-hours surgery has been linked to elevated patient mortality. A meta-analysis reported an adjusted odds ratio of 1.16 (95% CI 1.06 to 1.28), based on low-certainty evidence.</w:t>
+        <w:t>A case that runs past its shift boundary continues into the evening or night, when fewer staff are on duty. This is the exposure that a separate body of work studies under the term after-hours surgery, which is defined by the clock time of the operation rather than by a staffing boundary. The two are not identical, but overtime is one of the routes by which scheduled daytime work ends up being performed after hours, so the harms reported for after-hours surgery are relevant to it. After-hours surgery has been linked to higher patient mortality. A meta-analysis reported an adjusted odds ratio of 1.16 (95% CI 1.06 to 1.28), based on low-certainty evidence.</w:t>
       </w:r>
       <w:r>
         <w:rPr>
@@ -484,7 +484,7 @@
           <w:i w:val="0"/>
           <w:sz w:val="24"/>
         </w:rPr>
-        <w:t xml:space="preserve"> In a multicenter cohort of more than 350,000 non-cardiac surgical cases, night surgery was associated with increased morbidity (adjusted odds ratio 1.41), mediated partly by higher transfusion rates and provider handovers during the case.</w:t>
+        <w:t xml:space="preserve"> In a multicentre cohort of more than 350,000 non-cardiac surgical cases, night surgery was associated with increased morbidity (adjusted odds ratio 1.41), mediated partly by higher transfusion rates and provider handovers during the case.</w:t>
       </w:r>
       <w:r>
         <w:rPr>
@@ -501,7 +501,7 @@
           <w:i w:val="0"/>
           <w:sz w:val="24"/>
         </w:rPr>
-        <w:t xml:space="preserve"> Each intraoperative anesthesia handover raises the odds of a major composite complication, with incidence rising from 8.8% at zero transitions to 21.2% at four or more.</w:t>
+        <w:t xml:space="preserve"> Each intraoperative anaesthesia handover raises the odds of a major composite complication, with incidence rising from 8.8% at zero transitions to 21.2% at four or more.</w:t>
       </w:r>
       <w:r>
         <w:rPr>
@@ -558,7 +558,7 @@
           <w:i w:val="0"/>
           <w:sz w:val="24"/>
         </w:rPr>
-        <w:t>The same exposure carries documented consequences for staff. A 12-country European nurse workforce study linked overtime and long shifts to poorer perceived quality of care and higher patient safety risk.</w:t>
+        <w:t>The consequences for staff are also well documented. A 12-country European nurse workforce study linked overtime and long shifts to poorer perceived quality of care and higher patient safety risk.</w:t>
       </w:r>
       <w:r>
         <w:rPr>
@@ -649,7 +649,7 @@
           <w:i w:val="0"/>
           <w:sz w:val="24"/>
         </w:rPr>
-        <w:t>The severity of these consequences depends on what happens at the shift boundary. In hospitals that step staffing down sharply at the end of the day shift, a case running past the boundary competes for a diminishing set of staffed rooms, staffed by different nursing personnel from those who began the case.</w:t>
+        <w:t>The severity of these consequences depends on what happens at the shift boundary. In hospitals that step staffing down sharply at the end of the day shift, a case running past the boundary continues in a diminishing pool of open rooms with nursing personnel who were not present at the start of the case.</w:t>
       </w:r>
     </w:p>
     <w:p>
@@ -713,7 +713,7 @@
           <w:i w:val="0"/>
           <w:sz w:val="24"/>
         </w:rPr>
-        <w:t>This study is part of a broader effort at a tertiary hospital to improve OR performance. We analyze scheduled-versus-observed performance from administrative data and address two questions:</w:t>
+        <w:t>This study is part of a broader effort at a tertiary hospital to improve OR performance. We analyse scheduled-versus-observed performance from administrative data and address two questions:</w:t>
       </w:r>
     </w:p>
     <w:p>
@@ -786,7 +786,7 @@
           <w:i w:val="0"/>
           <w:sz w:val="24"/>
         </w:rPr>
-        <w:t>The study hospital is a 24/7 tertiary center in [country] performing more than 22,000 surgical procedures per year. It operates 18 surgical operating rooms and 7 interventional operating rooms. The surgical staff includes 195 surgeons and 207 anesthesiologists (including trainees and fellows), covering all surgical specialties except congenital cardiac surgery and organ transplantation. During the 08:00 to 16:30 day shift, each room is staffed with 2 to 3 nurses; at 16:30 the hospital reduces to 8 staffed rooms, at 17:30 to 4, and overnight to a single room.</w:t>
+        <w:t>The study hospital is a 24/7 tertiary centre in [country] performing more than 22,000 surgical procedures per year. It operates 18 surgical operating rooms and 7 interventional operating rooms. The surgical staff includes 195 surgeons and 207 anaesthesiologists (including trainees and fellows), covering all surgical specialities except congenital cardiac surgery and organ transplantation. During the 08:00 to 16:30 day shift, each room is staffed with 2 to 3 nurses; at 16:30 the hospital reduces to 8 staffed rooms, at 17:30 to 4, and overnight to a single room.</w:t>
       </w:r>
     </w:p>
     <w:p>
@@ -801,7 +801,7 @@
           <w:i w:val="0"/>
           <w:sz w:val="24"/>
         </w:rPr>
-        <w:t>We used administrative OR data from 1 January 2022 to 31 May 2025 from the 18 surgical operating rooms. Endoscopy suites and catheterization laboratory cases without an anesthesiologist present were excluded. Cases with implausible timestamps (zero observed duration, planned duration exceeding 24 hours, or extreme deviations from the planned schedule) were also removed. The final cohort comprised 79,352 cases involving 60,895 unique patients and 1,276 distinct procedure types. The admission mix was 42.3% ambulatory and 57.7% inpatient (ambulatory patients are discharged on the day of surgery; inpatient patients are admitted overnight). Room-in and room-out times are the only procedural time markers confirmed as reliable by the hospital's clinical team; all timing analyses use these two time points. The administrative system also records planned duration, urgency (cases scheduled or performed within 24 hours of booking were classified as non-elective, hereafter referred to as urgent; all others were classified as elective), and room assignment. From these inputs, and following the glossary of Bauer et al.,</w:t>
+        <w:t>We used administrative OR data from 1 January 2022 to 31 May 2025 from the 18 surgical operating rooms. Endoscopy suites and catheterisation laboratory cases without an anaesthesiologist present were excluded. Cases with implausible timestamps (zero observed duration, planned duration exceeding 24 hours, or extreme deviations from the planned schedule) were also removed. The final cohort comprised 79,352 cases involving 60,895 unique patients and 1,276 distinct procedure types. The admission mix was 42.3% ambulatory and 57.7% inpatient (ambulatory patients are discharged on the day of surgery; inpatient patients are admitted overnight). Room-in and room-out times are the only procedural time markers confirmed as reliable by the hospital's clinical team; all timing analyses use these two time points. The administrative system also records planned duration, urgency (cases scheduled or performed within 24 hours of booking were classified as non-elective, hereafter referred to as urgent; all others were classified as elective), and room assignment. From these inputs, and following the glossary of Bauer et al.,</w:t>
       </w:r>
       <w:r>
         <w:rPr>
@@ -864,7 +864,7 @@
           <w:i w:val="0"/>
           <w:sz w:val="24"/>
         </w:rPr>
-        <w:t xml:space="preserve"> Room-level overtime, rather than aggregate utilization, was used as the primary metric, since aggregate measures can mask room-level operational problems.</w:t>
+        <w:t xml:space="preserve"> Room-level overtime, rather than aggregate utilisation, was used as the primary metric, since aggregate measures can mask room-level operational problems.</w:t>
       </w:r>
       <w:r>
         <w:rPr>
@@ -1005,7 +1005,7 @@
           <w:i w:val="0"/>
           <w:sz w:val="24"/>
         </w:rPr>
-        <w:t>The cohort comprised 79,352 cases across 18 surgical operating rooms, involving 60,895 unique patients, 195 surgeons, and 207 anesthesiologists, and included 1,276 distinct procedure types. Weekday volume was evenly distributed (17.9 to 20.0% Monday through Friday); weekends accounted for 1.8 to 2.1%. Year-on-year volume grew from 22,133 in 2022 to 23,738 in 2024, with 9,906 recorded through May 2025. The urgency mix was 85.4% elective and 14.6% urgent (non-elective).</w:t>
+        <w:t>The cohort comprised 79,352 cases across 18 surgical operating rooms, involving 60,895 unique patients, 195 surgeons, and 207 anaesthesiologists, and included 1,276 distinct procedure types. Weekday volume was evenly distributed (17.9 to 20.0% Monday through Friday); weekends accounted for 1.8 to 2.1%. Year-on-year volume grew from 22,133 in 2022 to 23,738 in 2024, with 9,906 recorded through May 2025. The urgency mix was 85.4% elective and 14.6% urgent (non-elective).</w:t>
       </w:r>
     </w:p>
     <w:p>
@@ -1034,7 +1034,7 @@
           <w:i w:val="0"/>
           <w:sz w:val="24"/>
         </w:rPr>
-        <w:t>Of 79,352 cases, 7,729 (9.7%) ran past the end of their assigned shift. Among overtime cases, the mean was 60.3 minutes, the median was 39 minutes, and the 95th percentile was 197 minutes (Table 1A). Weekday rates were similar (8.8 to 9.9%) but roughly 1.7 times higher on weekends (Saturday 16.8%, Sunday 15.5%), when the elective programme does not run and volume is almost entirely urgent or emergency surgery. The year-on-year trend showed gradual improvement: 10.0% in 2022, 10.0% in 2023, 9.7% in 2024, and 8.6% in the partial 2025 data (Table 1B).</w:t>
+        <w:t>Of 79,352 cases, 7,729 (9.7%) ran past the end of their assigned shift. Among overtime cases, the mean was 60.3 minutes, the median was 39 minutes, and the 95th percentile was 197 minutes (Table 1A). Weekday rates were similar (8.8 to 9.9%) but roughly 1.7 times higher on weekends (Saturday 16.8%, Sunday 15.5%), when the elective programme does not run and volume is almost entirely urgent surgery. The year-on-year trend showed gradual improvement: 10.0% in 2022, 10.0% in 2023, 9.7% in 2024, and 8.6% in the partial 2025 data (Table 1B).</w:t>
       </w:r>
     </w:p>
     <w:p>
@@ -2476,7 +2476,7 @@
           <w:i w:val="0"/>
           <w:sz w:val="24"/>
         </w:rPr>
-        <w:t>Most overtime cases ended shortly after the shift boundary. The majority of completions fell in the 16:30 to 17:30 window, right after the day-shift handover when most of the rooms had already closed. The distribution decayed through the evening, with a thin tail past 22:00 (Supplementary Figure S1).</w:t>
+        <w:t>Most overtime cases ended shortly after the shift boundary. More than half of overtime completions fell in the 16:30 to 17:30 window, immediately after the day-shift handover. The distribution decayed through the evening, with a thin tail past 22:00 (Supplementary Figure S1).</w:t>
       </w:r>
     </w:p>
     <w:p>
@@ -2551,7 +2551,7 @@
           <w:i w:val="0"/>
           <w:sz w:val="24"/>
         </w:rPr>
-        <w:t xml:space="preserve"> Urgent cases accounted for 14.6% of the volume (11,616 of 79,352). Per case, urgent surgery ran past the shift boundary at more than twice the elective rate (18.2% versus 8.3%, Table 2A), with heavier tails (P95 69 versus 29 minutes). Because elective cases outnumbered urgent cases nearly six to one, the absolute volume of overtime minutes was still dominated by the elective program.</w:t>
+        <w:t xml:space="preserve"> Urgent cases accounted for 14.6% of the volume (11,616 of 79,352). Per case, urgent surgery ran past the shift boundary at more than twice the elective rate (18.2% versus 8.3%, Table 2A), with heavier tails (P95 69 versus 29 minutes). Because elective cases outnumbered urgent cases nearly six to one, the absolute volume of overtime minutes was still dominated by the elective programme.</w:t>
       </w:r>
     </w:p>
     <w:p>
@@ -2566,7 +2566,7 @@
           <w:i w:val="0"/>
           <w:sz w:val="24"/>
         </w:rPr>
-        <w:t>To assess whether urgent cases disrupt the elective program, we counted days on which an urgent case ran in a room while an elective case had been planned in the same room over an overlapping time window (urgent case's actual room and room-in to room-out interval matched the elective case's planned room and planned start-to-end interval). Such overlap occurred on 858 of 1,247 observation days (68.8%, Table 2B). On days with overlap, elective cases started later than on days without, a median difference of approximately 30 minutes, a gap that reached 60 minutes in early 2022 before narrowing. OR11 absorbed the highest overlap burden, with 475 events affecting 15.2% of its elective cases.</w:t>
+        <w:t>To assess whether urgent cases disrupt the elective programme, we counted days on which an urgent case ran in a room while an elective case had been planned in the same room over an overlapping time window (urgent case's actual room and room-in to room-out interval matched the elective case's planned room and planned start-to-end interval). Such overlap occurred on 858 of 1,247 observation days (68.8%, Table 2B). On days with overlap, elective cases started later than on days without, a median difference of approximately 30 minutes, a gap that reached 60 minutes in early 2022 before narrowing. OR11 absorbed the highest overlap burden, with 475 events affecting 15.2% of its elective cases.</w:t>
       </w:r>
     </w:p>
     <w:p>
@@ -3536,7 +3536,7 @@
           <w:i w:val="0"/>
           <w:sz w:val="24"/>
         </w:rPr>
-        <w:t>In this single-center analysis of 79,352 cases, overtime was not a diffuse hospital-wide phenomenon. The aggregate rate (9.7%) hid a near ten-fold spread across rooms (3.5 to 32.9%). The factors most visibly associated with the room-level pattern were case-mix complexity and routine urgent-elective overlap; start-time punctuality and inter-case idle time were not.</w:t>
+        <w:t>In this single-centre analysis of 79,352 cases, overtime was not a diffuse hospital-wide phenomenon. The aggregate rate (9.7%) hid a near ten-fold spread across rooms (3.5 to 32.9%). The factors most visibly associated with the room-level pattern were case-mix complexity and routine urgent-elective overlap; start-time punctuality and inter-case idle time were not.</w:t>
       </w:r>
     </w:p>
     <w:p>
@@ -3668,7 +3668,7 @@
           <w:i w:val="0"/>
           <w:sz w:val="24"/>
         </w:rPr>
-        <w:t>Urgent-elective overlap occurred on more than two-thirds of observation days and was associated with a median difference of approximately 30 minutes in elective start times. This makes urgent arrivals a routine scheduling factor rather than an exception. The hospital already operates dedicated rooms for urgent cases, yet this overlap still occurs, so protecting the elective program may require additional scheduling buffers or capacity reallocation rather than reactive rescheduling alone.</w:t>
+        <w:t>Urgent-elective overlap occurred on more than two-thirds of observation days and was associated with a median difference of approximately 30 minutes in elective start times. This makes urgent arrivals a routine scheduling factor rather than an exception. The hospital already operates dedicated rooms for urgent cases, yet this overlap still occurs, so protecting the elective programme may require additional scheduling buffers or capacity reallocation rather than reactive rescheduling alone.</w:t>
       </w:r>
     </w:p>
     <w:p>
@@ -3777,7 +3777,24 @@
           <w:i w:val="0"/>
           <w:sz w:val="24"/>
         </w:rPr>
-        <w:t xml:space="preserve"> The overtime documented here is operationally comparable to the exposure that other studies have linked to staff fatigue, elevated after-hours mortality, and increased complication risk (references 2–13). Whether these harms are present in this cohort cannot be determined from administrative data alone; direct measurement of patient and staff outcomes associated with room-level overtime remains an important next step for future research.</w:t>
+        <w:t xml:space="preserve"> The overtime documented here produces the same exposure that other studies have linked to staff fatigue, higher after-hours mortality, and increased complication risk.</w:t>
+      </w:r>
+      <w:r>
+        <w:rPr>
+          <w:rFonts w:ascii="Times New Roman" w:hAnsi="Times New Roman"/>
+          <w:sz w:val="24"/>
+          <w:vertAlign w:val="superscript"/>
+        </w:rPr>
+        <w:t>2–13</w:t>
+      </w:r>
+      <w:r>
+        <w:rPr>
+          <w:rFonts w:ascii="Times New Roman" w:hAnsi="Times New Roman"/>
+          <w:b w:val="0"/>
+          <w:i w:val="0"/>
+          <w:sz w:val="24"/>
+        </w:rPr>
+        <w:t xml:space="preserve"> Whether those harms are present at this hospital cannot be determined from administrative data alone. Linking room-level overtime to patient and staff outcomes is a necessary next step.</w:t>
       </w:r>
     </w:p>
     <w:p>
@@ -4900,7 +4917,7 @@
           <w:i w:val="0"/>
           <w:sz w:val="24"/>
         </w:rPr>
-        <w:t xml:space="preserve"> Room-level overtime concentration. Panel A: percentage of cases with overtime per operating room, ordered ascending. Panel B: mean overtime duration per room (minutes), with the hospital-wide average marked for reference. Overall: 7,729 of 79,352 cases (9.7%), mean 60.3 min, median 39 min, P95 197 min.</w:t>
+        <w:t xml:space="preserve"> Room-level overtime concentration. Panel A: percentage of cases with overtime per operating room, ranked from lowest to highest. Panel B: mean overtime duration per room (minutes), with the hospital average marked for reference. Overall: 7,729 of 79,352 cases (9.7%), mean 60.3 min, median 39 min, P95 197 min.</w:t>
       </w:r>
     </w:p>
     <w:p>

--- a/paper/bmjqs_v2_overtime/submission/manuscript.docx
+++ b/paper/bmjqs_v2_overtime/submission/manuscript.docx
@@ -73,7 +73,7 @@
           <w:i w:val="0"/>
           <w:sz w:val="24"/>
         </w:rPr>
-        <w:t xml:space="preserve"> ~2,900 (body text; target journal allows up to 4,000 for original research)</w:t>
+        <w:t xml:space="preserve"> 3,044 (body text; target journal allows up to 4,000 for original research)</w:t>
       </w:r>
     </w:p>
     <w:p>
@@ -3484,7 +3484,7 @@
           <w:i w:val="0"/>
           <w:sz w:val="24"/>
         </w:rPr>
-        <w:t xml:space="preserve"> At the room level, mean idle time was positively correlated with overtime rate (Spearman rho = 0.89, p &lt; 0.001), driven largely by OR10, which had both the highest mean idle time (22.6 minutes) and the highest overtime rate (32.9%). Excluding OR10, the pattern did not hold consistently across the remaining rooms. The elevated idle time in OR10 most plausibly reflects preparation demands between complex cardiac cases rather than inefficient turnover, and is better understood as a marker of case-mix complexity than as a scheduling inefficiency. Inter-case turnover was therefore not identified as an independent contributor to room-level overtime.</w:t>
+        <w:t xml:space="preserve"> At the room level, mean idle time was positively correlated with overtime rate (Spearman rho = 0.89, p &lt; 0.001), driven largely by OR10, which had both the highest mean idle time (22.6 minutes) and the highest overtime rate (32.9%). Excluding OR10, the pattern did not hold consistently across the remaining rooms. The higher idle time in OR10 most plausibly reflects preparation demands between complex cardiac cases rather than inefficient turnover, and is better understood as a marker of case-mix complexity than as a scheduling inefficiency. Inter-case turnover was therefore not identified as an independent contributor to room-level overtime.</w:t>
       </w:r>
     </w:p>
     <w:p>

--- a/paper/bmjqs_v2_overtime/submission/manuscript.docx
+++ b/paper/bmjqs_v2_overtime/submission/manuscript.docx
@@ -73,7 +73,7 @@
           <w:i w:val="0"/>
           <w:sz w:val="24"/>
         </w:rPr>
-        <w:t xml:space="preserve"> 3,044 (body text; target journal allows up to 4,000 for original research)</w:t>
+        <w:t xml:space="preserve"> 3,126 (body text; target journal allows up to 4,000 for original research)</w:t>
       </w:r>
     </w:p>
     <w:p>
@@ -493,6 +493,23 @@
           <w:vertAlign w:val="superscript"/>
         </w:rPr>
         <w:t>13</w:t>
+      </w:r>
+      <w:r>
+        <w:rPr>
+          <w:rFonts w:ascii="Times New Roman" w:hAnsi="Times New Roman"/>
+          <w:b w:val="0"/>
+          <w:i w:val="0"/>
+          <w:sz w:val="24"/>
+        </w:rPr>
+        <w:t xml:space="preserve"> A systematic review of elective non-cardiac surgery confirmed the direction: evening and night procedures carried higher mortality and morbidity than daytime procedures, although the quality of evidence was low.</w:t>
+      </w:r>
+      <w:r>
+        <w:rPr>
+          <w:rFonts w:ascii="Times New Roman" w:hAnsi="Times New Roman"/>
+          <w:sz w:val="24"/>
+          <w:vertAlign w:val="superscript"/>
+        </w:rPr>
+        <w:t>28</w:t>
       </w:r>
       <w:r>
         <w:rPr>
@@ -3582,6 +3599,23 @@
           <w:i w:val="0"/>
           <w:sz w:val="24"/>
         </w:rPr>
+        <w:t xml:space="preserve"> Charlesworth and Pandit showed more broadly that standard theatre metrics, including start-time compliance and utilisation, are unreliable in isolation because they ignore list composition and scheduling uncertainty.</w:t>
+      </w:r>
+      <w:r>
+        <w:rPr>
+          <w:rFonts w:ascii="Times New Roman" w:hAnsi="Times New Roman"/>
+          <w:sz w:val="24"/>
+          <w:vertAlign w:val="superscript"/>
+        </w:rPr>
+        <w:t>29</w:t>
+      </w:r>
+      <w:r>
+        <w:rPr>
+          <w:rFonts w:ascii="Times New Roman" w:hAnsi="Times New Roman"/>
+          <w:b w:val="0"/>
+          <w:i w:val="0"/>
+          <w:sz w:val="24"/>
+        </w:rPr>
         <w:t xml:space="preserve"> Valid room-level metrics are a prerequisite for quality improvement.</w:t>
       </w:r>
       <w:r>
@@ -3668,7 +3702,15 @@
           <w:i w:val="0"/>
           <w:sz w:val="24"/>
         </w:rPr>
-        <w:t>Urgent-elective overlap occurred on more than two-thirds of observation days and was associated with a median difference of approximately 30 minutes in elective start times. This makes urgent arrivals a routine scheduling factor rather than an exception. The hospital already operates dedicated rooms for urgent cases, yet this overlap still occurs, so protecting the elective programme may require additional scheduling buffers or capacity reallocation rather than reactive rescheduling alone.</w:t>
+        <w:t>Urgent-elective overlap occurred on more than two-thirds of observation days and was associated with a median difference of approximately 30 minutes in elective start times. This makes urgent arrivals a routine scheduling factor rather than an exception. The hospital already operates dedicated rooms for urgent cases, yet this overlap still occurs, so protecting the elective programme may require additional scheduling buffers or capacity reallocation rather than reactive rescheduling alone. Parmar et al. proposed a graphical method for identifying when emergency capacity is insufficient from the pattern of delays and utilisation, which could inform such decisions.</w:t>
+      </w:r>
+      <w:r>
+        <w:rPr>
+          <w:rFonts w:ascii="Times New Roman" w:hAnsi="Times New Roman"/>
+          <w:sz w:val="24"/>
+          <w:vertAlign w:val="superscript"/>
+        </w:rPr>
+        <w:t>30</w:t>
       </w:r>
     </w:p>
     <w:p>
@@ -4881,6 +4923,102 @@
           <w:sz w:val="24"/>
         </w:rPr>
         <w:t xml:space="preserve"> 2017;20(1):115-28.</w:t>
+      </w:r>
+    </w:p>
+    <w:p>
+      <w:pPr>
+        <w:spacing w:after="60" w:before="0" w:line="480" w:lineRule="exact"/>
+        <w:jc w:val="left"/>
+      </w:pPr>
+      <w:r>
+        <w:rPr>
+          <w:rFonts w:ascii="Times New Roman" w:hAnsi="Times New Roman"/>
+          <w:b w:val="0"/>
+          <w:i w:val="0"/>
+          <w:sz w:val="24"/>
+        </w:rPr>
+        <w:t xml:space="preserve">28. Meewisse AJG, Gribnau A, Thiessen SE, et al. Effect of time of day on outcomes in elective surgery: a systematic review. </w:t>
+      </w:r>
+      <w:r>
+        <w:rPr>
+          <w:rFonts w:ascii="Times New Roman" w:hAnsi="Times New Roman"/>
+          <w:i/>
+          <w:sz w:val="24"/>
+        </w:rPr>
+        <w:t>Anaesthesia</w:t>
+      </w:r>
+      <w:r>
+        <w:rPr>
+          <w:rFonts w:ascii="Times New Roman" w:hAnsi="Times New Roman"/>
+          <w:b w:val="0"/>
+          <w:i w:val="0"/>
+          <w:sz w:val="24"/>
+        </w:rPr>
+        <w:t xml:space="preserve"> 2024;79(12):1325-34. DOI: 10.1111/anae.16395.</w:t>
+      </w:r>
+    </w:p>
+    <w:p>
+      <w:pPr>
+        <w:spacing w:after="60" w:before="0" w:line="480" w:lineRule="exact"/>
+        <w:jc w:val="left"/>
+      </w:pPr>
+      <w:r>
+        <w:rPr>
+          <w:rFonts w:ascii="Times New Roman" w:hAnsi="Times New Roman"/>
+          <w:b w:val="0"/>
+          <w:i w:val="0"/>
+          <w:sz w:val="24"/>
+        </w:rPr>
+        <w:t xml:space="preserve">29. Charlesworth M, Pandit JJ. Rational performance metrics for operating theatres, principles of efficiency, and how to achieve it. </w:t>
+      </w:r>
+      <w:r>
+        <w:rPr>
+          <w:rFonts w:ascii="Times New Roman" w:hAnsi="Times New Roman"/>
+          <w:i/>
+          <w:sz w:val="24"/>
+        </w:rPr>
+        <w:t>Br J Surg</w:t>
+      </w:r>
+      <w:r>
+        <w:rPr>
+          <w:rFonts w:ascii="Times New Roman" w:hAnsi="Times New Roman"/>
+          <w:b w:val="0"/>
+          <w:i w:val="0"/>
+          <w:sz w:val="24"/>
+        </w:rPr>
+        <w:t xml:space="preserve"> 2020;107(2):e63-9. PMID: 31903597.</w:t>
+      </w:r>
+    </w:p>
+    <w:p>
+      <w:pPr>
+        <w:spacing w:after="60" w:before="0" w:line="480" w:lineRule="exact"/>
+        <w:jc w:val="left"/>
+      </w:pPr>
+      <w:r>
+        <w:rPr>
+          <w:rFonts w:ascii="Times New Roman" w:hAnsi="Times New Roman"/>
+          <w:b w:val="0"/>
+          <w:i w:val="0"/>
+          <w:sz w:val="24"/>
+        </w:rPr>
+        <w:t xml:space="preserve">30. Parmar D, Woodman M, Pandit JJ. A graphical assessment of emergency surgical list efficiency to determine operating theatre capacity needs. </w:t>
+      </w:r>
+      <w:r>
+        <w:rPr>
+          <w:rFonts w:ascii="Times New Roman" w:hAnsi="Times New Roman"/>
+          <w:i/>
+          <w:sz w:val="24"/>
+        </w:rPr>
+        <w:t>Br J Anaesth</w:t>
+      </w:r>
+      <w:r>
+        <w:rPr>
+          <w:rFonts w:ascii="Times New Roman" w:hAnsi="Times New Roman"/>
+          <w:b w:val="0"/>
+          <w:i w:val="0"/>
+          <w:sz w:val="24"/>
+        </w:rPr>
+        <w:t xml:space="preserve"> 2022;128(3):574-83. PMID: 34865827.</w:t>
       </w:r>
     </w:p>
     <w:p>
@@ -8378,6 +8516,372 @@
           </w:p>
         </w:tc>
       </w:tr>
+      <w:tr>
+        <w:tc>
+          <w:tcPr>
+            <w:tcW w:type="dxa" w:w="1568"/>
+          </w:tcPr>
+          <w:p>
+            <w:pPr>
+              <w:spacing w:line="260" w:lineRule="exact" w:after="0"/>
+            </w:pPr>
+            <w:r/>
+            <w:r>
+              <w:rPr>
+                <w:rFonts w:ascii="Times New Roman" w:hAnsi="Times New Roman"/>
+                <w:b w:val="0"/>
+                <w:i w:val="0"/>
+                <w:sz w:val="22"/>
+              </w:rPr>
+              <w:t>28</w:t>
+            </w:r>
+          </w:p>
+        </w:tc>
+        <w:tc>
+          <w:tcPr>
+            <w:tcW w:type="dxa" w:w="1568"/>
+          </w:tcPr>
+          <w:p>
+            <w:pPr>
+              <w:spacing w:line="260" w:lineRule="exact" w:after="0"/>
+            </w:pPr>
+            <w:r/>
+            <w:r>
+              <w:rPr>
+                <w:rFonts w:ascii="Times New Roman" w:hAnsi="Times New Roman"/>
+                <w:b w:val="0"/>
+                <w:i w:val="0"/>
+                <w:sz w:val="22"/>
+              </w:rPr>
+              <w:t>Meewisse (2024)</w:t>
+            </w:r>
+          </w:p>
+        </w:tc>
+        <w:tc>
+          <w:tcPr>
+            <w:tcW w:type="dxa" w:w="1568"/>
+          </w:tcPr>
+          <w:p>
+            <w:pPr>
+              <w:spacing w:line="260" w:lineRule="exact" w:after="0"/>
+            </w:pPr>
+            <w:r/>
+            <w:r>
+              <w:rPr>
+                <w:rFonts w:ascii="Times New Roman" w:hAnsi="Times New Roman"/>
+                <w:b w:val="0"/>
+                <w:i w:val="0"/>
+                <w:sz w:val="22"/>
+              </w:rPr>
+              <w:t>Systematic review</w:t>
+            </w:r>
+          </w:p>
+        </w:tc>
+        <w:tc>
+          <w:tcPr>
+            <w:tcW w:type="dxa" w:w="1568"/>
+          </w:tcPr>
+          <w:p>
+            <w:pPr>
+              <w:spacing w:line="260" w:lineRule="exact" w:after="0"/>
+            </w:pPr>
+            <w:r/>
+            <w:r>
+              <w:rPr>
+                <w:rFonts w:ascii="Times New Roman" w:hAnsi="Times New Roman"/>
+                <w:b w:val="0"/>
+                <w:i w:val="0"/>
+                <w:sz w:val="22"/>
+              </w:rPr>
+              <w:t>Elective non-cardiac surgery, multiple studies</w:t>
+            </w:r>
+          </w:p>
+        </w:tc>
+        <w:tc>
+          <w:tcPr>
+            <w:tcW w:type="dxa" w:w="1568"/>
+          </w:tcPr>
+          <w:p>
+            <w:pPr>
+              <w:spacing w:line="260" w:lineRule="exact" w:after="0"/>
+            </w:pPr>
+            <w:r/>
+            <w:r>
+              <w:rPr>
+                <w:rFonts w:ascii="Times New Roman" w:hAnsi="Times New Roman"/>
+                <w:b w:val="0"/>
+                <w:i w:val="0"/>
+                <w:sz w:val="22"/>
+              </w:rPr>
+              <w:t>Evening and night procedures associated with higher mortality and morbidity; low quality of evidence</w:t>
+            </w:r>
+          </w:p>
+        </w:tc>
+        <w:tc>
+          <w:tcPr>
+            <w:tcW w:type="dxa" w:w="1568"/>
+          </w:tcPr>
+          <w:p>
+            <w:pPr>
+              <w:spacing w:line="260" w:lineRule="exact" w:after="0"/>
+            </w:pPr>
+            <w:r/>
+            <w:r>
+              <w:rPr>
+                <w:rFonts w:ascii="Times New Roman" w:hAnsi="Times New Roman"/>
+                <w:b w:val="0"/>
+                <w:i w:val="0"/>
+                <w:sz w:val="22"/>
+              </w:rPr>
+              <w:t>Strengthens after-hours harm evidence</w:t>
+            </w:r>
+          </w:p>
+        </w:tc>
+      </w:tr>
+      <w:tr>
+        <w:tc>
+          <w:tcPr>
+            <w:tcW w:type="dxa" w:w="1568"/>
+          </w:tcPr>
+          <w:p>
+            <w:pPr>
+              <w:spacing w:line="260" w:lineRule="exact" w:after="0"/>
+            </w:pPr>
+            <w:r/>
+            <w:r>
+              <w:rPr>
+                <w:rFonts w:ascii="Times New Roman" w:hAnsi="Times New Roman"/>
+                <w:b w:val="0"/>
+                <w:i w:val="0"/>
+                <w:sz w:val="22"/>
+              </w:rPr>
+              <w:t>29</w:t>
+            </w:r>
+          </w:p>
+        </w:tc>
+        <w:tc>
+          <w:tcPr>
+            <w:tcW w:type="dxa" w:w="1568"/>
+          </w:tcPr>
+          <w:p>
+            <w:pPr>
+              <w:spacing w:line="260" w:lineRule="exact" w:after="0"/>
+            </w:pPr>
+            <w:r/>
+            <w:r>
+              <w:rPr>
+                <w:rFonts w:ascii="Times New Roman" w:hAnsi="Times New Roman"/>
+                <w:b w:val="0"/>
+                <w:i w:val="0"/>
+                <w:sz w:val="22"/>
+              </w:rPr>
+              <w:t>Charlesworth (2020)</w:t>
+            </w:r>
+          </w:p>
+        </w:tc>
+        <w:tc>
+          <w:tcPr>
+            <w:tcW w:type="dxa" w:w="1568"/>
+          </w:tcPr>
+          <w:p>
+            <w:pPr>
+              <w:spacing w:line="260" w:lineRule="exact" w:after="0"/>
+            </w:pPr>
+            <w:r/>
+            <w:r>
+              <w:rPr>
+                <w:rFonts w:ascii="Times New Roman" w:hAnsi="Times New Roman"/>
+                <w:b w:val="0"/>
+                <w:i w:val="0"/>
+                <w:sz w:val="22"/>
+              </w:rPr>
+              <w:t>Methodological review</w:t>
+            </w:r>
+          </w:p>
+        </w:tc>
+        <w:tc>
+          <w:tcPr>
+            <w:tcW w:type="dxa" w:w="1568"/>
+          </w:tcPr>
+          <w:p>
+            <w:pPr>
+              <w:spacing w:line="260" w:lineRule="exact" w:after="0"/>
+            </w:pPr>
+            <w:r/>
+            <w:r>
+              <w:rPr>
+                <w:rFonts w:ascii="Times New Roman" w:hAnsi="Times New Roman"/>
+                <w:b w:val="0"/>
+                <w:i w:val="0"/>
+                <w:sz w:val="22"/>
+              </w:rPr>
+              <w:t>NHS theatre performance metrics</w:t>
+            </w:r>
+          </w:p>
+        </w:tc>
+        <w:tc>
+          <w:tcPr>
+            <w:tcW w:type="dxa" w:w="1568"/>
+          </w:tcPr>
+          <w:p>
+            <w:pPr>
+              <w:spacing w:line="260" w:lineRule="exact" w:after="0"/>
+            </w:pPr>
+            <w:r/>
+            <w:r>
+              <w:rPr>
+                <w:rFonts w:ascii="Times New Roman" w:hAnsi="Times New Roman"/>
+                <w:b w:val="0"/>
+                <w:i w:val="0"/>
+                <w:sz w:val="22"/>
+              </w:rPr>
+              <w:t>Standard metrics (start time, utilisation) are unreliable in isolation; balanced, list-aware metrics needed</w:t>
+            </w:r>
+          </w:p>
+        </w:tc>
+        <w:tc>
+          <w:tcPr>
+            <w:tcW w:type="dxa" w:w="1568"/>
+          </w:tcPr>
+          <w:p>
+            <w:pPr>
+              <w:spacing w:line="260" w:lineRule="exact" w:after="0"/>
+            </w:pPr>
+            <w:r/>
+            <w:r>
+              <w:rPr>
+                <w:rFonts w:ascii="Times New Roman" w:hAnsi="Times New Roman"/>
+                <w:b w:val="0"/>
+                <w:i w:val="0"/>
+                <w:sz w:val="22"/>
+              </w:rPr>
+              <w:t>Supports argument against aggregate metrics</w:t>
+            </w:r>
+          </w:p>
+        </w:tc>
+      </w:tr>
+      <w:tr>
+        <w:tc>
+          <w:tcPr>
+            <w:tcW w:type="dxa" w:w="1568"/>
+          </w:tcPr>
+          <w:p>
+            <w:pPr>
+              <w:spacing w:line="260" w:lineRule="exact" w:after="0"/>
+            </w:pPr>
+            <w:r/>
+            <w:r>
+              <w:rPr>
+                <w:rFonts w:ascii="Times New Roman" w:hAnsi="Times New Roman"/>
+                <w:b w:val="0"/>
+                <w:i w:val="0"/>
+                <w:sz w:val="22"/>
+              </w:rPr>
+              <w:t>30</w:t>
+            </w:r>
+          </w:p>
+        </w:tc>
+        <w:tc>
+          <w:tcPr>
+            <w:tcW w:type="dxa" w:w="1568"/>
+          </w:tcPr>
+          <w:p>
+            <w:pPr>
+              <w:spacing w:line="260" w:lineRule="exact" w:after="0"/>
+            </w:pPr>
+            <w:r/>
+            <w:r>
+              <w:rPr>
+                <w:rFonts w:ascii="Times New Roman" w:hAnsi="Times New Roman"/>
+                <w:b w:val="0"/>
+                <w:i w:val="0"/>
+                <w:sz w:val="22"/>
+              </w:rPr>
+              <w:t>Parmar (2022)</w:t>
+            </w:r>
+          </w:p>
+        </w:tc>
+        <w:tc>
+          <w:tcPr>
+            <w:tcW w:type="dxa" w:w="1568"/>
+          </w:tcPr>
+          <w:p>
+            <w:pPr>
+              <w:spacing w:line="260" w:lineRule="exact" w:after="0"/>
+            </w:pPr>
+            <w:r/>
+            <w:r>
+              <w:rPr>
+                <w:rFonts w:ascii="Times New Roman" w:hAnsi="Times New Roman"/>
+                <w:b w:val="0"/>
+                <w:i w:val="0"/>
+                <w:sz w:val="22"/>
+              </w:rPr>
+              <w:t>Retrospective observational with graphical method</w:t>
+            </w:r>
+          </w:p>
+        </w:tc>
+        <w:tc>
+          <w:tcPr>
+            <w:tcW w:type="dxa" w:w="1568"/>
+          </w:tcPr>
+          <w:p>
+            <w:pPr>
+              <w:spacing w:line="260" w:lineRule="exact" w:after="0"/>
+            </w:pPr>
+            <w:r/>
+            <w:r>
+              <w:rPr>
+                <w:rFonts w:ascii="Times New Roman" w:hAnsi="Times New Roman"/>
+                <w:b w:val="0"/>
+                <w:i w:val="0"/>
+                <w:sz w:val="22"/>
+              </w:rPr>
+              <w:t>Emergency surgical lists, UK</w:t>
+            </w:r>
+          </w:p>
+        </w:tc>
+        <w:tc>
+          <w:tcPr>
+            <w:tcW w:type="dxa" w:w="1568"/>
+          </w:tcPr>
+          <w:p>
+            <w:pPr>
+              <w:spacing w:line="260" w:lineRule="exact" w:after="0"/>
+            </w:pPr>
+            <w:r/>
+            <w:r>
+              <w:rPr>
+                <w:rFonts w:ascii="Times New Roman" w:hAnsi="Times New Roman"/>
+                <w:b w:val="0"/>
+                <w:i w:val="0"/>
+                <w:sz w:val="22"/>
+              </w:rPr>
+              <w:t>Proposes a method for identifying insufficient emergency capacity from delay and utilisation patterns</w:t>
+            </w:r>
+          </w:p>
+        </w:tc>
+        <w:tc>
+          <w:tcPr>
+            <w:tcW w:type="dxa" w:w="1568"/>
+          </w:tcPr>
+          <w:p>
+            <w:pPr>
+              <w:spacing w:line="260" w:lineRule="exact" w:after="0"/>
+            </w:pPr>
+            <w:r/>
+            <w:r>
+              <w:rPr>
+                <w:rFonts w:ascii="Times New Roman" w:hAnsi="Times New Roman"/>
+                <w:b w:val="0"/>
+                <w:i w:val="0"/>
+                <w:sz w:val="22"/>
+              </w:rPr>
+              <w:t>Supports urgent-elective capacity discussion</w:t>
+            </w:r>
+          </w:p>
+        </w:tc>
+      </w:tr>
     </w:tbl>
     <w:p>
       <w:pPr>

--- a/paper/bmjqs_v2_overtime/submission/manuscript.docx
+++ b/paper/bmjqs_v2_overtime/submission/manuscript.docx
@@ -73,7 +73,7 @@
           <w:i w:val="0"/>
           <w:sz w:val="24"/>
         </w:rPr>
-        <w:t xml:space="preserve"> 3,126 (body text; target journal allows up to 4,000 for original research)</w:t>
+        <w:t xml:space="preserve"> 3,038 (body text; target journal allows up to 4,000 for original research)</w:t>
       </w:r>
     </w:p>
     <w:p>
@@ -133,7 +133,7 @@
           <w:i w:val="0"/>
           <w:sz w:val="24"/>
         </w:rPr>
-        <w:t xml:space="preserve"> Operating-room overtime is associated with higher patient mortality, staff burnout, and costs roughly twice those of underutilised time. Most studies report overtime as a hospital-wide aggregate, which can obscure where the problem concentrates and misdirect improvement efforts.</w:t>
+        <w:t xml:space="preserve"> Operating-room overtime is associated with higher patient mortality, staff burnout, and costs per minute roughly twice those of underutilised time. Most studies report overtime as a hospital-wide aggregate, which can obscure where the problem concentrates and misdirect improvement efforts.</w:t>
       </w:r>
     </w:p>
     <w:p>
@@ -450,7 +450,7 @@
           <w:i w:val="0"/>
           <w:sz w:val="24"/>
         </w:rPr>
-        <w:t>A case that runs past its shift boundary continues into the evening or night, when fewer staff are on duty. This is the exposure that a separate body of work studies under the term after-hours surgery, which is defined by the clock time of the operation rather than by a staffing boundary. The two are not identical, but overtime is one of the routes by which scheduled daytime work ends up being performed after hours, so the harms reported for after-hours surgery are relevant to it. After-hours surgery has been linked to higher patient mortality. A meta-analysis reported an adjusted odds ratio of 1.16 (95% CI 1.06 to 1.28), based on low-certainty evidence.</w:t>
+        <w:t>A case that runs past its shift boundary continues into the evening or night, when fewer staff are on duty. The after-hours surgery literature defines this exposure by clock time rather than by a staffing boundary. Overtime and after-hours surgery are not identical, but overtime is one of the routes by which scheduled daytime work ends up being performed after hours, so the harms reported for after-hours surgery are relevant. After-hours surgery has been linked to higher patient mortality. A meta-analysis reported an adjusted odds ratio of 1.16 (95% CI 1.06 to 1.28), based on low-certainty evidence.</w:t>
       </w:r>
       <w:r>
         <w:rPr>
@@ -626,7 +626,7 @@
           <w:i w:val="0"/>
           <w:sz w:val="24"/>
         </w:rPr>
-        <w:t xml:space="preserve"> Both long shifts and overtime are associated with worse performance and well-being</w:t>
+        <w:t xml:space="preserve"> Both long shifts and overtime are associated with worse performance and well-being,</w:t>
       </w:r>
       <w:r>
         <w:rPr>
@@ -666,7 +666,7 @@
           <w:i w:val="0"/>
           <w:sz w:val="24"/>
         </w:rPr>
-        <w:t>The severity of these consequences depends on what happens at the shift boundary. In hospitals that step staffing down sharply at the end of the day shift, a case running past the boundary continues in a diminishing pool of open rooms with nursing personnel who were not present at the start of the case.</w:t>
+        <w:t>The severity of these consequences depends on what happens at the shift boundary. In hospitals that step staffing down sharply at the end of the day shift, a case running past the boundary continues with fewer rooms open and with nursing staff who were not present at the start of the case.</w:t>
       </w:r>
     </w:p>
     <w:p>
@@ -715,7 +715,7 @@
           <w:i w:val="0"/>
           <w:sz w:val="24"/>
         </w:rPr>
-        <w:t xml:space="preserve"> Whether overtime is concentrated in specific rooms within a single hospital, and which operational factors are associated with it, have received less attention. Without that granularity, quality improvement efforts risk targeting the wrong intervention point.</w:t>
+        <w:t xml:space="preserve"> Whether overtime concentrates in specific rooms within a single hospital, and which operational factors are associated with it, remain open questions. Without that granularity, quality improvement efforts risk targeting the wrong intervention point.</w:t>
       </w:r>
     </w:p>
     <w:p>
@@ -730,7 +730,7 @@
           <w:i w:val="0"/>
           <w:sz w:val="24"/>
         </w:rPr>
-        <w:t>This study is part of a broader effort at a tertiary hospital to improve OR performance. We analyse scheduled-versus-observed performance from administrative data and address two questions:</w:t>
+        <w:t>This study is part of a broader effort at a tertiary hospital to improve OR performance. Using administrative data, we address two questions:</w:t>
       </w:r>
     </w:p>
     <w:p>
@@ -881,7 +881,7 @@
           <w:i w:val="0"/>
           <w:sz w:val="24"/>
         </w:rPr>
-        <w:t xml:space="preserve"> Room-level overtime, rather than aggregate utilisation, was used as the primary metric, since aggregate measures can mask room-level operational problems.</w:t>
+        <w:t xml:space="preserve"> Room-level overtime was the primary metric, since aggregate measures can mask room-level operational problems.</w:t>
       </w:r>
       <w:r>
         <w:rPr>
@@ -921,7 +921,7 @@
           <w:i w:val="0"/>
           <w:sz w:val="24"/>
         </w:rPr>
-        <w:t xml:space="preserve"> urgency mix and timing, urgent-elective interaction (defined and reported in Results), start-time deviation per room, inter-case idle time, and room swaps. We also computed Spearman rank correlations across the 18 rooms between room-level overtime rate and two candidate factors: late-start rate and mean inter-case idle time. Intermediate findings were reviewed with the clinical team and used to refine variable definitions and exclusions. The study is reported in accordance with the STROBE guidelines for observational studies.</w:t>
+        <w:t xml:space="preserve"> urgency mix and timing, urgent-elective interaction (defined and reported in Results), start-time deviation per room, inter-case idle time, and room swaps. Spearman rank correlations across the 18 rooms were computed between room-level overtime rate and two candidate factors: late-start rate and mean inter-case idle time. Intermediate findings were reviewed with the clinical team and used to refine variable definitions and exclusions. The study is reported in accordance with the STROBE guidelines for observational studies.</w:t>
       </w:r>
     </w:p>
     <w:p>
@@ -1022,7 +1022,7 @@
           <w:i w:val="0"/>
           <w:sz w:val="24"/>
         </w:rPr>
-        <w:t>The cohort comprised 79,352 cases across 18 surgical operating rooms, involving 60,895 unique patients, 195 surgeons, and 207 anaesthesiologists, and included 1,276 distinct procedure types. Weekday volume was evenly distributed (17.9 to 20.0% Monday through Friday); weekends accounted for 1.8 to 2.1%. Year-on-year volume grew from 22,133 in 2022 to 23,738 in 2024, with 9,906 recorded through May 2025. The urgency mix was 85.4% elective and 14.6% urgent (non-elective).</w:t>
+        <w:t>The cohort comprised 79,352 cases across 18 surgical operating rooms, involving 60,895 unique patients, 195 surgeons, 207 anaesthesiologists, and 1,276 distinct procedure types. Weekday volume was evenly distributed (17.9 to 20.0% Monday through Friday); weekends accounted for 1.8 to 2.1%. Year-on-year volume grew from 22,133 in 2022 to 23,738 in 2024, with 9,906 recorded through May 2025. The urgency mix was 85.4% elective and 14.6% urgent (non-elective).</w:t>
       </w:r>
     </w:p>
     <w:p>
@@ -1051,7 +1051,7 @@
           <w:i w:val="0"/>
           <w:sz w:val="24"/>
         </w:rPr>
-        <w:t>Of 79,352 cases, 7,729 (9.7%) ran past the end of their assigned shift. Among overtime cases, the mean was 60.3 minutes, the median was 39 minutes, and the 95th percentile was 197 minutes (Table 1A). Weekday rates were similar (8.8 to 9.9%) but roughly 1.7 times higher on weekends (Saturday 16.8%, Sunday 15.5%), when the elective programme does not run and volume is almost entirely urgent surgery. The year-on-year trend showed gradual improvement: 10.0% in 2022, 10.0% in 2023, 9.7% in 2024, and 8.6% in the partial 2025 data (Table 1B).</w:t>
+        <w:t>Of 79,352 cases, 7,729 (9.7%) ran past the end of their assigned shift. Among overtime cases, the mean was 60.3 minutes, the median was 39 minutes, and the 95th percentile was 197 minutes (Table 1A). Weekday rates were similar (8.8 to 9.9%) but roughly 1.7 times higher on weekends (Saturday 16.8%, Sunday 15.5%), when the elective programme does not run and volume is almost entirely urgent surgery. The overtime rate declined gradually over the study period: 10.0% in 2022, 10.0% in 2023, 9.7% in 2024, and 8.6% in the first five months of 2025 (Table 1B).</w:t>
       </w:r>
     </w:p>
     <w:p>
@@ -2463,7 +2463,7 @@
           <w:i w:val="0"/>
           <w:sz w:val="24"/>
         </w:rPr>
-        <w:t>Room-level overtime rates ranged from 3.5% to 32.9% across the 18 rooms (Figure 1). OR10, which handles complex cardiac surgery (CABG, aortic valve replacement, mitral valve repair), ran overtime on 32.9% of its 1,743 cases, with a mean of 154 minutes and a 95th percentile of 328 minutes. A second tier (OR08 through OR13) clustered at 11–16%. At the other end, OR14 ran 3.5% across 6,885 cases, and OR01 ran 5.8% across 6,577. Rates therefore spanned nearly an order of magnitude across rooms in the same hospital.</w:t>
+        <w:t>Room-level overtime rates ranged from 3.5% to 32.9% across the 18 rooms (Figure 1). OR10, which handles complex cardiac surgery (CABG, aortic valve replacement, mitral valve repair), ran overtime on 32.9% of its 1,743 cases, with a mean of 154 minutes and a 95th percentile of 328 minutes. A second tier (OR08 through OR13) clustered at 11–16%. At the other end, OR14 ran 3.5% across 6,885 cases and OR01 ran 5.8% across 6,577. Rates spanned nearly an order of magnitude within a single hospital.</w:t>
       </w:r>
     </w:p>
     <w:p>
@@ -2530,7 +2530,7 @@
           <w:i w:val="0"/>
           <w:sz w:val="24"/>
         </w:rPr>
-        <w:t xml:space="preserve"> Of all cases (not only those with overtime), 45.7% ran longer than planned and 54.3% ran shorter. The mean overrun was 22.6 minutes (median 14) and the mean underrun was 21.2 minutes (median 12). Overruns and underruns were of similar size and similar frequency, so the planning system showed no consistent bias: bookings were not systematically too tight or too generous, and the schedule could not be corrected by padding every case by a fixed amount. The problem was the spread around these averages. Two cases booked for the same duration could finish well apart, and that variability, rather than a tendency to under-book, is what pushes a list past its boundary.</w:t>
+        <w:t xml:space="preserve"> Of all cases (not only those with overtime), 45.7% ran longer than planned and 54.3% ran shorter. The mean overrun was 22.6 minutes (median 14) and the mean underrun was 21.2 minutes (median 12). Overruns and underruns were similar in both size and frequency, so the planning system showed no systematic bias: bookings were not consistently too tight or too generous, and no fixed padding factor would correct the schedule. The problem was variability. Two cases booked for the same duration could finish well apart, and that spread, rather than a tendency to under-book, is what pushes a list past its boundary.</w:t>
       </w:r>
     </w:p>
     <w:p>
@@ -2545,7 +2545,7 @@
           <w:i w:val="0"/>
           <w:sz w:val="24"/>
         </w:rPr>
-        <w:t>We measured the spread with the coefficient of variation (CV), the standard deviation of duration divided by its mean, which puts cases of different lengths on a comparable scale. Observed-duration CV was highest for short cases (0.54 for under 30 minutes), lowest for mid-length cases (about 0.35 for 61 to 180 minutes), and intermediate for the longest cases (0.42 for over 180 minutes); short cases are proportionally the most variable because a few extra minutes is a large fraction of a brief booking. The CV of the planning error itself was higher still, reaching 1.84 in the over-180-minute bucket, where the spread of the booking error was nearly twice its own average. The schedule was therefore least able to predict the finishing time of the longest cases. These procedures, mainly complex cardiac and oncology cases, clustered in the rooms with the highest overtime, so the rooms that were hardest to plan were also the ones that most often ran late.</w:t>
+        <w:t>We measured this spread with the coefficient of variation (CV), the standard deviation of duration divided by its mean, which places cases of different lengths on a comparable scale. Observed-duration CV was highest for short cases (0.54 for procedures under 30 minutes), lowest for mid-length cases (about 0.35 for 61 to 180 minutes), and intermediate for the longest cases (0.42 for over 180 minutes); short cases are proportionally the most variable because a few extra minutes is a large fraction of a brief booking. The CV of the planning error itself was higher still, reaching 1.84 in the over-180-minute bucket, where the spread of the booking error was nearly twice its own average. The schedule was therefore least able to predict the finishing time of the longest cases. These procedures — mainly complex cardiac and oncology cases — clustered in the rooms with the highest overtime, so the rooms that were hardest to plan were also the ones that most often ran late.</w:t>
       </w:r>
     </w:p>
     <w:p>
@@ -2568,7 +2568,7 @@
           <w:i w:val="0"/>
           <w:sz w:val="24"/>
         </w:rPr>
-        <w:t xml:space="preserve"> Urgent cases accounted for 14.6% of the volume (11,616 of 79,352). Per case, urgent surgery ran past the shift boundary at more than twice the elective rate (18.2% versus 8.3%, Table 2A), with heavier tails (P95 69 versus 29 minutes). Because elective cases outnumbered urgent cases nearly six to one, the absolute volume of overtime minutes was still dominated by the elective programme.</w:t>
+        <w:t xml:space="preserve"> Urgent cases accounted for 14.6% of the volume (11,616 of 79,352) and ran past the shift boundary at more than twice the elective rate (18.2% versus 8.3%, Table 2A), with heavier tails (P95 69 versus 29 minutes). Because elective cases outnumbered urgent cases nearly six to one, the absolute volume of overtime minutes was still dominated by the elective programme.</w:t>
       </w:r>
     </w:p>
     <w:p>
@@ -2583,7 +2583,7 @@
           <w:i w:val="0"/>
           <w:sz w:val="24"/>
         </w:rPr>
-        <w:t>To assess whether urgent cases disrupt the elective programme, we counted days on which an urgent case ran in a room while an elective case had been planned in the same room over an overlapping time window (urgent case's actual room and room-in to room-out interval matched the elective case's planned room and planned start-to-end interval). Such overlap occurred on 858 of 1,247 observation days (68.8%, Table 2B). On days with overlap, elective cases started later than on days without, a median difference of approximately 30 minutes, a gap that reached 60 minutes in early 2022 before narrowing. OR11 absorbed the highest overlap burden, with 475 events affecting 15.2% of its elective cases.</w:t>
+        <w:t>To assess whether urgent cases disrupt the elective programme, we counted days on which an urgent case occupied a room during a time window when an elective case had been planned in the same room. Such overlap occurred on 858 of 1,247 observation days (68.8%, Table 2B). On days with overlap, elective cases started later than on days without — a median difference of approximately 30 minutes, reaching 60 minutes in early 2022 before narrowing. OR11 absorbed the highest overlap burden, with 475 events affecting 15.2% of its elective cases.</w:t>
       </w:r>
     </w:p>
     <w:p>
@@ -3444,7 +3444,7 @@
           <w:i w:val="0"/>
           <w:sz w:val="24"/>
         </w:rPr>
-        <w:t xml:space="preserve"> Across all cases and rooms, 67.4% started later than their planned time, with a mean delay of 74.6 minutes and a median of 28 minutes among late cases. At the room level, late-start rate showed no significant correlation with overtime rate (Spearman rho = −0.29, p = 0.24). The direction of the association was negative: rooms with higher late-start rates tended to have lower overtime rates rather than higher ones. OR10 had the lowest late-start rate of all 18 rooms (46.1%) yet the highest overtime rate (32.9%); OR14 had a late-start rate of 78.7% yet the lowest overtime rate (3.5%); OR11 had the highest late-start rate (82.4%) with a mid-range overtime rate (11.7%). This is consistent with Pandit et al., who reported R-squared values of 0.04 to 0.08 between start and finish times across more than 7,000 operating room lists.</w:t>
+        <w:t xml:space="preserve"> Across all cases and rooms, 67.4% started later than planned, with a mean delay of 74.6 minutes and a median of 28 minutes among late cases. At the room level, late-start rate showed no significant correlation with overtime rate (Spearman rho = −0.29, p = 0.24). The direction was negative: rooms with higher late-start rates tended to have lower overtime rates. OR10 had the lowest late-start rate of all 18 rooms (46.1%) yet the highest overtime rate (32.9%); OR14 had a late-start rate of 78.7% yet the lowest overtime rate (3.5%); OR11 had the highest late-start rate (82.4%) with a mid-range overtime rate (11.7%). Pandit et al. reported a similar disconnect, with R-squared values of 0.04 to 0.08 between start and finish times across more than 7,000 operating lists.</w:t>
       </w:r>
       <w:r>
         <w:rPr>
@@ -3461,7 +3461,7 @@
           <w:i w:val="0"/>
           <w:sz w:val="24"/>
         </w:rPr>
-        <w:t xml:space="preserve"> Start-time punctuality was therefore not associated with where overtime accumulates at the room level.</w:t>
+        <w:t xml:space="preserve"> Start-time punctuality was therefore not associated with where overtime accumulates.</w:t>
       </w:r>
     </w:p>
     <w:p>
@@ -3501,7 +3501,7 @@
           <w:i w:val="0"/>
           <w:sz w:val="24"/>
         </w:rPr>
-        <w:t xml:space="preserve"> At the room level, mean idle time was positively correlated with overtime rate (Spearman rho = 0.89, p &lt; 0.001), driven largely by OR10, which had both the highest mean idle time (22.6 minutes) and the highest overtime rate (32.9%). Excluding OR10, the pattern did not hold consistently across the remaining rooms. The higher idle time in OR10 most plausibly reflects preparation demands between complex cardiac cases rather than inefficient turnover, and is better understood as a marker of case-mix complexity than as a scheduling inefficiency. Inter-case turnover was therefore not identified as an independent contributor to room-level overtime.</w:t>
+        <w:t xml:space="preserve"> At the room level, mean idle time correlated positively with overtime rate (Spearman rho = 0.89, p &lt; 0.001), but the association was driven largely by OR10, which had both the highest mean idle time (22.6 minutes) and the highest overtime rate (32.9%). Excluding OR10, the pattern did not hold. The higher idle time in OR10 most plausibly reflects preparation demands between complex cardiac cases rather than inefficient turnover, and is better understood as a marker of case-mix complexity than as a scheduling problem. Inter-case turnover was therefore not identified as an independent contributor to room-level overtime.</w:t>
       </w:r>
     </w:p>
     <w:p>
@@ -3582,7 +3582,7 @@
           <w:i w:val="0"/>
           <w:sz w:val="24"/>
         </w:rPr>
-        <w:t>A 9.7% hospital-wide overtime rate is unremarkable on its own. The distribution, however, is uneven: OR10 ran overtime in roughly one of every three cases, while OR14 ran 3.5%. Hospital-wide targets such as "reduce overtime by 10%" will not reach the problem unless decomposed by room. Zhang, Dunstan and Pandit made the same point: aggregate metrics hide room-level operational reality.</w:t>
+        <w:t>A 9.7% hospital-wide overtime rate is unremarkable on its own, but the distribution behind it is uneven: OR10 ran overtime in roughly one of every three cases, while OR14 ran 3.5%. A hospital-wide target such as "reduce overtime by 10%" will not reach the problem unless decomposed by room. Zhang, Dunstan and Pandit made the same point: aggregate metrics hide room-level operational reality.</w:t>
       </w:r>
       <w:r>
         <w:rPr>
@@ -3653,7 +3653,7 @@
           <w:i w:val="0"/>
           <w:sz w:val="24"/>
         </w:rPr>
-        <w:t>The procedures with the largest planning deviations and the highest planned durations (complex cardiac and oncology cases) clustered in the rooms with the highest overtime. This concentration suggests that case-mix complexity, rather than scheduling inefficiency alone, accounts for much of the room-level variation. Wachtel and Dexter described, in a large operational dataset, how tardiness grows as duration uncertainty accumulates through the day,</w:t>
+        <w:t>The procedures with the largest planning deviations and the highest planned durations — complex cardiac and oncology cases — clustered in the rooms with the highest overtime. This pattern suggests that case-mix complexity, rather than scheduling inefficiency alone, accounts for much of the room-level variation. Wachtel and Dexter described, in a large operational dataset, how tardiness grows as duration uncertainty accumulates through the day,</w:t>
       </w:r>
       <w:r>
         <w:rPr>
@@ -3702,7 +3702,7 @@
           <w:i w:val="0"/>
           <w:sz w:val="24"/>
         </w:rPr>
-        <w:t>Urgent-elective overlap occurred on more than two-thirds of observation days and was associated with a median difference of approximately 30 minutes in elective start times. This makes urgent arrivals a routine scheduling factor rather than an exception. The hospital already operates dedicated rooms for urgent cases, yet this overlap still occurs, so protecting the elective programme may require additional scheduling buffers or capacity reallocation rather than reactive rescheduling alone. Parmar et al. proposed a graphical method for identifying when emergency capacity is insufficient from the pattern of delays and utilisation, which could inform such decisions.</w:t>
+        <w:t>Urgent-elective overlap occurred on more than two-thirds of observation days and was associated with a median difference of approximately 30 minutes in elective start times, making urgent arrivals a routine scheduling factor rather than an exception. The hospital already operates dedicated rooms for urgent cases, yet overlap persists, so protecting the elective programme may require additional scheduling buffers or capacity reallocation rather than reactive rescheduling alone. Parmar et al. proposed a graphical method for identifying when emergency capacity is insufficient from the pattern of delays and utilisation, which could inform such decisions.</w:t>
       </w:r>
       <w:r>
         <w:rPr>
@@ -3742,7 +3742,7 @@
           <w:i w:val="0"/>
           <w:sz w:val="24"/>
         </w:rPr>
-        <w:t xml:space="preserve"> We tested a broader version of this hypothesis using the per-room late-start rate across all scheduled cases, not only first cases. At the room level, late-start rate and overtime rate were not significantly correlated (Spearman rho = −0.29, p = 0.24), and the room with the lowest late-start rate (OR10, 46.1%) had the highest overtime (32.9%), while a room with one of the highest late-start rates (OR14, 78.7%) had the lowest overtime (3.5%). Pandit et al. reported a similar disconnect across more than 7,000 operating room lists.</w:t>
+        <w:t xml:space="preserve"> We tested a broader version of this hypothesis using the per-room late-start rate across all scheduled cases, not only first cases. Late-start rate and overtime rate were not significantly correlated (Spearman rho = −0.29, p = 0.24): the room with the lowest late-start rate (OR10, 46.1%) had the highest overtime (32.9%), while a room with one of the highest late-start rates (OR14, 78.7%) had the lowest overtime (3.5%). Pandit et al. reported a similar disconnect across more than 7,000 operating lists.</w:t>
       </w:r>
       <w:r>
         <w:rPr>
@@ -3865,7 +3865,7 @@
           <w:i w:val="0"/>
           <w:sz w:val="24"/>
         </w:rPr>
-        <w:t>This study has several limitations. It is a single-site retrospective analysis, so it is unknown whether the concentration pattern holds across hospitals with different staffing models. The administrative data provide only room-in and room-out times, so we cannot infer what happens inside the case. We do not measure patient or staff outcomes directly; the harm argument rests on published literature, not on complications or burnout scores from this cohort. OR10 handles complex cardiac surgery, and its high overtime may partly reflect irreducible procedural duration rather than schedulable inefficiency; we describe this but cannot adjust for it without procedure-level risk scores. The link between after-hours surgery and patient harm rests on observational mortality studies whose effect sizes vary widely (adjusted odds ratios of 1.16</w:t>
+        <w:t>This study has several limitations. It is a single-site retrospective analysis, so whether the concentration pattern holds across hospitals with different staffing models is unknown. The administrative data provide only room-in and room-out times, so we cannot infer what happens inside the case. We do not measure patient or staff outcomes directly; the harm argument rests on published literature, not on complications or burnout scores from this cohort. OR10 handles complex cardiac surgery, and its high overtime may partly reflect irreducible procedural duration rather than schedulable inefficiency; we describe this but cannot adjust for it without procedure-level risk scores. The link between after-hours surgery and patient harm rests on observational studies whose effect sizes vary widely (adjusted odds ratios of 1.16</w:t>
       </w:r>
       <w:r>
         <w:rPr>
@@ -3945,7 +3945,7 @@
           <w:i w:val="0"/>
           <w:sz w:val="24"/>
         </w:rPr>
-        <w:t>Operating-room overtime at this tertiary hospital concentrated in a small number of rooms, with case-mix complexity and unplanned urgent-case disruption of the elective programme as the most strongly associated factors. Start-time punctuality and inter-case idle time were not associated with room-level overtime. The findings support room-level rather than hospital-level overtime monitoring and scheduling interventions that account for urgent-case flow.</w:t>
+        <w:t>Operating-room overtime at this tertiary hospital concentrated in a small number of rooms. Case-mix complexity and unplanned urgent-case disruption of the elective programme were the most strongly associated factors; start-time punctuality and inter-case idle time were not. The findings support room-level rather than hospital-level overtime monitoring and scheduling interventions that account for urgent-case flow.</w:t>
       </w:r>
     </w:p>
     <w:p>
@@ -6051,7 +6051,7 @@
                 <w:i w:val="0"/>
                 <w:sz w:val="22"/>
               </w:rPr>
-              <w:t>After-hours surgery associated with elevated mortality (adjusted OR 1.16, 95% CI 1.06–1.28); low-certainty evidence</w:t>
+              <w:t>After-hours surgery associated with higher mortality (adjusted OR 1.16, 95% CI 1.06–1.28); low-certainty evidence</w:t>
             </w:r>
           </w:p>
         </w:tc>

--- a/paper/bmjqs_v2_overtime/submission/manuscript.docx
+++ b/paper/bmjqs_v2_overtime/submission/manuscript.docx
@@ -73,7 +73,7 @@
           <w:i w:val="0"/>
           <w:sz w:val="24"/>
         </w:rPr>
-        <w:t xml:space="preserve"> 3,038 (body text; target journal allows up to 4,000 for original research)</w:t>
+        <w:t xml:space="preserve"> 3,033 (body text; target journal allows up to 4,000 for original research)</w:t>
       </w:r>
     </w:p>
     <w:p>
@@ -450,7 +450,7 @@
           <w:i w:val="0"/>
           <w:sz w:val="24"/>
         </w:rPr>
-        <w:t>A case that runs past its shift boundary continues into the evening or night, when fewer staff are on duty. The after-hours surgery literature defines this exposure by clock time rather than by a staffing boundary. Overtime and after-hours surgery are not identical, but overtime is one of the routes by which scheduled daytime work ends up being performed after hours, so the harms reported for after-hours surgery are relevant. After-hours surgery has been linked to higher patient mortality. A meta-analysis reported an adjusted odds ratio of 1.16 (95% CI 1.06 to 1.28), based on low-certainty evidence.</w:t>
+        <w:t>A case that runs past its shift boundary continues into the evening or night, when fewer staff are on duty. The after-hours surgery literature defines this exposure by clock time rather than by a staffing boundary. Overtime and after-hours surgery are not identical, but overtime is one of the routes by which scheduled daytime work ends up being performed after hours, so the harms reported for after-hours surgery are relevant. After-hours surgery has been linked to higher patient mortality. A meta-analysis of 13 studies found an adjusted odds ratio of 1.16 (95% CI 1.06 to 1.28), graded as low-certainty evidence.</w:t>
       </w:r>
       <w:r>
         <w:rPr>
@@ -467,7 +467,7 @@
           <w:i w:val="0"/>
           <w:sz w:val="24"/>
         </w:rPr>
-        <w:t xml:space="preserve"> A propensity-matched cohort of 281,717 South Korean patients reported a larger effect (odds ratio 3.58), although that estimate has been challenged on residual-confounding grounds.</w:t>
+        <w:t xml:space="preserve"> A propensity-matched cohort study of 281,717 South Korean patients found a larger effect (odds ratio 3.58), although that estimate has been challenged on residual-confounding grounds.</w:t>
       </w:r>
       <w:r>
         <w:rPr>
@@ -979,7 +979,7 @@
           <w:i w:val="0"/>
           <w:sz w:val="24"/>
         </w:rPr>
-        <w:t>Given the retrospective use of fully de-identified administrative data, no patient or public involvement in the design, conduct, or reporting of this study was applicable.</w:t>
+        <w:t>Given the retrospective use of fully de-identified administrative data, no patient or public involvement was sought.</w:t>
       </w:r>
     </w:p>
     <w:p>
@@ -3653,7 +3653,7 @@
           <w:i w:val="0"/>
           <w:sz w:val="24"/>
         </w:rPr>
-        <w:t>The procedures with the largest planning deviations and the highest planned durations — complex cardiac and oncology cases — clustered in the rooms with the highest overtime. This pattern suggests that case-mix complexity, rather than scheduling inefficiency alone, accounts for much of the room-level variation. Wachtel and Dexter described, in a large operational dataset, how tardiness grows as duration uncertainty accumulates through the day,</w:t>
+        <w:t>The procedures with the largest planning deviations and the highest planned durations — complex cardiac and oncology cases — clustered in the rooms with the highest overtime. This pattern suggests that case-mix complexity, rather than scheduling inefficiency alone, accounts for much of the room-level variation. Using a large operational dataset, Wachtel and Dexter described how tardiness grows as duration uncertainty accumulates through the day,</w:t>
       </w:r>
       <w:r>
         <w:rPr>

--- a/paper/bmjqs_v2_overtime/submission/manuscript.docx
+++ b/paper/bmjqs_v2_overtime/submission/manuscript.docx
@@ -73,7 +73,7 @@
           <w:i w:val="0"/>
           <w:sz w:val="24"/>
         </w:rPr>
-        <w:t xml:space="preserve"> 3,033 (body text; target journal allows up to 4,000 for original research)</w:t>
+        <w:t xml:space="preserve"> 2,989 (body text; target journal allows up to 4,000 for original research)</w:t>
       </w:r>
     </w:p>
     <w:p>
@@ -271,7 +271,7 @@
           <w:i w:val="0"/>
           <w:sz w:val="24"/>
         </w:rPr>
-        <w:t xml:space="preserve"> Overtime concentrated in a few rooms, driven by case-mix complexity and routine urgent-case disruption of the elective programme. Room-level monitoring and scheduling that accounts for urgent-case flow are more actionable targets than start-time punctuality.</w:t>
+        <w:t xml:space="preserve"> Overtime concentrated in a few rooms, driven by case-mix complexity and routine urgent-case disruption of the elective programme. Room-level monitoring and scheduling that accounts for urgent-case flow offer more actionable targets than start-time punctuality.</w:t>
       </w:r>
     </w:p>
     <w:p>
@@ -450,7 +450,7 @@
           <w:i w:val="0"/>
           <w:sz w:val="24"/>
         </w:rPr>
-        <w:t>A case that runs past its shift boundary continues into the evening or night, when fewer staff are on duty. The after-hours surgery literature defines this exposure by clock time rather than by a staffing boundary. Overtime and after-hours surgery are not identical, but overtime is one of the routes by which scheduled daytime work ends up being performed after hours, so the harms reported for after-hours surgery are relevant. After-hours surgery has been linked to higher patient mortality. A meta-analysis of 13 studies found an adjusted odds ratio of 1.16 (95% CI 1.06 to 1.28), graded as low-certainty evidence.</w:t>
+        <w:t>A case that runs past its shift boundary continues into the evening or night, when fewer staff are on duty. The after-hours surgery literature defines this exposure by clock time rather than by a staffing boundary. Overtime and after-hours surgery are not identical, but overtime is one of the routes by which scheduled daytime work ends up being performed after hours, so the harms reported for after-hours surgery matter here. The mortality evidence points in one direction, though estimates vary widely. Cortegiani et al. put the pooled adjusted odds ratio at 1.16 (95% CI 1.06 to 1.28) across 13 studies, grading the certainty as low.</w:t>
       </w:r>
       <w:r>
         <w:rPr>
@@ -467,7 +467,7 @@
           <w:i w:val="0"/>
           <w:sz w:val="24"/>
         </w:rPr>
-        <w:t xml:space="preserve"> A propensity-matched cohort study of 281,717 South Korean patients found a larger effect (odds ratio 3.58), although that estimate has been challenged on residual-confounding grounds.</w:t>
+        <w:t xml:space="preserve"> Oh and Song reported a much larger effect in a South Korean nationwide cohort (OR 3.58 among 281,717 propensity-matched patients), but Sakurai questioned that estimate on residual-confounding grounds.</w:t>
       </w:r>
       <w:r>
         <w:rPr>
@@ -484,7 +484,7 @@
           <w:i w:val="0"/>
           <w:sz w:val="24"/>
         </w:rPr>
-        <w:t xml:space="preserve"> In a multicentre cohort of more than 350,000 non-cardiac surgical cases, night surgery was associated with increased morbidity (adjusted odds ratio 1.41), mediated partly by higher transfusion rates and provider handovers during the case.</w:t>
+        <w:t xml:space="preserve"> Althoff et al. found that night surgery increased morbidity (adjusted OR 1.41) in over 350,000 non-cardiac cases, with transfusion rates and provider handovers as partial mediators.</w:t>
       </w:r>
       <w:r>
         <w:rPr>
@@ -501,7 +501,7 @@
           <w:i w:val="0"/>
           <w:sz w:val="24"/>
         </w:rPr>
-        <w:t xml:space="preserve"> A systematic review of elective non-cardiac surgery confirmed the direction: evening and night procedures carried higher mortality and morbidity than daytime procedures, although the quality of evidence was low.</w:t>
+        <w:t xml:space="preserve"> Meewisse et al. reached a similar conclusion for elective surgery specifically: evening and night procedures carried worse outcomes, though again the evidence quality was low.</w:t>
       </w:r>
       <w:r>
         <w:rPr>
@@ -518,7 +518,7 @@
           <w:i w:val="0"/>
           <w:sz w:val="24"/>
         </w:rPr>
-        <w:t xml:space="preserve"> Each intraoperative anaesthesia handover raises the odds of a major composite complication, with incidence rising from 8.8% at zero transitions to 21.2% at four or more.</w:t>
+        <w:t xml:space="preserve"> Part of the risk may stem from handovers themselves. Saager et al. showed that each intraoperative anaesthesia transition raised the composite complication rate, from 8.8% at zero transitions to 21.2% at four or more.</w:t>
       </w:r>
       <w:r>
         <w:rPr>
@@ -535,7 +535,7 @@
           <w:i w:val="0"/>
           <w:sz w:val="24"/>
         </w:rPr>
-        <w:t xml:space="preserve"> A 2025 UK national patient-safety investigation reported that 22% of surveyed doctors experienced daily sleep deprivation and 35% said tiredness had impaired their ability to treat patients.</w:t>
+        <w:t xml:space="preserve"> A 2025 UK patient-safety investigation found that 22% of doctors experienced daily sleep deprivation and 35% felt tiredness had impaired their clinical judgement.</w:t>
       </w:r>
       <w:r>
         <w:rPr>
@@ -552,7 +552,7 @@
           <w:i w:val="0"/>
           <w:sz w:val="24"/>
         </w:rPr>
-        <w:t xml:space="preserve"> Overtime above a breakpoint threshold has been associated with a 2.09% increase in pressure ulcers across 70 US hospitals.</w:t>
+        <w:t xml:space="preserve"> Pittman et al. tied nursing overtime to patient harm more directly: above a breakpoint threshold, overtime predicted a 2.09% rise in pressure ulcers across 70 US hospitals.</w:t>
       </w:r>
       <w:r>
         <w:rPr>
@@ -575,7 +575,7 @@
           <w:i w:val="0"/>
           <w:sz w:val="24"/>
         </w:rPr>
-        <w:t>The consequences for staff are also well documented. A 12-country European nurse workforce study linked overtime and long shifts to poorer perceived quality of care and higher patient safety risk.</w:t>
+        <w:t>Staff consequences tell a consistent story. Griffiths et al. surveyed 33,659 nurses across 12 European countries and found that overtime and long shifts tracked with poorer perceived care quality and higher patient safety risk;</w:t>
       </w:r>
       <w:r>
         <w:rPr>
@@ -592,7 +592,7 @@
           <w:i w:val="0"/>
           <w:sz w:val="24"/>
         </w:rPr>
-        <w:t xml:space="preserve"> The companion study tied 12-hour shifts to burnout and intent to leave.</w:t>
+        <w:t xml:space="preserve"> the companion analysis by Dall'Ora et al. linked 12-hour shifts to burnout and intent to leave.</w:t>
       </w:r>
       <w:r>
         <w:rPr>
@@ -609,7 +609,7 @@
           <w:i w:val="0"/>
           <w:sz w:val="24"/>
         </w:rPr>
-        <w:t xml:space="preserve"> Mandatory overtime was associated with intent to leave in a 2024 cross-sectional study of 264 South Korean nurses.</w:t>
+        <w:t xml:space="preserve"> Bae reported similar findings among 264 South Korean nurses, where mandatory overtime predicted intent to leave.</w:t>
       </w:r>
       <w:r>
         <w:rPr>
@@ -626,7 +626,7 @@
           <w:i w:val="0"/>
           <w:sz w:val="24"/>
         </w:rPr>
-        <w:t xml:space="preserve"> Both long shifts and overtime are associated with worse performance and well-being,</w:t>
+        <w:t xml:space="preserve"> Across this literature, both long shifts and overtime go hand in hand with worse performance and well-being,</w:t>
       </w:r>
       <w:r>
         <w:rPr>
@@ -643,7 +643,7 @@
           <w:i w:val="0"/>
           <w:sz w:val="24"/>
         </w:rPr>
-        <w:t xml:space="preserve"> and the combination of high workload and low decision latitude is an established burnout predictor.</w:t>
+        <w:t xml:space="preserve"> and the combination of high workload with low decision latitude is a recognised burnout pathway.</w:t>
       </w:r>
       <w:r>
         <w:rPr>
@@ -681,7 +681,7 @@
           <w:i w:val="0"/>
           <w:sz w:val="24"/>
         </w:rPr>
-        <w:t>Prior work on OR overtime has largely treated it as an aggregate site-level number,</w:t>
+        <w:t>Prior work on OR overtime has largely treated it as an aggregate site-level number.</w:t>
       </w:r>
       <w:r>
         <w:rPr>
@@ -698,7 +698,7 @@
           <w:i w:val="0"/>
           <w:sz w:val="24"/>
         </w:rPr>
-        <w:t xml:space="preserve"> and OR workflow disruptions are known to cluster and escalate.</w:t>
+        <w:t xml:space="preserve"> Workflow disruptions in the OR are known to cluster and escalate,</w:t>
       </w:r>
       <w:r>
         <w:rPr>
@@ -715,7 +715,7 @@
           <w:i w:val="0"/>
           <w:sz w:val="24"/>
         </w:rPr>
-        <w:t xml:space="preserve"> Whether overtime concentrates in specific rooms within a single hospital, and which operational factors are associated with it, remain open questions. Without that granularity, quality improvement efforts risk targeting the wrong intervention point.</w:t>
+        <w:t xml:space="preserve"> but whether overtime itself concentrates in specific rooms within a single hospital, and which operational factors drive that concentration, has not been examined. Without that granularity, quality improvement efforts risk targeting the wrong lever.</w:t>
       </w:r>
     </w:p>
     <w:p>
@@ -730,7 +730,7 @@
           <w:i w:val="0"/>
           <w:sz w:val="24"/>
         </w:rPr>
-        <w:t>This study is part of a broader effort at a tertiary hospital to improve OR performance. Using administrative data, we address two questions:</w:t>
+        <w:t>This study is part of a broader effort at a tertiary hospital to improve OR performance. We use administrative data to address two questions:</w:t>
       </w:r>
     </w:p>
     <w:p>
@@ -745,7 +745,7 @@
           <w:i w:val="0"/>
           <w:sz w:val="24"/>
         </w:rPr>
-        <w:t>1. How is overtime distributed across rooms and time within one tertiary hospital? This examines whether overtime is a diffuse, hospital-wide problem or concentrated in specific rooms, since the appropriate intervention point depends on its distribution.</w:t>
+        <w:t>1. How is overtime distributed across rooms and time within one tertiary hospital? If overtime is diffuse, a hospital-wide intervention may suffice; if it concentrates in specific rooms, the response needs to be targeted.</w:t>
       </w:r>
     </w:p>
     <w:p>
@@ -760,7 +760,7 @@
           <w:i w:val="0"/>
           <w:sz w:val="24"/>
         </w:rPr>
-        <w:t>2. Which operational factors (duration overruns, urgent-elective interaction, and start-time punctuality) are associated with overtime? This tests which candidate factors identified in the literature are visible in our data, to inform where scheduling interventions should be directed.</w:t>
+        <w:t>2. Which operational factors — duration overruns, urgent-elective interaction, start-time punctuality — track with room-level overtime? We test whether the candidate factors most discussed in the literature are actually visible in our data.</w:t>
       </w:r>
     </w:p>
     <w:p>
@@ -904,7 +904,7 @@
           <w:i w:val="0"/>
           <w:sz w:val="24"/>
         </w:rPr>
-        <w:t>All analyses are descriptive; we did not fit causal or inferential models. For RQ1, we computed overtime rate, mean, median, and 95th percentile, stratified by room, weekday, year, and shift. For RQ2, we examined duration deviation by planned-duration bucket using coefficients of variation,</w:t>
+        <w:t>All analyses are descriptive; we did not fit causal or inferential models. For RQ1 we computed overtime rate, mean, median, and 95th percentile, stratified by room, weekday, year, and shift. For RQ2 we examined duration deviation by planned-duration bucket using coefficients of variation,</w:t>
       </w:r>
       <w:r>
         <w:rPr>
@@ -921,7 +921,7 @@
           <w:i w:val="0"/>
           <w:sz w:val="24"/>
         </w:rPr>
-        <w:t xml:space="preserve"> urgency mix and timing, urgent-elective interaction (defined and reported in Results), start-time deviation per room, inter-case idle time, and room swaps. Spearman rank correlations across the 18 rooms were computed between room-level overtime rate and two candidate factors: late-start rate and mean inter-case idle time. Intermediate findings were reviewed with the clinical team and used to refine variable definitions and exclusions. The study is reported in accordance with the STROBE guidelines for observational studies.</w:t>
+        <w:t xml:space="preserve"> urgency mix and timing, urgent-elective interaction (defined in the Results), start-time deviation per room, inter-case idle time, and room swaps. We computed Spearman rank correlations across the 18 rooms between overtime rate and two candidate predictors: late-start rate and mean inter-case idle time. Intermediate findings were reviewed with the clinical team, and we used their feedback to refine variable definitions and exclusions. Reporting follows the STROBE guidelines for observational studies.</w:t>
       </w:r>
     </w:p>
     <w:p>
@@ -1051,7 +1051,7 @@
           <w:i w:val="0"/>
           <w:sz w:val="24"/>
         </w:rPr>
-        <w:t>Of 79,352 cases, 7,729 (9.7%) ran past the end of their assigned shift. Among overtime cases, the mean was 60.3 minutes, the median was 39 minutes, and the 95th percentile was 197 minutes (Table 1A). Weekday rates were similar (8.8 to 9.9%) but roughly 1.7 times higher on weekends (Saturday 16.8%, Sunday 15.5%), when the elective programme does not run and volume is almost entirely urgent surgery. The overtime rate declined gradually over the study period: 10.0% in 2022, 10.0% in 2023, 9.7% in 2024, and 8.6% in the first five months of 2025 (Table 1B).</w:t>
+        <w:t>Of 79,352 cases, 7,729 (9.7%) ran past the end of their assigned shift, with a mean of 60.3 minutes, a median of 39, and a 95th percentile of 197 (Table 1A). Monday-to-Friday rates were tightly grouped (8.8 to 9.9%) but roughly 1.7 times higher on weekends (Saturday 16.8%, Sunday 15.5%), when the elective programme does not run and the caseload is almost entirely urgent. The rate edged down over the study period, from 10.0% in 2022 to 8.6% in the first five months of 2025 (Table 1B).</w:t>
       </w:r>
     </w:p>
     <w:p>
@@ -2493,7 +2493,7 @@
           <w:i w:val="0"/>
           <w:sz w:val="24"/>
         </w:rPr>
-        <w:t>Most overtime cases ended shortly after the shift boundary. More than half of overtime completions fell in the 16:30 to 17:30 window, immediately after the day-shift handover. The distribution decayed through the evening, with a thin tail past 22:00 (Supplementary Figure S1).</w:t>
+        <w:t>Most overtime was short. Over half of overtime completions fell in the 16:30 to 17:30 window, just after the day-shift handover; the distribution tailed off through the evening and was sparse past 22:00 (Supplementary Figure S1).</w:t>
       </w:r>
     </w:p>
     <w:p>
@@ -2545,7 +2545,7 @@
           <w:i w:val="0"/>
           <w:sz w:val="24"/>
         </w:rPr>
-        <w:t>We measured this spread with the coefficient of variation (CV), the standard deviation of duration divided by its mean, which places cases of different lengths on a comparable scale. Observed-duration CV was highest for short cases (0.54 for procedures under 30 minutes), lowest for mid-length cases (about 0.35 for 61 to 180 minutes), and intermediate for the longest cases (0.42 for over 180 minutes); short cases are proportionally the most variable because a few extra minutes is a large fraction of a brief booking. The CV of the planning error itself was higher still, reaching 1.84 in the over-180-minute bucket, where the spread of the booking error was nearly twice its own average. The schedule was therefore least able to predict the finishing time of the longest cases. These procedures — mainly complex cardiac and oncology cases — clustered in the rooms with the highest overtime, so the rooms that were hardest to plan were also the ones that most often ran late.</w:t>
+        <w:t>We quantified this spread with the coefficient of variation (CV = standard deviation / mean), which places cases of different lengths on a comparable scale. Short cases were proportionally the most variable (CV 0.54 for procedures under 30 minutes), because a few extra minutes is a large fraction of a brief booking. Mid-length cases were steadier (CV about 0.35 for 61 to 180 minutes), and the longest cases fell in between (CV 0.42 for over 180 minutes). The CV of the planning error was higher still: it reached 1.84 in the over-180-minute bucket, meaning the spread of the booking error was nearly twice its own average. In practical terms, the schedule was least able to predict when the longest cases would finish. And those are exactly the cases — complex cardiac and oncology procedures — that cluster in the rooms with the highest overtime. The rooms hardest to plan were also the ones that most often ran late.</w:t>
       </w:r>
     </w:p>
     <w:p>
@@ -3444,7 +3444,7 @@
           <w:i w:val="0"/>
           <w:sz w:val="24"/>
         </w:rPr>
-        <w:t xml:space="preserve"> Across all cases and rooms, 67.4% started later than planned, with a mean delay of 74.6 minutes and a median of 28 minutes among late cases. At the room level, late-start rate showed no significant correlation with overtime rate (Spearman rho = −0.29, p = 0.24). The direction was negative: rooms with higher late-start rates tended to have lower overtime rates. OR10 had the lowest late-start rate of all 18 rooms (46.1%) yet the highest overtime rate (32.9%); OR14 had a late-start rate of 78.7% yet the lowest overtime rate (3.5%); OR11 had the highest late-start rate (82.4%) with a mid-range overtime rate (11.7%). Pandit et al. reported a similar disconnect, with R-squared values of 0.04 to 0.08 between start and finish times across more than 7,000 operating lists.</w:t>
+        <w:t xml:space="preserve"> Two thirds of cases (67.4%) started later than planned. Among late starters, the mean delay was 74.6 minutes and the median 28. But late starts did not predict overtime at the room level (Spearman rho = −0.29, p = 0.24). If anything, the relationship ran backwards: OR10 had the best on-time record of all 18 rooms (46.1% late) yet the worst overtime (32.9%); OR14 started late 78.7% of the time yet had the lowest overtime (3.5%); OR11 had the highest late-start rate (82.4%) with only a mid-range overtime rate (11.7%). Pandit et al. reported the same disconnect across more than 7,000 operating lists (R-squared 0.04 to 0.08 between start and finish times).</w:t>
       </w:r>
       <w:r>
         <w:rPr>
@@ -3461,7 +3461,7 @@
           <w:i w:val="0"/>
           <w:sz w:val="24"/>
         </w:rPr>
-        <w:t xml:space="preserve"> Start-time punctuality was therefore not associated with where overtime accumulates.</w:t>
+        <w:t xml:space="preserve"> Starting on time, in short, did not tell us which rooms would run late.</w:t>
       </w:r>
     </w:p>
     <w:p>
@@ -3484,7 +3484,7 @@
           <w:i w:val="0"/>
           <w:sz w:val="24"/>
         </w:rPr>
-        <w:t xml:space="preserve"> Across all 18 rooms, inter-case idle time had a median of 8 minutes and a mean of 9.9 minutes.</w:t>
+        <w:t xml:space="preserve"> Median inter-case idle time was 8 minutes across all rooms (mean 9.9).</w:t>
       </w:r>
       <w:r>
         <w:rPr>
@@ -3501,7 +3501,7 @@
           <w:i w:val="0"/>
           <w:sz w:val="24"/>
         </w:rPr>
-        <w:t xml:space="preserve"> At the room level, mean idle time correlated positively with overtime rate (Spearman rho = 0.89, p &lt; 0.001), but the association was driven largely by OR10, which had both the highest mean idle time (22.6 minutes) and the highest overtime rate (32.9%). Excluding OR10, the pattern did not hold. The higher idle time in OR10 most plausibly reflects preparation demands between complex cardiac cases rather than inefficient turnover, and is better understood as a marker of case-mix complexity than as a scheduling problem. Inter-case turnover was therefore not identified as an independent contributor to room-level overtime.</w:t>
+        <w:t xml:space="preserve"> Mean idle time and overtime rate were strongly correlated at the room level (Spearman rho = 0.89, p &lt; 0.001) — but OR10 drove most of that relationship. OR10 had both the highest idle time (22.6 minutes) and the highest overtime, and once it was excluded the correlation fell apart. The longer gaps between cases in OR10 likely reflect preparation demands between complex cardiac procedures, not inefficient turnovers. We did not treat inter-case idle time as an independent contributor to overtime.</w:t>
       </w:r>
     </w:p>
     <w:p>
@@ -3524,7 +3524,7 @@
           <w:i w:val="0"/>
           <w:sz w:val="24"/>
         </w:rPr>
-        <w:t xml:space="preserve"> Room swaps affected 0.7% of cases (519 of 79,352). Swapped cases had a higher overtime rate (14.8% versus 9.7%), but whether swaps contribute to or result from overtime cannot be determined.</w:t>
+        <w:t xml:space="preserve"> Only 519 cases (0.7%) were moved to a different room than originally planned. These swapped cases did run overtime more often (14.8% versus 9.7%), but the direction of causation is unclear: swaps may cause overtime, or overtime pressure may trigger swaps.</w:t>
       </w:r>
     </w:p>
     <w:p>
@@ -3553,7 +3553,7 @@
           <w:i w:val="0"/>
           <w:sz w:val="24"/>
         </w:rPr>
-        <w:t>In this single-centre analysis of 79,352 cases, overtime was not a diffuse hospital-wide phenomenon. The aggregate rate (9.7%) hid a near ten-fold spread across rooms (3.5 to 32.9%). The factors most visibly associated with the room-level pattern were case-mix complexity and routine urgent-elective overlap; start-time punctuality and inter-case idle time were not.</w:t>
+        <w:t>Overtime at this hospital was not a diffuse, hospital-wide phenomenon. The aggregate rate of 9.7% masked a near ten-fold spread across rooms (3.5 to 32.9%). Case-mix complexity and routine urgent-elective overlap tracked with the room-level pattern; start-time punctuality and inter-case idle time did not.</w:t>
       </w:r>
     </w:p>
     <w:p>
@@ -3653,7 +3653,7 @@
           <w:i w:val="0"/>
           <w:sz w:val="24"/>
         </w:rPr>
-        <w:t>The procedures with the largest planning deviations and the highest planned durations — complex cardiac and oncology cases — clustered in the rooms with the highest overtime. This pattern suggests that case-mix complexity, rather than scheduling inefficiency alone, accounts for much of the room-level variation. Using a large operational dataset, Wachtel and Dexter described how tardiness grows as duration uncertainty accumulates through the day,</w:t>
+        <w:t>The procedures with the largest planning deviations and the highest planned durations — complex cardiac and oncology work — clustered in the rooms with the most overtime. Case-mix complexity, not scheduling inefficiency alone, likely accounts for much of the room-level variation. Wachtel and Dexter showed how tardiness grows as duration uncertainty accumulates through a day's list,</w:t>
       </w:r>
       <w:r>
         <w:rPr>
@@ -3670,7 +3670,7 @@
           <w:i w:val="0"/>
           <w:sz w:val="24"/>
         </w:rPr>
-        <w:t xml:space="preserve"> and Fugener et al. documented systematic biases in surgeons' duration estimates that compound across a list.</w:t>
+        <w:t xml:space="preserve"> and Fugener et al. documented systematic biases in surgeons' duration estimates that compound from one case to the next.</w:t>
       </w:r>
       <w:r>
         <w:rPr>
@@ -3687,7 +3687,7 @@
           <w:i w:val="0"/>
           <w:sz w:val="24"/>
         </w:rPr>
-        <w:t xml:space="preserve"> Both observations are consistent with the room-level pattern we describe, although our data cannot test the cumulative-delay account directly.</w:t>
+        <w:t xml:space="preserve"> These accounts fit the room-level pattern we see, though our data cannot test the cumulative-delay mechanism directly.</w:t>
       </w:r>
     </w:p>
     <w:p>
@@ -3702,7 +3702,7 @@
           <w:i w:val="0"/>
           <w:sz w:val="24"/>
         </w:rPr>
-        <w:t>Urgent-elective overlap occurred on more than two-thirds of observation days and was associated with a median difference of approximately 30 minutes in elective start times, making urgent arrivals a routine scheduling factor rather than an exception. The hospital already operates dedicated rooms for urgent cases, yet overlap persists, so protecting the elective programme may require additional scheduling buffers or capacity reallocation rather than reactive rescheduling alone. Parmar et al. proposed a graphical method for identifying when emergency capacity is insufficient from the pattern of delays and utilisation, which could inform such decisions.</w:t>
+        <w:t>Urgent cases intruded on elective lists on more than two thirds of observation days, pushing elective start times back by a median of roughly 30 minutes. The hospital already runs dedicated urgent rooms, yet the overlap persists — which suggests that current capacity absorbs the average urgent load but not the peaks. Protecting the elective programme may require scheduling buffers or capacity reallocation rather than reactive rescheduling alone. Parmar et al. proposed a graphical method for spotting when emergency capacity falls short, using the pattern of delays and utilisation, which could inform such decisions.</w:t>
       </w:r>
       <w:r>
         <w:rPr>
@@ -3742,7 +3742,7 @@
           <w:i w:val="0"/>
           <w:sz w:val="24"/>
         </w:rPr>
-        <w:t xml:space="preserve"> We tested a broader version of this hypothesis using the per-room late-start rate across all scheduled cases, not only first cases. Late-start rate and overtime rate were not significantly correlated (Spearman rho = −0.29, p = 0.24): the room with the lowest late-start rate (OR10, 46.1%) had the highest overtime (32.9%), while a room with one of the highest late-start rates (OR14, 78.7%) had the lowest overtime (3.5%). Pandit et al. reported a similar disconnect across more than 7,000 operating lists.</w:t>
+        <w:t xml:space="preserve"> We tested a broader version of this idea using the per-room late-start rate across all scheduled cases, not only first cases. The correlation was absent (Spearman rho = −0.29, p = 0.24), and the individual rooms tell the same story: OR10 started on time more often than any other room yet ran the most overtime; OR14 was one of the least punctual yet had the least. Pandit et al. found the same disconnect across over 7,000 operating lists.</w:t>
       </w:r>
       <w:r>
         <w:rPr>
@@ -3759,7 +3759,7 @@
           <w:i w:val="0"/>
           <w:sz w:val="24"/>
         </w:rPr>
-        <w:t xml:space="preserve"> We do not conclude that FCOTS is unimportant; it remains a reasonable discipline marker. In this dataset, however, it does not predict where overtime accumulates.</w:t>
+        <w:t xml:space="preserve"> We do not dismiss FCOTS as a discipline marker, but in this dataset it does not predict where overtime builds up.</w:t>
       </w:r>
     </w:p>
     <w:p>
@@ -3819,7 +3819,7 @@
           <w:i w:val="0"/>
           <w:sz w:val="24"/>
         </w:rPr>
-        <w:t xml:space="preserve"> The overtime documented here produces the same exposure that other studies have linked to staff fatigue, higher after-hours mortality, and increased complication risk.</w:t>
+        <w:t xml:space="preserve"> The overtime we document produces the same exposure — work continuing past the staffing step-down — that other studies have tied to staff fatigue, after-hours mortality, and complications.</w:t>
       </w:r>
       <w:r>
         <w:rPr>
@@ -3836,7 +3836,7 @@
           <w:i w:val="0"/>
           <w:sz w:val="24"/>
         </w:rPr>
-        <w:t xml:space="preserve"> Whether those harms are present at this hospital cannot be determined from administrative data alone. Linking room-level overtime to patient and staff outcomes is a necessary next step.</w:t>
+        <w:t xml:space="preserve"> Whether those harms are present at this hospital is something administrative data alone cannot answer. The next step is to link room-level overtime directly to patient and staff outcomes.</w:t>
       </w:r>
     </w:p>
     <w:p>
@@ -3865,7 +3865,7 @@
           <w:i w:val="0"/>
           <w:sz w:val="24"/>
         </w:rPr>
-        <w:t>This study has several limitations. It is a single-site retrospective analysis, so whether the concentration pattern holds across hospitals with different staffing models is unknown. The administrative data provide only room-in and room-out times, so we cannot infer what happens inside the case. We do not measure patient or staff outcomes directly; the harm argument rests on published literature, not on complications or burnout scores from this cohort. OR10 handles complex cardiac surgery, and its high overtime may partly reflect irreducible procedural duration rather than schedulable inefficiency; we describe this but cannot adjust for it without procedure-level risk scores. The link between after-hours surgery and patient harm rests on observational studies whose effect sizes vary widely (adjusted odds ratios of 1.16</w:t>
+        <w:t>Several limitations apply. This is a single-site analysis; whether the concentration pattern generalises to hospitals with different staffing models is an open question. The administrative data give us room-in and room-out times but nothing about what happens inside the case. We do not measure patient or staff outcomes — the harm argument rests on published literature, not on complications or burnout scores from this cohort. OR10 handles complex cardiac surgery, and its high overtime may partly reflect irreducible procedural duration rather than anything a scheduler can fix; we describe the pattern but cannot adjust for it without procedure-level risk scores. Finally, the link between after-hours surgery and patient harm rests on observational studies with widely varying effect sizes (adjusted odds ratios from 1.16</w:t>
       </w:r>
       <w:r>
         <w:rPr>
@@ -3899,7 +3899,7 @@
           <w:i w:val="0"/>
           <w:sz w:val="24"/>
         </w:rPr>
-        <w:t>) and whose estimates have been questioned on residual-confounding grounds.</w:t>
+        <w:t>) and residual-confounding concerns.</w:t>
       </w:r>
       <w:r>
         <w:rPr>
@@ -3916,7 +3916,7 @@
           <w:i w:val="0"/>
           <w:sz w:val="24"/>
         </w:rPr>
-        <w:t xml:space="preserve"> Readers should weigh the after-hours mortality evidence with this uncertainty in mind.</w:t>
+        <w:t xml:space="preserve"> Readers should weigh the mortality evidence with that uncertainty in mind.</w:t>
       </w:r>
     </w:p>
     <w:p>
@@ -3945,7 +3945,7 @@
           <w:i w:val="0"/>
           <w:sz w:val="24"/>
         </w:rPr>
-        <w:t>Operating-room overtime at this tertiary hospital concentrated in a small number of rooms. Case-mix complexity and unplanned urgent-case disruption of the elective programme were the most strongly associated factors; start-time punctuality and inter-case idle time were not. The findings support room-level rather than hospital-level overtime monitoring and scheduling interventions that account for urgent-case flow.</w:t>
+        <w:t>At this tertiary hospital, operating-room overtime concentrated in a small number of rooms. The factors most strongly tied to room-level overtime were case-mix complexity and unplanned urgent-case disruption of the elective programme; start-time punctuality and inter-case idle time played no discernible role. These findings argue for room-level rather than hospital-level overtime monitoring and for scheduling that treats urgent-case flow as a routine input.</w:t>
       </w:r>
     </w:p>
     <w:p>

--- a/paper/bmjqs_v2_overtime/submission/manuscript.docx
+++ b/paper/bmjqs_v2_overtime/submission/manuscript.docx
@@ -73,7 +73,7 @@
           <w:i w:val="0"/>
           <w:sz w:val="24"/>
         </w:rPr>
-        <w:t xml:space="preserve"> 2,989 (body text; target journal allows up to 4,000 for original research)</w:t>
+        <w:t xml:space="preserve"> 3,033 (body text; target journal allows up to 4,000 for original research)</w:t>
       </w:r>
     </w:p>
     <w:p>
@@ -271,7 +271,7 @@
           <w:i w:val="0"/>
           <w:sz w:val="24"/>
         </w:rPr>
-        <w:t xml:space="preserve"> Overtime concentrated in a few rooms, driven by case-mix complexity and routine urgent-case disruption of the elective programme. Room-level monitoring and scheduling that accounts for urgent-case flow offer more actionable targets than start-time punctuality.</w:t>
+        <w:t xml:space="preserve"> Overtime concentrated in a few rooms, driven by case-mix complexity and routine urgent-case disruption of the elective programme. Room-level monitoring and scheduling that accounts for urgent-case flow are more actionable targets than start-time punctuality.</w:t>
       </w:r>
     </w:p>
     <w:p>
@@ -450,7 +450,7 @@
           <w:i w:val="0"/>
           <w:sz w:val="24"/>
         </w:rPr>
-        <w:t>A case that runs past its shift boundary continues into the evening or night, when fewer staff are on duty. The after-hours surgery literature defines this exposure by clock time rather than by a staffing boundary. Overtime and after-hours surgery are not identical, but overtime is one of the routes by which scheduled daytime work ends up being performed after hours, so the harms reported for after-hours surgery matter here. The mortality evidence points in one direction, though estimates vary widely. Cortegiani et al. put the pooled adjusted odds ratio at 1.16 (95% CI 1.06 to 1.28) across 13 studies, grading the certainty as low.</w:t>
+        <w:t>A case that runs past its shift boundary continues into the evening or night, when fewer staff are on duty. The after-hours surgery literature defines this exposure by clock time rather than by a staffing boundary. Overtime and after-hours surgery are not identical, but overtime is one of the routes by which scheduled daytime work ends up being performed after hours, so the harms reported for after-hours surgery are relevant. After-hours surgery has been linked to higher patient mortality. A meta-analysis of 13 studies found an adjusted odds ratio of 1.16 (95% CI 1.06 to 1.28), graded as low-certainty evidence.</w:t>
       </w:r>
       <w:r>
         <w:rPr>
@@ -467,7 +467,7 @@
           <w:i w:val="0"/>
           <w:sz w:val="24"/>
         </w:rPr>
-        <w:t xml:space="preserve"> Oh and Song reported a much larger effect in a South Korean nationwide cohort (OR 3.58 among 281,717 propensity-matched patients), but Sakurai questioned that estimate on residual-confounding grounds.</w:t>
+        <w:t xml:space="preserve"> A propensity-matched cohort study of 281,717 South Korean patients found a larger effect (odds ratio 3.58), although that estimate has been challenged on residual-confounding grounds.</w:t>
       </w:r>
       <w:r>
         <w:rPr>
@@ -484,7 +484,7 @@
           <w:i w:val="0"/>
           <w:sz w:val="24"/>
         </w:rPr>
-        <w:t xml:space="preserve"> Althoff et al. found that night surgery increased morbidity (adjusted OR 1.41) in over 350,000 non-cardiac cases, with transfusion rates and provider handovers as partial mediators.</w:t>
+        <w:t xml:space="preserve"> In a multicentre cohort of more than 350,000 non-cardiac surgical cases, night surgery was associated with increased morbidity (adjusted odds ratio 1.41), mediated partly by higher transfusion rates and provider handovers during the case.</w:t>
       </w:r>
       <w:r>
         <w:rPr>
@@ -501,7 +501,7 @@
           <w:i w:val="0"/>
           <w:sz w:val="24"/>
         </w:rPr>
-        <w:t xml:space="preserve"> Meewisse et al. reached a similar conclusion for elective surgery specifically: evening and night procedures carried worse outcomes, though again the evidence quality was low.</w:t>
+        <w:t xml:space="preserve"> A systematic review of elective non-cardiac surgery confirmed the direction: evening and night procedures carried higher mortality and morbidity than daytime procedures, although the quality of evidence was low.</w:t>
       </w:r>
       <w:r>
         <w:rPr>
@@ -518,7 +518,7 @@
           <w:i w:val="0"/>
           <w:sz w:val="24"/>
         </w:rPr>
-        <w:t xml:space="preserve"> Part of the risk may stem from handovers themselves. Saager et al. showed that each intraoperative anaesthesia transition raised the composite complication rate, from 8.8% at zero transitions to 21.2% at four or more.</w:t>
+        <w:t xml:space="preserve"> Each intraoperative anaesthesia handover raises the odds of a major composite complication, with incidence rising from 8.8% at zero transitions to 21.2% at four or more.</w:t>
       </w:r>
       <w:r>
         <w:rPr>
@@ -535,7 +535,7 @@
           <w:i w:val="0"/>
           <w:sz w:val="24"/>
         </w:rPr>
-        <w:t xml:space="preserve"> A 2025 UK patient-safety investigation found that 22% of doctors experienced daily sleep deprivation and 35% felt tiredness had impaired their clinical judgement.</w:t>
+        <w:t xml:space="preserve"> A 2025 UK national patient-safety investigation reported that 22% of surveyed doctors experienced daily sleep deprivation and 35% said tiredness had impaired their ability to treat patients.</w:t>
       </w:r>
       <w:r>
         <w:rPr>
@@ -552,7 +552,7 @@
           <w:i w:val="0"/>
           <w:sz w:val="24"/>
         </w:rPr>
-        <w:t xml:space="preserve"> Pittman et al. tied nursing overtime to patient harm more directly: above a breakpoint threshold, overtime predicted a 2.09% rise in pressure ulcers across 70 US hospitals.</w:t>
+        <w:t xml:space="preserve"> Overtime above a breakpoint threshold has been associated with a 2.09% increase in pressure ulcers across 70 US hospitals.</w:t>
       </w:r>
       <w:r>
         <w:rPr>
@@ -575,7 +575,7 @@
           <w:i w:val="0"/>
           <w:sz w:val="24"/>
         </w:rPr>
-        <w:t>Staff consequences tell a consistent story. Griffiths et al. surveyed 33,659 nurses across 12 European countries and found that overtime and long shifts tracked with poorer perceived care quality and higher patient safety risk;</w:t>
+        <w:t>The consequences for staff are also well documented. A 12-country European nurse workforce study linked overtime and long shifts to poorer perceived quality of care and higher patient safety risk.</w:t>
       </w:r>
       <w:r>
         <w:rPr>
@@ -592,7 +592,7 @@
           <w:i w:val="0"/>
           <w:sz w:val="24"/>
         </w:rPr>
-        <w:t xml:space="preserve"> the companion analysis by Dall'Ora et al. linked 12-hour shifts to burnout and intent to leave.</w:t>
+        <w:t xml:space="preserve"> The companion study tied 12-hour shifts to burnout and intent to leave.</w:t>
       </w:r>
       <w:r>
         <w:rPr>
@@ -609,7 +609,7 @@
           <w:i w:val="0"/>
           <w:sz w:val="24"/>
         </w:rPr>
-        <w:t xml:space="preserve"> Bae reported similar findings among 264 South Korean nurses, where mandatory overtime predicted intent to leave.</w:t>
+        <w:t xml:space="preserve"> Mandatory overtime was associated with intent to leave in a 2024 cross-sectional study of 264 South Korean nurses.</w:t>
       </w:r>
       <w:r>
         <w:rPr>
@@ -626,7 +626,7 @@
           <w:i w:val="0"/>
           <w:sz w:val="24"/>
         </w:rPr>
-        <w:t xml:space="preserve"> Across this literature, both long shifts and overtime go hand in hand with worse performance and well-being,</w:t>
+        <w:t xml:space="preserve"> Both long shifts and overtime are associated with worse performance and well-being,</w:t>
       </w:r>
       <w:r>
         <w:rPr>
@@ -643,7 +643,7 @@
           <w:i w:val="0"/>
           <w:sz w:val="24"/>
         </w:rPr>
-        <w:t xml:space="preserve"> and the combination of high workload with low decision latitude is a recognised burnout pathway.</w:t>
+        <w:t xml:space="preserve"> and the combination of high workload and low decision latitude is an established burnout predictor.</w:t>
       </w:r>
       <w:r>
         <w:rPr>
@@ -681,7 +681,7 @@
           <w:i w:val="0"/>
           <w:sz w:val="24"/>
         </w:rPr>
-        <w:t>Prior work on OR overtime has largely treated it as an aggregate site-level number.</w:t>
+        <w:t>Prior work on OR overtime has largely treated it as an aggregate site-level number,</w:t>
       </w:r>
       <w:r>
         <w:rPr>
@@ -698,7 +698,7 @@
           <w:i w:val="0"/>
           <w:sz w:val="24"/>
         </w:rPr>
-        <w:t xml:space="preserve"> Workflow disruptions in the OR are known to cluster and escalate,</w:t>
+        <w:t xml:space="preserve"> and OR workflow disruptions are known to cluster and escalate.</w:t>
       </w:r>
       <w:r>
         <w:rPr>
@@ -715,7 +715,7 @@
           <w:i w:val="0"/>
           <w:sz w:val="24"/>
         </w:rPr>
-        <w:t xml:space="preserve"> but whether overtime itself concentrates in specific rooms within a single hospital, and which operational factors drive that concentration, has not been examined. Without that granularity, quality improvement efforts risk targeting the wrong lever.</w:t>
+        <w:t xml:space="preserve"> Whether overtime concentrates in specific rooms within a single hospital, and which operational factors are associated with it, remain open questions. Without that granularity, quality improvement efforts risk targeting the wrong intervention point.</w:t>
       </w:r>
     </w:p>
     <w:p>
@@ -730,7 +730,7 @@
           <w:i w:val="0"/>
           <w:sz w:val="24"/>
         </w:rPr>
-        <w:t>This study is part of a broader effort at a tertiary hospital to improve OR performance. We use administrative data to address two questions:</w:t>
+        <w:t>This study is part of a broader effort at a tertiary hospital to improve OR performance. Using administrative data, we address two questions:</w:t>
       </w:r>
     </w:p>
     <w:p>
@@ -745,7 +745,7 @@
           <w:i w:val="0"/>
           <w:sz w:val="24"/>
         </w:rPr>
-        <w:t>1. How is overtime distributed across rooms and time within one tertiary hospital? If overtime is diffuse, a hospital-wide intervention may suffice; if it concentrates in specific rooms, the response needs to be targeted.</w:t>
+        <w:t>1. How is overtime distributed across rooms and time within one tertiary hospital? This examines whether overtime is a diffuse, hospital-wide problem or concentrated in specific rooms, since the appropriate intervention point depends on its distribution.</w:t>
       </w:r>
     </w:p>
     <w:p>
@@ -760,7 +760,7 @@
           <w:i w:val="0"/>
           <w:sz w:val="24"/>
         </w:rPr>
-        <w:t>2. Which operational factors — duration overruns, urgent-elective interaction, start-time punctuality — track with room-level overtime? We test whether the candidate factors most discussed in the literature are actually visible in our data.</w:t>
+        <w:t>2. Which operational factors (duration overruns, urgent-elective interaction, and start-time punctuality) are associated with overtime? This tests which candidate factors identified in the literature are visible in our data, to inform where scheduling interventions should be directed.</w:t>
       </w:r>
     </w:p>
     <w:p>
@@ -904,7 +904,7 @@
           <w:i w:val="0"/>
           <w:sz w:val="24"/>
         </w:rPr>
-        <w:t>All analyses are descriptive; we did not fit causal or inferential models. For RQ1 we computed overtime rate, mean, median, and 95th percentile, stratified by room, weekday, year, and shift. For RQ2 we examined duration deviation by planned-duration bucket using coefficients of variation,</w:t>
+        <w:t>All analyses are descriptive; we did not fit causal or inferential models. For RQ1, we computed overtime rate, mean, median, and 95th percentile, stratified by room, weekday, year, and shift. For RQ2, we examined duration deviation by planned-duration bucket using coefficients of variation,</w:t>
       </w:r>
       <w:r>
         <w:rPr>
@@ -921,7 +921,7 @@
           <w:i w:val="0"/>
           <w:sz w:val="24"/>
         </w:rPr>
-        <w:t xml:space="preserve"> urgency mix and timing, urgent-elective interaction (defined in the Results), start-time deviation per room, inter-case idle time, and room swaps. We computed Spearman rank correlations across the 18 rooms between overtime rate and two candidate predictors: late-start rate and mean inter-case idle time. Intermediate findings were reviewed with the clinical team, and we used their feedback to refine variable definitions and exclusions. Reporting follows the STROBE guidelines for observational studies.</w:t>
+        <w:t xml:space="preserve"> urgency mix and timing, urgent-elective interaction (defined and reported in Results), start-time deviation per room, inter-case idle time, and room swaps. Spearman rank correlations across the 18 rooms were computed between room-level overtime rate and two candidate factors: late-start rate and mean inter-case idle time. Intermediate findings were reviewed with the clinical team and used to refine variable definitions and exclusions. The study is reported in accordance with the STROBE guidelines for observational studies.</w:t>
       </w:r>
     </w:p>
     <w:p>
@@ -1051,7 +1051,7 @@
           <w:i w:val="0"/>
           <w:sz w:val="24"/>
         </w:rPr>
-        <w:t>Of 79,352 cases, 7,729 (9.7%) ran past the end of their assigned shift, with a mean of 60.3 minutes, a median of 39, and a 95th percentile of 197 (Table 1A). Monday-to-Friday rates were tightly grouped (8.8 to 9.9%) but roughly 1.7 times higher on weekends (Saturday 16.8%, Sunday 15.5%), when the elective programme does not run and the caseload is almost entirely urgent. The rate edged down over the study period, from 10.0% in 2022 to 8.6% in the first five months of 2025 (Table 1B).</w:t>
+        <w:t>Of 79,352 cases, 7,729 (9.7%) ran past the end of their assigned shift. Among overtime cases, the mean was 60.3 minutes, the median was 39 minutes, and the 95th percentile was 197 minutes (Table 1A). Weekday rates were similar (8.8 to 9.9%) but roughly 1.7 times higher on weekends (Saturday 16.8%, Sunday 15.5%), when the elective programme does not run and volume is almost entirely urgent surgery. The overtime rate declined gradually over the study period: 10.0% in 2022, 10.0% in 2023, 9.7% in 2024, and 8.6% in the first five months of 2025 (Table 1B).</w:t>
       </w:r>
     </w:p>
     <w:p>
@@ -2493,7 +2493,7 @@
           <w:i w:val="0"/>
           <w:sz w:val="24"/>
         </w:rPr>
-        <w:t>Most overtime was short. Over half of overtime completions fell in the 16:30 to 17:30 window, just after the day-shift handover; the distribution tailed off through the evening and was sparse past 22:00 (Supplementary Figure S1).</w:t>
+        <w:t>Most overtime cases ended shortly after the shift boundary. More than half of overtime completions fell in the 16:30 to 17:30 window, immediately after the day-shift handover. The distribution decayed through the evening, with a thin tail past 22:00 (Supplementary Figure S1).</w:t>
       </w:r>
     </w:p>
     <w:p>
@@ -2545,7 +2545,7 @@
           <w:i w:val="0"/>
           <w:sz w:val="24"/>
         </w:rPr>
-        <w:t>We quantified this spread with the coefficient of variation (CV = standard deviation / mean), which places cases of different lengths on a comparable scale. Short cases were proportionally the most variable (CV 0.54 for procedures under 30 minutes), because a few extra minutes is a large fraction of a brief booking. Mid-length cases were steadier (CV about 0.35 for 61 to 180 minutes), and the longest cases fell in between (CV 0.42 for over 180 minutes). The CV of the planning error was higher still: it reached 1.84 in the over-180-minute bucket, meaning the spread of the booking error was nearly twice its own average. In practical terms, the schedule was least able to predict when the longest cases would finish. And those are exactly the cases — complex cardiac and oncology procedures — that cluster in the rooms with the highest overtime. The rooms hardest to plan were also the ones that most often ran late.</w:t>
+        <w:t>We measured this spread with the coefficient of variation (CV), the standard deviation of duration divided by its mean, which places cases of different lengths on a comparable scale. Observed-duration CV was highest for short cases (0.54 for procedures under 30 minutes), lowest for mid-length cases (about 0.35 for 61 to 180 minutes), and intermediate for the longest cases (0.42 for over 180 minutes); short cases are proportionally the most variable because a few extra minutes is a large fraction of a brief booking. The CV of the planning error itself was higher still, reaching 1.84 in the over-180-minute bucket, where the spread of the booking error was nearly twice its own average. The schedule was therefore least able to predict the finishing time of the longest cases. These procedures — mainly complex cardiac and oncology cases — clustered in the rooms with the highest overtime, so the rooms that were hardest to plan were also the ones that most often ran late.</w:t>
       </w:r>
     </w:p>
     <w:p>
@@ -3444,7 +3444,7 @@
           <w:i w:val="0"/>
           <w:sz w:val="24"/>
         </w:rPr>
-        <w:t xml:space="preserve"> Two thirds of cases (67.4%) started later than planned. Among late starters, the mean delay was 74.6 minutes and the median 28. But late starts did not predict overtime at the room level (Spearman rho = −0.29, p = 0.24). If anything, the relationship ran backwards: OR10 had the best on-time record of all 18 rooms (46.1% late) yet the worst overtime (32.9%); OR14 started late 78.7% of the time yet had the lowest overtime (3.5%); OR11 had the highest late-start rate (82.4%) with only a mid-range overtime rate (11.7%). Pandit et al. reported the same disconnect across more than 7,000 operating lists (R-squared 0.04 to 0.08 between start and finish times).</w:t>
+        <w:t xml:space="preserve"> Across all cases and rooms, 67.4% started later than planned, with a mean delay of 74.6 minutes and a median of 28 minutes among late cases. At the room level, late-start rate showed no significant correlation with overtime rate (Spearman rho = −0.29, p = 0.24). The direction was negative: rooms with higher late-start rates tended to have lower overtime rates. OR10 had the lowest late-start rate of all 18 rooms (46.1%) yet the highest overtime rate (32.9%); OR14 had a late-start rate of 78.7% yet the lowest overtime rate (3.5%); OR11 had the highest late-start rate (82.4%) with a mid-range overtime rate (11.7%). Pandit et al. reported a similar disconnect, with R-squared values of 0.04 to 0.08 between start and finish times across more than 7,000 operating lists.</w:t>
       </w:r>
       <w:r>
         <w:rPr>
@@ -3461,7 +3461,7 @@
           <w:i w:val="0"/>
           <w:sz w:val="24"/>
         </w:rPr>
-        <w:t xml:space="preserve"> Starting on time, in short, did not tell us which rooms would run late.</w:t>
+        <w:t xml:space="preserve"> Start-time punctuality was therefore not associated with where overtime accumulates.</w:t>
       </w:r>
     </w:p>
     <w:p>
@@ -3484,7 +3484,7 @@
           <w:i w:val="0"/>
           <w:sz w:val="24"/>
         </w:rPr>
-        <w:t xml:space="preserve"> Median inter-case idle time was 8 minutes across all rooms (mean 9.9).</w:t>
+        <w:t xml:space="preserve"> Across all 18 rooms, inter-case idle time had a median of 8 minutes and a mean of 9.9 minutes.</w:t>
       </w:r>
       <w:r>
         <w:rPr>
@@ -3501,7 +3501,7 @@
           <w:i w:val="0"/>
           <w:sz w:val="24"/>
         </w:rPr>
-        <w:t xml:space="preserve"> Mean idle time and overtime rate were strongly correlated at the room level (Spearman rho = 0.89, p &lt; 0.001) — but OR10 drove most of that relationship. OR10 had both the highest idle time (22.6 minutes) and the highest overtime, and once it was excluded the correlation fell apart. The longer gaps between cases in OR10 likely reflect preparation demands between complex cardiac procedures, not inefficient turnovers. We did not treat inter-case idle time as an independent contributor to overtime.</w:t>
+        <w:t xml:space="preserve"> At the room level, mean idle time correlated positively with overtime rate (Spearman rho = 0.89, p &lt; 0.001), but the association was driven largely by OR10, which had both the highest mean idle time (22.6 minutes) and the highest overtime rate (32.9%). Excluding OR10, the pattern did not hold. The higher idle time in OR10 most plausibly reflects preparation demands between complex cardiac cases rather than inefficient turnover, and is better understood as a marker of case-mix complexity than as a scheduling problem. Inter-case turnover was therefore not identified as an independent contributor to room-level overtime.</w:t>
       </w:r>
     </w:p>
     <w:p>
@@ -3524,7 +3524,7 @@
           <w:i w:val="0"/>
           <w:sz w:val="24"/>
         </w:rPr>
-        <w:t xml:space="preserve"> Only 519 cases (0.7%) were moved to a different room than originally planned. These swapped cases did run overtime more often (14.8% versus 9.7%), but the direction of causation is unclear: swaps may cause overtime, or overtime pressure may trigger swaps.</w:t>
+        <w:t xml:space="preserve"> Room swaps affected 0.7% of cases (519 of 79,352). Swapped cases had a higher overtime rate (14.8% versus 9.7%), but whether swaps contribute to or result from overtime cannot be determined.</w:t>
       </w:r>
     </w:p>
     <w:p>
@@ -3553,7 +3553,7 @@
           <w:i w:val="0"/>
           <w:sz w:val="24"/>
         </w:rPr>
-        <w:t>Overtime at this hospital was not a diffuse, hospital-wide phenomenon. The aggregate rate of 9.7% masked a near ten-fold spread across rooms (3.5 to 32.9%). Case-mix complexity and routine urgent-elective overlap tracked with the room-level pattern; start-time punctuality and inter-case idle time did not.</w:t>
+        <w:t>In this single-centre analysis of 79,352 cases, overtime was not a diffuse hospital-wide phenomenon. The aggregate rate (9.7%) hid a near ten-fold spread across rooms (3.5 to 32.9%). The factors most visibly associated with the room-level pattern were case-mix complexity and routine urgent-elective overlap; start-time punctuality and inter-case idle time were not.</w:t>
       </w:r>
     </w:p>
     <w:p>
@@ -3653,7 +3653,7 @@
           <w:i w:val="0"/>
           <w:sz w:val="24"/>
         </w:rPr>
-        <w:t>The procedures with the largest planning deviations and the highest planned durations — complex cardiac and oncology work — clustered in the rooms with the most overtime. Case-mix complexity, not scheduling inefficiency alone, likely accounts for much of the room-level variation. Wachtel and Dexter showed how tardiness grows as duration uncertainty accumulates through a day's list,</w:t>
+        <w:t>The procedures with the largest planning deviations and the highest planned durations — complex cardiac and oncology cases — clustered in the rooms with the highest overtime. This pattern suggests that case-mix complexity, rather than scheduling inefficiency alone, accounts for much of the room-level variation. Using a large operational dataset, Wachtel and Dexter described how tardiness grows as duration uncertainty accumulates through the day,</w:t>
       </w:r>
       <w:r>
         <w:rPr>
@@ -3670,7 +3670,7 @@
           <w:i w:val="0"/>
           <w:sz w:val="24"/>
         </w:rPr>
-        <w:t xml:space="preserve"> and Fugener et al. documented systematic biases in surgeons' duration estimates that compound from one case to the next.</w:t>
+        <w:t xml:space="preserve"> and Fugener et al. documented systematic biases in surgeons' duration estimates that compound across a list.</w:t>
       </w:r>
       <w:r>
         <w:rPr>
@@ -3687,7 +3687,7 @@
           <w:i w:val="0"/>
           <w:sz w:val="24"/>
         </w:rPr>
-        <w:t xml:space="preserve"> These accounts fit the room-level pattern we see, though our data cannot test the cumulative-delay mechanism directly.</w:t>
+        <w:t xml:space="preserve"> Both observations are consistent with the room-level pattern we describe, although our data cannot test the cumulative-delay account directly.</w:t>
       </w:r>
     </w:p>
     <w:p>
@@ -3702,7 +3702,7 @@
           <w:i w:val="0"/>
           <w:sz w:val="24"/>
         </w:rPr>
-        <w:t>Urgent cases intruded on elective lists on more than two thirds of observation days, pushing elective start times back by a median of roughly 30 minutes. The hospital already runs dedicated urgent rooms, yet the overlap persists — which suggests that current capacity absorbs the average urgent load but not the peaks. Protecting the elective programme may require scheduling buffers or capacity reallocation rather than reactive rescheduling alone. Parmar et al. proposed a graphical method for spotting when emergency capacity falls short, using the pattern of delays and utilisation, which could inform such decisions.</w:t>
+        <w:t>Urgent-elective overlap occurred on more than two-thirds of observation days and was associated with a median difference of approximately 30 minutes in elective start times, making urgent arrivals a routine scheduling factor rather than an exception. The hospital already operates dedicated rooms for urgent cases, yet overlap persists, so protecting the elective programme may require additional scheduling buffers or capacity reallocation rather than reactive rescheduling alone. Parmar et al. proposed a graphical method for identifying when emergency capacity is insufficient from the pattern of delays and utilisation, which could inform such decisions.</w:t>
       </w:r>
       <w:r>
         <w:rPr>
@@ -3742,7 +3742,7 @@
           <w:i w:val="0"/>
           <w:sz w:val="24"/>
         </w:rPr>
-        <w:t xml:space="preserve"> We tested a broader version of this idea using the per-room late-start rate across all scheduled cases, not only first cases. The correlation was absent (Spearman rho = −0.29, p = 0.24), and the individual rooms tell the same story: OR10 started on time more often than any other room yet ran the most overtime; OR14 was one of the least punctual yet had the least. Pandit et al. found the same disconnect across over 7,000 operating lists.</w:t>
+        <w:t xml:space="preserve"> We tested a broader version of this hypothesis using the per-room late-start rate across all scheduled cases, not only first cases. Late-start rate and overtime rate were not significantly correlated (Spearman rho = −0.29, p = 0.24): the room with the lowest late-start rate (OR10, 46.1%) had the highest overtime (32.9%), while a room with one of the highest late-start rates (OR14, 78.7%) had the lowest overtime (3.5%). Pandit et al. reported a similar disconnect across more than 7,000 operating lists.</w:t>
       </w:r>
       <w:r>
         <w:rPr>
@@ -3759,7 +3759,7 @@
           <w:i w:val="0"/>
           <w:sz w:val="24"/>
         </w:rPr>
-        <w:t xml:space="preserve"> We do not dismiss FCOTS as a discipline marker, but in this dataset it does not predict where overtime builds up.</w:t>
+        <w:t xml:space="preserve"> We do not conclude that FCOTS is unimportant; it remains a reasonable discipline marker. In this dataset, however, it does not predict where overtime accumulates.</w:t>
       </w:r>
     </w:p>
     <w:p>
@@ -3819,7 +3819,7 @@
           <w:i w:val="0"/>
           <w:sz w:val="24"/>
         </w:rPr>
-        <w:t xml:space="preserve"> The overtime we document produces the same exposure — work continuing past the staffing step-down — that other studies have tied to staff fatigue, after-hours mortality, and complications.</w:t>
+        <w:t xml:space="preserve"> The overtime documented here produces the same exposure that other studies have linked to staff fatigue, higher after-hours mortality, and increased complication risk.</w:t>
       </w:r>
       <w:r>
         <w:rPr>
@@ -3836,7 +3836,7 @@
           <w:i w:val="0"/>
           <w:sz w:val="24"/>
         </w:rPr>
-        <w:t xml:space="preserve"> Whether those harms are present at this hospital is something administrative data alone cannot answer. The next step is to link room-level overtime directly to patient and staff outcomes.</w:t>
+        <w:t xml:space="preserve"> Whether those harms are present at this hospital cannot be determined from administrative data alone. Linking room-level overtime to patient and staff outcomes is a necessary next step.</w:t>
       </w:r>
     </w:p>
     <w:p>
@@ -3865,7 +3865,7 @@
           <w:i w:val="0"/>
           <w:sz w:val="24"/>
         </w:rPr>
-        <w:t>Several limitations apply. This is a single-site analysis; whether the concentration pattern generalises to hospitals with different staffing models is an open question. The administrative data give us room-in and room-out times but nothing about what happens inside the case. We do not measure patient or staff outcomes — the harm argument rests on published literature, not on complications or burnout scores from this cohort. OR10 handles complex cardiac surgery, and its high overtime may partly reflect irreducible procedural duration rather than anything a scheduler can fix; we describe the pattern but cannot adjust for it without procedure-level risk scores. Finally, the link between after-hours surgery and patient harm rests on observational studies with widely varying effect sizes (adjusted odds ratios from 1.16</w:t>
+        <w:t>This study has several limitations. It is a single-site retrospective analysis, so whether the concentration pattern holds across hospitals with different staffing models is unknown. The administrative data provide only room-in and room-out times, so we cannot infer what happens inside the case. We do not measure patient or staff outcomes directly; the harm argument rests on published literature, not on complications or burnout scores from this cohort. OR10 handles complex cardiac surgery, and its high overtime may partly reflect irreducible procedural duration rather than schedulable inefficiency; we describe this but cannot adjust for it without procedure-level risk scores. The link between after-hours surgery and patient harm rests on observational studies whose effect sizes vary widely (adjusted odds ratios of 1.16</w:t>
       </w:r>
       <w:r>
         <w:rPr>
@@ -3899,7 +3899,7 @@
           <w:i w:val="0"/>
           <w:sz w:val="24"/>
         </w:rPr>
-        <w:t>) and residual-confounding concerns.</w:t>
+        <w:t>) and whose estimates have been questioned on residual-confounding grounds.</w:t>
       </w:r>
       <w:r>
         <w:rPr>
@@ -3916,7 +3916,7 @@
           <w:i w:val="0"/>
           <w:sz w:val="24"/>
         </w:rPr>
-        <w:t xml:space="preserve"> Readers should weigh the mortality evidence with that uncertainty in mind.</w:t>
+        <w:t xml:space="preserve"> Readers should weigh the after-hours mortality evidence with this uncertainty in mind.</w:t>
       </w:r>
     </w:p>
     <w:p>
@@ -3945,7 +3945,7 @@
           <w:i w:val="0"/>
           <w:sz w:val="24"/>
         </w:rPr>
-        <w:t>At this tertiary hospital, operating-room overtime concentrated in a small number of rooms. The factors most strongly tied to room-level overtime were case-mix complexity and unplanned urgent-case disruption of the elective programme; start-time punctuality and inter-case idle time played no discernible role. These findings argue for room-level rather than hospital-level overtime monitoring and for scheduling that treats urgent-case flow as a routine input.</w:t>
+        <w:t>Operating-room overtime at this tertiary hospital concentrated in a small number of rooms. Case-mix complexity and unplanned urgent-case disruption of the elective programme were the most strongly associated factors; start-time punctuality and inter-case idle time were not. The findings support room-level rather than hospital-level overtime monitoring and scheduling interventions that account for urgent-case flow.</w:t>
       </w:r>
     </w:p>
     <w:p>

--- a/paper/bmjqs_v2_overtime/submission/manuscript.docx
+++ b/paper/bmjqs_v2_overtime/submission/manuscript.docx
@@ -2545,7 +2545,7 @@
           <w:i w:val="0"/>
           <w:sz w:val="24"/>
         </w:rPr>
-        <w:t>We measured this spread with the coefficient of variation (CV), the standard deviation of duration divided by its mean, which places cases of different lengths on a comparable scale. Observed-duration CV was highest for short cases (0.54 for procedures under 30 minutes), lowest for mid-length cases (about 0.35 for 61 to 180 minutes), and intermediate for the longest cases (0.42 for over 180 minutes); short cases are proportionally the most variable because a few extra minutes is a large fraction of a brief booking. The CV of the planning error itself was higher still, reaching 1.84 in the over-180-minute bucket, where the spread of the booking error was nearly twice its own average. The schedule was therefore least able to predict the finishing time of the longest cases. These procedures — mainly complex cardiac and oncology cases — clustered in the rooms with the highest overtime, so the rooms that were hardest to plan were also the ones that most often ran late.</w:t>
+        <w:t>We measured this spread with the coefficient of variation (CV), the standard deviation of duration divided by its mean, which places cases of different lengths on a comparable scale. Observed-duration CV was highest for short cases (0.54 for procedures under 30 minutes), lowest for mid-length cases (about 0.35 for 61 to 180 minutes), and intermediate for the longest cases (0.42 for over 180 minutes); short cases are proportionally the most variable because a few extra minutes is a large fraction of a brief booking. The CV of the planning error itself was higher still, reaching 1.84 in the over-180-minute bucket, where the spread of the booking error was nearly twice its own average. The schedule was therefore least able to predict the finishing time of the longest cases. These procedures, mainly complex cardiac and oncology cases, clustered in the rooms with the highest overtime, so the rooms that were hardest to plan were also the ones that most often ran late.</w:t>
       </w:r>
     </w:p>
     <w:p>
@@ -2583,7 +2583,7 @@
           <w:i w:val="0"/>
           <w:sz w:val="24"/>
         </w:rPr>
-        <w:t>To assess whether urgent cases disrupt the elective programme, we counted days on which an urgent case occupied a room during a time window when an elective case had been planned in the same room. Such overlap occurred on 858 of 1,247 observation days (68.8%, Table 2B). On days with overlap, elective cases started later than on days without — a median difference of approximately 30 minutes, reaching 60 minutes in early 2022 before narrowing. OR11 absorbed the highest overlap burden, with 475 events affecting 15.2% of its elective cases.</w:t>
+        <w:t>To assess whether urgent cases disrupt the elective programme, we counted days on which an urgent case occupied a room during a time window when an elective case had been planned in the same room. Such overlap occurred on 858 of 1,247 observation days (68.8%, Table 2B). On days with overlap, elective cases started later than on days without, by a median of of approximately 30 minutes, reaching 60 minutes in early 2022 before narrowing. OR11 absorbed the highest overlap burden, with 475 events affecting 15.2% of its elective cases.</w:t>
       </w:r>
     </w:p>
     <w:p>
@@ -3653,7 +3653,7 @@
           <w:i w:val="0"/>
           <w:sz w:val="24"/>
         </w:rPr>
-        <w:t>The procedures with the largest planning deviations and the highest planned durations — complex cardiac and oncology cases — clustered in the rooms with the highest overtime. This pattern suggests that case-mix complexity, rather than scheduling inefficiency alone, accounts for much of the room-level variation. Using a large operational dataset, Wachtel and Dexter described how tardiness grows as duration uncertainty accumulates through the day,</w:t>
+        <w:t>The procedures with the largest planning deviations and the highest planned durations (complex cardiac and oncology cases) clustered in the rooms with the highest overtime. This pattern suggests that case-mix complexity, rather than scheduling inefficiency alone, accounts for much of the room-level variation. Using a large operational dataset, Wachtel and Dexter described how tardiness grows as duration uncertainty accumulates through the day,</w:t>
       </w:r>
       <w:r>
         <w:rPr>

--- a/paper/bmjqs_v2_overtime/submission/manuscript.docx
+++ b/paper/bmjqs_v2_overtime/submission/manuscript.docx
@@ -2583,7 +2583,7 @@
           <w:i w:val="0"/>
           <w:sz w:val="24"/>
         </w:rPr>
-        <w:t>To assess whether urgent cases disrupt the elective programme, we counted days on which an urgent case occupied a room during a time window when an elective case had been planned in the same room. Such overlap occurred on 858 of 1,247 observation days (68.8%, Table 2B). On days with overlap, elective cases started later than on days without, by a median of of approximately 30 minutes, reaching 60 minutes in early 2022 before narrowing. OR11 absorbed the highest overlap burden, with 475 events affecting 15.2% of its elective cases.</w:t>
+        <w:t>To assess whether urgent cases disrupt the elective programme, we counted days on which an urgent case occupied a room during a time window when an elective case had been planned in the same room. Such overlap occurred on 858 of 1,247 observation days (68.8%, Table 2B). On days with overlap, elective cases started later than on days without, by a median of approximately 30 minutes, reaching 60 minutes in early 2022 before narrowing. OR11 absorbed the highest overlap burden, with 475 events affecting 15.2% of its elective cases.</w:t>
       </w:r>
     </w:p>
     <w:p>

--- a/paper/bmjqs_v2_overtime/submission/manuscript.docx
+++ b/paper/bmjqs_v2_overtime/submission/manuscript.docx
@@ -401,7 +401,7 @@
           <w:i w:val="0"/>
           <w:sz w:val="24"/>
         </w:rPr>
-        <w:t>Operating rooms are among the most resource-intensive units in a hospital, and actual schedules routinely diverge from planned ones. Overtime in this setting can refer to several distinct phenomena: an individual case running longer than its booked duration, an operating list ending after its scheduled close, or surgery continuing into a period when fewer staff are rostered. These are different operational events with different consequences. The glossary of Bauer et al. defines overtime as time spent operating beyond the end of the assigned shift.</w:t>
+        <w:t>Operating rooms are among the most resource-intensive units in a hospital, and actual schedules routinely diverge from planned ones. Overtime in this setting can refer to several distinct phenomena: an individual case running longer than its booked duration, an operating list ending after its scheduled close, or surgery continuing into a period when different staff are rostered. These are different operational events with different consequences. The glossary of Bauer et al. defines overtime as time spent operating beyond the end of the assigned shift.</w:t>
       </w:r>
       <w:r>
         <w:rPr>
@@ -450,7 +450,7 @@
           <w:i w:val="0"/>
           <w:sz w:val="24"/>
         </w:rPr>
-        <w:t>A case that runs past its shift boundary continues into the evening or night, when fewer staff are on duty. The after-hours surgery literature defines this exposure by clock time rather than by a staffing boundary. Overtime and after-hours surgery are not identical, but overtime is one of the routes by which scheduled daytime work ends up being performed after hours, so the harms reported for after-hours surgery are relevant. After-hours surgery has been linked to higher patient mortality. A meta-analysis of 13 studies found an adjusted odds ratio of 1.16 (95% CI 1.06 to 1.28), graded as low-certainty evidence.</w:t>
+        <w:t>A case that runs past its shift boundary continues into the next shift, when a different team is on duty. Most overtime at this site crosses the day-to-evening boundary, so the after-hours surgery literature is directly relevant. That literature defines the exposure by clock time rather than by a staffing boundary. Overtime and after-hours surgery are not identical, but overtime is one of the routes by which scheduled daytime work ends up being performed after hours, so the harms reported for after-hours surgery are relevant. After-hours surgery has been linked to higher patient mortality. A meta-analysis of 13 studies found an adjusted odds ratio of 1.16 (95% CI 1.06 to 1.28), graded as low-certainty evidence.</w:t>
       </w:r>
       <w:r>
         <w:rPr>
@@ -535,7 +535,7 @@
           <w:i w:val="0"/>
           <w:sz w:val="24"/>
         </w:rPr>
-        <w:t xml:space="preserve"> A 2025 UK national patient-safety investigation reported that 22% of surveyed doctors experienced daily sleep deprivation and 35% said tiredness had impaired their ability to treat patients.</w:t>
+        <w:t xml:space="preserve"> A 2025 UK national patient-safety investigation into staff fatigue reported that 22% of surveyed doctors experienced daily sleep deprivation and 35% said tiredness had impaired their clinical judgement, with long shifts and overtime among the contributing factors.</w:t>
       </w:r>
       <w:r>
         <w:rPr>
@@ -950,7 +950,7 @@
           <w:i w:val="0"/>
           <w:sz w:val="24"/>
         </w:rPr>
-        <w:t>This study used fully de-identified administrative data with institutional approval. No patient interaction occurred.</w:t>
+        <w:t>This study used fully anonymised administrative data with institutional approval. No patient interaction occurred.</w:t>
       </w:r>
     </w:p>
     <w:p>
@@ -979,7 +979,7 @@
           <w:i w:val="0"/>
           <w:sz w:val="24"/>
         </w:rPr>
-        <w:t>Given the retrospective use of fully de-identified administrative data, no patient or public involvement was sought.</w:t>
+        <w:t>Given the retrospective use of fully anonymised administrative data, no patient or public involvement was sought.</w:t>
       </w:r>
     </w:p>
     <w:p>

--- a/paper/bmjqs_v2_overtime/submission/manuscript.docx
+++ b/paper/bmjqs_v2_overtime/submission/manuscript.docx
@@ -3796,7 +3796,7 @@
           <w:i w:val="0"/>
           <w:sz w:val="24"/>
         </w:rPr>
-        <w:t xml:space="preserve"> Room-level monitoring should take precedence over hospital-wide overtime targets, and scheduling should treat urgent-case flow as a routine planning input rather than an exception.</w:t>
+        <w:t xml:space="preserve"> Room-level monitoring should take precedence over hospital-wide overtime targets. A 9.7% hospital-wide rate hides a near ten-fold spread, and an intervention aimed at the average will miss the rooms that generate most of the overtime. For the highest-overtime rooms, where long complex cases dominate, scheduling systems could assign wider duration margins to procedures with high expected variability rather than applying a uniform padding factor. Urgent-case flow should be treated as a routine scheduling input: overlap occurred on more than two-thirds of observation days, so dedicating additional capacity or buffering the elective programme against predictable disruption is more realistic than treating each urgent arrival as an exception. Start-time compliance, while reasonable to pursue on other grounds, should not be expected to reduce overtime: in this dataset it was unrelated to where overtime accumulated.</w:t>
       </w:r>
     </w:p>
     <w:p>

--- a/paper/bmjqs_v2_overtime/submission/manuscript.docx
+++ b/paper/bmjqs_v2_overtime/submission/manuscript.docx
@@ -2468,17 +2468,42 @@
     </w:p>
     <w:p>
       <w:pPr>
-        <w:spacing w:after="120" w:before="120" w:line="480" w:lineRule="exact"/>
-        <w:jc w:val="left"/>
+        <w:spacing w:before="120" w:after="120"/>
+        <w:jc w:val="center"/>
       </w:pPr>
       <w:r>
-        <w:rPr>
-          <w:rFonts w:ascii="Times New Roman" w:hAnsi="Times New Roman"/>
-          <w:b w:val="0"/>
-          <w:i/>
-          <w:sz w:val="24"/>
-        </w:rPr>
-        <w:t>[Insert Figure 1 about here]</w:t>
+        <w:drawing>
+          <wp:inline xmlns:a="http://schemas.openxmlformats.org/drawingml/2006/main" xmlns:pic="http://schemas.openxmlformats.org/drawingml/2006/picture">
+            <wp:extent cx="5486400" cy="3681844"/>
+            <wp:docPr id="1" name="Picture 1"/>
+            <wp:cNvGraphicFramePr>
+              <a:graphicFrameLocks noChangeAspect="1"/>
+            </wp:cNvGraphicFramePr>
+            <a:graphic>
+              <a:graphicData uri="http://schemas.openxmlformats.org/drawingml/2006/picture">
+                <pic:pic>
+                  <pic:nvPicPr>
+                    <pic:cNvPr id="0" name="Figure1.png"/>
+                    <pic:cNvPicPr/>
+                  </pic:nvPicPr>
+                  <pic:blipFill>
+                    <a:blip r:embed="rId9"/>
+                    <a:stretch>
+                      <a:fillRect/>
+                    </a:stretch>
+                  </pic:blipFill>
+                  <pic:spPr>
+                    <a:xfrm>
+                      <a:off x="0" y="0"/>
+                      <a:ext cx="5486400" cy="3681844"/>
+                    </a:xfrm>
+                    <a:prstGeom prst="rect"/>
+                  </pic:spPr>
+                </pic:pic>
+              </a:graphicData>
+            </a:graphic>
+          </wp:inline>
+        </w:drawing>
       </w:r>
     </w:p>
     <w:p>
@@ -5056,6 +5081,83 @@
           <w:sz w:val="24"/>
         </w:rPr>
         <w:t xml:space="preserve"> Room-level overtime concentration. Panel A: percentage of cases with overtime per operating room, ranked from lowest to highest. Panel B: mean overtime duration per room (minutes), with the hospital average marked for reference. Overall: 7,729 of 79,352 cases (9.7%), mean 60.3 min, median 39 min, P95 197 min.</w:t>
+      </w:r>
+    </w:p>
+    <w:p>
+      <w:pPr>
+        <w:spacing w:before="320" w:after="120" w:line="480" w:lineRule="exact"/>
+        <w:jc w:val="left"/>
+      </w:pPr>
+      <w:r>
+        <w:rPr>
+          <w:rFonts w:ascii="Times New Roman" w:hAnsi="Times New Roman"/>
+          <w:b/>
+          <w:sz w:val="24"/>
+        </w:rPr>
+        <w:t>SUPPLEMENTARY FIGURES</w:t>
+      </w:r>
+    </w:p>
+    <w:p>
+      <w:pPr>
+        <w:spacing w:after="120" w:before="0" w:line="480" w:lineRule="exact"/>
+        <w:jc w:val="left"/>
+      </w:pPr>
+      <w:r>
+        <w:rPr>
+          <w:rFonts w:ascii="Times New Roman" w:hAnsi="Times New Roman"/>
+          <w:b/>
+          <w:sz w:val="24"/>
+        </w:rPr>
+        <w:t>Supplementary Figure S1.</w:t>
+      </w:r>
+      <w:r>
+        <w:rPr>
+          <w:rFonts w:ascii="Times New Roman" w:hAnsi="Times New Roman"/>
+          <w:b w:val="0"/>
+          <w:i w:val="0"/>
+          <w:sz w:val="24"/>
+        </w:rPr>
+        <w:t xml:space="preserve"> Timing of overtime case completions. Distribution of room-out times for the 7,729 overtime cases. More than half of completions fall in the 16:30 to 17:30 window immediately after the day-shift handover, with a long tail decaying through the evening and overnight.</w:t>
+      </w:r>
+    </w:p>
+    <w:p>
+      <w:pPr>
+        <w:spacing w:before="120" w:after="120"/>
+        <w:jc w:val="center"/>
+      </w:pPr>
+      <w:r>
+        <w:drawing>
+          <wp:inline xmlns:a="http://schemas.openxmlformats.org/drawingml/2006/main" xmlns:pic="http://schemas.openxmlformats.org/drawingml/2006/picture">
+            <wp:extent cx="5486400" cy="2708476"/>
+            <wp:docPr id="2" name="Picture 2"/>
+            <wp:cNvGraphicFramePr>
+              <a:graphicFrameLocks noChangeAspect="1"/>
+            </wp:cNvGraphicFramePr>
+            <a:graphic>
+              <a:graphicData uri="http://schemas.openxmlformats.org/drawingml/2006/picture">
+                <pic:pic>
+                  <pic:nvPicPr>
+                    <pic:cNvPr id="0" name="FigureS1.png"/>
+                    <pic:cNvPicPr/>
+                  </pic:nvPicPr>
+                  <pic:blipFill>
+                    <a:blip r:embed="rId10"/>
+                    <a:stretch>
+                      <a:fillRect/>
+                    </a:stretch>
+                  </pic:blipFill>
+                  <pic:spPr>
+                    <a:xfrm>
+                      <a:off x="0" y="0"/>
+                      <a:ext cx="5486400" cy="2708476"/>
+                    </a:xfrm>
+                    <a:prstGeom prst="rect"/>
+                  </pic:spPr>
+                </pic:pic>
+              </a:graphicData>
+            </a:graphic>
+          </wp:inline>
+        </w:drawing>
       </w:r>
     </w:p>
     <w:p>

--- a/paper/bmjqs_v2_overtime/submission/manuscript.docx
+++ b/paper/bmjqs_v2_overtime/submission/manuscript.docx
@@ -1022,8 +1022,967 @@
           <w:i w:val="0"/>
           <w:sz w:val="24"/>
         </w:rPr>
-        <w:t>The cohort comprised 79,352 cases across 18 surgical operating rooms, involving 60,895 unique patients, 195 surgeons, 207 anaesthesiologists, and 1,276 distinct procedure types. Weekday volume was evenly distributed (17.9 to 20.0% Monday through Friday); weekends accounted for 1.8 to 2.1%. Year-on-year volume grew from 22,133 in 2022 to 23,738 in 2024, with 9,906 recorded through May 2025. The urgency mix was 85.4% elective and 14.6% urgent (non-elective).</w:t>
+        <w:t>The cohort comprised 79,352 surgical cases performed on 60,895 unique patients across 18 operating rooms between January 2022 and May 2025 (Table 1). Cases covered 1,276 distinct procedure types performed by 195 surgeons and 207 anaesthesiologists. The urgency mix was 85.4% elective and 14.6% urgent (non-elective), 42.3% of cases were ambulatory, and almost all activity (96.1%) fell on weekdays. Annual volume grew from 22,133 in 2022 to 23,738 in 2024, with 9,906 cases recorded through May 2025.</w:t>
       </w:r>
+    </w:p>
+    <w:p>
+      <w:pPr>
+        <w:spacing w:after="120" w:before="0" w:line="480" w:lineRule="exact"/>
+        <w:jc w:val="left"/>
+      </w:pPr>
+      <w:r>
+        <w:rPr>
+          <w:rFonts w:ascii="Times New Roman" w:hAnsi="Times New Roman"/>
+          <w:b/>
+          <w:sz w:val="24"/>
+        </w:rPr>
+        <w:t>Table 1. Study cohort characteristics.</w:t>
+      </w:r>
+      <w:r>
+        <w:rPr>
+          <w:rFonts w:ascii="Times New Roman" w:hAnsi="Times New Roman"/>
+          <w:b w:val="0"/>
+          <w:i w:val="0"/>
+          <w:sz w:val="24"/>
+        </w:rPr>
+        <w:t xml:space="preserve"> (*2025 partial, January–May.)</w:t>
+      </w:r>
+    </w:p>
+    <w:tbl>
+      <w:tblPr>
+        <w:tblStyle w:val="TableGrid"/>
+        <w:tblW w:type="auto" w:w="0"/>
+        <w:tblLook w:firstColumn="1" w:firstRow="1" w:lastColumn="0" w:lastRow="0" w:noHBand="0" w:noVBand="1" w:val="04A0"/>
+      </w:tblPr>
+      <w:tblGrid>
+        <w:gridCol w:w="4703"/>
+        <w:gridCol w:w="4703"/>
+      </w:tblGrid>
+      <w:tr>
+        <w:tc>
+          <w:tcPr>
+            <w:tcW w:type="dxa" w:w="4703"/>
+          </w:tcPr>
+          <w:p>
+            <w:pPr>
+              <w:spacing w:line="260" w:lineRule="exact" w:after="0"/>
+            </w:pPr>
+            <w:r/>
+            <w:r>
+              <w:rPr>
+                <w:rFonts w:ascii="Times New Roman" w:hAnsi="Times New Roman"/>
+                <w:b/>
+                <w:i w:val="0"/>
+                <w:sz w:val="22"/>
+              </w:rPr>
+              <w:t>Characteristic</w:t>
+            </w:r>
+          </w:p>
+        </w:tc>
+        <w:tc>
+          <w:tcPr>
+            <w:tcW w:type="dxa" w:w="4703"/>
+          </w:tcPr>
+          <w:p>
+            <w:pPr>
+              <w:spacing w:line="260" w:lineRule="exact" w:after="0"/>
+            </w:pPr>
+            <w:r/>
+            <w:r>
+              <w:rPr>
+                <w:rFonts w:ascii="Times New Roman" w:hAnsi="Times New Roman"/>
+                <w:b/>
+                <w:i w:val="0"/>
+                <w:sz w:val="22"/>
+              </w:rPr>
+              <w:t>Value</w:t>
+            </w:r>
+          </w:p>
+        </w:tc>
+      </w:tr>
+      <w:tr>
+        <w:tc>
+          <w:tcPr>
+            <w:tcW w:type="dxa" w:w="4703"/>
+          </w:tcPr>
+          <w:p>
+            <w:pPr>
+              <w:spacing w:line="260" w:lineRule="exact" w:after="0"/>
+            </w:pPr>
+            <w:r/>
+            <w:r>
+              <w:rPr>
+                <w:rFonts w:ascii="Times New Roman" w:hAnsi="Times New Roman"/>
+                <w:b w:val="0"/>
+                <w:i w:val="0"/>
+                <w:sz w:val="22"/>
+              </w:rPr>
+              <w:t>Surgical cases</w:t>
+            </w:r>
+          </w:p>
+        </w:tc>
+        <w:tc>
+          <w:tcPr>
+            <w:tcW w:type="dxa" w:w="4703"/>
+          </w:tcPr>
+          <w:p>
+            <w:pPr>
+              <w:spacing w:line="260" w:lineRule="exact" w:after="0"/>
+            </w:pPr>
+            <w:r/>
+            <w:r>
+              <w:rPr>
+                <w:rFonts w:ascii="Times New Roman" w:hAnsi="Times New Roman"/>
+                <w:b w:val="0"/>
+                <w:i w:val="0"/>
+                <w:sz w:val="22"/>
+              </w:rPr>
+              <w:t>79,352</w:t>
+            </w:r>
+          </w:p>
+        </w:tc>
+      </w:tr>
+      <w:tr>
+        <w:tc>
+          <w:tcPr>
+            <w:tcW w:type="dxa" w:w="4703"/>
+          </w:tcPr>
+          <w:p>
+            <w:pPr>
+              <w:spacing w:line="260" w:lineRule="exact" w:after="0"/>
+            </w:pPr>
+            <w:r/>
+            <w:r>
+              <w:rPr>
+                <w:rFonts w:ascii="Times New Roman" w:hAnsi="Times New Roman"/>
+                <w:b w:val="0"/>
+                <w:i w:val="0"/>
+                <w:sz w:val="22"/>
+              </w:rPr>
+              <w:t>Unique patients</w:t>
+            </w:r>
+          </w:p>
+        </w:tc>
+        <w:tc>
+          <w:tcPr>
+            <w:tcW w:type="dxa" w:w="4703"/>
+          </w:tcPr>
+          <w:p>
+            <w:pPr>
+              <w:spacing w:line="260" w:lineRule="exact" w:after="0"/>
+            </w:pPr>
+            <w:r/>
+            <w:r>
+              <w:rPr>
+                <w:rFonts w:ascii="Times New Roman" w:hAnsi="Times New Roman"/>
+                <w:b w:val="0"/>
+                <w:i w:val="0"/>
+                <w:sz w:val="22"/>
+              </w:rPr>
+              <w:t>60,895</w:t>
+            </w:r>
+          </w:p>
+        </w:tc>
+      </w:tr>
+      <w:tr>
+        <w:tc>
+          <w:tcPr>
+            <w:tcW w:type="dxa" w:w="4703"/>
+          </w:tcPr>
+          <w:p>
+            <w:pPr>
+              <w:spacing w:line="260" w:lineRule="exact" w:after="0"/>
+            </w:pPr>
+            <w:r/>
+            <w:r>
+              <w:rPr>
+                <w:rFonts w:ascii="Times New Roman" w:hAnsi="Times New Roman"/>
+                <w:b w:val="0"/>
+                <w:i w:val="0"/>
+                <w:sz w:val="22"/>
+              </w:rPr>
+              <w:t>Surgical operating rooms</w:t>
+            </w:r>
+          </w:p>
+        </w:tc>
+        <w:tc>
+          <w:tcPr>
+            <w:tcW w:type="dxa" w:w="4703"/>
+          </w:tcPr>
+          <w:p>
+            <w:pPr>
+              <w:spacing w:line="260" w:lineRule="exact" w:after="0"/>
+            </w:pPr>
+            <w:r/>
+            <w:r>
+              <w:rPr>
+                <w:rFonts w:ascii="Times New Roman" w:hAnsi="Times New Roman"/>
+                <w:b w:val="0"/>
+                <w:i w:val="0"/>
+                <w:sz w:val="22"/>
+              </w:rPr>
+              <w:t>18</w:t>
+            </w:r>
+          </w:p>
+        </w:tc>
+      </w:tr>
+      <w:tr>
+        <w:tc>
+          <w:tcPr>
+            <w:tcW w:type="dxa" w:w="4703"/>
+          </w:tcPr>
+          <w:p>
+            <w:pPr>
+              <w:spacing w:line="260" w:lineRule="exact" w:after="0"/>
+            </w:pPr>
+            <w:r/>
+            <w:r>
+              <w:rPr>
+                <w:rFonts w:ascii="Times New Roman" w:hAnsi="Times New Roman"/>
+                <w:b w:val="0"/>
+                <w:i w:val="0"/>
+                <w:sz w:val="22"/>
+              </w:rPr>
+              <w:t>Distinct procedure types</w:t>
+            </w:r>
+          </w:p>
+        </w:tc>
+        <w:tc>
+          <w:tcPr>
+            <w:tcW w:type="dxa" w:w="4703"/>
+          </w:tcPr>
+          <w:p>
+            <w:pPr>
+              <w:spacing w:line="260" w:lineRule="exact" w:after="0"/>
+            </w:pPr>
+            <w:r/>
+            <w:r>
+              <w:rPr>
+                <w:rFonts w:ascii="Times New Roman" w:hAnsi="Times New Roman"/>
+                <w:b w:val="0"/>
+                <w:i w:val="0"/>
+                <w:sz w:val="22"/>
+              </w:rPr>
+              <w:t>1,276</w:t>
+            </w:r>
+          </w:p>
+        </w:tc>
+      </w:tr>
+      <w:tr>
+        <w:tc>
+          <w:tcPr>
+            <w:tcW w:type="dxa" w:w="4703"/>
+          </w:tcPr>
+          <w:p>
+            <w:pPr>
+              <w:spacing w:line="260" w:lineRule="exact" w:after="0"/>
+            </w:pPr>
+            <w:r/>
+            <w:r>
+              <w:rPr>
+                <w:rFonts w:ascii="Times New Roman" w:hAnsi="Times New Roman"/>
+                <w:b w:val="0"/>
+                <w:i w:val="0"/>
+                <w:sz w:val="22"/>
+              </w:rPr>
+              <w:t>Surgeons</w:t>
+            </w:r>
+          </w:p>
+        </w:tc>
+        <w:tc>
+          <w:tcPr>
+            <w:tcW w:type="dxa" w:w="4703"/>
+          </w:tcPr>
+          <w:p>
+            <w:pPr>
+              <w:spacing w:line="260" w:lineRule="exact" w:after="0"/>
+            </w:pPr>
+            <w:r/>
+            <w:r>
+              <w:rPr>
+                <w:rFonts w:ascii="Times New Roman" w:hAnsi="Times New Roman"/>
+                <w:b w:val="0"/>
+                <w:i w:val="0"/>
+                <w:sz w:val="22"/>
+              </w:rPr>
+              <w:t>195</w:t>
+            </w:r>
+          </w:p>
+        </w:tc>
+      </w:tr>
+      <w:tr>
+        <w:tc>
+          <w:tcPr>
+            <w:tcW w:type="dxa" w:w="4703"/>
+          </w:tcPr>
+          <w:p>
+            <w:pPr>
+              <w:spacing w:line="260" w:lineRule="exact" w:after="0"/>
+            </w:pPr>
+            <w:r/>
+            <w:r>
+              <w:rPr>
+                <w:rFonts w:ascii="Times New Roman" w:hAnsi="Times New Roman"/>
+                <w:b w:val="0"/>
+                <w:i w:val="0"/>
+                <w:sz w:val="22"/>
+              </w:rPr>
+              <w:t>Anaesthesiologists</w:t>
+            </w:r>
+          </w:p>
+        </w:tc>
+        <w:tc>
+          <w:tcPr>
+            <w:tcW w:type="dxa" w:w="4703"/>
+          </w:tcPr>
+          <w:p>
+            <w:pPr>
+              <w:spacing w:line="260" w:lineRule="exact" w:after="0"/>
+            </w:pPr>
+            <w:r/>
+            <w:r>
+              <w:rPr>
+                <w:rFonts w:ascii="Times New Roman" w:hAnsi="Times New Roman"/>
+                <w:b w:val="0"/>
+                <w:i w:val="0"/>
+                <w:sz w:val="22"/>
+              </w:rPr>
+              <w:t>207</w:t>
+            </w:r>
+          </w:p>
+        </w:tc>
+      </w:tr>
+      <w:tr>
+        <w:tc>
+          <w:tcPr>
+            <w:tcW w:type="dxa" w:w="4703"/>
+          </w:tcPr>
+          <w:p>
+            <w:pPr>
+              <w:spacing w:line="260" w:lineRule="exact" w:after="0"/>
+            </w:pPr>
+            <w:r/>
+            <w:r>
+              <w:rPr>
+                <w:rFonts w:ascii="Times New Roman" w:hAnsi="Times New Roman"/>
+                <w:b w:val="0"/>
+                <w:i w:val="0"/>
+                <w:sz w:val="22"/>
+              </w:rPr>
+              <w:t>Study period</w:t>
+            </w:r>
+          </w:p>
+        </w:tc>
+        <w:tc>
+          <w:tcPr>
+            <w:tcW w:type="dxa" w:w="4703"/>
+          </w:tcPr>
+          <w:p>
+            <w:pPr>
+              <w:spacing w:line="260" w:lineRule="exact" w:after="0"/>
+            </w:pPr>
+            <w:r/>
+            <w:r>
+              <w:rPr>
+                <w:rFonts w:ascii="Times New Roman" w:hAnsi="Times New Roman"/>
+                <w:b w:val="0"/>
+                <w:i w:val="0"/>
+                <w:sz w:val="22"/>
+              </w:rPr>
+              <w:t>January 2022 – May 2025</w:t>
+            </w:r>
+          </w:p>
+        </w:tc>
+      </w:tr>
+      <w:tr>
+        <w:tc>
+          <w:tcPr>
+            <w:tcW w:type="dxa" w:w="4703"/>
+          </w:tcPr>
+          <w:p>
+            <w:pPr>
+              <w:spacing w:line="260" w:lineRule="exact" w:after="0"/>
+            </w:pPr>
+            <w:r/>
+            <w:r>
+              <w:rPr>
+                <w:rFonts w:ascii="Times New Roman" w:hAnsi="Times New Roman"/>
+                <w:b/>
+                <w:sz w:val="22"/>
+              </w:rPr>
+              <w:t>Admission type</w:t>
+            </w:r>
+            <w:r>
+              <w:rPr>
+                <w:rFonts w:ascii="Times New Roman" w:hAnsi="Times New Roman"/>
+                <w:b w:val="0"/>
+                <w:i w:val="0"/>
+                <w:sz w:val="22"/>
+              </w:rPr>
+              <w:t>, n (%)</w:t>
+            </w:r>
+          </w:p>
+        </w:tc>
+        <w:tc>
+          <w:tcPr>
+            <w:tcW w:type="dxa" w:w="4703"/>
+          </w:tcPr>
+          <w:p>
+            <w:pPr>
+              <w:spacing w:line="260" w:lineRule="exact" w:after="0"/>
+            </w:pPr>
+            <w:r/>
+          </w:p>
+        </w:tc>
+      </w:tr>
+      <w:tr>
+        <w:tc>
+          <w:tcPr>
+            <w:tcW w:type="dxa" w:w="4703"/>
+          </w:tcPr>
+          <w:p>
+            <w:pPr>
+              <w:spacing w:line="260" w:lineRule="exact" w:after="0"/>
+            </w:pPr>
+            <w:r/>
+            <w:r>
+              <w:rPr>
+                <w:rFonts w:ascii="Times New Roman" w:hAnsi="Times New Roman"/>
+                <w:b w:val="0"/>
+                <w:i w:val="0"/>
+                <w:sz w:val="22"/>
+              </w:rPr>
+              <w:t>Ambulatory (day surgery)</w:t>
+            </w:r>
+          </w:p>
+        </w:tc>
+        <w:tc>
+          <w:tcPr>
+            <w:tcW w:type="dxa" w:w="4703"/>
+          </w:tcPr>
+          <w:p>
+            <w:pPr>
+              <w:spacing w:line="260" w:lineRule="exact" w:after="0"/>
+            </w:pPr>
+            <w:r/>
+            <w:r>
+              <w:rPr>
+                <w:rFonts w:ascii="Times New Roman" w:hAnsi="Times New Roman"/>
+                <w:b w:val="0"/>
+                <w:i w:val="0"/>
+                <w:sz w:val="22"/>
+              </w:rPr>
+              <w:t>33,566 (42.3)</w:t>
+            </w:r>
+          </w:p>
+        </w:tc>
+      </w:tr>
+      <w:tr>
+        <w:tc>
+          <w:tcPr>
+            <w:tcW w:type="dxa" w:w="4703"/>
+          </w:tcPr>
+          <w:p>
+            <w:pPr>
+              <w:spacing w:line="260" w:lineRule="exact" w:after="0"/>
+            </w:pPr>
+            <w:r/>
+            <w:r>
+              <w:rPr>
+                <w:rFonts w:ascii="Times New Roman" w:hAnsi="Times New Roman"/>
+                <w:b w:val="0"/>
+                <w:i w:val="0"/>
+                <w:sz w:val="22"/>
+              </w:rPr>
+              <w:t>Inpatient</w:t>
+            </w:r>
+          </w:p>
+        </w:tc>
+        <w:tc>
+          <w:tcPr>
+            <w:tcW w:type="dxa" w:w="4703"/>
+          </w:tcPr>
+          <w:p>
+            <w:pPr>
+              <w:spacing w:line="260" w:lineRule="exact" w:after="0"/>
+            </w:pPr>
+            <w:r/>
+            <w:r>
+              <w:rPr>
+                <w:rFonts w:ascii="Times New Roman" w:hAnsi="Times New Roman"/>
+                <w:b w:val="0"/>
+                <w:i w:val="0"/>
+                <w:sz w:val="22"/>
+              </w:rPr>
+              <w:t>45,786 (57.7)</w:t>
+            </w:r>
+          </w:p>
+        </w:tc>
+      </w:tr>
+      <w:tr>
+        <w:tc>
+          <w:tcPr>
+            <w:tcW w:type="dxa" w:w="4703"/>
+          </w:tcPr>
+          <w:p>
+            <w:pPr>
+              <w:spacing w:line="260" w:lineRule="exact" w:after="0"/>
+            </w:pPr>
+            <w:r/>
+            <w:r>
+              <w:rPr>
+                <w:rFonts w:ascii="Times New Roman" w:hAnsi="Times New Roman"/>
+                <w:b/>
+                <w:sz w:val="22"/>
+              </w:rPr>
+              <w:t>Urgency</w:t>
+            </w:r>
+            <w:r>
+              <w:rPr>
+                <w:rFonts w:ascii="Times New Roman" w:hAnsi="Times New Roman"/>
+                <w:b w:val="0"/>
+                <w:i w:val="0"/>
+                <w:sz w:val="22"/>
+              </w:rPr>
+              <w:t>, n (%)</w:t>
+            </w:r>
+          </w:p>
+        </w:tc>
+        <w:tc>
+          <w:tcPr>
+            <w:tcW w:type="dxa" w:w="4703"/>
+          </w:tcPr>
+          <w:p>
+            <w:pPr>
+              <w:spacing w:line="260" w:lineRule="exact" w:after="0"/>
+            </w:pPr>
+            <w:r/>
+          </w:p>
+        </w:tc>
+      </w:tr>
+      <w:tr>
+        <w:tc>
+          <w:tcPr>
+            <w:tcW w:type="dxa" w:w="4703"/>
+          </w:tcPr>
+          <w:p>
+            <w:pPr>
+              <w:spacing w:line="260" w:lineRule="exact" w:after="0"/>
+            </w:pPr>
+            <w:r/>
+            <w:r>
+              <w:rPr>
+                <w:rFonts w:ascii="Times New Roman" w:hAnsi="Times New Roman"/>
+                <w:b w:val="0"/>
+                <w:i w:val="0"/>
+                <w:sz w:val="22"/>
+              </w:rPr>
+              <w:t>Elective</w:t>
+            </w:r>
+          </w:p>
+        </w:tc>
+        <w:tc>
+          <w:tcPr>
+            <w:tcW w:type="dxa" w:w="4703"/>
+          </w:tcPr>
+          <w:p>
+            <w:pPr>
+              <w:spacing w:line="260" w:lineRule="exact" w:after="0"/>
+            </w:pPr>
+            <w:r/>
+            <w:r>
+              <w:rPr>
+                <w:rFonts w:ascii="Times New Roman" w:hAnsi="Times New Roman"/>
+                <w:b w:val="0"/>
+                <w:i w:val="0"/>
+                <w:sz w:val="22"/>
+              </w:rPr>
+              <w:t>67,736 (85.4)</w:t>
+            </w:r>
+          </w:p>
+        </w:tc>
+      </w:tr>
+      <w:tr>
+        <w:tc>
+          <w:tcPr>
+            <w:tcW w:type="dxa" w:w="4703"/>
+          </w:tcPr>
+          <w:p>
+            <w:pPr>
+              <w:spacing w:line="260" w:lineRule="exact" w:after="0"/>
+            </w:pPr>
+            <w:r/>
+            <w:r>
+              <w:rPr>
+                <w:rFonts w:ascii="Times New Roman" w:hAnsi="Times New Roman"/>
+                <w:b w:val="0"/>
+                <w:i w:val="0"/>
+                <w:sz w:val="22"/>
+              </w:rPr>
+              <w:t>Urgent (non-elective)</w:t>
+            </w:r>
+          </w:p>
+        </w:tc>
+        <w:tc>
+          <w:tcPr>
+            <w:tcW w:type="dxa" w:w="4703"/>
+          </w:tcPr>
+          <w:p>
+            <w:pPr>
+              <w:spacing w:line="260" w:lineRule="exact" w:after="0"/>
+            </w:pPr>
+            <w:r/>
+            <w:r>
+              <w:rPr>
+                <w:rFonts w:ascii="Times New Roman" w:hAnsi="Times New Roman"/>
+                <w:b w:val="0"/>
+                <w:i w:val="0"/>
+                <w:sz w:val="22"/>
+              </w:rPr>
+              <w:t>11,616 (14.6)</w:t>
+            </w:r>
+          </w:p>
+        </w:tc>
+      </w:tr>
+      <w:tr>
+        <w:tc>
+          <w:tcPr>
+            <w:tcW w:type="dxa" w:w="4703"/>
+          </w:tcPr>
+          <w:p>
+            <w:pPr>
+              <w:spacing w:line="260" w:lineRule="exact" w:after="0"/>
+            </w:pPr>
+            <w:r/>
+            <w:r>
+              <w:rPr>
+                <w:rFonts w:ascii="Times New Roman" w:hAnsi="Times New Roman"/>
+                <w:b/>
+                <w:sz w:val="22"/>
+              </w:rPr>
+              <w:t>Timing</w:t>
+            </w:r>
+            <w:r>
+              <w:rPr>
+                <w:rFonts w:ascii="Times New Roman" w:hAnsi="Times New Roman"/>
+                <w:b w:val="0"/>
+                <w:i w:val="0"/>
+                <w:sz w:val="22"/>
+              </w:rPr>
+              <w:t>, n (%)</w:t>
+            </w:r>
+          </w:p>
+        </w:tc>
+        <w:tc>
+          <w:tcPr>
+            <w:tcW w:type="dxa" w:w="4703"/>
+          </w:tcPr>
+          <w:p>
+            <w:pPr>
+              <w:spacing w:line="260" w:lineRule="exact" w:after="0"/>
+            </w:pPr>
+            <w:r/>
+          </w:p>
+        </w:tc>
+      </w:tr>
+      <w:tr>
+        <w:tc>
+          <w:tcPr>
+            <w:tcW w:type="dxa" w:w="4703"/>
+          </w:tcPr>
+          <w:p>
+            <w:pPr>
+              <w:spacing w:line="260" w:lineRule="exact" w:after="0"/>
+            </w:pPr>
+            <w:r/>
+            <w:r>
+              <w:rPr>
+                <w:rFonts w:ascii="Times New Roman" w:hAnsi="Times New Roman"/>
+                <w:b w:val="0"/>
+                <w:i w:val="0"/>
+                <w:sz w:val="22"/>
+              </w:rPr>
+              <w:t>Weekday</w:t>
+            </w:r>
+          </w:p>
+        </w:tc>
+        <w:tc>
+          <w:tcPr>
+            <w:tcW w:type="dxa" w:w="4703"/>
+          </w:tcPr>
+          <w:p>
+            <w:pPr>
+              <w:spacing w:line="260" w:lineRule="exact" w:after="0"/>
+            </w:pPr>
+            <w:r/>
+            <w:r>
+              <w:rPr>
+                <w:rFonts w:ascii="Times New Roman" w:hAnsi="Times New Roman"/>
+                <w:b w:val="0"/>
+                <w:i w:val="0"/>
+                <w:sz w:val="22"/>
+              </w:rPr>
+              <w:t>76,255 (96.1)</w:t>
+            </w:r>
+          </w:p>
+        </w:tc>
+      </w:tr>
+      <w:tr>
+        <w:tc>
+          <w:tcPr>
+            <w:tcW w:type="dxa" w:w="4703"/>
+          </w:tcPr>
+          <w:p>
+            <w:pPr>
+              <w:spacing w:line="260" w:lineRule="exact" w:after="0"/>
+            </w:pPr>
+            <w:r/>
+            <w:r>
+              <w:rPr>
+                <w:rFonts w:ascii="Times New Roman" w:hAnsi="Times New Roman"/>
+                <w:b w:val="0"/>
+                <w:i w:val="0"/>
+                <w:sz w:val="22"/>
+              </w:rPr>
+              <w:t>Weekend</w:t>
+            </w:r>
+          </w:p>
+        </w:tc>
+        <w:tc>
+          <w:tcPr>
+            <w:tcW w:type="dxa" w:w="4703"/>
+          </w:tcPr>
+          <w:p>
+            <w:pPr>
+              <w:spacing w:line="260" w:lineRule="exact" w:after="0"/>
+            </w:pPr>
+            <w:r/>
+            <w:r>
+              <w:rPr>
+                <w:rFonts w:ascii="Times New Roman" w:hAnsi="Times New Roman"/>
+                <w:b w:val="0"/>
+                <w:i w:val="0"/>
+                <w:sz w:val="22"/>
+              </w:rPr>
+              <w:t>3,097 (3.9)</w:t>
+            </w:r>
+          </w:p>
+        </w:tc>
+      </w:tr>
+      <w:tr>
+        <w:tc>
+          <w:tcPr>
+            <w:tcW w:type="dxa" w:w="4703"/>
+          </w:tcPr>
+          <w:p>
+            <w:pPr>
+              <w:spacing w:line="260" w:lineRule="exact" w:after="0"/>
+            </w:pPr>
+            <w:r/>
+            <w:r>
+              <w:rPr>
+                <w:rFonts w:ascii="Times New Roman" w:hAnsi="Times New Roman"/>
+                <w:b/>
+                <w:sz w:val="22"/>
+              </w:rPr>
+              <w:t>Cases by year</w:t>
+            </w:r>
+            <w:r>
+              <w:rPr>
+                <w:rFonts w:ascii="Times New Roman" w:hAnsi="Times New Roman"/>
+                <w:b w:val="0"/>
+                <w:i w:val="0"/>
+                <w:sz w:val="22"/>
+              </w:rPr>
+              <w:t>, n</w:t>
+            </w:r>
+          </w:p>
+        </w:tc>
+        <w:tc>
+          <w:tcPr>
+            <w:tcW w:type="dxa" w:w="4703"/>
+          </w:tcPr>
+          <w:p>
+            <w:pPr>
+              <w:spacing w:line="260" w:lineRule="exact" w:after="0"/>
+            </w:pPr>
+            <w:r/>
+          </w:p>
+        </w:tc>
+      </w:tr>
+      <w:tr>
+        <w:tc>
+          <w:tcPr>
+            <w:tcW w:type="dxa" w:w="4703"/>
+          </w:tcPr>
+          <w:p>
+            <w:pPr>
+              <w:spacing w:line="260" w:lineRule="exact" w:after="0"/>
+            </w:pPr>
+            <w:r/>
+            <w:r>
+              <w:rPr>
+                <w:rFonts w:ascii="Times New Roman" w:hAnsi="Times New Roman"/>
+                <w:b w:val="0"/>
+                <w:i w:val="0"/>
+                <w:sz w:val="22"/>
+              </w:rPr>
+              <w:t>2022</w:t>
+            </w:r>
+          </w:p>
+        </w:tc>
+        <w:tc>
+          <w:tcPr>
+            <w:tcW w:type="dxa" w:w="4703"/>
+          </w:tcPr>
+          <w:p>
+            <w:pPr>
+              <w:spacing w:line="260" w:lineRule="exact" w:after="0"/>
+            </w:pPr>
+            <w:r/>
+            <w:r>
+              <w:rPr>
+                <w:rFonts w:ascii="Times New Roman" w:hAnsi="Times New Roman"/>
+                <w:b w:val="0"/>
+                <w:i w:val="0"/>
+                <w:sz w:val="22"/>
+              </w:rPr>
+              <w:t>22,133</w:t>
+            </w:r>
+          </w:p>
+        </w:tc>
+      </w:tr>
+      <w:tr>
+        <w:tc>
+          <w:tcPr>
+            <w:tcW w:type="dxa" w:w="4703"/>
+          </w:tcPr>
+          <w:p>
+            <w:pPr>
+              <w:spacing w:line="260" w:lineRule="exact" w:after="0"/>
+            </w:pPr>
+            <w:r/>
+            <w:r>
+              <w:rPr>
+                <w:rFonts w:ascii="Times New Roman" w:hAnsi="Times New Roman"/>
+                <w:b w:val="0"/>
+                <w:i w:val="0"/>
+                <w:sz w:val="22"/>
+              </w:rPr>
+              <w:t>2023</w:t>
+            </w:r>
+          </w:p>
+        </w:tc>
+        <w:tc>
+          <w:tcPr>
+            <w:tcW w:type="dxa" w:w="4703"/>
+          </w:tcPr>
+          <w:p>
+            <w:pPr>
+              <w:spacing w:line="260" w:lineRule="exact" w:after="0"/>
+            </w:pPr>
+            <w:r/>
+            <w:r>
+              <w:rPr>
+                <w:rFonts w:ascii="Times New Roman" w:hAnsi="Times New Roman"/>
+                <w:b w:val="0"/>
+                <w:i w:val="0"/>
+                <w:sz w:val="22"/>
+              </w:rPr>
+              <w:t>23,575</w:t>
+            </w:r>
+          </w:p>
+        </w:tc>
+      </w:tr>
+      <w:tr>
+        <w:tc>
+          <w:tcPr>
+            <w:tcW w:type="dxa" w:w="4703"/>
+          </w:tcPr>
+          <w:p>
+            <w:pPr>
+              <w:spacing w:line="260" w:lineRule="exact" w:after="0"/>
+            </w:pPr>
+            <w:r/>
+            <w:r>
+              <w:rPr>
+                <w:rFonts w:ascii="Times New Roman" w:hAnsi="Times New Roman"/>
+                <w:b w:val="0"/>
+                <w:i w:val="0"/>
+                <w:sz w:val="22"/>
+              </w:rPr>
+              <w:t>2024</w:t>
+            </w:r>
+          </w:p>
+        </w:tc>
+        <w:tc>
+          <w:tcPr>
+            <w:tcW w:type="dxa" w:w="4703"/>
+          </w:tcPr>
+          <w:p>
+            <w:pPr>
+              <w:spacing w:line="260" w:lineRule="exact" w:after="0"/>
+            </w:pPr>
+            <w:r/>
+            <w:r>
+              <w:rPr>
+                <w:rFonts w:ascii="Times New Roman" w:hAnsi="Times New Roman"/>
+                <w:b w:val="0"/>
+                <w:i w:val="0"/>
+                <w:sz w:val="22"/>
+              </w:rPr>
+              <w:t>23,738</w:t>
+            </w:r>
+          </w:p>
+        </w:tc>
+      </w:tr>
+      <w:tr>
+        <w:tc>
+          <w:tcPr>
+            <w:tcW w:type="dxa" w:w="4703"/>
+          </w:tcPr>
+          <w:p>
+            <w:pPr>
+              <w:spacing w:line="260" w:lineRule="exact" w:after="0"/>
+            </w:pPr>
+            <w:r/>
+            <w:r>
+              <w:rPr>
+                <w:rFonts w:ascii="Times New Roman" w:hAnsi="Times New Roman"/>
+                <w:b w:val="0"/>
+                <w:i w:val="0"/>
+                <w:sz w:val="22"/>
+              </w:rPr>
+              <w:t>2025*</w:t>
+            </w:r>
+          </w:p>
+        </w:tc>
+        <w:tc>
+          <w:tcPr>
+            <w:tcW w:type="dxa" w:w="4703"/>
+          </w:tcPr>
+          <w:p>
+            <w:pPr>
+              <w:spacing w:line="260" w:lineRule="exact" w:after="0"/>
+            </w:pPr>
+            <w:r/>
+            <w:r>
+              <w:rPr>
+                <w:rFonts w:ascii="Times New Roman" w:hAnsi="Times New Roman"/>
+                <w:b w:val="0"/>
+                <w:i w:val="0"/>
+                <w:sz w:val="22"/>
+              </w:rPr>
+              <w:t>9,906</w:t>
+            </w:r>
+          </w:p>
+        </w:tc>
+      </w:tr>
+    </w:tbl>
+    <w:p>
+      <w:pPr>
+        <w:spacing w:line="120" w:lineRule="exact"/>
+      </w:pPr>
     </w:p>
     <w:p>
       <w:pPr>
@@ -1051,7 +2010,7 @@
           <w:i w:val="0"/>
           <w:sz w:val="24"/>
         </w:rPr>
-        <w:t>Of 79,352 cases, 7,729 (9.7%) ran past the end of their assigned shift. Among overtime cases, the mean was 60.3 minutes, the median was 39 minutes, and the 95th percentile was 197 minutes (Table 1A). Weekday rates were similar (8.8 to 9.9%) but roughly 1.7 times higher on weekends (Saturday 16.8%, Sunday 15.5%), when the elective programme does not run and volume is almost entirely urgent surgery. The overtime rate declined gradually over the study period: 10.0% in 2022, 10.0% in 2023, 9.7% in 2024, and 8.6% in the first five months of 2025 (Table 1B).</w:t>
+        <w:t>Of 79,352 cases, 7,729 (9.7%) ran past the end of their assigned shift. Among overtime cases, the mean was 60.3 minutes, the median was 39 minutes, and the 95th percentile was 197 minutes (Table 2A). Weekday rates were similar (8.8 to 9.9%) but roughly 1.7 times higher on weekends (Saturday 16.8%, Sunday 15.5%), when the elective programme does not run and volume is almost entirely urgent surgery. The overtime rate declined gradually over the study period: 10.0% in 2022, 10.0% in 2023, 9.7% in 2024, and 8.6% in the first five months of 2025 (Table 2B).</w:t>
       </w:r>
     </w:p>
     <w:p>
@@ -1065,7 +2024,7 @@
           <w:b/>
           <w:sz w:val="24"/>
         </w:rPr>
-        <w:t>Table 1A. Overtime by weekday.</w:t>
+        <w:t>Table 2A. Overtime by weekday.</w:t>
       </w:r>
     </w:p>
     <w:tbl>
@@ -2011,7 +2970,7 @@
           <w:b/>
           <w:sz w:val="24"/>
         </w:rPr>
-        <w:t>Table 1B. Overtime trend by year.</w:t>
+        <w:t>Table 2B. Overtime trend by year.</w:t>
       </w:r>
       <w:r>
         <w:rPr>
@@ -2593,7 +3552,7 @@
           <w:i w:val="0"/>
           <w:sz w:val="24"/>
         </w:rPr>
-        <w:t xml:space="preserve"> Urgent cases accounted for 14.6% of the volume (11,616 of 79,352) and ran past the shift boundary at more than twice the elective rate (18.2% versus 8.3%, Table 2A), with heavier tails (P95 69 versus 29 minutes). Because elective cases outnumbered urgent cases nearly six to one, the absolute volume of overtime minutes was still dominated by the elective programme.</w:t>
+        <w:t xml:space="preserve"> Urgent cases accounted for 14.6% of the volume (11,616 of 79,352) and ran past the shift boundary at more than twice the elective rate (18.2% versus 8.3%, Table 3A), with heavier tails (P95 69 versus 29 minutes). Because elective cases outnumbered urgent cases nearly six to one, the absolute volume of overtime minutes was still dominated by the elective programme.</w:t>
       </w:r>
     </w:p>
     <w:p>
@@ -2608,7 +3567,7 @@
           <w:i w:val="0"/>
           <w:sz w:val="24"/>
         </w:rPr>
-        <w:t>To assess whether urgent cases disrupt the elective programme, we counted days on which an urgent case occupied a room during a time window when an elective case had been planned in the same room. Such overlap occurred on 858 of 1,247 observation days (68.8%, Table 2B). On days with overlap, elective cases started later than on days without, by a median of approximately 30 minutes, reaching 60 minutes in early 2022 before narrowing. OR11 absorbed the highest overlap burden, with 475 events affecting 15.2% of its elective cases.</w:t>
+        <w:t>To assess whether urgent cases disrupt the elective programme, we counted days on which an urgent case occupied a room during a time window when an elective case had been planned in the same room. Such overlap occurred on 858 of 1,247 observation days (68.8%, Table 3B). On days with overlap, elective cases started later than on days without, by a median of approximately 30 minutes, reaching 60 minutes in early 2022 before narrowing. OR11 absorbed the highest overlap burden, with 475 events affecting 15.2% of its elective cases.</w:t>
       </w:r>
     </w:p>
     <w:p>
@@ -2622,7 +3581,7 @@
           <w:b/>
           <w:sz w:val="24"/>
         </w:rPr>
-        <w:t>Table 2A. Volume and overtime by urgency.</w:t>
+        <w:t>Table 3A. Volume and overtime by urgency.</w:t>
       </w:r>
     </w:p>
     <w:tbl>
@@ -3220,7 +4179,7 @@
           <w:b/>
           <w:sz w:val="24"/>
         </w:rPr>
-        <w:t>Table 2B. Urgent–elective overlap in the same room.</w:t>
+        <w:t>Table 3B. Urgent–elective overlap in the same room.</w:t>
       </w:r>
     </w:p>
     <w:tbl>

--- a/paper/bmjqs_v2_overtime/submission/manuscript.docx
+++ b/paper/bmjqs_v2_overtime/submission/manuscript.docx
@@ -179,7 +179,7 @@
           <w:i w:val="0"/>
           <w:sz w:val="24"/>
         </w:rPr>
-        <w:t xml:space="preserve"> Retrospective observational study using administrative operating-room data from a 24/7 tertiary hospital in [country] with 18 surgical operating rooms.</w:t>
+        <w:t xml:space="preserve"> Retrospective observational study using administrative operating-room data from a 24/7 tertiary hospital in Belgium with 18 surgical operating rooms.</w:t>
       </w:r>
     </w:p>
     <w:p>
@@ -803,7 +803,7 @@
           <w:i w:val="0"/>
           <w:sz w:val="24"/>
         </w:rPr>
-        <w:t>The study hospital is a 24/7 tertiary centre in [country] performing more than 22,000 surgical procedures per year. It operates 18 surgical operating rooms and 7 interventional operating rooms. The surgical staff includes 195 surgeons and 207 anaesthesiologists (including trainees and fellows), covering all surgical specialities except congenital cardiac surgery and organ transplantation. During the 08:00 to 16:30 day shift, each room is staffed with 2 to 3 nurses; at 16:30 the hospital reduces to 8 staffed rooms, at 17:30 to 4, and overnight to a single room.</w:t>
+        <w:t>The study hospital is a 24/7 tertiary centre in Belgium performing more than 22,000 surgical procedures per year. It operates 18 surgical operating rooms and 7 interventional operating rooms. The surgical staff includes 195 surgeons and 207 anaesthesiologists (including trainees and fellows), covering all surgical specialities except congenital cardiac surgery and organ transplantation. During the 08:00 to 16:30 day shift, each room is staffed with 2 to 3 nurses; at 16:30 the hospital reduces to 8 staffed rooms, at 17:30 to 4, and overnight to a single room.</w:t>
       </w:r>
     </w:p>
     <w:p>
@@ -6119,3836 +6119,6 @@
         </w:drawing>
       </w:r>
     </w:p>
-    <w:p>
-      <w:pPr>
-        <w:spacing w:before="320" w:after="120" w:line="480" w:lineRule="exact"/>
-        <w:jc w:val="left"/>
-      </w:pPr>
-      <w:r>
-        <w:rPr>
-          <w:rFonts w:ascii="Times New Roman" w:hAnsi="Times New Roman"/>
-          <w:b/>
-          <w:sz w:val="24"/>
-        </w:rPr>
-        <w:t>SUPPLEMENTARY TABLES</w:t>
-      </w:r>
-    </w:p>
-    <w:p>
-      <w:pPr>
-        <w:spacing w:after="120" w:before="0" w:line="480" w:lineRule="exact"/>
-        <w:jc w:val="left"/>
-      </w:pPr>
-      <w:r>
-        <w:rPr>
-          <w:rFonts w:ascii="Times New Roman" w:hAnsi="Times New Roman"/>
-          <w:b/>
-          <w:sz w:val="24"/>
-        </w:rPr>
-        <w:t>Supplementary Table S1. Summary of cited literature.</w:t>
-      </w:r>
-    </w:p>
-    <w:tbl>
-      <w:tblPr>
-        <w:tblStyle w:val="TableGrid"/>
-        <w:tblW w:type="auto" w:w="0"/>
-        <w:tblLook w:firstColumn="1" w:firstRow="1" w:lastColumn="0" w:lastRow="0" w:noHBand="0" w:noVBand="1" w:val="04A0"/>
-      </w:tblPr>
-      <w:tblGrid>
-        <w:gridCol w:w="1568"/>
-        <w:gridCol w:w="1568"/>
-        <w:gridCol w:w="1568"/>
-        <w:gridCol w:w="1568"/>
-        <w:gridCol w:w="1568"/>
-        <w:gridCol w:w="1568"/>
-      </w:tblGrid>
-      <w:tr>
-        <w:tc>
-          <w:tcPr>
-            <w:tcW w:type="dxa" w:w="1568"/>
-          </w:tcPr>
-          <w:p>
-            <w:pPr>
-              <w:spacing w:line="260" w:lineRule="exact" w:after="0"/>
-            </w:pPr>
-            <w:r/>
-            <w:r>
-              <w:rPr>
-                <w:rFonts w:ascii="Times New Roman" w:hAnsi="Times New Roman"/>
-                <w:b/>
-                <w:i w:val="0"/>
-                <w:sz w:val="22"/>
-              </w:rPr>
-              <w:t>Ref</w:t>
-            </w:r>
-          </w:p>
-        </w:tc>
-        <w:tc>
-          <w:tcPr>
-            <w:tcW w:type="dxa" w:w="1568"/>
-          </w:tcPr>
-          <w:p>
-            <w:pPr>
-              <w:spacing w:line="260" w:lineRule="exact" w:after="0"/>
-            </w:pPr>
-            <w:r/>
-            <w:r>
-              <w:rPr>
-                <w:rFonts w:ascii="Times New Roman" w:hAnsi="Times New Roman"/>
-                <w:b/>
-                <w:i w:val="0"/>
-                <w:sz w:val="22"/>
-              </w:rPr>
-              <w:t>First author (year)</w:t>
-            </w:r>
-          </w:p>
-        </w:tc>
-        <w:tc>
-          <w:tcPr>
-            <w:tcW w:type="dxa" w:w="1568"/>
-          </w:tcPr>
-          <w:p>
-            <w:pPr>
-              <w:spacing w:line="260" w:lineRule="exact" w:after="0"/>
-            </w:pPr>
-            <w:r/>
-            <w:r>
-              <w:rPr>
-                <w:rFonts w:ascii="Times New Roman" w:hAnsi="Times New Roman"/>
-                <w:b/>
-                <w:i w:val="0"/>
-                <w:sz w:val="22"/>
-              </w:rPr>
-              <w:t>Design</w:t>
-            </w:r>
-          </w:p>
-        </w:tc>
-        <w:tc>
-          <w:tcPr>
-            <w:tcW w:type="dxa" w:w="1568"/>
-          </w:tcPr>
-          <w:p>
-            <w:pPr>
-              <w:spacing w:line="260" w:lineRule="exact" w:after="0"/>
-            </w:pPr>
-            <w:r/>
-            <w:r>
-              <w:rPr>
-                <w:rFonts w:ascii="Times New Roman" w:hAnsi="Times New Roman"/>
-                <w:b/>
-                <w:i w:val="0"/>
-                <w:sz w:val="22"/>
-              </w:rPr>
-              <w:t>Sample / scope</w:t>
-            </w:r>
-          </w:p>
-        </w:tc>
-        <w:tc>
-          <w:tcPr>
-            <w:tcW w:type="dxa" w:w="1568"/>
-          </w:tcPr>
-          <w:p>
-            <w:pPr>
-              <w:spacing w:line="260" w:lineRule="exact" w:after="0"/>
-            </w:pPr>
-            <w:r/>
-            <w:r>
-              <w:rPr>
-                <w:rFonts w:ascii="Times New Roman" w:hAnsi="Times New Roman"/>
-                <w:b/>
-                <w:i w:val="0"/>
-                <w:sz w:val="22"/>
-              </w:rPr>
-              <w:t>Key finding</w:t>
-            </w:r>
-          </w:p>
-        </w:tc>
-        <w:tc>
-          <w:tcPr>
-            <w:tcW w:type="dxa" w:w="1568"/>
-          </w:tcPr>
-          <w:p>
-            <w:pPr>
-              <w:spacing w:line="260" w:lineRule="exact" w:after="0"/>
-            </w:pPr>
-            <w:r/>
-            <w:r>
-              <w:rPr>
-                <w:rFonts w:ascii="Times New Roman" w:hAnsi="Times New Roman"/>
-                <w:b/>
-                <w:i w:val="0"/>
-                <w:sz w:val="22"/>
-              </w:rPr>
-              <w:t>Role in this paper</w:t>
-            </w:r>
-          </w:p>
-        </w:tc>
-      </w:tr>
-      <w:tr>
-        <w:tc>
-          <w:tcPr>
-            <w:tcW w:type="dxa" w:w="1568"/>
-          </w:tcPr>
-          <w:p>
-            <w:pPr>
-              <w:spacing w:line="260" w:lineRule="exact" w:after="0"/>
-            </w:pPr>
-            <w:r/>
-            <w:r>
-              <w:rPr>
-                <w:rFonts w:ascii="Times New Roman" w:hAnsi="Times New Roman"/>
-                <w:b w:val="0"/>
-                <w:i w:val="0"/>
-                <w:sz w:val="22"/>
-              </w:rPr>
-              <w:t>1</w:t>
-            </w:r>
-          </w:p>
-        </w:tc>
-        <w:tc>
-          <w:tcPr>
-            <w:tcW w:type="dxa" w:w="1568"/>
-          </w:tcPr>
-          <w:p>
-            <w:pPr>
-              <w:spacing w:line="260" w:lineRule="exact" w:after="0"/>
-            </w:pPr>
-            <w:r/>
-            <w:r>
-              <w:rPr>
-                <w:rFonts w:ascii="Times New Roman" w:hAnsi="Times New Roman"/>
-                <w:b w:val="0"/>
-                <w:i w:val="0"/>
-                <w:sz w:val="22"/>
-              </w:rPr>
-              <w:t>Wachtel (2010)</w:t>
-            </w:r>
-          </w:p>
-        </w:tc>
-        <w:tc>
-          <w:tcPr>
-            <w:tcW w:type="dxa" w:w="1568"/>
-          </w:tcPr>
-          <w:p>
-            <w:pPr>
-              <w:spacing w:line="260" w:lineRule="exact" w:after="0"/>
-            </w:pPr>
-            <w:r/>
-            <w:r>
-              <w:rPr>
-                <w:rFonts w:ascii="Times New Roman" w:hAnsi="Times New Roman"/>
-                <w:b w:val="0"/>
-                <w:i w:val="0"/>
-                <w:sz w:val="22"/>
-              </w:rPr>
-              <w:t>Literature review</w:t>
-            </w:r>
-          </w:p>
-        </w:tc>
-        <w:tc>
-          <w:tcPr>
-            <w:tcW w:type="dxa" w:w="1568"/>
-          </w:tcPr>
-          <w:p>
-            <w:pPr>
-              <w:spacing w:line="260" w:lineRule="exact" w:after="0"/>
-            </w:pPr>
-            <w:r/>
-            <w:r>
-              <w:rPr>
-                <w:rFonts w:ascii="Times New Roman" w:hAnsi="Times New Roman"/>
-                <w:b w:val="0"/>
-                <w:i w:val="0"/>
-                <w:sz w:val="22"/>
-              </w:rPr>
-              <w:t>Newsvendor experiments for OR management</w:t>
-            </w:r>
-          </w:p>
-        </w:tc>
-        <w:tc>
-          <w:tcPr>
-            <w:tcW w:type="dxa" w:w="1568"/>
-          </w:tcPr>
-          <w:p>
-            <w:pPr>
-              <w:spacing w:line="260" w:lineRule="exact" w:after="0"/>
-            </w:pPr>
-            <w:r/>
-            <w:r>
-              <w:rPr>
-                <w:rFonts w:ascii="Times New Roman" w:hAnsi="Times New Roman"/>
-                <w:b w:val="0"/>
-                <w:i w:val="0"/>
-                <w:sz w:val="22"/>
-              </w:rPr>
-              <w:t>Overutilized time costs approximately twice as much as underutilized time</w:t>
-            </w:r>
-          </w:p>
-        </w:tc>
-        <w:tc>
-          <w:tcPr>
-            <w:tcW w:type="dxa" w:w="1568"/>
-          </w:tcPr>
-          <w:p>
-            <w:pPr>
-              <w:spacing w:line="260" w:lineRule="exact" w:after="0"/>
-            </w:pPr>
-            <w:r/>
-            <w:r>
-              <w:rPr>
-                <w:rFonts w:ascii="Times New Roman" w:hAnsi="Times New Roman"/>
-                <w:b w:val="0"/>
-                <w:i w:val="0"/>
-                <w:sz w:val="22"/>
-              </w:rPr>
-              <w:t>Establishes cost asymmetry of overtime</w:t>
-            </w:r>
-          </w:p>
-        </w:tc>
-      </w:tr>
-      <w:tr>
-        <w:tc>
-          <w:tcPr>
-            <w:tcW w:type="dxa" w:w="1568"/>
-          </w:tcPr>
-          <w:p>
-            <w:pPr>
-              <w:spacing w:line="260" w:lineRule="exact" w:after="0"/>
-            </w:pPr>
-            <w:r/>
-            <w:r>
-              <w:rPr>
-                <w:rFonts w:ascii="Times New Roman" w:hAnsi="Times New Roman"/>
-                <w:b w:val="0"/>
-                <w:i w:val="0"/>
-                <w:sz w:val="22"/>
-              </w:rPr>
-              <w:t>2</w:t>
-            </w:r>
-          </w:p>
-        </w:tc>
-        <w:tc>
-          <w:tcPr>
-            <w:tcW w:type="dxa" w:w="1568"/>
-          </w:tcPr>
-          <w:p>
-            <w:pPr>
-              <w:spacing w:line="260" w:lineRule="exact" w:after="0"/>
-            </w:pPr>
-            <w:r/>
-            <w:r>
-              <w:rPr>
-                <w:rFonts w:ascii="Times New Roman" w:hAnsi="Times New Roman"/>
-                <w:b w:val="0"/>
-                <w:i w:val="0"/>
-                <w:sz w:val="22"/>
-              </w:rPr>
-              <w:t>Griffiths (2014)</w:t>
-            </w:r>
-          </w:p>
-        </w:tc>
-        <w:tc>
-          <w:tcPr>
-            <w:tcW w:type="dxa" w:w="1568"/>
-          </w:tcPr>
-          <w:p>
-            <w:pPr>
-              <w:spacing w:line="260" w:lineRule="exact" w:after="0"/>
-            </w:pPr>
-            <w:r/>
-            <w:r>
-              <w:rPr>
-                <w:rFonts w:ascii="Times New Roman" w:hAnsi="Times New Roman"/>
-                <w:b w:val="0"/>
-                <w:i w:val="0"/>
-                <w:sz w:val="22"/>
-              </w:rPr>
-              <w:t>Cross-sectional survey</w:t>
-            </w:r>
-          </w:p>
-        </w:tc>
-        <w:tc>
-          <w:tcPr>
-            <w:tcW w:type="dxa" w:w="1568"/>
-          </w:tcPr>
-          <w:p>
-            <w:pPr>
-              <w:spacing w:line="260" w:lineRule="exact" w:after="0"/>
-            </w:pPr>
-            <w:r/>
-            <w:r>
-              <w:rPr>
-                <w:rFonts w:ascii="Times New Roman" w:hAnsi="Times New Roman"/>
-                <w:b w:val="0"/>
-                <w:i w:val="0"/>
-                <w:sz w:val="22"/>
-              </w:rPr>
-              <w:t>33,659 nurses, 12 European countries</w:t>
-            </w:r>
-          </w:p>
-        </w:tc>
-        <w:tc>
-          <w:tcPr>
-            <w:tcW w:type="dxa" w:w="1568"/>
-          </w:tcPr>
-          <w:p>
-            <w:pPr>
-              <w:spacing w:line="260" w:lineRule="exact" w:after="0"/>
-            </w:pPr>
-            <w:r/>
-            <w:r>
-              <w:rPr>
-                <w:rFonts w:ascii="Times New Roman" w:hAnsi="Times New Roman"/>
-                <w:b w:val="0"/>
-                <w:i w:val="0"/>
-                <w:sz w:val="22"/>
-              </w:rPr>
-              <w:t>Overtime and long shifts associated with poorer perceived quality of care and higher patient safety risk</w:t>
-            </w:r>
-          </w:p>
-        </w:tc>
-        <w:tc>
-          <w:tcPr>
-            <w:tcW w:type="dxa" w:w="1568"/>
-          </w:tcPr>
-          <w:p>
-            <w:pPr>
-              <w:spacing w:line="260" w:lineRule="exact" w:after="0"/>
-            </w:pPr>
-            <w:r/>
-            <w:r>
-              <w:rPr>
-                <w:rFonts w:ascii="Times New Roman" w:hAnsi="Times New Roman"/>
-                <w:b w:val="0"/>
-                <w:i w:val="0"/>
-                <w:sz w:val="22"/>
-              </w:rPr>
-              <w:t>Staff-harm evidence</w:t>
-            </w:r>
-          </w:p>
-        </w:tc>
-      </w:tr>
-      <w:tr>
-        <w:tc>
-          <w:tcPr>
-            <w:tcW w:type="dxa" w:w="1568"/>
-          </w:tcPr>
-          <w:p>
-            <w:pPr>
-              <w:spacing w:line="260" w:lineRule="exact" w:after="0"/>
-            </w:pPr>
-            <w:r/>
-            <w:r>
-              <w:rPr>
-                <w:rFonts w:ascii="Times New Roman" w:hAnsi="Times New Roman"/>
-                <w:b w:val="0"/>
-                <w:i w:val="0"/>
-                <w:sz w:val="22"/>
-              </w:rPr>
-              <w:t>3</w:t>
-            </w:r>
-          </w:p>
-        </w:tc>
-        <w:tc>
-          <w:tcPr>
-            <w:tcW w:type="dxa" w:w="1568"/>
-          </w:tcPr>
-          <w:p>
-            <w:pPr>
-              <w:spacing w:line="260" w:lineRule="exact" w:after="0"/>
-            </w:pPr>
-            <w:r/>
-            <w:r>
-              <w:rPr>
-                <w:rFonts w:ascii="Times New Roman" w:hAnsi="Times New Roman"/>
-                <w:b w:val="0"/>
-                <w:i w:val="0"/>
-                <w:sz w:val="22"/>
-              </w:rPr>
-              <w:t>Dall'Ora (2015)</w:t>
-            </w:r>
-          </w:p>
-        </w:tc>
-        <w:tc>
-          <w:tcPr>
-            <w:tcW w:type="dxa" w:w="1568"/>
-          </w:tcPr>
-          <w:p>
-            <w:pPr>
-              <w:spacing w:line="260" w:lineRule="exact" w:after="0"/>
-            </w:pPr>
-            <w:r/>
-            <w:r>
-              <w:rPr>
-                <w:rFonts w:ascii="Times New Roman" w:hAnsi="Times New Roman"/>
-                <w:b w:val="0"/>
-                <w:i w:val="0"/>
-                <w:sz w:val="22"/>
-              </w:rPr>
-              <w:t>Cross-sectional survey</w:t>
-            </w:r>
-          </w:p>
-        </w:tc>
-        <w:tc>
-          <w:tcPr>
-            <w:tcW w:type="dxa" w:w="1568"/>
-          </w:tcPr>
-          <w:p>
-            <w:pPr>
-              <w:spacing w:line="260" w:lineRule="exact" w:after="0"/>
-            </w:pPr>
-            <w:r/>
-            <w:r>
-              <w:rPr>
-                <w:rFonts w:ascii="Times New Roman" w:hAnsi="Times New Roman"/>
-                <w:b w:val="0"/>
-                <w:i w:val="0"/>
-                <w:sz w:val="22"/>
-              </w:rPr>
-              <w:t>Same RN4CAST dataset as ref 2</w:t>
-            </w:r>
-          </w:p>
-        </w:tc>
-        <w:tc>
-          <w:tcPr>
-            <w:tcW w:type="dxa" w:w="1568"/>
-          </w:tcPr>
-          <w:p>
-            <w:pPr>
-              <w:spacing w:line="260" w:lineRule="exact" w:after="0"/>
-            </w:pPr>
-            <w:r/>
-            <w:r>
-              <w:rPr>
-                <w:rFonts w:ascii="Times New Roman" w:hAnsi="Times New Roman"/>
-                <w:b w:val="0"/>
-                <w:i w:val="0"/>
-                <w:sz w:val="22"/>
-              </w:rPr>
-              <w:t>12-hour shifts associated with burnout (OR 1.26) and intent to leave (OR 1.13)</w:t>
-            </w:r>
-          </w:p>
-        </w:tc>
-        <w:tc>
-          <w:tcPr>
-            <w:tcW w:type="dxa" w:w="1568"/>
-          </w:tcPr>
-          <w:p>
-            <w:pPr>
-              <w:spacing w:line="260" w:lineRule="exact" w:after="0"/>
-            </w:pPr>
-            <w:r/>
-            <w:r>
-              <w:rPr>
-                <w:rFonts w:ascii="Times New Roman" w:hAnsi="Times New Roman"/>
-                <w:b w:val="0"/>
-                <w:i w:val="0"/>
-                <w:sz w:val="22"/>
-              </w:rPr>
-              <w:t>Staff-harm evidence</w:t>
-            </w:r>
-          </w:p>
-        </w:tc>
-      </w:tr>
-      <w:tr>
-        <w:tc>
-          <w:tcPr>
-            <w:tcW w:type="dxa" w:w="1568"/>
-          </w:tcPr>
-          <w:p>
-            <w:pPr>
-              <w:spacing w:line="260" w:lineRule="exact" w:after="0"/>
-            </w:pPr>
-            <w:r/>
-            <w:r>
-              <w:rPr>
-                <w:rFonts w:ascii="Times New Roman" w:hAnsi="Times New Roman"/>
-                <w:b w:val="0"/>
-                <w:i w:val="0"/>
-                <w:sz w:val="22"/>
-              </w:rPr>
-              <w:t>4</w:t>
-            </w:r>
-          </w:p>
-        </w:tc>
-        <w:tc>
-          <w:tcPr>
-            <w:tcW w:type="dxa" w:w="1568"/>
-          </w:tcPr>
-          <w:p>
-            <w:pPr>
-              <w:spacing w:line="260" w:lineRule="exact" w:after="0"/>
-            </w:pPr>
-            <w:r/>
-            <w:r>
-              <w:rPr>
-                <w:rFonts w:ascii="Times New Roman" w:hAnsi="Times New Roman"/>
-                <w:b w:val="0"/>
-                <w:i w:val="0"/>
-                <w:sz w:val="22"/>
-              </w:rPr>
-              <w:t>Bae (2024)</w:t>
-            </w:r>
-          </w:p>
-        </w:tc>
-        <w:tc>
-          <w:tcPr>
-            <w:tcW w:type="dxa" w:w="1568"/>
-          </w:tcPr>
-          <w:p>
-            <w:pPr>
-              <w:spacing w:line="260" w:lineRule="exact" w:after="0"/>
-            </w:pPr>
-            <w:r/>
-            <w:r>
-              <w:rPr>
-                <w:rFonts w:ascii="Times New Roman" w:hAnsi="Times New Roman"/>
-                <w:b w:val="0"/>
-                <w:i w:val="0"/>
-                <w:sz w:val="22"/>
-              </w:rPr>
-              <w:t>Cross-sectional survey</w:t>
-            </w:r>
-          </w:p>
-        </w:tc>
-        <w:tc>
-          <w:tcPr>
-            <w:tcW w:type="dxa" w:w="1568"/>
-          </w:tcPr>
-          <w:p>
-            <w:pPr>
-              <w:spacing w:line="260" w:lineRule="exact" w:after="0"/>
-            </w:pPr>
-            <w:r/>
-            <w:r>
-              <w:rPr>
-                <w:rFonts w:ascii="Times New Roman" w:hAnsi="Times New Roman"/>
-                <w:b w:val="0"/>
-                <w:i w:val="0"/>
-                <w:sz w:val="22"/>
-              </w:rPr>
-              <w:t>264 nurses, South Korean acute care hospitals</w:t>
-            </w:r>
-          </w:p>
-        </w:tc>
-        <w:tc>
-          <w:tcPr>
-            <w:tcW w:type="dxa" w:w="1568"/>
-          </w:tcPr>
-          <w:p>
-            <w:pPr>
-              <w:spacing w:line="260" w:lineRule="exact" w:after="0"/>
-            </w:pPr>
-            <w:r/>
-            <w:r>
-              <w:rPr>
-                <w:rFonts w:ascii="Times New Roman" w:hAnsi="Times New Roman"/>
-                <w:b w:val="0"/>
-                <w:i w:val="0"/>
-                <w:sz w:val="22"/>
-              </w:rPr>
-              <w:t>Mandatory overtime associated with intent to leave</w:t>
-            </w:r>
-          </w:p>
-        </w:tc>
-        <w:tc>
-          <w:tcPr>
-            <w:tcW w:type="dxa" w:w="1568"/>
-          </w:tcPr>
-          <w:p>
-            <w:pPr>
-              <w:spacing w:line="260" w:lineRule="exact" w:after="0"/>
-            </w:pPr>
-            <w:r/>
-            <w:r>
-              <w:rPr>
-                <w:rFonts w:ascii="Times New Roman" w:hAnsi="Times New Roman"/>
-                <w:b w:val="0"/>
-                <w:i w:val="0"/>
-                <w:sz w:val="22"/>
-              </w:rPr>
-              <w:t>Staff-harm evidence</w:t>
-            </w:r>
-          </w:p>
-        </w:tc>
-      </w:tr>
-      <w:tr>
-        <w:tc>
-          <w:tcPr>
-            <w:tcW w:type="dxa" w:w="1568"/>
-          </w:tcPr>
-          <w:p>
-            <w:pPr>
-              <w:spacing w:line="260" w:lineRule="exact" w:after="0"/>
-            </w:pPr>
-            <w:r/>
-            <w:r>
-              <w:rPr>
-                <w:rFonts w:ascii="Times New Roman" w:hAnsi="Times New Roman"/>
-                <w:b w:val="0"/>
-                <w:i w:val="0"/>
-                <w:sz w:val="22"/>
-              </w:rPr>
-              <w:t>5</w:t>
-            </w:r>
-          </w:p>
-        </w:tc>
-        <w:tc>
-          <w:tcPr>
-            <w:tcW w:type="dxa" w:w="1568"/>
-          </w:tcPr>
-          <w:p>
-            <w:pPr>
-              <w:spacing w:line="260" w:lineRule="exact" w:after="0"/>
-            </w:pPr>
-            <w:r/>
-            <w:r>
-              <w:rPr>
-                <w:rFonts w:ascii="Times New Roman" w:hAnsi="Times New Roman"/>
-                <w:b w:val="0"/>
-                <w:i w:val="0"/>
-                <w:sz w:val="22"/>
-              </w:rPr>
-              <w:t>Dall'Ora (2016)</w:t>
-            </w:r>
-          </w:p>
-        </w:tc>
-        <w:tc>
-          <w:tcPr>
-            <w:tcW w:type="dxa" w:w="1568"/>
-          </w:tcPr>
-          <w:p>
-            <w:pPr>
-              <w:spacing w:line="260" w:lineRule="exact" w:after="0"/>
-            </w:pPr>
-            <w:r/>
-            <w:r>
-              <w:rPr>
-                <w:rFonts w:ascii="Times New Roman" w:hAnsi="Times New Roman"/>
-                <w:b w:val="0"/>
-                <w:i w:val="0"/>
-                <w:sz w:val="22"/>
-              </w:rPr>
-              <w:t>Literature review</w:t>
-            </w:r>
-          </w:p>
-        </w:tc>
-        <w:tc>
-          <w:tcPr>
-            <w:tcW w:type="dxa" w:w="1568"/>
-          </w:tcPr>
-          <w:p>
-            <w:pPr>
-              <w:spacing w:line="260" w:lineRule="exact" w:after="0"/>
-            </w:pPr>
-            <w:r/>
-            <w:r>
-              <w:rPr>
-                <w:rFonts w:ascii="Times New Roman" w:hAnsi="Times New Roman"/>
-                <w:b w:val="0"/>
-                <w:i w:val="0"/>
-                <w:sz w:val="22"/>
-              </w:rPr>
-              <w:t>13 studies on shift characteristics</w:t>
-            </w:r>
-          </w:p>
-        </w:tc>
-        <w:tc>
-          <w:tcPr>
-            <w:tcW w:type="dxa" w:w="1568"/>
-          </w:tcPr>
-          <w:p>
-            <w:pPr>
-              <w:spacing w:line="260" w:lineRule="exact" w:after="0"/>
-            </w:pPr>
-            <w:r/>
-            <w:r>
-              <w:rPr>
-                <w:rFonts w:ascii="Times New Roman" w:hAnsi="Times New Roman"/>
-                <w:b w:val="0"/>
-                <w:i w:val="0"/>
-                <w:sz w:val="22"/>
-              </w:rPr>
-              <w:t>Both long shifts and overtime associated with worse performance and well-being</w:t>
-            </w:r>
-          </w:p>
-        </w:tc>
-        <w:tc>
-          <w:tcPr>
-            <w:tcW w:type="dxa" w:w="1568"/>
-          </w:tcPr>
-          <w:p>
-            <w:pPr>
-              <w:spacing w:line="260" w:lineRule="exact" w:after="0"/>
-            </w:pPr>
-            <w:r/>
-            <w:r>
-              <w:rPr>
-                <w:rFonts w:ascii="Times New Roman" w:hAnsi="Times New Roman"/>
-                <w:b w:val="0"/>
-                <w:i w:val="0"/>
-                <w:sz w:val="22"/>
-              </w:rPr>
-              <w:t>Staff-harm evidence</w:t>
-            </w:r>
-          </w:p>
-        </w:tc>
-      </w:tr>
-      <w:tr>
-        <w:tc>
-          <w:tcPr>
-            <w:tcW w:type="dxa" w:w="1568"/>
-          </w:tcPr>
-          <w:p>
-            <w:pPr>
-              <w:spacing w:line="260" w:lineRule="exact" w:after="0"/>
-            </w:pPr>
-            <w:r/>
-            <w:r>
-              <w:rPr>
-                <w:rFonts w:ascii="Times New Roman" w:hAnsi="Times New Roman"/>
-                <w:b w:val="0"/>
-                <w:i w:val="0"/>
-                <w:sz w:val="22"/>
-              </w:rPr>
-              <w:t>6</w:t>
-            </w:r>
-          </w:p>
-        </w:tc>
-        <w:tc>
-          <w:tcPr>
-            <w:tcW w:type="dxa" w:w="1568"/>
-          </w:tcPr>
-          <w:p>
-            <w:pPr>
-              <w:spacing w:line="260" w:lineRule="exact" w:after="0"/>
-            </w:pPr>
-            <w:r/>
-            <w:r>
-              <w:rPr>
-                <w:rFonts w:ascii="Times New Roman" w:hAnsi="Times New Roman"/>
-                <w:b w:val="0"/>
-                <w:i w:val="0"/>
-                <w:sz w:val="22"/>
-              </w:rPr>
-              <w:t>Dall'Ora (2020)</w:t>
-            </w:r>
-          </w:p>
-        </w:tc>
-        <w:tc>
-          <w:tcPr>
-            <w:tcW w:type="dxa" w:w="1568"/>
-          </w:tcPr>
-          <w:p>
-            <w:pPr>
-              <w:spacing w:line="260" w:lineRule="exact" w:after="0"/>
-            </w:pPr>
-            <w:r/>
-            <w:r>
-              <w:rPr>
-                <w:rFonts w:ascii="Times New Roman" w:hAnsi="Times New Roman"/>
-                <w:b w:val="0"/>
-                <w:i w:val="0"/>
-                <w:sz w:val="22"/>
-              </w:rPr>
-              <w:t>Theoretical review</w:t>
-            </w:r>
-          </w:p>
-        </w:tc>
-        <w:tc>
-          <w:tcPr>
-            <w:tcW w:type="dxa" w:w="1568"/>
-          </w:tcPr>
-          <w:p>
-            <w:pPr>
-              <w:spacing w:line="260" w:lineRule="exact" w:after="0"/>
-            </w:pPr>
-            <w:r/>
-            <w:r>
-              <w:rPr>
-                <w:rFonts w:ascii="Times New Roman" w:hAnsi="Times New Roman"/>
-                <w:b w:val="0"/>
-                <w:i w:val="0"/>
-                <w:sz w:val="22"/>
-              </w:rPr>
-              <w:t>Burnout models in nursing</w:t>
-            </w:r>
-          </w:p>
-        </w:tc>
-        <w:tc>
-          <w:tcPr>
-            <w:tcW w:type="dxa" w:w="1568"/>
-          </w:tcPr>
-          <w:p>
-            <w:pPr>
-              <w:spacing w:line="260" w:lineRule="exact" w:after="0"/>
-            </w:pPr>
-            <w:r/>
-            <w:r>
-              <w:rPr>
-                <w:rFonts w:ascii="Times New Roman" w:hAnsi="Times New Roman"/>
-                <w:b w:val="0"/>
-                <w:i w:val="0"/>
-                <w:sz w:val="22"/>
-              </w:rPr>
-              <w:t>High workload combined with low decision latitude is an established burnout predictor</w:t>
-            </w:r>
-          </w:p>
-        </w:tc>
-        <w:tc>
-          <w:tcPr>
-            <w:tcW w:type="dxa" w:w="1568"/>
-          </w:tcPr>
-          <w:p>
-            <w:pPr>
-              <w:spacing w:line="260" w:lineRule="exact" w:after="0"/>
-            </w:pPr>
-            <w:r/>
-            <w:r>
-              <w:rPr>
-                <w:rFonts w:ascii="Times New Roman" w:hAnsi="Times New Roman"/>
-                <w:b w:val="0"/>
-                <w:i w:val="0"/>
-                <w:sz w:val="22"/>
-              </w:rPr>
-              <w:t>Burnout mechanism</w:t>
-            </w:r>
-          </w:p>
-        </w:tc>
-      </w:tr>
-      <w:tr>
-        <w:tc>
-          <w:tcPr>
-            <w:tcW w:type="dxa" w:w="1568"/>
-          </w:tcPr>
-          <w:p>
-            <w:pPr>
-              <w:spacing w:line="260" w:lineRule="exact" w:after="0"/>
-            </w:pPr>
-            <w:r/>
-            <w:r>
-              <w:rPr>
-                <w:rFonts w:ascii="Times New Roman" w:hAnsi="Times New Roman"/>
-                <w:b w:val="0"/>
-                <w:i w:val="0"/>
-                <w:sz w:val="22"/>
-              </w:rPr>
-              <w:t>7</w:t>
-            </w:r>
-          </w:p>
-        </w:tc>
-        <w:tc>
-          <w:tcPr>
-            <w:tcW w:type="dxa" w:w="1568"/>
-          </w:tcPr>
-          <w:p>
-            <w:pPr>
-              <w:spacing w:line="260" w:lineRule="exact" w:after="0"/>
-            </w:pPr>
-            <w:r/>
-            <w:r>
-              <w:rPr>
-                <w:rFonts w:ascii="Times New Roman" w:hAnsi="Times New Roman"/>
-                <w:b w:val="0"/>
-                <w:i w:val="0"/>
-                <w:sz w:val="22"/>
-              </w:rPr>
-              <w:t>Cortegiani (2020)</w:t>
-            </w:r>
-          </w:p>
-        </w:tc>
-        <w:tc>
-          <w:tcPr>
-            <w:tcW w:type="dxa" w:w="1568"/>
-          </w:tcPr>
-          <w:p>
-            <w:pPr>
-              <w:spacing w:line="260" w:lineRule="exact" w:after="0"/>
-            </w:pPr>
-            <w:r/>
-            <w:r>
-              <w:rPr>
-                <w:rFonts w:ascii="Times New Roman" w:hAnsi="Times New Roman"/>
-                <w:b w:val="0"/>
-                <w:i w:val="0"/>
-                <w:sz w:val="22"/>
-              </w:rPr>
-              <w:t>Systematic review and meta-analysis</w:t>
-            </w:r>
-          </w:p>
-        </w:tc>
-        <w:tc>
-          <w:tcPr>
-            <w:tcW w:type="dxa" w:w="1568"/>
-          </w:tcPr>
-          <w:p>
-            <w:pPr>
-              <w:spacing w:line="260" w:lineRule="exact" w:after="0"/>
-            </w:pPr>
-            <w:r/>
-            <w:r>
-              <w:rPr>
-                <w:rFonts w:ascii="Times New Roman" w:hAnsi="Times New Roman"/>
-                <w:b w:val="0"/>
-                <w:i w:val="0"/>
-                <w:sz w:val="22"/>
-              </w:rPr>
-              <w:t>13 studies, after-hours vs daytime surgery</w:t>
-            </w:r>
-          </w:p>
-        </w:tc>
-        <w:tc>
-          <w:tcPr>
-            <w:tcW w:type="dxa" w:w="1568"/>
-          </w:tcPr>
-          <w:p>
-            <w:pPr>
-              <w:spacing w:line="260" w:lineRule="exact" w:after="0"/>
-            </w:pPr>
-            <w:r/>
-            <w:r>
-              <w:rPr>
-                <w:rFonts w:ascii="Times New Roman" w:hAnsi="Times New Roman"/>
-                <w:b w:val="0"/>
-                <w:i w:val="0"/>
-                <w:sz w:val="22"/>
-              </w:rPr>
-              <w:t>After-hours surgery associated with higher mortality (adjusted OR 1.16, 95% CI 1.06–1.28); low-certainty evidence</w:t>
-            </w:r>
-          </w:p>
-        </w:tc>
-        <w:tc>
-          <w:tcPr>
-            <w:tcW w:type="dxa" w:w="1568"/>
-          </w:tcPr>
-          <w:p>
-            <w:pPr>
-              <w:spacing w:line="260" w:lineRule="exact" w:after="0"/>
-            </w:pPr>
-            <w:r/>
-            <w:r>
-              <w:rPr>
-                <w:rFonts w:ascii="Times New Roman" w:hAnsi="Times New Roman"/>
-                <w:b w:val="0"/>
-                <w:i w:val="0"/>
-                <w:sz w:val="22"/>
-              </w:rPr>
-              <w:t>Patient-harm evidence, primary mortality estimate</w:t>
-            </w:r>
-          </w:p>
-        </w:tc>
-      </w:tr>
-      <w:tr>
-        <w:tc>
-          <w:tcPr>
-            <w:tcW w:type="dxa" w:w="1568"/>
-          </w:tcPr>
-          <w:p>
-            <w:pPr>
-              <w:spacing w:line="260" w:lineRule="exact" w:after="0"/>
-            </w:pPr>
-            <w:r/>
-            <w:r>
-              <w:rPr>
-                <w:rFonts w:ascii="Times New Roman" w:hAnsi="Times New Roman"/>
-                <w:b w:val="0"/>
-                <w:i w:val="0"/>
-                <w:sz w:val="22"/>
-              </w:rPr>
-              <w:t>8</w:t>
-            </w:r>
-          </w:p>
-        </w:tc>
-        <w:tc>
-          <w:tcPr>
-            <w:tcW w:type="dxa" w:w="1568"/>
-          </w:tcPr>
-          <w:p>
-            <w:pPr>
-              <w:spacing w:line="260" w:lineRule="exact" w:after="0"/>
-            </w:pPr>
-            <w:r/>
-            <w:r>
-              <w:rPr>
-                <w:rFonts w:ascii="Times New Roman" w:hAnsi="Times New Roman"/>
-                <w:b w:val="0"/>
-                <w:i w:val="0"/>
-                <w:sz w:val="22"/>
-              </w:rPr>
-              <w:t>Oh (2025)</w:t>
-            </w:r>
-          </w:p>
-        </w:tc>
-        <w:tc>
-          <w:tcPr>
-            <w:tcW w:type="dxa" w:w="1568"/>
-          </w:tcPr>
-          <w:p>
-            <w:pPr>
-              <w:spacing w:line="260" w:lineRule="exact" w:after="0"/>
-            </w:pPr>
-            <w:r/>
-            <w:r>
-              <w:rPr>
-                <w:rFonts w:ascii="Times New Roman" w:hAnsi="Times New Roman"/>
-                <w:b w:val="0"/>
-                <w:i w:val="0"/>
-                <w:sz w:val="22"/>
-              </w:rPr>
-              <w:t>Retrospective cohort</w:t>
-            </w:r>
-          </w:p>
-        </w:tc>
-        <w:tc>
-          <w:tcPr>
-            <w:tcW w:type="dxa" w:w="1568"/>
-          </w:tcPr>
-          <w:p>
-            <w:pPr>
-              <w:spacing w:line="260" w:lineRule="exact" w:after="0"/>
-            </w:pPr>
-            <w:r/>
-            <w:r>
-              <w:rPr>
-                <w:rFonts w:ascii="Times New Roman" w:hAnsi="Times New Roman"/>
-                <w:b w:val="0"/>
-                <w:i w:val="0"/>
-                <w:sz w:val="22"/>
-              </w:rPr>
-              <w:t>281,717 propensity-matched patients, South Korea</w:t>
-            </w:r>
-          </w:p>
-        </w:tc>
-        <w:tc>
-          <w:tcPr>
-            <w:tcW w:type="dxa" w:w="1568"/>
-          </w:tcPr>
-          <w:p>
-            <w:pPr>
-              <w:spacing w:line="260" w:lineRule="exact" w:after="0"/>
-            </w:pPr>
-            <w:r/>
-            <w:r>
-              <w:rPr>
-                <w:rFonts w:ascii="Times New Roman" w:hAnsi="Times New Roman"/>
-                <w:b w:val="0"/>
-                <w:i w:val="0"/>
-                <w:sz w:val="22"/>
-              </w:rPr>
-              <w:t>After-hours surgery associated with mortality (OR 3.58)</w:t>
-            </w:r>
-          </w:p>
-        </w:tc>
-        <w:tc>
-          <w:tcPr>
-            <w:tcW w:type="dxa" w:w="1568"/>
-          </w:tcPr>
-          <w:p>
-            <w:pPr>
-              <w:spacing w:line="260" w:lineRule="exact" w:after="0"/>
-            </w:pPr>
-            <w:r/>
-            <w:r>
-              <w:rPr>
-                <w:rFonts w:ascii="Times New Roman" w:hAnsi="Times New Roman"/>
-                <w:b w:val="0"/>
-                <w:i w:val="0"/>
-                <w:sz w:val="22"/>
-              </w:rPr>
-              <w:t>Patient-harm evidence, upper-bound estimate</w:t>
-            </w:r>
-          </w:p>
-        </w:tc>
-      </w:tr>
-      <w:tr>
-        <w:tc>
-          <w:tcPr>
-            <w:tcW w:type="dxa" w:w="1568"/>
-          </w:tcPr>
-          <w:p>
-            <w:pPr>
-              <w:spacing w:line="260" w:lineRule="exact" w:after="0"/>
-            </w:pPr>
-            <w:r/>
-            <w:r>
-              <w:rPr>
-                <w:rFonts w:ascii="Times New Roman" w:hAnsi="Times New Roman"/>
-                <w:b w:val="0"/>
-                <w:i w:val="0"/>
-                <w:sz w:val="22"/>
-              </w:rPr>
-              <w:t>9</w:t>
-            </w:r>
-          </w:p>
-        </w:tc>
-        <w:tc>
-          <w:tcPr>
-            <w:tcW w:type="dxa" w:w="1568"/>
-          </w:tcPr>
-          <w:p>
-            <w:pPr>
-              <w:spacing w:line="260" w:lineRule="exact" w:after="0"/>
-            </w:pPr>
-            <w:r/>
-            <w:r>
-              <w:rPr>
-                <w:rFonts w:ascii="Times New Roman" w:hAnsi="Times New Roman"/>
-                <w:b w:val="0"/>
-                <w:i w:val="0"/>
-                <w:sz w:val="22"/>
-              </w:rPr>
-              <w:t>Sakurai (2025)</w:t>
-            </w:r>
-          </w:p>
-        </w:tc>
-        <w:tc>
-          <w:tcPr>
-            <w:tcW w:type="dxa" w:w="1568"/>
-          </w:tcPr>
-          <w:p>
-            <w:pPr>
-              <w:spacing w:line="260" w:lineRule="exact" w:after="0"/>
-            </w:pPr>
-            <w:r/>
-            <w:r>
-              <w:rPr>
-                <w:rFonts w:ascii="Times New Roman" w:hAnsi="Times New Roman"/>
-                <w:b w:val="0"/>
-                <w:i w:val="0"/>
-                <w:sz w:val="22"/>
-              </w:rPr>
-              <w:t>Correspondence / commentary</w:t>
-            </w:r>
-          </w:p>
-        </w:tc>
-        <w:tc>
-          <w:tcPr>
-            <w:tcW w:type="dxa" w:w="1568"/>
-          </w:tcPr>
-          <w:p>
-            <w:pPr>
-              <w:spacing w:line="260" w:lineRule="exact" w:after="0"/>
-            </w:pPr>
-            <w:r/>
-            <w:r>
-              <w:rPr>
-                <w:rFonts w:ascii="Times New Roman" w:hAnsi="Times New Roman"/>
-                <w:b w:val="0"/>
-                <w:i w:val="0"/>
-                <w:sz w:val="22"/>
-              </w:rPr>
-              <w:t>Response to ref 8</w:t>
-            </w:r>
-          </w:p>
-        </w:tc>
-        <w:tc>
-          <w:tcPr>
-            <w:tcW w:type="dxa" w:w="1568"/>
-          </w:tcPr>
-          <w:p>
-            <w:pPr>
-              <w:spacing w:line="260" w:lineRule="exact" w:after="0"/>
-            </w:pPr>
-            <w:r/>
-            <w:r>
-              <w:rPr>
-                <w:rFonts w:ascii="Times New Roman" w:hAnsi="Times New Roman"/>
-                <w:b w:val="0"/>
-                <w:i w:val="0"/>
-                <w:sz w:val="22"/>
-              </w:rPr>
-              <w:t>Challenges ref 8 on residual confounding grounds</w:t>
-            </w:r>
-          </w:p>
-        </w:tc>
-        <w:tc>
-          <w:tcPr>
-            <w:tcW w:type="dxa" w:w="1568"/>
-          </w:tcPr>
-          <w:p>
-            <w:pPr>
-              <w:spacing w:line="260" w:lineRule="exact" w:after="0"/>
-            </w:pPr>
-            <w:r/>
-            <w:r>
-              <w:rPr>
-                <w:rFonts w:ascii="Times New Roman" w:hAnsi="Times New Roman"/>
-                <w:b w:val="0"/>
-                <w:i w:val="0"/>
-                <w:sz w:val="22"/>
-              </w:rPr>
-              <w:t>Qualifies the mortality evidence</w:t>
-            </w:r>
-          </w:p>
-        </w:tc>
-      </w:tr>
-      <w:tr>
-        <w:tc>
-          <w:tcPr>
-            <w:tcW w:type="dxa" w:w="1568"/>
-          </w:tcPr>
-          <w:p>
-            <w:pPr>
-              <w:spacing w:line="260" w:lineRule="exact" w:after="0"/>
-            </w:pPr>
-            <w:r/>
-            <w:r>
-              <w:rPr>
-                <w:rFonts w:ascii="Times New Roman" w:hAnsi="Times New Roman"/>
-                <w:b w:val="0"/>
-                <w:i w:val="0"/>
-                <w:sz w:val="22"/>
-              </w:rPr>
-              <w:t>10</w:t>
-            </w:r>
-          </w:p>
-        </w:tc>
-        <w:tc>
-          <w:tcPr>
-            <w:tcW w:type="dxa" w:w="1568"/>
-          </w:tcPr>
-          <w:p>
-            <w:pPr>
-              <w:spacing w:line="260" w:lineRule="exact" w:after="0"/>
-            </w:pPr>
-            <w:r/>
-            <w:r>
-              <w:rPr>
-                <w:rFonts w:ascii="Times New Roman" w:hAnsi="Times New Roman"/>
-                <w:b w:val="0"/>
-                <w:i w:val="0"/>
-                <w:sz w:val="22"/>
-              </w:rPr>
-              <w:t>Saager (2014)</w:t>
-            </w:r>
-          </w:p>
-        </w:tc>
-        <w:tc>
-          <w:tcPr>
-            <w:tcW w:type="dxa" w:w="1568"/>
-          </w:tcPr>
-          <w:p>
-            <w:pPr>
-              <w:spacing w:line="260" w:lineRule="exact" w:after="0"/>
-            </w:pPr>
-            <w:r/>
-            <w:r>
-              <w:rPr>
-                <w:rFonts w:ascii="Times New Roman" w:hAnsi="Times New Roman"/>
-                <w:b w:val="0"/>
-                <w:i w:val="0"/>
-                <w:sz w:val="22"/>
-              </w:rPr>
-              <w:t>Retrospective cohort</w:t>
-            </w:r>
-          </w:p>
-        </w:tc>
-        <w:tc>
-          <w:tcPr>
-            <w:tcW w:type="dxa" w:w="1568"/>
-          </w:tcPr>
-          <w:p>
-            <w:pPr>
-              <w:spacing w:line="260" w:lineRule="exact" w:after="0"/>
-            </w:pPr>
-            <w:r/>
-            <w:r>
-              <w:rPr>
-                <w:rFonts w:ascii="Times New Roman" w:hAnsi="Times New Roman"/>
-                <w:b w:val="0"/>
-                <w:i w:val="0"/>
-                <w:sz w:val="22"/>
-              </w:rPr>
-              <w:t>927,307 cases, Cleveland Clinic</w:t>
-            </w:r>
-          </w:p>
-        </w:tc>
-        <w:tc>
-          <w:tcPr>
-            <w:tcW w:type="dxa" w:w="1568"/>
-          </w:tcPr>
-          <w:p>
-            <w:pPr>
-              <w:spacing w:line="260" w:lineRule="exact" w:after="0"/>
-            </w:pPr>
-            <w:r/>
-            <w:r>
-              <w:rPr>
-                <w:rFonts w:ascii="Times New Roman" w:hAnsi="Times New Roman"/>
-                <w:b w:val="0"/>
-                <w:i w:val="0"/>
-                <w:sz w:val="22"/>
-              </w:rPr>
-              <w:t>Each intraoperative anesthesia handover raises complication risk; incidence 8.8% at zero transitions to 21.2% at four or more</w:t>
-            </w:r>
-          </w:p>
-        </w:tc>
-        <w:tc>
-          <w:tcPr>
-            <w:tcW w:type="dxa" w:w="1568"/>
-          </w:tcPr>
-          <w:p>
-            <w:pPr>
-              <w:spacing w:line="260" w:lineRule="exact" w:after="0"/>
-            </w:pPr>
-            <w:r/>
-            <w:r>
-              <w:rPr>
-                <w:rFonts w:ascii="Times New Roman" w:hAnsi="Times New Roman"/>
-                <w:b w:val="0"/>
-                <w:i w:val="0"/>
-                <w:sz w:val="22"/>
-              </w:rPr>
-              <w:t>Handover-harm mechanism</w:t>
-            </w:r>
-          </w:p>
-        </w:tc>
-      </w:tr>
-      <w:tr>
-        <w:tc>
-          <w:tcPr>
-            <w:tcW w:type="dxa" w:w="1568"/>
-          </w:tcPr>
-          <w:p>
-            <w:pPr>
-              <w:spacing w:line="260" w:lineRule="exact" w:after="0"/>
-            </w:pPr>
-            <w:r/>
-            <w:r>
-              <w:rPr>
-                <w:rFonts w:ascii="Times New Roman" w:hAnsi="Times New Roman"/>
-                <w:b w:val="0"/>
-                <w:i w:val="0"/>
-                <w:sz w:val="22"/>
-              </w:rPr>
-              <w:t>11</w:t>
-            </w:r>
-          </w:p>
-        </w:tc>
-        <w:tc>
-          <w:tcPr>
-            <w:tcW w:type="dxa" w:w="1568"/>
-          </w:tcPr>
-          <w:p>
-            <w:pPr>
-              <w:spacing w:line="260" w:lineRule="exact" w:after="0"/>
-            </w:pPr>
-            <w:r/>
-            <w:r>
-              <w:rPr>
-                <w:rFonts w:ascii="Times New Roman" w:hAnsi="Times New Roman"/>
-                <w:b w:val="0"/>
-                <w:i w:val="0"/>
-                <w:sz w:val="22"/>
-              </w:rPr>
-              <w:t>HSSIB (2025)</w:t>
-            </w:r>
-          </w:p>
-        </w:tc>
-        <w:tc>
-          <w:tcPr>
-            <w:tcW w:type="dxa" w:w="1568"/>
-          </w:tcPr>
-          <w:p>
-            <w:pPr>
-              <w:spacing w:line="260" w:lineRule="exact" w:after="0"/>
-            </w:pPr>
-            <w:r/>
-            <w:r>
-              <w:rPr>
-                <w:rFonts w:ascii="Times New Roman" w:hAnsi="Times New Roman"/>
-                <w:b w:val="0"/>
-                <w:i w:val="0"/>
-                <w:sz w:val="22"/>
-              </w:rPr>
-              <w:t>National investigation report</w:t>
-            </w:r>
-          </w:p>
-        </w:tc>
-        <w:tc>
-          <w:tcPr>
-            <w:tcW w:type="dxa" w:w="1568"/>
-          </w:tcPr>
-          <w:p>
-            <w:pPr>
-              <w:spacing w:line="260" w:lineRule="exact" w:after="0"/>
-            </w:pPr>
-            <w:r/>
-            <w:r>
-              <w:rPr>
-                <w:rFonts w:ascii="Times New Roman" w:hAnsi="Times New Roman"/>
-                <w:b w:val="0"/>
-                <w:i w:val="0"/>
-                <w:sz w:val="22"/>
-              </w:rPr>
-              <w:t>UK healthcare staff survey</w:t>
-            </w:r>
-          </w:p>
-        </w:tc>
-        <w:tc>
-          <w:tcPr>
-            <w:tcW w:type="dxa" w:w="1568"/>
-          </w:tcPr>
-          <w:p>
-            <w:pPr>
-              <w:spacing w:line="260" w:lineRule="exact" w:after="0"/>
-            </w:pPr>
-            <w:r/>
-            <w:r>
-              <w:rPr>
-                <w:rFonts w:ascii="Times New Roman" w:hAnsi="Times New Roman"/>
-                <w:b w:val="0"/>
-                <w:i w:val="0"/>
-                <w:sz w:val="22"/>
-              </w:rPr>
-              <w:t>22% of doctors reported daily sleep deprivation; 35% said tiredness impaired their ability to treat patients</w:t>
-            </w:r>
-          </w:p>
-        </w:tc>
-        <w:tc>
-          <w:tcPr>
-            <w:tcW w:type="dxa" w:w="1568"/>
-          </w:tcPr>
-          <w:p>
-            <w:pPr>
-              <w:spacing w:line="260" w:lineRule="exact" w:after="0"/>
-            </w:pPr>
-            <w:r/>
-            <w:r>
-              <w:rPr>
-                <w:rFonts w:ascii="Times New Roman" w:hAnsi="Times New Roman"/>
-                <w:b w:val="0"/>
-                <w:i w:val="0"/>
-                <w:sz w:val="22"/>
-              </w:rPr>
-              <w:t>Fatigue-harm evidence</w:t>
-            </w:r>
-          </w:p>
-        </w:tc>
-      </w:tr>
-      <w:tr>
-        <w:tc>
-          <w:tcPr>
-            <w:tcW w:type="dxa" w:w="1568"/>
-          </w:tcPr>
-          <w:p>
-            <w:pPr>
-              <w:spacing w:line="260" w:lineRule="exact" w:after="0"/>
-            </w:pPr>
-            <w:r/>
-            <w:r>
-              <w:rPr>
-                <w:rFonts w:ascii="Times New Roman" w:hAnsi="Times New Roman"/>
-                <w:b w:val="0"/>
-                <w:i w:val="0"/>
-                <w:sz w:val="22"/>
-              </w:rPr>
-              <w:t>12</w:t>
-            </w:r>
-          </w:p>
-        </w:tc>
-        <w:tc>
-          <w:tcPr>
-            <w:tcW w:type="dxa" w:w="1568"/>
-          </w:tcPr>
-          <w:p>
-            <w:pPr>
-              <w:spacing w:line="260" w:lineRule="exact" w:after="0"/>
-            </w:pPr>
-            <w:r/>
-            <w:r>
-              <w:rPr>
-                <w:rFonts w:ascii="Times New Roman" w:hAnsi="Times New Roman"/>
-                <w:b w:val="0"/>
-                <w:i w:val="0"/>
-                <w:sz w:val="22"/>
-              </w:rPr>
-              <w:t>Pittman (2025)</w:t>
-            </w:r>
-          </w:p>
-        </w:tc>
-        <w:tc>
-          <w:tcPr>
-            <w:tcW w:type="dxa" w:w="1568"/>
-          </w:tcPr>
-          <w:p>
-            <w:pPr>
-              <w:spacing w:line="260" w:lineRule="exact" w:after="0"/>
-            </w:pPr>
-            <w:r/>
-            <w:r>
-              <w:rPr>
-                <w:rFonts w:ascii="Times New Roman" w:hAnsi="Times New Roman"/>
-                <w:b w:val="0"/>
-                <w:i w:val="0"/>
-                <w:sz w:val="22"/>
-              </w:rPr>
-              <w:t>Retrospective panel analysis</w:t>
-            </w:r>
-          </w:p>
-        </w:tc>
-        <w:tc>
-          <w:tcPr>
-            <w:tcW w:type="dxa" w:w="1568"/>
-          </w:tcPr>
-          <w:p>
-            <w:pPr>
-              <w:spacing w:line="260" w:lineRule="exact" w:after="0"/>
-            </w:pPr>
-            <w:r/>
-            <w:r>
-              <w:rPr>
-                <w:rFonts w:ascii="Times New Roman" w:hAnsi="Times New Roman"/>
-                <w:b w:val="0"/>
-                <w:i w:val="0"/>
-                <w:sz w:val="22"/>
-              </w:rPr>
-              <w:t>70 US hospitals</w:t>
-            </w:r>
-          </w:p>
-        </w:tc>
-        <w:tc>
-          <w:tcPr>
-            <w:tcW w:type="dxa" w:w="1568"/>
-          </w:tcPr>
-          <w:p>
-            <w:pPr>
-              <w:spacing w:line="260" w:lineRule="exact" w:after="0"/>
-            </w:pPr>
-            <w:r/>
-            <w:r>
-              <w:rPr>
-                <w:rFonts w:ascii="Times New Roman" w:hAnsi="Times New Roman"/>
-                <w:b w:val="0"/>
-                <w:i w:val="0"/>
-                <w:sz w:val="22"/>
-              </w:rPr>
-              <w:t>Overtime above a breakpoint threshold associated with 2.09% increase in pressure ulcers</w:t>
-            </w:r>
-          </w:p>
-        </w:tc>
-        <w:tc>
-          <w:tcPr>
-            <w:tcW w:type="dxa" w:w="1568"/>
-          </w:tcPr>
-          <w:p>
-            <w:pPr>
-              <w:spacing w:line="260" w:lineRule="exact" w:after="0"/>
-            </w:pPr>
-            <w:r/>
-            <w:r>
-              <w:rPr>
-                <w:rFonts w:ascii="Times New Roman" w:hAnsi="Times New Roman"/>
-                <w:b w:val="0"/>
-                <w:i w:val="0"/>
-                <w:sz w:val="22"/>
-              </w:rPr>
-              <w:t>Patient-harm evidence (nursing-specific)</w:t>
-            </w:r>
-          </w:p>
-        </w:tc>
-      </w:tr>
-      <w:tr>
-        <w:tc>
-          <w:tcPr>
-            <w:tcW w:type="dxa" w:w="1568"/>
-          </w:tcPr>
-          <w:p>
-            <w:pPr>
-              <w:spacing w:line="260" w:lineRule="exact" w:after="0"/>
-            </w:pPr>
-            <w:r/>
-            <w:r>
-              <w:rPr>
-                <w:rFonts w:ascii="Times New Roman" w:hAnsi="Times New Roman"/>
-                <w:b w:val="0"/>
-                <w:i w:val="0"/>
-                <w:sz w:val="22"/>
-              </w:rPr>
-              <w:t>13</w:t>
-            </w:r>
-          </w:p>
-        </w:tc>
-        <w:tc>
-          <w:tcPr>
-            <w:tcW w:type="dxa" w:w="1568"/>
-          </w:tcPr>
-          <w:p>
-            <w:pPr>
-              <w:spacing w:line="260" w:lineRule="exact" w:after="0"/>
-            </w:pPr>
-            <w:r/>
-            <w:r>
-              <w:rPr>
-                <w:rFonts w:ascii="Times New Roman" w:hAnsi="Times New Roman"/>
-                <w:b w:val="0"/>
-                <w:i w:val="0"/>
-                <w:sz w:val="22"/>
-              </w:rPr>
-              <w:t>Althoff (2021)</w:t>
-            </w:r>
-          </w:p>
-        </w:tc>
-        <w:tc>
-          <w:tcPr>
-            <w:tcW w:type="dxa" w:w="1568"/>
-          </w:tcPr>
-          <w:p>
-            <w:pPr>
-              <w:spacing w:line="260" w:lineRule="exact" w:after="0"/>
-            </w:pPr>
-            <w:r/>
-            <w:r>
-              <w:rPr>
-                <w:rFonts w:ascii="Times New Roman" w:hAnsi="Times New Roman"/>
-                <w:b w:val="0"/>
-                <w:i w:val="0"/>
-                <w:sz w:val="22"/>
-              </w:rPr>
-              <w:t>Retrospective multicenter cohort</w:t>
-            </w:r>
-          </w:p>
-        </w:tc>
-        <w:tc>
-          <w:tcPr>
-            <w:tcW w:type="dxa" w:w="1568"/>
-          </w:tcPr>
-          <w:p>
-            <w:pPr>
-              <w:spacing w:line="260" w:lineRule="exact" w:after="0"/>
-            </w:pPr>
-            <w:r/>
-            <w:r>
-              <w:rPr>
-                <w:rFonts w:ascii="Times New Roman" w:hAnsi="Times New Roman"/>
-                <w:b w:val="0"/>
-                <w:i w:val="0"/>
-                <w:sz w:val="22"/>
-              </w:rPr>
-              <w:t>350,000+ non-cardiac surgical cases</w:t>
-            </w:r>
-          </w:p>
-        </w:tc>
-        <w:tc>
-          <w:tcPr>
-            <w:tcW w:type="dxa" w:w="1568"/>
-          </w:tcPr>
-          <w:p>
-            <w:pPr>
-              <w:spacing w:line="260" w:lineRule="exact" w:after="0"/>
-            </w:pPr>
-            <w:r/>
-            <w:r>
-              <w:rPr>
-                <w:rFonts w:ascii="Times New Roman" w:hAnsi="Times New Roman"/>
-                <w:b w:val="0"/>
-                <w:i w:val="0"/>
-                <w:sz w:val="22"/>
-              </w:rPr>
-              <w:t>Night surgery associated with increased morbidity (adjusted OR 1.41), mediated by transfusion rates and handovers</w:t>
-            </w:r>
-          </w:p>
-        </w:tc>
-        <w:tc>
-          <w:tcPr>
-            <w:tcW w:type="dxa" w:w="1568"/>
-          </w:tcPr>
-          <w:p>
-            <w:pPr>
-              <w:spacing w:line="260" w:lineRule="exact" w:after="0"/>
-            </w:pPr>
-            <w:r/>
-            <w:r>
-              <w:rPr>
-                <w:rFonts w:ascii="Times New Roman" w:hAnsi="Times New Roman"/>
-                <w:b w:val="0"/>
-                <w:i w:val="0"/>
-                <w:sz w:val="22"/>
-              </w:rPr>
-              <w:t>Patient-harm evidence, morbidity</w:t>
-            </w:r>
-          </w:p>
-        </w:tc>
-      </w:tr>
-      <w:tr>
-        <w:tc>
-          <w:tcPr>
-            <w:tcW w:type="dxa" w:w="1568"/>
-          </w:tcPr>
-          <w:p>
-            <w:pPr>
-              <w:spacing w:line="260" w:lineRule="exact" w:after="0"/>
-            </w:pPr>
-            <w:r/>
-            <w:r>
-              <w:rPr>
-                <w:rFonts w:ascii="Times New Roman" w:hAnsi="Times New Roman"/>
-                <w:b w:val="0"/>
-                <w:i w:val="0"/>
-                <w:sz w:val="22"/>
-              </w:rPr>
-              <w:t>14</w:t>
-            </w:r>
-          </w:p>
-        </w:tc>
-        <w:tc>
-          <w:tcPr>
-            <w:tcW w:type="dxa" w:w="1568"/>
-          </w:tcPr>
-          <w:p>
-            <w:pPr>
-              <w:spacing w:line="260" w:lineRule="exact" w:after="0"/>
-            </w:pPr>
-            <w:r/>
-            <w:r>
-              <w:rPr>
-                <w:rFonts w:ascii="Times New Roman" w:hAnsi="Times New Roman"/>
-                <w:b w:val="0"/>
-                <w:i w:val="0"/>
-                <w:sz w:val="22"/>
-              </w:rPr>
-              <w:t>Joseph (2019)</w:t>
-            </w:r>
-          </w:p>
-        </w:tc>
-        <w:tc>
-          <w:tcPr>
-            <w:tcW w:type="dxa" w:w="1568"/>
-          </w:tcPr>
-          <w:p>
-            <w:pPr>
-              <w:spacing w:line="260" w:lineRule="exact" w:after="0"/>
-            </w:pPr>
-            <w:r/>
-            <w:r>
-              <w:rPr>
-                <w:rFonts w:ascii="Times New Roman" w:hAnsi="Times New Roman"/>
-                <w:b w:val="0"/>
-                <w:i w:val="0"/>
-                <w:sz w:val="22"/>
-              </w:rPr>
-              <w:t>Prospective observational</w:t>
-            </w:r>
-          </w:p>
-        </w:tc>
-        <w:tc>
-          <w:tcPr>
-            <w:tcW w:type="dxa" w:w="1568"/>
-          </w:tcPr>
-          <w:p>
-            <w:pPr>
-              <w:spacing w:line="260" w:lineRule="exact" w:after="0"/>
-            </w:pPr>
-            <w:r/>
-            <w:r>
-              <w:rPr>
-                <w:rFonts w:ascii="Times New Roman" w:hAnsi="Times New Roman"/>
-                <w:b w:val="0"/>
-                <w:i w:val="0"/>
-                <w:sz w:val="22"/>
-              </w:rPr>
-              <w:t>34 surgical cases, direct observation</w:t>
-            </w:r>
-          </w:p>
-        </w:tc>
-        <w:tc>
-          <w:tcPr>
-            <w:tcW w:type="dxa" w:w="1568"/>
-          </w:tcPr>
-          <w:p>
-            <w:pPr>
-              <w:spacing w:line="260" w:lineRule="exact" w:after="0"/>
-            </w:pPr>
-            <w:r/>
-            <w:r>
-              <w:rPr>
-                <w:rFonts w:ascii="Times New Roman" w:hAnsi="Times New Roman"/>
-                <w:b w:val="0"/>
-                <w:i w:val="0"/>
-                <w:sz w:val="22"/>
-              </w:rPr>
-              <w:t>Minor flow disruptions increase the odds of major flow disruptions</w:t>
-            </w:r>
-          </w:p>
-        </w:tc>
-        <w:tc>
-          <w:tcPr>
-            <w:tcW w:type="dxa" w:w="1568"/>
-          </w:tcPr>
-          <w:p>
-            <w:pPr>
-              <w:spacing w:line="260" w:lineRule="exact" w:after="0"/>
-            </w:pPr>
-            <w:r/>
-            <w:r>
-              <w:rPr>
-                <w:rFonts w:ascii="Times New Roman" w:hAnsi="Times New Roman"/>
-                <w:b w:val="0"/>
-                <w:i w:val="0"/>
-                <w:sz w:val="22"/>
-              </w:rPr>
-              <w:t>Disruption-cascade mechanism</w:t>
-            </w:r>
-          </w:p>
-        </w:tc>
-      </w:tr>
-      <w:tr>
-        <w:tc>
-          <w:tcPr>
-            <w:tcW w:type="dxa" w:w="1568"/>
-          </w:tcPr>
-          <w:p>
-            <w:pPr>
-              <w:spacing w:line="260" w:lineRule="exact" w:after="0"/>
-            </w:pPr>
-            <w:r/>
-            <w:r>
-              <w:rPr>
-                <w:rFonts w:ascii="Times New Roman" w:hAnsi="Times New Roman"/>
-                <w:b w:val="0"/>
-                <w:i w:val="0"/>
-                <w:sz w:val="22"/>
-              </w:rPr>
-              <w:t>15</w:t>
-            </w:r>
-          </w:p>
-        </w:tc>
-        <w:tc>
-          <w:tcPr>
-            <w:tcW w:type="dxa" w:w="1568"/>
-          </w:tcPr>
-          <w:p>
-            <w:pPr>
-              <w:spacing w:line="260" w:lineRule="exact" w:after="0"/>
-            </w:pPr>
-            <w:r/>
-            <w:r>
-              <w:rPr>
-                <w:rFonts w:ascii="Times New Roman" w:hAnsi="Times New Roman"/>
-                <w:b w:val="0"/>
-                <w:i w:val="0"/>
-                <w:sz w:val="22"/>
-              </w:rPr>
-              <w:t>Koch (2020)</w:t>
-            </w:r>
-          </w:p>
-        </w:tc>
-        <w:tc>
-          <w:tcPr>
-            <w:tcW w:type="dxa" w:w="1568"/>
-          </w:tcPr>
-          <w:p>
-            <w:pPr>
-              <w:spacing w:line="260" w:lineRule="exact" w:after="0"/>
-            </w:pPr>
-            <w:r/>
-            <w:r>
-              <w:rPr>
-                <w:rFonts w:ascii="Times New Roman" w:hAnsi="Times New Roman"/>
-                <w:b w:val="0"/>
-                <w:i w:val="0"/>
-                <w:sz w:val="22"/>
-              </w:rPr>
-              <w:t>Systematic review</w:t>
-            </w:r>
-          </w:p>
-        </w:tc>
-        <w:tc>
-          <w:tcPr>
-            <w:tcW w:type="dxa" w:w="1568"/>
-          </w:tcPr>
-          <w:p>
-            <w:pPr>
-              <w:spacing w:line="260" w:lineRule="exact" w:after="0"/>
-            </w:pPr>
-            <w:r/>
-            <w:r>
-              <w:rPr>
-                <w:rFonts w:ascii="Times New Roman" w:hAnsi="Times New Roman"/>
-                <w:b w:val="0"/>
-                <w:i w:val="0"/>
-                <w:sz w:val="22"/>
-              </w:rPr>
-              <w:t>29 studies on OR workflow disruptions</w:t>
-            </w:r>
-          </w:p>
-        </w:tc>
-        <w:tc>
-          <w:tcPr>
-            <w:tcW w:type="dxa" w:w="1568"/>
-          </w:tcPr>
-          <w:p>
-            <w:pPr>
-              <w:spacing w:line="260" w:lineRule="exact" w:after="0"/>
-            </w:pPr>
-            <w:r/>
-            <w:r>
-              <w:rPr>
-                <w:rFonts w:ascii="Times New Roman" w:hAnsi="Times New Roman"/>
-                <w:b w:val="0"/>
-                <w:i w:val="0"/>
-                <w:sz w:val="22"/>
-              </w:rPr>
-              <w:t>Workflow disruptions associated with longer operative times and poorer surgical outcomes</w:t>
-            </w:r>
-          </w:p>
-        </w:tc>
-        <w:tc>
-          <w:tcPr>
-            <w:tcW w:type="dxa" w:w="1568"/>
-          </w:tcPr>
-          <w:p>
-            <w:pPr>
-              <w:spacing w:line="260" w:lineRule="exact" w:after="0"/>
-            </w:pPr>
-            <w:r/>
-            <w:r>
-              <w:rPr>
-                <w:rFonts w:ascii="Times New Roman" w:hAnsi="Times New Roman"/>
-                <w:b w:val="0"/>
-                <w:i w:val="0"/>
-                <w:sz w:val="22"/>
-              </w:rPr>
-              <w:t>Disruption-cascade mechanism</w:t>
-            </w:r>
-          </w:p>
-        </w:tc>
-      </w:tr>
-      <w:tr>
-        <w:tc>
-          <w:tcPr>
-            <w:tcW w:type="dxa" w:w="1568"/>
-          </w:tcPr>
-          <w:p>
-            <w:pPr>
-              <w:spacing w:line="260" w:lineRule="exact" w:after="0"/>
-            </w:pPr>
-            <w:r/>
-            <w:r>
-              <w:rPr>
-                <w:rFonts w:ascii="Times New Roman" w:hAnsi="Times New Roman"/>
-                <w:b w:val="0"/>
-                <w:i w:val="0"/>
-                <w:sz w:val="22"/>
-              </w:rPr>
-              <w:t>16</w:t>
-            </w:r>
-          </w:p>
-        </w:tc>
-        <w:tc>
-          <w:tcPr>
-            <w:tcW w:type="dxa" w:w="1568"/>
-          </w:tcPr>
-          <w:p>
-            <w:pPr>
-              <w:spacing w:line="260" w:lineRule="exact" w:after="0"/>
-            </w:pPr>
-            <w:r/>
-            <w:r>
-              <w:rPr>
-                <w:rFonts w:ascii="Times New Roman" w:hAnsi="Times New Roman"/>
-                <w:b w:val="0"/>
-                <w:i w:val="0"/>
-                <w:sz w:val="22"/>
-              </w:rPr>
-              <w:t>Zhang (2024)</w:t>
-            </w:r>
-          </w:p>
-        </w:tc>
-        <w:tc>
-          <w:tcPr>
-            <w:tcW w:type="dxa" w:w="1568"/>
-          </w:tcPr>
-          <w:p>
-            <w:pPr>
-              <w:spacing w:line="260" w:lineRule="exact" w:after="0"/>
-            </w:pPr>
-            <w:r/>
-            <w:r>
-              <w:rPr>
-                <w:rFonts w:ascii="Times New Roman" w:hAnsi="Times New Roman"/>
-                <w:b w:val="0"/>
-                <w:i w:val="0"/>
-                <w:sz w:val="22"/>
-              </w:rPr>
-              <w:t>Tutorial / methodological commentary</w:t>
-            </w:r>
-          </w:p>
-        </w:tc>
-        <w:tc>
-          <w:tcPr>
-            <w:tcW w:type="dxa" w:w="1568"/>
-          </w:tcPr>
-          <w:p>
-            <w:pPr>
-              <w:spacing w:line="260" w:lineRule="exact" w:after="0"/>
-            </w:pPr>
-            <w:r/>
-            <w:r>
-              <w:rPr>
-                <w:rFonts w:ascii="Times New Roman" w:hAnsi="Times New Roman"/>
-                <w:b w:val="0"/>
-                <w:i w:val="0"/>
-                <w:sz w:val="22"/>
-              </w:rPr>
-              <w:t>NHS Model Hospital data</w:t>
-            </w:r>
-          </w:p>
-        </w:tc>
-        <w:tc>
-          <w:tcPr>
-            <w:tcW w:type="dxa" w:w="1568"/>
-          </w:tcPr>
-          <w:p>
-            <w:pPr>
-              <w:spacing w:line="260" w:lineRule="exact" w:after="0"/>
-            </w:pPr>
-            <w:r/>
-            <w:r>
-              <w:rPr>
-                <w:rFonts w:ascii="Times New Roman" w:hAnsi="Times New Roman"/>
-                <w:b w:val="0"/>
-                <w:i w:val="0"/>
-                <w:sz w:val="22"/>
-              </w:rPr>
-              <w:t>Aggregate utilisation metrics (capped utilisation) can hide room-level operational problems</w:t>
-            </w:r>
-          </w:p>
-        </w:tc>
-        <w:tc>
-          <w:tcPr>
-            <w:tcW w:type="dxa" w:w="1568"/>
-          </w:tcPr>
-          <w:p>
-            <w:pPr>
-              <w:spacing w:line="260" w:lineRule="exact" w:after="0"/>
-            </w:pPr>
-            <w:r/>
-            <w:r>
-              <w:rPr>
-                <w:rFonts w:ascii="Times New Roman" w:hAnsi="Times New Roman"/>
-                <w:b w:val="0"/>
-                <w:i w:val="0"/>
-                <w:sz w:val="22"/>
-              </w:rPr>
-              <w:t>Motivates room-level analysis</w:t>
-            </w:r>
-          </w:p>
-        </w:tc>
-      </w:tr>
-      <w:tr>
-        <w:tc>
-          <w:tcPr>
-            <w:tcW w:type="dxa" w:w="1568"/>
-          </w:tcPr>
-          <w:p>
-            <w:pPr>
-              <w:spacing w:line="260" w:lineRule="exact" w:after="0"/>
-            </w:pPr>
-            <w:r/>
-            <w:r>
-              <w:rPr>
-                <w:rFonts w:ascii="Times New Roman" w:hAnsi="Times New Roman"/>
-                <w:b w:val="0"/>
-                <w:i w:val="0"/>
-                <w:sz w:val="22"/>
-              </w:rPr>
-              <w:t>17</w:t>
-            </w:r>
-          </w:p>
-        </w:tc>
-        <w:tc>
-          <w:tcPr>
-            <w:tcW w:type="dxa" w:w="1568"/>
-          </w:tcPr>
-          <w:p>
-            <w:pPr>
-              <w:spacing w:line="260" w:lineRule="exact" w:after="0"/>
-            </w:pPr>
-            <w:r/>
-            <w:r>
-              <w:rPr>
-                <w:rFonts w:ascii="Times New Roman" w:hAnsi="Times New Roman"/>
-                <w:b w:val="0"/>
-                <w:i w:val="0"/>
-                <w:sz w:val="22"/>
-              </w:rPr>
-              <w:t>Macario (2006)</w:t>
-            </w:r>
-          </w:p>
-        </w:tc>
-        <w:tc>
-          <w:tcPr>
-            <w:tcW w:type="dxa" w:w="1568"/>
-          </w:tcPr>
-          <w:p>
-            <w:pPr>
-              <w:spacing w:line="260" w:lineRule="exact" w:after="0"/>
-            </w:pPr>
-            <w:r/>
-            <w:r>
-              <w:rPr>
-                <w:rFonts w:ascii="Times New Roman" w:hAnsi="Times New Roman"/>
-                <w:b w:val="0"/>
-                <w:i w:val="0"/>
-                <w:sz w:val="22"/>
-              </w:rPr>
-              <w:t>Expert opinion / scoring system</w:t>
-            </w:r>
-          </w:p>
-        </w:tc>
-        <w:tc>
-          <w:tcPr>
-            <w:tcW w:type="dxa" w:w="1568"/>
-          </w:tcPr>
-          <w:p>
-            <w:pPr>
-              <w:spacing w:line="260" w:lineRule="exact" w:after="0"/>
-            </w:pPr>
-            <w:r/>
-            <w:r>
-              <w:rPr>
-                <w:rFonts w:ascii="Times New Roman" w:hAnsi="Times New Roman"/>
-                <w:b w:val="0"/>
-                <w:i w:val="0"/>
-                <w:sz w:val="22"/>
-              </w:rPr>
-              <w:t>8 OR performance indicators</w:t>
-            </w:r>
-          </w:p>
-        </w:tc>
-        <w:tc>
-          <w:tcPr>
-            <w:tcW w:type="dxa" w:w="1568"/>
-          </w:tcPr>
-          <w:p>
-            <w:pPr>
-              <w:spacing w:line="260" w:lineRule="exact" w:after="0"/>
-            </w:pPr>
-            <w:r/>
-            <w:r>
-              <w:rPr>
-                <w:rFonts w:ascii="Times New Roman" w:hAnsi="Times New Roman"/>
-                <w:b w:val="0"/>
-                <w:i w:val="0"/>
-                <w:sz w:val="22"/>
-              </w:rPr>
-              <w:t>Proposes hospital-level efficiency indicators; does not address room-level variation</w:t>
-            </w:r>
-          </w:p>
-        </w:tc>
-        <w:tc>
-          <w:tcPr>
-            <w:tcW w:type="dxa" w:w="1568"/>
-          </w:tcPr>
-          <w:p>
-            <w:pPr>
-              <w:spacing w:line="260" w:lineRule="exact" w:after="0"/>
-            </w:pPr>
-            <w:r/>
-            <w:r>
-              <w:rPr>
-                <w:rFonts w:ascii="Times New Roman" w:hAnsi="Times New Roman"/>
-                <w:b w:val="0"/>
-                <w:i w:val="0"/>
-                <w:sz w:val="22"/>
-              </w:rPr>
-              <w:t>Motivates room-level analysis</w:t>
-            </w:r>
-          </w:p>
-        </w:tc>
-      </w:tr>
-      <w:tr>
-        <w:tc>
-          <w:tcPr>
-            <w:tcW w:type="dxa" w:w="1568"/>
-          </w:tcPr>
-          <w:p>
-            <w:pPr>
-              <w:spacing w:line="260" w:lineRule="exact" w:after="0"/>
-            </w:pPr>
-            <w:r/>
-            <w:r>
-              <w:rPr>
-                <w:rFonts w:ascii="Times New Roman" w:hAnsi="Times New Roman"/>
-                <w:b w:val="0"/>
-                <w:i w:val="0"/>
-                <w:sz w:val="22"/>
-              </w:rPr>
-              <w:t>18</w:t>
-            </w:r>
-          </w:p>
-        </w:tc>
-        <w:tc>
-          <w:tcPr>
-            <w:tcW w:type="dxa" w:w="1568"/>
-          </w:tcPr>
-          <w:p>
-            <w:pPr>
-              <w:spacing w:line="260" w:lineRule="exact" w:after="0"/>
-            </w:pPr>
-            <w:r/>
-            <w:r>
-              <w:rPr>
-                <w:rFonts w:ascii="Times New Roman" w:hAnsi="Times New Roman"/>
-                <w:b w:val="0"/>
-                <w:i w:val="0"/>
-                <w:sz w:val="22"/>
-              </w:rPr>
-              <w:t>Bauer (2020)</w:t>
-            </w:r>
-          </w:p>
-        </w:tc>
-        <w:tc>
-          <w:tcPr>
-            <w:tcW w:type="dxa" w:w="1568"/>
-          </w:tcPr>
-          <w:p>
-            <w:pPr>
-              <w:spacing w:line="260" w:lineRule="exact" w:after="0"/>
-            </w:pPr>
-            <w:r/>
-            <w:r>
-              <w:rPr>
-                <w:rFonts w:ascii="Times New Roman" w:hAnsi="Times New Roman"/>
-                <w:b w:val="0"/>
-                <w:i w:val="0"/>
-                <w:sz w:val="22"/>
-              </w:rPr>
-              <w:t>Glossary / consensus definitions</w:t>
-            </w:r>
-          </w:p>
-        </w:tc>
-        <w:tc>
-          <w:tcPr>
-            <w:tcW w:type="dxa" w:w="1568"/>
-          </w:tcPr>
-          <w:p>
-            <w:pPr>
-              <w:spacing w:line="260" w:lineRule="exact" w:after="0"/>
-            </w:pPr>
-            <w:r/>
-            <w:r>
-              <w:rPr>
-                <w:rFonts w:ascii="Times New Roman" w:hAnsi="Times New Roman"/>
-                <w:b w:val="0"/>
-                <w:i w:val="0"/>
-                <w:sz w:val="22"/>
-              </w:rPr>
-              <w:t>Perioperative process times</w:t>
-            </w:r>
-          </w:p>
-        </w:tc>
-        <w:tc>
-          <w:tcPr>
-            <w:tcW w:type="dxa" w:w="1568"/>
-          </w:tcPr>
-          <w:p>
-            <w:pPr>
-              <w:spacing w:line="260" w:lineRule="exact" w:after="0"/>
-            </w:pPr>
-            <w:r/>
-            <w:r>
-              <w:rPr>
-                <w:rFonts w:ascii="Times New Roman" w:hAnsi="Times New Roman"/>
-                <w:b w:val="0"/>
-                <w:i w:val="0"/>
-                <w:sz w:val="22"/>
-              </w:rPr>
-              <w:t>Standardised definitions of overtime, utilisation, and related perioperative time intervals</w:t>
-            </w:r>
-          </w:p>
-        </w:tc>
-        <w:tc>
-          <w:tcPr>
-            <w:tcW w:type="dxa" w:w="1568"/>
-          </w:tcPr>
-          <w:p>
-            <w:pPr>
-              <w:spacing w:line="260" w:lineRule="exact" w:after="0"/>
-            </w:pPr>
-            <w:r/>
-            <w:r>
-              <w:rPr>
-                <w:rFonts w:ascii="Times New Roman" w:hAnsi="Times New Roman"/>
-                <w:b w:val="0"/>
-                <w:i w:val="0"/>
-                <w:sz w:val="22"/>
-              </w:rPr>
-              <w:t>Provides the overtime definition used in this study</w:t>
-            </w:r>
-          </w:p>
-        </w:tc>
-      </w:tr>
-      <w:tr>
-        <w:tc>
-          <w:tcPr>
-            <w:tcW w:type="dxa" w:w="1568"/>
-          </w:tcPr>
-          <w:p>
-            <w:pPr>
-              <w:spacing w:line="260" w:lineRule="exact" w:after="0"/>
-            </w:pPr>
-            <w:r/>
-            <w:r>
-              <w:rPr>
-                <w:rFonts w:ascii="Times New Roman" w:hAnsi="Times New Roman"/>
-                <w:b w:val="0"/>
-                <w:i w:val="0"/>
-                <w:sz w:val="22"/>
-              </w:rPr>
-              <w:t>19</w:t>
-            </w:r>
-          </w:p>
-        </w:tc>
-        <w:tc>
-          <w:tcPr>
-            <w:tcW w:type="dxa" w:w="1568"/>
-          </w:tcPr>
-          <w:p>
-            <w:pPr>
-              <w:spacing w:line="260" w:lineRule="exact" w:after="0"/>
-            </w:pPr>
-            <w:r/>
-            <w:r>
-              <w:rPr>
-                <w:rFonts w:ascii="Times New Roman" w:hAnsi="Times New Roman"/>
-                <w:b w:val="0"/>
-                <w:i w:val="0"/>
-                <w:sz w:val="22"/>
-              </w:rPr>
-              <w:t>Schouten (2023)</w:t>
-            </w:r>
-          </w:p>
-        </w:tc>
-        <w:tc>
-          <w:tcPr>
-            <w:tcW w:type="dxa" w:w="1568"/>
-          </w:tcPr>
-          <w:p>
-            <w:pPr>
-              <w:spacing w:line="260" w:lineRule="exact" w:after="0"/>
-            </w:pPr>
-            <w:r/>
-            <w:r>
-              <w:rPr>
-                <w:rFonts w:ascii="Times New Roman" w:hAnsi="Times New Roman"/>
-                <w:b w:val="0"/>
-                <w:i w:val="0"/>
-                <w:sz w:val="22"/>
-              </w:rPr>
-              <w:t>Systematic review</w:t>
-            </w:r>
-          </w:p>
-        </w:tc>
-        <w:tc>
-          <w:tcPr>
-            <w:tcW w:type="dxa" w:w="1568"/>
-          </w:tcPr>
-          <w:p>
-            <w:pPr>
-              <w:spacing w:line="260" w:lineRule="exact" w:after="0"/>
-            </w:pPr>
-            <w:r/>
-            <w:r>
-              <w:rPr>
-                <w:rFonts w:ascii="Times New Roman" w:hAnsi="Times New Roman"/>
-                <w:b w:val="0"/>
-                <w:i w:val="0"/>
-                <w:sz w:val="22"/>
-              </w:rPr>
-              <w:t>52 studies on OR performance metrics</w:t>
-            </w:r>
-          </w:p>
-        </w:tc>
-        <w:tc>
-          <w:tcPr>
-            <w:tcW w:type="dxa" w:w="1568"/>
-          </w:tcPr>
-          <w:p>
-            <w:pPr>
-              <w:spacing w:line="260" w:lineRule="exact" w:after="0"/>
-            </w:pPr>
-            <w:r/>
-            <w:r>
-              <w:rPr>
-                <w:rFonts w:ascii="Times New Roman" w:hAnsi="Times New Roman"/>
-                <w:b w:val="0"/>
-                <w:i w:val="0"/>
-                <w:sz w:val="22"/>
-              </w:rPr>
-              <w:t>Catalogues OR performance metrics; notes lack of standardisation across studies</w:t>
-            </w:r>
-          </w:p>
-        </w:tc>
-        <w:tc>
-          <w:tcPr>
-            <w:tcW w:type="dxa" w:w="1568"/>
-          </w:tcPr>
-          <w:p>
-            <w:pPr>
-              <w:spacing w:line="260" w:lineRule="exact" w:after="0"/>
-            </w:pPr>
-            <w:r/>
-            <w:r>
-              <w:rPr>
-                <w:rFonts w:ascii="Times New Roman" w:hAnsi="Times New Roman"/>
-                <w:b w:val="0"/>
-                <w:i w:val="0"/>
-                <w:sz w:val="22"/>
-              </w:rPr>
-              <w:t>Supports the need for valid room-level metrics</w:t>
-            </w:r>
-          </w:p>
-        </w:tc>
-      </w:tr>
-      <w:tr>
-        <w:tc>
-          <w:tcPr>
-            <w:tcW w:type="dxa" w:w="1568"/>
-          </w:tcPr>
-          <w:p>
-            <w:pPr>
-              <w:spacing w:line="260" w:lineRule="exact" w:after="0"/>
-            </w:pPr>
-            <w:r/>
-            <w:r>
-              <w:rPr>
-                <w:rFonts w:ascii="Times New Roman" w:hAnsi="Times New Roman"/>
-                <w:b w:val="0"/>
-                <w:i w:val="0"/>
-                <w:sz w:val="22"/>
-              </w:rPr>
-              <w:t>20</w:t>
-            </w:r>
-          </w:p>
-        </w:tc>
-        <w:tc>
-          <w:tcPr>
-            <w:tcW w:type="dxa" w:w="1568"/>
-          </w:tcPr>
-          <w:p>
-            <w:pPr>
-              <w:spacing w:line="260" w:lineRule="exact" w:after="0"/>
-            </w:pPr>
-            <w:r/>
-            <w:r>
-              <w:rPr>
-                <w:rFonts w:ascii="Times New Roman" w:hAnsi="Times New Roman"/>
-                <w:b w:val="0"/>
-                <w:i w:val="0"/>
-                <w:sz w:val="22"/>
-              </w:rPr>
-              <w:t>Strum (2000)</w:t>
-            </w:r>
-          </w:p>
-        </w:tc>
-        <w:tc>
-          <w:tcPr>
-            <w:tcW w:type="dxa" w:w="1568"/>
-          </w:tcPr>
-          <w:p>
-            <w:pPr>
-              <w:spacing w:line="260" w:lineRule="exact" w:after="0"/>
-            </w:pPr>
-            <w:r/>
-            <w:r>
-              <w:rPr>
-                <w:rFonts w:ascii="Times New Roman" w:hAnsi="Times New Roman"/>
-                <w:b w:val="0"/>
-                <w:i w:val="0"/>
-                <w:sz w:val="22"/>
-              </w:rPr>
-              <w:t>Methodological study</w:t>
-            </w:r>
-          </w:p>
-        </w:tc>
-        <w:tc>
-          <w:tcPr>
-            <w:tcW w:type="dxa" w:w="1568"/>
-          </w:tcPr>
-          <w:p>
-            <w:pPr>
-              <w:spacing w:line="260" w:lineRule="exact" w:after="0"/>
-            </w:pPr>
-            <w:r/>
-            <w:r>
-              <w:rPr>
-                <w:rFonts w:ascii="Times New Roman" w:hAnsi="Times New Roman"/>
-                <w:b w:val="0"/>
-                <w:i w:val="0"/>
-                <w:sz w:val="22"/>
-              </w:rPr>
-              <w:t>7,846 cases, surgical duration distributions</w:t>
-            </w:r>
-          </w:p>
-        </w:tc>
-        <w:tc>
-          <w:tcPr>
-            <w:tcW w:type="dxa" w:w="1568"/>
-          </w:tcPr>
-          <w:p>
-            <w:pPr>
-              <w:spacing w:line="260" w:lineRule="exact" w:after="0"/>
-            </w:pPr>
-            <w:r/>
-            <w:r>
-              <w:rPr>
-                <w:rFonts w:ascii="Times New Roman" w:hAnsi="Times New Roman"/>
-                <w:b w:val="0"/>
-                <w:i w:val="0"/>
-                <w:sz w:val="22"/>
-              </w:rPr>
-              <w:t>Surgical duration follows a log-normal distribution; CV varies by procedure type</w:t>
-            </w:r>
-          </w:p>
-        </w:tc>
-        <w:tc>
-          <w:tcPr>
-            <w:tcW w:type="dxa" w:w="1568"/>
-          </w:tcPr>
-          <w:p>
-            <w:pPr>
-              <w:spacing w:line="260" w:lineRule="exact" w:after="0"/>
-            </w:pPr>
-            <w:r/>
-            <w:r>
-              <w:rPr>
-                <w:rFonts w:ascii="Times New Roman" w:hAnsi="Times New Roman"/>
-                <w:b w:val="0"/>
-                <w:i w:val="0"/>
-                <w:sz w:val="22"/>
-              </w:rPr>
-              <w:t>Supports the CV-based analysis of planning accuracy</w:t>
-            </w:r>
-          </w:p>
-        </w:tc>
-      </w:tr>
-      <w:tr>
-        <w:tc>
-          <w:tcPr>
-            <w:tcW w:type="dxa" w:w="1568"/>
-          </w:tcPr>
-          <w:p>
-            <w:pPr>
-              <w:spacing w:line="260" w:lineRule="exact" w:after="0"/>
-            </w:pPr>
-            <w:r/>
-            <w:r>
-              <w:rPr>
-                <w:rFonts w:ascii="Times New Roman" w:hAnsi="Times New Roman"/>
-                <w:b w:val="0"/>
-                <w:i w:val="0"/>
-                <w:sz w:val="22"/>
-              </w:rPr>
-              <w:t>21</w:t>
-            </w:r>
-          </w:p>
-        </w:tc>
-        <w:tc>
-          <w:tcPr>
-            <w:tcW w:type="dxa" w:w="1568"/>
-          </w:tcPr>
-          <w:p>
-            <w:pPr>
-              <w:spacing w:line="260" w:lineRule="exact" w:after="0"/>
-            </w:pPr>
-            <w:r/>
-            <w:r>
-              <w:rPr>
-                <w:rFonts w:ascii="Times New Roman" w:hAnsi="Times New Roman"/>
-                <w:b w:val="0"/>
-                <w:i w:val="0"/>
-                <w:sz w:val="22"/>
-              </w:rPr>
-              <w:t>Eijkemans (2010)</w:t>
-            </w:r>
-          </w:p>
-        </w:tc>
-        <w:tc>
-          <w:tcPr>
-            <w:tcW w:type="dxa" w:w="1568"/>
-          </w:tcPr>
-          <w:p>
-            <w:pPr>
-              <w:spacing w:line="260" w:lineRule="exact" w:after="0"/>
-            </w:pPr>
-            <w:r/>
-            <w:r>
-              <w:rPr>
-                <w:rFonts w:ascii="Times New Roman" w:hAnsi="Times New Roman"/>
-                <w:b w:val="0"/>
-                <w:i w:val="0"/>
-                <w:sz w:val="22"/>
-              </w:rPr>
-              <w:t>Prediction model development</w:t>
-            </w:r>
-          </w:p>
-        </w:tc>
-        <w:tc>
-          <w:tcPr>
-            <w:tcW w:type="dxa" w:w="1568"/>
-          </w:tcPr>
-          <w:p>
-            <w:pPr>
-              <w:spacing w:line="260" w:lineRule="exact" w:after="0"/>
-            </w:pPr>
-            <w:r/>
-            <w:r>
-              <w:rPr>
-                <w:rFonts w:ascii="Times New Roman" w:hAnsi="Times New Roman"/>
-                <w:b w:val="0"/>
-                <w:i w:val="0"/>
-                <w:sz w:val="22"/>
-              </w:rPr>
-              <w:t>2,709 cases, Erasmus MC</w:t>
-            </w:r>
-          </w:p>
-        </w:tc>
-        <w:tc>
-          <w:tcPr>
-            <w:tcW w:type="dxa" w:w="1568"/>
-          </w:tcPr>
-          <w:p>
-            <w:pPr>
-              <w:spacing w:line="260" w:lineRule="exact" w:after="0"/>
-            </w:pPr>
-            <w:r/>
-            <w:r>
-              <w:rPr>
-                <w:rFonts w:ascii="Times New Roman" w:hAnsi="Times New Roman"/>
-                <w:b w:val="0"/>
-                <w:i w:val="0"/>
-                <w:sz w:val="22"/>
-              </w:rPr>
-              <w:t>Surgeon-specific historical data improve duration prediction; residual variability remains substantial</w:t>
-            </w:r>
-          </w:p>
-        </w:tc>
-        <w:tc>
-          <w:tcPr>
-            <w:tcW w:type="dxa" w:w="1568"/>
-          </w:tcPr>
-          <w:p>
-            <w:pPr>
-              <w:spacing w:line="260" w:lineRule="exact" w:after="0"/>
-            </w:pPr>
-            <w:r/>
-            <w:r>
-              <w:rPr>
-                <w:rFonts w:ascii="Times New Roman" w:hAnsi="Times New Roman"/>
-                <w:b w:val="0"/>
-                <w:i w:val="0"/>
-                <w:sz w:val="22"/>
-              </w:rPr>
-              <w:t>Supports the CV-based analysis of planning accuracy</w:t>
-            </w:r>
-          </w:p>
-        </w:tc>
-      </w:tr>
-      <w:tr>
-        <w:tc>
-          <w:tcPr>
-            <w:tcW w:type="dxa" w:w="1568"/>
-          </w:tcPr>
-          <w:p>
-            <w:pPr>
-              <w:spacing w:line="260" w:lineRule="exact" w:after="0"/>
-            </w:pPr>
-            <w:r/>
-            <w:r>
-              <w:rPr>
-                <w:rFonts w:ascii="Times New Roman" w:hAnsi="Times New Roman"/>
-                <w:b w:val="0"/>
-                <w:i w:val="0"/>
-                <w:sz w:val="22"/>
-              </w:rPr>
-              <w:t>22</w:t>
-            </w:r>
-          </w:p>
-        </w:tc>
-        <w:tc>
-          <w:tcPr>
-            <w:tcW w:type="dxa" w:w="1568"/>
-          </w:tcPr>
-          <w:p>
-            <w:pPr>
-              <w:spacing w:line="260" w:lineRule="exact" w:after="0"/>
-            </w:pPr>
-            <w:r/>
-            <w:r>
-              <w:rPr>
-                <w:rFonts w:ascii="Times New Roman" w:hAnsi="Times New Roman"/>
-                <w:b w:val="0"/>
-                <w:i w:val="0"/>
-                <w:sz w:val="22"/>
-              </w:rPr>
-              <w:t>MacMillan (2025)</w:t>
-            </w:r>
-          </w:p>
-        </w:tc>
-        <w:tc>
-          <w:tcPr>
-            <w:tcW w:type="dxa" w:w="1568"/>
-          </w:tcPr>
-          <w:p>
-            <w:pPr>
-              <w:spacing w:line="260" w:lineRule="exact" w:after="0"/>
-            </w:pPr>
-            <w:r/>
-            <w:r>
-              <w:rPr>
-                <w:rFonts w:ascii="Times New Roman" w:hAnsi="Times New Roman"/>
-                <w:b w:val="0"/>
-                <w:i w:val="0"/>
-                <w:sz w:val="22"/>
-              </w:rPr>
-              <w:t>Systematic review</w:t>
-            </w:r>
-          </w:p>
-        </w:tc>
-        <w:tc>
-          <w:tcPr>
-            <w:tcW w:type="dxa" w:w="1568"/>
-          </w:tcPr>
-          <w:p>
-            <w:pPr>
-              <w:spacing w:line="260" w:lineRule="exact" w:after="0"/>
-            </w:pPr>
-            <w:r/>
-            <w:r>
-              <w:rPr>
-                <w:rFonts w:ascii="Times New Roman" w:hAnsi="Times New Roman"/>
-                <w:b w:val="0"/>
-                <w:i w:val="0"/>
-                <w:sz w:val="22"/>
-              </w:rPr>
-              <w:t>37 studies on OR turnover time</w:t>
-            </w:r>
-          </w:p>
-        </w:tc>
-        <w:tc>
-          <w:tcPr>
-            <w:tcW w:type="dxa" w:w="1568"/>
-          </w:tcPr>
-          <w:p>
-            <w:pPr>
-              <w:spacing w:line="260" w:lineRule="exact" w:after="0"/>
-            </w:pPr>
-            <w:r/>
-            <w:r>
-              <w:rPr>
-                <w:rFonts w:ascii="Times New Roman" w:hAnsi="Times New Roman"/>
-                <w:b w:val="0"/>
-                <w:i w:val="0"/>
-                <w:sz w:val="22"/>
-              </w:rPr>
-              <w:t>Maps factors affecting turnover time; median turnover across studies was 25–45 minutes</w:t>
-            </w:r>
-          </w:p>
-        </w:tc>
-        <w:tc>
-          <w:tcPr>
-            <w:tcW w:type="dxa" w:w="1568"/>
-          </w:tcPr>
-          <w:p>
-            <w:pPr>
-              <w:spacing w:line="260" w:lineRule="exact" w:after="0"/>
-            </w:pPr>
-            <w:r/>
-            <w:r>
-              <w:rPr>
-                <w:rFonts w:ascii="Times New Roman" w:hAnsi="Times New Roman"/>
-                <w:b w:val="0"/>
-                <w:i w:val="0"/>
-                <w:sz w:val="22"/>
-              </w:rPr>
-              <w:t>Contextualises our inter-case idle time findings</w:t>
-            </w:r>
-          </w:p>
-        </w:tc>
-      </w:tr>
-      <w:tr>
-        <w:tc>
-          <w:tcPr>
-            <w:tcW w:type="dxa" w:w="1568"/>
-          </w:tcPr>
-          <w:p>
-            <w:pPr>
-              <w:spacing w:line="260" w:lineRule="exact" w:after="0"/>
-            </w:pPr>
-            <w:r/>
-            <w:r>
-              <w:rPr>
-                <w:rFonts w:ascii="Times New Roman" w:hAnsi="Times New Roman"/>
-                <w:b w:val="0"/>
-                <w:i w:val="0"/>
-                <w:sz w:val="22"/>
-              </w:rPr>
-              <w:t>23</w:t>
-            </w:r>
-          </w:p>
-        </w:tc>
-        <w:tc>
-          <w:tcPr>
-            <w:tcW w:type="dxa" w:w="1568"/>
-          </w:tcPr>
-          <w:p>
-            <w:pPr>
-              <w:spacing w:line="260" w:lineRule="exact" w:after="0"/>
-            </w:pPr>
-            <w:r/>
-            <w:r>
-              <w:rPr>
-                <w:rFonts w:ascii="Times New Roman" w:hAnsi="Times New Roman"/>
-                <w:b w:val="0"/>
-                <w:i w:val="0"/>
-                <w:sz w:val="22"/>
-              </w:rPr>
-              <w:t>Pandit (2012)</w:t>
-            </w:r>
-          </w:p>
-        </w:tc>
-        <w:tc>
-          <w:tcPr>
-            <w:tcW w:type="dxa" w:w="1568"/>
-          </w:tcPr>
-          <w:p>
-            <w:pPr>
-              <w:spacing w:line="260" w:lineRule="exact" w:after="0"/>
-            </w:pPr>
-            <w:r/>
-            <w:r>
-              <w:rPr>
-                <w:rFonts w:ascii="Times New Roman" w:hAnsi="Times New Roman"/>
-                <w:b w:val="0"/>
-                <w:i w:val="0"/>
-                <w:sz w:val="22"/>
-              </w:rPr>
-              <w:t>Retrospective observational</w:t>
-            </w:r>
-          </w:p>
-        </w:tc>
-        <w:tc>
-          <w:tcPr>
-            <w:tcW w:type="dxa" w:w="1568"/>
-          </w:tcPr>
-          <w:p>
-            <w:pPr>
-              <w:spacing w:line="260" w:lineRule="exact" w:after="0"/>
-            </w:pPr>
-            <w:r/>
-            <w:r>
-              <w:rPr>
-                <w:rFonts w:ascii="Times New Roman" w:hAnsi="Times New Roman"/>
-                <w:b w:val="0"/>
-                <w:i w:val="0"/>
-                <w:sz w:val="22"/>
-              </w:rPr>
-              <w:t>7,096 operating lists, UK</w:t>
-            </w:r>
-          </w:p>
-        </w:tc>
-        <w:tc>
-          <w:tcPr>
-            <w:tcW w:type="dxa" w:w="1568"/>
-          </w:tcPr>
-          <w:p>
-            <w:pPr>
-              <w:spacing w:line="260" w:lineRule="exact" w:after="0"/>
-            </w:pPr>
-            <w:r/>
-            <w:r>
-              <w:rPr>
-                <w:rFonts w:ascii="Times New Roman" w:hAnsi="Times New Roman"/>
-                <w:b w:val="0"/>
-                <w:i w:val="0"/>
-                <w:sz w:val="22"/>
-              </w:rPr>
-              <w:t>First-case start time explains only 4–8% of variance in list finish time (R-squared 0.04–0.08)</w:t>
-            </w:r>
-          </w:p>
-        </w:tc>
-        <w:tc>
-          <w:tcPr>
-            <w:tcW w:type="dxa" w:w="1568"/>
-          </w:tcPr>
-          <w:p>
-            <w:pPr>
-              <w:spacing w:line="260" w:lineRule="exact" w:after="0"/>
-            </w:pPr>
-            <w:r/>
-            <w:r>
-              <w:rPr>
-                <w:rFonts w:ascii="Times New Roman" w:hAnsi="Times New Roman"/>
-                <w:b w:val="0"/>
-                <w:i w:val="0"/>
-                <w:sz w:val="22"/>
-              </w:rPr>
-              <w:t>Supports the FCOTS finding</w:t>
-            </w:r>
-          </w:p>
-        </w:tc>
-      </w:tr>
-      <w:tr>
-        <w:tc>
-          <w:tcPr>
-            <w:tcW w:type="dxa" w:w="1568"/>
-          </w:tcPr>
-          <w:p>
-            <w:pPr>
-              <w:spacing w:line="260" w:lineRule="exact" w:after="0"/>
-            </w:pPr>
-            <w:r/>
-            <w:r>
-              <w:rPr>
-                <w:rFonts w:ascii="Times New Roman" w:hAnsi="Times New Roman"/>
-                <w:b w:val="0"/>
-                <w:i w:val="0"/>
-                <w:sz w:val="22"/>
-              </w:rPr>
-              <w:t>24</w:t>
-            </w:r>
-          </w:p>
-        </w:tc>
-        <w:tc>
-          <w:tcPr>
-            <w:tcW w:type="dxa" w:w="1568"/>
-          </w:tcPr>
-          <w:p>
-            <w:pPr>
-              <w:spacing w:line="260" w:lineRule="exact" w:after="0"/>
-            </w:pPr>
-            <w:r/>
-            <w:r>
-              <w:rPr>
-                <w:rFonts w:ascii="Times New Roman" w:hAnsi="Times New Roman"/>
-                <w:b w:val="0"/>
-                <w:i w:val="0"/>
-                <w:sz w:val="22"/>
-              </w:rPr>
-              <w:t>Zhang (2023)</w:t>
-            </w:r>
-          </w:p>
-        </w:tc>
-        <w:tc>
-          <w:tcPr>
-            <w:tcW w:type="dxa" w:w="1568"/>
-          </w:tcPr>
-          <w:p>
-            <w:pPr>
-              <w:spacing w:line="260" w:lineRule="exact" w:after="0"/>
-            </w:pPr>
-            <w:r/>
-            <w:r>
-              <w:rPr>
-                <w:rFonts w:ascii="Times New Roman" w:hAnsi="Times New Roman"/>
-                <w:b w:val="0"/>
-                <w:i w:val="0"/>
-                <w:sz w:val="22"/>
-              </w:rPr>
-              <w:t>Editorial / methodological commentary</w:t>
-            </w:r>
-          </w:p>
-        </w:tc>
-        <w:tc>
-          <w:tcPr>
-            <w:tcW w:type="dxa" w:w="1568"/>
-          </w:tcPr>
-          <w:p>
-            <w:pPr>
-              <w:spacing w:line="260" w:lineRule="exact" w:after="0"/>
-            </w:pPr>
-            <w:r/>
-            <w:r>
-              <w:rPr>
-                <w:rFonts w:ascii="Times New Roman" w:hAnsi="Times New Roman"/>
-                <w:b w:val="0"/>
-                <w:i w:val="0"/>
-                <w:sz w:val="22"/>
-              </w:rPr>
-              <w:t>OR metrics in the UK</w:t>
-            </w:r>
-          </w:p>
-        </w:tc>
-        <w:tc>
-          <w:tcPr>
-            <w:tcW w:type="dxa" w:w="1568"/>
-          </w:tcPr>
-          <w:p>
-            <w:pPr>
-              <w:spacing w:line="260" w:lineRule="exact" w:after="0"/>
-            </w:pPr>
-            <w:r/>
-            <w:r>
-              <w:rPr>
-                <w:rFonts w:ascii="Times New Roman" w:hAnsi="Times New Roman"/>
-                <w:b w:val="0"/>
-                <w:i w:val="0"/>
-                <w:sz w:val="22"/>
-              </w:rPr>
-              <w:t>Valid room-level metrics are a prerequisite for quality improvement</w:t>
-            </w:r>
-          </w:p>
-        </w:tc>
-        <w:tc>
-          <w:tcPr>
-            <w:tcW w:type="dxa" w:w="1568"/>
-          </w:tcPr>
-          <w:p>
-            <w:pPr>
-              <w:spacing w:line="260" w:lineRule="exact" w:after="0"/>
-            </w:pPr>
-            <w:r/>
-            <w:r>
-              <w:rPr>
-                <w:rFonts w:ascii="Times New Roman" w:hAnsi="Times New Roman"/>
-                <w:b w:val="0"/>
-                <w:i w:val="0"/>
-                <w:sz w:val="22"/>
-              </w:rPr>
-              <w:t>Supports room-level monitoring recommendation</w:t>
-            </w:r>
-          </w:p>
-        </w:tc>
-      </w:tr>
-      <w:tr>
-        <w:tc>
-          <w:tcPr>
-            <w:tcW w:type="dxa" w:w="1568"/>
-          </w:tcPr>
-          <w:p>
-            <w:pPr>
-              <w:spacing w:line="260" w:lineRule="exact" w:after="0"/>
-            </w:pPr>
-            <w:r/>
-            <w:r>
-              <w:rPr>
-                <w:rFonts w:ascii="Times New Roman" w:hAnsi="Times New Roman"/>
-                <w:b w:val="0"/>
-                <w:i w:val="0"/>
-                <w:sz w:val="22"/>
-              </w:rPr>
-              <w:t>25</w:t>
-            </w:r>
-          </w:p>
-        </w:tc>
-        <w:tc>
-          <w:tcPr>
-            <w:tcW w:type="dxa" w:w="1568"/>
-          </w:tcPr>
-          <w:p>
-            <w:pPr>
-              <w:spacing w:line="260" w:lineRule="exact" w:after="0"/>
-            </w:pPr>
-            <w:r/>
-            <w:r>
-              <w:rPr>
-                <w:rFonts w:ascii="Times New Roman" w:hAnsi="Times New Roman"/>
-                <w:b w:val="0"/>
-                <w:i w:val="0"/>
-                <w:sz w:val="22"/>
-              </w:rPr>
-              <w:t>Dexter (2009)</w:t>
-            </w:r>
-          </w:p>
-        </w:tc>
-        <w:tc>
-          <w:tcPr>
-            <w:tcW w:type="dxa" w:w="1568"/>
-          </w:tcPr>
-          <w:p>
-            <w:pPr>
-              <w:spacing w:line="260" w:lineRule="exact" w:after="0"/>
-            </w:pPr>
-            <w:r/>
-            <w:r>
-              <w:rPr>
-                <w:rFonts w:ascii="Times New Roman" w:hAnsi="Times New Roman"/>
-                <w:b w:val="0"/>
-                <w:i w:val="0"/>
-                <w:sz w:val="22"/>
-              </w:rPr>
-              <w:t>Decision-analytic model</w:t>
-            </w:r>
-          </w:p>
-        </w:tc>
-        <w:tc>
-          <w:tcPr>
-            <w:tcW w:type="dxa" w:w="1568"/>
-          </w:tcPr>
-          <w:p>
-            <w:pPr>
-              <w:spacing w:line="260" w:lineRule="exact" w:after="0"/>
-            </w:pPr>
-            <w:r/>
-            <w:r>
-              <w:rPr>
-                <w:rFonts w:ascii="Times New Roman" w:hAnsi="Times New Roman"/>
-                <w:b w:val="0"/>
-                <w:i w:val="0"/>
-                <w:sz w:val="22"/>
-              </w:rPr>
-              <w:t>Marginal cost of tardiness</w:t>
-            </w:r>
-          </w:p>
-        </w:tc>
-        <w:tc>
-          <w:tcPr>
-            <w:tcW w:type="dxa" w:w="1568"/>
-          </w:tcPr>
-          <w:p>
-            <w:pPr>
-              <w:spacing w:line="260" w:lineRule="exact" w:after="0"/>
-            </w:pPr>
-            <w:r/>
-            <w:r>
-              <w:rPr>
-                <w:rFonts w:ascii="Times New Roman" w:hAnsi="Times New Roman"/>
-                <w:b w:val="0"/>
-                <w:i w:val="0"/>
-                <w:sz w:val="22"/>
-              </w:rPr>
-              <w:t>Each minute of first-case tardiness carries a marginal cost, but the effect is small relative to case-mix variation</w:t>
-            </w:r>
-          </w:p>
-        </w:tc>
-        <w:tc>
-          <w:tcPr>
-            <w:tcW w:type="dxa" w:w="1568"/>
-          </w:tcPr>
-          <w:p>
-            <w:pPr>
-              <w:spacing w:line="260" w:lineRule="exact" w:after="0"/>
-            </w:pPr>
-            <w:r/>
-            <w:r>
-              <w:rPr>
-                <w:rFonts w:ascii="Times New Roman" w:hAnsi="Times New Roman"/>
-                <w:b w:val="0"/>
-                <w:i w:val="0"/>
-                <w:sz w:val="22"/>
-              </w:rPr>
-              <w:t>Contextualises FCOTS discussion</w:t>
-            </w:r>
-          </w:p>
-        </w:tc>
-      </w:tr>
-      <w:tr>
-        <w:tc>
-          <w:tcPr>
-            <w:tcW w:type="dxa" w:w="1568"/>
-          </w:tcPr>
-          <w:p>
-            <w:pPr>
-              <w:spacing w:line="260" w:lineRule="exact" w:after="0"/>
-            </w:pPr>
-            <w:r/>
-            <w:r>
-              <w:rPr>
-                <w:rFonts w:ascii="Times New Roman" w:hAnsi="Times New Roman"/>
-                <w:b w:val="0"/>
-                <w:i w:val="0"/>
-                <w:sz w:val="22"/>
-              </w:rPr>
-              <w:t>26</w:t>
-            </w:r>
-          </w:p>
-        </w:tc>
-        <w:tc>
-          <w:tcPr>
-            <w:tcW w:type="dxa" w:w="1568"/>
-          </w:tcPr>
-          <w:p>
-            <w:pPr>
-              <w:spacing w:line="260" w:lineRule="exact" w:after="0"/>
-            </w:pPr>
-            <w:r/>
-            <w:r>
-              <w:rPr>
-                <w:rFonts w:ascii="Times New Roman" w:hAnsi="Times New Roman"/>
-                <w:b w:val="0"/>
-                <w:i w:val="0"/>
-                <w:sz w:val="22"/>
-              </w:rPr>
-              <w:t>Wachtel (2009)</w:t>
-            </w:r>
-          </w:p>
-        </w:tc>
-        <w:tc>
-          <w:tcPr>
-            <w:tcW w:type="dxa" w:w="1568"/>
-          </w:tcPr>
-          <w:p>
-            <w:pPr>
-              <w:spacing w:line="260" w:lineRule="exact" w:after="0"/>
-            </w:pPr>
-            <w:r/>
-            <w:r>
-              <w:rPr>
-                <w:rFonts w:ascii="Times New Roman" w:hAnsi="Times New Roman"/>
-                <w:b w:val="0"/>
-                <w:i w:val="0"/>
-                <w:sz w:val="22"/>
-              </w:rPr>
-              <w:t>Retrospective observational</w:t>
-            </w:r>
-          </w:p>
-        </w:tc>
-        <w:tc>
-          <w:tcPr>
-            <w:tcW w:type="dxa" w:w="1568"/>
-          </w:tcPr>
-          <w:p>
-            <w:pPr>
-              <w:spacing w:line="260" w:lineRule="exact" w:after="0"/>
-            </w:pPr>
-            <w:r/>
-            <w:r>
-              <w:rPr>
-                <w:rFonts w:ascii="Times New Roman" w:hAnsi="Times New Roman"/>
-                <w:b w:val="0"/>
-                <w:i w:val="0"/>
-                <w:sz w:val="22"/>
-              </w:rPr>
-              <w:t>Large US OR dataset</w:t>
-            </w:r>
-          </w:p>
-        </w:tc>
-        <w:tc>
-          <w:tcPr>
-            <w:tcW w:type="dxa" w:w="1568"/>
-          </w:tcPr>
-          <w:p>
-            <w:pPr>
-              <w:spacing w:line="260" w:lineRule="exact" w:after="0"/>
-            </w:pPr>
-            <w:r/>
-            <w:r>
-              <w:rPr>
-                <w:rFonts w:ascii="Times New Roman" w:hAnsi="Times New Roman"/>
-                <w:b w:val="0"/>
-                <w:i w:val="0"/>
-                <w:sz w:val="22"/>
-              </w:rPr>
-              <w:t>Tardiness accumulates through the day as duration uncertainty compounds across sequential cases</w:t>
-            </w:r>
-          </w:p>
-        </w:tc>
-        <w:tc>
-          <w:tcPr>
-            <w:tcW w:type="dxa" w:w="1568"/>
-          </w:tcPr>
-          <w:p>
-            <w:pPr>
-              <w:spacing w:line="260" w:lineRule="exact" w:after="0"/>
-            </w:pPr>
-            <w:r/>
-            <w:r>
-              <w:rPr>
-                <w:rFonts w:ascii="Times New Roman" w:hAnsi="Times New Roman"/>
-                <w:b w:val="0"/>
-                <w:i w:val="0"/>
-                <w:sz w:val="22"/>
-              </w:rPr>
-              <w:t>Supports planning-accuracy discussion</w:t>
-            </w:r>
-          </w:p>
-        </w:tc>
-      </w:tr>
-      <w:tr>
-        <w:tc>
-          <w:tcPr>
-            <w:tcW w:type="dxa" w:w="1568"/>
-          </w:tcPr>
-          <w:p>
-            <w:pPr>
-              <w:spacing w:line="260" w:lineRule="exact" w:after="0"/>
-            </w:pPr>
-            <w:r/>
-            <w:r>
-              <w:rPr>
-                <w:rFonts w:ascii="Times New Roman" w:hAnsi="Times New Roman"/>
-                <w:b w:val="0"/>
-                <w:i w:val="0"/>
-                <w:sz w:val="22"/>
-              </w:rPr>
-              <w:t>27</w:t>
-            </w:r>
-          </w:p>
-        </w:tc>
-        <w:tc>
-          <w:tcPr>
-            <w:tcW w:type="dxa" w:w="1568"/>
-          </w:tcPr>
-          <w:p>
-            <w:pPr>
-              <w:spacing w:line="260" w:lineRule="exact" w:after="0"/>
-            </w:pPr>
-            <w:r/>
-            <w:r>
-              <w:rPr>
-                <w:rFonts w:ascii="Times New Roman" w:hAnsi="Times New Roman"/>
-                <w:b w:val="0"/>
-                <w:i w:val="0"/>
-                <w:sz w:val="22"/>
-              </w:rPr>
-              <w:t>Fugener (2017)</w:t>
-            </w:r>
-          </w:p>
-        </w:tc>
-        <w:tc>
-          <w:tcPr>
-            <w:tcW w:type="dxa" w:w="1568"/>
-          </w:tcPr>
-          <w:p>
-            <w:pPr>
-              <w:spacing w:line="260" w:lineRule="exact" w:after="0"/>
-            </w:pPr>
-            <w:r/>
-            <w:r>
-              <w:rPr>
-                <w:rFonts w:ascii="Times New Roman" w:hAnsi="Times New Roman"/>
-                <w:b w:val="0"/>
-                <w:i w:val="0"/>
-                <w:sz w:val="22"/>
-              </w:rPr>
-              <w:t>Behavioural experiment and retrospective analysis</w:t>
-            </w:r>
-          </w:p>
-        </w:tc>
-        <w:tc>
-          <w:tcPr>
-            <w:tcW w:type="dxa" w:w="1568"/>
-          </w:tcPr>
-          <w:p>
-            <w:pPr>
-              <w:spacing w:line="260" w:lineRule="exact" w:after="0"/>
-            </w:pPr>
-            <w:r/>
-            <w:r>
-              <w:rPr>
-                <w:rFonts w:ascii="Times New Roman" w:hAnsi="Times New Roman"/>
-                <w:b w:val="0"/>
-                <w:i w:val="0"/>
-                <w:sz w:val="22"/>
-              </w:rPr>
-              <w:t>German hospital OR data</w:t>
-            </w:r>
-          </w:p>
-        </w:tc>
-        <w:tc>
-          <w:tcPr>
-            <w:tcW w:type="dxa" w:w="1568"/>
-          </w:tcPr>
-          <w:p>
-            <w:pPr>
-              <w:spacing w:line="260" w:lineRule="exact" w:after="0"/>
-            </w:pPr>
-            <w:r/>
-            <w:r>
-              <w:rPr>
-                <w:rFonts w:ascii="Times New Roman" w:hAnsi="Times New Roman"/>
-                <w:b w:val="0"/>
-                <w:i w:val="0"/>
-                <w:sz w:val="22"/>
-              </w:rPr>
-              <w:t>Surgeons systematically underestimate durations for complex cases; bias compounds across a list</w:t>
-            </w:r>
-          </w:p>
-        </w:tc>
-        <w:tc>
-          <w:tcPr>
-            <w:tcW w:type="dxa" w:w="1568"/>
-          </w:tcPr>
-          <w:p>
-            <w:pPr>
-              <w:spacing w:line="260" w:lineRule="exact" w:after="0"/>
-            </w:pPr>
-            <w:r/>
-            <w:r>
-              <w:rPr>
-                <w:rFonts w:ascii="Times New Roman" w:hAnsi="Times New Roman"/>
-                <w:b w:val="0"/>
-                <w:i w:val="0"/>
-                <w:sz w:val="22"/>
-              </w:rPr>
-              <w:t>Supports planning-accuracy discussion</w:t>
-            </w:r>
-          </w:p>
-        </w:tc>
-      </w:tr>
-      <w:tr>
-        <w:tc>
-          <w:tcPr>
-            <w:tcW w:type="dxa" w:w="1568"/>
-          </w:tcPr>
-          <w:p>
-            <w:pPr>
-              <w:spacing w:line="260" w:lineRule="exact" w:after="0"/>
-            </w:pPr>
-            <w:r/>
-            <w:r>
-              <w:rPr>
-                <w:rFonts w:ascii="Times New Roman" w:hAnsi="Times New Roman"/>
-                <w:b w:val="0"/>
-                <w:i w:val="0"/>
-                <w:sz w:val="22"/>
-              </w:rPr>
-              <w:t>28</w:t>
-            </w:r>
-          </w:p>
-        </w:tc>
-        <w:tc>
-          <w:tcPr>
-            <w:tcW w:type="dxa" w:w="1568"/>
-          </w:tcPr>
-          <w:p>
-            <w:pPr>
-              <w:spacing w:line="260" w:lineRule="exact" w:after="0"/>
-            </w:pPr>
-            <w:r/>
-            <w:r>
-              <w:rPr>
-                <w:rFonts w:ascii="Times New Roman" w:hAnsi="Times New Roman"/>
-                <w:b w:val="0"/>
-                <w:i w:val="0"/>
-                <w:sz w:val="22"/>
-              </w:rPr>
-              <w:t>Meewisse (2024)</w:t>
-            </w:r>
-          </w:p>
-        </w:tc>
-        <w:tc>
-          <w:tcPr>
-            <w:tcW w:type="dxa" w:w="1568"/>
-          </w:tcPr>
-          <w:p>
-            <w:pPr>
-              <w:spacing w:line="260" w:lineRule="exact" w:after="0"/>
-            </w:pPr>
-            <w:r/>
-            <w:r>
-              <w:rPr>
-                <w:rFonts w:ascii="Times New Roman" w:hAnsi="Times New Roman"/>
-                <w:b w:val="0"/>
-                <w:i w:val="0"/>
-                <w:sz w:val="22"/>
-              </w:rPr>
-              <w:t>Systematic review</w:t>
-            </w:r>
-          </w:p>
-        </w:tc>
-        <w:tc>
-          <w:tcPr>
-            <w:tcW w:type="dxa" w:w="1568"/>
-          </w:tcPr>
-          <w:p>
-            <w:pPr>
-              <w:spacing w:line="260" w:lineRule="exact" w:after="0"/>
-            </w:pPr>
-            <w:r/>
-            <w:r>
-              <w:rPr>
-                <w:rFonts w:ascii="Times New Roman" w:hAnsi="Times New Roman"/>
-                <w:b w:val="0"/>
-                <w:i w:val="0"/>
-                <w:sz w:val="22"/>
-              </w:rPr>
-              <w:t>Elective non-cardiac surgery, multiple studies</w:t>
-            </w:r>
-          </w:p>
-        </w:tc>
-        <w:tc>
-          <w:tcPr>
-            <w:tcW w:type="dxa" w:w="1568"/>
-          </w:tcPr>
-          <w:p>
-            <w:pPr>
-              <w:spacing w:line="260" w:lineRule="exact" w:after="0"/>
-            </w:pPr>
-            <w:r/>
-            <w:r>
-              <w:rPr>
-                <w:rFonts w:ascii="Times New Roman" w:hAnsi="Times New Roman"/>
-                <w:b w:val="0"/>
-                <w:i w:val="0"/>
-                <w:sz w:val="22"/>
-              </w:rPr>
-              <w:t>Evening and night procedures associated with higher mortality and morbidity; low quality of evidence</w:t>
-            </w:r>
-          </w:p>
-        </w:tc>
-        <w:tc>
-          <w:tcPr>
-            <w:tcW w:type="dxa" w:w="1568"/>
-          </w:tcPr>
-          <w:p>
-            <w:pPr>
-              <w:spacing w:line="260" w:lineRule="exact" w:after="0"/>
-            </w:pPr>
-            <w:r/>
-            <w:r>
-              <w:rPr>
-                <w:rFonts w:ascii="Times New Roman" w:hAnsi="Times New Roman"/>
-                <w:b w:val="0"/>
-                <w:i w:val="0"/>
-                <w:sz w:val="22"/>
-              </w:rPr>
-              <w:t>Strengthens after-hours harm evidence</w:t>
-            </w:r>
-          </w:p>
-        </w:tc>
-      </w:tr>
-      <w:tr>
-        <w:tc>
-          <w:tcPr>
-            <w:tcW w:type="dxa" w:w="1568"/>
-          </w:tcPr>
-          <w:p>
-            <w:pPr>
-              <w:spacing w:line="260" w:lineRule="exact" w:after="0"/>
-            </w:pPr>
-            <w:r/>
-            <w:r>
-              <w:rPr>
-                <w:rFonts w:ascii="Times New Roman" w:hAnsi="Times New Roman"/>
-                <w:b w:val="0"/>
-                <w:i w:val="0"/>
-                <w:sz w:val="22"/>
-              </w:rPr>
-              <w:t>29</w:t>
-            </w:r>
-          </w:p>
-        </w:tc>
-        <w:tc>
-          <w:tcPr>
-            <w:tcW w:type="dxa" w:w="1568"/>
-          </w:tcPr>
-          <w:p>
-            <w:pPr>
-              <w:spacing w:line="260" w:lineRule="exact" w:after="0"/>
-            </w:pPr>
-            <w:r/>
-            <w:r>
-              <w:rPr>
-                <w:rFonts w:ascii="Times New Roman" w:hAnsi="Times New Roman"/>
-                <w:b w:val="0"/>
-                <w:i w:val="0"/>
-                <w:sz w:val="22"/>
-              </w:rPr>
-              <w:t>Charlesworth (2020)</w:t>
-            </w:r>
-          </w:p>
-        </w:tc>
-        <w:tc>
-          <w:tcPr>
-            <w:tcW w:type="dxa" w:w="1568"/>
-          </w:tcPr>
-          <w:p>
-            <w:pPr>
-              <w:spacing w:line="260" w:lineRule="exact" w:after="0"/>
-            </w:pPr>
-            <w:r/>
-            <w:r>
-              <w:rPr>
-                <w:rFonts w:ascii="Times New Roman" w:hAnsi="Times New Roman"/>
-                <w:b w:val="0"/>
-                <w:i w:val="0"/>
-                <w:sz w:val="22"/>
-              </w:rPr>
-              <w:t>Methodological review</w:t>
-            </w:r>
-          </w:p>
-        </w:tc>
-        <w:tc>
-          <w:tcPr>
-            <w:tcW w:type="dxa" w:w="1568"/>
-          </w:tcPr>
-          <w:p>
-            <w:pPr>
-              <w:spacing w:line="260" w:lineRule="exact" w:after="0"/>
-            </w:pPr>
-            <w:r/>
-            <w:r>
-              <w:rPr>
-                <w:rFonts w:ascii="Times New Roman" w:hAnsi="Times New Roman"/>
-                <w:b w:val="0"/>
-                <w:i w:val="0"/>
-                <w:sz w:val="22"/>
-              </w:rPr>
-              <w:t>NHS theatre performance metrics</w:t>
-            </w:r>
-          </w:p>
-        </w:tc>
-        <w:tc>
-          <w:tcPr>
-            <w:tcW w:type="dxa" w:w="1568"/>
-          </w:tcPr>
-          <w:p>
-            <w:pPr>
-              <w:spacing w:line="260" w:lineRule="exact" w:after="0"/>
-            </w:pPr>
-            <w:r/>
-            <w:r>
-              <w:rPr>
-                <w:rFonts w:ascii="Times New Roman" w:hAnsi="Times New Roman"/>
-                <w:b w:val="0"/>
-                <w:i w:val="0"/>
-                <w:sz w:val="22"/>
-              </w:rPr>
-              <w:t>Standard metrics (start time, utilisation) are unreliable in isolation; balanced, list-aware metrics needed</w:t>
-            </w:r>
-          </w:p>
-        </w:tc>
-        <w:tc>
-          <w:tcPr>
-            <w:tcW w:type="dxa" w:w="1568"/>
-          </w:tcPr>
-          <w:p>
-            <w:pPr>
-              <w:spacing w:line="260" w:lineRule="exact" w:after="0"/>
-            </w:pPr>
-            <w:r/>
-            <w:r>
-              <w:rPr>
-                <w:rFonts w:ascii="Times New Roman" w:hAnsi="Times New Roman"/>
-                <w:b w:val="0"/>
-                <w:i w:val="0"/>
-                <w:sz w:val="22"/>
-              </w:rPr>
-              <w:t>Supports argument against aggregate metrics</w:t>
-            </w:r>
-          </w:p>
-        </w:tc>
-      </w:tr>
-      <w:tr>
-        <w:tc>
-          <w:tcPr>
-            <w:tcW w:type="dxa" w:w="1568"/>
-          </w:tcPr>
-          <w:p>
-            <w:pPr>
-              <w:spacing w:line="260" w:lineRule="exact" w:after="0"/>
-            </w:pPr>
-            <w:r/>
-            <w:r>
-              <w:rPr>
-                <w:rFonts w:ascii="Times New Roman" w:hAnsi="Times New Roman"/>
-                <w:b w:val="0"/>
-                <w:i w:val="0"/>
-                <w:sz w:val="22"/>
-              </w:rPr>
-              <w:t>30</w:t>
-            </w:r>
-          </w:p>
-        </w:tc>
-        <w:tc>
-          <w:tcPr>
-            <w:tcW w:type="dxa" w:w="1568"/>
-          </w:tcPr>
-          <w:p>
-            <w:pPr>
-              <w:spacing w:line="260" w:lineRule="exact" w:after="0"/>
-            </w:pPr>
-            <w:r/>
-            <w:r>
-              <w:rPr>
-                <w:rFonts w:ascii="Times New Roman" w:hAnsi="Times New Roman"/>
-                <w:b w:val="0"/>
-                <w:i w:val="0"/>
-                <w:sz w:val="22"/>
-              </w:rPr>
-              <w:t>Parmar (2022)</w:t>
-            </w:r>
-          </w:p>
-        </w:tc>
-        <w:tc>
-          <w:tcPr>
-            <w:tcW w:type="dxa" w:w="1568"/>
-          </w:tcPr>
-          <w:p>
-            <w:pPr>
-              <w:spacing w:line="260" w:lineRule="exact" w:after="0"/>
-            </w:pPr>
-            <w:r/>
-            <w:r>
-              <w:rPr>
-                <w:rFonts w:ascii="Times New Roman" w:hAnsi="Times New Roman"/>
-                <w:b w:val="0"/>
-                <w:i w:val="0"/>
-                <w:sz w:val="22"/>
-              </w:rPr>
-              <w:t>Retrospective observational with graphical method</w:t>
-            </w:r>
-          </w:p>
-        </w:tc>
-        <w:tc>
-          <w:tcPr>
-            <w:tcW w:type="dxa" w:w="1568"/>
-          </w:tcPr>
-          <w:p>
-            <w:pPr>
-              <w:spacing w:line="260" w:lineRule="exact" w:after="0"/>
-            </w:pPr>
-            <w:r/>
-            <w:r>
-              <w:rPr>
-                <w:rFonts w:ascii="Times New Roman" w:hAnsi="Times New Roman"/>
-                <w:b w:val="0"/>
-                <w:i w:val="0"/>
-                <w:sz w:val="22"/>
-              </w:rPr>
-              <w:t>Emergency surgical lists, UK</w:t>
-            </w:r>
-          </w:p>
-        </w:tc>
-        <w:tc>
-          <w:tcPr>
-            <w:tcW w:type="dxa" w:w="1568"/>
-          </w:tcPr>
-          <w:p>
-            <w:pPr>
-              <w:spacing w:line="260" w:lineRule="exact" w:after="0"/>
-            </w:pPr>
-            <w:r/>
-            <w:r>
-              <w:rPr>
-                <w:rFonts w:ascii="Times New Roman" w:hAnsi="Times New Roman"/>
-                <w:b w:val="0"/>
-                <w:i w:val="0"/>
-                <w:sz w:val="22"/>
-              </w:rPr>
-              <w:t>Proposes a method for identifying insufficient emergency capacity from delay and utilisation patterns</w:t>
-            </w:r>
-          </w:p>
-        </w:tc>
-        <w:tc>
-          <w:tcPr>
-            <w:tcW w:type="dxa" w:w="1568"/>
-          </w:tcPr>
-          <w:p>
-            <w:pPr>
-              <w:spacing w:line="260" w:lineRule="exact" w:after="0"/>
-            </w:pPr>
-            <w:r/>
-            <w:r>
-              <w:rPr>
-                <w:rFonts w:ascii="Times New Roman" w:hAnsi="Times New Roman"/>
-                <w:b w:val="0"/>
-                <w:i w:val="0"/>
-                <w:sz w:val="22"/>
-              </w:rPr>
-              <w:t>Supports urgent-elective capacity discussion</w:t>
-            </w:r>
-          </w:p>
-        </w:tc>
-      </w:tr>
-    </w:tbl>
-    <w:p>
-      <w:pPr>
-        <w:spacing w:line="120" w:lineRule="exact"/>
-      </w:pPr>
-    </w:p>
     <w:sectPr>
       <w:pgSz w:w="12240" w:h="15840"/>
       <w:pgMar w:top="1417" w:right="1417" w:bottom="1417" w:left="1417" w:header="720" w:footer="720" w:gutter="0"/>

--- a/paper/bmjqs_v2_overtime/submission/manuscript.docx
+++ b/paper/bmjqs_v2_overtime/submission/manuscript.docx
@@ -12,7 +12,7 @@
           <w:b/>
           <w:sz w:val="28"/>
         </w:rPr>
-        <w:t>Where does operating-room overtime come from? A retrospective single-centre study</w:t>
+        <w:t>Where operating-room overtime concentrates and why: a retrospective single-centre study</w:t>
       </w:r>
     </w:p>
     <w:p>

--- a/paper/bmjqs_v2_overtime/submission/manuscript.docx
+++ b/paper/bmjqs_v2_overtime/submission/manuscript.docx
@@ -4428,24 +4428,7 @@
           <w:i w:val="0"/>
           <w:sz w:val="24"/>
         </w:rPr>
-        <w:t xml:space="preserve"> Across all cases and rooms, 67.4% started later than planned, with a mean delay of 74.6 minutes and a median of 28 minutes among late cases. At the room level, late-start rate showed no significant correlation with overtime rate (Spearman rho = −0.29, p = 0.24). The direction was negative: rooms with higher late-start rates tended to have lower overtime rates. OR10 had the lowest late-start rate of all 18 rooms (46.1%) yet the highest overtime rate (32.9%); OR14 had a late-start rate of 78.7% yet the lowest overtime rate (3.5%); OR11 had the highest late-start rate (82.4%) with a mid-range overtime rate (11.7%). Pandit et al. reported a similar disconnect, with R-squared values of 0.04 to 0.08 between start and finish times across more than 7,000 operating lists.</w:t>
-      </w:r>
-      <w:r>
-        <w:rPr>
-          <w:rFonts w:ascii="Times New Roman" w:hAnsi="Times New Roman"/>
-          <w:sz w:val="24"/>
-          <w:vertAlign w:val="superscript"/>
-        </w:rPr>
-        <w:t>23</w:t>
-      </w:r>
-      <w:r>
-        <w:rPr>
-          <w:rFonts w:ascii="Times New Roman" w:hAnsi="Times New Roman"/>
-          <w:b w:val="0"/>
-          <w:i w:val="0"/>
-          <w:sz w:val="24"/>
-        </w:rPr>
-        <w:t xml:space="preserve"> Start-time punctuality was therefore not associated with where overtime accumulates.</w:t>
+        <w:t xml:space="preserve"> A common assumption is that punctual starts, and the first case of the day in particular (first-case-on-time-start, FCOTS), protect the end of the list. Across all cases and rooms, 67.4% started later than planned, with a mean delay of 74.6 minutes and a median of 28 minutes among late cases. We tested a broad version of this hypothesis by correlating each room's late-start rate, computed across all scheduled cases rather than first cases alone, with its overtime rate. The two were not associated (Spearman rho = −0.29, p = 0.24), and the direction was if anything negative. OR10 had the lowest late-start rate of all 18 rooms (46.1%) but the highest overtime rate (32.9%), while OR14 started late more often (78.7%) yet ran the least overtime (3.5%). Start-time punctuality therefore did not track where overtime accumulated.</w:t>
       </w:r>
     </w:p>
     <w:p>
@@ -4637,7 +4620,7 @@
           <w:i w:val="0"/>
           <w:sz w:val="24"/>
         </w:rPr>
-        <w:t>The procedures with the largest planning deviations and the highest planned durations (complex cardiac and oncology cases) clustered in the rooms with the highest overtime. This pattern suggests that case-mix complexity, rather than scheduling inefficiency alone, accounts for much of the room-level variation. Using a large operational dataset, Wachtel and Dexter described how tardiness grows as duration uncertainty accumulates through the day,</w:t>
+        <w:t>Because the procedures with the largest planning deviations and longest planned durations were concentrated in the highest-overtime rooms, case-mix complexity rather than scheduling inefficiency alone most likely accounts for much of the room-level variation. Using a large operational dataset, Wachtel and Dexter described how tardiness grows as duration uncertainty accumulates through the day,</w:t>
       </w:r>
       <w:r>
         <w:rPr>
@@ -4709,7 +4692,7 @@
           <w:i w:val="0"/>
           <w:sz w:val="24"/>
         </w:rPr>
-        <w:t>A common assumption is that first-case-on-time-start (FCOTS) drives end-of-day performance, with each minute of tardiness carrying a marginal cost.</w:t>
+        <w:t>The absence of a link between per-room punctuality and overtime runs against the assumption that first-case-on-time-start (FCOTS) drives end-of-day performance, with each minute of tardiness carrying a marginal cost.</w:t>
       </w:r>
       <w:r>
         <w:rPr>
@@ -4726,7 +4709,7 @@
           <w:i w:val="0"/>
           <w:sz w:val="24"/>
         </w:rPr>
-        <w:t xml:space="preserve"> We tested a broader version of this hypothesis using the per-room late-start rate across all scheduled cases, not only first cases. Late-start rate and overtime rate were not significantly correlated (Spearman rho = −0.29, p = 0.24): the room with the lowest late-start rate (OR10, 46.1%) had the highest overtime (32.9%), while a room with one of the highest late-start rates (OR14, 78.7%) had the lowest overtime (3.5%). Pandit et al. reported a similar disconnect across more than 7,000 operating lists.</w:t>
+        <w:t xml:space="preserve"> Pandit et al. found the same disconnect across more than 7,000 operating lists, where start time explained only 4 to 8% of the variance in finish time.</w:t>
       </w:r>
       <w:r>
         <w:rPr>
@@ -4743,7 +4726,7 @@
           <w:i w:val="0"/>
           <w:sz w:val="24"/>
         </w:rPr>
-        <w:t xml:space="preserve"> We do not conclude that FCOTS is unimportant; it remains a reasonable discipline marker. In this dataset, however, it does not predict where overtime accumulates.</w:t>
+        <w:t xml:space="preserve"> We do not conclude that FCOTS is unimportant; it remains a reasonable discipline marker. In this hospital, however, it does not predict where overtime accumulates.</w:t>
       </w:r>
     </w:p>
     <w:p>
@@ -4780,7 +4763,7 @@
           <w:i w:val="0"/>
           <w:sz w:val="24"/>
         </w:rPr>
-        <w:t xml:space="preserve"> Room-level monitoring should take precedence over hospital-wide overtime targets. A 9.7% hospital-wide rate hides a near ten-fold spread, and an intervention aimed at the average will miss the rooms that generate most of the overtime. For the highest-overtime rooms, where long complex cases dominate, scheduling systems could assign wider duration margins to procedures with high expected variability rather than applying a uniform padding factor. Urgent-case flow should be treated as a routine scheduling input: overlap occurred on more than two-thirds of observation days, so dedicating additional capacity or buffering the elective programme against predictable disruption is more realistic than treating each urgent arrival as an exception. Start-time compliance, while reasonable to pursue on other grounds, should not be expected to reduce overtime: in this dataset it was unrelated to where overtime accumulated.</w:t>
+        <w:t xml:space="preserve"> Room-level monitoring should take precedence over hospital-wide overtime targets, because an intervention aimed at the average will miss the rooms that generate most of the overtime. For the highest-overtime rooms, where long complex cases dominate, scheduling systems could assign wider duration margins to procedures with high expected variability rather than applying a uniform padding factor. Urgent-case flow should be treated as a routine scheduling input rather than an exception: given how often urgent and elective work collide, dedicating additional capacity or buffering the elective programme against predictable disruption is more realistic than reactive rescheduling. Start-time compliance, while reasonable to pursue on other grounds, should not be expected to reduce overtime.</w:t>
       </w:r>
     </w:p>
     <w:p>

--- a/paper/bmjqs_v2_overtime/submission/manuscript.docx
+++ b/paper/bmjqs_v2_overtime/submission/manuscript.docx
@@ -401,7 +401,7 @@
           <w:i w:val="0"/>
           <w:sz w:val="24"/>
         </w:rPr>
-        <w:t>Operating rooms are among the most resource-intensive units in a hospital, and actual schedules routinely diverge from planned ones. Overtime in this setting can refer to several distinct phenomena: an individual case running longer than its booked duration, an operating list ending after its scheduled close, or surgery continuing into a period when different staff are rostered. These are different operational events with different consequences. The glossary of Bauer et al. defines overtime as time spent operating beyond the end of the assigned shift.</w:t>
+        <w:t>Operating rooms are among the most resource-intensive units in a hospital, and actual schedules routinely diverge from planned ones. Overtime in this setting can refer to several distinct phenomena: an individual case running longer than its booked duration, an operating list ending after its scheduled close, or surgery continuing into a period when different staff are rostered. These are different operational events with different consequences. Standardised glossaries of perioperative process times define overrun and utilisation relative to allocated operating-room capacity.</w:t>
       </w:r>
       <w:r>
         <w:rPr>
@@ -418,7 +418,7 @@
           <w:i w:val="0"/>
           <w:sz w:val="24"/>
         </w:rPr>
-        <w:t xml:space="preserve"> We adopt this shift-based definition because the change of nursing staff at each boundary is the operational event that gives overtime its meaning. Overutilised time costs approximately twice as much as underutilised time,</w:t>
+        <w:t xml:space="preserve"> We instead define overtime against the staffing boundary, because the change of nursing staff at each shift end is the operational event that gives overtime its meaning at this site. Overutilised time costs approximately twice as much as underutilised time,</w:t>
       </w:r>
       <w:r>
         <w:rPr>
@@ -450,7 +450,7 @@
           <w:i w:val="0"/>
           <w:sz w:val="24"/>
         </w:rPr>
-        <w:t>A case that runs past its shift boundary continues into the next shift, when a different team is on duty. Most overtime at this site crosses the day-to-evening boundary, so the after-hours surgery literature is directly relevant. That literature defines the exposure by clock time rather than by a staffing boundary. Overtime and after-hours surgery are not identical, but overtime is one of the routes by which scheduled daytime work ends up being performed after hours, so the harms reported for after-hours surgery are relevant. After-hours surgery has been linked to higher patient mortality. A meta-analysis of 13 studies found an adjusted odds ratio of 1.16 (95% CI 1.06 to 1.28), graded as low-certainty evidence.</w:t>
+        <w:t>A case that runs past its shift boundary continues into the next shift, when a different team is on duty. Most overtime at this site crosses the day-to-evening boundary, so the after-hours surgery literature is directly relevant. That literature defines the exposure by clock time rather than by a staffing boundary. Overtime and after-hours surgery are not identical, but overtime is one of the routes by which scheduled daytime work ends up being performed after hours, so the harms reported for after-hours surgery are relevant. After-hours surgery has been linked to higher patient mortality. A meta-analysis pooling 18 studies found an adjusted odds ratio of 1.16 (95% CI 1.06 to 1.28), graded as low-certainty evidence.</w:t>
       </w:r>
       <w:r>
         <w:rPr>
@@ -535,7 +535,7 @@
           <w:i w:val="0"/>
           <w:sz w:val="24"/>
         </w:rPr>
-        <w:t xml:space="preserve"> A 2025 UK national patient-safety investigation into staff fatigue reported that 22% of surveyed doctors experienced daily sleep deprivation and 35% said tiredness had impaired their clinical judgement, with long shifts and overtime among the contributing factors.</w:t>
+        <w:t xml:space="preserve"> A 2025 UK national patient-safety investigation into staff fatigue cited a Medical Defence Union survey of 481 doctors in which 22% reported daily sleep deprivation and 35% said tiredness had impaired their ability to treat patients, with long shifts and overtime among the contributing factors.</w:t>
       </w:r>
       <w:r>
         <w:rPr>
@@ -681,7 +681,7 @@
           <w:i w:val="0"/>
           <w:sz w:val="24"/>
         </w:rPr>
-        <w:t>Prior work on OR overtime has largely treated it as an aggregate site-level number,</w:t>
+        <w:t>Prior work on OR overtime has largely treated it as an aggregate site-level number.</w:t>
       </w:r>
       <w:r>
         <w:rPr>
@@ -698,7 +698,7 @@
           <w:i w:val="0"/>
           <w:sz w:val="24"/>
         </w:rPr>
-        <w:t xml:space="preserve"> and OR workflow disruptions are known to cluster and escalate.</w:t>
+        <w:t xml:space="preserve"> Workflow disruptions consume a substantial share of operating time,</w:t>
       </w:r>
       <w:r>
         <w:rPr>
@@ -706,7 +706,24 @@
           <w:sz w:val="24"/>
           <w:vertAlign w:val="superscript"/>
         </w:rPr>
-        <w:t>14,15</w:t>
+        <w:t>15</w:t>
+      </w:r>
+      <w:r>
+        <w:rPr>
+          <w:rFonts w:ascii="Times New Roman" w:hAnsi="Times New Roman"/>
+          <w:b w:val="0"/>
+          <w:i w:val="0"/>
+          <w:sz w:val="24"/>
+        </w:rPr>
+        <w:t xml:space="preserve"> and minor disruptions can escalate into major ones.</w:t>
+      </w:r>
+      <w:r>
+        <w:rPr>
+          <w:rFonts w:ascii="Times New Roman" w:hAnsi="Times New Roman"/>
+          <w:sz w:val="24"/>
+          <w:vertAlign w:val="superscript"/>
+        </w:rPr>
+        <w:t>14</w:t>
       </w:r>
       <w:r>
         <w:rPr>
@@ -818,7 +835,7 @@
           <w:i w:val="0"/>
           <w:sz w:val="24"/>
         </w:rPr>
-        <w:t>We used administrative OR data from 1 January 2022 to 31 May 2025 from the 18 surgical operating rooms. Endoscopy suites and catheterisation laboratory cases without an anaesthesiologist present were excluded. Cases with implausible timestamps (zero observed duration, planned duration exceeding 24 hours, or extreme deviations from the planned schedule) were also removed. The final cohort comprised 79,352 cases involving 60,895 unique patients and 1,276 distinct procedure types. The admission mix was 42.3% ambulatory and 57.7% inpatient (ambulatory patients are discharged on the day of surgery; inpatient patients are admitted overnight). Room-in and room-out times are the only procedural time markers confirmed as reliable by the hospital's clinical team; all timing analyses use these two time points. The administrative system also records planned duration, urgency (cases scheduled or performed within 24 hours of booking were classified as non-elective, hereafter referred to as urgent; all others were classified as elective), and room assignment. From these inputs, and following the glossary of Bauer et al.,</w:t>
+        <w:t>We used administrative OR data from 1 January 2022 to 31 May 2025 from the 18 surgical operating rooms. Endoscopy suites and catheterisation laboratory cases without an anaesthesiologist present were excluded. Cases with implausible timestamps (zero observed duration, planned duration exceeding 24 hours, or extreme deviations from the planned schedule) were also removed. The final cohort comprised 79,352 cases involving 60,895 unique patients and 1,276 distinct procedure types. The admission mix was 42.3% ambulatory and 57.7% inpatient (ambulatory patients are discharged on the day of surgery; inpatient patients are admitted overnight). Room-in and room-out times are the only procedural time markers confirmed as reliable by the hospital's clinical team; all timing analyses use these two time points. The administrative system also records planned duration, urgency (cases scheduled or performed within 24 hours of booking were classified as non-elective, hereafter referred to as urgent; all others were classified as elective), and room assignment. From these inputs we derived observed duration, planning deviation, and start-time deviation following standard perioperative process-time definitions,</w:t>
       </w:r>
       <w:r>
         <w:rPr>
@@ -835,7 +852,7 @@
           <w:i w:val="0"/>
           <w:sz w:val="24"/>
         </w:rPr>
-        <w:t xml:space="preserve"> we derived observed duration, planning deviation, start-time deviation, overtime flag and overtime minutes, room-swap flag, and shift label.</w:t>
+        <w:t xml:space="preserve"> and additionally defined an overtime flag and overtime minutes, a room-swap flag, and a shift label (defined below).</w:t>
       </w:r>
     </w:p>
     <w:p>
@@ -864,24 +881,7 @@
           <w:i w:val="0"/>
           <w:sz w:val="24"/>
         </w:rPr>
-        <w:t>Each case was assigned to a shift based on its actual room-in time: day (08:00 to 16:30), evening (16:30 to 22:00), or night (22:00 to 08:00). The same boundaries were applied on weekends. A case was flagged as overtime if its room-out fell after the end of its assigned shift; overtime minutes equal the positive difference between room-out and shift end. We chose this shift-based definition because the change of nursing staff at each boundary is the operational event that makes overtime consequential at this site, and because it aligns with Bauer et al.</w:t>
-      </w:r>
-      <w:r>
-        <w:rPr>
-          <w:rFonts w:ascii="Times New Roman" w:hAnsi="Times New Roman"/>
-          <w:sz w:val="24"/>
-          <w:vertAlign w:val="superscript"/>
-        </w:rPr>
-        <w:t>18</w:t>
-      </w:r>
-      <w:r>
-        <w:rPr>
-          <w:rFonts w:ascii="Times New Roman" w:hAnsi="Times New Roman"/>
-          <w:b w:val="0"/>
-          <w:i w:val="0"/>
-          <w:sz w:val="24"/>
-        </w:rPr>
-        <w:t xml:space="preserve"> Room-level overtime was the primary metric, since aggregate measures can mask room-level operational problems.</w:t>
+        <w:t>Each case was assigned to a shift based on its actual room-in time: day (08:00 to 16:30), evening (16:30 to 22:00), or night (22:00 to 08:00). The same boundaries were applied on weekends. A case was flagged as overtime if its room-out fell after the end of its assigned shift; overtime minutes equal the positive difference between room-out and shift end. We chose this shift-based definition because the change of nursing staff at each boundary is the operational event that makes overtime consequential at this site. Room-level overtime was the primary metric, since aggregate measures can mask room-level operational problems.</w:t>
       </w:r>
       <w:r>
         <w:rPr>
@@ -4637,7 +4637,7 @@
           <w:i w:val="0"/>
           <w:sz w:val="24"/>
         </w:rPr>
-        <w:t xml:space="preserve"> and Fugener et al. documented systematic biases in surgeons' duration estimates that compound across a list.</w:t>
+        <w:t xml:space="preserve"> and Fugener et al. documented systematic biases in surgeons' duration estimates under uncertainty.</w:t>
       </w:r>
       <w:r>
         <w:rPr>
@@ -5028,7 +5028,7 @@
           <w:i w:val="0"/>
           <w:sz w:val="24"/>
         </w:rPr>
-        <w:t>The dataset contains de-identified administrative hospital data. Requests for access should be directed to the hospital's research office.</w:t>
+        <w:t>The dataset contains anonymised administrative hospital data. Requests for access should be directed to the hospital's research office.</w:t>
       </w:r>
     </w:p>
     <w:p>
@@ -5313,7 +5313,7 @@
           <w:i w:val="0"/>
           <w:sz w:val="24"/>
         </w:rPr>
-        <w:t xml:space="preserve">9. Sakurai T. Assessing the influence of after-hours surgery: concerns with the confounders and conclusion. </w:t>
+        <w:t xml:space="preserve">9. Sakurai K, Takeda C. Assessing the influence of after-hours surgery: concerns with the confounders and conclusion. </w:t>
       </w:r>
       <w:r>
         <w:rPr>
@@ -5330,7 +5330,7 @@
           <w:i w:val="0"/>
           <w:sz w:val="24"/>
         </w:rPr>
-        <w:t xml:space="preserve"> 2025. DOI: 10.1111/anae.16591.</w:t>
+        <w:t xml:space="preserve"> 2025;80(5):596-7. DOI: 10.1111/anae.16591.</w:t>
       </w:r>
     </w:p>
     <w:p>
@@ -5392,7 +5392,7 @@
           <w:i w:val="0"/>
           <w:sz w:val="24"/>
         </w:rPr>
-        <w:t xml:space="preserve">12. Pittman P, Tiunn H-L, et al. Increased utilization of overtime and agency nurses and patient safety. </w:t>
+        <w:t xml:space="preserve">12. Pittman P, Tiunn HL, Luo Q, et al. Increased utilization of overtime and agency nurses and patient safety. </w:t>
       </w:r>
       <w:r>
         <w:rPr>
@@ -5409,7 +5409,7 @@
           <w:i w:val="0"/>
           <w:sz w:val="24"/>
         </w:rPr>
-        <w:t xml:space="preserve"> 2025. PMID: 40172888.</w:t>
+        <w:t xml:space="preserve"> 2025;8(4):e252875. PMID: 40172888.</w:t>
       </w:r>
     </w:p>
     <w:p>
@@ -5584,7 +5584,7 @@
           <w:i w:val="0"/>
           <w:sz w:val="24"/>
         </w:rPr>
-        <w:t xml:space="preserve">18. Bauer M, Diemer M, Merkel M, et al. Glossary of perioperative process times and indicators. </w:t>
+        <w:t xml:space="preserve">18. Bauer M, Auhuber TC, Kraus R, et al. The German perioperative procedural time glossary: a joint recommendation by the BDA, BDC, VOPM, VOPMÖ, ÖGARI and SFOPM (2020 edition). </w:t>
       </w:r>
       <w:r>
         <w:rPr>
@@ -5592,7 +5592,7 @@
           <w:i/>
           <w:sz w:val="24"/>
         </w:rPr>
-        <w:t>Anaesthesist</w:t>
+        <w:t>Anästh Intensivmed</w:t>
       </w:r>
       <w:r>
         <w:rPr>
@@ -5601,7 +5601,7 @@
           <w:i w:val="0"/>
           <w:sz w:val="24"/>
         </w:rPr>
-        <w:t xml:space="preserve"> 2020;69(Suppl 1):S5-17.</w:t>
+        <w:t xml:space="preserve"> 2020;61:516-31. DOI: 10.19224/ai2020.516.</w:t>
       </w:r>
     </w:p>
     <w:p>
@@ -5616,7 +5616,7 @@
           <w:i w:val="0"/>
           <w:sz w:val="24"/>
         </w:rPr>
-        <w:t xml:space="preserve">19. Schouten AEM, Flipse SM, van Nieuwenhuizen KE, et al. Operating room performance optimization metrics: a systematic review. </w:t>
+        <w:t xml:space="preserve">19. Schouten AM, Flipse SM, van Nieuwenhuizen KE, et al. Operating room performance optimization metrics: a systematic review. </w:t>
       </w:r>
       <w:r>
         <w:rPr>
@@ -5680,7 +5680,7 @@
           <w:i w:val="0"/>
           <w:sz w:val="24"/>
         </w:rPr>
-        <w:t xml:space="preserve">21. Eijkemans MJ, van Houdenhoven M, Nguyen T, et al. Predicting the unpredictable: a new prediction model for operating room times using individual surgeon-specific historical data. </w:t>
+        <w:t xml:space="preserve">21. Eijkemans MJ, van Houdenhoven M, Nguyen T, et al. Predicting the unpredictable: a new prediction model for operating room times using individual characteristics and the surgeon's estimate. </w:t>
       </w:r>
       <w:r>
         <w:rPr>

--- a/paper/bmjqs_v2_overtime/submission/manuscript.docx
+++ b/paper/bmjqs_v2_overtime/submission/manuscript.docx
@@ -467,7 +467,7 @@
           <w:i w:val="0"/>
           <w:sz w:val="24"/>
         </w:rPr>
-        <w:t xml:space="preserve"> A propensity-matched cohort study of 281,717 South Korean patients found a larger effect (odds ratio 3.58), although that estimate has been challenged on residual-confounding grounds.</w:t>
+        <w:t xml:space="preserve"> A propensity-matched cohort study of 281,717 South Korean patients found a larger effect for 90-day mortality (odds ratio 3.58), although that estimate has been challenged on residual-confounding grounds.</w:t>
       </w:r>
       <w:r>
         <w:rPr>
@@ -4451,7 +4451,7 @@
           <w:i w:val="0"/>
           <w:sz w:val="24"/>
         </w:rPr>
-        <w:t xml:space="preserve"> Across all 18 rooms, inter-case idle time had a median of 8 minutes and a mean of 9.9 minutes.</w:t>
+        <w:t xml:space="preserve"> Across all 18 rooms, inter-case idle time (the gap between one case's room-out and the next case's room-in, akin to turnover time</w:t>
       </w:r>
       <w:r>
         <w:rPr>
@@ -4468,7 +4468,7 @@
           <w:i w:val="0"/>
           <w:sz w:val="24"/>
         </w:rPr>
-        <w:t xml:space="preserve"> At the room level, mean idle time correlated positively with overtime rate (Spearman rho = 0.89, p &lt; 0.001), but the association was driven largely by OR10, which had both the highest mean idle time (22.6 minutes) and the highest overtime rate (32.9%). Excluding OR10, the pattern did not hold. The higher idle time in OR10 most plausibly reflects preparation demands between complex cardiac cases rather than inefficient turnover, and is better understood as a marker of case-mix complexity than as a scheduling problem. Inter-case turnover was therefore not identified as an independent contributor to room-level overtime.</w:t>
+        <w:t>) had a median of 8 minutes and a mean of 9.9 minutes. At the room level, mean idle time correlated positively with overtime rate (Spearman rho = 0.89, p &lt; 0.001), but the association was driven largely by OR10, which had both the highest mean idle time (22.6 minutes) and the highest overtime rate (32.9%). Excluding OR10, the pattern did not hold. The higher idle time in OR10 most plausibly reflects preparation demands between complex cardiac cases rather than inefficient turnover, and is better understood as a marker of case-mix complexity than as a scheduling problem. Inter-case turnover was therefore not identified as an independent contributor to room-level overtime.</w:t>
       </w:r>
     </w:p>
     <w:p>

--- a/paper/bmjqs_v2_overtime/submission/manuscript.docx
+++ b/paper/bmjqs_v2_overtime/submission/manuscript.docx
@@ -73,7 +73,7 @@
           <w:i w:val="0"/>
           <w:sz w:val="24"/>
         </w:rPr>
-        <w:t xml:space="preserve"> 3,033 (body text; target journal allows up to 4,000 for original research)</w:t>
+        <w:t xml:space="preserve"> 3,094 (body text, excluding abstract, tables, and references)</w:t>
       </w:r>
     </w:p>
     <w:p>
@@ -133,7 +133,7 @@
           <w:i w:val="0"/>
           <w:sz w:val="24"/>
         </w:rPr>
-        <w:t xml:space="preserve"> Operating-room overtime is associated with higher patient mortality, staff burnout, and costs per minute roughly twice those of underutilised time. Most studies report overtime as a hospital-wide aggregate, which can obscure where the problem concentrates and misdirect improvement efforts.</w:t>
+        <w:t xml:space="preserve"> Operating-room overtime is associated with higher patient mortality and staff burnout, and it costs roughly twice as much per minute as underutilised time. Most studies report overtime as a hospital-wide aggregate, which can obscure where the problem concentrates and misdirect improvement efforts.</w:t>
       </w:r>
     </w:p>
     <w:p>
@@ -248,7 +248,7 @@
           <w:i w:val="0"/>
           <w:sz w:val="24"/>
         </w:rPr>
-        <w:t xml:space="preserve"> 7,729 cases (9.7%) ran past the end of their assigned shift, with a mean overtime of 60.3 minutes and a 95th percentile of 197 minutes. Overtime concentrated in a few rooms: OR10 ran overtime on 32.9% of its cases (mean 154 minutes), while OR14 ran 3.5%. Urgent cases ran after-hours at more than twice the elective rate (18.2% versus 8.3%). Unplanned urgent cases disrupted the elective programme on 68.8% of observation days, with a median difference of approximately 30 minutes in elective start times. Start-time punctuality and inter-case idle time showed no consistent association with room-level overtime.</w:t>
+        <w:t xml:space="preserve"> Of 79,352 cases, 7,729 (9.7%) ran past the end of their assigned shift, with a mean overtime of 60.3 minutes and a 95th percentile of 197 minutes. Overtime concentrated in a few rooms: OR10 ran overtime on 32.9% of its cases (mean 154 minutes), while OR14 ran 3.5%. Urgent cases ran after-hours at more than twice the elective rate (18.2% versus 8.3%). Unplanned urgent cases disrupted the elective programme on 68.8% of observation days, with a median difference of approximately 30 minutes in elective start times. Start-time punctuality and inter-case idle time showed no consistent association with room-level overtime.</w:t>
       </w:r>
     </w:p>
     <w:p>
@@ -271,7 +271,7 @@
           <w:i w:val="0"/>
           <w:sz w:val="24"/>
         </w:rPr>
-        <w:t xml:space="preserve"> Overtime concentrated in a few rooms, driven by case-mix complexity and routine urgent-case disruption of the elective programme. Room-level monitoring and scheduling that accounts for urgent-case flow are more actionable targets than start-time punctuality.</w:t>
+        <w:t xml:space="preserve"> Overtime was concentrated in a small number of rooms, driven by case-mix complexity and routine urgent-case disruption of the elective programme. Room-level monitoring and scheduling that accounts for urgent-case flow are more actionable targets than start-time punctuality.</w:t>
       </w:r>
     </w:p>
     <w:p>
@@ -418,7 +418,24 @@
           <w:i w:val="0"/>
           <w:sz w:val="24"/>
         </w:rPr>
-        <w:t xml:space="preserve"> We instead define overtime against the staffing boundary, because the change of nursing staff at each shift end is the operational event that gives overtime its meaning at this site. Overutilised time costs approximately twice as much as underutilised time,</w:t>
+        <w:t xml:space="preserve"> We instead define overtime against the staffing boundary, in line with the staff-overtime literature, where overtime is work beyond contracted hours;</w:t>
+      </w:r>
+      <w:r>
+        <w:rPr>
+          <w:rFonts w:ascii="Times New Roman" w:hAnsi="Times New Roman"/>
+          <w:sz w:val="24"/>
+          <w:vertAlign w:val="superscript"/>
+        </w:rPr>
+        <w:t>2</w:t>
+      </w:r>
+      <w:r>
+        <w:rPr>
+          <w:rFonts w:ascii="Times New Roman" w:hAnsi="Times New Roman"/>
+          <w:b w:val="0"/>
+          <w:i w:val="0"/>
+          <w:sz w:val="24"/>
+        </w:rPr>
+        <w:t xml:space="preserve"> the change of nursing staff at each shift end is the operational event that gives overtime its meaning at this site. Overutilised time costs roughly double what underutilised time does,</w:t>
       </w:r>
       <w:r>
         <w:rPr>
@@ -681,7 +698,7 @@
           <w:i w:val="0"/>
           <w:sz w:val="24"/>
         </w:rPr>
-        <w:t>Prior work on OR overtime has largely treated it as an aggregate site-level number.</w:t>
+        <w:t>Prior work on operating-room (OR) overtime has largely treated it as an aggregate site-level number.</w:t>
       </w:r>
       <w:r>
         <w:rPr>
@@ -747,7 +764,7 @@
           <w:i w:val="0"/>
           <w:sz w:val="24"/>
         </w:rPr>
-        <w:t>This study is part of a broader effort at a tertiary hospital to improve OR performance. Using administrative data, we address two questions:</w:t>
+        <w:t>This study is part of a broader programme at the study hospital to improve OR performance. Using administrative data, we address two research questions:</w:t>
       </w:r>
     </w:p>
     <w:p>
@@ -762,7 +779,7 @@
           <w:i w:val="0"/>
           <w:sz w:val="24"/>
         </w:rPr>
-        <w:t>1. How is overtime distributed across rooms and time within one tertiary hospital? This examines whether overtime is a diffuse, hospital-wide problem or concentrated in specific rooms, since the appropriate intervention point depends on its distribution.</w:t>
+        <w:t>1. How is overtime distributed across rooms and time within one tertiary hospital (RQ1)? This examines whether overtime is a diffuse, hospital-wide problem or concentrated in specific rooms, since the appropriate intervention point depends on its distribution.</w:t>
       </w:r>
     </w:p>
     <w:p>
@@ -777,7 +794,7 @@
           <w:i w:val="0"/>
           <w:sz w:val="24"/>
         </w:rPr>
-        <w:t>2. Which operational factors (duration overruns, urgent-elective interaction, and start-time punctuality) are associated with overtime? This tests which candidate factors identified in the literature are visible in our data, to inform where scheduling interventions should be directed.</w:t>
+        <w:t>2. Which operational factors (duration overruns, urgent-elective interaction, and start-time punctuality) are associated with overtime (RQ2)? This tests which candidate factors identified in the literature are visible in our data, to inform where scheduling interventions should be directed.</w:t>
       </w:r>
     </w:p>
     <w:p>
@@ -881,7 +898,7 @@
           <w:i w:val="0"/>
           <w:sz w:val="24"/>
         </w:rPr>
-        <w:t>Each case was assigned to a shift based on its actual room-in time: day (08:00 to 16:30), evening (16:30 to 22:00), or night (22:00 to 08:00). The same boundaries were applied on weekends. A case was flagged as overtime if its room-out fell after the end of its assigned shift; overtime minutes equal the positive difference between room-out and shift end. We chose this shift-based definition because the change of nursing staff at each boundary is the operational event that makes overtime consequential at this site. Room-level overtime was the primary metric, since aggregate measures can mask room-level operational problems.</w:t>
+        <w:t>Each case was assigned to a shift based on its actual room-in time: day (08:00 to 16:30), evening (16:30 to 22:00), or night (22:00 to 08:00). The same boundaries were applied on weekends. A case was flagged as overtime if its room-out fell after the end of its assigned shift; overtime minutes equal the positive difference between room-out and shift end. We chose this shift-based definition because the change of nursing staff at each boundary is the operational event that makes overtime consequential at this site. Room-level overtime was the primary metric because aggregate utilisation measures can misrepresent the performance of individual rooms</w:t>
       </w:r>
       <w:r>
         <w:rPr>
@@ -889,7 +906,24 @@
           <w:sz w:val="24"/>
           <w:vertAlign w:val="superscript"/>
         </w:rPr>
-        <w:t>16,19</w:t>
+        <w:t>16</w:t>
+      </w:r>
+      <w:r>
+        <w:rPr>
+          <w:rFonts w:ascii="Times New Roman" w:hAnsi="Times New Roman"/>
+          <w:b w:val="0"/>
+          <w:i w:val="0"/>
+          <w:sz w:val="24"/>
+        </w:rPr>
+        <w:t xml:space="preserve"> and published OR performance metrics lack standardised definitions.</w:t>
+      </w:r>
+      <w:r>
+        <w:rPr>
+          <w:rFonts w:ascii="Times New Roman" w:hAnsi="Times New Roman"/>
+          <w:sz w:val="24"/>
+          <w:vertAlign w:val="superscript"/>
+        </w:rPr>
+        <w:t>19</w:t>
       </w:r>
     </w:p>
     <w:p>
@@ -1022,7 +1056,7 @@
           <w:i w:val="0"/>
           <w:sz w:val="24"/>
         </w:rPr>
-        <w:t>The cohort comprised 79,352 surgical cases performed on 60,895 unique patients across 18 operating rooms between January 2022 and May 2025 (Table 1). Cases covered 1,276 distinct procedure types performed by 195 surgeons and 207 anaesthesiologists. The urgency mix was 85.4% elective and 14.6% urgent (non-elective), 42.3% of cases were ambulatory, and almost all activity (96.1%) fell on weekdays. Annual volume grew from 22,133 in 2022 to 23,738 in 2024, with 9,906 cases recorded through May 2025.</w:t>
+        <w:t>The cohort comprised 79,352 surgical cases performed on 60,895 unique patients across 18 operating rooms between January 2022 and May 2025 (Table 1). Cases covered 1,276 distinct procedure types performed by 195 surgeons and 207 anaesthesiologists. The urgency mix was 85.4% elective and 14.6% urgent (non-elective); 42.3% of cases were ambulatory, and almost all activity (96.1%) fell on weekdays. Annual volume grew from 22,133 in 2022 to 23,738 in 2024, with 9,906 cases recorded through May 2025.</w:t>
       </w:r>
     </w:p>
     <w:p>
@@ -2010,7 +2044,7 @@
           <w:i w:val="0"/>
           <w:sz w:val="24"/>
         </w:rPr>
-        <w:t>Of 79,352 cases, 7,729 (9.7%) ran past the end of their assigned shift. Among overtime cases, the mean was 60.3 minutes, the median was 39 minutes, and the 95th percentile was 197 minutes (Table 2A). Weekday rates were similar (8.8 to 9.9%) but roughly 1.7 times higher on weekends (Saturday 16.8%, Sunday 15.5%), when the elective programme does not run and volume is almost entirely urgent surgery. The overtime rate declined gradually over the study period: 10.0% in 2022, 10.0% in 2023, 9.7% in 2024, and 8.6% in the first five months of 2025 (Table 2B).</w:t>
+        <w:t>Of 79,352 cases, 7,729 (9.7%) ran past the end of their assigned shift. Among overtime cases, the mean was 60.3 minutes, the median was 39 minutes, and the 95th percentile (P95) was 197 minutes (Table 2A). Weekday rates were similar (8.8 to 9.9%) but roughly 1.7 times higher on weekends (Saturday 16.8%, Sunday 15.5%), when the elective programme does not run and volume is almost entirely urgent surgery. The overtime rate declined gradually over the study period: 10.0% in 2022, 10.0% in 2023, 9.7% in 2024, and 8.6% in the first five months of 2025 (Table 2B).</w:t>
       </w:r>
     </w:p>
     <w:p>
@@ -2025,6 +2059,15 @@
           <w:sz w:val="24"/>
         </w:rPr>
         <w:t>Table 2A. Overtime by weekday.</w:t>
+      </w:r>
+      <w:r>
+        <w:rPr>
+          <w:rFonts w:ascii="Times New Roman" w:hAnsi="Times New Roman"/>
+          <w:b w:val="0"/>
+          <w:i w:val="0"/>
+          <w:sz w:val="24"/>
+        </w:rPr>
+        <w:t xml:space="preserve"> (OT, overtime; rates and means among overtime cases.)</w:t>
       </w:r>
     </w:p>
     <w:tbl>
@@ -2979,7 +3022,7 @@
           <w:i w:val="0"/>
           <w:sz w:val="24"/>
         </w:rPr>
-        <w:t xml:space="preserve"> (*2025 partial, January–May.)</w:t>
+        <w:t xml:space="preserve"> (OT, overtime; *2025 partial, January–May.)</w:t>
       </w:r>
     </w:p>
     <w:tbl>
@@ -3422,7 +3465,7 @@
           <w:i w:val="0"/>
           <w:sz w:val="24"/>
         </w:rPr>
-        <w:t>Room-level overtime rates ranged from 3.5% to 32.9% across the 18 rooms (Figure 1). OR10, which handles complex cardiac surgery (CABG, aortic valve replacement, mitral valve repair), ran overtime on 32.9% of its 1,743 cases, with a mean of 154 minutes and a 95th percentile of 328 minutes. A second tier (OR08 through OR13) clustered at 11–16%. At the other end, OR14 ran 3.5% across 6,885 cases and OR01 ran 5.8% across 6,577. Rates spanned nearly an order of magnitude within a single hospital.</w:t>
+        <w:t>Room-level overtime rates ranged from 3.5% to 32.9% across the 18 rooms (Figure 1). OR10, which handles complex cardiac surgery (coronary artery bypass grafting, aortic valve replacement, mitral valve repair), ran overtime on 32.9% of its 1,743 cases, with a mean of 154 minutes and a 95th percentile of 328 minutes. A second tier (OR08 through OR13) clustered at 11–16%. At the other end, OR14 ran 3.5% across 6,885 cases and OR01 ran 5.8% across 6,577. Rates spanned nearly an order of magnitude within a single hospital.</w:t>
       </w:r>
     </w:p>
     <w:p>
@@ -3552,7 +3595,7 @@
           <w:i w:val="0"/>
           <w:sz w:val="24"/>
         </w:rPr>
-        <w:t xml:space="preserve"> Urgent cases accounted for 14.6% of the volume (11,616 of 79,352) and ran past the shift boundary at more than twice the elective rate (18.2% versus 8.3%, Table 3A), with heavier tails (P95 69 versus 29 minutes). Because elective cases outnumbered urgent cases nearly six to one, the absolute volume of overtime minutes was still dominated by the elective programme.</w:t>
+        <w:t xml:space="preserve"> Urgent cases accounted for 14.6% of the volume (11,616 of 79,352) and ran past the shift boundary at more than twice the elective rate (18.2% versus 8.3%, Table 3A), with heavier tails (P95: 69 versus 29 minutes). Because elective cases outnumbered urgent cases nearly six to one, the absolute volume of overtime minutes was still dominated by the elective programme.</w:t>
       </w:r>
     </w:p>
     <w:p>
@@ -3676,7 +3719,7 @@
                 <w:i w:val="0"/>
                 <w:sz w:val="22"/>
               </w:rPr>
-              <w:t>After-hours n</w:t>
+              <w:t>Overtime n</w:t>
             </w:r>
           </w:p>
         </w:tc>
@@ -3696,7 +3739,7 @@
                 <w:i w:val="0"/>
                 <w:sz w:val="22"/>
               </w:rPr>
-              <w:t>After-hours rate</w:t>
+              <w:t>Overtime rate</w:t>
             </w:r>
           </w:p>
         </w:tc>
@@ -3858,7 +3901,7 @@
                 <w:i w:val="0"/>
                 <w:sz w:val="22"/>
               </w:rPr>
-              <w:t>5</w:t>
+              <w:t>5.0</w:t>
             </w:r>
           </w:p>
         </w:tc>
@@ -4176,6 +4219,20 @@
       <w:r>
         <w:rPr>
           <w:rFonts w:ascii="Times New Roman" w:hAnsi="Times New Roman"/>
+          <w:i/>
+          <w:sz w:val="24"/>
+        </w:rPr>
+        <w:t>OT, overtime. Mean and P95 overtime in this table are computed across all cases in each row, including cases without overtime; Table 2 reports means among overtime cases only.</w:t>
+      </w:r>
+    </w:p>
+    <w:p>
+      <w:pPr>
+        <w:spacing w:after="120" w:before="0" w:line="480" w:lineRule="exact"/>
+        <w:jc w:val="left"/>
+      </w:pPr>
+      <w:r>
+        <w:rPr>
+          <w:rFonts w:ascii="Times New Roman" w:hAnsi="Times New Roman"/>
           <w:b/>
           <w:sz w:val="24"/>
         </w:rPr>
@@ -4428,7 +4485,7 @@
           <w:i w:val="0"/>
           <w:sz w:val="24"/>
         </w:rPr>
-        <w:t xml:space="preserve"> A common assumption is that punctual starts, and the first case of the day in particular (first-case-on-time-start, FCOTS), protect the end of the list. Across all cases and rooms, 67.4% started later than planned, with a mean delay of 74.6 minutes and a median of 28 minutes among late cases. We tested a broad version of this hypothesis by correlating each room's late-start rate, computed across all scheduled cases rather than first cases alone, with its overtime rate. The two were not associated (Spearman rho = −0.29, p = 0.24), and the direction was if anything negative. OR10 had the lowest late-start rate of all 18 rooms (46.1%) but the highest overtime rate (32.9%), while OR14 started late more often (78.7%) yet ran the least overtime (3.5%). Start-time punctuality therefore did not track where overtime accumulated.</w:t>
+        <w:t xml:space="preserve"> A common assumption is that punctual starts, and the first case of the day in particular (first-case-on-time-start, FCOTS), protect the end of the list. Across all cases and rooms, 67.4% started later than planned, with a mean delay of 74.6 minutes and a median of 28 minutes among late cases. We tested a broad version of this hypothesis by correlating each room's late-start rate, computed across all scheduled cases rather than first cases alone, with its overtime rate. The two were not associated (Spearman rho = −0.29, p = 0.24), and the direction was, if anything, negative. OR10 had the lowest late-start rate of all 18 rooms (46.1%) but the highest overtime rate (32.9%), while OR14 started late more often (78.7%) yet ran the least overtime (3.5%). Start-time punctuality therefore did not track where overtime accumulated.</w:t>
       </w:r>
     </w:p>
     <w:p>
@@ -4549,7 +4606,7 @@
           <w:i w:val="0"/>
           <w:sz w:val="24"/>
         </w:rPr>
-        <w:t>A 9.7% hospital-wide overtime rate is unremarkable on its own, but the distribution behind it is uneven: OR10 ran overtime in roughly one of every three cases, while OR14 ran 3.5%. A hospital-wide target such as "reduce overtime by 10%" will not reach the problem unless decomposed by room. Zhang, Dunstan and Pandit made the same point: aggregate metrics hide room-level operational reality.</w:t>
+        <w:t>A 9.7% hospital-wide overtime rate is unremarkable on its own, but the distribution behind it is uneven: OR10 ran overtime in roughly one of every three cases, while OR14 ran 3.5%. A hospital-wide target such as "reduce overtime by 10%" will not reach the problem unless it is decomposed by room. Zhang, Dunstan and Pandit reached a similar conclusion about NHS England's capped-utilisation target, which discards operating time that runs past the scheduled finish and so misrepresents what individual theatres actually deliver.</w:t>
       </w:r>
       <w:r>
         <w:rPr>
@@ -4583,7 +4640,7 @@
           <w:i w:val="0"/>
           <w:sz w:val="24"/>
         </w:rPr>
-        <w:t xml:space="preserve"> Valid room-level metrics are a prerequisite for quality improvement.</w:t>
+        <w:t xml:space="preserve"> Quality improvement work needs metrics that are valid at the level where decisions are made.</w:t>
       </w:r>
       <w:r>
         <w:rPr>
@@ -4620,7 +4677,7 @@
           <w:i w:val="0"/>
           <w:sz w:val="24"/>
         </w:rPr>
-        <w:t>Because the procedures with the largest planning deviations and longest planned durations were concentrated in the highest-overtime rooms, case-mix complexity rather than scheduling inefficiency alone most likely accounts for much of the room-level variation. Using a large operational dataset, Wachtel and Dexter described how tardiness grows as duration uncertainty accumulates through the day,</w:t>
+        <w:t>Because the procedures with the largest planning deviations and longest planned durations were concentrated in the highest-overtime rooms, case-mix complexity rather than scheduling inefficiency alone most likely accounts for much of the room-level variation. Using a large operational dataset, Wachtel and Dexter showed that tardiness per case grows through the day as the scheduled time preceding each case accumulates,</w:t>
       </w:r>
       <w:r>
         <w:rPr>
@@ -4637,7 +4694,7 @@
           <w:i w:val="0"/>
           <w:sz w:val="24"/>
         </w:rPr>
-        <w:t xml:space="preserve"> and Fugener et al. documented systematic biases in surgeons' duration estimates under uncertainty.</w:t>
+        <w:t xml:space="preserve"> and Fügener et al. documented systematic biases in surgeons' duration estimates under uncertainty.</w:t>
       </w:r>
       <w:r>
         <w:rPr>
@@ -4726,7 +4783,7 @@
           <w:i w:val="0"/>
           <w:sz w:val="24"/>
         </w:rPr>
-        <w:t xml:space="preserve"> We do not conclude that FCOTS is unimportant; it remains a reasonable discipline marker. In this hospital, however, it does not predict where overtime accumulates.</w:t>
+        <w:t xml:space="preserve"> We do not conclude that FCOTS is unimportant; it remains a reasonable marker of scheduling discipline. In this hospital, however, it does not predict where overtime accumulates.</w:t>
       </w:r>
     </w:p>
     <w:p>
@@ -4763,7 +4820,7 @@
           <w:i w:val="0"/>
           <w:sz w:val="24"/>
         </w:rPr>
-        <w:t xml:space="preserve"> Room-level monitoring should take precedence over hospital-wide overtime targets, because an intervention aimed at the average will miss the rooms that generate most of the overtime. For the highest-overtime rooms, where long complex cases dominate, scheduling systems could assign wider duration margins to procedures with high expected variability rather than applying a uniform padding factor. Urgent-case flow should be treated as a routine scheduling input rather than an exception: given how often urgent and elective work collide, dedicating additional capacity or buffering the elective programme against predictable disruption is more realistic than reactive rescheduling. Start-time compliance, while reasonable to pursue on other grounds, should not be expected to reduce overtime.</w:t>
+        <w:t xml:space="preserve"> Room-level monitoring should take precedence over hospital-wide overtime targets, because an intervention aimed at the average will miss the rooms that generate most of the overtime. For the highest-overtime rooms, where long complex cases dominate, scheduling systems could assign wider duration margins to procedures with high expected variability rather than applying a uniform padding factor. Urgent-case flow belongs in the schedule itself: given how often urgent and elective work collide, dedicating additional capacity or buffering the elective programme against predictable disruption is more realistic than reactive rescheduling. Start-time compliance, while reasonable to pursue on other grounds, should not be expected to reduce overtime.</w:t>
       </w:r>
     </w:p>
     <w:p>
@@ -4912,7 +4969,7 @@
           <w:i w:val="0"/>
           <w:sz w:val="24"/>
         </w:rPr>
-        <w:t>Operating-room overtime at this tertiary hospital concentrated in a small number of rooms. Case-mix complexity and unplanned urgent-case disruption of the elective programme were the most strongly associated factors; start-time punctuality and inter-case idle time were not. The findings support room-level rather than hospital-level overtime monitoring and scheduling interventions that account for urgent-case flow.</w:t>
+        <w:t>Operating-room overtime at this tertiary hospital was concentrated in a small number of rooms. Case-mix complexity and unplanned urgent-case disruption of the elective programme were the most strongly associated factors; start-time punctuality and inter-case idle time were not. The findings support room-level rather than hospital-level overtime monitoring and scheduling interventions that account for urgent-case flow.</w:t>
       </w:r>
     </w:p>
     <w:p>
@@ -5074,7 +5131,7 @@
           <w:i w:val="0"/>
           <w:sz w:val="24"/>
         </w:rPr>
-        <w:t xml:space="preserve"> 2010;110(6):1698-1710.</w:t>
+        <w:t xml:space="preserve"> 2010;110(6):1698-710.</w:t>
       </w:r>
     </w:p>
     <w:p>
@@ -5298,7 +5355,7 @@
           <w:i w:val="0"/>
           <w:sz w:val="24"/>
         </w:rPr>
-        <w:t xml:space="preserve"> 2025. DOI: 10.1111/anae.16559.</w:t>
+        <w:t xml:space="preserve"> 2025;80(6):645-51. DOI: 10.1111/anae.16559.</w:t>
       </w:r>
     </w:p>
     <w:p>
@@ -5441,7 +5498,7 @@
           <w:i w:val="0"/>
           <w:sz w:val="24"/>
         </w:rPr>
-        <w:t xml:space="preserve"> 2021;30(8):678-688.</w:t>
+        <w:t xml:space="preserve"> 2021;30(8):678-88.</w:t>
       </w:r>
     </w:p>
     <w:p>
@@ -5505,7 +5562,7 @@
           <w:i w:val="0"/>
           <w:sz w:val="24"/>
         </w:rPr>
-        <w:t xml:space="preserve"> 2020;29(12):1033-1045.</w:t>
+        <w:t xml:space="preserve"> 2020;29(12):1033-45.</w:t>
       </w:r>
     </w:p>
     <w:p>
@@ -5712,7 +5769,7 @@
           <w:i w:val="0"/>
           <w:sz w:val="24"/>
         </w:rPr>
-        <w:t xml:space="preserve">22. MacMillan L, et al. What affects operating room turnover time? A systematic review and mapping of the evidence. </w:t>
+        <w:t xml:space="preserve">22. MacMillan L, Madura GM, Elliot M, et al. What affects operating room turnover time? A systematic review and mapping of the evidence. </w:t>
       </w:r>
       <w:r>
         <w:rPr>
@@ -5729,7 +5786,7 @@
           <w:i w:val="0"/>
           <w:sz w:val="24"/>
         </w:rPr>
-        <w:t xml:space="preserve"> 2025. PMID: 40054053.</w:t>
+        <w:t xml:space="preserve"> 2025;181:109263. PMID: 40054053.</w:t>
       </w:r>
     </w:p>
     <w:p>
@@ -5857,7 +5914,7 @@
           <w:i w:val="0"/>
           <w:sz w:val="24"/>
         </w:rPr>
-        <w:t xml:space="preserve"> 2009;108(6):1889-1901.</w:t>
+        <w:t xml:space="preserve"> 2009;108(6):1889-901.</w:t>
       </w:r>
     </w:p>
     <w:p>
@@ -5872,7 +5929,7 @@
           <w:i w:val="0"/>
           <w:sz w:val="24"/>
         </w:rPr>
-        <w:t xml:space="preserve">27. Fugener A, Schiffels S, Kolisch R. Overutilization and underutilization of operating rooms: insights from behavioral health care operations management. </w:t>
+        <w:t xml:space="preserve">27. Fügener A, Schiffels S, Kolisch R. Overutilization and underutilization of operating rooms: insights from behavioral health care operations management. </w:t>
       </w:r>
       <w:r>
         <w:rPr>

--- a/paper/bmjqs_v2_overtime/submission/manuscript.docx
+++ b/paper/bmjqs_v2_overtime/submission/manuscript.docx
@@ -409,7 +409,7 @@
           <w:sz w:val="24"/>
           <w:vertAlign w:val="superscript"/>
         </w:rPr>
-        <w:t>18</w:t>
+        <w:t>1</w:t>
       </w:r>
       <w:r>
         <w:rPr>
@@ -443,7 +443,7 @@
           <w:sz w:val="24"/>
           <w:vertAlign w:val="superscript"/>
         </w:rPr>
-        <w:t>1</w:t>
+        <w:t>3</w:t>
       </w:r>
       <w:r>
         <w:rPr>
@@ -475,7 +475,7 @@
           <w:sz w:val="24"/>
           <w:vertAlign w:val="superscript"/>
         </w:rPr>
-        <w:t>7</w:t>
+        <w:t>4</w:t>
       </w:r>
       <w:r>
         <w:rPr>
@@ -492,7 +492,7 @@
           <w:sz w:val="24"/>
           <w:vertAlign w:val="superscript"/>
         </w:rPr>
-        <w:t>8,9</w:t>
+        <w:t>5,6</w:t>
       </w:r>
       <w:r>
         <w:rPr>
@@ -509,7 +509,7 @@
           <w:sz w:val="24"/>
           <w:vertAlign w:val="superscript"/>
         </w:rPr>
-        <w:t>13</w:t>
+        <w:t>7</w:t>
       </w:r>
       <w:r>
         <w:rPr>
@@ -526,7 +526,7 @@
           <w:sz w:val="24"/>
           <w:vertAlign w:val="superscript"/>
         </w:rPr>
-        <w:t>28</w:t>
+        <w:t>8</w:t>
       </w:r>
       <w:r>
         <w:rPr>
@@ -543,7 +543,7 @@
           <w:sz w:val="24"/>
           <w:vertAlign w:val="superscript"/>
         </w:rPr>
-        <w:t>10</w:t>
+        <w:t>9</w:t>
       </w:r>
       <w:r>
         <w:rPr>
@@ -560,7 +560,7 @@
           <w:sz w:val="24"/>
           <w:vertAlign w:val="superscript"/>
         </w:rPr>
-        <w:t>11</w:t>
+        <w:t>10</w:t>
       </w:r>
       <w:r>
         <w:rPr>
@@ -577,7 +577,7 @@
           <w:sz w:val="24"/>
           <w:vertAlign w:val="superscript"/>
         </w:rPr>
-        <w:t>12</w:t>
+        <w:t>11</w:t>
       </w:r>
     </w:p>
     <w:p>
@@ -617,7 +617,7 @@
           <w:sz w:val="24"/>
           <w:vertAlign w:val="superscript"/>
         </w:rPr>
-        <w:t>3</w:t>
+        <w:t>12</w:t>
       </w:r>
       <w:r>
         <w:rPr>
@@ -634,7 +634,7 @@
           <w:sz w:val="24"/>
           <w:vertAlign w:val="superscript"/>
         </w:rPr>
-        <w:t>4</w:t>
+        <w:t>13</w:t>
       </w:r>
       <w:r>
         <w:rPr>
@@ -651,7 +651,7 @@
           <w:sz w:val="24"/>
           <w:vertAlign w:val="superscript"/>
         </w:rPr>
-        <w:t>5</w:t>
+        <w:t>14</w:t>
       </w:r>
       <w:r>
         <w:rPr>
@@ -668,7 +668,7 @@
           <w:sz w:val="24"/>
           <w:vertAlign w:val="superscript"/>
         </w:rPr>
-        <w:t>6</w:t>
+        <w:t>15</w:t>
       </w:r>
     </w:p>
     <w:p>
@@ -723,7 +723,7 @@
           <w:sz w:val="24"/>
           <w:vertAlign w:val="superscript"/>
         </w:rPr>
-        <w:t>15</w:t>
+        <w:t>18</w:t>
       </w:r>
       <w:r>
         <w:rPr>
@@ -740,7 +740,7 @@
           <w:sz w:val="24"/>
           <w:vertAlign w:val="superscript"/>
         </w:rPr>
-        <w:t>14</w:t>
+        <w:t>19</w:t>
       </w:r>
       <w:r>
         <w:rPr>
@@ -860,7 +860,7 @@
           <w:sz w:val="24"/>
           <w:vertAlign w:val="superscript"/>
         </w:rPr>
-        <w:t>18</w:t>
+        <w:t>1</w:t>
       </w:r>
       <w:r>
         <w:rPr>
@@ -923,7 +923,7 @@
           <w:sz w:val="24"/>
           <w:vertAlign w:val="superscript"/>
         </w:rPr>
-        <w:t>19</w:t>
+        <w:t>20</w:t>
       </w:r>
     </w:p>
     <w:p>
@@ -946,7 +946,7 @@
           <w:sz w:val="24"/>
           <w:vertAlign w:val="superscript"/>
         </w:rPr>
-        <w:t>20,21</w:t>
+        <w:t>21,22</w:t>
       </w:r>
       <w:r>
         <w:rPr>
@@ -4516,7 +4516,7 @@
           <w:sz w:val="24"/>
           <w:vertAlign w:val="superscript"/>
         </w:rPr>
-        <w:t>22</w:t>
+        <w:t>23</w:t>
       </w:r>
       <w:r>
         <w:rPr>
@@ -4631,7 +4631,7 @@
           <w:sz w:val="24"/>
           <w:vertAlign w:val="superscript"/>
         </w:rPr>
-        <w:t>29</w:t>
+        <w:t>24</w:t>
       </w:r>
       <w:r>
         <w:rPr>
@@ -4648,7 +4648,7 @@
           <w:sz w:val="24"/>
           <w:vertAlign w:val="superscript"/>
         </w:rPr>
-        <w:t>24</w:t>
+        <w:t>25</w:t>
       </w:r>
     </w:p>
     <w:p>
@@ -4734,7 +4734,7 @@
           <w:sz w:val="24"/>
           <w:vertAlign w:val="superscript"/>
         </w:rPr>
-        <w:t>30</w:t>
+        <w:t>28</w:t>
       </w:r>
     </w:p>
     <w:p>
@@ -4757,7 +4757,7 @@
           <w:sz w:val="24"/>
           <w:vertAlign w:val="superscript"/>
         </w:rPr>
-        <w:t>25</w:t>
+        <w:t>29</w:t>
       </w:r>
       <w:r>
         <w:rPr>
@@ -4774,7 +4774,7 @@
           <w:sz w:val="24"/>
           <w:vertAlign w:val="superscript"/>
         </w:rPr>
-        <w:t>23</w:t>
+        <w:t>30</w:t>
       </w:r>
       <w:r>
         <w:rPr>
@@ -4851,7 +4851,7 @@
           <w:sz w:val="24"/>
           <w:vertAlign w:val="superscript"/>
         </w:rPr>
-        <w:t>2–13</w:t>
+        <w:t>2,4–7,9–15</w:t>
       </w:r>
       <w:r>
         <w:rPr>
@@ -4897,7 +4897,7 @@
           <w:sz w:val="24"/>
           <w:vertAlign w:val="superscript"/>
         </w:rPr>
-        <w:t>7</w:t>
+        <w:t>4</w:t>
       </w:r>
       <w:r>
         <w:rPr>
@@ -4914,7 +4914,7 @@
           <w:sz w:val="24"/>
           <w:vertAlign w:val="superscript"/>
         </w:rPr>
-        <w:t>8</w:t>
+        <w:t>5</w:t>
       </w:r>
       <w:r>
         <w:rPr>
@@ -4931,7 +4931,7 @@
           <w:sz w:val="24"/>
           <w:vertAlign w:val="superscript"/>
         </w:rPr>
-        <w:t>9</w:t>
+        <w:t>6</w:t>
       </w:r>
       <w:r>
         <w:rPr>
@@ -5114,7 +5114,7 @@
           <w:i w:val="0"/>
           <w:sz w:val="24"/>
         </w:rPr>
-        <w:t xml:space="preserve">1. Wachtel RE, Dexter F. Review of behavioral operations experimental studies of newsvendor problems for operating room management. </w:t>
+        <w:t xml:space="preserve">1. Bauer M, Auhuber TC, Kraus R, et al. The German perioperative procedural time glossary: a joint recommendation by the BDA, BDC, VOPM, VOPMÖ, ÖGARI and SFOPM (2020 edition). </w:t>
       </w:r>
       <w:r>
         <w:rPr>
@@ -5122,7 +5122,7 @@
           <w:i/>
           <w:sz w:val="24"/>
         </w:rPr>
-        <w:t>Anesth Analg</w:t>
+        <w:t>Anästh Intensivmed</w:t>
       </w:r>
       <w:r>
         <w:rPr>
@@ -5131,7 +5131,7 @@
           <w:i w:val="0"/>
           <w:sz w:val="24"/>
         </w:rPr>
-        <w:t xml:space="preserve"> 2010;110(6):1698-710.</w:t>
+        <w:t xml:space="preserve"> 2020;61:516-31. DOI: 10.19224/ai2020.516.</w:t>
       </w:r>
     </w:p>
     <w:p>
@@ -5178,7 +5178,278 @@
           <w:i w:val="0"/>
           <w:sz w:val="24"/>
         </w:rPr>
-        <w:t xml:space="preserve">3. Dall'Ora C, Griffiths P, Ball J, et al. Association of 12 h shifts and nurses' job satisfaction, burnout and intention to leave: findings from a cross-sectional study of 12 European countries. </w:t>
+        <w:t xml:space="preserve">3. Wachtel RE, Dexter F. Review of behavioral operations experimental studies of newsvendor problems for operating room management. </w:t>
+      </w:r>
+      <w:r>
+        <w:rPr>
+          <w:rFonts w:ascii="Times New Roman" w:hAnsi="Times New Roman"/>
+          <w:i/>
+          <w:sz w:val="24"/>
+        </w:rPr>
+        <w:t>Anesth Analg</w:t>
+      </w:r>
+      <w:r>
+        <w:rPr>
+          <w:rFonts w:ascii="Times New Roman" w:hAnsi="Times New Roman"/>
+          <w:b w:val="0"/>
+          <w:i w:val="0"/>
+          <w:sz w:val="24"/>
+        </w:rPr>
+        <w:t xml:space="preserve"> 2010;110(6):1698-710.</w:t>
+      </w:r>
+    </w:p>
+    <w:p>
+      <w:pPr>
+        <w:spacing w:after="60" w:before="0" w:line="480" w:lineRule="exact"/>
+        <w:jc w:val="left"/>
+      </w:pPr>
+      <w:r>
+        <w:rPr>
+          <w:rFonts w:ascii="Times New Roman" w:hAnsi="Times New Roman"/>
+          <w:b w:val="0"/>
+          <w:i w:val="0"/>
+          <w:sz w:val="24"/>
+        </w:rPr>
+        <w:t xml:space="preserve">4. Cortegiani A, Ippolito M, Misseri G, et al. Association between night/after-hours surgery and mortality: a systematic review and meta-analysis. </w:t>
+      </w:r>
+      <w:r>
+        <w:rPr>
+          <w:rFonts w:ascii="Times New Roman" w:hAnsi="Times New Roman"/>
+          <w:i/>
+          <w:sz w:val="24"/>
+        </w:rPr>
+        <w:t>Br J Anaesth</w:t>
+      </w:r>
+      <w:r>
+        <w:rPr>
+          <w:rFonts w:ascii="Times New Roman" w:hAnsi="Times New Roman"/>
+          <w:b w:val="0"/>
+          <w:i w:val="0"/>
+          <w:sz w:val="24"/>
+        </w:rPr>
+        <w:t xml:space="preserve"> 2020;124(5):623-37.</w:t>
+      </w:r>
+    </w:p>
+    <w:p>
+      <w:pPr>
+        <w:spacing w:after="60" w:before="0" w:line="480" w:lineRule="exact"/>
+        <w:jc w:val="left"/>
+      </w:pPr>
+      <w:r>
+        <w:rPr>
+          <w:rFonts w:ascii="Times New Roman" w:hAnsi="Times New Roman"/>
+          <w:b w:val="0"/>
+          <w:i w:val="0"/>
+          <w:sz w:val="24"/>
+        </w:rPr>
+        <w:t xml:space="preserve">5. Oh T-K, Song I-A. Outcomes of after-hours surgeries performed under general anaesthesia: a South Korean nationwide cohort study. </w:t>
+      </w:r>
+      <w:r>
+        <w:rPr>
+          <w:rFonts w:ascii="Times New Roman" w:hAnsi="Times New Roman"/>
+          <w:i/>
+          <w:sz w:val="24"/>
+        </w:rPr>
+        <w:t>Anaesthesia</w:t>
+      </w:r>
+      <w:r>
+        <w:rPr>
+          <w:rFonts w:ascii="Times New Roman" w:hAnsi="Times New Roman"/>
+          <w:b w:val="0"/>
+          <w:i w:val="0"/>
+          <w:sz w:val="24"/>
+        </w:rPr>
+        <w:t xml:space="preserve"> 2025;80(6):645-51. DOI: 10.1111/anae.16559.</w:t>
+      </w:r>
+    </w:p>
+    <w:p>
+      <w:pPr>
+        <w:spacing w:after="60" w:before="0" w:line="480" w:lineRule="exact"/>
+        <w:jc w:val="left"/>
+      </w:pPr>
+      <w:r>
+        <w:rPr>
+          <w:rFonts w:ascii="Times New Roman" w:hAnsi="Times New Roman"/>
+          <w:b w:val="0"/>
+          <w:i w:val="0"/>
+          <w:sz w:val="24"/>
+        </w:rPr>
+        <w:t xml:space="preserve">6. Sakurai K, Takeda C. Assessing the influence of after-hours surgery: concerns with the confounders and conclusion. </w:t>
+      </w:r>
+      <w:r>
+        <w:rPr>
+          <w:rFonts w:ascii="Times New Roman" w:hAnsi="Times New Roman"/>
+          <w:i/>
+          <w:sz w:val="24"/>
+        </w:rPr>
+        <w:t>Anaesthesia</w:t>
+      </w:r>
+      <w:r>
+        <w:rPr>
+          <w:rFonts w:ascii="Times New Roman" w:hAnsi="Times New Roman"/>
+          <w:b w:val="0"/>
+          <w:i w:val="0"/>
+          <w:sz w:val="24"/>
+        </w:rPr>
+        <w:t xml:space="preserve"> 2025;80(5):596-7. DOI: 10.1111/anae.16591.</w:t>
+      </w:r>
+    </w:p>
+    <w:p>
+      <w:pPr>
+        <w:spacing w:after="60" w:before="0" w:line="480" w:lineRule="exact"/>
+        <w:jc w:val="left"/>
+      </w:pPr>
+      <w:r>
+        <w:rPr>
+          <w:rFonts w:ascii="Times New Roman" w:hAnsi="Times New Roman"/>
+          <w:b w:val="0"/>
+          <w:i w:val="0"/>
+          <w:sz w:val="24"/>
+        </w:rPr>
+        <w:t xml:space="preserve">7. Althoff FC, Wachtendorf LJ, Rostin P, et al. Effects of night surgery on postoperative mortality and morbidity: a multicentre cohort study. </w:t>
+      </w:r>
+      <w:r>
+        <w:rPr>
+          <w:rFonts w:ascii="Times New Roman" w:hAnsi="Times New Roman"/>
+          <w:i/>
+          <w:sz w:val="24"/>
+        </w:rPr>
+        <w:t>BMJ Qual Saf</w:t>
+      </w:r>
+      <w:r>
+        <w:rPr>
+          <w:rFonts w:ascii="Times New Roman" w:hAnsi="Times New Roman"/>
+          <w:b w:val="0"/>
+          <w:i w:val="0"/>
+          <w:sz w:val="24"/>
+        </w:rPr>
+        <w:t xml:space="preserve"> 2021;30(8):678-88.</w:t>
+      </w:r>
+    </w:p>
+    <w:p>
+      <w:pPr>
+        <w:spacing w:after="60" w:before="0" w:line="480" w:lineRule="exact"/>
+        <w:jc w:val="left"/>
+      </w:pPr>
+      <w:r>
+        <w:rPr>
+          <w:rFonts w:ascii="Times New Roman" w:hAnsi="Times New Roman"/>
+          <w:b w:val="0"/>
+          <w:i w:val="0"/>
+          <w:sz w:val="24"/>
+        </w:rPr>
+        <w:t xml:space="preserve">8. Meewisse AJG, Gribnau A, Thiessen SE, et al. Effect of time of day on outcomes in elective surgery: a systematic review. </w:t>
+      </w:r>
+      <w:r>
+        <w:rPr>
+          <w:rFonts w:ascii="Times New Roman" w:hAnsi="Times New Roman"/>
+          <w:i/>
+          <w:sz w:val="24"/>
+        </w:rPr>
+        <w:t>Anaesthesia</w:t>
+      </w:r>
+      <w:r>
+        <w:rPr>
+          <w:rFonts w:ascii="Times New Roman" w:hAnsi="Times New Roman"/>
+          <w:b w:val="0"/>
+          <w:i w:val="0"/>
+          <w:sz w:val="24"/>
+        </w:rPr>
+        <w:t xml:space="preserve"> 2024;79(12):1325-34. DOI: 10.1111/anae.16395.</w:t>
+      </w:r>
+    </w:p>
+    <w:p>
+      <w:pPr>
+        <w:spacing w:after="60" w:before="0" w:line="480" w:lineRule="exact"/>
+        <w:jc w:val="left"/>
+      </w:pPr>
+      <w:r>
+        <w:rPr>
+          <w:rFonts w:ascii="Times New Roman" w:hAnsi="Times New Roman"/>
+          <w:b w:val="0"/>
+          <w:i w:val="0"/>
+          <w:sz w:val="24"/>
+        </w:rPr>
+        <w:t xml:space="preserve">9. Saager L, Hesler BD, You J, et al. Intraoperative transitions of anesthesia care and postoperative adverse outcomes. </w:t>
+      </w:r>
+      <w:r>
+        <w:rPr>
+          <w:rFonts w:ascii="Times New Roman" w:hAnsi="Times New Roman"/>
+          <w:i/>
+          <w:sz w:val="24"/>
+        </w:rPr>
+        <w:t>Anesthesiology</w:t>
+      </w:r>
+      <w:r>
+        <w:rPr>
+          <w:rFonts w:ascii="Times New Roman" w:hAnsi="Times New Roman"/>
+          <w:b w:val="0"/>
+          <w:i w:val="0"/>
+          <w:sz w:val="24"/>
+        </w:rPr>
+        <w:t xml:space="preserve"> 2014;121(4):695-706.</w:t>
+      </w:r>
+    </w:p>
+    <w:p>
+      <w:pPr>
+        <w:spacing w:after="60" w:before="0" w:line="480" w:lineRule="exact"/>
+        <w:jc w:val="left"/>
+      </w:pPr>
+      <w:r>
+        <w:rPr>
+          <w:rFonts w:ascii="Times New Roman" w:hAnsi="Times New Roman"/>
+          <w:b w:val="0"/>
+          <w:i w:val="0"/>
+          <w:sz w:val="24"/>
+        </w:rPr>
+        <w:t>10. Health Services Safety Investigations Body (HSSIB). The impact of staff fatigue on patient safety. Investigation report. London: HSSIB, 2025.</w:t>
+      </w:r>
+    </w:p>
+    <w:p>
+      <w:pPr>
+        <w:spacing w:after="60" w:before="0" w:line="480" w:lineRule="exact"/>
+        <w:jc w:val="left"/>
+      </w:pPr>
+      <w:r>
+        <w:rPr>
+          <w:rFonts w:ascii="Times New Roman" w:hAnsi="Times New Roman"/>
+          <w:b w:val="0"/>
+          <w:i w:val="0"/>
+          <w:sz w:val="24"/>
+        </w:rPr>
+        <w:t xml:space="preserve">11. Pittman P, Tiunn HL, Luo Q, et al. Increased utilization of overtime and agency nurses and patient safety. </w:t>
+      </w:r>
+      <w:r>
+        <w:rPr>
+          <w:rFonts w:ascii="Times New Roman" w:hAnsi="Times New Roman"/>
+          <w:i/>
+          <w:sz w:val="24"/>
+        </w:rPr>
+        <w:t>JAMA Netw Open</w:t>
+      </w:r>
+      <w:r>
+        <w:rPr>
+          <w:rFonts w:ascii="Times New Roman" w:hAnsi="Times New Roman"/>
+          <w:b w:val="0"/>
+          <w:i w:val="0"/>
+          <w:sz w:val="24"/>
+        </w:rPr>
+        <w:t xml:space="preserve"> 2025;8(4):e252875. PMID: 40172888.</w:t>
+      </w:r>
+    </w:p>
+    <w:p>
+      <w:pPr>
+        <w:spacing w:after="60" w:before="0" w:line="480" w:lineRule="exact"/>
+        <w:jc w:val="left"/>
+      </w:pPr>
+      <w:r>
+        <w:rPr>
+          <w:rFonts w:ascii="Times New Roman" w:hAnsi="Times New Roman"/>
+          <w:b w:val="0"/>
+          <w:i w:val="0"/>
+          <w:sz w:val="24"/>
+        </w:rPr>
+        <w:t xml:space="preserve">12. Dall'Ora C, Griffiths P, Ball J, et al. Association of 12 h shifts and nurses' job satisfaction, burnout and intention to leave: findings from a cross-sectional study of 12 European countries. </w:t>
       </w:r>
       <w:r>
         <w:rPr>
@@ -5210,7 +5481,7 @@
           <w:i w:val="0"/>
           <w:sz w:val="24"/>
         </w:rPr>
-        <w:t xml:space="preserve">4. Bae S-H. Nurse staffing, work hours, mandatory overtime, and turnover in acute care hospitals affect nurse job satisfaction, intent to leave, and burnout: a cross-sectional study. </w:t>
+        <w:t xml:space="preserve">13. Bae S-H. Nurse staffing, work hours, mandatory overtime, and turnover in acute care hospitals affect nurse job satisfaction, intent to leave, and burnout: a cross-sectional study. </w:t>
       </w:r>
       <w:r>
         <w:rPr>
@@ -5242,7 +5513,7 @@
           <w:i w:val="0"/>
           <w:sz w:val="24"/>
         </w:rPr>
-        <w:t xml:space="preserve">5. Dall'Ora C, Ball J, Recio-Saucedo A, Griffiths P. Characteristics of shift work and their impact on employee performance and wellbeing: a literature review. </w:t>
+        <w:t xml:space="preserve">14. Dall'Ora C, Ball J, Recio-Saucedo A, Griffiths P. Characteristics of shift work and their impact on employee performance and wellbeing: a literature review. </w:t>
       </w:r>
       <w:r>
         <w:rPr>
@@ -5274,7 +5545,7 @@
           <w:i w:val="0"/>
           <w:sz w:val="24"/>
         </w:rPr>
-        <w:t xml:space="preserve">6. Dall'Ora C, Ball J, Reinius M, Griffiths P. Burnout in nursing: a theoretical review. </w:t>
+        <w:t xml:space="preserve">15. Dall'Ora C, Ball J, Reinius M, Griffiths P. Burnout in nursing: a theoretical review. </w:t>
       </w:r>
       <w:r>
         <w:rPr>
@@ -5292,277 +5563,6 @@
           <w:sz w:val="24"/>
         </w:rPr>
         <w:t xml:space="preserve"> 2020;18:41.</w:t>
-      </w:r>
-    </w:p>
-    <w:p>
-      <w:pPr>
-        <w:spacing w:after="60" w:before="0" w:line="480" w:lineRule="exact"/>
-        <w:jc w:val="left"/>
-      </w:pPr>
-      <w:r>
-        <w:rPr>
-          <w:rFonts w:ascii="Times New Roman" w:hAnsi="Times New Roman"/>
-          <w:b w:val="0"/>
-          <w:i w:val="0"/>
-          <w:sz w:val="24"/>
-        </w:rPr>
-        <w:t xml:space="preserve">7. Cortegiani A, Ippolito M, Misseri G, et al. Association between night/after-hours surgery and mortality: a systematic review and meta-analysis. </w:t>
-      </w:r>
-      <w:r>
-        <w:rPr>
-          <w:rFonts w:ascii="Times New Roman" w:hAnsi="Times New Roman"/>
-          <w:i/>
-          <w:sz w:val="24"/>
-        </w:rPr>
-        <w:t>Br J Anaesth</w:t>
-      </w:r>
-      <w:r>
-        <w:rPr>
-          <w:rFonts w:ascii="Times New Roman" w:hAnsi="Times New Roman"/>
-          <w:b w:val="0"/>
-          <w:i w:val="0"/>
-          <w:sz w:val="24"/>
-        </w:rPr>
-        <w:t xml:space="preserve"> 2020;124(5):623-37.</w:t>
-      </w:r>
-    </w:p>
-    <w:p>
-      <w:pPr>
-        <w:spacing w:after="60" w:before="0" w:line="480" w:lineRule="exact"/>
-        <w:jc w:val="left"/>
-      </w:pPr>
-      <w:r>
-        <w:rPr>
-          <w:rFonts w:ascii="Times New Roman" w:hAnsi="Times New Roman"/>
-          <w:b w:val="0"/>
-          <w:i w:val="0"/>
-          <w:sz w:val="24"/>
-        </w:rPr>
-        <w:t xml:space="preserve">8. Oh T-K, Song I-A. Outcomes of after-hours surgeries performed under general anaesthesia: a South Korean nationwide cohort study. </w:t>
-      </w:r>
-      <w:r>
-        <w:rPr>
-          <w:rFonts w:ascii="Times New Roman" w:hAnsi="Times New Roman"/>
-          <w:i/>
-          <w:sz w:val="24"/>
-        </w:rPr>
-        <w:t>Anaesthesia</w:t>
-      </w:r>
-      <w:r>
-        <w:rPr>
-          <w:rFonts w:ascii="Times New Roman" w:hAnsi="Times New Roman"/>
-          <w:b w:val="0"/>
-          <w:i w:val="0"/>
-          <w:sz w:val="24"/>
-        </w:rPr>
-        <w:t xml:space="preserve"> 2025;80(6):645-51. DOI: 10.1111/anae.16559.</w:t>
-      </w:r>
-    </w:p>
-    <w:p>
-      <w:pPr>
-        <w:spacing w:after="60" w:before="0" w:line="480" w:lineRule="exact"/>
-        <w:jc w:val="left"/>
-      </w:pPr>
-      <w:r>
-        <w:rPr>
-          <w:rFonts w:ascii="Times New Roman" w:hAnsi="Times New Roman"/>
-          <w:b w:val="0"/>
-          <w:i w:val="0"/>
-          <w:sz w:val="24"/>
-        </w:rPr>
-        <w:t xml:space="preserve">9. Sakurai K, Takeda C. Assessing the influence of after-hours surgery: concerns with the confounders and conclusion. </w:t>
-      </w:r>
-      <w:r>
-        <w:rPr>
-          <w:rFonts w:ascii="Times New Roman" w:hAnsi="Times New Roman"/>
-          <w:i/>
-          <w:sz w:val="24"/>
-        </w:rPr>
-        <w:t>Anaesthesia</w:t>
-      </w:r>
-      <w:r>
-        <w:rPr>
-          <w:rFonts w:ascii="Times New Roman" w:hAnsi="Times New Roman"/>
-          <w:b w:val="0"/>
-          <w:i w:val="0"/>
-          <w:sz w:val="24"/>
-        </w:rPr>
-        <w:t xml:space="preserve"> 2025;80(5):596-7. DOI: 10.1111/anae.16591.</w:t>
-      </w:r>
-    </w:p>
-    <w:p>
-      <w:pPr>
-        <w:spacing w:after="60" w:before="0" w:line="480" w:lineRule="exact"/>
-        <w:jc w:val="left"/>
-      </w:pPr>
-      <w:r>
-        <w:rPr>
-          <w:rFonts w:ascii="Times New Roman" w:hAnsi="Times New Roman"/>
-          <w:b w:val="0"/>
-          <w:i w:val="0"/>
-          <w:sz w:val="24"/>
-        </w:rPr>
-        <w:t xml:space="preserve">10. Saager L, Hesler BD, You J, et al. Intraoperative transitions of anesthesia care and postoperative adverse outcomes. </w:t>
-      </w:r>
-      <w:r>
-        <w:rPr>
-          <w:rFonts w:ascii="Times New Roman" w:hAnsi="Times New Roman"/>
-          <w:i/>
-          <w:sz w:val="24"/>
-        </w:rPr>
-        <w:t>Anesthesiology</w:t>
-      </w:r>
-      <w:r>
-        <w:rPr>
-          <w:rFonts w:ascii="Times New Roman" w:hAnsi="Times New Roman"/>
-          <w:b w:val="0"/>
-          <w:i w:val="0"/>
-          <w:sz w:val="24"/>
-        </w:rPr>
-        <w:t xml:space="preserve"> 2014;121(4):695-706.</w:t>
-      </w:r>
-    </w:p>
-    <w:p>
-      <w:pPr>
-        <w:spacing w:after="60" w:before="0" w:line="480" w:lineRule="exact"/>
-        <w:jc w:val="left"/>
-      </w:pPr>
-      <w:r>
-        <w:rPr>
-          <w:rFonts w:ascii="Times New Roman" w:hAnsi="Times New Roman"/>
-          <w:b w:val="0"/>
-          <w:i w:val="0"/>
-          <w:sz w:val="24"/>
-        </w:rPr>
-        <w:t>11. Health Services Safety Investigations Body (HSSIB). The impact of staff fatigue on patient safety. Investigation report. London: HSSIB, 2025.</w:t>
-      </w:r>
-    </w:p>
-    <w:p>
-      <w:pPr>
-        <w:spacing w:after="60" w:before="0" w:line="480" w:lineRule="exact"/>
-        <w:jc w:val="left"/>
-      </w:pPr>
-      <w:r>
-        <w:rPr>
-          <w:rFonts w:ascii="Times New Roman" w:hAnsi="Times New Roman"/>
-          <w:b w:val="0"/>
-          <w:i w:val="0"/>
-          <w:sz w:val="24"/>
-        </w:rPr>
-        <w:t xml:space="preserve">12. Pittman P, Tiunn HL, Luo Q, et al. Increased utilization of overtime and agency nurses and patient safety. </w:t>
-      </w:r>
-      <w:r>
-        <w:rPr>
-          <w:rFonts w:ascii="Times New Roman" w:hAnsi="Times New Roman"/>
-          <w:i/>
-          <w:sz w:val="24"/>
-        </w:rPr>
-        <w:t>JAMA Netw Open</w:t>
-      </w:r>
-      <w:r>
-        <w:rPr>
-          <w:rFonts w:ascii="Times New Roman" w:hAnsi="Times New Roman"/>
-          <w:b w:val="0"/>
-          <w:i w:val="0"/>
-          <w:sz w:val="24"/>
-        </w:rPr>
-        <w:t xml:space="preserve"> 2025;8(4):e252875. PMID: 40172888.</w:t>
-      </w:r>
-    </w:p>
-    <w:p>
-      <w:pPr>
-        <w:spacing w:after="60" w:before="0" w:line="480" w:lineRule="exact"/>
-        <w:jc w:val="left"/>
-      </w:pPr>
-      <w:r>
-        <w:rPr>
-          <w:rFonts w:ascii="Times New Roman" w:hAnsi="Times New Roman"/>
-          <w:b w:val="0"/>
-          <w:i w:val="0"/>
-          <w:sz w:val="24"/>
-        </w:rPr>
-        <w:t xml:space="preserve">13. Althoff FC, Wachtendorf LJ, Rostin P, et al. Effects of night surgery on postoperative mortality and morbidity: a multicentre cohort study. </w:t>
-      </w:r>
-      <w:r>
-        <w:rPr>
-          <w:rFonts w:ascii="Times New Roman" w:hAnsi="Times New Roman"/>
-          <w:i/>
-          <w:sz w:val="24"/>
-        </w:rPr>
-        <w:t>BMJ Qual Saf</w:t>
-      </w:r>
-      <w:r>
-        <w:rPr>
-          <w:rFonts w:ascii="Times New Roman" w:hAnsi="Times New Roman"/>
-          <w:b w:val="0"/>
-          <w:i w:val="0"/>
-          <w:sz w:val="24"/>
-        </w:rPr>
-        <w:t xml:space="preserve"> 2021;30(8):678-88.</w:t>
-      </w:r>
-    </w:p>
-    <w:p>
-      <w:pPr>
-        <w:spacing w:after="60" w:before="0" w:line="480" w:lineRule="exact"/>
-        <w:jc w:val="left"/>
-      </w:pPr>
-      <w:r>
-        <w:rPr>
-          <w:rFonts w:ascii="Times New Roman" w:hAnsi="Times New Roman"/>
-          <w:b w:val="0"/>
-          <w:i w:val="0"/>
-          <w:sz w:val="24"/>
-        </w:rPr>
-        <w:t xml:space="preserve">14. Joseph A, Khoshkenar A, Taaffe KM, et al. Minor flow disruptions, traffic-related factors and their effect on major flow disruptions in the operating room. </w:t>
-      </w:r>
-      <w:r>
-        <w:rPr>
-          <w:rFonts w:ascii="Times New Roman" w:hAnsi="Times New Roman"/>
-          <w:i/>
-          <w:sz w:val="24"/>
-        </w:rPr>
-        <w:t>BMJ Qual Saf</w:t>
-      </w:r>
-      <w:r>
-        <w:rPr>
-          <w:rFonts w:ascii="Times New Roman" w:hAnsi="Times New Roman"/>
-          <w:b w:val="0"/>
-          <w:i w:val="0"/>
-          <w:sz w:val="24"/>
-        </w:rPr>
-        <w:t xml:space="preserve"> 2019;28(4):276-83.</w:t>
-      </w:r>
-    </w:p>
-    <w:p>
-      <w:pPr>
-        <w:spacing w:after="60" w:before="0" w:line="480" w:lineRule="exact"/>
-        <w:jc w:val="left"/>
-      </w:pPr>
-      <w:r>
-        <w:rPr>
-          <w:rFonts w:ascii="Times New Roman" w:hAnsi="Times New Roman"/>
-          <w:b w:val="0"/>
-          <w:i w:val="0"/>
-          <w:sz w:val="24"/>
-        </w:rPr>
-        <w:t xml:space="preserve">15. Koch A, Burns J, Catchpole K, Weigl M. Associations of workflow disruptions in the operating room with surgical outcomes: a systematic review and narrative synthesis. </w:t>
-      </w:r>
-      <w:r>
-        <w:rPr>
-          <w:rFonts w:ascii="Times New Roman" w:hAnsi="Times New Roman"/>
-          <w:i/>
-          <w:sz w:val="24"/>
-        </w:rPr>
-        <w:t>BMJ Qual Saf</w:t>
-      </w:r>
-      <w:r>
-        <w:rPr>
-          <w:rFonts w:ascii="Times New Roman" w:hAnsi="Times New Roman"/>
-          <w:b w:val="0"/>
-          <w:i w:val="0"/>
-          <w:sz w:val="24"/>
-        </w:rPr>
-        <w:t xml:space="preserve"> 2020;29(12):1033-45.</w:t>
       </w:r>
     </w:p>
     <w:p>
@@ -5641,7 +5641,7 @@
           <w:i w:val="0"/>
           <w:sz w:val="24"/>
         </w:rPr>
-        <w:t xml:space="preserve">18. Bauer M, Auhuber TC, Kraus R, et al. The German perioperative procedural time glossary: a joint recommendation by the BDA, BDC, VOPM, VOPMÖ, ÖGARI and SFOPM (2020 edition). </w:t>
+        <w:t xml:space="preserve">18. Koch A, Burns J, Catchpole K, Weigl M. Associations of workflow disruptions in the operating room with surgical outcomes: a systematic review and narrative synthesis. </w:t>
       </w:r>
       <w:r>
         <w:rPr>
@@ -5649,7 +5649,7 @@
           <w:i/>
           <w:sz w:val="24"/>
         </w:rPr>
-        <w:t>Anästh Intensivmed</w:t>
+        <w:t>BMJ Qual Saf</w:t>
       </w:r>
       <w:r>
         <w:rPr>
@@ -5658,7 +5658,7 @@
           <w:i w:val="0"/>
           <w:sz w:val="24"/>
         </w:rPr>
-        <w:t xml:space="preserve"> 2020;61:516-31. DOI: 10.19224/ai2020.516.</w:t>
+        <w:t xml:space="preserve"> 2020;29(12):1033-45.</w:t>
       </w:r>
     </w:p>
     <w:p>
@@ -5673,7 +5673,39 @@
           <w:i w:val="0"/>
           <w:sz w:val="24"/>
         </w:rPr>
-        <w:t xml:space="preserve">19. Schouten AM, Flipse SM, van Nieuwenhuizen KE, et al. Operating room performance optimization metrics: a systematic review. </w:t>
+        <w:t xml:space="preserve">19. Joseph A, Khoshkenar A, Taaffe KM, et al. Minor flow disruptions, traffic-related factors and their effect on major flow disruptions in the operating room. </w:t>
+      </w:r>
+      <w:r>
+        <w:rPr>
+          <w:rFonts w:ascii="Times New Roman" w:hAnsi="Times New Roman"/>
+          <w:i/>
+          <w:sz w:val="24"/>
+        </w:rPr>
+        <w:t>BMJ Qual Saf</w:t>
+      </w:r>
+      <w:r>
+        <w:rPr>
+          <w:rFonts w:ascii="Times New Roman" w:hAnsi="Times New Roman"/>
+          <w:b w:val="0"/>
+          <w:i w:val="0"/>
+          <w:sz w:val="24"/>
+        </w:rPr>
+        <w:t xml:space="preserve"> 2019;28(4):276-83.</w:t>
+      </w:r>
+    </w:p>
+    <w:p>
+      <w:pPr>
+        <w:spacing w:after="60" w:before="0" w:line="480" w:lineRule="exact"/>
+        <w:jc w:val="left"/>
+      </w:pPr>
+      <w:r>
+        <w:rPr>
+          <w:rFonts w:ascii="Times New Roman" w:hAnsi="Times New Roman"/>
+          <w:b w:val="0"/>
+          <w:i w:val="0"/>
+          <w:sz w:val="24"/>
+        </w:rPr>
+        <w:t xml:space="preserve">20. Schouten AM, Flipse SM, van Nieuwenhuizen KE, et al. Operating room performance optimization metrics: a systematic review. </w:t>
       </w:r>
       <w:r>
         <w:rPr>
@@ -5705,7 +5737,7 @@
           <w:i w:val="0"/>
           <w:sz w:val="24"/>
         </w:rPr>
-        <w:t xml:space="preserve">20. Strum DP, May JH, Vargas LG. Modeling the uncertainty of surgical procedure times: comparison of log-normal and normal models. </w:t>
+        <w:t xml:space="preserve">21. Strum DP, May JH, Vargas LG. Modeling the uncertainty of surgical procedure times: comparison of log-normal and normal models. </w:t>
       </w:r>
       <w:r>
         <w:rPr>
@@ -5737,7 +5769,7 @@
           <w:i w:val="0"/>
           <w:sz w:val="24"/>
         </w:rPr>
-        <w:t xml:space="preserve">21. Eijkemans MJ, van Houdenhoven M, Nguyen T, et al. Predicting the unpredictable: a new prediction model for operating room times using individual characteristics and the surgeon's estimate. </w:t>
+        <w:t xml:space="preserve">22. Eijkemans MJ, van Houdenhoven M, Nguyen T, et al. Predicting the unpredictable: a new prediction model for operating room times using individual characteristics and the surgeon's estimate. </w:t>
       </w:r>
       <w:r>
         <w:rPr>
@@ -5769,7 +5801,7 @@
           <w:i w:val="0"/>
           <w:sz w:val="24"/>
         </w:rPr>
-        <w:t xml:space="preserve">22. MacMillan L, Madura GM, Elliot M, et al. What affects operating room turnover time? A systematic review and mapping of the evidence. </w:t>
+        <w:t xml:space="preserve">23. MacMillan L, Madura GM, Elliot M, et al. What affects operating room turnover time? A systematic review and mapping of the evidence. </w:t>
       </w:r>
       <w:r>
         <w:rPr>
@@ -5801,7 +5833,7 @@
           <w:i w:val="0"/>
           <w:sz w:val="24"/>
         </w:rPr>
-        <w:t xml:space="preserve">23. Pandit JJ, Abbott T, Pandit M, et al. Is "starting on time" useful (or useless) as a surrogate measure for "surgical theatre efficiency"? </w:t>
+        <w:t xml:space="preserve">24. Charlesworth M, Pandit JJ. Rational performance metrics for operating theatres, principles of efficiency, and how to achieve it. </w:t>
       </w:r>
       <w:r>
         <w:rPr>
@@ -5809,7 +5841,7 @@
           <w:i/>
           <w:sz w:val="24"/>
         </w:rPr>
-        <w:t>Anaesthesia</w:t>
+        <w:t>Br J Surg</w:t>
       </w:r>
       <w:r>
         <w:rPr>
@@ -5818,7 +5850,7 @@
           <w:i w:val="0"/>
           <w:sz w:val="24"/>
         </w:rPr>
-        <w:t xml:space="preserve"> 2012;67(8):823-32.</w:t>
+        <w:t xml:space="preserve"> 2020;107(2):e63-9. PMID: 31903597.</w:t>
       </w:r>
     </w:p>
     <w:p>
@@ -5833,7 +5865,7 @@
           <w:i w:val="0"/>
           <w:sz w:val="24"/>
         </w:rPr>
-        <w:t xml:space="preserve">24. Zhang C, Pandit JJ. Getting operating theatre metrics right to underpin quality improvement. </w:t>
+        <w:t xml:space="preserve">25. Zhang C, Pandit JJ. Getting operating theatre metrics right to underpin quality improvement. </w:t>
       </w:r>
       <w:r>
         <w:rPr>
@@ -5851,38 +5883,6 @@
           <w:sz w:val="24"/>
         </w:rPr>
         <w:t xml:space="preserve"> 2023;131(1):130-4.</w:t>
-      </w:r>
-    </w:p>
-    <w:p>
-      <w:pPr>
-        <w:spacing w:after="60" w:before="0" w:line="480" w:lineRule="exact"/>
-        <w:jc w:val="left"/>
-      </w:pPr>
-      <w:r>
-        <w:rPr>
-          <w:rFonts w:ascii="Times New Roman" w:hAnsi="Times New Roman"/>
-          <w:b w:val="0"/>
-          <w:i w:val="0"/>
-          <w:sz w:val="24"/>
-        </w:rPr>
-        <w:t xml:space="preserve">25. Dexter F, Epstein RH. Typical savings from each minute reduction in tardy first case of the day starts. </w:t>
-      </w:r>
-      <w:r>
-        <w:rPr>
-          <w:rFonts w:ascii="Times New Roman" w:hAnsi="Times New Roman"/>
-          <w:i/>
-          <w:sz w:val="24"/>
-        </w:rPr>
-        <w:t>Anesth Analg</w:t>
-      </w:r>
-      <w:r>
-        <w:rPr>
-          <w:rFonts w:ascii="Times New Roman" w:hAnsi="Times New Roman"/>
-          <w:b w:val="0"/>
-          <w:i w:val="0"/>
-          <w:sz w:val="24"/>
-        </w:rPr>
-        <w:t xml:space="preserve"> 2009;108(4):1262-7.</w:t>
       </w:r>
     </w:p>
     <w:p>
@@ -5961,71 +5961,7 @@
           <w:i w:val="0"/>
           <w:sz w:val="24"/>
         </w:rPr>
-        <w:t xml:space="preserve">28. Meewisse AJG, Gribnau A, Thiessen SE, et al. Effect of time of day on outcomes in elective surgery: a systematic review. </w:t>
-      </w:r>
-      <w:r>
-        <w:rPr>
-          <w:rFonts w:ascii="Times New Roman" w:hAnsi="Times New Roman"/>
-          <w:i/>
-          <w:sz w:val="24"/>
-        </w:rPr>
-        <w:t>Anaesthesia</w:t>
-      </w:r>
-      <w:r>
-        <w:rPr>
-          <w:rFonts w:ascii="Times New Roman" w:hAnsi="Times New Roman"/>
-          <w:b w:val="0"/>
-          <w:i w:val="0"/>
-          <w:sz w:val="24"/>
-        </w:rPr>
-        <w:t xml:space="preserve"> 2024;79(12):1325-34. DOI: 10.1111/anae.16395.</w:t>
-      </w:r>
-    </w:p>
-    <w:p>
-      <w:pPr>
-        <w:spacing w:after="60" w:before="0" w:line="480" w:lineRule="exact"/>
-        <w:jc w:val="left"/>
-      </w:pPr>
-      <w:r>
-        <w:rPr>
-          <w:rFonts w:ascii="Times New Roman" w:hAnsi="Times New Roman"/>
-          <w:b w:val="0"/>
-          <w:i w:val="0"/>
-          <w:sz w:val="24"/>
-        </w:rPr>
-        <w:t xml:space="preserve">29. Charlesworth M, Pandit JJ. Rational performance metrics for operating theatres, principles of efficiency, and how to achieve it. </w:t>
-      </w:r>
-      <w:r>
-        <w:rPr>
-          <w:rFonts w:ascii="Times New Roman" w:hAnsi="Times New Roman"/>
-          <w:i/>
-          <w:sz w:val="24"/>
-        </w:rPr>
-        <w:t>Br J Surg</w:t>
-      </w:r>
-      <w:r>
-        <w:rPr>
-          <w:rFonts w:ascii="Times New Roman" w:hAnsi="Times New Roman"/>
-          <w:b w:val="0"/>
-          <w:i w:val="0"/>
-          <w:sz w:val="24"/>
-        </w:rPr>
-        <w:t xml:space="preserve"> 2020;107(2):e63-9. PMID: 31903597.</w:t>
-      </w:r>
-    </w:p>
-    <w:p>
-      <w:pPr>
-        <w:spacing w:after="60" w:before="0" w:line="480" w:lineRule="exact"/>
-        <w:jc w:val="left"/>
-      </w:pPr>
-      <w:r>
-        <w:rPr>
-          <w:rFonts w:ascii="Times New Roman" w:hAnsi="Times New Roman"/>
-          <w:b w:val="0"/>
-          <w:i w:val="0"/>
-          <w:sz w:val="24"/>
-        </w:rPr>
-        <w:t xml:space="preserve">30. Parmar D, Woodman M, Pandit JJ. A graphical assessment of emergency surgical list efficiency to determine operating theatre capacity needs. </w:t>
+        <w:t xml:space="preserve">28. Parmar D, Woodman M, Pandit JJ. A graphical assessment of emergency surgical list efficiency to determine operating theatre capacity needs. </w:t>
       </w:r>
       <w:r>
         <w:rPr>
@@ -6043,6 +5979,70 @@
           <w:sz w:val="24"/>
         </w:rPr>
         <w:t xml:space="preserve"> 2022;128(3):574-83. PMID: 34865827.</w:t>
+      </w:r>
+    </w:p>
+    <w:p>
+      <w:pPr>
+        <w:spacing w:after="60" w:before="0" w:line="480" w:lineRule="exact"/>
+        <w:jc w:val="left"/>
+      </w:pPr>
+      <w:r>
+        <w:rPr>
+          <w:rFonts w:ascii="Times New Roman" w:hAnsi="Times New Roman"/>
+          <w:b w:val="0"/>
+          <w:i w:val="0"/>
+          <w:sz w:val="24"/>
+        </w:rPr>
+        <w:t xml:space="preserve">29. Dexter F, Epstein RH. Typical savings from each minute reduction in tardy first case of the day starts. </w:t>
+      </w:r>
+      <w:r>
+        <w:rPr>
+          <w:rFonts w:ascii="Times New Roman" w:hAnsi="Times New Roman"/>
+          <w:i/>
+          <w:sz w:val="24"/>
+        </w:rPr>
+        <w:t>Anesth Analg</w:t>
+      </w:r>
+      <w:r>
+        <w:rPr>
+          <w:rFonts w:ascii="Times New Roman" w:hAnsi="Times New Roman"/>
+          <w:b w:val="0"/>
+          <w:i w:val="0"/>
+          <w:sz w:val="24"/>
+        </w:rPr>
+        <w:t xml:space="preserve"> 2009;108(4):1262-7.</w:t>
+      </w:r>
+    </w:p>
+    <w:p>
+      <w:pPr>
+        <w:spacing w:after="60" w:before="0" w:line="480" w:lineRule="exact"/>
+        <w:jc w:val="left"/>
+      </w:pPr>
+      <w:r>
+        <w:rPr>
+          <w:rFonts w:ascii="Times New Roman" w:hAnsi="Times New Roman"/>
+          <w:b w:val="0"/>
+          <w:i w:val="0"/>
+          <w:sz w:val="24"/>
+        </w:rPr>
+        <w:t xml:space="preserve">30. Pandit JJ, Abbott T, Pandit M, et al. Is "starting on time" useful (or useless) as a surrogate measure for "surgical theatre efficiency"? </w:t>
+      </w:r>
+      <w:r>
+        <w:rPr>
+          <w:rFonts w:ascii="Times New Roman" w:hAnsi="Times New Roman"/>
+          <w:i/>
+          <w:sz w:val="24"/>
+        </w:rPr>
+        <w:t>Anaesthesia</w:t>
+      </w:r>
+      <w:r>
+        <w:rPr>
+          <w:rFonts w:ascii="Times New Roman" w:hAnsi="Times New Roman"/>
+          <w:b w:val="0"/>
+          <w:i w:val="0"/>
+          <w:sz w:val="24"/>
+        </w:rPr>
+        <w:t xml:space="preserve"> 2012;67(8):823-32.</w:t>
       </w:r>
     </w:p>
     <w:p>

--- a/paper/bmjqs_v2_overtime/submission/manuscript.docx
+++ b/paper/bmjqs_v2_overtime/submission/manuscript.docx
@@ -248,7 +248,7 @@
           <w:i w:val="0"/>
           <w:sz w:val="24"/>
         </w:rPr>
-        <w:t xml:space="preserve"> Of 79,352 cases, 7,729 (9.7%) ran past the end of their assigned shift, with a mean overtime of 60.3 minutes and a 95th percentile of 197 minutes. Overtime concentrated in a few rooms: OR10 ran overtime on 32.9% of its cases (mean 154 minutes), while OR14 ran 3.5%. Urgent cases ran after-hours at more than twice the elective rate (18.2% versus 8.3%). Unplanned urgent cases disrupted the elective programme on 68.8% of observation days, with a median difference of approximately 30 minutes in elective start times. Start-time punctuality and inter-case idle time showed no consistent association with room-level overtime.</w:t>
+        <w:t xml:space="preserve"> Of 79,352 cases, 7,729 (9.7%) ran past the end of their assigned shift, with a mean overtime of 60.3 minutes and a 95th percentile of 197 minutes. Overtime concentrated in a few rooms: OR10 ran overtime on 32.9% of its cases (mean 154 minutes), while OR14 ran 3.5%. Urgent cases ran after-hours at more than twice the elective rate (18.2% versus 8.3%). Unplanned urgent cases disrupted the elective programme on 68.8% of observation days, with a median difference of approximately 30 minutes in elective start times. Start-time punctuality showed no association with room-level overtime, whereas rooms with longer gaps between cases also had higher overtime rates.</w:t>
       </w:r>
     </w:p>
     <w:p>
@@ -343,7 +343,7 @@
           <w:i w:val="0"/>
           <w:sz w:val="24"/>
         </w:rPr>
-        <w:t>• In a single-centre retrospective analysis of 79,352 surgical cases, overtime concentrated in a few rooms, with a nearly ten-fold spread within one hospital (3.5% to 32.9%). Case-mix complexity and unplanned urgent cases disrupting the elective programme were the factors most visibly associated with room-level overtime; start-time punctuality and inter-case idle time were not.</w:t>
+        <w:t>• In a single-centre retrospective analysis of 79,352 surgical cases, overtime concentrated in a few rooms, with a nearly ten-fold spread within one hospital (3.5% to 32.9%). Case-mix complexity and unplanned urgent cases disrupting the elective programme were the factors most visibly associated with room-level overtime, and rooms with longer gaps between cases also ran more overtime; start-time punctuality was not associated with room-level overtime.</w:t>
       </w:r>
     </w:p>
     <w:p>
@@ -898,7 +898,7 @@
           <w:i w:val="0"/>
           <w:sz w:val="24"/>
         </w:rPr>
-        <w:t>Each case was assigned to a shift based on its actual room-in time: day (08:00 to 16:30), evening (16:30 to 22:00), or night (22:00 to 08:00). The same boundaries were applied on weekends. A case was flagged as overtime if its room-out fell after the end of its assigned shift; overtime minutes equal the positive difference between room-out and shift end. We chose this shift-based definition because the change of nursing staff at each boundary is the operational event that makes overtime consequential at this site. Room-level overtime was the primary metric because aggregate utilisation measures can misrepresent the performance of individual rooms</w:t>
+        <w:t>Each case was assigned to a shift based on its actual room-in time: day (room-in from 07:30 to 16:30, shift end 16:30), evening (room-in from 16:30 to 22:00, shift end 22:00), or night (room-in from 22:00 to 07:30, shift end 08:00). The same boundaries were applied on weekends. A case was flagged as overtime if its room-out fell after the end of its assigned shift; overtime minutes equal the positive difference between room-out and shift end. We chose this shift-based definition because the change of nursing staff at each boundary is the operational event that makes overtime consequential at this site. Room-level overtime was the primary metric because aggregate utilisation measures can misrepresent the performance of individual rooms</w:t>
       </w:r>
       <w:r>
         <w:rPr>
@@ -955,7 +955,7 @@
           <w:i w:val="0"/>
           <w:sz w:val="24"/>
         </w:rPr>
-        <w:t xml:space="preserve"> urgency mix and timing, urgent-elective interaction (defined and reported in Results), start-time deviation per room, inter-case idle time, and room swaps. Spearman rank correlations across the 18 rooms were computed between room-level overtime rate and two candidate factors: late-start rate and mean inter-case idle time. Intermediate findings were reviewed with the clinical team and used to refine variable definitions and exclusions. The study is reported in accordance with the STROBE guidelines for observational studies.</w:t>
+        <w:t xml:space="preserve"> urgency mix and timing, urgent-elective interaction (defined and reported in Results), start-time deviation per room, inter-case idle time, and room swaps. Inter-case idle time was measured during the day shift as the gap between consecutive cases in the same room, including the gap from shift start to the first case and excluding gaps longer than 60 minutes as planned downtime. An urgent-elective overlap was flagged when an urgent case occupied a room during a window in which an elective case had been planned in that room; start-delay comparisons are made at case level between overlapped and non-overlapped elective cases. Spearman rank correlations across the 18 rooms were computed between room-level overtime rate and two candidate factors: late-start rate and mean inter-case idle time. Intermediate findings were reviewed with the clinical team and used to refine variable definitions and exclusions. The study is reported in accordance with the STROBE guidelines for observational studies.</w:t>
       </w:r>
     </w:p>
     <w:p>
@@ -3610,7 +3610,7 @@
           <w:i w:val="0"/>
           <w:sz w:val="24"/>
         </w:rPr>
-        <w:t>To assess whether urgent cases disrupt the elective programme, we counted days on which an urgent case occupied a room during a time window when an elective case had been planned in the same room. Such overlap occurred on 858 of 1,247 observation days (68.8%, Table 3B). On days with overlap, elective cases started later than on days without, by a median of approximately 30 minutes, reaching 60 minutes in early 2022 before narrowing. OR11 absorbed the highest overlap burden, with 475 events affecting 15.2% of its elective cases.</w:t>
+        <w:t>To assess whether urgent cases disrupt the elective programme, we flagged elective cases whose planned room and time window were occupied by an urgent case. Such overlap occurred on 858 of 1,247 observation days (68.8%, Table 3B). Elective cases affected by an overlap started later than unaffected elective cases: at OR11, the emergency-designated room that absorbed the highest overlap burden (475 events, 15.2% of its elective cases), the median start delay was 60 minutes with overlap versus 28 minutes without. In monthly terms, mean start delays for overlapped elective cases exceeded 70 minutes in early 2022, against roughly 30 minutes for unaffected cases, and the gap narrowed over the study period.</w:t>
       </w:r>
     </w:p>
     <w:p>
@@ -4525,7 +4525,7 @@
           <w:i w:val="0"/>
           <w:sz w:val="24"/>
         </w:rPr>
-        <w:t>) had a median of 8 minutes and a mean of 9.9 minutes. At the room level, mean idle time correlated positively with overtime rate (Spearman rho = 0.89, p &lt; 0.001), but the association was driven largely by OR10, which had both the highest mean idle time (22.6 minutes) and the highest overtime rate (32.9%). Excluding OR10, the pattern did not hold. The higher idle time in OR10 most plausibly reflects preparation demands between complex cardiac cases rather than inefficient turnover, and is better understood as a marker of case-mix complexity than as a scheduling problem. Inter-case turnover was therefore not identified as an independent contributor to room-level overtime.</w:t>
+        <w:t>) had a median of 8 minutes and a mean of 9.9 minutes. At the room level, mean idle time was positively correlated with overtime rate (Spearman rho = 0.91, p &lt; 0.001), and the association was not an artefact of the extreme room: it persisted when OR10, which had both the highest mean idle time (22.6 minutes) and the highest overtime rate (32.9%), was excluded (rho = 0.90, p &lt; 0.001). Rooms with longer gaps between cases therefore also ran more overtime. Both are plausibly markers of case-mix complexity, since complex procedures require longer preparation between cases as well as longer operating times; these cross-sectional correlations cannot separate that account from a turnover effect.</w:t>
       </w:r>
     </w:p>
     <w:p>
@@ -4577,7 +4577,7 @@
           <w:i w:val="0"/>
           <w:sz w:val="24"/>
         </w:rPr>
-        <w:t>In this single-centre analysis of 79,352 cases, overtime was not a diffuse hospital-wide phenomenon. The aggregate rate (9.7%) hid a near ten-fold spread across rooms (3.5 to 32.9%). The factors most visibly associated with the room-level pattern were case-mix complexity and routine urgent-elective overlap; start-time punctuality and inter-case idle time were not.</w:t>
+        <w:t>In this single-centre analysis of 79,352 cases, overtime was not a diffuse hospital-wide phenomenon. The aggregate rate (9.7%) hid a near ten-fold spread across rooms (3.5 to 32.9%). The factors most visibly associated with the room-level pattern were case-mix complexity, routine urgent-elective overlap, and longer inter-case gaps; start-time punctuality was not.</w:t>
       </w:r>
     </w:p>
     <w:p>
@@ -4726,7 +4726,7 @@
           <w:i w:val="0"/>
           <w:sz w:val="24"/>
         </w:rPr>
-        <w:t>Urgent-elective overlap occurred on more than two-thirds of observation days and was associated with a median difference of approximately 30 minutes in elective start times, making urgent arrivals a routine scheduling factor rather than an exception. The hospital already operates dedicated rooms for urgent cases, yet overlap persists, so protecting the elective programme may require additional scheduling buffers or capacity reallocation rather than reactive rescheduling alone. Parmar et al. proposed a graphical method for identifying when emergency capacity is insufficient from the pattern of delays and utilisation, which could inform such decisions.</w:t>
+        <w:t>Urgent-elective overlap occurred on more than two-thirds of observation days and was associated with later elective starts (at the emergency-designated room OR11, a median of 60 versus 28 minutes), making urgent arrivals a routine scheduling factor rather than an exception. The hospital already operates dedicated rooms for urgent cases, yet overlap persists, so protecting the elective programme may require additional scheduling buffers or capacity reallocation rather than reactive rescheduling alone. Parmar et al. proposed a graphical method for identifying when emergency capacity is insufficient from the pattern of delays and utilisation, which could inform such decisions.</w:t>
       </w:r>
       <w:r>
         <w:rPr>
@@ -4969,7 +4969,7 @@
           <w:i w:val="0"/>
           <w:sz w:val="24"/>
         </w:rPr>
-        <w:t>Operating-room overtime at this tertiary hospital was concentrated in a small number of rooms. Case-mix complexity and unplanned urgent-case disruption of the elective programme were the most strongly associated factors; start-time punctuality and inter-case idle time were not. The findings support room-level rather than hospital-level overtime monitoring and scheduling interventions that account for urgent-case flow.</w:t>
+        <w:t>Operating-room overtime at this tertiary hospital was concentrated in a small number of rooms. Case-mix complexity, unplanned urgent-case disruption of the elective programme, and longer inter-case gaps were the most visibly associated factors; start-time punctuality was not. The findings support room-level rather than hospital-level overtime monitoring and scheduling interventions that account for urgent-case flow.</w:t>
       </w:r>
     </w:p>
     <w:p>

--- a/paper/bmjqs_v2_overtime/submission/manuscript.docx
+++ b/paper/bmjqs_v2_overtime/submission/manuscript.docx
@@ -898,7 +898,7 @@
           <w:i w:val="0"/>
           <w:sz w:val="24"/>
         </w:rPr>
-        <w:t>Each case was assigned to a shift based on its actual room-in time: day (room-in from 07:30 to 16:30, shift end 16:30), evening (room-in from 16:30 to 22:00, shift end 22:00), or night (room-in from 22:00 to 07:30, shift end 08:00). The same boundaries were applied on weekends. A case was flagged as overtime if its room-out fell after the end of its assigned shift; overtime minutes equal the positive difference between room-out and shift end. We chose this shift-based definition because the change of nursing staff at each boundary is the operational event that makes overtime consequential at this site. Room-level overtime was the primary metric because aggregate utilisation measures can misrepresent the performance of individual rooms</w:t>
+        <w:t>Each case was assigned to a shift based on its actual room-in time, following the hospital's shift boundaries: day (08:00 to 16:30), evening (16:30 to 22:00), and night (22:00 to 08:00). One reclassification was applied: cases entering the room between 07:30 and 08:00 and remaining in the room past 08:00 (n = 6,153) were treated as day-shift cases, since these represent early starts of the day programme rather than night activity. The same rules were applied on weekends. A case was flagged as overtime if its room-out fell after the end of its assigned shift; overtime minutes equal the positive difference between room-out and shift end. We chose this shift-based definition because the change of nursing staff at each boundary is the operational event that makes overtime consequential at this site. Room-level overtime was the primary metric because aggregate utilisation measures can misrepresent the performance of individual rooms</w:t>
       </w:r>
       <w:r>
         <w:rPr>
@@ -955,7 +955,7 @@
           <w:i w:val="0"/>
           <w:sz w:val="24"/>
         </w:rPr>
-        <w:t xml:space="preserve"> urgency mix and timing, urgent-elective interaction (defined and reported in Results), start-time deviation per room, inter-case idle time, and room swaps. Inter-case idle time was measured during the day shift as the gap between consecutive cases in the same room, including the gap from shift start to the first case and excluding gaps longer than 60 minutes as planned downtime. An urgent-elective overlap was flagged when an urgent case occupied a room during a window in which an elective case had been planned in that room; start-delay comparisons are made at case level between overlapped and non-overlapped elective cases. Spearman rank correlations across the 18 rooms were computed between room-level overtime rate and two candidate factors: late-start rate and mean inter-case idle time. Intermediate findings were reviewed with the clinical team and used to refine variable definitions and exclusions. The study is reported in accordance with the STROBE guidelines for observational studies.</w:t>
+        <w:t xml:space="preserve"> urgency mix and timing, urgent-elective interaction (defined and reported in Results), start-time deviation per room, inter-case idle time, and room swaps. Inter-case idle time was measured as the gap between consecutive cases in the same room within the same shift window; the first case in a window has no defined gap, overlapping room times count as zero, and gaps longer than 60 minutes were excluded as planned downtime. An urgent-elective overlap was flagged when an urgent case occupied a room during a window in which an elective case had been planned in that room; start-delay comparisons are made at case level between overlapped and non-overlapped elective cases. Spearman rank correlations across the 18 rooms were computed between room-level overtime rate and two candidate factors: late-start rate and mean inter-case idle time. Intermediate findings were reviewed with the clinical team and used to refine variable definitions and exclusions. The study is reported in accordance with the STROBE guidelines for observational studies.</w:t>
       </w:r>
     </w:p>
     <w:p>
